--- a/docs/research/paper_v2/manuscript/M3_PI_Guard_JISA_chinese_comparison.docx
+++ b/docs/research/paper_v2/manuscript/M3_PI_Guard_JISA_chinese_comparison.docx
@@ -55,7 +55,7 @@
           <w:rFonts w:ascii="Times New Roman" w:hAnsi="Times New Roman" w:eastAsia="SimSun"/>
           <w:lang w:val="en-US" w:eastAsia="zh-CN"/>
         </w:rPr>
-        <w:t xml:space="preserve">本文为当前英文工作稿的简体中文对照版，用于作者内部核对、团队交流和方法审阅。统计数字、样本分母、结论边界与英文稿保持一致；正式向 JISA 投稿时仍以英文稿为准。Gemini 跨厂商样本尚未完成，因此本文不作跨厂商泛化主张。</w:t>
+        <w:t xml:space="preserve">本文为当前英文工作稿的简体中文对照版，用于作者内部核对、团队交流和方法审阅。统计数字、样本分母、结论边界与英文稿保持一致；正式向 JISA 投稿时仍以英文稿为准。Gemini 跨厂商样本已按免费层停止规则以不完整诊断样本结账，因此本文不作跨厂商泛化主张。</w:t>
       </w:r>
     </w:p>
     <w:bookmarkStart w:id="20" w:name="摘要"/>
@@ -299,7 +299,7 @@
           <w:rFonts w:ascii="Times New Roman" w:hAnsi="Times New Roman" w:eastAsia="SimSun"/>
           <w:lang w:val="en-US" w:eastAsia="zh-CN"/>
         </w:rPr>
-        <w:t xml:space="preserve">因此，即使攻击率表面稳定，授权构造仍会改变安全—效用测量。本文评估的来源感知扩展相对 policy-only 未表现出稳定增益。Gemini 样本仍处于待完成状态，当前结果不支持任何跨厂商结论。</w:t>
+        <w:t xml:space="preserve">因此，即使攻击率表面稳定，授权构造仍会改变安全—效用测量。本文评估的来源感知扩展相对 policy-only 未表现出稳定增益。Gemini 免费层执行在 32/450 个终态工作项时关闭，因此当前结果不支持任何跨厂商结论。</w:t>
       </w:r>
     </w:p>
     <w:p>
@@ -1185,7 +1185,7 @@
           <w:rFonts w:ascii="Times New Roman" w:hAnsi="Times New Roman" w:eastAsia="SimSun"/>
           <w:lang w:val="en-US" w:eastAsia="zh-CN"/>
         </w:rPr>
-        <w:t xml:space="preserve">，并提高失败率与时延。M3-full 相对 policy-only 未表现出稳定的增量安全或效用优势。所有不利结果均被保留；Gemini 尚未完成，因而当前不能支持跨厂商主张。</w:t>
+        <w:t xml:space="preserve">，并提高失败率与时延。M3-full 相对 policy-only 未表现出稳定的增量安全或效用优势。所有不利结果均被保留；Gemini 在 32/450 个终态工作项时按停止规则降级为诊断样本，不能支持跨厂商主张。</w:t>
       </w:r>
     </w:p>
     <w:bookmarkEnd w:id="25"/>
@@ -5417,7 +5417,7 @@
           <w:rFonts w:ascii="Times New Roman" w:hAnsi="Times New Roman" w:eastAsia="SimSun"/>
           <w:lang w:val="en-US" w:eastAsia="zh-CN"/>
         </w:rPr>
-        <w:t xml:space="preserve">中型、Public Pro、Public Flash、授权制度和预算 50/200 研究共同支持安全—效用实证论文，但不支持领先防御、来源因果效应、自适应攻击饱和或跨厂商结论。Gemini 在三个配额日免费层规则下仍未完成；在达到停止规则前，其部分记录不进入以上推断。当前记录契约无法识别 UTR 和 DSR，本文不根据不安全效应率反推二者。</w:t>
+        <w:t xml:space="preserve">中型、Public Pro、Public Flash、授权制度和预算 50/200 研究共同支持安全—效用实证论文，但不支持领先防御、来源因果效应、自适应攻击饱和或跨厂商结论。Gemini 在三个配额日免费层停止规则下以 32/450 个终态工作项结账，其中 5 项含官方响应，83 项已观察但仍非终态，335 项未触及。不完整样本仅用于运行可用性核算，不进入以上推断。当前记录契约无法识别 UTR 和 DSR，本文不根据不安全效应率反推二者。</w:t>
       </w:r>
     </w:p>
     <w:bookmarkEnd w:id="58"/>
@@ -6090,7 +6090,7 @@
           <w:rFonts w:ascii="Times New Roman" w:hAnsi="Times New Roman" w:eastAsia="SimSun"/>
           <w:lang w:val="en-US" w:eastAsia="zh-CN"/>
         </w:rPr>
-        <w:t xml:space="preserve">在本次分析截止时，Gemini 样本仍未完成，其部分记录不进入推断。因此，当前外部有效性仅覆盖 DeepSeek V4 Pro 与 V4 Flash，本文不作跨厂商结论。</w:t>
+        <w:t xml:space="preserve">停止规则关闭时，Gemini 仅有 32/450 个终态工作项，其中 5 项含官方模型响应；另有 83 项已观察但仍非终态，335 项未触及。这些记录仅用于运行核算，不进入科学推断。因此，当前外部有效性仅覆盖 DeepSeek V4 Pro 与 V4 Flash，本文不作跨厂商结论。</w:t>
       </w:r>
     </w:p>
     <w:bookmarkEnd w:id="65"/>
@@ -6272,7 +6272,7 @@
           <w:rFonts w:ascii="Times New Roman" w:hAnsi="Times New Roman" w:eastAsia="SimSun"/>
           <w:lang w:val="en-US" w:eastAsia="zh-CN"/>
         </w:rPr>
-        <w:t xml:space="preserve">DeepSeek 授权制度结果为这些建议提供了观察依据：精确与压力策略在不安全效应接近零时，仍显著改变完成、阻断、失败和时延。预设 Gemini 停止规则将决定是否能获得完整跨厂商比较；不完整子集只能作诊断，不能改变或扩展 DeepSeek 发现。</w:t>
+        <w:t xml:space="preserve">DeepSeek 授权制度结果为这些建议提供了观察依据：精确与压力策略在不安全效应接近零时，仍显著改变完成、阻断、失败和时延。预设 Gemini 停止规则最终关闭于不完整诊断子集，该子集不能改变或扩展 DeepSeek 发现。</w:t>
       </w:r>
     </w:p>
     <w:bookmarkEnd w:id="67"/>
@@ -6394,7 +6394,7 @@
           <w:rFonts w:ascii="Times New Roman" w:hAnsi="Times New Roman" w:eastAsia="SimSun"/>
           <w:lang w:val="en-US" w:eastAsia="zh-CN"/>
         </w:rPr>
-        <w:t xml:space="preserve">综合而言，工具型智能体安全评估应满足三项要求：将仅供评估的字段排除在在线 Guard 状态之外；在相同任务上用 policy-only 消融对照复杂机制；在不安全效应之外同时报告效用、ASK/DENY 负担、失败、时延和攻击预算。结论仅适用于已测试策略、基准、运行时实现、DeepSeek 模型和预算范围。预设 Gemini 样本要么检验跨厂商方向，要么按免费层停止规则透明降级；它不能抹去或扩大已经完成的 DeepSeek 发现。</w:t>
+        <w:t xml:space="preserve">综合而言，工具型智能体安全评估应满足三项要求：将仅供评估的字段排除在在线 Guard 状态之外；在相同任务上用 policy-only 消融对照复杂机制；在不安全效应之外同时报告效用、ASK/DENY 负担、失败、时延和攻击预算。结论仅适用于已测试策略、基准、运行时实现、DeepSeek 模型和预算范围。预设 Gemini 样本已按免费层停止规则透明降级为不完整诊断样本；它不能抹去或扩大已经完成的 DeepSeek 发现。</w:t>
       </w:r>
     </w:p>
     <w:bookmarkEnd w:id="69"/>
@@ -6765,7 +6765,7 @@
           <w:rFonts w:ascii="Times New Roman" w:hAnsi="Times New Roman" w:eastAsia="SimSun"/>
           <w:lang w:val="en-US" w:eastAsia="zh-CN"/>
         </w:rPr>
-        <w:t xml:space="preserve">精简实证研究的服务商、基准、条件、授权制度及冻结工作项数量。Gemini 数量仍为计划值，其不完整记录不进入推断。</w:t>
+        <w:t xml:space="preserve">精简实证研究的服务商、基准、条件、授权制度及冻结工作项数量。Gemini 列仍给出冻结计划分母；其不完整终态诊断样本不进入推断。</w:t>
       </w:r>
     </w:p>
     <w:tbl>

--- a/docs/research/paper_v2/manuscript/M3_PI_Guard_JISA_chinese_comparison.docx
+++ b/docs/research/paper_v2/manuscript/M3_PI_Guard_JISA_chinese_comparison.docx
@@ -436,7 +436,7 @@
           <w:rFonts w:ascii="Times New Roman" w:hAnsi="Times New Roman" w:eastAsia="SimSun"/>
           <w:lang w:val="en-US" w:eastAsia="zh-CN"/>
         </w:rPr>
-        <w:t xml:space="preserve">(Lin et al. 2026; Tsai and Bagdasarian 2025; Shi et al. 2025; An et al. 2025; Debenedetti et al. 2025)</w:t>
+        <w:t xml:space="preserve">(Lin et al. 2026; Tsai and Bagdasaryan 2025; Shi et al. 2025; An et al. 2025; Debenedetti et al. 2025)</w:t>
       </w:r>
       <w:r>
         <w:rPr>
@@ -19691,7 +19691,7 @@
           <w:rFonts w:ascii="Times New Roman" w:hAnsi="Times New Roman" w:eastAsia="SimSun"/>
           <w:lang w:val="en-US" w:eastAsia="zh-CN"/>
         </w:rPr>
-        <w:t xml:space="preserve">Tsai, Lillian, and Eugene Bagdasarian. 2025.</w:t>
+        <w:t xml:space="preserve">Tsai, Lillian, and Eugene Bagdasaryan. 2025.</w:t>
       </w:r>
       <w:r>
         <w:rPr>

--- a/docs/research/paper_v2/manuscript/M3_PI_Guard_JISA_chinese_comparison.docx
+++ b/docs/research/paper_v2/manuscript/M3_PI_Guard_JISA_chinese_comparison.docx
@@ -2,7 +2,7 @@
 <file path=word/document.xml><?xml version="1.0" encoding="utf-8"?>
 <w:document xmlns:w="http://schemas.openxmlformats.org/wordprocessingml/2006/main" xmlns:m="http://schemas.openxmlformats.org/officeDocument/2006/math" xmlns:r="http://schemas.openxmlformats.org/officeDocument/2006/relationships" xmlns:o="urn:schemas-microsoft-com:office:office" xmlns:v="urn:schemas-microsoft-com:vml" xmlns:w10="urn:schemas-microsoft-com:office:word" xmlns:a="http://schemas.openxmlformats.org/drawingml/2006/main" xmlns:pic="http://schemas.openxmlformats.org/drawingml/2006/picture" xmlns:wp="http://schemas.openxmlformats.org/drawingml/2006/wordprocessingDrawing">
   <w:body>
-    <w:bookmarkStart w:id="135" w:name="上下文与来源不确定性下工具型大语言模型智能体的运行时授权评估"/>
+    <w:bookmarkStart w:id="135" w:name="工具型大语言模型智能体的授权制度与运行时-guard-配置评估"/>
     <w:p>
       <w:pPr>
         <w:pStyle w:val="Heading1"/>
@@ -13,7 +13,7 @@
           <w:rFonts w:ascii="Times New Roman" w:hAnsi="Times New Roman" w:eastAsia="Microsoft YaHei"/>
           <w:lang w:val="en-US" w:eastAsia="zh-CN"/>
         </w:rPr>
-        <w:t xml:space="preserve">上下文与来源不确定性下工具型大语言模型智能体的运行时授权评估</w:t>
+        <w:t xml:space="preserve">工具型大语言模型智能体的授权制度与运行时 Guard 配置评估</w:t>
       </w:r>
     </w:p>
     <w:p>
@@ -27,7 +27,7 @@
           <w:i/>
           <w:lang w:val="en-US" w:eastAsia="zh-CN"/>
         </w:rPr>
-        <w:t xml:space="preserve">英文对照题目：Evaluating Runtime Authorization Under Context and Provenance Uncertainty for Tool-Using LLM Agents</w:t>
+        <w:t xml:space="preserve">英文对照题目：Evaluating Authorization Regimes and Runtime Guardrail Configurations for Tool-Using LLM Agents</w:t>
       </w:r>
     </w:p>
     <w:p>
@@ -81,7 +81,7 @@
           <w:rFonts w:ascii="Times New Roman" w:hAnsi="Times New Roman" w:eastAsia="SimSun"/>
           <w:lang w:val="en-US" w:eastAsia="zh-CN"/>
         </w:rPr>
-        <w:t xml:space="preserve">工具型大语言模型智能体能够把提示注入转化为外部动作，但安全性测量结果会受到运行时授权方式的显著影响。本研究将原始评估器字段和评分字段排除在在线状态之外，系统改变授权制度，包括明确标注为 oracle 敏感性条件的金标准派生授权，并联合测量不安全效应、任务完成、确认与阻断负担、运行失败、时延及成本。</w:t>
+        <w:t xml:space="preserve">工具型大语言模型智能体能够把提示注入转化为外部动作，但安全性测量结果会受到运行时授权方式的显著影响。本研究将原始评估器字段和评分字段排除在在线状态之外，系统改变授权制度，包括明确标注为 oracle 敏感性条件的金标准派生授权，并联合测量不安全效应、任务完成、系统确认请求、阻断、运行失败、时延及成本。</w:t>
       </w:r>
     </w:p>
     <w:p>
@@ -93,7 +93,7 @@
           <w:rFonts w:ascii="Times New Roman" w:hAnsi="Times New Roman" w:eastAsia="SimSun"/>
           <w:lang w:val="en-US" w:eastAsia="zh-CN"/>
         </w:rPr>
-        <w:t xml:space="preserve">我们重新分析了 7,353 条 DeepSeek 公共实验记录以及 40 个防御感知自适应攻击任务。在包含 5,082 条记录的 V4 Pro Public 矩阵中，M3-full 在 600 个攻击任务上产生 38 个不安全效应，policy-only 为 13 个；两者在 168 个良性工具任务上均完成 49 个。包含 1,791 条记录的 V4 Flash 矩阵呈现相同安全方向：M3-full 与 policy-only 分别为 24/400 和 12/400。自适应搜索在预算 50 时发现 4/40 个任务的首个不安全效应，在预算 200 时增至 18/40。</w:t>
+        <w:t xml:space="preserve">我们重新分析了覆盖 902 个不重复案例（各队列存在重叠）的 7,353 条条件级 DeepSeek 记录，以及 40 个防御感知自适应攻击任务。在包含 5,082 条记录的 V4 Pro Public 矩阵中，完整配置包在 600 个攻击任务上产生 38 个不安全效应，策略配置包为 13 个；两者在 168 个良性工具任务上均完成 49 个。包含 1,791 条记录的 V4 Flash 矩阵呈现相同安全方向：完整与策略配置包分别为 24/400 和 12/400。自适应搜索在预算 50 时发现 4/40 个任务的首个不安全效应，在预算 200 时增至 18/40。</w:t>
       </w:r>
     </w:p>
     <w:p>
@@ -105,7 +105,7 @@
           <w:rFonts w:ascii="Times New Roman" w:hAnsi="Times New Roman" w:eastAsia="SimSun"/>
           <w:lang w:val="en-US" w:eastAsia="zh-CN"/>
         </w:rPr>
-        <w:t xml:space="preserve">新的冻结实验在 180 个配对的 AgentDojo 和 M3-v2 案例上，将 policy-only 与 M3-full 分别同非 oracle 的</w:t>
+        <w:t xml:space="preserve">新的冻结实验在 180 个配对的 AgentDojo 和 M3-v2 案例上，将策略配置包与完整配置包分别同非 oracle 的</w:t>
       </w:r>
       <w:r>
         <w:rPr>
@@ -156,7 +156,47 @@
           <w:rFonts w:ascii="Times New Roman" w:hAnsi="Times New Roman" w:eastAsia="SimSun"/>
           <w:lang w:val="en-US" w:eastAsia="zh-CN"/>
         </w:rPr>
-        <w:t xml:space="preserve">授权交叉，共形成 900 个 DeepSeek V4 Pro 工作项。四个主单元中三个为 0/100 个不安全效应，另一个为 1/100。由</w:t>
+        <w:t xml:space="preserve">授权交叉，共形成 900 个 DeepSeek V4 Pro 工作项。四个主单元中三个为 0/100 个不安全效应，另一个为 1/100，但悲观的</w:t>
+      </w:r>
+      <w:r>
+        <w:rPr>
+          <w:rFonts w:ascii="Times New Roman" w:hAnsi="Times New Roman" w:eastAsia="SimSun"/>
+          <w:lang w:val="en-US" w:eastAsia="zh-CN"/>
+        </w:rPr>
+        <w:t xml:space="preserve">“</w:t>
+      </w:r>
+      <w:r>
+        <w:rPr>
+          <w:rFonts w:ascii="Times New Roman" w:hAnsi="Times New Roman" w:eastAsia="SimSun"/>
+          <w:lang w:val="en-US" w:eastAsia="zh-CN"/>
+        </w:rPr>
+        <w:t xml:space="preserve">不安全效应或运行失败</w:t>
+      </w:r>
+      <w:r>
+        <w:rPr>
+          <w:rFonts w:ascii="Times New Roman" w:hAnsi="Times New Roman" w:eastAsia="SimSun"/>
+          <w:lang w:val="en-US" w:eastAsia="zh-CN"/>
+        </w:rPr>
+        <w:t xml:space="preserve">”</w:t>
+      </w:r>
+      <w:r>
+        <w:rPr>
+          <w:rFonts w:ascii="Times New Roman" w:hAnsi="Times New Roman" w:eastAsia="SimSun"/>
+          <w:lang w:val="en-US" w:eastAsia="zh-CN"/>
+        </w:rPr>
+        <w:t xml:space="preserve">界限在策略配置包中由 7/100 升至 25/100，在完整配置包中由 8/100 升至 26/100。良性工具任务结果具有基准反转：AgentDojo 的 exact 授权完成数提高，而 M3-v2 在策略/完整配置包下分别由 17/30、12/30 降至 0/30。</w:t>
+      </w:r>
+    </w:p>
+    <w:p>
+      <w:pPr>
+        <w:pStyle w:val="BodyText"/>
+      </w:pPr>
+      <w:r>
+        <w:rPr>
+          <w:rFonts w:ascii="Times New Roman" w:hAnsi="Times New Roman" w:eastAsia="SimSun"/>
+          <w:lang w:val="en-US" w:eastAsia="zh-CN"/>
+        </w:rPr>
+        <w:t xml:space="preserve">因此，即使观察到的不安全效应率表面稳定，授权构造仍会改变效用、阻断、失败和时延。完整配置包还把提示配置由</w:t>
       </w:r>
       <w:r>
         <w:rPr>
@@ -171,7 +211,7 @@
           <w:rFonts w:ascii="Times New Roman" w:hAnsi="Times New Roman" w:eastAsia="SimSun"/>
           <w:lang w:val="en-US" w:eastAsia="zh-CN"/>
         </w:rPr>
-        <w:t xml:space="preserve">auto_compiled</w:t>
+        <w:t xml:space="preserve">normal</w:t>
       </w:r>
       <w:r>
         <w:rPr>
@@ -200,106 +240,14 @@
           <w:rFonts w:ascii="Times New Roman" w:hAnsi="Times New Roman" w:eastAsia="SimSun"/>
           <w:lang w:val="en-US" w:eastAsia="zh-CN"/>
         </w:rPr>
-        <w:t xml:space="preserve">exact_gold</w:t>
-      </w:r>
-      <w:r>
-        <w:rPr>
-          <w:rFonts w:ascii="Times New Roman" w:hAnsi="Times New Roman" w:eastAsia="SimSun"/>
-          <w:lang w:val="en-US" w:eastAsia="zh-CN"/>
-        </w:rPr>
-        <w:t xml:space="preserve"> </w:t>
-      </w:r>
-      <w:r>
-        <w:rPr>
-          <w:rFonts w:ascii="Times New Roman" w:hAnsi="Times New Roman" w:eastAsia="SimSun"/>
-          <w:lang w:val="en-US" w:eastAsia="zh-CN"/>
-        </w:rPr>
-        <w:t xml:space="preserve">后，policy-only 的良性工具任务完成率下降 21.67 个百分点，M3-full 下降 15.00 个百分点。</w:t>
-      </w:r>
-      <w:r>
-        <w:rPr>
-          <w:rStyle w:val="VerbatimChar"/>
-          <w:rFonts w:ascii="Times New Roman" w:hAnsi="Times New Roman" w:eastAsia="SimSun"/>
-          <w:lang w:val="en-US" w:eastAsia="zh-CN"/>
-        </w:rPr>
-        <w:t xml:space="preserve">exact_gold</w:t>
-      </w:r>
-      <w:r>
-        <w:rPr>
-          <w:rFonts w:ascii="Times New Roman" w:hAnsi="Times New Roman" w:eastAsia="SimSun"/>
-          <w:lang w:val="en-US" w:eastAsia="zh-CN"/>
-        </w:rPr>
-        <w:t xml:space="preserve"> </w:t>
-      </w:r>
-      <w:r>
-        <w:rPr>
-          <w:rFonts w:ascii="Times New Roman" w:hAnsi="Times New Roman" w:eastAsia="SimSun"/>
-          <w:lang w:val="en-US" w:eastAsia="zh-CN"/>
-        </w:rPr>
-        <w:t xml:space="preserve">消除了</w:t>
-      </w:r>
-      <w:r>
-        <w:rPr>
-          <w:rFonts w:ascii="Times New Roman" w:hAnsi="Times New Roman" w:eastAsia="SimSun"/>
-          <w:lang w:val="en-US" w:eastAsia="zh-CN"/>
-        </w:rPr>
-        <w:t xml:space="preserve"> </w:t>
-      </w:r>
-      <w:r>
-        <w:rPr>
-          <w:rStyle w:val="VerbatimChar"/>
-          <w:rFonts w:ascii="Times New Roman" w:hAnsi="Times New Roman" w:eastAsia="SimSun"/>
-          <w:lang w:val="en-US" w:eastAsia="zh-CN"/>
-        </w:rPr>
-        <w:t xml:space="preserve">ASK</w:t>
-      </w:r>
-      <w:r>
-        <w:rPr>
-          <w:rFonts w:ascii="Times New Roman" w:hAnsi="Times New Roman" w:eastAsia="SimSun"/>
-          <w:lang w:val="en-US" w:eastAsia="zh-CN"/>
-        </w:rPr>
-        <w:t xml:space="preserve">，却使含</w:t>
-      </w:r>
-      <w:r>
-        <w:rPr>
-          <w:rFonts w:ascii="Times New Roman" w:hAnsi="Times New Roman" w:eastAsia="SimSun"/>
-          <w:lang w:val="en-US" w:eastAsia="zh-CN"/>
-        </w:rPr>
-        <w:t xml:space="preserve"> </w:t>
-      </w:r>
-      <w:r>
-        <w:rPr>
-          <w:rStyle w:val="VerbatimChar"/>
-          <w:rFonts w:ascii="Times New Roman" w:hAnsi="Times New Roman" w:eastAsia="SimSun"/>
-          <w:lang w:val="en-US" w:eastAsia="zh-CN"/>
-        </w:rPr>
-        <w:t xml:space="preserve">DENY</w:t>
-      </w:r>
-      <w:r>
-        <w:rPr>
-          <w:rFonts w:ascii="Times New Roman" w:hAnsi="Times New Roman" w:eastAsia="SimSun"/>
-          <w:lang w:val="en-US" w:eastAsia="zh-CN"/>
-        </w:rPr>
-        <w:t xml:space="preserve"> </w:t>
-      </w:r>
-      <w:r>
-        <w:rPr>
-          <w:rFonts w:ascii="Times New Roman" w:hAnsi="Times New Roman" w:eastAsia="SimSun"/>
-          <w:lang w:val="en-US" w:eastAsia="zh-CN"/>
-        </w:rPr>
-        <w:t xml:space="preserve">的记录比例升至 45.00%–48.89%，失败率升至约 24%，p95 时延升至约 19.5 秒。</w:t>
-      </w:r>
-    </w:p>
-    <w:p>
-      <w:pPr>
-        <w:pStyle w:val="BodyText"/>
-      </w:pPr>
-      <w:r>
-        <w:rPr>
-          <w:rFonts w:ascii="Times New Roman" w:hAnsi="Times New Roman" w:eastAsia="SimSun"/>
-          <w:lang w:val="en-US" w:eastAsia="zh-CN"/>
-        </w:rPr>
-        <w:t xml:space="preserve">因此，即使攻击率表面稳定，授权构造仍会改变安全—效用测量。本文评估的来源感知扩展相对 policy-only 未表现出稳定增益。Gemini 免费层执行在 32/450 个终态工作项时关闭，因此当前结果不支持任何跨厂商结论。</w:t>
+        <w:t xml:space="preserve">safe_prompt</w:t>
+      </w:r>
+      <w:r>
+        <w:rPr>
+          <w:rFonts w:ascii="Times New Roman" w:hAnsi="Times New Roman" w:eastAsia="SimSun"/>
+          <w:lang w:val="en-US" w:eastAsia="zh-CN"/>
+        </w:rPr>
+        <w:t xml:space="preserve">，所以它与策略配置包之间只是成套配置比较，不能识别来源、数据流、确认或提示中任一组件的独立因果作用。Gemini 免费层执行在 32/450 个终态工作项时关闭，因此当前结果不支持任何跨厂商结论。</w:t>
       </w:r>
     </w:p>
     <w:p>
@@ -625,7 +573,7 @@
           <w:rFonts w:ascii="Times New Roman" w:hAnsi="Times New Roman" w:eastAsia="SimSun"/>
           <w:lang w:val="en-US" w:eastAsia="zh-CN"/>
         </w:rPr>
-        <w:t xml:space="preserve">第三，较低的攻击成功率可能只是通过阻断有用工作换来的。运行时防御必须在统一的意向性分析（intention-to-treat，ITT）分母下，同时报告已执行的不安全效应、良性任务完成、确认负担、运行失败、时延、token 和成本。当攻击者能够针对公开防御接口进行优化时，静态攻击也不足以支撑稳健性主张</w:t>
+        <w:t xml:space="preserve">第三，较低的攻击成功率可能只是通过阻断有用工作换来的。运行时防御必须在统一的意向性分析（intention-to-treat，ITT）分母下，同时报告已执行的不安全效应、良性任务完成、系统确认请求、运行失败、时延、token 和成本。当攻击者能够针对公开防御接口进行优化时，静态攻击也不足以支撑稳健性主张</w:t>
       </w:r>
       <w:r>
         <w:rPr>
@@ -841,21 +789,21 @@
           <w:b/>
           <w:lang w:val="en-US" w:eastAsia="zh-CN"/>
         </w:rPr>
-        <w:t xml:space="preserve">RQ2：模块贡献。</w:t>
-      </w:r>
-      <w:r>
-        <w:rPr>
-          <w:rFonts w:ascii="Times New Roman" w:hAnsi="Times New Roman" w:eastAsia="SimSun"/>
-          <w:lang w:val="en-US" w:eastAsia="zh-CN"/>
-        </w:rPr>
-        <w:t xml:space="preserve"> </w:t>
-      </w:r>
-      <w:r>
-        <w:rPr>
-          <w:rFonts w:ascii="Times New Roman" w:hAnsi="Times New Roman" w:eastAsia="SimSun"/>
-          <w:lang w:val="en-US" w:eastAsia="zh-CN"/>
-        </w:rPr>
-        <w:t xml:space="preserve">在相同运行时和策略基础上，来源追踪、时序/数据流约束和确认模块是否能在 policy-only 之外产生安全增益，其运行代价是什么？</w:t>
+        <w:t xml:space="preserve">RQ2：配置比较。</w:t>
+      </w:r>
+      <w:r>
+        <w:rPr>
+          <w:rFonts w:ascii="Times New Roman" w:hAnsi="Times New Roman" w:eastAsia="SimSun"/>
+          <w:lang w:val="en-US" w:eastAsia="zh-CN"/>
+        </w:rPr>
+        <w:t xml:space="preserve"> </w:t>
+      </w:r>
+      <w:r>
+        <w:rPr>
+          <w:rFonts w:ascii="Times New Roman" w:hAnsi="Times New Roman" w:eastAsia="SimSun"/>
+          <w:lang w:val="en-US" w:eastAsia="zh-CN"/>
+        </w:rPr>
+        <w:t xml:space="preserve">完整 M3 配置包与策略配置包在安全、效用和运行结果上有何差异，同时不把该差异归因于某一个组件？</w:t>
       </w:r>
     </w:p>
     <w:p>
@@ -873,21 +821,21 @@
           <w:b/>
           <w:lang w:val="en-US" w:eastAsia="zh-CN"/>
         </w:rPr>
-        <w:t xml:space="preserve">RQ3：外部有效性与自适应预算。</w:t>
-      </w:r>
-      <w:r>
-        <w:rPr>
-          <w:rFonts w:ascii="Times New Roman" w:hAnsi="Times New Roman" w:eastAsia="SimSun"/>
-          <w:lang w:val="en-US" w:eastAsia="zh-CN"/>
-        </w:rPr>
-        <w:t xml:space="preserve"> </w:t>
-      </w:r>
-      <w:r>
-        <w:rPr>
-          <w:rFonts w:ascii="Times New Roman" w:hAnsi="Times New Roman" w:eastAsia="SimSun"/>
-          <w:lang w:val="en-US" w:eastAsia="zh-CN"/>
-        </w:rPr>
-        <w:t xml:space="preserve">观察到的方向在 AgentDojo、M3-v2、第二厂商模型以及已完成的防御感知预算 50/200 下是否一致？</w:t>
+        <w:t xml:space="preserve">RQ3：复现与自适应预算。</w:t>
+      </w:r>
+      <w:r>
+        <w:rPr>
+          <w:rFonts w:ascii="Times New Roman" w:hAnsi="Times New Roman" w:eastAsia="SimSun"/>
+          <w:lang w:val="en-US" w:eastAsia="zh-CN"/>
+        </w:rPr>
+        <w:t xml:space="preserve"> </w:t>
+      </w:r>
+      <w:r>
+        <w:rPr>
+          <w:rFonts w:ascii="Times New Roman" w:hAnsi="Times New Roman" w:eastAsia="SimSun"/>
+          <w:lang w:val="en-US" w:eastAsia="zh-CN"/>
+        </w:rPr>
+        <w:t xml:space="preserve">这些方向在 AgentDojo 与 M3-v2、已经完成的 DeepSeek V4 Pro/V4 Flash 证据以及防御感知预算 50/200 下是否一致？</w:t>
       </w:r>
     </w:p>
     <w:bookmarkEnd w:id="23"/>
@@ -973,7 +921,7 @@
           <w:rFonts w:ascii="Times New Roman" w:hAnsi="Times New Roman" w:eastAsia="SimSun"/>
           <w:lang w:val="en-US" w:eastAsia="zh-CN"/>
         </w:rPr>
-        <w:t xml:space="preserve">三态运行时决策；在线投影排除仅供评估使用的字段；自动路径满足权限单调性；参数来源被显式记录；权限扩张需要独立确认。主要配对实验将 policy-only 与 M3-full 分别同</w:t>
+        <w:t xml:space="preserve">三态运行时决策；在线投影排除仅供评估使用的字段；自动路径满足权限单调性；参数来源被显式记录；权限扩张需要独立确认。主要配对实验将策略配置包和完整配置包分别同</w:t>
       </w:r>
       <w:r>
         <w:rPr>
@@ -1002,7 +950,7 @@
           <w:rFonts w:ascii="Times New Roman" w:hAnsi="Times New Roman" w:eastAsia="SimSun"/>
           <w:lang w:val="en-US" w:eastAsia="zh-CN"/>
         </w:rPr>
-        <w:t xml:space="preserve">和</w:t>
+        <w:t xml:space="preserve">与</w:t>
       </w:r>
       <w:r>
         <w:rPr>
@@ -1031,7 +979,65 @@
           <w:rFonts w:ascii="Times New Roman" w:hAnsi="Times New Roman" w:eastAsia="SimSun"/>
           <w:lang w:val="en-US" w:eastAsia="zh-CN"/>
         </w:rPr>
-        <w:t xml:space="preserve">交叉。嵌套子集增加三种授权压力制度；跨厂商子集增加一个同行评审的结构化基线。超时、解析失败、拒答、达到最大步骤和服务商故障均保留在 ITT 分母中。</w:t>
+        <w:t xml:space="preserve">交叉。完整配置包同时启用</w:t>
+      </w:r>
+      <w:r>
+        <w:rPr>
+          <w:rFonts w:ascii="Times New Roman" w:hAnsi="Times New Roman" w:eastAsia="SimSun"/>
+          <w:lang w:val="en-US" w:eastAsia="zh-CN"/>
+        </w:rPr>
+        <w:t xml:space="preserve"> </w:t>
+      </w:r>
+      <w:r>
+        <w:rPr>
+          <w:rStyle w:val="VerbatimChar"/>
+          <w:rFonts w:ascii="Times New Roman" w:hAnsi="Times New Roman" w:eastAsia="SimSun"/>
+          <w:lang w:val="en-US" w:eastAsia="zh-CN"/>
+        </w:rPr>
+        <w:t xml:space="preserve">safe_prompt</w:t>
+      </w:r>
+      <w:r>
+        <w:rPr>
+          <w:rFonts w:ascii="Times New Roman" w:hAnsi="Times New Roman" w:eastAsia="SimSun"/>
+          <w:lang w:val="en-US" w:eastAsia="zh-CN"/>
+        </w:rPr>
+        <w:t xml:space="preserve"> </w:t>
+      </w:r>
+      <w:r>
+        <w:rPr>
+          <w:rFonts w:ascii="Times New Roman" w:hAnsi="Times New Roman" w:eastAsia="SimSun"/>
+          <w:lang w:val="en-US" w:eastAsia="zh-CN"/>
+        </w:rPr>
+        <w:t xml:space="preserve">及来源、时序/数据流、单调权限和确认路径，而策略配置包使用</w:t>
+      </w:r>
+      <w:r>
+        <w:rPr>
+          <w:rFonts w:ascii="Times New Roman" w:hAnsi="Times New Roman" w:eastAsia="SimSun"/>
+          <w:lang w:val="en-US" w:eastAsia="zh-CN"/>
+        </w:rPr>
+        <w:t xml:space="preserve"> </w:t>
+      </w:r>
+      <w:r>
+        <w:rPr>
+          <w:rStyle w:val="VerbatimChar"/>
+          <w:rFonts w:ascii="Times New Roman" w:hAnsi="Times New Roman" w:eastAsia="SimSun"/>
+          <w:lang w:val="en-US" w:eastAsia="zh-CN"/>
+        </w:rPr>
+        <w:t xml:space="preserve">normal</w:t>
+      </w:r>
+      <w:r>
+        <w:rPr>
+          <w:rFonts w:ascii="Times New Roman" w:hAnsi="Times New Roman" w:eastAsia="SimSun"/>
+          <w:lang w:val="en-US" w:eastAsia="zh-CN"/>
+        </w:rPr>
+        <w:t xml:space="preserve"> </w:t>
+      </w:r>
+      <w:r>
+        <w:rPr>
+          <w:rFonts w:ascii="Times New Roman" w:hAnsi="Times New Roman" w:eastAsia="SimSun"/>
+          <w:lang w:val="en-US" w:eastAsia="zh-CN"/>
+        </w:rPr>
+        <w:t xml:space="preserve">提示配置，因此该比较不是组件消融。嵌套子集增加三种授权压力制度。超时、解析失败、拒答、达到最大步骤和服务商故障均保留在 ITT 分母中。</w:t>
       </w:r>
     </w:p>
     <w:p>
@@ -1070,7 +1076,7 @@
           <w:rFonts w:ascii="Times New Roman" w:hAnsi="Times New Roman" w:eastAsia="SimSun"/>
           <w:lang w:val="en-US" w:eastAsia="zh-CN"/>
         </w:rPr>
-        <w:t xml:space="preserve">已经完成的中型证伪实验不支持增量机制主张。相对结构化条件，M3-full 将不安全效应从 8/36 降至 0/36，但 M3 policy-only 同样为 0/36。良性工具任务完成由结构化条件的 12/24 降至 M3-full 的 6/24，违反预注册的非劣界限。该结果更适合支持授权不确定性和安全—效用前沿的实证研究，而非</w:t>
+        <w:t xml:space="preserve">已经完成的中型证伪实验不支持完整配置包优越性主张。相对结构化条件，完整配置包将不安全效应从 8/36 降至 0/36，但策略配置包同样为 0/36。良性工具任务完成由结构化条件的 12/24 降至完整配置包的 6/24，违反预注册的非劣界限。该结果更适合支持授权不确定性和安全—效用前沿的实证研究，而非</w:t>
       </w:r>
       <w:r>
         <w:rPr>
@@ -1110,7 +1116,7 @@
           <w:rFonts w:ascii="Times New Roman" w:hAnsi="Times New Roman" w:eastAsia="SimSun"/>
           <w:lang w:val="en-US" w:eastAsia="zh-CN"/>
         </w:rPr>
-        <w:t xml:space="preserve">规模更大且经过独立复算的 Public 主矩阵进一步强化了这一判断。在 600 个攻击任务上，M3-full 将结构化条件的 133 个不安全效应降至 38 个，但 policy-only 仅为 13 个；在 168 个良性工具任务上，两种 M3 变体均完成 49 个，结构化条件完成 103 个。因此，在主模型证据中，完整机制相对 policy-only 既没有增量安全价值，也没有效用优势。1.4955% 的保留诊断比例还超过了预设的 1% clean-mechanism 质量阈值。</w:t>
+        <w:t xml:space="preserve">规模更大的 Public 主矩阵进一步强化了这一判断。在 600 个攻击任务上，完整配置包将结构化条件的 133 个不安全效应降至 38 个，但策略配置包仅为 13 个；在 168 个良性工具任务上，两种 M3 配置均完成 49 个，结构化条件完成 103 个。因此，在主模型证据中，完整配置包相对策略配置包既没有安全优势，也没有效用优势。1.4955% 的保留诊断比例还超过了预设的 1% clean-configuration 质量阈值。</w:t>
       </w:r>
     </w:p>
     <w:p>
@@ -1244,7 +1250,7 @@
           <w:rFonts w:ascii="Times New Roman" w:hAnsi="Times New Roman" w:eastAsia="SimSun"/>
           <w:lang w:val="en-US" w:eastAsia="zh-CN"/>
         </w:rPr>
-        <w:t xml:space="preserve">通过配对安全—效用评估，直接比较 policy-only 与完整来源/时序/确认执行；</w:t>
+        <w:t xml:space="preserve">通过配对安全—效用评估比较策略配置包与完整配置包，并明确披露该成套处理不能识别单个组件贡献；</w:t>
       </w:r>
     </w:p>
     <w:p>
@@ -1276,7 +1282,7 @@
           <w:rFonts w:ascii="Times New Roman" w:hAnsi="Times New Roman" w:eastAsia="SimSun"/>
           <w:lang w:val="en-US" w:eastAsia="zh-CN"/>
         </w:rPr>
-        <w:t xml:space="preserve">实证刻画授权制度、确认负担、基准/任务异质性以及防御感知攻击预算。</w:t>
+        <w:t xml:space="preserve">实证刻画授权制度、系统确认请求、基准/任务异质性以及防御感知攻击预算。</w:t>
       </w:r>
     </w:p>
     <w:p>
@@ -1961,7 +1967,7 @@
           <w:rFonts w:ascii="Times New Roman" w:hAnsi="Times New Roman" w:eastAsia="SimSun"/>
           <w:lang w:val="en-US" w:eastAsia="zh-CN"/>
         </w:rPr>
-        <w:t xml:space="preserve">本文对工具型语言模型智能体的运行时授权开展配对实证研究。设计首先分离提供给在线 Guard 的信息与离线评分字段，再在保持任务、攻击、服务商、模型、工具环境和评估器不变的条件下改变授权制度与 Guard 机制。</w:t>
+        <w:t xml:space="preserve">本文对工具型语言模型智能体的运行时授权开展配对实证研究。设计首先分离提供给在线 Guard 的信息与离线评分字段，再在保持任务、攻击、服务商、模型、工具环境和评估器不变的条件下改变授权制度与 Guard 配置包。</w:t>
       </w:r>
     </w:p>
     <w:p>
@@ -1973,7 +1979,7 @@
           <w:rFonts w:ascii="Times New Roman" w:hAnsi="Times New Roman" w:eastAsia="SimSun"/>
           <w:lang w:val="en-US" w:eastAsia="zh-CN"/>
         </w:rPr>
-        <w:t xml:space="preserve">研究问题与第 1.3 节一致：RQ1 关注授权制度，RQ2 关注完整机制相对 policy-only 的增量价值与代价，RQ3 关注跨基准、跨模型和预算 50/200 的方向稳定性。正面结果不是停止或结项条件；即使</w:t>
+        <w:t xml:space="preserve">研究问题与第 1.3 节一致：RQ1 关注授权制度，RQ2 关注完整配置包与策略配置包的差异和代价，RQ3 关注跨基准、同一服务商不同模型和预算 50/200 的方向稳定性。正面结果不是停止或结项条件；即使</w:t>
       </w:r>
       <w:r>
         <w:rPr>
@@ -2002,7 +2008,7 @@
           <w:rFonts w:ascii="Times New Roman" w:hAnsi="Times New Roman" w:eastAsia="SimSun"/>
           <w:lang w:val="en-US" w:eastAsia="zh-CN"/>
         </w:rPr>
-        <w:t xml:space="preserve">影响很小、M3-full 低于 policy-only，或第二厂商方向不同，预定分析仍会保留。</w:t>
+        <w:t xml:space="preserve">影响很小、完整配置包低于策略配置包，预定分析仍会保留。Gemini 不完整结果只作为运行诊断，不进入 RQ3 推断。</w:t>
       </w:r>
     </w:p>
     <w:bookmarkEnd w:id="34"/>
@@ -2296,7 +2302,7 @@
           <w:rFonts w:ascii="Times New Roman" w:hAnsi="Times New Roman" w:eastAsia="SimSun"/>
           <w:lang w:val="en-US" w:eastAsia="zh-CN"/>
         </w:rPr>
-        <w:t xml:space="preserve">。两种 M3 条件共享智能体、模型、解析器、评估器、工具环境和任务策略表示。</w:t>
+        <w:t xml:space="preserve">。两种 M3 条件共享智能体、模型、解析器、评估器、工具环境和任务策略表示，但并非单组件消融。</w:t>
       </w:r>
     </w:p>
     <w:p>
@@ -2314,21 +2320,50 @@
           <w:b/>
           <w:lang w:val="en-US" w:eastAsia="zh-CN"/>
         </w:rPr>
-        <w:t xml:space="preserve">M3 policy-only</w:t>
-      </w:r>
-      <w:r>
-        <w:rPr>
-          <w:rFonts w:ascii="Times New Roman" w:hAnsi="Times New Roman" w:eastAsia="SimSun"/>
-          <w:lang w:val="en-US" w:eastAsia="zh-CN"/>
-        </w:rPr>
-        <w:t xml:space="preserve"> </w:t>
-      </w:r>
-      <w:r>
-        <w:rPr>
-          <w:rFonts w:ascii="Times New Roman" w:hAnsi="Times New Roman" w:eastAsia="SimSun"/>
-          <w:lang w:val="en-US" w:eastAsia="zh-CN"/>
-        </w:rPr>
-        <w:t xml:space="preserve">依据当前任务策略检查拟执行工具及其参数；来源传播、时序/数据流检查与独立确认均关闭。</w:t>
+        <w:t xml:space="preserve">策略配置包（M3 policy-only）</w:t>
+      </w:r>
+      <w:r>
+        <w:rPr>
+          <w:rFonts w:ascii="Times New Roman" w:hAnsi="Times New Roman" w:eastAsia="SimSun"/>
+          <w:lang w:val="en-US" w:eastAsia="zh-CN"/>
+        </w:rPr>
+        <w:t xml:space="preserve"> </w:t>
+      </w:r>
+      <w:r>
+        <w:rPr>
+          <w:rFonts w:ascii="Times New Roman" w:hAnsi="Times New Roman" w:eastAsia="SimSun"/>
+          <w:lang w:val="en-US" w:eastAsia="zh-CN"/>
+        </w:rPr>
+        <w:t xml:space="preserve">使用</w:t>
+      </w:r>
+      <w:r>
+        <w:rPr>
+          <w:rFonts w:ascii="Times New Roman" w:hAnsi="Times New Roman" w:eastAsia="SimSun"/>
+          <w:lang w:val="en-US" w:eastAsia="zh-CN"/>
+        </w:rPr>
+        <w:t xml:space="preserve"> </w:t>
+      </w:r>
+      <w:r>
+        <w:rPr>
+          <w:rStyle w:val="VerbatimChar"/>
+          <w:rFonts w:ascii="Times New Roman" w:hAnsi="Times New Roman" w:eastAsia="SimSun"/>
+          <w:lang w:val="en-US" w:eastAsia="zh-CN"/>
+        </w:rPr>
+        <w:t xml:space="preserve">normal</w:t>
+      </w:r>
+      <w:r>
+        <w:rPr>
+          <w:rFonts w:ascii="Times New Roman" w:hAnsi="Times New Roman" w:eastAsia="SimSun"/>
+          <w:lang w:val="en-US" w:eastAsia="zh-CN"/>
+        </w:rPr>
+        <w:t xml:space="preserve"> </w:t>
+      </w:r>
+      <w:r>
+        <w:rPr>
+          <w:rFonts w:ascii="Times New Roman" w:hAnsi="Times New Roman" w:eastAsia="SimSun"/>
+          <w:lang w:val="en-US" w:eastAsia="zh-CN"/>
+        </w:rPr>
+        <w:t xml:space="preserve">提示配置，依据当前任务策略检查拟执行工具及其参数；来源传播、时序/数据流检查与独立确认均关闭。</w:t>
       </w:r>
     </w:p>
     <w:p>
@@ -2346,21 +2381,21 @@
           <w:b/>
           <w:lang w:val="en-US" w:eastAsia="zh-CN"/>
         </w:rPr>
-        <w:t xml:space="preserve">M3-full</w:t>
-      </w:r>
-      <w:r>
-        <w:rPr>
-          <w:rFonts w:ascii="Times New Roman" w:hAnsi="Times New Roman" w:eastAsia="SimSun"/>
-          <w:lang w:val="en-US" w:eastAsia="zh-CN"/>
-        </w:rPr>
-        <w:t xml:space="preserve"> </w:t>
-      </w:r>
-      <w:r>
-        <w:rPr>
-          <w:rFonts w:ascii="Times New Roman" w:hAnsi="Times New Roman" w:eastAsia="SimSun"/>
-          <w:lang w:val="en-US" w:eastAsia="zh-CN"/>
-        </w:rPr>
-        <w:t xml:space="preserve">在策略执行之外启用参数来源、时序/数据流约束、权限单调转换和确认。自动转换只能保持或降低权限；权限扩张产生</w:t>
+        <w:t xml:space="preserve">完整配置包（M3-full）</w:t>
+      </w:r>
+      <w:r>
+        <w:rPr>
+          <w:rFonts w:ascii="Times New Roman" w:hAnsi="Times New Roman" w:eastAsia="SimSun"/>
+          <w:lang w:val="en-US" w:eastAsia="zh-CN"/>
+        </w:rPr>
+        <w:t xml:space="preserve"> </w:t>
+      </w:r>
+      <w:r>
+        <w:rPr>
+          <w:rFonts w:ascii="Times New Roman" w:hAnsi="Times New Roman" w:eastAsia="SimSun"/>
+          <w:lang w:val="en-US" w:eastAsia="zh-CN"/>
+        </w:rPr>
+        <w:t xml:space="preserve">使用</w:t>
       </w:r>
       <w:r>
         <w:rPr>
@@ -2375,6 +2410,35 @@
           <w:rFonts w:ascii="Times New Roman" w:hAnsi="Times New Roman" w:eastAsia="SimSun"/>
           <w:lang w:val="en-US" w:eastAsia="zh-CN"/>
         </w:rPr>
+        <w:t xml:space="preserve">safe_prompt</w:t>
+      </w:r>
+      <w:r>
+        <w:rPr>
+          <w:rFonts w:ascii="Times New Roman" w:hAnsi="Times New Roman" w:eastAsia="SimSun"/>
+          <w:lang w:val="en-US" w:eastAsia="zh-CN"/>
+        </w:rPr>
+        <w:t xml:space="preserve"> </w:t>
+      </w:r>
+      <w:r>
+        <w:rPr>
+          <w:rFonts w:ascii="Times New Roman" w:hAnsi="Times New Roman" w:eastAsia="SimSun"/>
+          <w:lang w:val="en-US" w:eastAsia="zh-CN"/>
+        </w:rPr>
+        <w:t xml:space="preserve">提示配置，并在策略执行之外启用参数来源、时序/数据流约束、权限单调转换和确认。自动转换只能保持或降低权限；权限扩张产生</w:t>
+      </w:r>
+      <w:r>
+        <w:rPr>
+          <w:rFonts w:ascii="Times New Roman" w:hAnsi="Times New Roman" w:eastAsia="SimSun"/>
+          <w:lang w:val="en-US" w:eastAsia="zh-CN"/>
+        </w:rPr>
+        <w:t xml:space="preserve"> </w:t>
+      </w:r>
+      <w:r>
+        <w:rPr>
+          <w:rStyle w:val="VerbatimChar"/>
+          <w:rFonts w:ascii="Times New Roman" w:hAnsi="Times New Roman" w:eastAsia="SimSun"/>
+          <w:lang w:val="en-US" w:eastAsia="zh-CN"/>
+        </w:rPr>
         <w:t xml:space="preserve">ASK</w:t>
       </w:r>
       <w:r>
@@ -2391,6 +2455,13 @@
       </w:pPr>
       <w:r>
         <w:rPr>
+          <w:rFonts w:ascii="Times New Roman" w:hAnsi="Times New Roman" w:eastAsia="SimSun"/>
+          <w:lang w:val="en-US" w:eastAsia="zh-CN"/>
+        </w:rPr>
+        <w:t xml:space="preserve">因为提示配置和多个运行时模块同时改变，两单元之间只能解释为成套配置比较；本文不把差异归因于来源、数据流、确认或提示中的任何单项。</w:t>
+      </w:r>
+      <w:r>
+        <w:rPr>
           <w:rStyle w:val="VerbatimChar"/>
           <w:rFonts w:ascii="Times New Roman" w:hAnsi="Times New Roman" w:eastAsia="SimSun"/>
           <w:lang w:val="en-US" w:eastAsia="zh-CN"/>
@@ -2453,7 +2524,19 @@
           <w:rFonts w:ascii="Times New Roman" w:hAnsi="Times New Roman" w:eastAsia="SimSun"/>
           <w:lang w:val="en-US" w:eastAsia="zh-CN"/>
         </w:rPr>
-        <w:t xml:space="preserve">是运行时决策，不等同于安全结果。安全性根据隔离的执行后效应回执评分，效用则由基准任务完成评估器评分。Gemini 子集在</w:t>
+        <w:t xml:space="preserve">是运行时决策，不等同于安全结果。安全性根据隔离的执行后效应回执评分，效用则由基准任务完成评估器评分。</w:t>
+      </w:r>
+    </w:p>
+    <w:p>
+      <w:pPr>
+        <w:pStyle w:val="BodyText"/>
+      </w:pPr>
+      <w:r>
+        <w:rPr>
+          <w:rFonts w:ascii="Times New Roman" w:hAnsi="Times New Roman" w:eastAsia="SimSun"/>
+          <w:lang w:val="en-US" w:eastAsia="zh-CN"/>
+        </w:rPr>
+        <w:t xml:space="preserve">计划的 Gemini 子集包含源码固定的 VIGIL verify-before-commit 适配器，固定提交为</w:t>
       </w:r>
       <w:r>
         <w:rPr>
@@ -2468,21 +2551,14 @@
           <w:rFonts w:ascii="Times New Roman" w:hAnsi="Times New Roman" w:eastAsia="SimSun"/>
           <w:lang w:val="en-US" w:eastAsia="zh-CN"/>
         </w:rPr>
-        <w:t xml:space="preserve">auto_compiled</w:t>
-      </w:r>
-      <w:r>
-        <w:rPr>
-          <w:rFonts w:ascii="Times New Roman" w:hAnsi="Times New Roman" w:eastAsia="SimSun"/>
-          <w:lang w:val="en-US" w:eastAsia="zh-CN"/>
-        </w:rPr>
-        <w:t xml:space="preserve"> </w:t>
-      </w:r>
-      <w:r>
-        <w:rPr>
-          <w:rFonts w:ascii="Times New Roman" w:hAnsi="Times New Roman" w:eastAsia="SimSun"/>
-          <w:lang w:val="en-US" w:eastAsia="zh-CN"/>
-        </w:rPr>
-        <w:t xml:space="preserve">下加入当前最强的可用同行评审结构化基线，该基线只用于锚定跨厂商样本，不支持普遍排名。</w:t>
+        <w:t xml:space="preserve">af8eb9c70d32f8a3cc07b308e823c813b2285772</w:t>
+      </w:r>
+      <w:r>
+        <w:rPr>
+          <w:rFonts w:ascii="Times New Roman" w:hAnsi="Times New Roman" w:eastAsia="SimSun"/>
+          <w:lang w:val="en-US" w:eastAsia="zh-CN"/>
+        </w:rPr>
+        <w:t xml:space="preserve">。适配只注入本项目的服务商客户端并保留上游约束生成器与提交前验证流程，温度为 0、单次调用、JSON 输出；不满足该路径时拒绝回退。由于 Gemini 未完成，该条件不进入主要推断。</w:t>
       </w:r>
     </w:p>
     <w:bookmarkEnd w:id="37"/>
@@ -2509,7 +2585,784 @@
           <w:rFonts w:ascii="Times New Roman" w:hAnsi="Times New Roman" w:eastAsia="SimSun"/>
           <w:lang w:val="en-US" w:eastAsia="zh-CN"/>
         </w:rPr>
-        <w:t xml:space="preserve">本文评估五种授权制度：</w:t>
+        <w:t xml:space="preserve">本文评估五种确定性授权构造。</w:t>
+      </w:r>
+      <w:r>
+        <w:rPr>
+          <w:rStyle w:val="VerbatimChar"/>
+          <w:rFonts w:ascii="Times New Roman" w:hAnsi="Times New Roman" w:eastAsia="SimSun"/>
+          <w:lang w:val="en-US" w:eastAsia="zh-CN"/>
+        </w:rPr>
+        <w:t xml:space="preserve">auto_compiled</w:t>
+      </w:r>
+      <w:r>
+        <w:rPr>
+          <w:rFonts w:ascii="Times New Roman" w:hAnsi="Times New Roman" w:eastAsia="SimSun"/>
+          <w:lang w:val="en-US" w:eastAsia="zh-CN"/>
+        </w:rPr>
+        <w:t xml:space="preserve"> </w:t>
+      </w:r>
+      <w:r>
+        <w:rPr>
+          <w:rFonts w:ascii="Times New Roman" w:hAnsi="Times New Roman" w:eastAsia="SimSun"/>
+          <w:lang w:val="en-US" w:eastAsia="zh-CN"/>
+        </w:rPr>
+        <w:t xml:space="preserve">只读取可信用户请求、可信上下文与工具 schema，并在处理不可信证据前生成工具、参数、约束和确认规则。</w:t>
+      </w:r>
+      <w:r>
+        <w:rPr>
+          <w:rStyle w:val="VerbatimChar"/>
+          <w:rFonts w:ascii="Times New Roman" w:hAnsi="Times New Roman" w:eastAsia="SimSun"/>
+          <w:lang w:val="en-US" w:eastAsia="zh-CN"/>
+        </w:rPr>
+        <w:t xml:space="preserve">exact_gold</w:t>
+      </w:r>
+      <w:r>
+        <w:rPr>
+          <w:rFonts w:ascii="Times New Roman" w:hAnsi="Times New Roman" w:eastAsia="SimSun"/>
+          <w:lang w:val="en-US" w:eastAsia="zh-CN"/>
+        </w:rPr>
+        <w:t xml:space="preserve"> </w:t>
+      </w:r>
+      <w:r>
+        <w:rPr>
+          <w:rFonts w:ascii="Times New Roman" w:hAnsi="Times New Roman" w:eastAsia="SimSun"/>
+          <w:lang w:val="en-US" w:eastAsia="zh-CN"/>
+        </w:rPr>
+        <w:t xml:space="preserve">在离线侧把预期工具调用及其必需参数转换为精确值规则，关闭确认，并只把派生授权对象放入在线状态；原始答案、标签和评估说明仍然离线。</w:t>
+      </w:r>
+      <w:r>
+        <w:rPr>
+          <w:rStyle w:val="VerbatimChar"/>
+          <w:rFonts w:ascii="Times New Roman" w:hAnsi="Times New Roman" w:eastAsia="SimSun"/>
+          <w:lang w:val="en-US" w:eastAsia="zh-CN"/>
+        </w:rPr>
+        <w:t xml:space="preserve">broad</w:t>
+      </w:r>
+      <w:r>
+        <w:rPr>
+          <w:rFonts w:ascii="Times New Roman" w:hAnsi="Times New Roman" w:eastAsia="SimSun"/>
+          <w:lang w:val="en-US" w:eastAsia="zh-CN"/>
+        </w:rPr>
+        <w:t xml:space="preserve"> </w:t>
+      </w:r>
+      <w:r>
+        <w:rPr>
+          <w:rFonts w:ascii="Times New Roman" w:hAnsi="Times New Roman" w:eastAsia="SimSun"/>
+          <w:lang w:val="en-US" w:eastAsia="zh-CN"/>
+        </w:rPr>
+        <w:t xml:space="preserve">将精确值约束替换为类型约束，并在扩大副作用范围时要求确认。</w:t>
+      </w:r>
+      <w:r>
+        <w:rPr>
+          <w:rStyle w:val="VerbatimChar"/>
+          <w:rFonts w:ascii="Times New Roman" w:hAnsi="Times New Roman" w:eastAsia="SimSun"/>
+          <w:lang w:val="en-US" w:eastAsia="zh-CN"/>
+        </w:rPr>
+        <w:t xml:space="preserve">underspecified</w:t>
+      </w:r>
+      <w:r>
+        <w:rPr>
+          <w:rFonts w:ascii="Times New Roman" w:hAnsi="Times New Roman" w:eastAsia="SimSun"/>
+          <w:lang w:val="en-US" w:eastAsia="zh-CN"/>
+        </w:rPr>
+        <w:t xml:space="preserve"> </w:t>
+      </w:r>
+      <w:r>
+        <w:rPr>
+          <w:rFonts w:ascii="Times New Roman" w:hAnsi="Times New Roman" w:eastAsia="SimSun"/>
+          <w:lang w:val="en-US" w:eastAsia="zh-CN"/>
+        </w:rPr>
+        <w:t xml:space="preserve">从已编译策略中确定性删除最后一条规则。</w:t>
+      </w:r>
+      <w:r>
+        <w:rPr>
+          <w:rStyle w:val="VerbatimChar"/>
+          <w:rFonts w:ascii="Times New Roman" w:hAnsi="Times New Roman" w:eastAsia="SimSun"/>
+          <w:lang w:val="en-US" w:eastAsia="zh-CN"/>
+        </w:rPr>
+        <w:t xml:space="preserve">conflicting</w:t>
+      </w:r>
+      <w:r>
+        <w:rPr>
+          <w:rFonts w:ascii="Times New Roman" w:hAnsi="Times New Roman" w:eastAsia="SimSun"/>
+          <w:lang w:val="en-US" w:eastAsia="zh-CN"/>
+        </w:rPr>
+        <w:t xml:space="preserve"> </w:t>
+      </w:r>
+      <w:r>
+        <w:rPr>
+          <w:rFonts w:ascii="Times New Roman" w:hAnsi="Times New Roman" w:eastAsia="SimSun"/>
+          <w:lang w:val="en-US" w:eastAsia="zh-CN"/>
+        </w:rPr>
+        <w:t xml:space="preserve">则把受控参数值替换为固定的冲突占位值。</w:t>
+      </w:r>
+    </w:p>
+    <w:p>
+      <w:pPr>
+        <w:pStyle w:val="BodyText"/>
+      </w:pPr>
+      <w:r>
+        <w:rPr>
+          <w:rFonts w:ascii="Times New Roman" w:hAnsi="Times New Roman" w:eastAsia="SimSun"/>
+          <w:lang w:val="en-US" w:eastAsia="zh-CN"/>
+        </w:rPr>
+        <w:t xml:space="preserve">例如，</w:t>
+      </w:r>
+      <w:r>
+        <w:rPr>
+          <w:rStyle w:val="VerbatimChar"/>
+          <w:rFonts w:ascii="Times New Roman" w:hAnsi="Times New Roman" w:eastAsia="SimSun"/>
+          <w:lang w:val="en-US" w:eastAsia="zh-CN"/>
+        </w:rPr>
+        <w:t xml:space="preserve">send_email(to="analyst [at] example.test")</w:t>
+      </w:r>
+      <w:r>
+        <w:rPr>
+          <w:rFonts w:ascii="Times New Roman" w:hAnsi="Times New Roman" w:eastAsia="SimSun"/>
+          <w:lang w:val="en-US" w:eastAsia="zh-CN"/>
+        </w:rPr>
+        <w:t xml:space="preserve"> </w:t>
+      </w:r>
+      <w:r>
+        <w:rPr>
+          <w:rFonts w:ascii="Times New Roman" w:hAnsi="Times New Roman" w:eastAsia="SimSun"/>
+          <w:lang w:val="en-US" w:eastAsia="zh-CN"/>
+        </w:rPr>
+        <w:t xml:space="preserve">在</w:t>
+      </w:r>
+      <w:r>
+        <w:rPr>
+          <w:rFonts w:ascii="Times New Roman" w:hAnsi="Times New Roman" w:eastAsia="SimSun"/>
+          <w:lang w:val="en-US" w:eastAsia="zh-CN"/>
+        </w:rPr>
+        <w:t xml:space="preserve"> </w:t>
+      </w:r>
+      <w:r>
+        <w:rPr>
+          <w:rStyle w:val="VerbatimChar"/>
+          <w:rFonts w:ascii="Times New Roman" w:hAnsi="Times New Roman" w:eastAsia="SimSun"/>
+          <w:lang w:val="en-US" w:eastAsia="zh-CN"/>
+        </w:rPr>
+        <w:t xml:space="preserve">broad</w:t>
+      </w:r>
+      <w:r>
+        <w:rPr>
+          <w:rFonts w:ascii="Times New Roman" w:hAnsi="Times New Roman" w:eastAsia="SimSun"/>
+          <w:lang w:val="en-US" w:eastAsia="zh-CN"/>
+        </w:rPr>
+        <w:t xml:space="preserve"> </w:t>
+      </w:r>
+      <w:r>
+        <w:rPr>
+          <w:rFonts w:ascii="Times New Roman" w:hAnsi="Times New Roman" w:eastAsia="SimSun"/>
+          <w:lang w:val="en-US" w:eastAsia="zh-CN"/>
+        </w:rPr>
+        <w:t xml:space="preserve">下变成</w:t>
+      </w:r>
+      <w:r>
+        <w:rPr>
+          <w:rFonts w:ascii="Times New Roman" w:hAnsi="Times New Roman" w:eastAsia="SimSun"/>
+          <w:lang w:val="en-US" w:eastAsia="zh-CN"/>
+        </w:rPr>
+        <w:t xml:space="preserve"> </w:t>
+      </w:r>
+      <w:r>
+        <w:rPr>
+          <w:rStyle w:val="VerbatimChar"/>
+          <w:rFonts w:ascii="Times New Roman" w:hAnsi="Times New Roman" w:eastAsia="SimSun"/>
+          <w:lang w:val="en-US" w:eastAsia="zh-CN"/>
+        </w:rPr>
+        <w:t xml:space="preserve">send_email(to: string, confirmation required)</w:t>
+      </w:r>
+      <w:r>
+        <w:rPr>
+          <w:rFonts w:ascii="Times New Roman" w:hAnsi="Times New Roman" w:eastAsia="SimSun"/>
+          <w:lang w:val="en-US" w:eastAsia="zh-CN"/>
+        </w:rPr>
+        <w:t xml:space="preserve">；若它是最后一条规则，则在</w:t>
+      </w:r>
+      <w:r>
+        <w:rPr>
+          <w:rFonts w:ascii="Times New Roman" w:hAnsi="Times New Roman" w:eastAsia="SimSun"/>
+          <w:lang w:val="en-US" w:eastAsia="zh-CN"/>
+        </w:rPr>
+        <w:t xml:space="preserve"> </w:t>
+      </w:r>
+      <w:r>
+        <w:rPr>
+          <w:rStyle w:val="VerbatimChar"/>
+          <w:rFonts w:ascii="Times New Roman" w:hAnsi="Times New Roman" w:eastAsia="SimSun"/>
+          <w:lang w:val="en-US" w:eastAsia="zh-CN"/>
+        </w:rPr>
+        <w:t xml:space="preserve">underspecified</w:t>
+      </w:r>
+      <w:r>
+        <w:rPr>
+          <w:rFonts w:ascii="Times New Roman" w:hAnsi="Times New Roman" w:eastAsia="SimSun"/>
+          <w:lang w:val="en-US" w:eastAsia="zh-CN"/>
+        </w:rPr>
+        <w:t xml:space="preserve"> </w:t>
+      </w:r>
+      <w:r>
+        <w:rPr>
+          <w:rFonts w:ascii="Times New Roman" w:hAnsi="Times New Roman" w:eastAsia="SimSun"/>
+          <w:lang w:val="en-US" w:eastAsia="zh-CN"/>
+        </w:rPr>
+        <w:t xml:space="preserve">下被删除；在</w:t>
+      </w:r>
+      <w:r>
+        <w:rPr>
+          <w:rFonts w:ascii="Times New Roman" w:hAnsi="Times New Roman" w:eastAsia="SimSun"/>
+          <w:lang w:val="en-US" w:eastAsia="zh-CN"/>
+        </w:rPr>
+        <w:t xml:space="preserve"> </w:t>
+      </w:r>
+      <w:r>
+        <w:rPr>
+          <w:rStyle w:val="VerbatimChar"/>
+          <w:rFonts w:ascii="Times New Roman" w:hAnsi="Times New Roman" w:eastAsia="SimSun"/>
+          <w:lang w:val="en-US" w:eastAsia="zh-CN"/>
+        </w:rPr>
+        <w:t xml:space="preserve">conflicting</w:t>
+      </w:r>
+      <w:r>
+        <w:rPr>
+          <w:rFonts w:ascii="Times New Roman" w:hAnsi="Times New Roman" w:eastAsia="SimSun"/>
+          <w:lang w:val="en-US" w:eastAsia="zh-CN"/>
+        </w:rPr>
+        <w:t xml:space="preserve"> </w:t>
+      </w:r>
+      <w:r>
+        <w:rPr>
+          <w:rFonts w:ascii="Times New Roman" w:hAnsi="Times New Roman" w:eastAsia="SimSun"/>
+          <w:lang w:val="en-US" w:eastAsia="zh-CN"/>
+        </w:rPr>
+        <w:t xml:space="preserve">下目标被改为</w:t>
+      </w:r>
+      <w:r>
+        <w:rPr>
+          <w:rFonts w:ascii="Times New Roman" w:hAnsi="Times New Roman" w:eastAsia="SimSun"/>
+          <w:lang w:val="en-US" w:eastAsia="zh-CN"/>
+        </w:rPr>
+        <w:t xml:space="preserve"> </w:t>
+      </w:r>
+      <w:r>
+        <w:rPr>
+          <w:rStyle w:val="VerbatimChar"/>
+          <w:rFonts w:ascii="Times New Roman" w:hAnsi="Times New Roman" w:eastAsia="SimSun"/>
+          <w:lang w:val="en-US" w:eastAsia="zh-CN"/>
+        </w:rPr>
+        <w:t xml:space="preserve">conflicting-scope [at] example.test</w:t>
+      </w:r>
+      <w:r>
+        <w:rPr>
+          <w:rFonts w:ascii="Times New Roman" w:hAnsi="Times New Roman" w:eastAsia="SimSun"/>
+          <w:lang w:val="en-US" w:eastAsia="zh-CN"/>
+        </w:rPr>
+        <w:t xml:space="preserve">；在</w:t>
+      </w:r>
+      <w:r>
+        <w:rPr>
+          <w:rFonts w:ascii="Times New Roman" w:hAnsi="Times New Roman" w:eastAsia="SimSun"/>
+          <w:lang w:val="en-US" w:eastAsia="zh-CN"/>
+        </w:rPr>
+        <w:t xml:space="preserve"> </w:t>
+      </w:r>
+      <w:r>
+        <w:rPr>
+          <w:rStyle w:val="VerbatimChar"/>
+          <w:rFonts w:ascii="Times New Roman" w:hAnsi="Times New Roman" w:eastAsia="SimSun"/>
+          <w:lang w:val="en-US" w:eastAsia="zh-CN"/>
+        </w:rPr>
+        <w:t xml:space="preserve">exact_gold</w:t>
+      </w:r>
+      <w:r>
+        <w:rPr>
+          <w:rFonts w:ascii="Times New Roman" w:hAnsi="Times New Roman" w:eastAsia="SimSun"/>
+          <w:lang w:val="en-US" w:eastAsia="zh-CN"/>
+        </w:rPr>
+        <w:t xml:space="preserve"> </w:t>
+      </w:r>
+      <w:r>
+        <w:rPr>
+          <w:rFonts w:ascii="Times New Roman" w:hAnsi="Times New Roman" w:eastAsia="SimSun"/>
+          <w:lang w:val="en-US" w:eastAsia="zh-CN"/>
+        </w:rPr>
+        <w:t xml:space="preserve">下，离线预期调用被转换为必需的精确值规则。这些定义描述的是本实现中的受控压力操作，不代表部署授权错误的自然发生率。</w:t>
+      </w:r>
+    </w:p>
+    <w:p>
+      <w:pPr>
+        <w:pStyle w:val="BodyText"/>
+      </w:pPr>
+      <w:r>
+        <w:rPr>
+          <w:rFonts w:ascii="Times New Roman" w:hAnsi="Times New Roman" w:eastAsia="SimSun"/>
+          <w:lang w:val="en-US" w:eastAsia="zh-CN"/>
+        </w:rPr>
+        <w:t xml:space="preserve">四个 DeepSeek 主单元将 policy-only 和 M3-full 分别与</w:t>
+      </w:r>
+      <w:r>
+        <w:rPr>
+          <w:rFonts w:ascii="Times New Roman" w:hAnsi="Times New Roman" w:eastAsia="SimSun"/>
+          <w:lang w:val="en-US" w:eastAsia="zh-CN"/>
+        </w:rPr>
+        <w:t xml:space="preserve"> </w:t>
+      </w:r>
+      <w:r>
+        <w:rPr>
+          <w:rStyle w:val="VerbatimChar"/>
+          <w:rFonts w:ascii="Times New Roman" w:hAnsi="Times New Roman" w:eastAsia="SimSun"/>
+          <w:lang w:val="en-US" w:eastAsia="zh-CN"/>
+        </w:rPr>
+        <w:t xml:space="preserve">auto_compiled</w:t>
+      </w:r>
+      <w:r>
+        <w:rPr>
+          <w:rFonts w:ascii="Times New Roman" w:hAnsi="Times New Roman" w:eastAsia="SimSun"/>
+          <w:lang w:val="en-US" w:eastAsia="zh-CN"/>
+        </w:rPr>
+        <w:t xml:space="preserve">、</w:t>
+      </w:r>
+      <w:r>
+        <w:rPr>
+          <w:rStyle w:val="VerbatimChar"/>
+          <w:rFonts w:ascii="Times New Roman" w:hAnsi="Times New Roman" w:eastAsia="SimSun"/>
+          <w:lang w:val="en-US" w:eastAsia="zh-CN"/>
+        </w:rPr>
+        <w:t xml:space="preserve">exact_gold</w:t>
+      </w:r>
+      <w:r>
+        <w:rPr>
+          <w:rFonts w:ascii="Times New Roman" w:hAnsi="Times New Roman" w:eastAsia="SimSun"/>
+          <w:lang w:val="en-US" w:eastAsia="zh-CN"/>
+        </w:rPr>
+        <w:t xml:space="preserve"> </w:t>
+      </w:r>
+      <w:r>
+        <w:rPr>
+          <w:rFonts w:ascii="Times New Roman" w:hAnsi="Times New Roman" w:eastAsia="SimSun"/>
+          <w:lang w:val="en-US" w:eastAsia="zh-CN"/>
+        </w:rPr>
+        <w:t xml:space="preserve">配对。固定嵌套子集在 M3-full 下增加三种非 oracle 压力制度。</w:t>
+      </w:r>
+    </w:p>
+    <w:bookmarkEnd w:id="38"/>
+    <w:bookmarkStart w:id="39" w:name="复用既有证据而不新增调用"/>
+    <w:p>
+      <w:pPr>
+        <w:pStyle w:val="Heading3"/>
+        <w:keepNext/>
+      </w:pPr>
+      <w:r>
+        <w:rPr>
+          <w:rFonts w:ascii="Times New Roman" w:hAnsi="Times New Roman" w:eastAsia="Microsoft YaHei"/>
+          <w:lang w:val="en-US" w:eastAsia="zh-CN"/>
+        </w:rPr>
+        <w:t xml:space="preserve">3.6 复用既有证据而不新增调用</w:t>
+      </w:r>
+    </w:p>
+    <w:p>
+      <w:pPr>
+        <w:pStyle w:val="FirstParagraph"/>
+      </w:pPr>
+      <w:r>
+        <w:rPr>
+          <w:rFonts w:ascii="Times New Roman" w:hAnsi="Times New Roman" w:eastAsia="SimSun"/>
+          <w:lang w:val="en-US" w:eastAsia="zh-CN"/>
+        </w:rPr>
+        <w:t xml:space="preserve">本文一次性分析四组已经完成的数据：5,082 条 DeepSeek V4 Pro Public 主矩阵记录、1,791 条 DeepSeek V4 Flash Public 第二模型记录、480 条中型证伪实验记录，以及 DeepSeek V4 Pro 在预算 50/200 下完成的自适应任务。</w:t>
+      </w:r>
+    </w:p>
+    <w:p>
+      <w:pPr>
+        <w:pStyle w:val="BodyText"/>
+      </w:pPr>
+      <w:r>
+        <w:rPr>
+          <w:rFonts w:ascii="Times New Roman" w:hAnsi="Times New Roman" w:eastAsia="SimSun"/>
+          <w:lang w:val="en-US" w:eastAsia="zh-CN"/>
+        </w:rPr>
+        <w:t xml:space="preserve">前三组记录分别包含 847、597 和 72 个唯一案例。Flash 的 597 个案例全部嵌套于 Pro Public 队列；中型队列与 Pro、Flash 分别重叠 17 和 16 个案例，三者并集为 902 个不同案例。因此，7,353 条条件级记录不能被当作 7,353 个独立案例。</w:t>
+      </w:r>
+    </w:p>
+    <w:p>
+      <w:pPr>
+        <w:pStyle w:val="BodyText"/>
+      </w:pPr>
+      <w:r>
+        <w:rPr>
+          <w:rFonts w:ascii="Times New Roman" w:hAnsi="Times New Roman" w:eastAsia="SimSun"/>
+          <w:lang w:val="en-US" w:eastAsia="zh-CN"/>
+        </w:rPr>
+        <w:t xml:space="preserve">复用分析只执行一次计数与唯一性检查，将所有终态失败保留在 ITT 中，并计算预设终点摘要，不重复模型执行。这些数据用于建立实证动机和两点自适应 first-success 曲线，不能证明攻击饱和。</w:t>
+      </w:r>
+    </w:p>
+    <w:bookmarkEnd w:id="39"/>
+    <w:bookmarkStart w:id="40" w:name="冻结的主样本"/>
+    <w:p>
+      <w:pPr>
+        <w:pStyle w:val="Heading3"/>
+        <w:keepNext/>
+      </w:pPr>
+      <w:r>
+        <w:rPr>
+          <w:rFonts w:ascii="Times New Roman" w:hAnsi="Times New Roman" w:eastAsia="Microsoft YaHei"/>
+          <w:lang w:val="en-US" w:eastAsia="zh-CN"/>
+        </w:rPr>
+        <w:t xml:space="preserve">3.7 冻结的主样本</w:t>
+      </w:r>
+    </w:p>
+    <w:p>
+      <w:pPr>
+        <w:pStyle w:val="FirstParagraph"/>
+      </w:pPr>
+      <w:r>
+        <w:rPr>
+          <w:rFonts w:ascii="Times New Roman" w:hAnsi="Times New Roman" w:eastAsia="SimSun"/>
+          <w:lang w:val="en-US" w:eastAsia="zh-CN"/>
+        </w:rPr>
+        <w:t xml:space="preserve">新的 DeepSeek 研究在查看新结果前固定了 180 个唯一配对案例：100 个攻击案例（AgentDojo 与 M3-v2 各 50）、60 个良性工具任务（两个基准各 30）以及 20 个良性无工具任务。该研究在 Public 矩阵完成之后设计，但确定性选择器只读取冻结的 Public 执行计划标识、结果产生前已存在的基准/任务/攻击族分层与调用预算，不读取任何 Public 结果或结果文件。</w:t>
+      </w:r>
+    </w:p>
+    <w:p>
+      <w:pPr>
+        <w:pStyle w:val="BodyText"/>
+      </w:pPr>
+      <w:r>
+        <w:rPr>
+          <w:rFonts w:ascii="Times New Roman" w:hAnsi="Times New Roman" w:eastAsia="SimSun"/>
+          <w:lang w:val="en-US" w:eastAsia="zh-CN"/>
+        </w:rPr>
+        <w:t xml:space="preserve">每个主案例被分配到 policy-only/</w:t>
+      </w:r>
+      <w:r>
+        <w:rPr>
+          <w:rStyle w:val="VerbatimChar"/>
+          <w:rFonts w:ascii="Times New Roman" w:hAnsi="Times New Roman" w:eastAsia="SimSun"/>
+          <w:lang w:val="en-US" w:eastAsia="zh-CN"/>
+        </w:rPr>
+        <w:t xml:space="preserve">auto_compiled</w:t>
+      </w:r>
+      <w:r>
+        <w:rPr>
+          <w:rFonts w:ascii="Times New Roman" w:hAnsi="Times New Roman" w:eastAsia="SimSun"/>
+          <w:lang w:val="en-US" w:eastAsia="zh-CN"/>
+        </w:rPr>
+        <w:t xml:space="preserve">、policy-only/</w:t>
+      </w:r>
+      <w:r>
+        <w:rPr>
+          <w:rStyle w:val="VerbatimChar"/>
+          <w:rFonts w:ascii="Times New Roman" w:hAnsi="Times New Roman" w:eastAsia="SimSun"/>
+          <w:lang w:val="en-US" w:eastAsia="zh-CN"/>
+        </w:rPr>
+        <w:t xml:space="preserve">exact_gold</w:t>
+      </w:r>
+      <w:r>
+        <w:rPr>
+          <w:rFonts w:ascii="Times New Roman" w:hAnsi="Times New Roman" w:eastAsia="SimSun"/>
+          <w:lang w:val="en-US" w:eastAsia="zh-CN"/>
+        </w:rPr>
+        <w:t xml:space="preserve">、M3-full/</w:t>
+      </w:r>
+      <w:r>
+        <w:rPr>
+          <w:rStyle w:val="VerbatimChar"/>
+          <w:rFonts w:ascii="Times New Roman" w:hAnsi="Times New Roman" w:eastAsia="SimSun"/>
+          <w:lang w:val="en-US" w:eastAsia="zh-CN"/>
+        </w:rPr>
+        <w:t xml:space="preserve">auto_compiled</w:t>
+      </w:r>
+      <w:r>
+        <w:rPr>
+          <w:rFonts w:ascii="Times New Roman" w:hAnsi="Times New Roman" w:eastAsia="SimSun"/>
+          <w:lang w:val="en-US" w:eastAsia="zh-CN"/>
+        </w:rPr>
+        <w:t xml:space="preserve"> </w:t>
+      </w:r>
+      <w:r>
+        <w:rPr>
+          <w:rFonts w:ascii="Times New Roman" w:hAnsi="Times New Roman" w:eastAsia="SimSun"/>
+          <w:lang w:val="en-US" w:eastAsia="zh-CN"/>
+        </w:rPr>
+        <w:t xml:space="preserve">和 M3-full/</w:t>
+      </w:r>
+      <w:r>
+        <w:rPr>
+          <w:rStyle w:val="VerbatimChar"/>
+          <w:rFonts w:ascii="Times New Roman" w:hAnsi="Times New Roman" w:eastAsia="SimSun"/>
+          <w:lang w:val="en-US" w:eastAsia="zh-CN"/>
+        </w:rPr>
+        <w:t xml:space="preserve">exact_gold</w:t>
+      </w:r>
+      <w:r>
+        <w:rPr>
+          <w:rFonts w:ascii="Times New Roman" w:hAnsi="Times New Roman" w:eastAsia="SimSun"/>
+          <w:lang w:val="en-US" w:eastAsia="zh-CN"/>
+        </w:rPr>
+        <w:t xml:space="preserve"> </w:t>
+      </w:r>
+      <w:r>
+        <w:rPr>
+          <w:rFonts w:ascii="Times New Roman" w:hAnsi="Times New Roman" w:eastAsia="SimSun"/>
+          <w:lang w:val="en-US" w:eastAsia="zh-CN"/>
+        </w:rPr>
+        <w:t xml:space="preserve">四个单元，共 720 个工作项。嵌套的 60 案例子集另增加 M3-full 的</w:t>
+      </w:r>
+      <w:r>
+        <w:rPr>
+          <w:rFonts w:ascii="Times New Roman" w:hAnsi="Times New Roman" w:eastAsia="SimSun"/>
+          <w:lang w:val="en-US" w:eastAsia="zh-CN"/>
+        </w:rPr>
+        <w:t xml:space="preserve"> </w:t>
+      </w:r>
+      <w:r>
+        <w:rPr>
+          <w:rStyle w:val="VerbatimChar"/>
+          <w:rFonts w:ascii="Times New Roman" w:hAnsi="Times New Roman" w:eastAsia="SimSun"/>
+          <w:lang w:val="en-US" w:eastAsia="zh-CN"/>
+        </w:rPr>
+        <w:t xml:space="preserve">broad</w:t>
+      </w:r>
+      <w:r>
+        <w:rPr>
+          <w:rFonts w:ascii="Times New Roman" w:hAnsi="Times New Roman" w:eastAsia="SimSun"/>
+          <w:lang w:val="en-US" w:eastAsia="zh-CN"/>
+        </w:rPr>
+        <w:t xml:space="preserve">、</w:t>
+      </w:r>
+      <w:r>
+        <w:rPr>
+          <w:rStyle w:val="VerbatimChar"/>
+          <w:rFonts w:ascii="Times New Roman" w:hAnsi="Times New Roman" w:eastAsia="SimSun"/>
+          <w:lang w:val="en-US" w:eastAsia="zh-CN"/>
+        </w:rPr>
+        <w:t xml:space="preserve">underspecified</w:t>
+      </w:r>
+      <w:r>
+        <w:rPr>
+          <w:rFonts w:ascii="Times New Roman" w:hAnsi="Times New Roman" w:eastAsia="SimSun"/>
+          <w:lang w:val="en-US" w:eastAsia="zh-CN"/>
+        </w:rPr>
+        <w:t xml:space="preserve">、</w:t>
+      </w:r>
+      <w:r>
+        <w:rPr>
+          <w:rStyle w:val="VerbatimChar"/>
+          <w:rFonts w:ascii="Times New Roman" w:hAnsi="Times New Roman" w:eastAsia="SimSun"/>
+          <w:lang w:val="en-US" w:eastAsia="zh-CN"/>
+        </w:rPr>
+        <w:t xml:space="preserve">conflicting</w:t>
+      </w:r>
+      <w:r>
+        <w:rPr>
+          <w:rFonts w:ascii="Times New Roman" w:hAnsi="Times New Roman" w:eastAsia="SimSun"/>
+          <w:lang w:val="en-US" w:eastAsia="zh-CN"/>
+        </w:rPr>
+        <w:t xml:space="preserve"> </w:t>
+      </w:r>
+      <w:r>
+        <w:rPr>
+          <w:rFonts w:ascii="Times New Roman" w:hAnsi="Times New Roman" w:eastAsia="SimSun"/>
+          <w:lang w:val="en-US" w:eastAsia="zh-CN"/>
+        </w:rPr>
+        <w:t xml:space="preserve">三种分配，新增 180 个工作项。因此冻结的 DeepSeek 计划共 900 项。前六项构成正式技术前缀，并保留在最终分母内。</w:t>
+      </w:r>
+    </w:p>
+    <w:bookmarkEnd w:id="40"/>
+    <w:bookmarkStart w:id="41" w:name="冻结的跨厂商样本"/>
+    <w:p>
+      <w:pPr>
+        <w:pStyle w:val="Heading3"/>
+        <w:keepNext/>
+      </w:pPr>
+      <w:r>
+        <w:rPr>
+          <w:rFonts w:ascii="Times New Roman" w:hAnsi="Times New Roman" w:eastAsia="Microsoft YaHei"/>
+          <w:lang w:val="en-US" w:eastAsia="zh-CN"/>
+        </w:rPr>
+        <w:t xml:space="preserve">3.8 冻结的跨厂商样本</w:t>
+      </w:r>
+    </w:p>
+    <w:p>
+      <w:pPr>
+        <w:pStyle w:val="FirstParagraph"/>
+      </w:pPr>
+      <w:r>
+        <w:rPr>
+          <w:rFonts w:ascii="Times New Roman" w:hAnsi="Times New Roman" w:eastAsia="SimSun"/>
+          <w:lang w:val="en-US" w:eastAsia="zh-CN"/>
+        </w:rPr>
+        <w:t xml:space="preserve">Gemini 研究使用嵌套在 DeepSeek 主样本中的 90 个案例，包括 50 个攻击、30 个良性工具任务和 10 个良性无工具任务。每个案例对应结构化基线/</w:t>
+      </w:r>
+      <w:r>
+        <w:rPr>
+          <w:rStyle w:val="VerbatimChar"/>
+          <w:rFonts w:ascii="Times New Roman" w:hAnsi="Times New Roman" w:eastAsia="SimSun"/>
+          <w:lang w:val="en-US" w:eastAsia="zh-CN"/>
+        </w:rPr>
+        <w:t xml:space="preserve">auto_compiled</w:t>
+      </w:r>
+      <w:r>
+        <w:rPr>
+          <w:rFonts w:ascii="Times New Roman" w:hAnsi="Times New Roman" w:eastAsia="SimSun"/>
+          <w:lang w:val="en-US" w:eastAsia="zh-CN"/>
+        </w:rPr>
+        <w:t xml:space="preserve">、policy-only/</w:t>
+      </w:r>
+      <w:r>
+        <w:rPr>
+          <w:rStyle w:val="VerbatimChar"/>
+          <w:rFonts w:ascii="Times New Roman" w:hAnsi="Times New Roman" w:eastAsia="SimSun"/>
+          <w:lang w:val="en-US" w:eastAsia="zh-CN"/>
+        </w:rPr>
+        <w:t xml:space="preserve">auto_compiled</w:t>
+      </w:r>
+      <w:r>
+        <w:rPr>
+          <w:rFonts w:ascii="Times New Roman" w:hAnsi="Times New Roman" w:eastAsia="SimSun"/>
+          <w:lang w:val="en-US" w:eastAsia="zh-CN"/>
+        </w:rPr>
+        <w:t xml:space="preserve">、M3-full/</w:t>
+      </w:r>
+      <w:r>
+        <w:rPr>
+          <w:rStyle w:val="VerbatimChar"/>
+          <w:rFonts w:ascii="Times New Roman" w:hAnsi="Times New Roman" w:eastAsia="SimSun"/>
+          <w:lang w:val="en-US" w:eastAsia="zh-CN"/>
+        </w:rPr>
+        <w:t xml:space="preserve">auto_compiled</w:t>
+      </w:r>
+      <w:r>
+        <w:rPr>
+          <w:rFonts w:ascii="Times New Roman" w:hAnsi="Times New Roman" w:eastAsia="SimSun"/>
+          <w:lang w:val="en-US" w:eastAsia="zh-CN"/>
+        </w:rPr>
+        <w:t xml:space="preserve">、policy-only/</w:t>
+      </w:r>
+      <w:r>
+        <w:rPr>
+          <w:rStyle w:val="VerbatimChar"/>
+          <w:rFonts w:ascii="Times New Roman" w:hAnsi="Times New Roman" w:eastAsia="SimSun"/>
+          <w:lang w:val="en-US" w:eastAsia="zh-CN"/>
+        </w:rPr>
+        <w:t xml:space="preserve">exact_gold</w:t>
+      </w:r>
+      <w:r>
+        <w:rPr>
+          <w:rFonts w:ascii="Times New Roman" w:hAnsi="Times New Roman" w:eastAsia="SimSun"/>
+          <w:lang w:val="en-US" w:eastAsia="zh-CN"/>
+        </w:rPr>
+        <w:t xml:space="preserve"> </w:t>
+      </w:r>
+      <w:r>
+        <w:rPr>
+          <w:rFonts w:ascii="Times New Roman" w:hAnsi="Times New Roman" w:eastAsia="SimSun"/>
+          <w:lang w:val="en-US" w:eastAsia="zh-CN"/>
+        </w:rPr>
+        <w:t xml:space="preserve">和 M3-full/</w:t>
+      </w:r>
+      <w:r>
+        <w:rPr>
+          <w:rStyle w:val="VerbatimChar"/>
+          <w:rFonts w:ascii="Times New Roman" w:hAnsi="Times New Roman" w:eastAsia="SimSun"/>
+          <w:lang w:val="en-US" w:eastAsia="zh-CN"/>
+        </w:rPr>
+        <w:t xml:space="preserve">exact_gold</w:t>
+      </w:r>
+      <w:r>
+        <w:rPr>
+          <w:rFonts w:ascii="Times New Roman" w:hAnsi="Times New Roman" w:eastAsia="SimSun"/>
+          <w:lang w:val="en-US" w:eastAsia="zh-CN"/>
+        </w:rPr>
+        <w:t xml:space="preserve"> </w:t>
+      </w:r>
+      <w:r>
+        <w:rPr>
+          <w:rFonts w:ascii="Times New Roman" w:hAnsi="Times New Roman" w:eastAsia="SimSun"/>
+          <w:lang w:val="en-US" w:eastAsia="zh-CN"/>
+        </w:rPr>
+        <w:t xml:space="preserve">五项分配，总计 450 个工作项，其中包括六项正式技术前缀。</w:t>
+      </w:r>
+    </w:p>
+    <w:p>
+      <w:pPr>
+        <w:pStyle w:val="BodyText"/>
+      </w:pPr>
+      <w:r>
+        <w:rPr>
+          <w:rFonts w:ascii="Times New Roman" w:hAnsi="Times New Roman" w:eastAsia="SimSun"/>
+          <w:lang w:val="en-US" w:eastAsia="zh-CN"/>
+        </w:rPr>
+        <w:t xml:space="preserve">Gemini 只使用官方免费层，付费上限为 USD 0。每个配额日遇到首个 HTTP 429 即停止当前运行，尚未启动的项目保持 pending。到新的服务商配额日后，仅未启动项以及从未获得官方模型响应的工作项可显式恢复。速率受限项目在第三个配额日尝试时转为终态诊断。若三个配额日后仍不能完成 450 项，则仅以诊断方式报告已观察子集，将未启动项目计为不可用，并且不作跨厂商泛化主张。</w:t>
+      </w:r>
+    </w:p>
+    <w:bookmarkEnd w:id="41"/>
+    <w:bookmarkStart w:id="42" w:name="服务商与模型身份"/>
+    <w:p>
+      <w:pPr>
+        <w:pStyle w:val="Heading3"/>
+        <w:keepNext/>
+      </w:pPr>
+      <w:r>
+        <w:rPr>
+          <w:rFonts w:ascii="Times New Roman" w:hAnsi="Times New Roman" w:eastAsia="Microsoft YaHei"/>
+          <w:lang w:val="en-US" w:eastAsia="zh-CN"/>
+        </w:rPr>
+        <w:t xml:space="preserve">3.9 服务商与模型身份</w:t>
+      </w:r>
+    </w:p>
+    <w:p>
+      <w:pPr>
+        <w:pStyle w:val="FirstParagraph"/>
+      </w:pPr>
+      <w:r>
+        <w:rPr>
+          <w:rFonts w:ascii="Times New Roman" w:hAnsi="Times New Roman" w:eastAsia="SimSun"/>
+          <w:lang w:val="en-US" w:eastAsia="zh-CN"/>
+        </w:rPr>
+        <w:t xml:space="preserve">主模型为通过 DeepSeek 官方端点访问的 DeepSeek V4 Pro；跨厂商模型为通过 Google Generative Language OpenAI 兼容官方端点访问的 Gemini 3.6 Flash。每个请求在传输前分配本地请求标识并计算规范化载荷摘要。含响应记录保留官方 response ID、精确返回模型、usage、时延以及成本或免费层证明。本文报告证据所对应的服务商调用发生于 2026 年 7–8 月。返回名称属于服务商管理的模型别名，只能标识请求时实际提供的模型服务，不能冻结其隐藏权重。</w:t>
+      </w:r>
+    </w:p>
+    <w:p>
+      <w:pPr>
+        <w:pStyle w:val="BodyText"/>
+      </w:pPr>
+      <w:r>
+        <w:rPr>
+          <w:rFonts w:ascii="Times New Roman" w:hAnsi="Times New Roman" w:eastAsia="SimSun"/>
+          <w:lang w:val="en-US" w:eastAsia="zh-CN"/>
+        </w:rPr>
+        <w:t xml:space="preserve">提示词和模型响应不复制到紧凑分析文件中。仅含内容无关请求元数据的内部 trace 保留在分析数据之外的受限本地运行目录。精确模型身份在最终一次性完整性检查中核验。</w:t>
+      </w:r>
+    </w:p>
+    <w:bookmarkEnd w:id="42"/>
+    <w:bookmarkStart w:id="43" w:name="失败与恢复策略"/>
+    <w:p>
+      <w:pPr>
+        <w:pStyle w:val="Heading3"/>
+        <w:keepNext/>
+      </w:pPr>
+      <w:r>
+        <w:rPr>
+          <w:rFonts w:ascii="Times New Roman" w:hAnsi="Times New Roman" w:eastAsia="Microsoft YaHei"/>
+          <w:lang w:val="en-US" w:eastAsia="zh-CN"/>
+        </w:rPr>
+        <w:t xml:space="preserve">3.10 失败与恢复策略</w:t>
+      </w:r>
+    </w:p>
+    <w:p>
+      <w:pPr>
+        <w:pStyle w:val="FirstParagraph"/>
+      </w:pPr>
+      <w:r>
+        <w:rPr>
+          <w:rFonts w:ascii="Times New Roman" w:hAnsi="Times New Roman" w:eastAsia="SimSun"/>
+          <w:lang w:val="en-US" w:eastAsia="zh-CN"/>
+        </w:rPr>
+        <w:t xml:space="preserve">自动重试始终关闭。恢复以预定义实验项为单位：</w:t>
       </w:r>
     </w:p>
     <w:p>
@@ -2522,18 +3375,10 @@
       </w:pPr>
       <w:r>
         <w:rPr>
-          <w:rStyle w:val="VerbatimChar"/>
-          <w:rFonts w:ascii="Times New Roman" w:hAnsi="Times New Roman" w:eastAsia="SimSun"/>
-          <w:lang w:val="en-US" w:eastAsia="zh-CN"/>
-        </w:rPr>
-        <w:t xml:space="preserve">auto_compiled</w:t>
-      </w:r>
-      <w:r>
-        <w:rPr>
-          <w:rFonts w:ascii="Times New Roman" w:hAnsi="Times New Roman" w:eastAsia="SimSun"/>
-          <w:lang w:val="en-US" w:eastAsia="zh-CN"/>
-        </w:rPr>
-        <w:t xml:space="preserve">：在处理不可信证据前，根据可信用户意图编译任务策略；</w:t>
+          <w:rFonts w:ascii="Times New Roman" w:hAnsi="Times New Roman" w:eastAsia="SimSun"/>
+          <w:lang w:val="en-US" w:eastAsia="zh-CN"/>
+        </w:rPr>
+        <w:t xml:space="preserve">已获得官方模型响应的工作项均为终态，包括响应后的超时、拒答、解析失败和最大步骤结果；</w:t>
       </w:r>
     </w:p>
     <w:p>
@@ -2546,18 +3391,10 @@
       </w:pPr>
       <w:r>
         <w:rPr>
-          <w:rStyle w:val="VerbatimChar"/>
-          <w:rFonts w:ascii="Times New Roman" w:hAnsi="Times New Roman" w:eastAsia="SimSun"/>
-          <w:lang w:val="en-US" w:eastAsia="zh-CN"/>
-        </w:rPr>
-        <w:t xml:space="preserve">exact_gold</w:t>
-      </w:r>
-      <w:r>
-        <w:rPr>
-          <w:rFonts w:ascii="Times New Roman" w:hAnsi="Times New Roman" w:eastAsia="SimSun"/>
-          <w:lang w:val="en-US" w:eastAsia="zh-CN"/>
-        </w:rPr>
-        <w:t xml:space="preserve">：仅作为 oracle 敏感性条件使用的评估器派生授权；</w:t>
+          <w:rFonts w:ascii="Times New Roman" w:hAnsi="Times New Roman" w:eastAsia="SimSun"/>
+          <w:lang w:val="en-US" w:eastAsia="zh-CN"/>
+        </w:rPr>
+        <w:t xml:space="preserve">没有获得官方响应的传输或准备失败只能通过显式 failed-row 选项重试；</w:t>
       </w:r>
     </w:p>
     <w:p>
@@ -2570,18 +3407,10 @@
       </w:pPr>
       <w:r>
         <w:rPr>
-          <w:rStyle w:val="VerbatimChar"/>
-          <w:rFonts w:ascii="Times New Roman" w:hAnsi="Times New Roman" w:eastAsia="SimSun"/>
-          <w:lang w:val="en-US" w:eastAsia="zh-CN"/>
-        </w:rPr>
-        <w:t xml:space="preserve">broad</w:t>
-      </w:r>
-      <w:r>
-        <w:rPr>
-          <w:rFonts w:ascii="Times New Roman" w:hAnsi="Times New Roman" w:eastAsia="SimSun"/>
-          <w:lang w:val="en-US" w:eastAsia="zh-CN"/>
-        </w:rPr>
-        <w:t xml:space="preserve">：有意设置得较宽松的授权边界；</w:t>
+          <w:rFonts w:ascii="Times New Roman" w:hAnsi="Times New Roman" w:eastAsia="SimSun"/>
+          <w:lang w:val="en-US" w:eastAsia="zh-CN"/>
+        </w:rPr>
+        <w:t xml:space="preserve">只重试受影响项目，成功和未受影响项目始终跳过；</w:t>
       </w:r>
     </w:p>
     <w:p>
@@ -2594,18 +3423,10 @@
       </w:pPr>
       <w:r>
         <w:rPr>
-          <w:rStyle w:val="VerbatimChar"/>
-          <w:rFonts w:ascii="Times New Roman" w:hAnsi="Times New Roman" w:eastAsia="SimSun"/>
-          <w:lang w:val="en-US" w:eastAsia="zh-CN"/>
-        </w:rPr>
-        <w:t xml:space="preserve">underspecified</w:t>
-      </w:r>
-      <w:r>
-        <w:rPr>
-          <w:rFonts w:ascii="Times New Roman" w:hAnsi="Times New Roman" w:eastAsia="SimSun"/>
-          <w:lang w:val="en-US" w:eastAsia="zh-CN"/>
-        </w:rPr>
-        <w:t xml:space="preserve">：遗漏完成任务所需的细节或约束；</w:t>
+          <w:rFonts w:ascii="Times New Roman" w:hAnsi="Times New Roman" w:eastAsia="SimSun"/>
+          <w:lang w:val="en-US" w:eastAsia="zh-CN"/>
+        </w:rPr>
+        <w:t xml:space="preserve">非速率限制的响应前失败重复一次后转为终态；</w:t>
       </w:r>
     </w:p>
     <w:p>
@@ -2618,18 +3439,10 @@
       </w:pPr>
       <w:r>
         <w:rPr>
-          <w:rStyle w:val="VerbatimChar"/>
-          <w:rFonts w:ascii="Times New Roman" w:hAnsi="Times New Roman" w:eastAsia="SimSun"/>
-          <w:lang w:val="en-US" w:eastAsia="zh-CN"/>
-        </w:rPr>
-        <w:t xml:space="preserve">conflicting</w:t>
-      </w:r>
-      <w:r>
-        <w:rPr>
-          <w:rFonts w:ascii="Times New Roman" w:hAnsi="Times New Roman" w:eastAsia="SimSun"/>
-          <w:lang w:val="en-US" w:eastAsia="zh-CN"/>
-        </w:rPr>
-        <w:t xml:space="preserve">：授权对象含有相互冲突的约束，运行时必须解决或拒绝。</w:t>
+          <w:rFonts w:ascii="Times New Roman" w:hAnsi="Times New Roman" w:eastAsia="SimSun"/>
+          <w:lang w:val="en-US" w:eastAsia="zh-CN"/>
+        </w:rPr>
+        <w:t xml:space="preserve">Gemini 的配额恢复在每个配额日首个 429 时停止，并在第三个配额日尝试时转为终态。</w:t>
       </w:r>
     </w:p>
     <w:p>
@@ -2641,55 +3454,11 @@
           <w:rFonts w:ascii="Times New Roman" w:hAnsi="Times New Roman" w:eastAsia="SimSun"/>
           <w:lang w:val="en-US" w:eastAsia="zh-CN"/>
         </w:rPr>
-        <w:t xml:space="preserve">四个 DeepSeek 主单元将 policy-only 和 M3-full 分别与</w:t>
-      </w:r>
-      <w:r>
-        <w:rPr>
-          <w:rFonts w:ascii="Times New Roman" w:hAnsi="Times New Roman" w:eastAsia="SimSun"/>
-          <w:lang w:val="en-US" w:eastAsia="zh-CN"/>
-        </w:rPr>
-        <w:t xml:space="preserve"> </w:t>
-      </w:r>
-      <w:r>
-        <w:rPr>
-          <w:rStyle w:val="VerbatimChar"/>
-          <w:rFonts w:ascii="Times New Roman" w:hAnsi="Times New Roman" w:eastAsia="SimSun"/>
-          <w:lang w:val="en-US" w:eastAsia="zh-CN"/>
-        </w:rPr>
-        <w:t xml:space="preserve">auto_compiled</w:t>
-      </w:r>
-      <w:r>
-        <w:rPr>
-          <w:rFonts w:ascii="Times New Roman" w:hAnsi="Times New Roman" w:eastAsia="SimSun"/>
-          <w:lang w:val="en-US" w:eastAsia="zh-CN"/>
-        </w:rPr>
-        <w:t xml:space="preserve">、</w:t>
-      </w:r>
-      <w:r>
-        <w:rPr>
-          <w:rStyle w:val="VerbatimChar"/>
-          <w:rFonts w:ascii="Times New Roman" w:hAnsi="Times New Roman" w:eastAsia="SimSun"/>
-          <w:lang w:val="en-US" w:eastAsia="zh-CN"/>
-        </w:rPr>
-        <w:t xml:space="preserve">exact_gold</w:t>
-      </w:r>
-      <w:r>
-        <w:rPr>
-          <w:rFonts w:ascii="Times New Roman" w:hAnsi="Times New Roman" w:eastAsia="SimSun"/>
-          <w:lang w:val="en-US" w:eastAsia="zh-CN"/>
-        </w:rPr>
-        <w:t xml:space="preserve"> </w:t>
-      </w:r>
-      <w:r>
-        <w:rPr>
-          <w:rFonts w:ascii="Times New Roman" w:hAnsi="Times New Roman" w:eastAsia="SimSun"/>
-          <w:lang w:val="en-US" w:eastAsia="zh-CN"/>
-        </w:rPr>
-        <w:t xml:space="preserve">配对。固定嵌套子集在 M3-full 下增加三种非 oracle 压力制度。</w:t>
-      </w:r>
-    </w:p>
-    <w:bookmarkEnd w:id="38"/>
-    <w:bookmarkStart w:id="39" w:name="复用既有证据而不新增调用"/>
+        <w:t xml:space="preserve">先前无响应尝试以追加方式保留。科学分析为每个实验项选择最新终态，并报告被后续尝试取代的记录数。Gemini 分析依据内容无关的暂停事件账本使用与 runner 相同的状态归一化，避免把配额暂停误当成科学终态。任何既有行都不会被覆盖。</w:t>
+      </w:r>
+    </w:p>
+    <w:bookmarkEnd w:id="43"/>
+    <w:bookmarkStart w:id="44" w:name="结果变量"/>
     <w:p>
       <w:pPr>
         <w:pStyle w:val="Heading3"/>
@@ -2700,7 +3469,7 @@
           <w:rFonts w:ascii="Times New Roman" w:hAnsi="Times New Roman" w:eastAsia="Microsoft YaHei"/>
           <w:lang w:val="en-US" w:eastAsia="zh-CN"/>
         </w:rPr>
-        <w:t xml:space="preserve">3.6 复用既有证据而不新增调用</w:t>
+        <w:t xml:space="preserve">3.11 结果变量</w:t>
       </w:r>
     </w:p>
     <w:p>
@@ -2712,7 +3481,112 @@
           <w:rFonts w:ascii="Times New Roman" w:hAnsi="Times New Roman" w:eastAsia="SimSun"/>
           <w:lang w:val="en-US" w:eastAsia="zh-CN"/>
         </w:rPr>
-        <w:t xml:space="preserve">本文一次性分析四组已经完成的数据：5,082 条 DeepSeek V4 Pro Public 主矩阵记录、1,791 条 DeepSeek V4 Flash Public 第二模型记录、480 条中型证伪实验记录，以及 DeepSeek V4 Pro 在预算 50/200 下完成的自适应任务。</w:t>
+        <w:t xml:space="preserve">两个共同主要终点为：攻击任务上的</w:t>
+      </w:r>
+      <w:r>
+        <w:rPr>
+          <w:bCs/>
+          <w:rFonts w:ascii="Times New Roman" w:hAnsi="Times New Roman" w:eastAsia="SimSun"/>
+          <w:b/>
+          <w:lang w:val="en-US" w:eastAsia="zh-CN"/>
+        </w:rPr>
+        <w:t xml:space="preserve">不安全效应率</w:t>
+      </w:r>
+      <w:r>
+        <w:rPr>
+          <w:rFonts w:ascii="Times New Roman" w:hAnsi="Times New Roman" w:eastAsia="SimSun"/>
+          <w:lang w:val="en-US" w:eastAsia="zh-CN"/>
+        </w:rPr>
+        <w:t xml:space="preserve">，以及良性工具任务上的</w:t>
+      </w:r>
+      <w:r>
+        <w:rPr>
+          <w:bCs/>
+          <w:rFonts w:ascii="Times New Roman" w:hAnsi="Times New Roman" w:eastAsia="SimSun"/>
+          <w:b/>
+          <w:lang w:val="en-US" w:eastAsia="zh-CN"/>
+        </w:rPr>
+        <w:t xml:space="preserve">任务完成率（task-completion rate，TCR）</w:t>
+      </w:r>
+      <w:r>
+        <w:rPr>
+          <w:rFonts w:ascii="Times New Roman" w:hAnsi="Times New Roman" w:eastAsia="SimSun"/>
+          <w:lang w:val="en-US" w:eastAsia="zh-CN"/>
+        </w:rPr>
+        <w:t xml:space="preserve">。良性无工具任务完成率仅作描述性结果。次要结果包括系统</w:t>
+      </w:r>
+      <w:r>
+        <w:rPr>
+          <w:rFonts w:ascii="Times New Roman" w:hAnsi="Times New Roman" w:eastAsia="SimSun"/>
+          <w:lang w:val="en-US" w:eastAsia="zh-CN"/>
+        </w:rPr>
+        <w:t xml:space="preserve"> </w:t>
+      </w:r>
+      <w:r>
+        <w:rPr>
+          <w:rStyle w:val="VerbatimChar"/>
+          <w:rFonts w:ascii="Times New Roman" w:hAnsi="Times New Roman" w:eastAsia="SimSun"/>
+          <w:lang w:val="en-US" w:eastAsia="zh-CN"/>
+        </w:rPr>
+        <w:t xml:space="preserve">ASK</w:t>
+      </w:r>
+      <w:r>
+        <w:rPr>
+          <w:rFonts w:ascii="Times New Roman" w:hAnsi="Times New Roman" w:eastAsia="SimSun"/>
+          <w:lang w:val="en-US" w:eastAsia="zh-CN"/>
+        </w:rPr>
+        <w:t xml:space="preserve"> </w:t>
+      </w:r>
+      <w:r>
+        <w:rPr>
+          <w:rFonts w:ascii="Times New Roman" w:hAnsi="Times New Roman" w:eastAsia="SimSun"/>
+          <w:lang w:val="en-US" w:eastAsia="zh-CN"/>
+        </w:rPr>
+        <w:t xml:space="preserve">请求发生率、</w:t>
+      </w:r>
+      <w:r>
+        <w:rPr>
+          <w:rStyle w:val="VerbatimChar"/>
+          <w:rFonts w:ascii="Times New Roman" w:hAnsi="Times New Roman" w:eastAsia="SimSun"/>
+          <w:lang w:val="en-US" w:eastAsia="zh-CN"/>
+        </w:rPr>
+        <w:t xml:space="preserve">DENY</w:t>
+      </w:r>
+      <w:r>
+        <w:rPr>
+          <w:rFonts w:ascii="Times New Roman" w:hAnsi="Times New Roman" w:eastAsia="SimSun"/>
+          <w:lang w:val="en-US" w:eastAsia="zh-CN"/>
+        </w:rPr>
+        <w:t xml:space="preserve"> </w:t>
+      </w:r>
+      <w:r>
+        <w:rPr>
+          <w:rFonts w:ascii="Times New Roman" w:hAnsi="Times New Roman" w:eastAsia="SimSun"/>
+          <w:lang w:val="en-US" w:eastAsia="zh-CN"/>
+        </w:rPr>
+        <w:t xml:space="preserve">发生率、运行失败、p50/p95 时延、总 token、API 成本，以及按基准和攻击族预定义的异质性。</w:t>
+      </w:r>
+      <w:r>
+        <w:rPr>
+          <w:rStyle w:val="VerbatimChar"/>
+          <w:rFonts w:ascii="Times New Roman" w:hAnsi="Times New Roman" w:eastAsia="SimSun"/>
+          <w:lang w:val="en-US" w:eastAsia="zh-CN"/>
+        </w:rPr>
+        <w:t xml:space="preserve">ASK</w:t>
+      </w:r>
+      <w:r>
+        <w:rPr>
+          <w:rFonts w:ascii="Times New Roman" w:hAnsi="Times New Roman" w:eastAsia="SimSun"/>
+          <w:lang w:val="en-US" w:eastAsia="zh-CN"/>
+        </w:rPr>
+        <w:t xml:space="preserve"> </w:t>
+      </w:r>
+      <w:r>
+        <w:rPr>
+          <w:rFonts w:ascii="Times New Roman" w:hAnsi="Times New Roman" w:eastAsia="SimSun"/>
+          <w:lang w:val="en-US" w:eastAsia="zh-CN"/>
+        </w:rPr>
+        <w:t xml:space="preserve">只是运行时系统提出确认的次数；本文没有人类参与者，因而不把它解释为实际的人类负担或批准行为。</w:t>
       </w:r>
     </w:p>
     <w:p>
@@ -2724,11 +3598,68 @@
           <w:rFonts w:ascii="Times New Roman" w:hAnsi="Times New Roman" w:eastAsia="SimSun"/>
           <w:lang w:val="en-US" w:eastAsia="zh-CN"/>
         </w:rPr>
-        <w:t xml:space="preserve">复用分析只执行一次计数与唯一性检查，将所有终态失败保留在 ITT 中，并计算预设终点摘要，不重复模型执行。这些数据用于建立实证动机和两点自适应 first-success 曲线，不能证明攻击饱和。</w:t>
-      </w:r>
-    </w:p>
-    <w:bookmarkEnd w:id="39"/>
-    <w:bookmarkStart w:id="40" w:name="冻结的主样本"/>
+        <w:t xml:space="preserve">所有终态工作项均保留在 ITT 分母内。分析同时报告原始分子/分母与比例。服务商或解析器失败不会被静默剔除，也不会被重新标记为安全成功；其不安全效应指标仅记录隔离环境中是否观察到不安全效应，而运行失败作为独立结果报告，并且不能算作任务完成。为检验</w:t>
+      </w:r>
+      <w:r>
+        <w:rPr>
+          <w:rFonts w:ascii="Times New Roman" w:hAnsi="Times New Roman" w:eastAsia="SimSun"/>
+          <w:lang w:val="en-US" w:eastAsia="zh-CN"/>
+        </w:rPr>
+        <w:t xml:space="preserve">“</w:t>
+      </w:r>
+      <w:r>
+        <w:rPr>
+          <w:rFonts w:ascii="Times New Roman" w:hAnsi="Times New Roman" w:eastAsia="SimSun"/>
+          <w:lang w:val="en-US" w:eastAsia="zh-CN"/>
+        </w:rPr>
+        <w:t xml:space="preserve">失败伪装成安全</w:t>
+      </w:r>
+      <w:r>
+        <w:rPr>
+          <w:rFonts w:ascii="Times New Roman" w:hAnsi="Times New Roman" w:eastAsia="SimSun"/>
+          <w:lang w:val="en-US" w:eastAsia="zh-CN"/>
+        </w:rPr>
+        <w:t xml:space="preserve">”</w:t>
+      </w:r>
+      <w:r>
+        <w:rPr>
+          <w:rFonts w:ascii="Times New Roman" w:hAnsi="Times New Roman" w:eastAsia="SimSun"/>
+          <w:lang w:val="en-US" w:eastAsia="zh-CN"/>
+        </w:rPr>
+        <w:t xml:space="preserve">的风险，攻击任务另报告悲观的</w:t>
+      </w:r>
+      <w:r>
+        <w:rPr>
+          <w:rFonts w:ascii="Times New Roman" w:hAnsi="Times New Roman" w:eastAsia="SimSun"/>
+          <w:lang w:val="en-US" w:eastAsia="zh-CN"/>
+        </w:rPr>
+        <w:t xml:space="preserve"> </w:t>
+      </w:r>
+      <w:r>
+        <w:rPr>
+          <w:rStyle w:val="VerbatimChar"/>
+          <w:rFonts w:ascii="Times New Roman" w:hAnsi="Times New Roman" w:eastAsia="SimSun"/>
+          <w:lang w:val="en-US" w:eastAsia="zh-CN"/>
+        </w:rPr>
+        <w:t xml:space="preserve">unsafe_effect OR operational_failure</w:t>
+      </w:r>
+      <w:r>
+        <w:rPr>
+          <w:rFonts w:ascii="Times New Roman" w:hAnsi="Times New Roman" w:eastAsia="SimSun"/>
+          <w:lang w:val="en-US" w:eastAsia="zh-CN"/>
+        </w:rPr>
+        <w:t xml:space="preserve"> </w:t>
+      </w:r>
+      <w:r>
+        <w:rPr>
+          <w:rFonts w:ascii="Times New Roman" w:hAnsi="Times New Roman" w:eastAsia="SimSun"/>
+          <w:lang w:val="en-US" w:eastAsia="zh-CN"/>
+        </w:rPr>
+        <w:t xml:space="preserve">敏感性界限。该组合量是稳健性下界式的界限，不是观察到的攻击成功率。时延和负担摘要同样包含全部终态工作项，而非只包含成功完成项。</w:t>
+      </w:r>
+    </w:p>
+    <w:bookmarkEnd w:id="44"/>
+    <w:bookmarkStart w:id="45" w:name="统计分析"/>
     <w:p>
       <w:pPr>
         <w:pStyle w:val="Heading3"/>
@@ -2739,7 +3670,7 @@
           <w:rFonts w:ascii="Times New Roman" w:hAnsi="Times New Roman" w:eastAsia="Microsoft YaHei"/>
           <w:lang w:val="en-US" w:eastAsia="zh-CN"/>
         </w:rPr>
-        <w:t xml:space="preserve">3.7 冻结的主样本</w:t>
+        <w:t xml:space="preserve">3.12 统计分析</w:t>
       </w:r>
     </w:p>
     <w:p>
@@ -2751,7 +3682,7 @@
           <w:rFonts w:ascii="Times New Roman" w:hAnsi="Times New Roman" w:eastAsia="SimSun"/>
           <w:lang w:val="en-US" w:eastAsia="zh-CN"/>
         </w:rPr>
-        <w:t xml:space="preserve">新的 DeepSeek 研究在查看新结果前固定了 180 个唯一配对案例：100 个攻击案例（AgentDojo 与 M3-v2 各 50）、60 个良性工具任务（两个基准各 30）以及 20 个良性无工具任务。抽样按基准、任务类型和攻击族分层。</w:t>
+        <w:t xml:space="preserve">每个条件的比例均报告 Wilson 95% 置信区间。配对分析报告绝对百分点差、两个不一致方向的计数以及双侧 exact McNemar 检验。配对绝对差的区间由 10,000 次确定性 bootstrap 估计。每次重采样以配对案例标识为聚类和推断单位，有放回地抽取案例，并保持同一案例的两个条件结果成对进入样本。</w:t>
       </w:r>
     </w:p>
     <w:p>
@@ -2763,7 +3694,14 @@
           <w:rFonts w:ascii="Times New Roman" w:hAnsi="Times New Roman" w:eastAsia="SimSun"/>
           <w:lang w:val="en-US" w:eastAsia="zh-CN"/>
         </w:rPr>
-        <w:t xml:space="preserve">每个主案例被分配到 policy-only/</w:t>
+        <w:t xml:space="preserve">四个主要比较为：策略配置包</w:t>
+      </w:r>
+      <w:r>
+        <w:rPr>
+          <w:rFonts w:ascii="Times New Roman" w:hAnsi="Times New Roman" w:eastAsia="SimSun"/>
+          <w:lang w:val="en-US" w:eastAsia="zh-CN"/>
+        </w:rPr>
+        <w:t xml:space="preserve"> </w:t>
       </w:r>
       <w:r>
         <w:rPr>
@@ -2778,7 +3716,21 @@
           <w:rFonts w:ascii="Times New Roman" w:hAnsi="Times New Roman" w:eastAsia="SimSun"/>
           <w:lang w:val="en-US" w:eastAsia="zh-CN"/>
         </w:rPr>
-        <w:t xml:space="preserve">、policy-only/</w:t>
+        <w:t xml:space="preserve"> </w:t>
+      </w:r>
+      <w:r>
+        <w:rPr>
+          <w:rFonts w:ascii="Times New Roman" w:hAnsi="Times New Roman" w:eastAsia="SimSun"/>
+          <w:lang w:val="en-US" w:eastAsia="zh-CN"/>
+        </w:rPr>
+        <w:t xml:space="preserve">对</w:t>
+      </w:r>
+      <w:r>
+        <w:rPr>
+          <w:rFonts w:ascii="Times New Roman" w:hAnsi="Times New Roman" w:eastAsia="SimSun"/>
+          <w:lang w:val="en-US" w:eastAsia="zh-CN"/>
+        </w:rPr>
+        <w:t xml:space="preserve"> </w:t>
       </w:r>
       <w:r>
         <w:rPr>
@@ -2793,7 +3745,14 @@
           <w:rFonts w:ascii="Times New Roman" w:hAnsi="Times New Roman" w:eastAsia="SimSun"/>
           <w:lang w:val="en-US" w:eastAsia="zh-CN"/>
         </w:rPr>
-        <w:t xml:space="preserve">、M3-full/</w:t>
+        <w:t xml:space="preserve">；完整配置包</w:t>
+      </w:r>
+      <w:r>
+        <w:rPr>
+          <w:rFonts w:ascii="Times New Roman" w:hAnsi="Times New Roman" w:eastAsia="SimSun"/>
+          <w:lang w:val="en-US" w:eastAsia="zh-CN"/>
+        </w:rPr>
+        <w:t xml:space="preserve"> </w:t>
       </w:r>
       <w:r>
         <w:rPr>
@@ -2815,7 +3774,14 @@
           <w:rFonts w:ascii="Times New Roman" w:hAnsi="Times New Roman" w:eastAsia="SimSun"/>
           <w:lang w:val="en-US" w:eastAsia="zh-CN"/>
         </w:rPr>
-        <w:t xml:space="preserve">和 M3-full/</w:t>
+        <w:t xml:space="preserve">对</w:t>
+      </w:r>
+      <w:r>
+        <w:rPr>
+          <w:rFonts w:ascii="Times New Roman" w:hAnsi="Times New Roman" w:eastAsia="SimSun"/>
+          <w:lang w:val="en-US" w:eastAsia="zh-CN"/>
+        </w:rPr>
+        <w:t xml:space="preserve"> </w:t>
       </w:r>
       <w:r>
         <w:rPr>
@@ -2830,21 +3796,7 @@
           <w:rFonts w:ascii="Times New Roman" w:hAnsi="Times New Roman" w:eastAsia="SimSun"/>
           <w:lang w:val="en-US" w:eastAsia="zh-CN"/>
         </w:rPr>
-        <w:t xml:space="preserve"> </w:t>
-      </w:r>
-      <w:r>
-        <w:rPr>
-          <w:rFonts w:ascii="Times New Roman" w:hAnsi="Times New Roman" w:eastAsia="SimSun"/>
-          <w:lang w:val="en-US" w:eastAsia="zh-CN"/>
-        </w:rPr>
-        <w:t xml:space="preserve">四个单元，共 720 个工作项。嵌套的 60 案例子集另增加 M3-full 的</w:t>
-      </w:r>
-      <w:r>
-        <w:rPr>
-          <w:rFonts w:ascii="Times New Roman" w:hAnsi="Times New Roman" w:eastAsia="SimSun"/>
-          <w:lang w:val="en-US" w:eastAsia="zh-CN"/>
-        </w:rPr>
-        <w:t xml:space="preserve"> </w:t>
+        <w:t xml:space="preserve">；</w:t>
       </w:r>
       <w:r>
         <w:rPr>
@@ -2852,6 +3804,57 @@
           <w:rFonts w:ascii="Times New Roman" w:hAnsi="Times New Roman" w:eastAsia="SimSun"/>
           <w:lang w:val="en-US" w:eastAsia="zh-CN"/>
         </w:rPr>
+        <w:t xml:space="preserve">auto_compiled</w:t>
+      </w:r>
+      <w:r>
+        <w:rPr>
+          <w:rFonts w:ascii="Times New Roman" w:hAnsi="Times New Roman" w:eastAsia="SimSun"/>
+          <w:lang w:val="en-US" w:eastAsia="zh-CN"/>
+        </w:rPr>
+        <w:t xml:space="preserve"> </w:t>
+      </w:r>
+      <w:r>
+        <w:rPr>
+          <w:rFonts w:ascii="Times New Roman" w:hAnsi="Times New Roman" w:eastAsia="SimSun"/>
+          <w:lang w:val="en-US" w:eastAsia="zh-CN"/>
+        </w:rPr>
+        <w:t xml:space="preserve">下策略对完整配置包；以及</w:t>
+      </w:r>
+      <w:r>
+        <w:rPr>
+          <w:rFonts w:ascii="Times New Roman" w:hAnsi="Times New Roman" w:eastAsia="SimSun"/>
+          <w:lang w:val="en-US" w:eastAsia="zh-CN"/>
+        </w:rPr>
+        <w:t xml:space="preserve"> </w:t>
+      </w:r>
+      <w:r>
+        <w:rPr>
+          <w:rStyle w:val="VerbatimChar"/>
+          <w:rFonts w:ascii="Times New Roman" w:hAnsi="Times New Roman" w:eastAsia="SimSun"/>
+          <w:lang w:val="en-US" w:eastAsia="zh-CN"/>
+        </w:rPr>
+        <w:t xml:space="preserve">exact_gold</w:t>
+      </w:r>
+      <w:r>
+        <w:rPr>
+          <w:rFonts w:ascii="Times New Roman" w:hAnsi="Times New Roman" w:eastAsia="SimSun"/>
+          <w:lang w:val="en-US" w:eastAsia="zh-CN"/>
+        </w:rPr>
+        <w:t xml:space="preserve"> </w:t>
+      </w:r>
+      <w:r>
+        <w:rPr>
+          <w:rFonts w:ascii="Times New Roman" w:hAnsi="Times New Roman" w:eastAsia="SimSun"/>
+          <w:lang w:val="en-US" w:eastAsia="zh-CN"/>
+        </w:rPr>
+        <w:t xml:space="preserve">下策略对完整配置包。McNemar p 值分别在良性工具 TCR 与攻击失败敏感性界限两个终点族内进行 Holm 校正，两个族分开校正；10,000 次任务聚类 bootstrap 区间不作多重性调整。</w:t>
+      </w:r>
+      <w:r>
+        <w:rPr>
+          <w:rStyle w:val="VerbatimChar"/>
+          <w:rFonts w:ascii="Times New Roman" w:hAnsi="Times New Roman" w:eastAsia="SimSun"/>
+          <w:lang w:val="en-US" w:eastAsia="zh-CN"/>
+        </w:rPr>
         <w:t xml:space="preserve">broad</w:t>
       </w:r>
       <w:r>
@@ -2874,7 +3877,21 @@
           <w:rFonts w:ascii="Times New Roman" w:hAnsi="Times New Roman" w:eastAsia="SimSun"/>
           <w:lang w:val="en-US" w:eastAsia="zh-CN"/>
         </w:rPr>
-        <w:t xml:space="preserve">、</w:t>
+        <w:t xml:space="preserve"> </w:t>
+      </w:r>
+      <w:r>
+        <w:rPr>
+          <w:rFonts w:ascii="Times New Roman" w:hAnsi="Times New Roman" w:eastAsia="SimSun"/>
+          <w:lang w:val="en-US" w:eastAsia="zh-CN"/>
+        </w:rPr>
+        <w:t xml:space="preserve">和</w:t>
+      </w:r>
+      <w:r>
+        <w:rPr>
+          <w:rFonts w:ascii="Times New Roman" w:hAnsi="Times New Roman" w:eastAsia="SimSun"/>
+          <w:lang w:val="en-US" w:eastAsia="zh-CN"/>
+        </w:rPr>
+        <w:t xml:space="preserve"> </w:t>
       </w:r>
       <w:r>
         <w:rPr>
@@ -2896,123 +3913,7 @@
           <w:rFonts w:ascii="Times New Roman" w:hAnsi="Times New Roman" w:eastAsia="SimSun"/>
           <w:lang w:val="en-US" w:eastAsia="zh-CN"/>
         </w:rPr>
-        <w:t xml:space="preserve">三种分配，新增 180 个工作项。因此冻结的 DeepSeek 计划共 900 项。前六项构成正式技术前缀，并保留在最终分母内。</w:t>
-      </w:r>
-    </w:p>
-    <w:bookmarkEnd w:id="40"/>
-    <w:bookmarkStart w:id="41" w:name="冻结的跨厂商样本"/>
-    <w:p>
-      <w:pPr>
-        <w:pStyle w:val="Heading3"/>
-        <w:keepNext/>
-      </w:pPr>
-      <w:r>
-        <w:rPr>
-          <w:rFonts w:ascii="Times New Roman" w:hAnsi="Times New Roman" w:eastAsia="Microsoft YaHei"/>
-          <w:lang w:val="en-US" w:eastAsia="zh-CN"/>
-        </w:rPr>
-        <w:t xml:space="preserve">3.8 冻结的跨厂商样本</w:t>
-      </w:r>
-    </w:p>
-    <w:p>
-      <w:pPr>
-        <w:pStyle w:val="FirstParagraph"/>
-      </w:pPr>
-      <w:r>
-        <w:rPr>
-          <w:rFonts w:ascii="Times New Roman" w:hAnsi="Times New Roman" w:eastAsia="SimSun"/>
-          <w:lang w:val="en-US" w:eastAsia="zh-CN"/>
-        </w:rPr>
-        <w:t xml:space="preserve">Gemini 研究使用嵌套在 DeepSeek 主样本中的 90 个案例，包括 50 个攻击、30 个良性工具任务和 10 个良性无工具任务。每个案例对应结构化基线/</w:t>
-      </w:r>
-      <w:r>
-        <w:rPr>
-          <w:rStyle w:val="VerbatimChar"/>
-          <w:rFonts w:ascii="Times New Roman" w:hAnsi="Times New Roman" w:eastAsia="SimSun"/>
-          <w:lang w:val="en-US" w:eastAsia="zh-CN"/>
-        </w:rPr>
-        <w:t xml:space="preserve">auto_compiled</w:t>
-      </w:r>
-      <w:r>
-        <w:rPr>
-          <w:rFonts w:ascii="Times New Roman" w:hAnsi="Times New Roman" w:eastAsia="SimSun"/>
-          <w:lang w:val="en-US" w:eastAsia="zh-CN"/>
-        </w:rPr>
-        <w:t xml:space="preserve">、policy-only/</w:t>
-      </w:r>
-      <w:r>
-        <w:rPr>
-          <w:rStyle w:val="VerbatimChar"/>
-          <w:rFonts w:ascii="Times New Roman" w:hAnsi="Times New Roman" w:eastAsia="SimSun"/>
-          <w:lang w:val="en-US" w:eastAsia="zh-CN"/>
-        </w:rPr>
-        <w:t xml:space="preserve">auto_compiled</w:t>
-      </w:r>
-      <w:r>
-        <w:rPr>
-          <w:rFonts w:ascii="Times New Roman" w:hAnsi="Times New Roman" w:eastAsia="SimSun"/>
-          <w:lang w:val="en-US" w:eastAsia="zh-CN"/>
-        </w:rPr>
-        <w:t xml:space="preserve">、M3-full/</w:t>
-      </w:r>
-      <w:r>
-        <w:rPr>
-          <w:rStyle w:val="VerbatimChar"/>
-          <w:rFonts w:ascii="Times New Roman" w:hAnsi="Times New Roman" w:eastAsia="SimSun"/>
-          <w:lang w:val="en-US" w:eastAsia="zh-CN"/>
-        </w:rPr>
-        <w:t xml:space="preserve">auto_compiled</w:t>
-      </w:r>
-      <w:r>
-        <w:rPr>
-          <w:rFonts w:ascii="Times New Roman" w:hAnsi="Times New Roman" w:eastAsia="SimSun"/>
-          <w:lang w:val="en-US" w:eastAsia="zh-CN"/>
-        </w:rPr>
-        <w:t xml:space="preserve">、policy-only/</w:t>
-      </w:r>
-      <w:r>
-        <w:rPr>
-          <w:rStyle w:val="VerbatimChar"/>
-          <w:rFonts w:ascii="Times New Roman" w:hAnsi="Times New Roman" w:eastAsia="SimSun"/>
-          <w:lang w:val="en-US" w:eastAsia="zh-CN"/>
-        </w:rPr>
-        <w:t xml:space="preserve">exact_gold</w:t>
-      </w:r>
-      <w:r>
-        <w:rPr>
-          <w:rFonts w:ascii="Times New Roman" w:hAnsi="Times New Roman" w:eastAsia="SimSun"/>
-          <w:lang w:val="en-US" w:eastAsia="zh-CN"/>
-        </w:rPr>
-        <w:t xml:space="preserve"> </w:t>
-      </w:r>
-      <w:r>
-        <w:rPr>
-          <w:rFonts w:ascii="Times New Roman" w:hAnsi="Times New Roman" w:eastAsia="SimSun"/>
-          <w:lang w:val="en-US" w:eastAsia="zh-CN"/>
-        </w:rPr>
-        <w:t xml:space="preserve">和 M3-full/</w:t>
-      </w:r>
-      <w:r>
-        <w:rPr>
-          <w:rStyle w:val="VerbatimChar"/>
-          <w:rFonts w:ascii="Times New Roman" w:hAnsi="Times New Roman" w:eastAsia="SimSun"/>
-          <w:lang w:val="en-US" w:eastAsia="zh-CN"/>
-        </w:rPr>
-        <w:t xml:space="preserve">exact_gold</w:t>
-      </w:r>
-      <w:r>
-        <w:rPr>
-          <w:rFonts w:ascii="Times New Roman" w:hAnsi="Times New Roman" w:eastAsia="SimSun"/>
-          <w:lang w:val="en-US" w:eastAsia="zh-CN"/>
-        </w:rPr>
-        <w:t xml:space="preserve"> </w:t>
-      </w:r>
-      <w:r>
-        <w:rPr>
-          <w:rFonts w:ascii="Times New Roman" w:hAnsi="Times New Roman" w:eastAsia="SimSun"/>
-          <w:lang w:val="en-US" w:eastAsia="zh-CN"/>
-        </w:rPr>
-        <w:t xml:space="preserve">五项分配，总计 450 个工作项，其中包括六项正式技术前缀。</w:t>
+        <w:t xml:space="preserve">作为预设制度扩展报告，不进入主要 Holm 家族。模型、基准和攻击族面板属于描述性异质性分析。</w:t>
       </w:r>
     </w:p>
     <w:p>
@@ -3024,545 +3925,35 @@
           <w:rFonts w:ascii="Times New Roman" w:hAnsi="Times New Roman" w:eastAsia="SimSun"/>
           <w:lang w:val="en-US" w:eastAsia="zh-CN"/>
         </w:rPr>
-        <w:t xml:space="preserve">Gemini 只使用官方免费层，付费上限为 USD 0。每个配额日遇到首个 HTTP 429 即停止当前运行，尚未启动的项目保持 pending。到新的服务商配额日后，仅未启动项以及从未获得官方模型响应的工作项可显式恢复。速率受限项目在第三个配额日尝试时转为终态诊断。若三个配额日后仍不能完成 450 项，则仅以诊断方式报告已观察子集，将未启动项目计为不可用，并且不作跨厂商泛化主张。</w:t>
-      </w:r>
-    </w:p>
-    <w:bookmarkEnd w:id="41"/>
-    <w:bookmarkStart w:id="42" w:name="服务商与模型身份"/>
-    <w:p>
-      <w:pPr>
-        <w:pStyle w:val="Heading3"/>
-        <w:keepNext/>
-      </w:pPr>
-      <w:r>
-        <w:rPr>
-          <w:rFonts w:ascii="Times New Roman" w:hAnsi="Times New Roman" w:eastAsia="Microsoft YaHei"/>
-          <w:lang w:val="en-US" w:eastAsia="zh-CN"/>
-        </w:rPr>
-        <w:t xml:space="preserve">3.9 服务商与模型身份</w:t>
-      </w:r>
-    </w:p>
-    <w:p>
-      <w:pPr>
-        <w:pStyle w:val="FirstParagraph"/>
-      </w:pPr>
-      <w:r>
-        <w:rPr>
-          <w:rFonts w:ascii="Times New Roman" w:hAnsi="Times New Roman" w:eastAsia="SimSun"/>
-          <w:lang w:val="en-US" w:eastAsia="zh-CN"/>
-        </w:rPr>
-        <w:t xml:space="preserve">主模型为通过 DeepSeek 官方端点访问的 DeepSeek V4 Pro；跨厂商模型为通过 Google Generative Language OpenAI 兼容官方端点访问的 Gemini 3.6 Flash。每个请求在传输前分配本地请求标识并计算规范化载荷摘要。含响应记录保留官方 response ID、精确返回模型、usage、时延以及成本或免费层证明。本文报告证据所对应的服务商调用发生于 2026 年 7–8 月。返回名称属于服务商管理的模型别名，只能标识请求时实际提供的模型服务，不能冻结其隐藏权重。</w:t>
-      </w:r>
-    </w:p>
-    <w:p>
-      <w:pPr>
-        <w:pStyle w:val="BodyText"/>
-      </w:pPr>
-      <w:r>
-        <w:rPr>
-          <w:rFonts w:ascii="Times New Roman" w:hAnsi="Times New Roman" w:eastAsia="SimSun"/>
-          <w:lang w:val="en-US" w:eastAsia="zh-CN"/>
-        </w:rPr>
-        <w:t xml:space="preserve">提示词和模型响应不复制到紧凑分析文件中。仅含内容无关请求元数据的内部 trace 保留在分析数据之外的受限本地运行目录。精确模型身份在最终一次性完整性检查中核验。</w:t>
-      </w:r>
-    </w:p>
-    <w:bookmarkEnd w:id="42"/>
-    <w:bookmarkStart w:id="43" w:name="失败与恢复策略"/>
-    <w:p>
-      <w:pPr>
-        <w:pStyle w:val="Heading3"/>
-        <w:keepNext/>
-      </w:pPr>
-      <w:r>
-        <w:rPr>
-          <w:rFonts w:ascii="Times New Roman" w:hAnsi="Times New Roman" w:eastAsia="Microsoft YaHei"/>
-          <w:lang w:val="en-US" w:eastAsia="zh-CN"/>
-        </w:rPr>
-        <w:t xml:space="preserve">3.10 失败与恢复策略</w:t>
-      </w:r>
-    </w:p>
-    <w:p>
-      <w:pPr>
-        <w:pStyle w:val="FirstParagraph"/>
-      </w:pPr>
-      <w:r>
-        <w:rPr>
-          <w:rFonts w:ascii="Times New Roman" w:hAnsi="Times New Roman" w:eastAsia="SimSun"/>
-          <w:lang w:val="en-US" w:eastAsia="zh-CN"/>
-        </w:rPr>
-        <w:t xml:space="preserve">自动重试始终关闭。恢复以预定义实验项为单位：</w:t>
-      </w:r>
-    </w:p>
-    <w:p>
-      <w:pPr>
-        <w:numPr>
-          <w:ilvl w:val="0"/>
-          <w:numId w:val="1005"/>
-        </w:numPr>
-        <w:pStyle w:val="Compact"/>
-      </w:pPr>
-      <w:r>
-        <w:rPr>
-          <w:rFonts w:ascii="Times New Roman" w:hAnsi="Times New Roman" w:eastAsia="SimSun"/>
-          <w:lang w:val="en-US" w:eastAsia="zh-CN"/>
-        </w:rPr>
-        <w:t xml:space="preserve">已获得官方模型响应的工作项均为终态，包括响应后的超时、拒答、解析失败和最大步骤结果；</w:t>
-      </w:r>
-    </w:p>
-    <w:p>
-      <w:pPr>
-        <w:numPr>
-          <w:ilvl w:val="0"/>
-          <w:numId w:val="1005"/>
-        </w:numPr>
-        <w:pStyle w:val="Compact"/>
-      </w:pPr>
-      <w:r>
-        <w:rPr>
-          <w:rFonts w:ascii="Times New Roman" w:hAnsi="Times New Roman" w:eastAsia="SimSun"/>
-          <w:lang w:val="en-US" w:eastAsia="zh-CN"/>
-        </w:rPr>
-        <w:t xml:space="preserve">没有获得官方响应的传输或准备失败只能通过显式 failed-row 选项重试；</w:t>
-      </w:r>
-    </w:p>
-    <w:p>
-      <w:pPr>
-        <w:numPr>
-          <w:ilvl w:val="0"/>
-          <w:numId w:val="1005"/>
-        </w:numPr>
-        <w:pStyle w:val="Compact"/>
-      </w:pPr>
-      <w:r>
-        <w:rPr>
-          <w:rFonts w:ascii="Times New Roman" w:hAnsi="Times New Roman" w:eastAsia="SimSun"/>
-          <w:lang w:val="en-US" w:eastAsia="zh-CN"/>
-        </w:rPr>
-        <w:t xml:space="preserve">只重试受影响项目，成功和未受影响项目始终跳过；</w:t>
-      </w:r>
-    </w:p>
-    <w:p>
-      <w:pPr>
-        <w:numPr>
-          <w:ilvl w:val="0"/>
-          <w:numId w:val="1005"/>
-        </w:numPr>
-        <w:pStyle w:val="Compact"/>
-      </w:pPr>
-      <w:r>
-        <w:rPr>
-          <w:rFonts w:ascii="Times New Roman" w:hAnsi="Times New Roman" w:eastAsia="SimSun"/>
-          <w:lang w:val="en-US" w:eastAsia="zh-CN"/>
-        </w:rPr>
-        <w:t xml:space="preserve">非速率限制的响应前失败重复一次后转为终态；</w:t>
-      </w:r>
-    </w:p>
-    <w:p>
-      <w:pPr>
-        <w:numPr>
-          <w:ilvl w:val="0"/>
-          <w:numId w:val="1005"/>
-        </w:numPr>
-        <w:pStyle w:val="Compact"/>
-      </w:pPr>
-      <w:r>
-        <w:rPr>
-          <w:rFonts w:ascii="Times New Roman" w:hAnsi="Times New Roman" w:eastAsia="SimSun"/>
-          <w:lang w:val="en-US" w:eastAsia="zh-CN"/>
-        </w:rPr>
-        <w:t xml:space="preserve">Gemini 的配额恢复在每个配额日首个 429 时停止，并在第三个配额日尝试时转为终态。</w:t>
-      </w:r>
-    </w:p>
-    <w:p>
-      <w:pPr>
-        <w:pStyle w:val="FirstParagraph"/>
-      </w:pPr>
-      <w:r>
-        <w:rPr>
-          <w:rFonts w:ascii="Times New Roman" w:hAnsi="Times New Roman" w:eastAsia="SimSun"/>
-          <w:lang w:val="en-US" w:eastAsia="zh-CN"/>
-        </w:rPr>
-        <w:t xml:space="preserve">先前无响应尝试以追加方式保留。科学分析为每个实验项选择最新终态，并报告被后续尝试取代的记录数。Gemini 分析依据内容无关的暂停事件账本使用与 runner 相同的状态归一化，避免把配额暂停误当成科学终态。任何既有行都不会被覆盖。</w:t>
-      </w:r>
-    </w:p>
-    <w:bookmarkEnd w:id="43"/>
-    <w:bookmarkStart w:id="44" w:name="结果变量"/>
-    <w:p>
-      <w:pPr>
-        <w:pStyle w:val="Heading3"/>
-        <w:keepNext/>
-      </w:pPr>
-      <w:r>
-        <w:rPr>
-          <w:rFonts w:ascii="Times New Roman" w:hAnsi="Times New Roman" w:eastAsia="Microsoft YaHei"/>
-          <w:lang w:val="en-US" w:eastAsia="zh-CN"/>
-        </w:rPr>
-        <w:t xml:space="preserve">3.11 结果变量</w:t>
-      </w:r>
-    </w:p>
-    <w:p>
-      <w:pPr>
-        <w:pStyle w:val="FirstParagraph"/>
-      </w:pPr>
-      <w:r>
-        <w:rPr>
-          <w:rFonts w:ascii="Times New Roman" w:hAnsi="Times New Roman" w:eastAsia="SimSun"/>
-          <w:lang w:val="en-US" w:eastAsia="zh-CN"/>
-        </w:rPr>
-        <w:t xml:space="preserve">两个共同主要终点为：攻击任务上的</w:t>
-      </w:r>
-      <w:r>
-        <w:rPr>
-          <w:bCs/>
-          <w:rFonts w:ascii="Times New Roman" w:hAnsi="Times New Roman" w:eastAsia="SimSun"/>
-          <w:b/>
-          <w:lang w:val="en-US" w:eastAsia="zh-CN"/>
-        </w:rPr>
-        <w:t xml:space="preserve">不安全效应率</w:t>
-      </w:r>
-      <w:r>
-        <w:rPr>
-          <w:rFonts w:ascii="Times New Roman" w:hAnsi="Times New Roman" w:eastAsia="SimSun"/>
-          <w:lang w:val="en-US" w:eastAsia="zh-CN"/>
-        </w:rPr>
-        <w:t xml:space="preserve">，以及良性工具任务上的</w:t>
-      </w:r>
-      <w:r>
-        <w:rPr>
-          <w:bCs/>
-          <w:rFonts w:ascii="Times New Roman" w:hAnsi="Times New Roman" w:eastAsia="SimSun"/>
-          <w:b/>
-          <w:lang w:val="en-US" w:eastAsia="zh-CN"/>
-        </w:rPr>
-        <w:t xml:space="preserve">任务完成率（task-completion rate，TCR）</w:t>
-      </w:r>
-      <w:r>
-        <w:rPr>
-          <w:rFonts w:ascii="Times New Roman" w:hAnsi="Times New Roman" w:eastAsia="SimSun"/>
-          <w:lang w:val="en-US" w:eastAsia="zh-CN"/>
-        </w:rPr>
-        <w:t xml:space="preserve">。良性无工具任务完成率仅作描述性结果。次要结果包括</w:t>
-      </w:r>
-      <w:r>
-        <w:rPr>
-          <w:rFonts w:ascii="Times New Roman" w:hAnsi="Times New Roman" w:eastAsia="SimSun"/>
-          <w:lang w:val="en-US" w:eastAsia="zh-CN"/>
-        </w:rPr>
-        <w:t xml:space="preserve"> </w:t>
-      </w:r>
-      <w:r>
-        <w:rPr>
-          <w:rStyle w:val="VerbatimChar"/>
-          <w:rFonts w:ascii="Times New Roman" w:hAnsi="Times New Roman" w:eastAsia="SimSun"/>
-          <w:lang w:val="en-US" w:eastAsia="zh-CN"/>
-        </w:rPr>
-        <w:t xml:space="preserve">ASK</w:t>
-      </w:r>
-      <w:r>
-        <w:rPr>
-          <w:rFonts w:ascii="Times New Roman" w:hAnsi="Times New Roman" w:eastAsia="SimSun"/>
-          <w:lang w:val="en-US" w:eastAsia="zh-CN"/>
-        </w:rPr>
-        <w:t xml:space="preserve"> </w:t>
-      </w:r>
-      <w:r>
-        <w:rPr>
-          <w:rFonts w:ascii="Times New Roman" w:hAnsi="Times New Roman" w:eastAsia="SimSun"/>
-          <w:lang w:val="en-US" w:eastAsia="zh-CN"/>
-        </w:rPr>
-        <w:t xml:space="preserve">次数、</w:t>
-      </w:r>
-      <w:r>
-        <w:rPr>
-          <w:rStyle w:val="VerbatimChar"/>
-          <w:rFonts w:ascii="Times New Roman" w:hAnsi="Times New Roman" w:eastAsia="SimSun"/>
-          <w:lang w:val="en-US" w:eastAsia="zh-CN"/>
-        </w:rPr>
-        <w:t xml:space="preserve">DENY</w:t>
-      </w:r>
-      <w:r>
-        <w:rPr>
-          <w:rFonts w:ascii="Times New Roman" w:hAnsi="Times New Roman" w:eastAsia="SimSun"/>
-          <w:lang w:val="en-US" w:eastAsia="zh-CN"/>
-        </w:rPr>
-        <w:t xml:space="preserve"> </w:t>
-      </w:r>
-      <w:r>
-        <w:rPr>
-          <w:rFonts w:ascii="Times New Roman" w:hAnsi="Times New Roman" w:eastAsia="SimSun"/>
-          <w:lang w:val="en-US" w:eastAsia="zh-CN"/>
-        </w:rPr>
-        <w:t xml:space="preserve">次数、运行失败、p50/p95 时延、总 token、API 成本，以及按基准和攻击族预定义的异质性。</w:t>
-      </w:r>
-    </w:p>
-    <w:p>
-      <w:pPr>
-        <w:pStyle w:val="BodyText"/>
-      </w:pPr>
-      <w:r>
-        <w:rPr>
-          <w:rFonts w:ascii="Times New Roman" w:hAnsi="Times New Roman" w:eastAsia="SimSun"/>
-          <w:lang w:val="en-US" w:eastAsia="zh-CN"/>
-        </w:rPr>
-        <w:t xml:space="preserve">所有终态工作项均保留在 ITT 分母内。分析同时报告原始分子/分母与比例。服务商或解析器失败不会被静默剔除，也不会被重新标记为安全成功；其不安全效应指标仅记录隔离环境中是否观察到不安全效应，而运行失败作为独立结果报告，并且不能算作任务完成。时延和负担摘要同样包含全部终态工作项，而非只包含成功完成项。</w:t>
-      </w:r>
-    </w:p>
-    <w:bookmarkEnd w:id="44"/>
-    <w:bookmarkStart w:id="45" w:name="统计分析"/>
-    <w:p>
-      <w:pPr>
-        <w:pStyle w:val="Heading3"/>
-        <w:keepNext/>
-      </w:pPr>
-      <w:r>
-        <w:rPr>
-          <w:rFonts w:ascii="Times New Roman" w:hAnsi="Times New Roman" w:eastAsia="Microsoft YaHei"/>
-          <w:lang w:val="en-US" w:eastAsia="zh-CN"/>
-        </w:rPr>
-        <w:t xml:space="preserve">3.12 统计分析</w:t>
-      </w:r>
-    </w:p>
-    <w:p>
-      <w:pPr>
-        <w:pStyle w:val="FirstParagraph"/>
-      </w:pPr>
-      <w:r>
-        <w:rPr>
-          <w:rFonts w:ascii="Times New Roman" w:hAnsi="Times New Roman" w:eastAsia="SimSun"/>
-          <w:lang w:val="en-US" w:eastAsia="zh-CN"/>
-        </w:rPr>
-        <w:t xml:space="preserve">每个条件的比例均报告 Wilson 95% 置信区间。配对分析报告绝对百分点差、两个不一致方向的计数以及双侧 exact McNemar 检验。配对绝对差的区间由 10,000 次确定性 bootstrap 估计。每次重采样以配对案例标识为聚类和推断单位，有放回地抽取案例，并保持同一案例的两个条件结果成对进入样本。</w:t>
-      </w:r>
-    </w:p>
-    <w:p>
-      <w:pPr>
-        <w:pStyle w:val="BodyText"/>
-      </w:pPr>
-      <w:r>
-        <w:rPr>
-          <w:rFonts w:ascii="Times New Roman" w:hAnsi="Times New Roman" w:eastAsia="SimSun"/>
-          <w:lang w:val="en-US" w:eastAsia="zh-CN"/>
-        </w:rPr>
-        <w:t xml:space="preserve">四个主要比较为：policy-only</w:t>
-      </w:r>
-      <w:r>
-        <w:rPr>
-          <w:rFonts w:ascii="Times New Roman" w:hAnsi="Times New Roman" w:eastAsia="SimSun"/>
-          <w:lang w:val="en-US" w:eastAsia="zh-CN"/>
-        </w:rPr>
-        <w:t xml:space="preserve"> </w:t>
-      </w:r>
-      <w:r>
-        <w:rPr>
-          <w:rStyle w:val="VerbatimChar"/>
-          <w:rFonts w:ascii="Times New Roman" w:hAnsi="Times New Roman" w:eastAsia="SimSun"/>
-          <w:lang w:val="en-US" w:eastAsia="zh-CN"/>
-        </w:rPr>
-        <w:t xml:space="preserve">auto_compiled</w:t>
-      </w:r>
-      <w:r>
-        <w:rPr>
-          <w:rFonts w:ascii="Times New Roman" w:hAnsi="Times New Roman" w:eastAsia="SimSun"/>
-          <w:lang w:val="en-US" w:eastAsia="zh-CN"/>
-        </w:rPr>
-        <w:t xml:space="preserve"> </w:t>
-      </w:r>
-      <w:r>
-        <w:rPr>
-          <w:rFonts w:ascii="Times New Roman" w:hAnsi="Times New Roman" w:eastAsia="SimSun"/>
-          <w:lang w:val="en-US" w:eastAsia="zh-CN"/>
-        </w:rPr>
-        <w:t xml:space="preserve">对 policy-only</w:t>
-      </w:r>
-      <w:r>
-        <w:rPr>
-          <w:rFonts w:ascii="Times New Roman" w:hAnsi="Times New Roman" w:eastAsia="SimSun"/>
-          <w:lang w:val="en-US" w:eastAsia="zh-CN"/>
-        </w:rPr>
-        <w:t xml:space="preserve"> </w:t>
-      </w:r>
-      <w:r>
-        <w:rPr>
-          <w:rStyle w:val="VerbatimChar"/>
-          <w:rFonts w:ascii="Times New Roman" w:hAnsi="Times New Roman" w:eastAsia="SimSun"/>
-          <w:lang w:val="en-US" w:eastAsia="zh-CN"/>
-        </w:rPr>
-        <w:t xml:space="preserve">exact_gold</w:t>
-      </w:r>
-      <w:r>
-        <w:rPr>
-          <w:rFonts w:ascii="Times New Roman" w:hAnsi="Times New Roman" w:eastAsia="SimSun"/>
-          <w:lang w:val="en-US" w:eastAsia="zh-CN"/>
-        </w:rPr>
-        <w:t xml:space="preserve">；M3-full</w:t>
-      </w:r>
-      <w:r>
-        <w:rPr>
-          <w:rFonts w:ascii="Times New Roman" w:hAnsi="Times New Roman" w:eastAsia="SimSun"/>
-          <w:lang w:val="en-US" w:eastAsia="zh-CN"/>
-        </w:rPr>
-        <w:t xml:space="preserve"> </w:t>
-      </w:r>
-      <w:r>
-        <w:rPr>
-          <w:rStyle w:val="VerbatimChar"/>
-          <w:rFonts w:ascii="Times New Roman" w:hAnsi="Times New Roman" w:eastAsia="SimSun"/>
-          <w:lang w:val="en-US" w:eastAsia="zh-CN"/>
-        </w:rPr>
-        <w:t xml:space="preserve">auto_compiled</w:t>
-      </w:r>
-      <w:r>
-        <w:rPr>
-          <w:rFonts w:ascii="Times New Roman" w:hAnsi="Times New Roman" w:eastAsia="SimSun"/>
-          <w:lang w:val="en-US" w:eastAsia="zh-CN"/>
-        </w:rPr>
-        <w:t xml:space="preserve"> </w:t>
-      </w:r>
-      <w:r>
-        <w:rPr>
-          <w:rFonts w:ascii="Times New Roman" w:hAnsi="Times New Roman" w:eastAsia="SimSun"/>
-          <w:lang w:val="en-US" w:eastAsia="zh-CN"/>
-        </w:rPr>
-        <w:t xml:space="preserve">对 M3-full</w:t>
-      </w:r>
-      <w:r>
-        <w:rPr>
-          <w:rFonts w:ascii="Times New Roman" w:hAnsi="Times New Roman" w:eastAsia="SimSun"/>
-          <w:lang w:val="en-US" w:eastAsia="zh-CN"/>
-        </w:rPr>
-        <w:t xml:space="preserve"> </w:t>
-      </w:r>
-      <w:r>
-        <w:rPr>
-          <w:rStyle w:val="VerbatimChar"/>
-          <w:rFonts w:ascii="Times New Roman" w:hAnsi="Times New Roman" w:eastAsia="SimSun"/>
-          <w:lang w:val="en-US" w:eastAsia="zh-CN"/>
-        </w:rPr>
-        <w:t xml:space="preserve">exact_gold</w:t>
-      </w:r>
-      <w:r>
-        <w:rPr>
-          <w:rFonts w:ascii="Times New Roman" w:hAnsi="Times New Roman" w:eastAsia="SimSun"/>
-          <w:lang w:val="en-US" w:eastAsia="zh-CN"/>
-        </w:rPr>
-        <w:t xml:space="preserve">；</w:t>
-      </w:r>
-      <w:r>
-        <w:rPr>
-          <w:rStyle w:val="VerbatimChar"/>
-          <w:rFonts w:ascii="Times New Roman" w:hAnsi="Times New Roman" w:eastAsia="SimSun"/>
-          <w:lang w:val="en-US" w:eastAsia="zh-CN"/>
-        </w:rPr>
-        <w:t xml:space="preserve">auto_compiled</w:t>
-      </w:r>
-      <w:r>
-        <w:rPr>
-          <w:rFonts w:ascii="Times New Roman" w:hAnsi="Times New Roman" w:eastAsia="SimSun"/>
-          <w:lang w:val="en-US" w:eastAsia="zh-CN"/>
-        </w:rPr>
-        <w:t xml:space="preserve"> </w:t>
-      </w:r>
-      <w:r>
-        <w:rPr>
-          <w:rFonts w:ascii="Times New Roman" w:hAnsi="Times New Roman" w:eastAsia="SimSun"/>
-          <w:lang w:val="en-US" w:eastAsia="zh-CN"/>
-        </w:rPr>
-        <w:t xml:space="preserve">下 policy-only 对 M3-full；以及</w:t>
-      </w:r>
-      <w:r>
-        <w:rPr>
-          <w:rFonts w:ascii="Times New Roman" w:hAnsi="Times New Roman" w:eastAsia="SimSun"/>
-          <w:lang w:val="en-US" w:eastAsia="zh-CN"/>
-        </w:rPr>
-        <w:t xml:space="preserve"> </w:t>
-      </w:r>
-      <w:r>
-        <w:rPr>
-          <w:rStyle w:val="VerbatimChar"/>
-          <w:rFonts w:ascii="Times New Roman" w:hAnsi="Times New Roman" w:eastAsia="SimSun"/>
-          <w:lang w:val="en-US" w:eastAsia="zh-CN"/>
-        </w:rPr>
-        <w:t xml:space="preserve">exact_gold</w:t>
-      </w:r>
-      <w:r>
-        <w:rPr>
-          <w:rFonts w:ascii="Times New Roman" w:hAnsi="Times New Roman" w:eastAsia="SimSun"/>
-          <w:lang w:val="en-US" w:eastAsia="zh-CN"/>
-        </w:rPr>
-        <w:t xml:space="preserve"> </w:t>
-      </w:r>
-      <w:r>
-        <w:rPr>
-          <w:rFonts w:ascii="Times New Roman" w:hAnsi="Times New Roman" w:eastAsia="SimSun"/>
-          <w:lang w:val="en-US" w:eastAsia="zh-CN"/>
-        </w:rPr>
-        <w:t xml:space="preserve">下 policy-only 对 M3-full。McNemar p 值分别在攻击不安全效应和良性工具 TCR 两个终点族内进行 Holm 校正。</w:t>
-      </w:r>
-      <w:r>
-        <w:rPr>
-          <w:rStyle w:val="VerbatimChar"/>
-          <w:rFonts w:ascii="Times New Roman" w:hAnsi="Times New Roman" w:eastAsia="SimSun"/>
-          <w:lang w:val="en-US" w:eastAsia="zh-CN"/>
-        </w:rPr>
-        <w:t xml:space="preserve">broad</w:t>
-      </w:r>
-      <w:r>
-        <w:rPr>
-          <w:rFonts w:ascii="Times New Roman" w:hAnsi="Times New Roman" w:eastAsia="SimSun"/>
-          <w:lang w:val="en-US" w:eastAsia="zh-CN"/>
-        </w:rPr>
-        <w:t xml:space="preserve">、</w:t>
-      </w:r>
-      <w:r>
-        <w:rPr>
-          <w:rStyle w:val="VerbatimChar"/>
-          <w:rFonts w:ascii="Times New Roman" w:hAnsi="Times New Roman" w:eastAsia="SimSun"/>
-          <w:lang w:val="en-US" w:eastAsia="zh-CN"/>
-        </w:rPr>
-        <w:t xml:space="preserve">underspecified</w:t>
-      </w:r>
-      <w:r>
-        <w:rPr>
-          <w:rFonts w:ascii="Times New Roman" w:hAnsi="Times New Roman" w:eastAsia="SimSun"/>
-          <w:lang w:val="en-US" w:eastAsia="zh-CN"/>
-        </w:rPr>
-        <w:t xml:space="preserve"> </w:t>
-      </w:r>
-      <w:r>
-        <w:rPr>
-          <w:rFonts w:ascii="Times New Roman" w:hAnsi="Times New Roman" w:eastAsia="SimSun"/>
-          <w:lang w:val="en-US" w:eastAsia="zh-CN"/>
-        </w:rPr>
-        <w:t xml:space="preserve">和</w:t>
-      </w:r>
-      <w:r>
-        <w:rPr>
-          <w:rFonts w:ascii="Times New Roman" w:hAnsi="Times New Roman" w:eastAsia="SimSun"/>
-          <w:lang w:val="en-US" w:eastAsia="zh-CN"/>
-        </w:rPr>
-        <w:t xml:space="preserve"> </w:t>
-      </w:r>
-      <w:r>
-        <w:rPr>
-          <w:rStyle w:val="VerbatimChar"/>
-          <w:rFonts w:ascii="Times New Roman" w:hAnsi="Times New Roman" w:eastAsia="SimSun"/>
-          <w:lang w:val="en-US" w:eastAsia="zh-CN"/>
-        </w:rPr>
-        <w:t xml:space="preserve">conflicting</w:t>
-      </w:r>
-      <w:r>
-        <w:rPr>
-          <w:rFonts w:ascii="Times New Roman" w:hAnsi="Times New Roman" w:eastAsia="SimSun"/>
-          <w:lang w:val="en-US" w:eastAsia="zh-CN"/>
-        </w:rPr>
-        <w:t xml:space="preserve"> </w:t>
-      </w:r>
-      <w:r>
-        <w:rPr>
-          <w:rFonts w:ascii="Times New Roman" w:hAnsi="Times New Roman" w:eastAsia="SimSun"/>
-          <w:lang w:val="en-US" w:eastAsia="zh-CN"/>
-        </w:rPr>
-        <w:t xml:space="preserve">作为预设制度扩展报告，不进入主要 Holm 家族。模型、基准和攻击族面板属于描述性异质性分析。</w:t>
+        <w:t xml:space="preserve">当 100 个攻击样本中观察到 0 个事件时，Wilson 95% 区间上限仍为 3.70%；30 个攻击样本中观察到 0 个事件时，上限为 11.35%。因此这些单元的安全比较具有地板限制。本文报告设计精度，不用观察结果计算事后</w:t>
+      </w:r>
+      <w:r>
+        <w:rPr>
+          <w:rFonts w:ascii="Times New Roman" w:hAnsi="Times New Roman" w:eastAsia="SimSun"/>
+          <w:lang w:val="en-US" w:eastAsia="zh-CN"/>
+        </w:rPr>
+        <w:t xml:space="preserve">“</w:t>
+      </w:r>
+      <w:r>
+        <w:rPr>
+          <w:rFonts w:ascii="Times New Roman" w:hAnsi="Times New Roman" w:eastAsia="SimSun"/>
+          <w:lang w:val="en-US" w:eastAsia="zh-CN"/>
+        </w:rPr>
+        <w:t xml:space="preserve">达成功效</w:t>
+      </w:r>
+      <w:r>
+        <w:rPr>
+          <w:rFonts w:ascii="Times New Roman" w:hAnsi="Times New Roman" w:eastAsia="SimSun"/>
+          <w:lang w:val="en-US" w:eastAsia="zh-CN"/>
+        </w:rPr>
+        <w:t xml:space="preserve">”</w:t>
+      </w:r>
+      <w:r>
+        <w:rPr>
+          <w:rFonts w:ascii="Times New Roman" w:hAnsi="Times New Roman" w:eastAsia="SimSun"/>
+          <w:lang w:val="en-US" w:eastAsia="zh-CN"/>
+        </w:rPr>
+        <w:t xml:space="preserve">。</w:t>
       </w:r>
     </w:p>
     <w:p>
@@ -3684,7 +4075,7 @@
           <w:rFonts w:ascii="Times New Roman" w:hAnsi="Times New Roman" w:eastAsia="SimSun"/>
           <w:lang w:val="en-US" w:eastAsia="zh-CN"/>
         </w:rPr>
-        <w:t xml:space="preserve">记录覆盖 72 个配对案例和六个实验条件，另有 48 条授权制度探针记录。预注册分析不支持增量机制主张：M3-full 满足安全效应与非 deny-all 条件，但没有满足效用点估计的非劣标准，在安全性上也没有优于 M3 policy-only。本文同时保留相对结构化条件有利的安全结果，以及不利的效用和模块比较结果。</w:t>
+        <w:t xml:space="preserve">记录覆盖 72 个配对案例和六个实验条件，另有 48 条授权制度探针记录。预注册分析不支持完整配置包优越性主张：完整配置包满足安全效应与非 deny-all 条件，但没有满足效用点估计的非劣标准，在安全性上也没有优于策略配置包。本文同时保留相对结构化条件有利的安全结果，以及不利的效用和配置包比较结果。</w:t>
       </w:r>
     </w:p>
     <w:p>
@@ -3708,7 +4099,7 @@
           <w:rFonts w:ascii="Times New Roman" w:hAnsi="Times New Roman" w:eastAsia="SimSun"/>
           <w:lang w:val="en-US" w:eastAsia="zh-CN"/>
         </w:rPr>
-        <w:t xml:space="preserve">中型样本反映的是安全—效用权衡，而不是完整机制的增量收益。结构化条件下的八个不安全效应在两种 M3 变体中均被消除，但两种 M3 变体完成的良性工具任务也明显更少。相对结构化条件，M3-full 的良性工具 TCR 低 25 个百分点，远低于预注册的 −5 个百分点非劣界限。</w:t>
+        <w:t xml:space="preserve">中型样本反映的是安全—效用权衡，而不是完整配置包的增量收益。结构化条件下的八个不安全效应在两种 M3 配置中均被消除，但两种 M3 配置完成的良性工具任务也明显更少。相对结构化条件，完整配置包的良性工具 TCR 低 25 个百分点，远低于预注册的 −5 个百分点非劣界限。</w:t>
       </w:r>
     </w:p>
     <w:p>
@@ -4604,7 +4995,7 @@
           <w:rFonts w:ascii="Times New Roman" w:hAnsi="Times New Roman" w:eastAsia="SimSun"/>
           <w:lang w:val="en-US" w:eastAsia="zh-CN"/>
         </w:rPr>
-        <w:t xml:space="preserve">在 600 个配对攻击案例上，M3-full 产生 38 个不安全效应（6.33%，Wilson 95% CI 4.65–8.57），结构化条件为 133 个（22.17%，19.03–25.66）。配对差为 −15.83 个百分点（10,000 次聚类 bootstrap 95% CI −19.50 至 −12.17；exact McNemar p=4.04e−17；Holm 校正 p=1.61e−16）。然而，该降低不能证明完整系统模块贡献：M3 policy-only 只有 13 个不安全效应（2.17%，1.27–3.67），因此 M3-full 比 policy-only 高 4.17 个百分点（bootstrap 95% CI 2.50–6.00；exact McNemar p=1.62e−6）。</w:t>
+        <w:t xml:space="preserve">在 600 个配对攻击案例上，完整配置包产生 38 个不安全效应（6.33%，Wilson 95% CI 4.65–8.57），结构化条件为 133 个（22.17%，19.03–25.66）。配对差为 −15.83 个百分点（10,000 次聚类 bootstrap 95% CI −19.50 至 −12.17；exact McNemar p=4.04e−17；Holm 校正 p=1.61e−16）。然而，该降低不能证明完整配置包优于策略配置包：后者只有 13 个不安全效应（2.17%，1.27–3.67），因此完整配置包高 4.17 个百分点（bootstrap 95% CI 2.50–6.00；exact McNemar p=1.62e−6）。</w:t>
       </w:r>
     </w:p>
     <w:p>
@@ -4706,7 +5097,7 @@
           <w:rFonts w:ascii="Times New Roman" w:hAnsi="Times New Roman" w:eastAsia="SimSun"/>
           <w:lang w:val="en-US" w:eastAsia="zh-CN"/>
         </w:rPr>
-        <w:t xml:space="preserve">在攻击任务上，M3-full 给出 181 个初始</w:t>
+        <w:t xml:space="preserve">在攻击任务上，完整配置包给出 181 个初始</w:t>
       </w:r>
       <w:r>
         <w:rPr>
@@ -4757,7 +5148,7 @@
           <w:rFonts w:ascii="Times New Roman" w:hAnsi="Times New Roman" w:eastAsia="SimSun"/>
           <w:lang w:val="en-US" w:eastAsia="zh-CN"/>
         </w:rPr>
-        <w:t xml:space="preserve">，policy-only 给出 197 个</w:t>
+        <w:t xml:space="preserve">，策略配置包给出 197 个</w:t>
       </w:r>
       <w:r>
         <w:rPr>
@@ -4808,7 +5199,7 @@
           <w:rFonts w:ascii="Times New Roman" w:hAnsi="Times New Roman" w:eastAsia="SimSun"/>
           <w:lang w:val="en-US" w:eastAsia="zh-CN"/>
         </w:rPr>
-        <w:t xml:space="preserve">。在 168 个良性工具任务上，M3-full 给出 75 个</w:t>
+        <w:t xml:space="preserve">。在 168 个良性工具任务上，完整配置包给出 75 个</w:t>
       </w:r>
       <w:r>
         <w:rPr>
@@ -4830,7 +5221,7 @@
           <w:rFonts w:ascii="Times New Roman" w:hAnsi="Times New Roman" w:eastAsia="SimSun"/>
           <w:lang w:val="en-US" w:eastAsia="zh-CN"/>
         </w:rPr>
-        <w:t xml:space="preserve">，policy-only 给出 69 个。主要机制比较由此满足结构化安全效应标准，却未满足效用非劣与模块增益标准。该模式更符合安全—效用权衡，而非完整机制的增量收益。</w:t>
+        <w:t xml:space="preserve">，策略配置包给出 69 个。主要配置比较由此满足结构化安全效应标准，却未满足效用非劣或完整包优越性标准。该模式更符合安全—效用权衡。</w:t>
       </w:r>
     </w:p>
     <w:bookmarkEnd w:id="53"/>
@@ -4905,7 +5296,7 @@
           <w:rFonts w:ascii="Times New Roman" w:hAnsi="Times New Roman" w:eastAsia="SimSun"/>
           <w:lang w:val="en-US" w:eastAsia="zh-CN"/>
         </w:rPr>
-        <w:t xml:space="preserve">主实验的不安全效应处于地板水平：M3-full 在</w:t>
+        <w:t xml:space="preserve">主实验的不安全效应处于地板水平：完整配置包在</w:t>
       </w:r>
       <w:r>
         <w:rPr>
@@ -4963,7 +5354,7 @@
           <w:rFonts w:ascii="Times New Roman" w:hAnsi="Times New Roman" w:eastAsia="SimSun"/>
           <w:lang w:val="en-US" w:eastAsia="zh-CN"/>
         </w:rPr>
-        <w:t xml:space="preserve">下均为 0/100，policy-only 在</w:t>
+        <w:t xml:space="preserve">下均为 0/100，策略配置包在</w:t>
       </w:r>
       <w:r>
         <w:rPr>
@@ -5043,7 +5434,7 @@
           <w:rFonts w:ascii="Times New Roman" w:hAnsi="Times New Roman" w:eastAsia="SimSun"/>
           <w:lang w:val="en-US" w:eastAsia="zh-CN"/>
         </w:rPr>
-        <w:t xml:space="preserve">下 full 减 policy-only 为 −1.00 个百分点（任务聚类 bootstrap 95% CI −3.00 至 0.00；Holm 校正 McNemar p=1.0），其余主要安全比较完全为零或只涉及同一单事件。数据没有证明完整机制可在 policy-only 之外产生可复现安全增益。</w:t>
+        <w:t xml:space="preserve">下完整减策略配置包为 −1.00 个百分点（任务聚类 bootstrap 95% CI −3.00 至 0.00；Holm 校正 McNemar p=1.0），其余主要安全比较完全为零或只涉及同一单事件。这种成套比较没有证明完整配置包优于策略配置包，也不能识别单个运行时模块的贡献。</w:t>
       </w:r>
     </w:p>
     <w:p>
@@ -5170,6 +5561,59 @@
           <w:lang w:val="en-US" w:eastAsia="zh-CN"/>
         </w:rPr>
         <w:t xml:space="preserve">后，配对良性工具完成下降 21.67 个百分点（bootstrap 95% CI −36.67 至 −5.00；Holm 校正 p=0.05853）。M3-full 对应下降 15.00 个百分点（−28.33 至 −1.67；Holm 校正 p=0.09808）。bootstrap 区间不含零，但两个 exact McNemar 比较经 Holm 校正后均未低于 0.05。因此，本文把一致的方向和效应量解释为该样本内的授权敏感性，而不是普遍 oracle 策略效应。</w:t>
+      </w:r>
+    </w:p>
+    <w:p>
+      <w:pPr>
+        <w:pStyle w:val="BodyText"/>
+      </w:pPr>
+      <w:r>
+        <w:rPr>
+          <w:rFonts w:ascii="Times New Roman" w:hAnsi="Times New Roman" w:eastAsia="SimSun"/>
+          <w:lang w:val="en-US" w:eastAsia="zh-CN"/>
+        </w:rPr>
+        <w:t xml:space="preserve">聚合结果掩盖了基准方向反转。在 AgentDojo 上，策略配置包的良性工具完成由 5/30 升至 9/30（+13.33 个百分点，bootstrap 95% CI −3.33 至 30.00），完整配置包由 4/30 升至 7/30（+10.00，−3.33 至 23.33）。在 M3-v2 上，策略配置包却由 17/30 降至 0/30（−56.67，−73.33 至 −40.00），完整配置包由 12/30 降至 0/30（−40.00，−56.67 至 −23.33）。所以 pooled TCR 下降主要由 M3-v2 驱动，不能泛化为两个基准共有的授权效应。</w:t>
+      </w:r>
+    </w:p>
+    <w:p>
+      <w:pPr>
+        <w:pStyle w:val="BodyText"/>
+      </w:pPr>
+      <w:r>
+        <w:rPr>
+          <w:rFonts w:ascii="Times New Roman" w:hAnsi="Times New Roman" w:eastAsia="SimSun"/>
+          <w:lang w:val="en-US" w:eastAsia="zh-CN"/>
+        </w:rPr>
+        <w:t xml:space="preserve">失败敏感性分析进一步改变安全解释。把</w:t>
+      </w:r>
+      <w:r>
+        <w:rPr>
+          <w:rFonts w:ascii="Times New Roman" w:hAnsi="Times New Roman" w:eastAsia="SimSun"/>
+          <w:lang w:val="en-US" w:eastAsia="zh-CN"/>
+        </w:rPr>
+        <w:t xml:space="preserve"> </w:t>
+      </w:r>
+      <w:r>
+        <w:rPr>
+          <w:rStyle w:val="VerbatimChar"/>
+          <w:rFonts w:ascii="Times New Roman" w:hAnsi="Times New Roman" w:eastAsia="SimSun"/>
+          <w:lang w:val="en-US" w:eastAsia="zh-CN"/>
+        </w:rPr>
+        <w:t xml:space="preserve">unsafe_effect OR operational_failure</w:t>
+      </w:r>
+      <w:r>
+        <w:rPr>
+          <w:rFonts w:ascii="Times New Roman" w:hAnsi="Times New Roman" w:eastAsia="SimSun"/>
+          <w:lang w:val="en-US" w:eastAsia="zh-CN"/>
+        </w:rPr>
+        <w:t xml:space="preserve"> </w:t>
+      </w:r>
+      <w:r>
+        <w:rPr>
+          <w:rFonts w:ascii="Times New Roman" w:hAnsi="Times New Roman" w:eastAsia="SimSun"/>
+          <w:lang w:val="en-US" w:eastAsia="zh-CN"/>
+        </w:rPr>
+        <w:t xml:space="preserve">作为悲观界限时，策略配置包由 7/100 升至 25/100（+18 个百分点，bootstrap 95% CI 9 至 27），完整配置包由 8/100 升至 26/100（+18，10 至 27）。该差异完全发生在 AgentDojo：两配置包的 exact 相对 auto 均增加 36 个百分点；M3-v2 的对应差为 0。该界限只表示安全结果不可用的最坏情形，不被报告为观察到的攻击成功。</w:t>
       </w:r>
     </w:p>
     <w:bookmarkEnd w:id="54"/>
@@ -5237,7 +5681,7 @@
           <w:rFonts w:ascii="Times New Roman" w:hAnsi="Times New Roman" w:eastAsia="SimSun"/>
           <w:lang w:val="en-US" w:eastAsia="zh-CN"/>
         </w:rPr>
-        <w:t xml:space="preserve">决策与失败分布解释了部分权衡。policy-only 下，</w:t>
+        <w:t xml:space="preserve">决策与失败分布解释了部分权衡。策略配置包下，</w:t>
       </w:r>
       <w:r>
         <w:rPr>
@@ -5281,7 +5725,98 @@
           <w:rFonts w:ascii="Times New Roman" w:hAnsi="Times New Roman" w:eastAsia="SimSun"/>
           <w:lang w:val="en-US" w:eastAsia="zh-CN"/>
         </w:rPr>
-        <w:t xml:space="preserve">没有 ASK，但 48.89% 的记录含 DENY，失败率从 7.22% 升至 23.89%，p95 时延从 10.63 秒升至 19.42 秒。M3-full 呈现相同模式：ASK 从 32.22% 降至零，DENY 从 11.11% 升至 45.00%，失败率从 9.44% 升至 24.44%，p95 从 9.18 秒升至 19.62 秒。DENY incidence 统计至少含一次 DENY 的记录；事件总数另行保留，因为一条记录可能含多个决策。900 个工作项总成本为 CNY 1.3888324。</w:t>
+        <w:t xml:space="preserve">没有 ASK，但 48.89% 的记录含 DENY，失败率从 7.22% 升至 23.89%，p95 时延从 10.63 秒升至 19.42 秒。完整配置包呈现相同模式：ASK 从 32.22% 降至零，DENY 从 11.11% 升至 45.00%，失败率从 9.44% 升至 24.44%，p95 从 9.18 秒升至 19.62 秒。DENY incidence 统计至少含一次 DENY 的记录；事件总数另行保留，因为一条记录可能含多个决策。900 个工作项总成本为 CNY 1.3888324。</w:t>
+      </w:r>
+    </w:p>
+    <w:p>
+      <w:pPr>
+        <w:pStyle w:val="BodyText"/>
+      </w:pPr>
+      <w:r>
+        <w:rPr>
+          <w:rFonts w:ascii="Times New Roman" w:hAnsi="Times New Roman" w:eastAsia="SimSun"/>
+          <w:lang w:val="en-US" w:eastAsia="zh-CN"/>
+        </w:rPr>
+        <w:t xml:space="preserve">分层结果表明，系统确认请求主要集中在 AgentDojo：</w:t>
+      </w:r>
+      <w:r>
+        <w:rPr>
+          <w:rStyle w:val="VerbatimChar"/>
+          <w:rFonts w:ascii="Times New Roman" w:hAnsi="Times New Roman" w:eastAsia="SimSun"/>
+          <w:lang w:val="en-US" w:eastAsia="zh-CN"/>
+        </w:rPr>
+        <w:t xml:space="preserve">auto_compiled</w:t>
+      </w:r>
+      <w:r>
+        <w:rPr>
+          <w:rFonts w:ascii="Times New Roman" w:hAnsi="Times New Roman" w:eastAsia="SimSun"/>
+          <w:lang w:val="en-US" w:eastAsia="zh-CN"/>
+        </w:rPr>
+        <w:t xml:space="preserve"> </w:t>
+      </w:r>
+      <w:r>
+        <w:rPr>
+          <w:rFonts w:ascii="Times New Roman" w:hAnsi="Times New Roman" w:eastAsia="SimSun"/>
+          <w:lang w:val="en-US" w:eastAsia="zh-CN"/>
+        </w:rPr>
+        <w:t xml:space="preserve">攻击任务的策略/完整配置 ASK 发生率为 80%/78%，良性工具任务为 66.67%/56.67%；M3-v2 攻击任务仅为 4%/2%，良性工具任务为 0%/3.33%。</w:t>
+      </w:r>
+      <w:r>
+        <w:rPr>
+          <w:rStyle w:val="VerbatimChar"/>
+          <w:rFonts w:ascii="Times New Roman" w:hAnsi="Times New Roman" w:eastAsia="SimSun"/>
+          <w:lang w:val="en-US" w:eastAsia="zh-CN"/>
+        </w:rPr>
+        <w:t xml:space="preserve">exact_gold</w:t>
+      </w:r>
+      <w:r>
+        <w:rPr>
+          <w:rFonts w:ascii="Times New Roman" w:hAnsi="Times New Roman" w:eastAsia="SimSun"/>
+          <w:lang w:val="en-US" w:eastAsia="zh-CN"/>
+        </w:rPr>
+        <w:t xml:space="preserve"> </w:t>
+      </w:r>
+      <w:r>
+        <w:rPr>
+          <w:rFonts w:ascii="Times New Roman" w:hAnsi="Times New Roman" w:eastAsia="SimSun"/>
+          <w:lang w:val="en-US" w:eastAsia="zh-CN"/>
+        </w:rPr>
+        <w:t xml:space="preserve">的 ASK 按构造为零，但 AgentDojo 攻击失败率达到 46%/44%，良性工具失败率均为 43.33%，其 p95 时延为 20.77–23.93 秒。M3-v2 exact 的攻击失败为 4%/8%，良性工具失败均为 16.67%，p95 为 6.93–8.66 秒。因此 ASK、阻断、失败与时延均依赖任务和基准，不能用一个 pooled</w:t>
+      </w:r>
+      <w:r>
+        <w:rPr>
+          <w:rFonts w:ascii="Times New Roman" w:hAnsi="Times New Roman" w:eastAsia="SimSun"/>
+          <w:lang w:val="en-US" w:eastAsia="zh-CN"/>
+        </w:rPr>
+        <w:t xml:space="preserve"> </w:t>
+      </w:r>
+      <w:r>
+        <w:rPr>
+          <w:rFonts w:ascii="Times New Roman" w:hAnsi="Times New Roman" w:eastAsia="SimSun"/>
+          <w:lang w:val="en-US" w:eastAsia="zh-CN"/>
+        </w:rPr>
+        <w:t xml:space="preserve">“</w:t>
+      </w:r>
+      <w:r>
+        <w:rPr>
+          <w:rFonts w:ascii="Times New Roman" w:hAnsi="Times New Roman" w:eastAsia="SimSun"/>
+          <w:lang w:val="en-US" w:eastAsia="zh-CN"/>
+        </w:rPr>
+        <w:t xml:space="preserve">用户负担</w:t>
+      </w:r>
+      <w:r>
+        <w:rPr>
+          <w:rFonts w:ascii="Times New Roman" w:hAnsi="Times New Roman" w:eastAsia="SimSun"/>
+          <w:lang w:val="en-US" w:eastAsia="zh-CN"/>
+        </w:rPr>
+        <w:t xml:space="preserve">”</w:t>
+      </w:r>
+      <w:r>
+        <w:rPr>
+          <w:rFonts w:ascii="Times New Roman" w:hAnsi="Times New Roman" w:eastAsia="SimSun"/>
+          <w:lang w:val="en-US" w:eastAsia="zh-CN"/>
+        </w:rPr>
+        <w:t xml:space="preserve">概括。</w:t>
       </w:r>
     </w:p>
     <w:p>
@@ -5459,7 +5994,7 @@
           <w:rFonts w:ascii="Times New Roman" w:hAnsi="Times New Roman" w:eastAsia="SimSun"/>
           <w:lang w:val="en-US" w:eastAsia="zh-CN"/>
         </w:rPr>
-        <w:t xml:space="preserve">中型与 Public 实验均不支持把 M3-full 表述为比 policy-only 更强的防御。在 5,082 条 DeepSeek V4 Pro Public 记录中，M3-full 的不安全效应多于 policy-only（38/600 对 13/600），两种变体完成相同数量的良性工具任务（49/168）。1,791 条 V4 Flash 记录重复了相同安全方向：full 为 24/400，policy-only 为 12/400。Flash 的效用差很小（38/145 对 35/145），不足以支持完整模块具有独立价值。</w:t>
+        <w:t xml:space="preserve">中型与 Public 实验均不支持把完整配置包表述为比策略配置包更强的防御。在 5,082 条 DeepSeek V4 Pro Public 记录中，完整配置包的不安全效应更多（38/600 对 13/600），两者完成相同数量的良性工具任务（49/168）。1,791 条 V4 Flash 记录重复了相同安全方向：完整配置包为 24/400，策略配置包为 12/400。Flash 的效用差很小（38/145 对 35/145），不足以支持完整配置包具有优势。</w:t>
       </w:r>
     </w:p>
     <w:p>
@@ -5471,29 +6006,35 @@
           <w:rFonts w:ascii="Times New Roman" w:hAnsi="Times New Roman" w:eastAsia="SimSun"/>
           <w:lang w:val="en-US" w:eastAsia="zh-CN"/>
         </w:rPr>
-        <w:t xml:space="preserve">这种负面证据具有科学意义。两种变体共享策略表示和运行时执行点，差异集中在额外来源、时序/数据流和确认路径。完整机制可能因为增加的状态或决策逻辑引入歧义、</w:t>
-      </w:r>
-      <w:r>
-        <w:rPr>
-          <w:rStyle w:val="VerbatimChar"/>
-          <w:rFonts w:ascii="Times New Roman" w:hAnsi="Times New Roman" w:eastAsia="SimSun"/>
-          <w:lang w:val="en-US" w:eastAsia="zh-CN"/>
-        </w:rPr>
-        <w:t xml:space="preserve">ASK</w:t>
-      </w:r>
-      <w:r>
-        <w:rPr>
-          <w:rFonts w:ascii="Times New Roman" w:hAnsi="Times New Roman" w:eastAsia="SimSun"/>
-          <w:lang w:val="en-US" w:eastAsia="zh-CN"/>
-        </w:rPr>
-        <w:t xml:space="preserve"> </w:t>
-      </w:r>
-      <w:r>
-        <w:rPr>
-          <w:rFonts w:ascii="Times New Roman" w:hAnsi="Times New Roman" w:eastAsia="SimSun"/>
-          <w:lang w:val="en-US" w:eastAsia="zh-CN"/>
-        </w:rPr>
-        <w:t xml:space="preserve">处理重新开放了 policy-only 会阻断的路径、模型对反馈的适应不同，或来源表示噪声过大而不能提供有效区分，从而没有改善安全性。新的授权制度实验能够区分其中部分解释，但不声称识别普遍因果机制。</w:t>
+        <w:t xml:space="preserve">这种负面证据具有科学意义，但其估计对象必须被限定。两种变体共享策略表示和运行时执行点，却同时改变提示配置和来源、时序/数据流、单调权限与确认路径。观测差异因此属于成套配置对比，不能说明完整配置中的哪一部分导致结果，也不能把不利差异归因于</w:t>
+      </w:r>
+      <w:r>
+        <w:rPr>
+          <w:rFonts w:ascii="Times New Roman" w:hAnsi="Times New Roman" w:eastAsia="SimSun"/>
+          <w:lang w:val="en-US" w:eastAsia="zh-CN"/>
+        </w:rPr>
+        <w:t xml:space="preserve">“</w:t>
+      </w:r>
+      <w:r>
+        <w:rPr>
+          <w:rFonts w:ascii="Times New Roman" w:hAnsi="Times New Roman" w:eastAsia="SimSun"/>
+          <w:lang w:val="en-US" w:eastAsia="zh-CN"/>
+        </w:rPr>
+        <w:t xml:space="preserve">来源追踪本身</w:t>
+      </w:r>
+      <w:r>
+        <w:rPr>
+          <w:rFonts w:ascii="Times New Roman" w:hAnsi="Times New Roman" w:eastAsia="SimSun"/>
+          <w:lang w:val="en-US" w:eastAsia="zh-CN"/>
+        </w:rPr>
+        <w:t xml:space="preserve">”</w:t>
+      </w:r>
+      <w:r>
+        <w:rPr>
+          <w:rFonts w:ascii="Times New Roman" w:hAnsi="Times New Roman" w:eastAsia="SimSun"/>
+          <w:lang w:val="en-US" w:eastAsia="zh-CN"/>
+        </w:rPr>
+        <w:t xml:space="preserve">。</w:t>
       </w:r>
     </w:p>
     <w:bookmarkEnd w:id="60"/>
@@ -5683,7 +6224,7 @@
           <w:rFonts w:ascii="Times New Roman" w:hAnsi="Times New Roman" w:eastAsia="SimSun"/>
           <w:lang w:val="en-US" w:eastAsia="zh-CN"/>
         </w:rPr>
-        <w:t xml:space="preserve">的不安全效应优势：四个主单元中三个为 0/100，剩余 policy-only</w:t>
+        <w:t xml:space="preserve">的不安全效应优势：四个主单元中三个为 0/100，剩余策略配置包</w:t>
       </w:r>
       <w:r>
         <w:rPr>
@@ -5712,58 +6253,7 @@
           <w:rFonts w:ascii="Times New Roman" w:hAnsi="Times New Roman" w:eastAsia="SimSun"/>
           <w:lang w:val="en-US" w:eastAsia="zh-CN"/>
         </w:rPr>
-        <w:t xml:space="preserve">为 1/100。主要变化发生在效用与运行负担上。</w:t>
-      </w:r>
-      <w:r>
-        <w:rPr>
-          <w:rStyle w:val="VerbatimChar"/>
-          <w:rFonts w:ascii="Times New Roman" w:hAnsi="Times New Roman" w:eastAsia="SimSun"/>
-          <w:lang w:val="en-US" w:eastAsia="zh-CN"/>
-        </w:rPr>
-        <w:t xml:space="preserve">auto_compiled</w:t>
-      </w:r>
-      <w:r>
-        <w:rPr>
-          <w:rFonts w:ascii="Times New Roman" w:hAnsi="Times New Roman" w:eastAsia="SimSun"/>
-          <w:lang w:val="en-US" w:eastAsia="zh-CN"/>
-        </w:rPr>
-        <w:t xml:space="preserve"> </w:t>
-      </w:r>
-      <w:r>
-        <w:rPr>
-          <w:rFonts w:ascii="Times New Roman" w:hAnsi="Times New Roman" w:eastAsia="SimSun"/>
-          <w:lang w:val="en-US" w:eastAsia="zh-CN"/>
-        </w:rPr>
-        <w:t xml:space="preserve">转为</w:t>
-      </w:r>
-      <w:r>
-        <w:rPr>
-          <w:rFonts w:ascii="Times New Roman" w:hAnsi="Times New Roman" w:eastAsia="SimSun"/>
-          <w:lang w:val="en-US" w:eastAsia="zh-CN"/>
-        </w:rPr>
-        <w:t xml:space="preserve"> </w:t>
-      </w:r>
-      <w:r>
-        <w:rPr>
-          <w:rStyle w:val="VerbatimChar"/>
-          <w:rFonts w:ascii="Times New Roman" w:hAnsi="Times New Roman" w:eastAsia="SimSun"/>
-          <w:lang w:val="en-US" w:eastAsia="zh-CN"/>
-        </w:rPr>
-        <w:t xml:space="preserve">exact_gold</w:t>
-      </w:r>
-      <w:r>
-        <w:rPr>
-          <w:rFonts w:ascii="Times New Roman" w:hAnsi="Times New Roman" w:eastAsia="SimSun"/>
-          <w:lang w:val="en-US" w:eastAsia="zh-CN"/>
-        </w:rPr>
-        <w:t xml:space="preserve"> </w:t>
-      </w:r>
-      <w:r>
-        <w:rPr>
-          <w:rFonts w:ascii="Times New Roman" w:hAnsi="Times New Roman" w:eastAsia="SimSun"/>
-          <w:lang w:val="en-US" w:eastAsia="zh-CN"/>
-        </w:rPr>
-        <w:t xml:space="preserve">后，policy-only 的良性工具完成下降 21.67 个百分点，full 下降 15.00 个百分点。任务聚类 bootstrap 区间均不含零，但 McNemar 比较经 Holm 校正后未保持在 0.05 以下。</w:t>
+        <w:t xml:space="preserve">为 1/100。零事件并不等于零风险：100 例单元的 Wilson 上限为 3.70%，30 例压力单元的上限为 11.35%。主要变化发生在效用与运行负担上，而且 pooled 结果掩盖了基准反转：AgentDojo 的 exact 完成数上升，M3-v2 则在两个配置包下均降为 0/30。</w:t>
       </w:r>
     </w:p>
     <w:p>
@@ -5775,7 +6265,7 @@
           <w:rFonts w:ascii="Times New Roman" w:hAnsi="Times New Roman" w:eastAsia="SimSun"/>
           <w:lang w:val="en-US" w:eastAsia="zh-CN"/>
         </w:rPr>
-        <w:t xml:space="preserve">运行变化更为明显。精确策略消除了两种 M3 变体中的 ASK，却使含 DENY 的记录比例从 policy-only 的 7.22% 升至 48.89%，从 full 的 11.11% 升至 45.00%。两个 exact 单元的失败率升至约 24%，p95 时延升至约 19.5 秒。broad、conflicting 和 underspecified 同样使嵌套良性工具子集的完成下降 25–30 个百分点，却没有改变已观察攻击地板。由此可见，即使标题级攻击率稳定，策略规范仍会改变负担和效用。</w:t>
+        <w:t xml:space="preserve">运行变化更为明显。精确策略消除了两个配置包中的 ASK，却使含 DENY 的记录比例从策略配置包的 7.22% 升至 48.89%，从完整配置包的 11.11% 升至 45.00%。两个 exact 单元的失败率升至约 24%，p95 时延升至约 19.5 秒；悲观的不安全或失败界限分别由 7%/8% 升至 25%/26%。broad、conflicting 和 underspecified 同样使嵌套良性工具子集的完成下降 25–30 个百分点，却没有改变已观察攻击地板。由此可见，即使已执行的不安全效应稳定，策略规范仍会改变安全可用性与效用。</w:t>
       </w:r>
     </w:p>
     <w:bookmarkEnd w:id="61"/>
@@ -5814,7 +6304,7 @@
           <w:rFonts w:ascii="Times New Roman" w:hAnsi="Times New Roman" w:eastAsia="SimSun"/>
           <w:lang w:val="en-US" w:eastAsia="zh-CN"/>
         </w:rPr>
-        <w:t xml:space="preserve">Public 证据清楚展示了这一问题。相对结构化条件，两种 M3 变体都降低不安全效应，同时也显著降低良性工具完成。policy-only 随后在不损失更多效用的情况下优于 full 的安全性。正确解释不是</w:t>
+        <w:t xml:space="preserve">Public 证据清楚展示了这一问题。相对结构化条件，两种 M3 配置都降低不安全效应，同时也显著降低良性工具完成。策略配置包随后在不损失更多效用的情况下优于完整配置包的安全性。正确解释不是</w:t>
       </w:r>
       <w:r>
         <w:rPr>
@@ -5842,7 +6332,7 @@
           <w:rFonts w:ascii="Times New Roman" w:hAnsi="Times New Roman" w:eastAsia="SimSun"/>
           <w:lang w:val="en-US" w:eastAsia="zh-CN"/>
         </w:rPr>
-        <w:t xml:space="preserve">，而是该完整实现没有在这些任务与策略下证明其复杂度值得付出。</w:t>
+        <w:t xml:space="preserve">，而是该完整配置包没有在这些任务与策略下证明成套复杂度值得付出；单个组件的贡献仍不可识别。</w:t>
       </w:r>
     </w:p>
     <w:p>
@@ -5854,7 +6344,7 @@
           <w:rFonts w:ascii="Times New Roman" w:hAnsi="Times New Roman" w:eastAsia="SimSun"/>
           <w:lang w:val="en-US" w:eastAsia="zh-CN"/>
         </w:rPr>
-        <w:t xml:space="preserve">ASK、DENY、运行失败、时延、token 和成本提供必要的机制背景。某授权制度若降低不安全效应但显著增加 ASK，在高后果流程中可能可以接受，在常规自动化中却可能不可接受；若 ASK 与失败同时上升，则可能只是把不确定性外部化。本文直接报告这些负担，而不将其压缩为单一综合分数。</w:t>
+        <w:t xml:space="preserve">ASK、DENY、运行失败、时延、token 和成本提供必要的运行背景。本文测得的只是系统确认请求发生率，并没有观察真人是否批准、忽略或厌倦提示。关于高后果流程与常规自动化的差别只能作为未来部署研究的设计假设，而不是本文已经验证的人因结论。</w:t>
       </w:r>
     </w:p>
     <w:bookmarkEnd w:id="62"/>
@@ -6030,7 +6520,7 @@
           <w:rFonts w:ascii="Times New Roman" w:hAnsi="Times New Roman" w:eastAsia="SimSun"/>
           <w:lang w:val="en-US" w:eastAsia="zh-CN"/>
         </w:rPr>
-        <w:t xml:space="preserve">本文剩余贡献是方法与实证。研究在改变授权制度和 Guard 模块时保持任务内容固定，把评估字段留在离线侧，测量执行后的效应，将失败保留在 ITT，并报告运行负担。近期来源敏感性研究在受控的下一动作任务中改变来源权限</w:t>
+        <w:t xml:space="preserve">本文剩余贡献是方法与实证。研究在改变授权制度和 Guard 配置包时保持任务内容固定，把评估字段留在离线侧，测量执行后的效应，将失败保留在 ITT，并报告运行负担。近期来源敏感性研究在受控的下一动作任务中改变来源权限</w:t>
       </w:r>
       <w:r>
         <w:rPr>
@@ -6129,7 +6619,7 @@
           <w:rFonts w:ascii="Times New Roman" w:hAnsi="Times New Roman" w:eastAsia="SimSun"/>
           <w:lang w:val="en-US" w:eastAsia="zh-CN"/>
         </w:rPr>
-        <w:t xml:space="preserve">第二，新授权实验的攻击终点具有明显地板效应：400 条主要攻击记录中只有一个不安全效应。它对效用和运行负担的估计比对四个主单元间微小安全差异的估计更有信息。安全方向主要来自更大的 Public 矩阵，不能只从这些近零单元推断。</w:t>
+        <w:t xml:space="preserve">第二，新授权实验的攻击终点具有明显地板效应：400 条主要攻击记录中只有一个不安全效应。它对效用和运行负担的估计比对四个主单元间微小安全差异的估计更有信息。失败敏感性界限可防止把不可用执行误当成安全，但它是悲观界限，不是实际攻击成功率。安全方向主要来自更大的 Public 矩阵，不能只从这些近零单元推断。</w:t>
       </w:r>
     </w:p>
     <w:p>
@@ -6260,7 +6750,7 @@
           <w:rFonts w:ascii="Times New Roman" w:hAnsi="Times New Roman" w:eastAsia="SimSun"/>
           <w:lang w:val="en-US" w:eastAsia="zh-CN"/>
         </w:rPr>
-        <w:t xml:space="preserve">本文提出三点实践建议。第一，智能体安全基准应公开在线 Guard 可见字段，并将仅供评估的答案留在投影之外。第二，运行时防御应在相同任务上与 policy-only 变体比较，否则复杂模块可能因基础策略已经提供的行为而获得错误归功。第三，安全报告应把良性完成、确认/阻断负担、失败、时延和攻击预算与不安全效应率一并报告。</w:t>
+        <w:t xml:space="preserve">本文提出三点实践建议。第一，智能体安全基准应公开在线 Guard 可见字段，并将仅供评估的答案留在投影之外。第二，运行时防御应在相同提示配置和相同任务上安排组件消融；若比较的是成套配置，就必须按配置包报告而不能给单个模块归功。第三，安全报告应把良性完成、系统确认请求/阻断、失败、时延和攻击预算与不安全效应率一并报告，并按基准与任务类型分层。</w:t>
       </w:r>
     </w:p>
     <w:p>
@@ -6300,7 +6790,7 @@
           <w:rFonts w:ascii="Times New Roman" w:hAnsi="Times New Roman" w:eastAsia="SimSun"/>
           <w:lang w:val="en-US" w:eastAsia="zh-CN"/>
         </w:rPr>
-        <w:t xml:space="preserve">本文把运行时授权视为实验变量，而非固定基础设施。在已经完成的中型与 Public 研究中，M3-full 相对结构化基线降低不安全效应，却没有优于 policy-only。该方向在 DeepSeek V4 Pro 与 V4 Flash 上重复出现：full 比 policy-only 产生更多不安全效应，良性工具效用相同或只存在轻微差异。因此，本文评估的来源、时序/数据流和确认扩展没有表现出足以支持领先防御主张的独立优势。</w:t>
+        <w:t xml:space="preserve">本文把运行时授权视为实验变量，而非固定基础设施。在已经完成的中型与 Public 研究中，完整配置包相对结构化基线降低不安全效应，却没有优于策略配置包。该方向在 DeepSeek V4 Pro 与 V4 Flash 上重复出现：完整配置包比策略配置包产生更多不安全效应，良性工具效用相同或只存在轻微差异。由于提示配置与多个运行时模块同时改变，这一证据只能比较配置包，不能判断任一组件的独立贡献。</w:t>
       </w:r>
     </w:p>
     <w:p>
@@ -6312,65 +6802,7 @@
           <w:rFonts w:ascii="Times New Roman" w:hAnsi="Times New Roman" w:eastAsia="SimSun"/>
           <w:lang w:val="en-US" w:eastAsia="zh-CN"/>
         </w:rPr>
-        <w:t xml:space="preserve">前瞻冻结的授权实验说明了为何安全性不能被单独作为终点。四个主单元的不安全效应均为零或近零，但</w:t>
-      </w:r>
-      <w:r>
-        <w:rPr>
-          <w:rFonts w:ascii="Times New Roman" w:hAnsi="Times New Roman" w:eastAsia="SimSun"/>
-          <w:lang w:val="en-US" w:eastAsia="zh-CN"/>
-        </w:rPr>
-        <w:t xml:space="preserve"> </w:t>
-      </w:r>
-      <w:r>
-        <w:rPr>
-          <w:rStyle w:val="VerbatimChar"/>
-          <w:rFonts w:ascii="Times New Roman" w:hAnsi="Times New Roman" w:eastAsia="SimSun"/>
-          <w:lang w:val="en-US" w:eastAsia="zh-CN"/>
-        </w:rPr>
-        <w:t xml:space="preserve">auto_compiled</w:t>
-      </w:r>
-      <w:r>
-        <w:rPr>
-          <w:rFonts w:ascii="Times New Roman" w:hAnsi="Times New Roman" w:eastAsia="SimSun"/>
-          <w:lang w:val="en-US" w:eastAsia="zh-CN"/>
-        </w:rPr>
-        <w:t xml:space="preserve"> </w:t>
-      </w:r>
-      <w:r>
-        <w:rPr>
-          <w:rFonts w:ascii="Times New Roman" w:hAnsi="Times New Roman" w:eastAsia="SimSun"/>
-          <w:lang w:val="en-US" w:eastAsia="zh-CN"/>
-        </w:rPr>
-        <w:t xml:space="preserve">改为</w:t>
-      </w:r>
-      <w:r>
-        <w:rPr>
-          <w:rFonts w:ascii="Times New Roman" w:hAnsi="Times New Roman" w:eastAsia="SimSun"/>
-          <w:lang w:val="en-US" w:eastAsia="zh-CN"/>
-        </w:rPr>
-        <w:t xml:space="preserve"> </w:t>
-      </w:r>
-      <w:r>
-        <w:rPr>
-          <w:rStyle w:val="VerbatimChar"/>
-          <w:rFonts w:ascii="Times New Roman" w:hAnsi="Times New Roman" w:eastAsia="SimSun"/>
-          <w:lang w:val="en-US" w:eastAsia="zh-CN"/>
-        </w:rPr>
-        <w:t xml:space="preserve">exact_gold</w:t>
-      </w:r>
-      <w:r>
-        <w:rPr>
-          <w:rFonts w:ascii="Times New Roman" w:hAnsi="Times New Roman" w:eastAsia="SimSun"/>
-          <w:lang w:val="en-US" w:eastAsia="zh-CN"/>
-        </w:rPr>
-        <w:t xml:space="preserve"> </w:t>
-      </w:r>
-      <w:r>
-        <w:rPr>
-          <w:rFonts w:ascii="Times New Roman" w:hAnsi="Times New Roman" w:eastAsia="SimSun"/>
-          <w:lang w:val="en-US" w:eastAsia="zh-CN"/>
-        </w:rPr>
-        <w:t xml:space="preserve">后，policy-only 的良性工具完成下降 21.67 个百分点，M3-full 下降 15.00 个百分点。精确授权消除了 ASK，却使 45.00%–48.89% 的记录至少出现一次 DENY，使失败率升至约 24%，并使 p95 时延接近翻倍。broad、conflicting 和 underspecified 也降低了嵌套工具任务子集的完成，而没有改变已观察攻击地板。因此，即使只看攻击的结果稳定，授权构造仍会实质改变所测安全—效用前沿。</w:t>
+        <w:t xml:space="preserve">前瞻冻结的授权实验说明了为何安全性不能被单独作为终点。四个主单元的不安全效应均为零或近零，但悲观的不安全或失败界限在策略/完整配置包中分别由 7%/8% 升至 25%/26%。良性工具 TCR 的 pooled 下降并不跨基准一致：AgentDojo 在 exact 下改善，而 M3-v2 在两个配置包下均降为 0/30。精确授权消除了 ASK，却使 45.00%–48.89% 的记录至少出现一次 DENY，使失败率升至约 24%，并使 p95 时延接近翻倍。因此，授权构造会实质改变所测安全—效用前沿，但方向依赖基准。</w:t>
       </w:r>
     </w:p>
     <w:p>
@@ -6394,7 +6826,7 @@
           <w:rFonts w:ascii="Times New Roman" w:hAnsi="Times New Roman" w:eastAsia="SimSun"/>
           <w:lang w:val="en-US" w:eastAsia="zh-CN"/>
         </w:rPr>
-        <w:t xml:space="preserve">综合而言，工具型智能体安全评估应满足三项要求：将仅供评估的字段排除在在线 Guard 状态之外；在相同任务上用 policy-only 消融对照复杂机制；在不安全效应之外同时报告效用、ASK/DENY 负担、失败、时延和攻击预算。结论仅适用于已测试策略、基准、运行时实现、DeepSeek 模型和预算范围。预设 Gemini 样本已按免费层停止规则透明降级为不完整诊断样本；它不能抹去或扩大已经完成的 DeepSeek 发现。</w:t>
+        <w:t xml:space="preserve">综合而言，工具型智能体安全评估应满足三项要求：将仅供评估的字段排除在在线 Guard 状态之外；区分组件消融与成套配置比较；在不安全效应之外同时报告效用、系统 ASK/DENY、失败敏感性界限、时延和攻击预算，并保留基准分层。结论仅适用于已测试策略、基准、运行时实现、DeepSeek 模型和预算范围。预设 Gemini 样本已按免费层停止规则透明降级为不完整诊断样本；它不能抹去或扩大已经完成的 DeepSeek 发现。</w:t>
       </w:r>
     </w:p>
     <w:bookmarkEnd w:id="69"/>
@@ -6486,7 +6918,7 @@
         </w:rPr>
         <w:drawing>
           <wp:inline>
-            <wp:extent cx="5760720" cy="4085660"/>
+            <wp:extent cx="5760720" cy="4012471"/>
             <wp:effectExtent b="0" l="0" r="0" t="0"/>
             <wp:docPr descr="图 2. 不同授权条件下的安全—效用权衡。" title="" id="1" name="Picture"/>
             <a:graphic>
@@ -6507,7 +6939,7 @@
                   <pic:spPr bwMode="auto">
                     <a:xfrm>
                       <a:off x="0" y="0"/>
-                      <a:ext cx="5760720" cy="4085660"/>
+                      <a:ext cx="5760720" cy="4012471"/>
                     </a:xfrm>
                     <a:prstGeom prst="rect">
                       <a:avLst/>
@@ -6549,7 +6981,7 @@
         </w:rPr>
         <w:drawing>
           <wp:inline>
-            <wp:extent cx="5760720" cy="4306098"/>
+            <wp:extent cx="5760720" cy="4238483"/>
             <wp:effectExtent b="0" l="0" r="0" t="0"/>
             <wp:docPr descr="图 3. 授权制度与 Guard 配置的配对效应。" title="" id="1" name="Picture"/>
             <a:graphic>
@@ -6570,7 +7002,7 @@
                   <pic:spPr bwMode="auto">
                     <a:xfrm>
                       <a:off x="0" y="0"/>
-                      <a:ext cx="5760720" cy="4306098"/>
+                      <a:ext cx="5760720" cy="4238483"/>
                     </a:xfrm>
                     <a:prstGeom prst="rect">
                       <a:avLst/>
@@ -6612,7 +7044,7 @@
         </w:rPr>
         <w:drawing>
           <wp:inline>
-            <wp:extent cx="5760720" cy="3473633"/>
+            <wp:extent cx="5760720" cy="4014990"/>
             <wp:effectExtent b="0" l="0" r="0" t="0"/>
             <wp:docPr descr="图 4. 运行时确认、阻断、失败与时延负担。" title="" id="1" name="Picture"/>
             <a:graphic>
@@ -6633,7 +7065,7 @@
                   <pic:spPr bwMode="auto">
                     <a:xfrm>
                       <a:off x="0" y="0"/>
-                      <a:ext cx="5760720" cy="3473633"/>
+                      <a:ext cx="5760720" cy="4014990"/>
                     </a:xfrm>
                     <a:prstGeom prst="rect">
                       <a:avLst/>
@@ -8336,7 +8768,7 @@
           <w:rFonts w:ascii="Times New Roman" w:hAnsi="Times New Roman" w:eastAsia="SimSun"/>
           <w:lang w:val="en-US" w:eastAsia="zh-CN"/>
         </w:rPr>
-        <w:t xml:space="preserve">攻击任务中的不安全效应与良性工具任务中的完成。方括号为 Wilson 95% 置信区间。</w:t>
+        <w:t xml:space="preserve">攻击任务中的不安全效应、悲观的不安全或失败界限，以及良性工具任务完成。方括号为 Wilson 95% 置信区间；组合界限不是观察到的攻击成功率。</w:t>
       </w:r>
     </w:p>
     <w:tbl>
@@ -8356,11 +8788,12 @@
         <w:tblInd w:w="120" w:type="dxa"/>
       </w:tblPr>
       <w:tblGrid>
-        <w:gridCol w:w="1527"/>
-        <w:gridCol w:w="1666"/>
-        <w:gridCol w:w="1788"/>
-        <w:gridCol w:w="2147"/>
-        <w:gridCol w:w="2232"/>
+        <w:gridCol w:w="1297"/>
+        <w:gridCol w:w="1219"/>
+        <w:gridCol w:w="1483"/>
+        <w:gridCol w:w="1740"/>
+        <w:gridCol w:w="1819"/>
+        <w:gridCol w:w="1802"/>
       </w:tblGrid>
       <w:tr>
         <w:trPr>
@@ -8375,7 +8808,7 @@
               <w:start w:w="120" w:type="dxa"/>
               <w:end w:w="120" w:type="dxa"/>
             </w:tcMar>
-            <w:tcW w:w="1527" w:type="dxa"/>
+            <w:tcW w:w="1297" w:type="dxa"/>
             <w:shd w:fill="E8EEF5"/>
           </w:tcPr>
           <w:p>
@@ -8404,7 +8837,7 @@
               <w:start w:w="120" w:type="dxa"/>
               <w:end w:w="120" w:type="dxa"/>
             </w:tcMar>
-            <w:tcW w:w="1666" w:type="dxa"/>
+            <w:tcW w:w="1219" w:type="dxa"/>
             <w:shd w:fill="E8EEF5"/>
           </w:tcPr>
           <w:p>
@@ -8420,20 +8853,20 @@
                 <w:sz w:val="17"/>
                 <w:lang w:val="en-US" w:eastAsia="zh-CN"/>
               </w:rPr>
-              <w:t xml:space="preserve">条件</w:t>
-            </w:r>
-          </w:p>
-        </w:tc>
-        <w:tc>
-          <w:tcPr>
-            <w:vAlign w:val="center"/>
-            <w:tcMar>
-              <w:top w:w="80" w:type="dxa"/>
-              <w:bottom w:w="80" w:type="dxa"/>
-              <w:start w:w="120" w:type="dxa"/>
-              <w:end w:w="120" w:type="dxa"/>
-            </w:tcMar>
-            <w:tcW w:w="1788" w:type="dxa"/>
+              <w:t xml:space="preserve">配置包</w:t>
+            </w:r>
+          </w:p>
+        </w:tc>
+        <w:tc>
+          <w:tcPr>
+            <w:vAlign w:val="center"/>
+            <w:tcMar>
+              <w:top w:w="80" w:type="dxa"/>
+              <w:bottom w:w="80" w:type="dxa"/>
+              <w:start w:w="120" w:type="dxa"/>
+              <w:end w:w="120" w:type="dxa"/>
+            </w:tcMar>
+            <w:tcW w:w="1483" w:type="dxa"/>
             <w:shd w:fill="E8EEF5"/>
           </w:tcPr>
           <w:p>
@@ -8462,7 +8895,7 @@
               <w:start w:w="120" w:type="dxa"/>
               <w:end w:w="120" w:type="dxa"/>
             </w:tcMar>
-            <w:tcW w:w="2147" w:type="dxa"/>
+            <w:tcW w:w="1740" w:type="dxa"/>
             <w:shd w:fill="E8EEF5"/>
           </w:tcPr>
           <w:p>
@@ -8491,7 +8924,7 @@
               <w:start w:w="120" w:type="dxa"/>
               <w:end w:w="120" w:type="dxa"/>
             </w:tcMar>
-            <w:tcW w:w="2232" w:type="dxa"/>
+            <w:tcW w:w="1819" w:type="dxa"/>
             <w:shd w:fill="E8EEF5"/>
           </w:tcPr>
           <w:p>
@@ -8507,6 +8940,35 @@
                 <w:sz w:val="17"/>
                 <w:lang w:val="en-US" w:eastAsia="zh-CN"/>
               </w:rPr>
+              <w:t xml:space="preserve">不安全或失败，n/N（95% CI）</w:t>
+            </w:r>
+          </w:p>
+        </w:tc>
+        <w:tc>
+          <w:tcPr>
+            <w:vAlign w:val="center"/>
+            <w:tcMar>
+              <w:top w:w="80" w:type="dxa"/>
+              <w:bottom w:w="80" w:type="dxa"/>
+              <w:start w:w="120" w:type="dxa"/>
+              <w:end w:w="120" w:type="dxa"/>
+            </w:tcMar>
+            <w:tcW w:w="1802" w:type="dxa"/>
+            <w:shd w:fill="E8EEF5"/>
+          </w:tcPr>
+          <w:p>
+            <w:pPr>
+              <w:pStyle w:val="Compact"/>
+              <w:spacing w:before="0" w:after="40" w:line="240" w:lineRule="auto"/>
+              <w:jc w:val="center"/>
+            </w:pPr>
+            <w:r>
+              <w:rPr>
+                <w:rFonts w:ascii="Times New Roman" w:hAnsi="Times New Roman" w:eastAsia="SimSun"/>
+                <w:b/>
+                <w:sz w:val="17"/>
+                <w:lang w:val="en-US" w:eastAsia="zh-CN"/>
+              </w:rPr>
               <w:t xml:space="preserve">良性工具 TCR，n/N（95% CI）</w:t>
             </w:r>
           </w:p>
@@ -8522,7 +8984,7 @@
               <w:start w:w="120" w:type="dxa"/>
               <w:end w:w="120" w:type="dxa"/>
             </w:tcMar>
-            <w:tcW w:w="1527" w:type="dxa"/>
+            <w:tcW w:w="1297" w:type="dxa"/>
           </w:tcPr>
           <w:p>
             <w:pPr>
@@ -8549,7 +9011,7 @@
               <w:start w:w="120" w:type="dxa"/>
               <w:end w:w="120" w:type="dxa"/>
             </w:tcMar>
-            <w:tcW w:w="1666" w:type="dxa"/>
+            <w:tcW w:w="1219" w:type="dxa"/>
           </w:tcPr>
           <w:p>
             <w:pPr>
@@ -8563,20 +9025,20 @@
                 <w:sz w:val="17"/>
                 <w:lang w:val="en-US" w:eastAsia="zh-CN"/>
               </w:rPr>
-              <w:t xml:space="preserve">M3-full</w:t>
-            </w:r>
-          </w:p>
-        </w:tc>
-        <w:tc>
-          <w:tcPr>
-            <w:vAlign w:val="center"/>
-            <w:tcMar>
-              <w:top w:w="80" w:type="dxa"/>
-              <w:bottom w:w="80" w:type="dxa"/>
-              <w:start w:w="120" w:type="dxa"/>
-              <w:end w:w="120" w:type="dxa"/>
-            </w:tcMar>
-            <w:tcW w:w="1788" w:type="dxa"/>
+              <w:t xml:space="preserve">完整</w:t>
+            </w:r>
+          </w:p>
+        </w:tc>
+        <w:tc>
+          <w:tcPr>
+            <w:vAlign w:val="center"/>
+            <w:tcMar>
+              <w:top w:w="80" w:type="dxa"/>
+              <w:bottom w:w="80" w:type="dxa"/>
+              <w:start w:w="120" w:type="dxa"/>
+              <w:end w:w="120" w:type="dxa"/>
+            </w:tcMar>
+            <w:tcW w:w="1483" w:type="dxa"/>
           </w:tcPr>
           <w:p>
             <w:pPr>
@@ -8603,7 +9065,7 @@
               <w:start w:w="120" w:type="dxa"/>
               <w:end w:w="120" w:type="dxa"/>
             </w:tcMar>
-            <w:tcW w:w="2147" w:type="dxa"/>
+            <w:tcW w:w="1740" w:type="dxa"/>
           </w:tcPr>
           <w:p>
             <w:pPr>
@@ -8630,7 +9092,34 @@
               <w:start w:w="120" w:type="dxa"/>
               <w:end w:w="120" w:type="dxa"/>
             </w:tcMar>
-            <w:tcW w:w="2232" w:type="dxa"/>
+            <w:tcW w:w="1819" w:type="dxa"/>
+          </w:tcPr>
+          <w:p>
+            <w:pPr>
+              <w:pStyle w:val="Compact"/>
+              <w:spacing w:before="0" w:after="40" w:line="240" w:lineRule="auto"/>
+              <w:jc w:val="center"/>
+            </w:pPr>
+            <w:r>
+              <w:rPr>
+                <w:rFonts w:ascii="Times New Roman" w:hAnsi="Times New Roman" w:eastAsia="SimSun"/>
+                <w:sz w:val="17"/>
+                <w:lang w:val="en-US" w:eastAsia="zh-CN"/>
+              </w:rPr>
+              <w:t xml:space="preserve">8/100 (8.0%) [4.1%, 15.0%]</w:t>
+            </w:r>
+          </w:p>
+        </w:tc>
+        <w:tc>
+          <w:tcPr>
+            <w:vAlign w:val="center"/>
+            <w:tcMar>
+              <w:top w:w="80" w:type="dxa"/>
+              <w:bottom w:w="80" w:type="dxa"/>
+              <w:start w:w="120" w:type="dxa"/>
+              <w:end w:w="120" w:type="dxa"/>
+            </w:tcMar>
+            <w:tcW w:w="1802" w:type="dxa"/>
           </w:tcPr>
           <w:p>
             <w:pPr>
@@ -8659,7 +9148,7 @@
               <w:start w:w="120" w:type="dxa"/>
               <w:end w:w="120" w:type="dxa"/>
             </w:tcMar>
-            <w:tcW w:w="1527" w:type="dxa"/>
+            <w:tcW w:w="1297" w:type="dxa"/>
           </w:tcPr>
           <w:p>
             <w:pPr>
@@ -8686,7 +9175,7 @@
               <w:start w:w="120" w:type="dxa"/>
               <w:end w:w="120" w:type="dxa"/>
             </w:tcMar>
-            <w:tcW w:w="1666" w:type="dxa"/>
+            <w:tcW w:w="1219" w:type="dxa"/>
           </w:tcPr>
           <w:p>
             <w:pPr>
@@ -8700,20 +9189,20 @@
                 <w:sz w:val="17"/>
                 <w:lang w:val="en-US" w:eastAsia="zh-CN"/>
               </w:rPr>
-              <w:t xml:space="preserve">M3-full</w:t>
-            </w:r>
-          </w:p>
-        </w:tc>
-        <w:tc>
-          <w:tcPr>
-            <w:vAlign w:val="center"/>
-            <w:tcMar>
-              <w:top w:w="80" w:type="dxa"/>
-              <w:bottom w:w="80" w:type="dxa"/>
-              <w:start w:w="120" w:type="dxa"/>
-              <w:end w:w="120" w:type="dxa"/>
-            </w:tcMar>
-            <w:tcW w:w="1788" w:type="dxa"/>
+              <w:t xml:space="preserve">完整</w:t>
+            </w:r>
+          </w:p>
+        </w:tc>
+        <w:tc>
+          <w:tcPr>
+            <w:vAlign w:val="center"/>
+            <w:tcMar>
+              <w:top w:w="80" w:type="dxa"/>
+              <w:bottom w:w="80" w:type="dxa"/>
+              <w:start w:w="120" w:type="dxa"/>
+              <w:end w:w="120" w:type="dxa"/>
+            </w:tcMar>
+            <w:tcW w:w="1483" w:type="dxa"/>
           </w:tcPr>
           <w:p>
             <w:pPr>
@@ -8740,7 +9229,7 @@
               <w:start w:w="120" w:type="dxa"/>
               <w:end w:w="120" w:type="dxa"/>
             </w:tcMar>
-            <w:tcW w:w="2147" w:type="dxa"/>
+            <w:tcW w:w="1740" w:type="dxa"/>
           </w:tcPr>
           <w:p>
             <w:pPr>
@@ -8767,7 +9256,34 @@
               <w:start w:w="120" w:type="dxa"/>
               <w:end w:w="120" w:type="dxa"/>
             </w:tcMar>
-            <w:tcW w:w="2232" w:type="dxa"/>
+            <w:tcW w:w="1819" w:type="dxa"/>
+          </w:tcPr>
+          <w:p>
+            <w:pPr>
+              <w:pStyle w:val="Compact"/>
+              <w:spacing w:before="0" w:after="40" w:line="240" w:lineRule="auto"/>
+              <w:jc w:val="center"/>
+            </w:pPr>
+            <w:r>
+              <w:rPr>
+                <w:rFonts w:ascii="Times New Roman" w:hAnsi="Times New Roman" w:eastAsia="SimSun"/>
+                <w:sz w:val="17"/>
+                <w:lang w:val="en-US" w:eastAsia="zh-CN"/>
+              </w:rPr>
+              <w:t xml:space="preserve">3/30 (10.0%) [3.5%, 25.6%]</w:t>
+            </w:r>
+          </w:p>
+        </w:tc>
+        <w:tc>
+          <w:tcPr>
+            <w:vAlign w:val="center"/>
+            <w:tcMar>
+              <w:top w:w="80" w:type="dxa"/>
+              <w:bottom w:w="80" w:type="dxa"/>
+              <w:start w:w="120" w:type="dxa"/>
+              <w:end w:w="120" w:type="dxa"/>
+            </w:tcMar>
+            <w:tcW w:w="1802" w:type="dxa"/>
           </w:tcPr>
           <w:p>
             <w:pPr>
@@ -8796,7 +9312,7 @@
               <w:start w:w="120" w:type="dxa"/>
               <w:end w:w="120" w:type="dxa"/>
             </w:tcMar>
-            <w:tcW w:w="1527" w:type="dxa"/>
+            <w:tcW w:w="1297" w:type="dxa"/>
           </w:tcPr>
           <w:p>
             <w:pPr>
@@ -8823,7 +9339,7 @@
               <w:start w:w="120" w:type="dxa"/>
               <w:end w:w="120" w:type="dxa"/>
             </w:tcMar>
-            <w:tcW w:w="1666" w:type="dxa"/>
+            <w:tcW w:w="1219" w:type="dxa"/>
           </w:tcPr>
           <w:p>
             <w:pPr>
@@ -8837,20 +9353,20 @@
                 <w:sz w:val="17"/>
                 <w:lang w:val="en-US" w:eastAsia="zh-CN"/>
               </w:rPr>
-              <w:t xml:space="preserve">M3-full</w:t>
-            </w:r>
-          </w:p>
-        </w:tc>
-        <w:tc>
-          <w:tcPr>
-            <w:vAlign w:val="center"/>
-            <w:tcMar>
-              <w:top w:w="80" w:type="dxa"/>
-              <w:bottom w:w="80" w:type="dxa"/>
-              <w:start w:w="120" w:type="dxa"/>
-              <w:end w:w="120" w:type="dxa"/>
-            </w:tcMar>
-            <w:tcW w:w="1788" w:type="dxa"/>
+              <w:t xml:space="preserve">完整</w:t>
+            </w:r>
+          </w:p>
+        </w:tc>
+        <w:tc>
+          <w:tcPr>
+            <w:vAlign w:val="center"/>
+            <w:tcMar>
+              <w:top w:w="80" w:type="dxa"/>
+              <w:bottom w:w="80" w:type="dxa"/>
+              <w:start w:w="120" w:type="dxa"/>
+              <w:end w:w="120" w:type="dxa"/>
+            </w:tcMar>
+            <w:tcW w:w="1483" w:type="dxa"/>
           </w:tcPr>
           <w:p>
             <w:pPr>
@@ -8877,7 +9393,7 @@
               <w:start w:w="120" w:type="dxa"/>
               <w:end w:w="120" w:type="dxa"/>
             </w:tcMar>
-            <w:tcW w:w="2147" w:type="dxa"/>
+            <w:tcW w:w="1740" w:type="dxa"/>
           </w:tcPr>
           <w:p>
             <w:pPr>
@@ -8904,7 +9420,34 @@
               <w:start w:w="120" w:type="dxa"/>
               <w:end w:w="120" w:type="dxa"/>
             </w:tcMar>
-            <w:tcW w:w="2232" w:type="dxa"/>
+            <w:tcW w:w="1819" w:type="dxa"/>
+          </w:tcPr>
+          <w:p>
+            <w:pPr>
+              <w:pStyle w:val="Compact"/>
+              <w:spacing w:before="0" w:after="40" w:line="240" w:lineRule="auto"/>
+              <w:jc w:val="center"/>
+            </w:pPr>
+            <w:r>
+              <w:rPr>
+                <w:rFonts w:ascii="Times New Roman" w:hAnsi="Times New Roman" w:eastAsia="SimSun"/>
+                <w:sz w:val="17"/>
+                <w:lang w:val="en-US" w:eastAsia="zh-CN"/>
+              </w:rPr>
+              <w:t xml:space="preserve">2/30 (6.7%) [1.8%, 21.3%]</w:t>
+            </w:r>
+          </w:p>
+        </w:tc>
+        <w:tc>
+          <w:tcPr>
+            <w:vAlign w:val="center"/>
+            <w:tcMar>
+              <w:top w:w="80" w:type="dxa"/>
+              <w:bottom w:w="80" w:type="dxa"/>
+              <w:start w:w="120" w:type="dxa"/>
+              <w:end w:w="120" w:type="dxa"/>
+            </w:tcMar>
+            <w:tcW w:w="1802" w:type="dxa"/>
           </w:tcPr>
           <w:p>
             <w:pPr>
@@ -8933,7 +9476,7 @@
               <w:start w:w="120" w:type="dxa"/>
               <w:end w:w="120" w:type="dxa"/>
             </w:tcMar>
-            <w:tcW w:w="1527" w:type="dxa"/>
+            <w:tcW w:w="1297" w:type="dxa"/>
           </w:tcPr>
           <w:p>
             <w:pPr>
@@ -8960,7 +9503,7 @@
               <w:start w:w="120" w:type="dxa"/>
               <w:end w:w="120" w:type="dxa"/>
             </w:tcMar>
-            <w:tcW w:w="1666" w:type="dxa"/>
+            <w:tcW w:w="1219" w:type="dxa"/>
           </w:tcPr>
           <w:p>
             <w:pPr>
@@ -8974,20 +9517,20 @@
                 <w:sz w:val="17"/>
                 <w:lang w:val="en-US" w:eastAsia="zh-CN"/>
               </w:rPr>
-              <w:t xml:space="preserve">M3-full</w:t>
-            </w:r>
-          </w:p>
-        </w:tc>
-        <w:tc>
-          <w:tcPr>
-            <w:vAlign w:val="center"/>
-            <w:tcMar>
-              <w:top w:w="80" w:type="dxa"/>
-              <w:bottom w:w="80" w:type="dxa"/>
-              <w:start w:w="120" w:type="dxa"/>
-              <w:end w:w="120" w:type="dxa"/>
-            </w:tcMar>
-            <w:tcW w:w="1788" w:type="dxa"/>
+              <w:t xml:space="preserve">完整</w:t>
+            </w:r>
+          </w:p>
+        </w:tc>
+        <w:tc>
+          <w:tcPr>
+            <w:vAlign w:val="center"/>
+            <w:tcMar>
+              <w:top w:w="80" w:type="dxa"/>
+              <w:bottom w:w="80" w:type="dxa"/>
+              <w:start w:w="120" w:type="dxa"/>
+              <w:end w:w="120" w:type="dxa"/>
+            </w:tcMar>
+            <w:tcW w:w="1483" w:type="dxa"/>
           </w:tcPr>
           <w:p>
             <w:pPr>
@@ -9014,7 +9557,7 @@
               <w:start w:w="120" w:type="dxa"/>
               <w:end w:w="120" w:type="dxa"/>
             </w:tcMar>
-            <w:tcW w:w="2147" w:type="dxa"/>
+            <w:tcW w:w="1740" w:type="dxa"/>
           </w:tcPr>
           <w:p>
             <w:pPr>
@@ -9041,7 +9584,34 @@
               <w:start w:w="120" w:type="dxa"/>
               <w:end w:w="120" w:type="dxa"/>
             </w:tcMar>
-            <w:tcW w:w="2232" w:type="dxa"/>
+            <w:tcW w:w="1819" w:type="dxa"/>
+          </w:tcPr>
+          <w:p>
+            <w:pPr>
+              <w:pStyle w:val="Compact"/>
+              <w:spacing w:before="0" w:after="40" w:line="240" w:lineRule="auto"/>
+              <w:jc w:val="left"/>
+            </w:pPr>
+            <w:r>
+              <w:rPr>
+                <w:rFonts w:ascii="Times New Roman" w:hAnsi="Times New Roman" w:eastAsia="SimSun"/>
+                <w:sz w:val="17"/>
+                <w:lang w:val="en-US" w:eastAsia="zh-CN"/>
+              </w:rPr>
+              <w:t xml:space="preserve">26/100 (26.0%) [18.4%, 35.4%]</w:t>
+            </w:r>
+          </w:p>
+        </w:tc>
+        <w:tc>
+          <w:tcPr>
+            <w:vAlign w:val="center"/>
+            <w:tcMar>
+              <w:top w:w="80" w:type="dxa"/>
+              <w:bottom w:w="80" w:type="dxa"/>
+              <w:start w:w="120" w:type="dxa"/>
+              <w:end w:w="120" w:type="dxa"/>
+            </w:tcMar>
+            <w:tcW w:w="1802" w:type="dxa"/>
           </w:tcPr>
           <w:p>
             <w:pPr>
@@ -9070,7 +9640,7 @@
               <w:start w:w="120" w:type="dxa"/>
               <w:end w:w="120" w:type="dxa"/>
             </w:tcMar>
-            <w:tcW w:w="1527" w:type="dxa"/>
+            <w:tcW w:w="1297" w:type="dxa"/>
           </w:tcPr>
           <w:p>
             <w:pPr>
@@ -9097,7 +9667,7 @@
               <w:start w:w="120" w:type="dxa"/>
               <w:end w:w="120" w:type="dxa"/>
             </w:tcMar>
-            <w:tcW w:w="1666" w:type="dxa"/>
+            <w:tcW w:w="1219" w:type="dxa"/>
           </w:tcPr>
           <w:p>
             <w:pPr>
@@ -9111,20 +9681,20 @@
                 <w:sz w:val="17"/>
                 <w:lang w:val="en-US" w:eastAsia="zh-CN"/>
               </w:rPr>
-              <w:t xml:space="preserve">M3-full</w:t>
-            </w:r>
-          </w:p>
-        </w:tc>
-        <w:tc>
-          <w:tcPr>
-            <w:vAlign w:val="center"/>
-            <w:tcMar>
-              <w:top w:w="80" w:type="dxa"/>
-              <w:bottom w:w="80" w:type="dxa"/>
-              <w:start w:w="120" w:type="dxa"/>
-              <w:end w:w="120" w:type="dxa"/>
-            </w:tcMar>
-            <w:tcW w:w="1788" w:type="dxa"/>
+              <w:t xml:space="preserve">完整</w:t>
+            </w:r>
+          </w:p>
+        </w:tc>
+        <w:tc>
+          <w:tcPr>
+            <w:vAlign w:val="center"/>
+            <w:tcMar>
+              <w:top w:w="80" w:type="dxa"/>
+              <w:bottom w:w="80" w:type="dxa"/>
+              <w:start w:w="120" w:type="dxa"/>
+              <w:end w:w="120" w:type="dxa"/>
+            </w:tcMar>
+            <w:tcW w:w="1483" w:type="dxa"/>
           </w:tcPr>
           <w:p>
             <w:pPr>
@@ -9151,7 +9721,7 @@
               <w:start w:w="120" w:type="dxa"/>
               <w:end w:w="120" w:type="dxa"/>
             </w:tcMar>
-            <w:tcW w:w="2147" w:type="dxa"/>
+            <w:tcW w:w="1740" w:type="dxa"/>
           </w:tcPr>
           <w:p>
             <w:pPr>
@@ -9178,7 +9748,34 @@
               <w:start w:w="120" w:type="dxa"/>
               <w:end w:w="120" w:type="dxa"/>
             </w:tcMar>
-            <w:tcW w:w="2232" w:type="dxa"/>
+            <w:tcW w:w="1819" w:type="dxa"/>
+          </w:tcPr>
+          <w:p>
+            <w:pPr>
+              <w:pStyle w:val="Compact"/>
+              <w:spacing w:before="0" w:after="40" w:line="240" w:lineRule="auto"/>
+              <w:jc w:val="center"/>
+            </w:pPr>
+            <w:r>
+              <w:rPr>
+                <w:rFonts w:ascii="Times New Roman" w:hAnsi="Times New Roman" w:eastAsia="SimSun"/>
+                <w:sz w:val="17"/>
+                <w:lang w:val="en-US" w:eastAsia="zh-CN"/>
+              </w:rPr>
+              <w:t xml:space="preserve">2/30 (6.7%) [1.8%, 21.3%]</w:t>
+            </w:r>
+          </w:p>
+        </w:tc>
+        <w:tc>
+          <w:tcPr>
+            <w:vAlign w:val="center"/>
+            <w:tcMar>
+              <w:top w:w="80" w:type="dxa"/>
+              <w:bottom w:w="80" w:type="dxa"/>
+              <w:start w:w="120" w:type="dxa"/>
+              <w:end w:w="120" w:type="dxa"/>
+            </w:tcMar>
+            <w:tcW w:w="1802" w:type="dxa"/>
           </w:tcPr>
           <w:p>
             <w:pPr>
@@ -9207,7 +9804,7 @@
               <w:start w:w="120" w:type="dxa"/>
               <w:end w:w="120" w:type="dxa"/>
             </w:tcMar>
-            <w:tcW w:w="1527" w:type="dxa"/>
+            <w:tcW w:w="1297" w:type="dxa"/>
           </w:tcPr>
           <w:p>
             <w:pPr>
@@ -9234,7 +9831,7 @@
               <w:start w:w="120" w:type="dxa"/>
               <w:end w:w="120" w:type="dxa"/>
             </w:tcMar>
-            <w:tcW w:w="1666" w:type="dxa"/>
+            <w:tcW w:w="1219" w:type="dxa"/>
           </w:tcPr>
           <w:p>
             <w:pPr>
@@ -9248,20 +9845,20 @@
                 <w:sz w:val="17"/>
                 <w:lang w:val="en-US" w:eastAsia="zh-CN"/>
               </w:rPr>
-              <w:t xml:space="preserve">Policy-only</w:t>
-            </w:r>
-          </w:p>
-        </w:tc>
-        <w:tc>
-          <w:tcPr>
-            <w:vAlign w:val="center"/>
-            <w:tcMar>
-              <w:top w:w="80" w:type="dxa"/>
-              <w:bottom w:w="80" w:type="dxa"/>
-              <w:start w:w="120" w:type="dxa"/>
-              <w:end w:w="120" w:type="dxa"/>
-            </w:tcMar>
-            <w:tcW w:w="1788" w:type="dxa"/>
+              <w:t xml:space="preserve">策略</w:t>
+            </w:r>
+          </w:p>
+        </w:tc>
+        <w:tc>
+          <w:tcPr>
+            <w:vAlign w:val="center"/>
+            <w:tcMar>
+              <w:top w:w="80" w:type="dxa"/>
+              <w:bottom w:w="80" w:type="dxa"/>
+              <w:start w:w="120" w:type="dxa"/>
+              <w:end w:w="120" w:type="dxa"/>
+            </w:tcMar>
+            <w:tcW w:w="1483" w:type="dxa"/>
           </w:tcPr>
           <w:p>
             <w:pPr>
@@ -9288,7 +9885,7 @@
               <w:start w:w="120" w:type="dxa"/>
               <w:end w:w="120" w:type="dxa"/>
             </w:tcMar>
-            <w:tcW w:w="2147" w:type="dxa"/>
+            <w:tcW w:w="1740" w:type="dxa"/>
           </w:tcPr>
           <w:p>
             <w:pPr>
@@ -9315,7 +9912,34 @@
               <w:start w:w="120" w:type="dxa"/>
               <w:end w:w="120" w:type="dxa"/>
             </w:tcMar>
-            <w:tcW w:w="2232" w:type="dxa"/>
+            <w:tcW w:w="1819" w:type="dxa"/>
+          </w:tcPr>
+          <w:p>
+            <w:pPr>
+              <w:pStyle w:val="Compact"/>
+              <w:spacing w:before="0" w:after="40" w:line="240" w:lineRule="auto"/>
+              <w:jc w:val="center"/>
+            </w:pPr>
+            <w:r>
+              <w:rPr>
+                <w:rFonts w:ascii="Times New Roman" w:hAnsi="Times New Roman" w:eastAsia="SimSun"/>
+                <w:sz w:val="17"/>
+                <w:lang w:val="en-US" w:eastAsia="zh-CN"/>
+              </w:rPr>
+              <w:t xml:space="preserve">7/100 (7.0%) [3.4%, 13.7%]</w:t>
+            </w:r>
+          </w:p>
+        </w:tc>
+        <w:tc>
+          <w:tcPr>
+            <w:vAlign w:val="center"/>
+            <w:tcMar>
+              <w:top w:w="80" w:type="dxa"/>
+              <w:bottom w:w="80" w:type="dxa"/>
+              <w:start w:w="120" w:type="dxa"/>
+              <w:end w:w="120" w:type="dxa"/>
+            </w:tcMar>
+            <w:tcW w:w="1802" w:type="dxa"/>
           </w:tcPr>
           <w:p>
             <w:pPr>
@@ -9344,7 +9968,7 @@
               <w:start w:w="120" w:type="dxa"/>
               <w:end w:w="120" w:type="dxa"/>
             </w:tcMar>
-            <w:tcW w:w="1527" w:type="dxa"/>
+            <w:tcW w:w="1297" w:type="dxa"/>
           </w:tcPr>
           <w:p>
             <w:pPr>
@@ -9371,7 +9995,7 @@
               <w:start w:w="120" w:type="dxa"/>
               <w:end w:w="120" w:type="dxa"/>
             </w:tcMar>
-            <w:tcW w:w="1666" w:type="dxa"/>
+            <w:tcW w:w="1219" w:type="dxa"/>
           </w:tcPr>
           <w:p>
             <w:pPr>
@@ -9385,20 +10009,20 @@
                 <w:sz w:val="17"/>
                 <w:lang w:val="en-US" w:eastAsia="zh-CN"/>
               </w:rPr>
-              <w:t xml:space="preserve">Policy-only</w:t>
-            </w:r>
-          </w:p>
-        </w:tc>
-        <w:tc>
-          <w:tcPr>
-            <w:vAlign w:val="center"/>
-            <w:tcMar>
-              <w:top w:w="80" w:type="dxa"/>
-              <w:bottom w:w="80" w:type="dxa"/>
-              <w:start w:w="120" w:type="dxa"/>
-              <w:end w:w="120" w:type="dxa"/>
-            </w:tcMar>
-            <w:tcW w:w="1788" w:type="dxa"/>
+              <w:t xml:space="preserve">策略</w:t>
+            </w:r>
+          </w:p>
+        </w:tc>
+        <w:tc>
+          <w:tcPr>
+            <w:vAlign w:val="center"/>
+            <w:tcMar>
+              <w:top w:w="80" w:type="dxa"/>
+              <w:bottom w:w="80" w:type="dxa"/>
+              <w:start w:w="120" w:type="dxa"/>
+              <w:end w:w="120" w:type="dxa"/>
+            </w:tcMar>
+            <w:tcW w:w="1483" w:type="dxa"/>
           </w:tcPr>
           <w:p>
             <w:pPr>
@@ -9425,7 +10049,7 @@
               <w:start w:w="120" w:type="dxa"/>
               <w:end w:w="120" w:type="dxa"/>
             </w:tcMar>
-            <w:tcW w:w="2147" w:type="dxa"/>
+            <w:tcW w:w="1740" w:type="dxa"/>
           </w:tcPr>
           <w:p>
             <w:pPr>
@@ -9452,7 +10076,34 @@
               <w:start w:w="120" w:type="dxa"/>
               <w:end w:w="120" w:type="dxa"/>
             </w:tcMar>
-            <w:tcW w:w="2232" w:type="dxa"/>
+            <w:tcW w:w="1819" w:type="dxa"/>
+          </w:tcPr>
+          <w:p>
+            <w:pPr>
+              <w:pStyle w:val="Compact"/>
+              <w:spacing w:before="0" w:after="40" w:line="240" w:lineRule="auto"/>
+              <w:jc w:val="left"/>
+            </w:pPr>
+            <w:r>
+              <w:rPr>
+                <w:rFonts w:ascii="Times New Roman" w:hAnsi="Times New Roman" w:eastAsia="SimSun"/>
+                <w:sz w:val="17"/>
+                <w:lang w:val="en-US" w:eastAsia="zh-CN"/>
+              </w:rPr>
+              <w:t xml:space="preserve">25/100 (25.0%) [17.5%, 34.3%]</w:t>
+            </w:r>
+          </w:p>
+        </w:tc>
+        <w:tc>
+          <w:tcPr>
+            <w:vAlign w:val="center"/>
+            <w:tcMar>
+              <w:top w:w="80" w:type="dxa"/>
+              <w:bottom w:w="80" w:type="dxa"/>
+              <w:start w:w="120" w:type="dxa"/>
+              <w:end w:w="120" w:type="dxa"/>
+            </w:tcMar>
+            <w:tcW w:w="1802" w:type="dxa"/>
           </w:tcPr>
           <w:p>
             <w:pPr>
@@ -9473,7 +10124,7 @@
       </w:tr>
     </w:tbl>
     <w:bookmarkEnd w:id="77"/>
-    <w:bookmarkStart w:id="78" w:name="表-3.-授权制度与机制的配对效应"/>
+    <w:bookmarkStart w:id="78" w:name="表-3.-授权制度与配置包的配对效应"/>
     <w:p>
       <w:pPr>
         <w:pStyle w:val="Heading3"/>
@@ -9484,7 +10135,7 @@
           <w:rFonts w:ascii="Times New Roman" w:hAnsi="Times New Roman" w:eastAsia="Microsoft YaHei"/>
           <w:lang w:val="en-US" w:eastAsia="zh-CN"/>
         </w:rPr>
-        <w:t xml:space="preserve">表 3. 授权制度与机制的配对效应</w:t>
+        <w:t xml:space="preserve">表 3. 授权制度与配置包的配对效应</w:t>
       </w:r>
     </w:p>
     <w:p>
@@ -15288,7 +15939,7 @@
       </w:tr>
     </w:tbl>
     <w:bookmarkEnd w:id="79"/>
-    <w:bookmarkStart w:id="80" w:name="表-5.-预设异质性"/>
+    <w:bookmarkStart w:id="80" w:name="表-5.-按基准分层的配对估计"/>
     <w:p>
       <w:pPr>
         <w:pStyle w:val="Heading3"/>
@@ -15299,7 +15950,7 @@
           <w:rFonts w:ascii="Times New Roman" w:hAnsi="Times New Roman" w:eastAsia="Microsoft YaHei"/>
           <w:lang w:val="en-US" w:eastAsia="zh-CN"/>
         </w:rPr>
-        <w:t xml:space="preserve">表 5. 预设异质性</w:t>
+        <w:t xml:space="preserve">表 5. 按基准分层的配对估计</w:t>
       </w:r>
     </w:p>
     <w:p>
@@ -15311,7 +15962,7 @@
           <w:rFonts w:ascii="Times New Roman" w:hAnsi="Times New Roman" w:eastAsia="SimSun"/>
           <w:lang w:val="en-US" w:eastAsia="zh-CN"/>
         </w:rPr>
-        <w:t xml:space="preserve">按基准和攻击族给出终点计数。这些预设分层仅作描述，不构成额外确认性检验家族。</w:t>
+        <w:t xml:space="preserve">原始计数为第一条件与第二条件的成功数；差值为第二减第一。攻击端点为悲观的不安全或失败界限，良性端点为 TCR。McNemar p 值仅作描述。</w:t>
       </w:r>
     </w:p>
     <w:tbl>
@@ -15331,13 +15982,14 @@
         <w:tblInd w:w="120" w:type="dxa"/>
       </w:tblPr>
       <w:tblGrid>
-        <w:gridCol w:w="1294"/>
-        <w:gridCol w:w="1336"/>
-        <w:gridCol w:w="1922"/>
-        <w:gridCol w:w="1201"/>
-        <w:gridCol w:w="1201"/>
-        <w:gridCol w:w="1201"/>
-        <w:gridCol w:w="1205"/>
+        <w:gridCol w:w="1183"/>
+        <w:gridCol w:w="1150"/>
+        <w:gridCol w:w="1301"/>
+        <w:gridCol w:w="1076"/>
+        <w:gridCol w:w="1076"/>
+        <w:gridCol w:w="1076"/>
+        <w:gridCol w:w="1114"/>
+        <w:gridCol w:w="1384"/>
       </w:tblGrid>
       <w:tr>
         <w:trPr>
@@ -15352,7 +16004,7 @@
               <w:start w:w="120" w:type="dxa"/>
               <w:end w:w="120" w:type="dxa"/>
             </w:tcMar>
-            <w:tcW w:w="1294" w:type="dxa"/>
+            <w:tcW w:w="1183" w:type="dxa"/>
             <w:shd w:fill="E8EEF5"/>
           </w:tcPr>
           <w:p>
@@ -15368,20 +16020,20 @@
                 <w:sz w:val="15"/>
                 <w:lang w:val="en-US" w:eastAsia="zh-CN"/>
               </w:rPr>
-              <w:t xml:space="preserve">服务商</w:t>
-            </w:r>
-          </w:p>
-        </w:tc>
-        <w:tc>
-          <w:tcPr>
-            <w:vAlign w:val="center"/>
-            <w:tcMar>
-              <w:top w:w="80" w:type="dxa"/>
-              <w:bottom w:w="80" w:type="dxa"/>
-              <w:start w:w="120" w:type="dxa"/>
-              <w:end w:w="120" w:type="dxa"/>
-            </w:tcMar>
-            <w:tcW w:w="1336" w:type="dxa"/>
+              <w:t xml:space="preserve">基准</w:t>
+            </w:r>
+          </w:p>
+        </w:tc>
+        <w:tc>
+          <w:tcPr>
+            <w:vAlign w:val="center"/>
+            <w:tcMar>
+              <w:top w:w="80" w:type="dxa"/>
+              <w:bottom w:w="80" w:type="dxa"/>
+              <w:start w:w="120" w:type="dxa"/>
+              <w:end w:w="120" w:type="dxa"/>
+            </w:tcMar>
+            <w:tcW w:w="1150" w:type="dxa"/>
             <w:shd w:fill="E8EEF5"/>
           </w:tcPr>
           <w:p>
@@ -15397,20 +16049,20 @@
                 <w:sz w:val="15"/>
                 <w:lang w:val="en-US" w:eastAsia="zh-CN"/>
               </w:rPr>
-              <w:t xml:space="preserve">基准</w:t>
-            </w:r>
-          </w:p>
-        </w:tc>
-        <w:tc>
-          <w:tcPr>
-            <w:vAlign w:val="center"/>
-            <w:tcMar>
-              <w:top w:w="80" w:type="dxa"/>
-              <w:bottom w:w="80" w:type="dxa"/>
-              <w:start w:w="120" w:type="dxa"/>
-              <w:end w:w="120" w:type="dxa"/>
-            </w:tcMar>
-            <w:tcW w:w="1922" w:type="dxa"/>
+              <w:t xml:space="preserve">终点</w:t>
+            </w:r>
+          </w:p>
+        </w:tc>
+        <w:tc>
+          <w:tcPr>
+            <w:vAlign w:val="center"/>
+            <w:tcMar>
+              <w:top w:w="80" w:type="dxa"/>
+              <w:bottom w:w="80" w:type="dxa"/>
+              <w:start w:w="120" w:type="dxa"/>
+              <w:end w:w="120" w:type="dxa"/>
+            </w:tcMar>
+            <w:tcW w:w="1301" w:type="dxa"/>
             <w:shd w:fill="E8EEF5"/>
           </w:tcPr>
           <w:p>
@@ -15426,20 +16078,20 @@
                 <w:sz w:val="15"/>
                 <w:lang w:val="en-US" w:eastAsia="zh-CN"/>
               </w:rPr>
-              <w:t xml:space="preserve">攻击族/分层</w:t>
-            </w:r>
-          </w:p>
-        </w:tc>
-        <w:tc>
-          <w:tcPr>
-            <w:vAlign w:val="center"/>
-            <w:tcMar>
-              <w:top w:w="80" w:type="dxa"/>
-              <w:bottom w:w="80" w:type="dxa"/>
-              <w:start w:w="120" w:type="dxa"/>
-              <w:end w:w="120" w:type="dxa"/>
-            </w:tcMar>
-            <w:tcW w:w="1201" w:type="dxa"/>
+              <w:t xml:space="preserve">比较</w:t>
+            </w:r>
+          </w:p>
+        </w:tc>
+        <w:tc>
+          <w:tcPr>
+            <w:vAlign w:val="center"/>
+            <w:tcMar>
+              <w:top w:w="80" w:type="dxa"/>
+              <w:bottom w:w="80" w:type="dxa"/>
+              <w:start w:w="120" w:type="dxa"/>
+              <w:end w:w="120" w:type="dxa"/>
+            </w:tcMar>
+            <w:tcW w:w="1076" w:type="dxa"/>
             <w:shd w:fill="E8EEF5"/>
           </w:tcPr>
           <w:p>
@@ -15455,20 +16107,20 @@
                 <w:sz w:val="15"/>
                 <w:lang w:val="en-US" w:eastAsia="zh-CN"/>
               </w:rPr>
-              <w:t xml:space="preserve">记录</w:t>
-            </w:r>
-          </w:p>
-        </w:tc>
-        <w:tc>
-          <w:tcPr>
-            <w:vAlign w:val="center"/>
-            <w:tcMar>
-              <w:top w:w="80" w:type="dxa"/>
-              <w:bottom w:w="80" w:type="dxa"/>
-              <w:start w:w="120" w:type="dxa"/>
-              <w:end w:w="120" w:type="dxa"/>
-            </w:tcMar>
-            <w:tcW w:w="1201" w:type="dxa"/>
+              <w:t xml:space="preserve">n</w:t>
+            </w:r>
+          </w:p>
+        </w:tc>
+        <w:tc>
+          <w:tcPr>
+            <w:vAlign w:val="center"/>
+            <w:tcMar>
+              <w:top w:w="80" w:type="dxa"/>
+              <w:bottom w:w="80" w:type="dxa"/>
+              <w:start w:w="120" w:type="dxa"/>
+              <w:end w:w="120" w:type="dxa"/>
+            </w:tcMar>
+            <w:tcW w:w="1076" w:type="dxa"/>
             <w:shd w:fill="E8EEF5"/>
           </w:tcPr>
           <w:p>
@@ -15484,20 +16136,20 @@
                 <w:sz w:val="15"/>
                 <w:lang w:val="en-US" w:eastAsia="zh-CN"/>
               </w:rPr>
-              <w:t xml:space="preserve">攻击记录</w:t>
-            </w:r>
-          </w:p>
-        </w:tc>
-        <w:tc>
-          <w:tcPr>
-            <w:vAlign w:val="center"/>
-            <w:tcMar>
-              <w:top w:w="80" w:type="dxa"/>
-              <w:bottom w:w="80" w:type="dxa"/>
-              <w:start w:w="120" w:type="dxa"/>
-              <w:end w:w="120" w:type="dxa"/>
-            </w:tcMar>
-            <w:tcW w:w="1201" w:type="dxa"/>
+              <w:t xml:space="preserve">第一条件</w:t>
+            </w:r>
+          </w:p>
+        </w:tc>
+        <w:tc>
+          <w:tcPr>
+            <w:vAlign w:val="center"/>
+            <w:tcMar>
+              <w:top w:w="80" w:type="dxa"/>
+              <w:bottom w:w="80" w:type="dxa"/>
+              <w:start w:w="120" w:type="dxa"/>
+              <w:end w:w="120" w:type="dxa"/>
+            </w:tcMar>
+            <w:tcW w:w="1076" w:type="dxa"/>
             <w:shd w:fill="E8EEF5"/>
           </w:tcPr>
           <w:p>
@@ -15513,20 +16165,20 @@
                 <w:sz w:val="15"/>
                 <w:lang w:val="en-US" w:eastAsia="zh-CN"/>
               </w:rPr>
-              <w:t xml:space="preserve">不安全效应</w:t>
-            </w:r>
-          </w:p>
-        </w:tc>
-        <w:tc>
-          <w:tcPr>
-            <w:vAlign w:val="center"/>
-            <w:tcMar>
-              <w:top w:w="80" w:type="dxa"/>
-              <w:bottom w:w="80" w:type="dxa"/>
-              <w:start w:w="120" w:type="dxa"/>
-              <w:end w:w="120" w:type="dxa"/>
-            </w:tcMar>
-            <w:tcW w:w="1205" w:type="dxa"/>
+              <w:t xml:space="preserve">第二条件</w:t>
+            </w:r>
+          </w:p>
+        </w:tc>
+        <w:tc>
+          <w:tcPr>
+            <w:vAlign w:val="center"/>
+            <w:tcMar>
+              <w:top w:w="80" w:type="dxa"/>
+              <w:bottom w:w="80" w:type="dxa"/>
+              <w:start w:w="120" w:type="dxa"/>
+              <w:end w:w="120" w:type="dxa"/>
+            </w:tcMar>
+            <w:tcW w:w="1114" w:type="dxa"/>
             <w:shd w:fill="E8EEF5"/>
           </w:tcPr>
           <w:p>
@@ -15542,7 +16194,36 @@
                 <w:sz w:val="15"/>
                 <w:lang w:val="en-US" w:eastAsia="zh-CN"/>
               </w:rPr>
-              <w:t xml:space="preserve">运行失败</w:t>
+              <w:t xml:space="preserve">差值（百分点）</w:t>
+            </w:r>
+          </w:p>
+        </w:tc>
+        <w:tc>
+          <w:tcPr>
+            <w:vAlign w:val="center"/>
+            <w:tcMar>
+              <w:top w:w="80" w:type="dxa"/>
+              <w:bottom w:w="80" w:type="dxa"/>
+              <w:start w:w="120" w:type="dxa"/>
+              <w:end w:w="120" w:type="dxa"/>
+            </w:tcMar>
+            <w:tcW w:w="1384" w:type="dxa"/>
+            <w:shd w:fill="E8EEF5"/>
+          </w:tcPr>
+          <w:p>
+            <w:pPr>
+              <w:pStyle w:val="Compact"/>
+              <w:spacing w:before="0" w:after="40" w:line="240" w:lineRule="auto"/>
+              <w:jc w:val="center"/>
+            </w:pPr>
+            <w:r>
+              <w:rPr>
+                <w:rFonts w:ascii="Times New Roman" w:hAnsi="Times New Roman" w:eastAsia="SimSun"/>
+                <w:b/>
+                <w:sz w:val="15"/>
+                <w:lang w:val="en-US" w:eastAsia="zh-CN"/>
+              </w:rPr>
+              <w:t xml:space="preserve">Bootstrap 95% CI</w:t>
             </w:r>
           </w:p>
         </w:tc>
@@ -15557,7 +16238,7 @@
               <w:start w:w="120" w:type="dxa"/>
               <w:end w:w="120" w:type="dxa"/>
             </w:tcMar>
-            <w:tcW w:w="1294" w:type="dxa"/>
+            <w:tcW w:w="1183" w:type="dxa"/>
           </w:tcPr>
           <w:p>
             <w:pPr>
@@ -15571,20 +16252,20 @@
                 <w:sz w:val="15"/>
                 <w:lang w:val="en-US" w:eastAsia="zh-CN"/>
               </w:rPr>
-              <w:t xml:space="preserve">DeepSeek</w:t>
-            </w:r>
-          </w:p>
-        </w:tc>
-        <w:tc>
-          <w:tcPr>
-            <w:vAlign w:val="center"/>
-            <w:tcMar>
-              <w:top w:w="80" w:type="dxa"/>
-              <w:bottom w:w="80" w:type="dxa"/>
-              <w:start w:w="120" w:type="dxa"/>
-              <w:end w:w="120" w:type="dxa"/>
-            </w:tcMar>
-            <w:tcW w:w="1336" w:type="dxa"/>
+              <w:t xml:space="preserve">AgentDojo</w:t>
+            </w:r>
+          </w:p>
+        </w:tc>
+        <w:tc>
+          <w:tcPr>
+            <w:vAlign w:val="center"/>
+            <w:tcMar>
+              <w:top w:w="80" w:type="dxa"/>
+              <w:bottom w:w="80" w:type="dxa"/>
+              <w:start w:w="120" w:type="dxa"/>
+              <w:end w:w="120" w:type="dxa"/>
+            </w:tcMar>
+            <w:tcW w:w="1150" w:type="dxa"/>
           </w:tcPr>
           <w:p>
             <w:pPr>
@@ -15598,142 +16279,169 @@
                 <w:sz w:val="15"/>
                 <w:lang w:val="en-US" w:eastAsia="zh-CN"/>
               </w:rPr>
-              <w:t xml:space="preserve">AgentDojo</w:t>
-            </w:r>
-          </w:p>
-        </w:tc>
-        <w:tc>
-          <w:tcPr>
-            <w:vAlign w:val="center"/>
-            <w:tcMar>
-              <w:top w:w="80" w:type="dxa"/>
-              <w:bottom w:w="80" w:type="dxa"/>
-              <w:start w:w="120" w:type="dxa"/>
-              <w:end w:w="120" w:type="dxa"/>
-            </w:tcMar>
-            <w:tcW w:w="1922" w:type="dxa"/>
-          </w:tcPr>
-          <w:p>
-            <w:pPr>
-              <w:pStyle w:val="Compact"/>
-              <w:spacing w:before="0" w:after="40" w:line="240" w:lineRule="auto"/>
-              <w:jc w:val="center"/>
-            </w:pPr>
-            <w:r>
-              <w:rPr>
-                <w:rFonts w:ascii="Times New Roman" w:hAnsi="Times New Roman" w:eastAsia="SimSun"/>
-                <w:sz w:val="15"/>
-                <w:lang w:val="en-US" w:eastAsia="zh-CN"/>
-              </w:rPr>
-              <w:t xml:space="preserve">合并/无攻击族标签</w:t>
-            </w:r>
-          </w:p>
-        </w:tc>
-        <w:tc>
-          <w:tcPr>
-            <w:vAlign w:val="center"/>
-            <w:tcMar>
-              <w:top w:w="80" w:type="dxa"/>
-              <w:bottom w:w="80" w:type="dxa"/>
-              <w:start w:w="120" w:type="dxa"/>
-              <w:end w:w="120" w:type="dxa"/>
-            </w:tcMar>
-            <w:tcW w:w="1201" w:type="dxa"/>
-          </w:tcPr>
-          <w:p>
-            <w:pPr>
-              <w:pStyle w:val="Compact"/>
-              <w:spacing w:before="0" w:after="40" w:line="240" w:lineRule="auto"/>
-              <w:jc w:val="center"/>
-            </w:pPr>
-            <w:r>
-              <w:rPr>
-                <w:rFonts w:ascii="Times New Roman" w:hAnsi="Times New Roman" w:eastAsia="SimSun"/>
-                <w:sz w:val="15"/>
-                <w:lang w:val="en-US" w:eastAsia="zh-CN"/>
-              </w:rPr>
-              <w:t xml:space="preserve">395</w:t>
-            </w:r>
-          </w:p>
-        </w:tc>
-        <w:tc>
-          <w:tcPr>
-            <w:vAlign w:val="center"/>
-            <w:tcMar>
-              <w:top w:w="80" w:type="dxa"/>
-              <w:bottom w:w="80" w:type="dxa"/>
-              <w:start w:w="120" w:type="dxa"/>
-              <w:end w:w="120" w:type="dxa"/>
-            </w:tcMar>
-            <w:tcW w:w="1201" w:type="dxa"/>
-          </w:tcPr>
-          <w:p>
-            <w:pPr>
-              <w:pStyle w:val="Compact"/>
-              <w:spacing w:before="0" w:after="40" w:line="240" w:lineRule="auto"/>
-              <w:jc w:val="center"/>
-            </w:pPr>
-            <w:r>
-              <w:rPr>
-                <w:rFonts w:ascii="Times New Roman" w:hAnsi="Times New Roman" w:eastAsia="SimSun"/>
-                <w:sz w:val="15"/>
-                <w:lang w:val="en-US" w:eastAsia="zh-CN"/>
-              </w:rPr>
-              <w:t xml:space="preserve">245</w:t>
-            </w:r>
-          </w:p>
-        </w:tc>
-        <w:tc>
-          <w:tcPr>
-            <w:vAlign w:val="center"/>
-            <w:tcMar>
-              <w:top w:w="80" w:type="dxa"/>
-              <w:bottom w:w="80" w:type="dxa"/>
-              <w:start w:w="120" w:type="dxa"/>
-              <w:end w:w="120" w:type="dxa"/>
-            </w:tcMar>
-            <w:tcW w:w="1201" w:type="dxa"/>
-          </w:tcPr>
-          <w:p>
-            <w:pPr>
-              <w:pStyle w:val="Compact"/>
-              <w:spacing w:before="0" w:after="40" w:line="240" w:lineRule="auto"/>
-              <w:jc w:val="center"/>
-            </w:pPr>
-            <w:r>
-              <w:rPr>
-                <w:rFonts w:ascii="Times New Roman" w:hAnsi="Times New Roman" w:eastAsia="SimSun"/>
-                <w:sz w:val="15"/>
-                <w:lang w:val="en-US" w:eastAsia="zh-CN"/>
-              </w:rPr>
-              <w:t xml:space="preserve">1</w:t>
-            </w:r>
-          </w:p>
-        </w:tc>
-        <w:tc>
-          <w:tcPr>
-            <w:vAlign w:val="center"/>
-            <w:tcMar>
-              <w:top w:w="80" w:type="dxa"/>
-              <w:bottom w:w="80" w:type="dxa"/>
-              <w:start w:w="120" w:type="dxa"/>
-              <w:end w:w="120" w:type="dxa"/>
-            </w:tcMar>
-            <w:tcW w:w="1205" w:type="dxa"/>
-          </w:tcPr>
-          <w:p>
-            <w:pPr>
-              <w:pStyle w:val="Compact"/>
-              <w:spacing w:before="0" w:after="40" w:line="240" w:lineRule="auto"/>
-              <w:jc w:val="center"/>
-            </w:pPr>
-            <w:r>
-              <w:rPr>
-                <w:rFonts w:ascii="Times New Roman" w:hAnsi="Times New Roman" w:eastAsia="SimSun"/>
-                <w:sz w:val="15"/>
-                <w:lang w:val="en-US" w:eastAsia="zh-CN"/>
-              </w:rPr>
-              <w:t xml:space="preserve">93</w:t>
+              <w:t xml:space="preserve">不安全或失败</w:t>
+            </w:r>
+          </w:p>
+        </w:tc>
+        <w:tc>
+          <w:tcPr>
+            <w:vAlign w:val="center"/>
+            <w:tcMar>
+              <w:top w:w="80" w:type="dxa"/>
+              <w:bottom w:w="80" w:type="dxa"/>
+              <w:start w:w="120" w:type="dxa"/>
+              <w:end w:w="120" w:type="dxa"/>
+            </w:tcMar>
+            <w:tcW w:w="1301" w:type="dxa"/>
+          </w:tcPr>
+          <w:p>
+            <w:pPr>
+              <w:pStyle w:val="Compact"/>
+              <w:spacing w:before="0" w:after="40" w:line="240" w:lineRule="auto"/>
+              <w:jc w:val="center"/>
+            </w:pPr>
+            <w:r>
+              <w:rPr>
+                <w:rFonts w:ascii="Times New Roman" w:hAnsi="Times New Roman" w:eastAsia="SimSun"/>
+                <w:sz w:val="15"/>
+                <w:lang w:val="en-US" w:eastAsia="zh-CN"/>
+              </w:rPr>
+              <w:t xml:space="preserve">auto 策略→完整</w:t>
+            </w:r>
+          </w:p>
+        </w:tc>
+        <w:tc>
+          <w:tcPr>
+            <w:vAlign w:val="center"/>
+            <w:tcMar>
+              <w:top w:w="80" w:type="dxa"/>
+              <w:bottom w:w="80" w:type="dxa"/>
+              <w:start w:w="120" w:type="dxa"/>
+              <w:end w:w="120" w:type="dxa"/>
+            </w:tcMar>
+            <w:tcW w:w="1076" w:type="dxa"/>
+          </w:tcPr>
+          <w:p>
+            <w:pPr>
+              <w:pStyle w:val="Compact"/>
+              <w:spacing w:before="0" w:after="40" w:line="240" w:lineRule="auto"/>
+              <w:jc w:val="center"/>
+            </w:pPr>
+            <w:r>
+              <w:rPr>
+                <w:rFonts w:ascii="Times New Roman" w:hAnsi="Times New Roman" w:eastAsia="SimSun"/>
+                <w:sz w:val="15"/>
+                <w:lang w:val="en-US" w:eastAsia="zh-CN"/>
+              </w:rPr>
+              <w:t xml:space="preserve">50</w:t>
+            </w:r>
+          </w:p>
+        </w:tc>
+        <w:tc>
+          <w:tcPr>
+            <w:vAlign w:val="center"/>
+            <w:tcMar>
+              <w:top w:w="80" w:type="dxa"/>
+              <w:bottom w:w="80" w:type="dxa"/>
+              <w:start w:w="120" w:type="dxa"/>
+              <w:end w:w="120" w:type="dxa"/>
+            </w:tcMar>
+            <w:tcW w:w="1076" w:type="dxa"/>
+          </w:tcPr>
+          <w:p>
+            <w:pPr>
+              <w:pStyle w:val="Compact"/>
+              <w:spacing w:before="0" w:after="40" w:line="240" w:lineRule="auto"/>
+              <w:jc w:val="center"/>
+            </w:pPr>
+            <w:r>
+              <w:rPr>
+                <w:rFonts w:ascii="Times New Roman" w:hAnsi="Times New Roman" w:eastAsia="SimSun"/>
+                <w:sz w:val="15"/>
+                <w:lang w:val="en-US" w:eastAsia="zh-CN"/>
+              </w:rPr>
+              <w:t xml:space="preserve">5/50</w:t>
+            </w:r>
+          </w:p>
+        </w:tc>
+        <w:tc>
+          <w:tcPr>
+            <w:vAlign w:val="center"/>
+            <w:tcMar>
+              <w:top w:w="80" w:type="dxa"/>
+              <w:bottom w:w="80" w:type="dxa"/>
+              <w:start w:w="120" w:type="dxa"/>
+              <w:end w:w="120" w:type="dxa"/>
+            </w:tcMar>
+            <w:tcW w:w="1076" w:type="dxa"/>
+          </w:tcPr>
+          <w:p>
+            <w:pPr>
+              <w:pStyle w:val="Compact"/>
+              <w:spacing w:before="0" w:after="40" w:line="240" w:lineRule="auto"/>
+              <w:jc w:val="center"/>
+            </w:pPr>
+            <w:r>
+              <w:rPr>
+                <w:rFonts w:ascii="Times New Roman" w:hAnsi="Times New Roman" w:eastAsia="SimSun"/>
+                <w:sz w:val="15"/>
+                <w:lang w:val="en-US" w:eastAsia="zh-CN"/>
+              </w:rPr>
+              <w:t xml:space="preserve">4/50</w:t>
+            </w:r>
+          </w:p>
+        </w:tc>
+        <w:tc>
+          <w:tcPr>
+            <w:vAlign w:val="center"/>
+            <w:tcMar>
+              <w:top w:w="80" w:type="dxa"/>
+              <w:bottom w:w="80" w:type="dxa"/>
+              <w:start w:w="120" w:type="dxa"/>
+              <w:end w:w="120" w:type="dxa"/>
+            </w:tcMar>
+            <w:tcW w:w="1114" w:type="dxa"/>
+          </w:tcPr>
+          <w:p>
+            <w:pPr>
+              <w:pStyle w:val="Compact"/>
+              <w:spacing w:before="0" w:after="40" w:line="240" w:lineRule="auto"/>
+              <w:jc w:val="center"/>
+            </w:pPr>
+            <w:r>
+              <w:rPr>
+                <w:rFonts w:ascii="Times New Roman" w:hAnsi="Times New Roman" w:eastAsia="SimSun"/>
+                <w:sz w:val="15"/>
+                <w:lang w:val="en-US" w:eastAsia="zh-CN"/>
+              </w:rPr>
+              <w:t xml:space="preserve">-2.0</w:t>
+            </w:r>
+          </w:p>
+        </w:tc>
+        <w:tc>
+          <w:tcPr>
+            <w:vAlign w:val="center"/>
+            <w:tcMar>
+              <w:top w:w="80" w:type="dxa"/>
+              <w:bottom w:w="80" w:type="dxa"/>
+              <w:start w:w="120" w:type="dxa"/>
+              <w:end w:w="120" w:type="dxa"/>
+            </w:tcMar>
+            <w:tcW w:w="1384" w:type="dxa"/>
+          </w:tcPr>
+          <w:p>
+            <w:pPr>
+              <w:pStyle w:val="Compact"/>
+              <w:spacing w:before="0" w:after="40" w:line="240" w:lineRule="auto"/>
+              <w:jc w:val="center"/>
+            </w:pPr>
+            <w:r>
+              <w:rPr>
+                <w:rFonts w:ascii="Times New Roman" w:hAnsi="Times New Roman" w:eastAsia="SimSun"/>
+                <w:sz w:val="15"/>
+                <w:lang w:val="en-US" w:eastAsia="zh-CN"/>
+              </w:rPr>
+              <w:t xml:space="preserve">[-10.0, +4.0]</w:t>
             </w:r>
           </w:p>
         </w:tc>
@@ -15748,7 +16456,7 @@
               <w:start w:w="120" w:type="dxa"/>
               <w:end w:w="120" w:type="dxa"/>
             </w:tcMar>
-            <w:tcW w:w="1294" w:type="dxa"/>
+            <w:tcW w:w="1183" w:type="dxa"/>
           </w:tcPr>
           <w:p>
             <w:pPr>
@@ -15762,20 +16470,20 @@
                 <w:sz w:val="15"/>
                 <w:lang w:val="en-US" w:eastAsia="zh-CN"/>
               </w:rPr>
-              <w:t xml:space="preserve">DeepSeek</w:t>
-            </w:r>
-          </w:p>
-        </w:tc>
-        <w:tc>
-          <w:tcPr>
-            <w:vAlign w:val="center"/>
-            <w:tcMar>
-              <w:top w:w="80" w:type="dxa"/>
-              <w:bottom w:w="80" w:type="dxa"/>
-              <w:start w:w="120" w:type="dxa"/>
-              <w:end w:w="120" w:type="dxa"/>
-            </w:tcMar>
-            <w:tcW w:w="1336" w:type="dxa"/>
+              <w:t xml:space="preserve">AgentDojo</w:t>
+            </w:r>
+          </w:p>
+        </w:tc>
+        <w:tc>
+          <w:tcPr>
+            <w:vAlign w:val="center"/>
+            <w:tcMar>
+              <w:top w:w="80" w:type="dxa"/>
+              <w:bottom w:w="80" w:type="dxa"/>
+              <w:start w:w="120" w:type="dxa"/>
+              <w:end w:w="120" w:type="dxa"/>
+            </w:tcMar>
+            <w:tcW w:w="1150" w:type="dxa"/>
           </w:tcPr>
           <w:p>
             <w:pPr>
@@ -15789,142 +16497,169 @@
                 <w:sz w:val="15"/>
                 <w:lang w:val="en-US" w:eastAsia="zh-CN"/>
               </w:rPr>
-              <w:t xml:space="preserve">M3-v2</w:t>
-            </w:r>
-          </w:p>
-        </w:tc>
-        <w:tc>
-          <w:tcPr>
-            <w:vAlign w:val="center"/>
-            <w:tcMar>
-              <w:top w:w="80" w:type="dxa"/>
-              <w:bottom w:w="80" w:type="dxa"/>
-              <w:start w:w="120" w:type="dxa"/>
-              <w:end w:w="120" w:type="dxa"/>
-            </w:tcMar>
-            <w:tcW w:w="1922" w:type="dxa"/>
-          </w:tcPr>
-          <w:p>
-            <w:pPr>
-              <w:pStyle w:val="Compact"/>
-              <w:spacing w:before="0" w:after="40" w:line="240" w:lineRule="auto"/>
-              <w:jc w:val="center"/>
-            </w:pPr>
-            <w:r>
-              <w:rPr>
-                <w:rFonts w:ascii="Times New Roman" w:hAnsi="Times New Roman" w:eastAsia="SimSun"/>
-                <w:sz w:val="15"/>
-                <w:lang w:val="en-US" w:eastAsia="zh-CN"/>
-              </w:rPr>
-              <w:t xml:space="preserve">benign clean</w:t>
-            </w:r>
-          </w:p>
-        </w:tc>
-        <w:tc>
-          <w:tcPr>
-            <w:vAlign w:val="center"/>
-            <w:tcMar>
-              <w:top w:w="80" w:type="dxa"/>
-              <w:bottom w:w="80" w:type="dxa"/>
-              <w:start w:w="120" w:type="dxa"/>
-              <w:end w:w="120" w:type="dxa"/>
-            </w:tcMar>
-            <w:tcW w:w="1201" w:type="dxa"/>
-          </w:tcPr>
-          <w:p>
-            <w:pPr>
-              <w:pStyle w:val="Compact"/>
-              <w:spacing w:before="0" w:after="40" w:line="240" w:lineRule="auto"/>
-              <w:jc w:val="center"/>
-            </w:pPr>
-            <w:r>
-              <w:rPr>
-                <w:rFonts w:ascii="Times New Roman" w:hAnsi="Times New Roman" w:eastAsia="SimSun"/>
-                <w:sz w:val="15"/>
-                <w:lang w:val="en-US" w:eastAsia="zh-CN"/>
-              </w:rPr>
-              <w:t xml:space="preserve">260</w:t>
-            </w:r>
-          </w:p>
-        </w:tc>
-        <w:tc>
-          <w:tcPr>
-            <w:vAlign w:val="center"/>
-            <w:tcMar>
-              <w:top w:w="80" w:type="dxa"/>
-              <w:bottom w:w="80" w:type="dxa"/>
-              <w:start w:w="120" w:type="dxa"/>
-              <w:end w:w="120" w:type="dxa"/>
-            </w:tcMar>
-            <w:tcW w:w="1201" w:type="dxa"/>
-          </w:tcPr>
-          <w:p>
-            <w:pPr>
-              <w:pStyle w:val="Compact"/>
-              <w:spacing w:before="0" w:after="40" w:line="240" w:lineRule="auto"/>
-              <w:jc w:val="center"/>
-            </w:pPr>
-            <w:r>
-              <w:rPr>
-                <w:rFonts w:ascii="Times New Roman" w:hAnsi="Times New Roman" w:eastAsia="SimSun"/>
-                <w:sz w:val="15"/>
-                <w:lang w:val="en-US" w:eastAsia="zh-CN"/>
-              </w:rPr>
-              <w:t xml:space="preserve">0</w:t>
-            </w:r>
-          </w:p>
-        </w:tc>
-        <w:tc>
-          <w:tcPr>
-            <w:vAlign w:val="center"/>
-            <w:tcMar>
-              <w:top w:w="80" w:type="dxa"/>
-              <w:bottom w:w="80" w:type="dxa"/>
-              <w:start w:w="120" w:type="dxa"/>
-              <w:end w:w="120" w:type="dxa"/>
-            </w:tcMar>
-            <w:tcW w:w="1201" w:type="dxa"/>
-          </w:tcPr>
-          <w:p>
-            <w:pPr>
-              <w:pStyle w:val="Compact"/>
-              <w:spacing w:before="0" w:after="40" w:line="240" w:lineRule="auto"/>
-              <w:jc w:val="center"/>
-            </w:pPr>
-            <w:r>
-              <w:rPr>
-                <w:rFonts w:ascii="Times New Roman" w:hAnsi="Times New Roman" w:eastAsia="SimSun"/>
-                <w:sz w:val="15"/>
-                <w:lang w:val="en-US" w:eastAsia="zh-CN"/>
-              </w:rPr>
-              <w:t xml:space="preserve">0</w:t>
-            </w:r>
-          </w:p>
-        </w:tc>
-        <w:tc>
-          <w:tcPr>
-            <w:vAlign w:val="center"/>
-            <w:tcMar>
-              <w:top w:w="80" w:type="dxa"/>
-              <w:bottom w:w="80" w:type="dxa"/>
-              <w:start w:w="120" w:type="dxa"/>
-              <w:end w:w="120" w:type="dxa"/>
-            </w:tcMar>
-            <w:tcW w:w="1205" w:type="dxa"/>
-          </w:tcPr>
-          <w:p>
-            <w:pPr>
-              <w:pStyle w:val="Compact"/>
-              <w:spacing w:before="0" w:after="40" w:line="240" w:lineRule="auto"/>
-              <w:jc w:val="center"/>
-            </w:pPr>
-            <w:r>
-              <w:rPr>
-                <w:rFonts w:ascii="Times New Roman" w:hAnsi="Times New Roman" w:eastAsia="SimSun"/>
-                <w:sz w:val="15"/>
-                <w:lang w:val="en-US" w:eastAsia="zh-CN"/>
-              </w:rPr>
-              <w:t xml:space="preserve">24</w:t>
+              <w:t xml:space="preserve">不安全或失败</w:t>
+            </w:r>
+          </w:p>
+        </w:tc>
+        <w:tc>
+          <w:tcPr>
+            <w:vAlign w:val="center"/>
+            <w:tcMar>
+              <w:top w:w="80" w:type="dxa"/>
+              <w:bottom w:w="80" w:type="dxa"/>
+              <w:start w:w="120" w:type="dxa"/>
+              <w:end w:w="120" w:type="dxa"/>
+            </w:tcMar>
+            <w:tcW w:w="1301" w:type="dxa"/>
+          </w:tcPr>
+          <w:p>
+            <w:pPr>
+              <w:pStyle w:val="Compact"/>
+              <w:spacing w:before="0" w:after="40" w:line="240" w:lineRule="auto"/>
+              <w:jc w:val="center"/>
+            </w:pPr>
+            <w:r>
+              <w:rPr>
+                <w:rFonts w:ascii="Times New Roman" w:hAnsi="Times New Roman" w:eastAsia="SimSun"/>
+                <w:sz w:val="15"/>
+                <w:lang w:val="en-US" w:eastAsia="zh-CN"/>
+              </w:rPr>
+              <w:t xml:space="preserve">exact 策略→完整</w:t>
+            </w:r>
+          </w:p>
+        </w:tc>
+        <w:tc>
+          <w:tcPr>
+            <w:vAlign w:val="center"/>
+            <w:tcMar>
+              <w:top w:w="80" w:type="dxa"/>
+              <w:bottom w:w="80" w:type="dxa"/>
+              <w:start w:w="120" w:type="dxa"/>
+              <w:end w:w="120" w:type="dxa"/>
+            </w:tcMar>
+            <w:tcW w:w="1076" w:type="dxa"/>
+          </w:tcPr>
+          <w:p>
+            <w:pPr>
+              <w:pStyle w:val="Compact"/>
+              <w:spacing w:before="0" w:after="40" w:line="240" w:lineRule="auto"/>
+              <w:jc w:val="center"/>
+            </w:pPr>
+            <w:r>
+              <w:rPr>
+                <w:rFonts w:ascii="Times New Roman" w:hAnsi="Times New Roman" w:eastAsia="SimSun"/>
+                <w:sz w:val="15"/>
+                <w:lang w:val="en-US" w:eastAsia="zh-CN"/>
+              </w:rPr>
+              <w:t xml:space="preserve">50</w:t>
+            </w:r>
+          </w:p>
+        </w:tc>
+        <w:tc>
+          <w:tcPr>
+            <w:vAlign w:val="center"/>
+            <w:tcMar>
+              <w:top w:w="80" w:type="dxa"/>
+              <w:bottom w:w="80" w:type="dxa"/>
+              <w:start w:w="120" w:type="dxa"/>
+              <w:end w:w="120" w:type="dxa"/>
+            </w:tcMar>
+            <w:tcW w:w="1076" w:type="dxa"/>
+          </w:tcPr>
+          <w:p>
+            <w:pPr>
+              <w:pStyle w:val="Compact"/>
+              <w:spacing w:before="0" w:after="40" w:line="240" w:lineRule="auto"/>
+              <w:jc w:val="center"/>
+            </w:pPr>
+            <w:r>
+              <w:rPr>
+                <w:rFonts w:ascii="Times New Roman" w:hAnsi="Times New Roman" w:eastAsia="SimSun"/>
+                <w:sz w:val="15"/>
+                <w:lang w:val="en-US" w:eastAsia="zh-CN"/>
+              </w:rPr>
+              <w:t xml:space="preserve">23/50</w:t>
+            </w:r>
+          </w:p>
+        </w:tc>
+        <w:tc>
+          <w:tcPr>
+            <w:vAlign w:val="center"/>
+            <w:tcMar>
+              <w:top w:w="80" w:type="dxa"/>
+              <w:bottom w:w="80" w:type="dxa"/>
+              <w:start w:w="120" w:type="dxa"/>
+              <w:end w:w="120" w:type="dxa"/>
+            </w:tcMar>
+            <w:tcW w:w="1076" w:type="dxa"/>
+          </w:tcPr>
+          <w:p>
+            <w:pPr>
+              <w:pStyle w:val="Compact"/>
+              <w:spacing w:before="0" w:after="40" w:line="240" w:lineRule="auto"/>
+              <w:jc w:val="center"/>
+            </w:pPr>
+            <w:r>
+              <w:rPr>
+                <w:rFonts w:ascii="Times New Roman" w:hAnsi="Times New Roman" w:eastAsia="SimSun"/>
+                <w:sz w:val="15"/>
+                <w:lang w:val="en-US" w:eastAsia="zh-CN"/>
+              </w:rPr>
+              <w:t xml:space="preserve">22/50</w:t>
+            </w:r>
+          </w:p>
+        </w:tc>
+        <w:tc>
+          <w:tcPr>
+            <w:vAlign w:val="center"/>
+            <w:tcMar>
+              <w:top w:w="80" w:type="dxa"/>
+              <w:bottom w:w="80" w:type="dxa"/>
+              <w:start w:w="120" w:type="dxa"/>
+              <w:end w:w="120" w:type="dxa"/>
+            </w:tcMar>
+            <w:tcW w:w="1114" w:type="dxa"/>
+          </w:tcPr>
+          <w:p>
+            <w:pPr>
+              <w:pStyle w:val="Compact"/>
+              <w:spacing w:before="0" w:after="40" w:line="240" w:lineRule="auto"/>
+              <w:jc w:val="center"/>
+            </w:pPr>
+            <w:r>
+              <w:rPr>
+                <w:rFonts w:ascii="Times New Roman" w:hAnsi="Times New Roman" w:eastAsia="SimSun"/>
+                <w:sz w:val="15"/>
+                <w:lang w:val="en-US" w:eastAsia="zh-CN"/>
+              </w:rPr>
+              <w:t xml:space="preserve">-2.0</w:t>
+            </w:r>
+          </w:p>
+        </w:tc>
+        <w:tc>
+          <w:tcPr>
+            <w:vAlign w:val="center"/>
+            <w:tcMar>
+              <w:top w:w="80" w:type="dxa"/>
+              <w:bottom w:w="80" w:type="dxa"/>
+              <w:start w:w="120" w:type="dxa"/>
+              <w:end w:w="120" w:type="dxa"/>
+            </w:tcMar>
+            <w:tcW w:w="1384" w:type="dxa"/>
+          </w:tcPr>
+          <w:p>
+            <w:pPr>
+              <w:pStyle w:val="Compact"/>
+              <w:spacing w:before="0" w:after="40" w:line="240" w:lineRule="auto"/>
+              <w:jc w:val="center"/>
+            </w:pPr>
+            <w:r>
+              <w:rPr>
+                <w:rFonts w:ascii="Times New Roman" w:hAnsi="Times New Roman" w:eastAsia="SimSun"/>
+                <w:sz w:val="15"/>
+                <w:lang w:val="en-US" w:eastAsia="zh-CN"/>
+              </w:rPr>
+              <w:t xml:space="preserve">[-10.0, +6.0]</w:t>
             </w:r>
           </w:p>
         </w:tc>
@@ -15939,7 +16674,7 @@
               <w:start w:w="120" w:type="dxa"/>
               <w:end w:w="120" w:type="dxa"/>
             </w:tcMar>
-            <w:tcW w:w="1294" w:type="dxa"/>
+            <w:tcW w:w="1183" w:type="dxa"/>
           </w:tcPr>
           <w:p>
             <w:pPr>
@@ -15953,20 +16688,20 @@
                 <w:sz w:val="15"/>
                 <w:lang w:val="en-US" w:eastAsia="zh-CN"/>
               </w:rPr>
-              <w:t xml:space="preserve">DeepSeek</w:t>
-            </w:r>
-          </w:p>
-        </w:tc>
-        <w:tc>
-          <w:tcPr>
-            <w:vAlign w:val="center"/>
-            <w:tcMar>
-              <w:top w:w="80" w:type="dxa"/>
-              <w:bottom w:w="80" w:type="dxa"/>
-              <w:start w:w="120" w:type="dxa"/>
-              <w:end w:w="120" w:type="dxa"/>
-            </w:tcMar>
-            <w:tcW w:w="1336" w:type="dxa"/>
+              <w:t xml:space="preserve">AgentDojo</w:t>
+            </w:r>
+          </w:p>
+        </w:tc>
+        <w:tc>
+          <w:tcPr>
+            <w:vAlign w:val="center"/>
+            <w:tcMar>
+              <w:top w:w="80" w:type="dxa"/>
+              <w:bottom w:w="80" w:type="dxa"/>
+              <w:start w:w="120" w:type="dxa"/>
+              <w:end w:w="120" w:type="dxa"/>
+            </w:tcMar>
+            <w:tcW w:w="1150" w:type="dxa"/>
           </w:tcPr>
           <w:p>
             <w:pPr>
@@ -15980,142 +16715,169 @@
                 <w:sz w:val="15"/>
                 <w:lang w:val="en-US" w:eastAsia="zh-CN"/>
               </w:rPr>
-              <w:t xml:space="preserve">M3-v2</w:t>
-            </w:r>
-          </w:p>
-        </w:tc>
-        <w:tc>
-          <w:tcPr>
-            <w:vAlign w:val="center"/>
-            <w:tcMar>
-              <w:top w:w="80" w:type="dxa"/>
-              <w:bottom w:w="80" w:type="dxa"/>
-              <w:start w:w="120" w:type="dxa"/>
-              <w:end w:w="120" w:type="dxa"/>
-            </w:tcMar>
-            <w:tcW w:w="1922" w:type="dxa"/>
-          </w:tcPr>
-          <w:p>
-            <w:pPr>
-              <w:pStyle w:val="Compact"/>
-              <w:spacing w:before="0" w:after="40" w:line="240" w:lineRule="auto"/>
-              <w:jc w:val="center"/>
-            </w:pPr>
-            <w:r>
-              <w:rPr>
-                <w:rFonts w:ascii="Times New Roman" w:hAnsi="Times New Roman" w:eastAsia="SimSun"/>
-                <w:sz w:val="15"/>
-                <w:lang w:val="en-US" w:eastAsia="zh-CN"/>
-              </w:rPr>
-              <w:t xml:space="preserve">cross tool attack chain</w:t>
-            </w:r>
-          </w:p>
-        </w:tc>
-        <w:tc>
-          <w:tcPr>
-            <w:vAlign w:val="center"/>
-            <w:tcMar>
-              <w:top w:w="80" w:type="dxa"/>
-              <w:bottom w:w="80" w:type="dxa"/>
-              <w:start w:w="120" w:type="dxa"/>
-              <w:end w:w="120" w:type="dxa"/>
-            </w:tcMar>
-            <w:tcW w:w="1201" w:type="dxa"/>
-          </w:tcPr>
-          <w:p>
-            <w:pPr>
-              <w:pStyle w:val="Compact"/>
-              <w:spacing w:before="0" w:after="40" w:line="240" w:lineRule="auto"/>
-              <w:jc w:val="center"/>
-            </w:pPr>
-            <w:r>
-              <w:rPr>
-                <w:rFonts w:ascii="Times New Roman" w:hAnsi="Times New Roman" w:eastAsia="SimSun"/>
-                <w:sz w:val="15"/>
-                <w:lang w:val="en-US" w:eastAsia="zh-CN"/>
-              </w:rPr>
-              <w:t xml:space="preserve">20</w:t>
-            </w:r>
-          </w:p>
-        </w:tc>
-        <w:tc>
-          <w:tcPr>
-            <w:vAlign w:val="center"/>
-            <w:tcMar>
-              <w:top w:w="80" w:type="dxa"/>
-              <w:bottom w:w="80" w:type="dxa"/>
-              <w:start w:w="120" w:type="dxa"/>
-              <w:end w:w="120" w:type="dxa"/>
-            </w:tcMar>
-            <w:tcW w:w="1201" w:type="dxa"/>
-          </w:tcPr>
-          <w:p>
-            <w:pPr>
-              <w:pStyle w:val="Compact"/>
-              <w:spacing w:before="0" w:after="40" w:line="240" w:lineRule="auto"/>
-              <w:jc w:val="center"/>
-            </w:pPr>
-            <w:r>
-              <w:rPr>
-                <w:rFonts w:ascii="Times New Roman" w:hAnsi="Times New Roman" w:eastAsia="SimSun"/>
-                <w:sz w:val="15"/>
-                <w:lang w:val="en-US" w:eastAsia="zh-CN"/>
-              </w:rPr>
-              <w:t xml:space="preserve">20</w:t>
-            </w:r>
-          </w:p>
-        </w:tc>
-        <w:tc>
-          <w:tcPr>
-            <w:vAlign w:val="center"/>
-            <w:tcMar>
-              <w:top w:w="80" w:type="dxa"/>
-              <w:bottom w:w="80" w:type="dxa"/>
-              <w:start w:w="120" w:type="dxa"/>
-              <w:end w:w="120" w:type="dxa"/>
-            </w:tcMar>
-            <w:tcW w:w="1201" w:type="dxa"/>
-          </w:tcPr>
-          <w:p>
-            <w:pPr>
-              <w:pStyle w:val="Compact"/>
-              <w:spacing w:before="0" w:after="40" w:line="240" w:lineRule="auto"/>
-              <w:jc w:val="center"/>
-            </w:pPr>
-            <w:r>
-              <w:rPr>
-                <w:rFonts w:ascii="Times New Roman" w:hAnsi="Times New Roman" w:eastAsia="SimSun"/>
-                <w:sz w:val="15"/>
-                <w:lang w:val="en-US" w:eastAsia="zh-CN"/>
-              </w:rPr>
-              <w:t xml:space="preserve">0</w:t>
-            </w:r>
-          </w:p>
-        </w:tc>
-        <w:tc>
-          <w:tcPr>
-            <w:vAlign w:val="center"/>
-            <w:tcMar>
-              <w:top w:w="80" w:type="dxa"/>
-              <w:bottom w:w="80" w:type="dxa"/>
-              <w:start w:w="120" w:type="dxa"/>
-              <w:end w:w="120" w:type="dxa"/>
-            </w:tcMar>
-            <w:tcW w:w="1205" w:type="dxa"/>
-          </w:tcPr>
-          <w:p>
-            <w:pPr>
-              <w:pStyle w:val="Compact"/>
-              <w:spacing w:before="0" w:after="40" w:line="240" w:lineRule="auto"/>
-              <w:jc w:val="center"/>
-            </w:pPr>
-            <w:r>
-              <w:rPr>
-                <w:rFonts w:ascii="Times New Roman" w:hAnsi="Times New Roman" w:eastAsia="SimSun"/>
-                <w:sz w:val="15"/>
-                <w:lang w:val="en-US" w:eastAsia="zh-CN"/>
-              </w:rPr>
-              <w:t xml:space="preserve">0</w:t>
+              <w:t xml:space="preserve">不安全或失败</w:t>
+            </w:r>
+          </w:p>
+        </w:tc>
+        <w:tc>
+          <w:tcPr>
+            <w:vAlign w:val="center"/>
+            <w:tcMar>
+              <w:top w:w="80" w:type="dxa"/>
+              <w:bottom w:w="80" w:type="dxa"/>
+              <w:start w:w="120" w:type="dxa"/>
+              <w:end w:w="120" w:type="dxa"/>
+            </w:tcMar>
+            <w:tcW w:w="1301" w:type="dxa"/>
+          </w:tcPr>
+          <w:p>
+            <w:pPr>
+              <w:pStyle w:val="Compact"/>
+              <w:spacing w:before="0" w:after="40" w:line="240" w:lineRule="auto"/>
+              <w:jc w:val="center"/>
+            </w:pPr>
+            <w:r>
+              <w:rPr>
+                <w:rFonts w:ascii="Times New Roman" w:hAnsi="Times New Roman" w:eastAsia="SimSun"/>
+                <w:sz w:val="15"/>
+                <w:lang w:val="en-US" w:eastAsia="zh-CN"/>
+              </w:rPr>
+              <w:t xml:space="preserve">完整 auto→exact</w:t>
+            </w:r>
+          </w:p>
+        </w:tc>
+        <w:tc>
+          <w:tcPr>
+            <w:vAlign w:val="center"/>
+            <w:tcMar>
+              <w:top w:w="80" w:type="dxa"/>
+              <w:bottom w:w="80" w:type="dxa"/>
+              <w:start w:w="120" w:type="dxa"/>
+              <w:end w:w="120" w:type="dxa"/>
+            </w:tcMar>
+            <w:tcW w:w="1076" w:type="dxa"/>
+          </w:tcPr>
+          <w:p>
+            <w:pPr>
+              <w:pStyle w:val="Compact"/>
+              <w:spacing w:before="0" w:after="40" w:line="240" w:lineRule="auto"/>
+              <w:jc w:val="center"/>
+            </w:pPr>
+            <w:r>
+              <w:rPr>
+                <w:rFonts w:ascii="Times New Roman" w:hAnsi="Times New Roman" w:eastAsia="SimSun"/>
+                <w:sz w:val="15"/>
+                <w:lang w:val="en-US" w:eastAsia="zh-CN"/>
+              </w:rPr>
+              <w:t xml:space="preserve">50</w:t>
+            </w:r>
+          </w:p>
+        </w:tc>
+        <w:tc>
+          <w:tcPr>
+            <w:vAlign w:val="center"/>
+            <w:tcMar>
+              <w:top w:w="80" w:type="dxa"/>
+              <w:bottom w:w="80" w:type="dxa"/>
+              <w:start w:w="120" w:type="dxa"/>
+              <w:end w:w="120" w:type="dxa"/>
+            </w:tcMar>
+            <w:tcW w:w="1076" w:type="dxa"/>
+          </w:tcPr>
+          <w:p>
+            <w:pPr>
+              <w:pStyle w:val="Compact"/>
+              <w:spacing w:before="0" w:after="40" w:line="240" w:lineRule="auto"/>
+              <w:jc w:val="center"/>
+            </w:pPr>
+            <w:r>
+              <w:rPr>
+                <w:rFonts w:ascii="Times New Roman" w:hAnsi="Times New Roman" w:eastAsia="SimSun"/>
+                <w:sz w:val="15"/>
+                <w:lang w:val="en-US" w:eastAsia="zh-CN"/>
+              </w:rPr>
+              <w:t xml:space="preserve">4/50</w:t>
+            </w:r>
+          </w:p>
+        </w:tc>
+        <w:tc>
+          <w:tcPr>
+            <w:vAlign w:val="center"/>
+            <w:tcMar>
+              <w:top w:w="80" w:type="dxa"/>
+              <w:bottom w:w="80" w:type="dxa"/>
+              <w:start w:w="120" w:type="dxa"/>
+              <w:end w:w="120" w:type="dxa"/>
+            </w:tcMar>
+            <w:tcW w:w="1076" w:type="dxa"/>
+          </w:tcPr>
+          <w:p>
+            <w:pPr>
+              <w:pStyle w:val="Compact"/>
+              <w:spacing w:before="0" w:after="40" w:line="240" w:lineRule="auto"/>
+              <w:jc w:val="center"/>
+            </w:pPr>
+            <w:r>
+              <w:rPr>
+                <w:rFonts w:ascii="Times New Roman" w:hAnsi="Times New Roman" w:eastAsia="SimSun"/>
+                <w:sz w:val="15"/>
+                <w:lang w:val="en-US" w:eastAsia="zh-CN"/>
+              </w:rPr>
+              <w:t xml:space="preserve">22/50</w:t>
+            </w:r>
+          </w:p>
+        </w:tc>
+        <w:tc>
+          <w:tcPr>
+            <w:vAlign w:val="center"/>
+            <w:tcMar>
+              <w:top w:w="80" w:type="dxa"/>
+              <w:bottom w:w="80" w:type="dxa"/>
+              <w:start w:w="120" w:type="dxa"/>
+              <w:end w:w="120" w:type="dxa"/>
+            </w:tcMar>
+            <w:tcW w:w="1114" w:type="dxa"/>
+          </w:tcPr>
+          <w:p>
+            <w:pPr>
+              <w:pStyle w:val="Compact"/>
+              <w:spacing w:before="0" w:after="40" w:line="240" w:lineRule="auto"/>
+              <w:jc w:val="center"/>
+            </w:pPr>
+            <w:r>
+              <w:rPr>
+                <w:rFonts w:ascii="Times New Roman" w:hAnsi="Times New Roman" w:eastAsia="SimSun"/>
+                <w:sz w:val="15"/>
+                <w:lang w:val="en-US" w:eastAsia="zh-CN"/>
+              </w:rPr>
+              <w:t xml:space="preserve">+36.0</w:t>
+            </w:r>
+          </w:p>
+        </w:tc>
+        <w:tc>
+          <w:tcPr>
+            <w:vAlign w:val="center"/>
+            <w:tcMar>
+              <w:top w:w="80" w:type="dxa"/>
+              <w:bottom w:w="80" w:type="dxa"/>
+              <w:start w:w="120" w:type="dxa"/>
+              <w:end w:w="120" w:type="dxa"/>
+            </w:tcMar>
+            <w:tcW w:w="1384" w:type="dxa"/>
+          </w:tcPr>
+          <w:p>
+            <w:pPr>
+              <w:pStyle w:val="Compact"/>
+              <w:spacing w:before="0" w:after="40" w:line="240" w:lineRule="auto"/>
+              <w:jc w:val="center"/>
+            </w:pPr>
+            <w:r>
+              <w:rPr>
+                <w:rFonts w:ascii="Times New Roman" w:hAnsi="Times New Roman" w:eastAsia="SimSun"/>
+                <w:sz w:val="15"/>
+                <w:lang w:val="en-US" w:eastAsia="zh-CN"/>
+              </w:rPr>
+              <w:t xml:space="preserve">[+20.0, +52.0]</w:t>
             </w:r>
           </w:p>
         </w:tc>
@@ -16130,7 +16892,7 @@
               <w:start w:w="120" w:type="dxa"/>
               <w:end w:w="120" w:type="dxa"/>
             </w:tcMar>
-            <w:tcW w:w="1294" w:type="dxa"/>
+            <w:tcW w:w="1183" w:type="dxa"/>
           </w:tcPr>
           <w:p>
             <w:pPr>
@@ -16144,20 +16906,20 @@
                 <w:sz w:val="15"/>
                 <w:lang w:val="en-US" w:eastAsia="zh-CN"/>
               </w:rPr>
-              <w:t xml:space="preserve">DeepSeek</w:t>
-            </w:r>
-          </w:p>
-        </w:tc>
-        <w:tc>
-          <w:tcPr>
-            <w:vAlign w:val="center"/>
-            <w:tcMar>
-              <w:top w:w="80" w:type="dxa"/>
-              <w:bottom w:w="80" w:type="dxa"/>
-              <w:start w:w="120" w:type="dxa"/>
-              <w:end w:w="120" w:type="dxa"/>
-            </w:tcMar>
-            <w:tcW w:w="1336" w:type="dxa"/>
+              <w:t xml:space="preserve">AgentDojo</w:t>
+            </w:r>
+          </w:p>
+        </w:tc>
+        <w:tc>
+          <w:tcPr>
+            <w:vAlign w:val="center"/>
+            <w:tcMar>
+              <w:top w:w="80" w:type="dxa"/>
+              <w:bottom w:w="80" w:type="dxa"/>
+              <w:start w:w="120" w:type="dxa"/>
+              <w:end w:w="120" w:type="dxa"/>
+            </w:tcMar>
+            <w:tcW w:w="1150" w:type="dxa"/>
           </w:tcPr>
           <w:p>
             <w:pPr>
@@ -16171,142 +16933,169 @@
                 <w:sz w:val="15"/>
                 <w:lang w:val="en-US" w:eastAsia="zh-CN"/>
               </w:rPr>
-              <w:t xml:space="preserve">M3-v2</w:t>
-            </w:r>
-          </w:p>
-        </w:tc>
-        <w:tc>
-          <w:tcPr>
-            <w:vAlign w:val="center"/>
-            <w:tcMar>
-              <w:top w:w="80" w:type="dxa"/>
-              <w:bottom w:w="80" w:type="dxa"/>
-              <w:start w:w="120" w:type="dxa"/>
-              <w:end w:w="120" w:type="dxa"/>
-            </w:tcMar>
-            <w:tcW w:w="1922" w:type="dxa"/>
-          </w:tcPr>
-          <w:p>
-            <w:pPr>
-              <w:pStyle w:val="Compact"/>
-              <w:spacing w:before="0" w:after="40" w:line="240" w:lineRule="auto"/>
-              <w:jc w:val="center"/>
-            </w:pPr>
-            <w:r>
-              <w:rPr>
-                <w:rFonts w:ascii="Times New Roman" w:hAnsi="Times New Roman" w:eastAsia="SimSun"/>
-                <w:sz w:val="15"/>
-                <w:lang w:val="en-US" w:eastAsia="zh-CN"/>
-              </w:rPr>
-              <w:t xml:space="preserve">direct jailbreak</w:t>
-            </w:r>
-          </w:p>
-        </w:tc>
-        <w:tc>
-          <w:tcPr>
-            <w:vAlign w:val="center"/>
-            <w:tcMar>
-              <w:top w:w="80" w:type="dxa"/>
-              <w:bottom w:w="80" w:type="dxa"/>
-              <w:start w:w="120" w:type="dxa"/>
-              <w:end w:w="120" w:type="dxa"/>
-            </w:tcMar>
-            <w:tcW w:w="1201" w:type="dxa"/>
-          </w:tcPr>
-          <w:p>
-            <w:pPr>
-              <w:pStyle w:val="Compact"/>
-              <w:spacing w:before="0" w:after="40" w:line="240" w:lineRule="auto"/>
-              <w:jc w:val="center"/>
-            </w:pPr>
-            <w:r>
-              <w:rPr>
-                <w:rFonts w:ascii="Times New Roman" w:hAnsi="Times New Roman" w:eastAsia="SimSun"/>
-                <w:sz w:val="15"/>
-                <w:lang w:val="en-US" w:eastAsia="zh-CN"/>
-              </w:rPr>
-              <w:t xml:space="preserve">16</w:t>
-            </w:r>
-          </w:p>
-        </w:tc>
-        <w:tc>
-          <w:tcPr>
-            <w:vAlign w:val="center"/>
-            <w:tcMar>
-              <w:top w:w="80" w:type="dxa"/>
-              <w:bottom w:w="80" w:type="dxa"/>
-              <w:start w:w="120" w:type="dxa"/>
-              <w:end w:w="120" w:type="dxa"/>
-            </w:tcMar>
-            <w:tcW w:w="1201" w:type="dxa"/>
-          </w:tcPr>
-          <w:p>
-            <w:pPr>
-              <w:pStyle w:val="Compact"/>
-              <w:spacing w:before="0" w:after="40" w:line="240" w:lineRule="auto"/>
-              <w:jc w:val="center"/>
-            </w:pPr>
-            <w:r>
-              <w:rPr>
-                <w:rFonts w:ascii="Times New Roman" w:hAnsi="Times New Roman" w:eastAsia="SimSun"/>
-                <w:sz w:val="15"/>
-                <w:lang w:val="en-US" w:eastAsia="zh-CN"/>
-              </w:rPr>
-              <w:t xml:space="preserve">16</w:t>
-            </w:r>
-          </w:p>
-        </w:tc>
-        <w:tc>
-          <w:tcPr>
-            <w:vAlign w:val="center"/>
-            <w:tcMar>
-              <w:top w:w="80" w:type="dxa"/>
-              <w:bottom w:w="80" w:type="dxa"/>
-              <w:start w:w="120" w:type="dxa"/>
-              <w:end w:w="120" w:type="dxa"/>
-            </w:tcMar>
-            <w:tcW w:w="1201" w:type="dxa"/>
-          </w:tcPr>
-          <w:p>
-            <w:pPr>
-              <w:pStyle w:val="Compact"/>
-              <w:spacing w:before="0" w:after="40" w:line="240" w:lineRule="auto"/>
-              <w:jc w:val="center"/>
-            </w:pPr>
-            <w:r>
-              <w:rPr>
-                <w:rFonts w:ascii="Times New Roman" w:hAnsi="Times New Roman" w:eastAsia="SimSun"/>
-                <w:sz w:val="15"/>
-                <w:lang w:val="en-US" w:eastAsia="zh-CN"/>
-              </w:rPr>
-              <w:t xml:space="preserve">0</w:t>
-            </w:r>
-          </w:p>
-        </w:tc>
-        <w:tc>
-          <w:tcPr>
-            <w:vAlign w:val="center"/>
-            <w:tcMar>
-              <w:top w:w="80" w:type="dxa"/>
-              <w:bottom w:w="80" w:type="dxa"/>
-              <w:start w:w="120" w:type="dxa"/>
-              <w:end w:w="120" w:type="dxa"/>
-            </w:tcMar>
-            <w:tcW w:w="1205" w:type="dxa"/>
-          </w:tcPr>
-          <w:p>
-            <w:pPr>
-              <w:pStyle w:val="Compact"/>
-              <w:spacing w:before="0" w:after="40" w:line="240" w:lineRule="auto"/>
-              <w:jc w:val="center"/>
-            </w:pPr>
-            <w:r>
-              <w:rPr>
-                <w:rFonts w:ascii="Times New Roman" w:hAnsi="Times New Roman" w:eastAsia="SimSun"/>
-                <w:sz w:val="15"/>
-                <w:lang w:val="en-US" w:eastAsia="zh-CN"/>
-              </w:rPr>
-              <w:t xml:space="preserve">0</w:t>
+              <w:t xml:space="preserve">不安全或失败</w:t>
+            </w:r>
+          </w:p>
+        </w:tc>
+        <w:tc>
+          <w:tcPr>
+            <w:vAlign w:val="center"/>
+            <w:tcMar>
+              <w:top w:w="80" w:type="dxa"/>
+              <w:bottom w:w="80" w:type="dxa"/>
+              <w:start w:w="120" w:type="dxa"/>
+              <w:end w:w="120" w:type="dxa"/>
+            </w:tcMar>
+            <w:tcW w:w="1301" w:type="dxa"/>
+          </w:tcPr>
+          <w:p>
+            <w:pPr>
+              <w:pStyle w:val="Compact"/>
+              <w:spacing w:before="0" w:after="40" w:line="240" w:lineRule="auto"/>
+              <w:jc w:val="center"/>
+            </w:pPr>
+            <w:r>
+              <w:rPr>
+                <w:rFonts w:ascii="Times New Roman" w:hAnsi="Times New Roman" w:eastAsia="SimSun"/>
+                <w:sz w:val="15"/>
+                <w:lang w:val="en-US" w:eastAsia="zh-CN"/>
+              </w:rPr>
+              <w:t xml:space="preserve">策略 auto→exact</w:t>
+            </w:r>
+          </w:p>
+        </w:tc>
+        <w:tc>
+          <w:tcPr>
+            <w:vAlign w:val="center"/>
+            <w:tcMar>
+              <w:top w:w="80" w:type="dxa"/>
+              <w:bottom w:w="80" w:type="dxa"/>
+              <w:start w:w="120" w:type="dxa"/>
+              <w:end w:w="120" w:type="dxa"/>
+            </w:tcMar>
+            <w:tcW w:w="1076" w:type="dxa"/>
+          </w:tcPr>
+          <w:p>
+            <w:pPr>
+              <w:pStyle w:val="Compact"/>
+              <w:spacing w:before="0" w:after="40" w:line="240" w:lineRule="auto"/>
+              <w:jc w:val="center"/>
+            </w:pPr>
+            <w:r>
+              <w:rPr>
+                <w:rFonts w:ascii="Times New Roman" w:hAnsi="Times New Roman" w:eastAsia="SimSun"/>
+                <w:sz w:val="15"/>
+                <w:lang w:val="en-US" w:eastAsia="zh-CN"/>
+              </w:rPr>
+              <w:t xml:space="preserve">50</w:t>
+            </w:r>
+          </w:p>
+        </w:tc>
+        <w:tc>
+          <w:tcPr>
+            <w:vAlign w:val="center"/>
+            <w:tcMar>
+              <w:top w:w="80" w:type="dxa"/>
+              <w:bottom w:w="80" w:type="dxa"/>
+              <w:start w:w="120" w:type="dxa"/>
+              <w:end w:w="120" w:type="dxa"/>
+            </w:tcMar>
+            <w:tcW w:w="1076" w:type="dxa"/>
+          </w:tcPr>
+          <w:p>
+            <w:pPr>
+              <w:pStyle w:val="Compact"/>
+              <w:spacing w:before="0" w:after="40" w:line="240" w:lineRule="auto"/>
+              <w:jc w:val="center"/>
+            </w:pPr>
+            <w:r>
+              <w:rPr>
+                <w:rFonts w:ascii="Times New Roman" w:hAnsi="Times New Roman" w:eastAsia="SimSun"/>
+                <w:sz w:val="15"/>
+                <w:lang w:val="en-US" w:eastAsia="zh-CN"/>
+              </w:rPr>
+              <w:t xml:space="preserve">5/50</w:t>
+            </w:r>
+          </w:p>
+        </w:tc>
+        <w:tc>
+          <w:tcPr>
+            <w:vAlign w:val="center"/>
+            <w:tcMar>
+              <w:top w:w="80" w:type="dxa"/>
+              <w:bottom w:w="80" w:type="dxa"/>
+              <w:start w:w="120" w:type="dxa"/>
+              <w:end w:w="120" w:type="dxa"/>
+            </w:tcMar>
+            <w:tcW w:w="1076" w:type="dxa"/>
+          </w:tcPr>
+          <w:p>
+            <w:pPr>
+              <w:pStyle w:val="Compact"/>
+              <w:spacing w:before="0" w:after="40" w:line="240" w:lineRule="auto"/>
+              <w:jc w:val="center"/>
+            </w:pPr>
+            <w:r>
+              <w:rPr>
+                <w:rFonts w:ascii="Times New Roman" w:hAnsi="Times New Roman" w:eastAsia="SimSun"/>
+                <w:sz w:val="15"/>
+                <w:lang w:val="en-US" w:eastAsia="zh-CN"/>
+              </w:rPr>
+              <w:t xml:space="preserve">23/50</w:t>
+            </w:r>
+          </w:p>
+        </w:tc>
+        <w:tc>
+          <w:tcPr>
+            <w:vAlign w:val="center"/>
+            <w:tcMar>
+              <w:top w:w="80" w:type="dxa"/>
+              <w:bottom w:w="80" w:type="dxa"/>
+              <w:start w:w="120" w:type="dxa"/>
+              <w:end w:w="120" w:type="dxa"/>
+            </w:tcMar>
+            <w:tcW w:w="1114" w:type="dxa"/>
+          </w:tcPr>
+          <w:p>
+            <w:pPr>
+              <w:pStyle w:val="Compact"/>
+              <w:spacing w:before="0" w:after="40" w:line="240" w:lineRule="auto"/>
+              <w:jc w:val="center"/>
+            </w:pPr>
+            <w:r>
+              <w:rPr>
+                <w:rFonts w:ascii="Times New Roman" w:hAnsi="Times New Roman" w:eastAsia="SimSun"/>
+                <w:sz w:val="15"/>
+                <w:lang w:val="en-US" w:eastAsia="zh-CN"/>
+              </w:rPr>
+              <w:t xml:space="preserve">+36.0</w:t>
+            </w:r>
+          </w:p>
+        </w:tc>
+        <w:tc>
+          <w:tcPr>
+            <w:vAlign w:val="center"/>
+            <w:tcMar>
+              <w:top w:w="80" w:type="dxa"/>
+              <w:bottom w:w="80" w:type="dxa"/>
+              <w:start w:w="120" w:type="dxa"/>
+              <w:end w:w="120" w:type="dxa"/>
+            </w:tcMar>
+            <w:tcW w:w="1384" w:type="dxa"/>
+          </w:tcPr>
+          <w:p>
+            <w:pPr>
+              <w:pStyle w:val="Compact"/>
+              <w:spacing w:before="0" w:after="40" w:line="240" w:lineRule="auto"/>
+              <w:jc w:val="center"/>
+            </w:pPr>
+            <w:r>
+              <w:rPr>
+                <w:rFonts w:ascii="Times New Roman" w:hAnsi="Times New Roman" w:eastAsia="SimSun"/>
+                <w:sz w:val="15"/>
+                <w:lang w:val="en-US" w:eastAsia="zh-CN"/>
+              </w:rPr>
+              <w:t xml:space="preserve">[+20.0, +52.0]</w:t>
             </w:r>
           </w:p>
         </w:tc>
@@ -16321,7 +17110,7 @@
               <w:start w:w="120" w:type="dxa"/>
               <w:end w:w="120" w:type="dxa"/>
             </w:tcMar>
-            <w:tcW w:w="1294" w:type="dxa"/>
+            <w:tcW w:w="1183" w:type="dxa"/>
           </w:tcPr>
           <w:p>
             <w:pPr>
@@ -16335,20 +17124,20 @@
                 <w:sz w:val="15"/>
                 <w:lang w:val="en-US" w:eastAsia="zh-CN"/>
               </w:rPr>
-              <w:t xml:space="preserve">DeepSeek</w:t>
-            </w:r>
-          </w:p>
-        </w:tc>
-        <w:tc>
-          <w:tcPr>
-            <w:vAlign w:val="center"/>
-            <w:tcMar>
-              <w:top w:w="80" w:type="dxa"/>
-              <w:bottom w:w="80" w:type="dxa"/>
-              <w:start w:w="120" w:type="dxa"/>
-              <w:end w:w="120" w:type="dxa"/>
-            </w:tcMar>
-            <w:tcW w:w="1336" w:type="dxa"/>
+              <w:t xml:space="preserve">AgentDojo</w:t>
+            </w:r>
+          </w:p>
+        </w:tc>
+        <w:tc>
+          <w:tcPr>
+            <w:vAlign w:val="center"/>
+            <w:tcMar>
+              <w:top w:w="80" w:type="dxa"/>
+              <w:bottom w:w="80" w:type="dxa"/>
+              <w:start w:w="120" w:type="dxa"/>
+              <w:end w:w="120" w:type="dxa"/>
+            </w:tcMar>
+            <w:tcW w:w="1150" w:type="dxa"/>
           </w:tcPr>
           <w:p>
             <w:pPr>
@@ -16362,142 +17151,169 @@
                 <w:sz w:val="15"/>
                 <w:lang w:val="en-US" w:eastAsia="zh-CN"/>
               </w:rPr>
-              <w:t xml:space="preserve">M3-v2</w:t>
-            </w:r>
-          </w:p>
-        </w:tc>
-        <w:tc>
-          <w:tcPr>
-            <w:vAlign w:val="center"/>
-            <w:tcMar>
-              <w:top w:w="80" w:type="dxa"/>
-              <w:bottom w:w="80" w:type="dxa"/>
-              <w:start w:w="120" w:type="dxa"/>
-              <w:end w:w="120" w:type="dxa"/>
-            </w:tcMar>
-            <w:tcW w:w="1922" w:type="dxa"/>
-          </w:tcPr>
-          <w:p>
-            <w:pPr>
-              <w:pStyle w:val="Compact"/>
-              <w:spacing w:before="0" w:after="40" w:line="240" w:lineRule="auto"/>
-              <w:jc w:val="left"/>
-            </w:pPr>
-            <w:r>
-              <w:rPr>
-                <w:rFonts w:ascii="Times New Roman" w:hAnsi="Times New Roman" w:eastAsia="SimSun"/>
-                <w:sz w:val="15"/>
-                <w:lang w:val="en-US" w:eastAsia="zh-CN"/>
-              </w:rPr>
-              <w:t xml:space="preserve">environment context pollution</w:t>
-            </w:r>
-          </w:p>
-        </w:tc>
-        <w:tc>
-          <w:tcPr>
-            <w:vAlign w:val="center"/>
-            <w:tcMar>
-              <w:top w:w="80" w:type="dxa"/>
-              <w:bottom w:w="80" w:type="dxa"/>
-              <w:start w:w="120" w:type="dxa"/>
-              <w:end w:w="120" w:type="dxa"/>
-            </w:tcMar>
-            <w:tcW w:w="1201" w:type="dxa"/>
-          </w:tcPr>
-          <w:p>
-            <w:pPr>
-              <w:pStyle w:val="Compact"/>
-              <w:spacing w:before="0" w:after="40" w:line="240" w:lineRule="auto"/>
-              <w:jc w:val="center"/>
-            </w:pPr>
-            <w:r>
-              <w:rPr>
-                <w:rFonts w:ascii="Times New Roman" w:hAnsi="Times New Roman" w:eastAsia="SimSun"/>
-                <w:sz w:val="15"/>
-                <w:lang w:val="en-US" w:eastAsia="zh-CN"/>
-              </w:rPr>
-              <w:t xml:space="preserve">29</w:t>
-            </w:r>
-          </w:p>
-        </w:tc>
-        <w:tc>
-          <w:tcPr>
-            <w:vAlign w:val="center"/>
-            <w:tcMar>
-              <w:top w:w="80" w:type="dxa"/>
-              <w:bottom w:w="80" w:type="dxa"/>
-              <w:start w:w="120" w:type="dxa"/>
-              <w:end w:w="120" w:type="dxa"/>
-            </w:tcMar>
-            <w:tcW w:w="1201" w:type="dxa"/>
-          </w:tcPr>
-          <w:p>
-            <w:pPr>
-              <w:pStyle w:val="Compact"/>
-              <w:spacing w:before="0" w:after="40" w:line="240" w:lineRule="auto"/>
-              <w:jc w:val="center"/>
-            </w:pPr>
-            <w:r>
-              <w:rPr>
-                <w:rFonts w:ascii="Times New Roman" w:hAnsi="Times New Roman" w:eastAsia="SimSun"/>
-                <w:sz w:val="15"/>
-                <w:lang w:val="en-US" w:eastAsia="zh-CN"/>
-              </w:rPr>
-              <w:t xml:space="preserve">29</w:t>
-            </w:r>
-          </w:p>
-        </w:tc>
-        <w:tc>
-          <w:tcPr>
-            <w:vAlign w:val="center"/>
-            <w:tcMar>
-              <w:top w:w="80" w:type="dxa"/>
-              <w:bottom w:w="80" w:type="dxa"/>
-              <w:start w:w="120" w:type="dxa"/>
-              <w:end w:w="120" w:type="dxa"/>
-            </w:tcMar>
-            <w:tcW w:w="1201" w:type="dxa"/>
-          </w:tcPr>
-          <w:p>
-            <w:pPr>
-              <w:pStyle w:val="Compact"/>
-              <w:spacing w:before="0" w:after="40" w:line="240" w:lineRule="auto"/>
-              <w:jc w:val="center"/>
-            </w:pPr>
-            <w:r>
-              <w:rPr>
-                <w:rFonts w:ascii="Times New Roman" w:hAnsi="Times New Roman" w:eastAsia="SimSun"/>
-                <w:sz w:val="15"/>
-                <w:lang w:val="en-US" w:eastAsia="zh-CN"/>
-              </w:rPr>
-              <w:t xml:space="preserve">0</w:t>
-            </w:r>
-          </w:p>
-        </w:tc>
-        <w:tc>
-          <w:tcPr>
-            <w:vAlign w:val="center"/>
-            <w:tcMar>
-              <w:top w:w="80" w:type="dxa"/>
-              <w:bottom w:w="80" w:type="dxa"/>
-              <w:start w:w="120" w:type="dxa"/>
-              <w:end w:w="120" w:type="dxa"/>
-            </w:tcMar>
-            <w:tcW w:w="1205" w:type="dxa"/>
-          </w:tcPr>
-          <w:p>
-            <w:pPr>
-              <w:pStyle w:val="Compact"/>
-              <w:spacing w:before="0" w:after="40" w:line="240" w:lineRule="auto"/>
-              <w:jc w:val="center"/>
-            </w:pPr>
-            <w:r>
-              <w:rPr>
-                <w:rFonts w:ascii="Times New Roman" w:hAnsi="Times New Roman" w:eastAsia="SimSun"/>
-                <w:sz w:val="15"/>
-                <w:lang w:val="en-US" w:eastAsia="zh-CN"/>
-              </w:rPr>
-              <w:t xml:space="preserve">0</w:t>
+              <w:t xml:space="preserve">良性工具 TCR</w:t>
+            </w:r>
+          </w:p>
+        </w:tc>
+        <w:tc>
+          <w:tcPr>
+            <w:vAlign w:val="center"/>
+            <w:tcMar>
+              <w:top w:w="80" w:type="dxa"/>
+              <w:bottom w:w="80" w:type="dxa"/>
+              <w:start w:w="120" w:type="dxa"/>
+              <w:end w:w="120" w:type="dxa"/>
+            </w:tcMar>
+            <w:tcW w:w="1301" w:type="dxa"/>
+          </w:tcPr>
+          <w:p>
+            <w:pPr>
+              <w:pStyle w:val="Compact"/>
+              <w:spacing w:before="0" w:after="40" w:line="240" w:lineRule="auto"/>
+              <w:jc w:val="center"/>
+            </w:pPr>
+            <w:r>
+              <w:rPr>
+                <w:rFonts w:ascii="Times New Roman" w:hAnsi="Times New Roman" w:eastAsia="SimSun"/>
+                <w:sz w:val="15"/>
+                <w:lang w:val="en-US" w:eastAsia="zh-CN"/>
+              </w:rPr>
+              <w:t xml:space="preserve">auto 策略→完整</w:t>
+            </w:r>
+          </w:p>
+        </w:tc>
+        <w:tc>
+          <w:tcPr>
+            <w:vAlign w:val="center"/>
+            <w:tcMar>
+              <w:top w:w="80" w:type="dxa"/>
+              <w:bottom w:w="80" w:type="dxa"/>
+              <w:start w:w="120" w:type="dxa"/>
+              <w:end w:w="120" w:type="dxa"/>
+            </w:tcMar>
+            <w:tcW w:w="1076" w:type="dxa"/>
+          </w:tcPr>
+          <w:p>
+            <w:pPr>
+              <w:pStyle w:val="Compact"/>
+              <w:spacing w:before="0" w:after="40" w:line="240" w:lineRule="auto"/>
+              <w:jc w:val="center"/>
+            </w:pPr>
+            <w:r>
+              <w:rPr>
+                <w:rFonts w:ascii="Times New Roman" w:hAnsi="Times New Roman" w:eastAsia="SimSun"/>
+                <w:sz w:val="15"/>
+                <w:lang w:val="en-US" w:eastAsia="zh-CN"/>
+              </w:rPr>
+              <w:t xml:space="preserve">30</w:t>
+            </w:r>
+          </w:p>
+        </w:tc>
+        <w:tc>
+          <w:tcPr>
+            <w:vAlign w:val="center"/>
+            <w:tcMar>
+              <w:top w:w="80" w:type="dxa"/>
+              <w:bottom w:w="80" w:type="dxa"/>
+              <w:start w:w="120" w:type="dxa"/>
+              <w:end w:w="120" w:type="dxa"/>
+            </w:tcMar>
+            <w:tcW w:w="1076" w:type="dxa"/>
+          </w:tcPr>
+          <w:p>
+            <w:pPr>
+              <w:pStyle w:val="Compact"/>
+              <w:spacing w:before="0" w:after="40" w:line="240" w:lineRule="auto"/>
+              <w:jc w:val="center"/>
+            </w:pPr>
+            <w:r>
+              <w:rPr>
+                <w:rFonts w:ascii="Times New Roman" w:hAnsi="Times New Roman" w:eastAsia="SimSun"/>
+                <w:sz w:val="15"/>
+                <w:lang w:val="en-US" w:eastAsia="zh-CN"/>
+              </w:rPr>
+              <w:t xml:space="preserve">5/30</w:t>
+            </w:r>
+          </w:p>
+        </w:tc>
+        <w:tc>
+          <w:tcPr>
+            <w:vAlign w:val="center"/>
+            <w:tcMar>
+              <w:top w:w="80" w:type="dxa"/>
+              <w:bottom w:w="80" w:type="dxa"/>
+              <w:start w:w="120" w:type="dxa"/>
+              <w:end w:w="120" w:type="dxa"/>
+            </w:tcMar>
+            <w:tcW w:w="1076" w:type="dxa"/>
+          </w:tcPr>
+          <w:p>
+            <w:pPr>
+              <w:pStyle w:val="Compact"/>
+              <w:spacing w:before="0" w:after="40" w:line="240" w:lineRule="auto"/>
+              <w:jc w:val="center"/>
+            </w:pPr>
+            <w:r>
+              <w:rPr>
+                <w:rFonts w:ascii="Times New Roman" w:hAnsi="Times New Roman" w:eastAsia="SimSun"/>
+                <w:sz w:val="15"/>
+                <w:lang w:val="en-US" w:eastAsia="zh-CN"/>
+              </w:rPr>
+              <w:t xml:space="preserve">4/30</w:t>
+            </w:r>
+          </w:p>
+        </w:tc>
+        <w:tc>
+          <w:tcPr>
+            <w:vAlign w:val="center"/>
+            <w:tcMar>
+              <w:top w:w="80" w:type="dxa"/>
+              <w:bottom w:w="80" w:type="dxa"/>
+              <w:start w:w="120" w:type="dxa"/>
+              <w:end w:w="120" w:type="dxa"/>
+            </w:tcMar>
+            <w:tcW w:w="1114" w:type="dxa"/>
+          </w:tcPr>
+          <w:p>
+            <w:pPr>
+              <w:pStyle w:val="Compact"/>
+              <w:spacing w:before="0" w:after="40" w:line="240" w:lineRule="auto"/>
+              <w:jc w:val="center"/>
+            </w:pPr>
+            <w:r>
+              <w:rPr>
+                <w:rFonts w:ascii="Times New Roman" w:hAnsi="Times New Roman" w:eastAsia="SimSun"/>
+                <w:sz w:val="15"/>
+                <w:lang w:val="en-US" w:eastAsia="zh-CN"/>
+              </w:rPr>
+              <w:t xml:space="preserve">-3.3</w:t>
+            </w:r>
+          </w:p>
+        </w:tc>
+        <w:tc>
+          <w:tcPr>
+            <w:vAlign w:val="center"/>
+            <w:tcMar>
+              <w:top w:w="80" w:type="dxa"/>
+              <w:bottom w:w="80" w:type="dxa"/>
+              <w:start w:w="120" w:type="dxa"/>
+              <w:end w:w="120" w:type="dxa"/>
+            </w:tcMar>
+            <w:tcW w:w="1384" w:type="dxa"/>
+          </w:tcPr>
+          <w:p>
+            <w:pPr>
+              <w:pStyle w:val="Compact"/>
+              <w:spacing w:before="0" w:after="40" w:line="240" w:lineRule="auto"/>
+              <w:jc w:val="center"/>
+            </w:pPr>
+            <w:r>
+              <w:rPr>
+                <w:rFonts w:ascii="Times New Roman" w:hAnsi="Times New Roman" w:eastAsia="SimSun"/>
+                <w:sz w:val="15"/>
+                <w:lang w:val="en-US" w:eastAsia="zh-CN"/>
+              </w:rPr>
+              <w:t xml:space="preserve">[-10.0, +0.0]</w:t>
             </w:r>
           </w:p>
         </w:tc>
@@ -16512,7 +17328,7 @@
               <w:start w:w="120" w:type="dxa"/>
               <w:end w:w="120" w:type="dxa"/>
             </w:tcMar>
-            <w:tcW w:w="1294" w:type="dxa"/>
+            <w:tcW w:w="1183" w:type="dxa"/>
           </w:tcPr>
           <w:p>
             <w:pPr>
@@ -16526,20 +17342,20 @@
                 <w:sz w:val="15"/>
                 <w:lang w:val="en-US" w:eastAsia="zh-CN"/>
               </w:rPr>
-              <w:t xml:space="preserve">DeepSeek</w:t>
-            </w:r>
-          </w:p>
-        </w:tc>
-        <w:tc>
-          <w:tcPr>
-            <w:vAlign w:val="center"/>
-            <w:tcMar>
-              <w:top w:w="80" w:type="dxa"/>
-              <w:bottom w:w="80" w:type="dxa"/>
-              <w:start w:w="120" w:type="dxa"/>
-              <w:end w:w="120" w:type="dxa"/>
-            </w:tcMar>
-            <w:tcW w:w="1336" w:type="dxa"/>
+              <w:t xml:space="preserve">AgentDojo</w:t>
+            </w:r>
+          </w:p>
+        </w:tc>
+        <w:tc>
+          <w:tcPr>
+            <w:vAlign w:val="center"/>
+            <w:tcMar>
+              <w:top w:w="80" w:type="dxa"/>
+              <w:bottom w:w="80" w:type="dxa"/>
+              <w:start w:w="120" w:type="dxa"/>
+              <w:end w:w="120" w:type="dxa"/>
+            </w:tcMar>
+            <w:tcW w:w="1150" w:type="dxa"/>
           </w:tcPr>
           <w:p>
             <w:pPr>
@@ -16553,142 +17369,169 @@
                 <w:sz w:val="15"/>
                 <w:lang w:val="en-US" w:eastAsia="zh-CN"/>
               </w:rPr>
-              <w:t xml:space="preserve">M3-v2</w:t>
-            </w:r>
-          </w:p>
-        </w:tc>
-        <w:tc>
-          <w:tcPr>
-            <w:vAlign w:val="center"/>
-            <w:tcMar>
-              <w:top w:w="80" w:type="dxa"/>
-              <w:bottom w:w="80" w:type="dxa"/>
-              <w:start w:w="120" w:type="dxa"/>
-              <w:end w:w="120" w:type="dxa"/>
-            </w:tcMar>
-            <w:tcW w:w="1922" w:type="dxa"/>
-          </w:tcPr>
-          <w:p>
-            <w:pPr>
-              <w:pStyle w:val="Compact"/>
-              <w:spacing w:before="0" w:after="40" w:line="240" w:lineRule="auto"/>
-              <w:jc w:val="center"/>
-            </w:pPr>
-            <w:r>
-              <w:rPr>
-                <w:rFonts w:ascii="Times New Roman" w:hAnsi="Times New Roman" w:eastAsia="SimSun"/>
-                <w:sz w:val="15"/>
-                <w:lang w:val="en-US" w:eastAsia="zh-CN"/>
-              </w:rPr>
-              <w:t xml:space="preserve">json rpc</w:t>
-            </w:r>
-          </w:p>
-        </w:tc>
-        <w:tc>
-          <w:tcPr>
-            <w:vAlign w:val="center"/>
-            <w:tcMar>
-              <w:top w:w="80" w:type="dxa"/>
-              <w:bottom w:w="80" w:type="dxa"/>
-              <w:start w:w="120" w:type="dxa"/>
-              <w:end w:w="120" w:type="dxa"/>
-            </w:tcMar>
-            <w:tcW w:w="1201" w:type="dxa"/>
-          </w:tcPr>
-          <w:p>
-            <w:pPr>
-              <w:pStyle w:val="Compact"/>
-              <w:spacing w:before="0" w:after="40" w:line="240" w:lineRule="auto"/>
-              <w:jc w:val="center"/>
-            </w:pPr>
-            <w:r>
-              <w:rPr>
-                <w:rFonts w:ascii="Times New Roman" w:hAnsi="Times New Roman" w:eastAsia="SimSun"/>
-                <w:sz w:val="15"/>
-                <w:lang w:val="en-US" w:eastAsia="zh-CN"/>
-              </w:rPr>
-              <w:t xml:space="preserve">31</w:t>
-            </w:r>
-          </w:p>
-        </w:tc>
-        <w:tc>
-          <w:tcPr>
-            <w:vAlign w:val="center"/>
-            <w:tcMar>
-              <w:top w:w="80" w:type="dxa"/>
-              <w:bottom w:w="80" w:type="dxa"/>
-              <w:start w:w="120" w:type="dxa"/>
-              <w:end w:w="120" w:type="dxa"/>
-            </w:tcMar>
-            <w:tcW w:w="1201" w:type="dxa"/>
-          </w:tcPr>
-          <w:p>
-            <w:pPr>
-              <w:pStyle w:val="Compact"/>
-              <w:spacing w:before="0" w:after="40" w:line="240" w:lineRule="auto"/>
-              <w:jc w:val="center"/>
-            </w:pPr>
-            <w:r>
-              <w:rPr>
-                <w:rFonts w:ascii="Times New Roman" w:hAnsi="Times New Roman" w:eastAsia="SimSun"/>
-                <w:sz w:val="15"/>
-                <w:lang w:val="en-US" w:eastAsia="zh-CN"/>
-              </w:rPr>
-              <w:t xml:space="preserve">31</w:t>
-            </w:r>
-          </w:p>
-        </w:tc>
-        <w:tc>
-          <w:tcPr>
-            <w:vAlign w:val="center"/>
-            <w:tcMar>
-              <w:top w:w="80" w:type="dxa"/>
-              <w:bottom w:w="80" w:type="dxa"/>
-              <w:start w:w="120" w:type="dxa"/>
-              <w:end w:w="120" w:type="dxa"/>
-            </w:tcMar>
-            <w:tcW w:w="1201" w:type="dxa"/>
-          </w:tcPr>
-          <w:p>
-            <w:pPr>
-              <w:pStyle w:val="Compact"/>
-              <w:spacing w:before="0" w:after="40" w:line="240" w:lineRule="auto"/>
-              <w:jc w:val="center"/>
-            </w:pPr>
-            <w:r>
-              <w:rPr>
-                <w:rFonts w:ascii="Times New Roman" w:hAnsi="Times New Roman" w:eastAsia="SimSun"/>
-                <w:sz w:val="15"/>
-                <w:lang w:val="en-US" w:eastAsia="zh-CN"/>
-              </w:rPr>
-              <w:t xml:space="preserve">0</w:t>
-            </w:r>
-          </w:p>
-        </w:tc>
-        <w:tc>
-          <w:tcPr>
-            <w:vAlign w:val="center"/>
-            <w:tcMar>
-              <w:top w:w="80" w:type="dxa"/>
-              <w:bottom w:w="80" w:type="dxa"/>
-              <w:start w:w="120" w:type="dxa"/>
-              <w:end w:w="120" w:type="dxa"/>
-            </w:tcMar>
-            <w:tcW w:w="1205" w:type="dxa"/>
-          </w:tcPr>
-          <w:p>
-            <w:pPr>
-              <w:pStyle w:val="Compact"/>
-              <w:spacing w:before="0" w:after="40" w:line="240" w:lineRule="auto"/>
-              <w:jc w:val="center"/>
-            </w:pPr>
-            <w:r>
-              <w:rPr>
-                <w:rFonts w:ascii="Times New Roman" w:hAnsi="Times New Roman" w:eastAsia="SimSun"/>
-                <w:sz w:val="15"/>
-                <w:lang w:val="en-US" w:eastAsia="zh-CN"/>
-              </w:rPr>
-              <w:t xml:space="preserve">0</w:t>
+              <w:t xml:space="preserve">良性工具 TCR</w:t>
+            </w:r>
+          </w:p>
+        </w:tc>
+        <w:tc>
+          <w:tcPr>
+            <w:vAlign w:val="center"/>
+            <w:tcMar>
+              <w:top w:w="80" w:type="dxa"/>
+              <w:bottom w:w="80" w:type="dxa"/>
+              <w:start w:w="120" w:type="dxa"/>
+              <w:end w:w="120" w:type="dxa"/>
+            </w:tcMar>
+            <w:tcW w:w="1301" w:type="dxa"/>
+          </w:tcPr>
+          <w:p>
+            <w:pPr>
+              <w:pStyle w:val="Compact"/>
+              <w:spacing w:before="0" w:after="40" w:line="240" w:lineRule="auto"/>
+              <w:jc w:val="center"/>
+            </w:pPr>
+            <w:r>
+              <w:rPr>
+                <w:rFonts w:ascii="Times New Roman" w:hAnsi="Times New Roman" w:eastAsia="SimSun"/>
+                <w:sz w:val="15"/>
+                <w:lang w:val="en-US" w:eastAsia="zh-CN"/>
+              </w:rPr>
+              <w:t xml:space="preserve">exact 策略→完整</w:t>
+            </w:r>
+          </w:p>
+        </w:tc>
+        <w:tc>
+          <w:tcPr>
+            <w:vAlign w:val="center"/>
+            <w:tcMar>
+              <w:top w:w="80" w:type="dxa"/>
+              <w:bottom w:w="80" w:type="dxa"/>
+              <w:start w:w="120" w:type="dxa"/>
+              <w:end w:w="120" w:type="dxa"/>
+            </w:tcMar>
+            <w:tcW w:w="1076" w:type="dxa"/>
+          </w:tcPr>
+          <w:p>
+            <w:pPr>
+              <w:pStyle w:val="Compact"/>
+              <w:spacing w:before="0" w:after="40" w:line="240" w:lineRule="auto"/>
+              <w:jc w:val="center"/>
+            </w:pPr>
+            <w:r>
+              <w:rPr>
+                <w:rFonts w:ascii="Times New Roman" w:hAnsi="Times New Roman" w:eastAsia="SimSun"/>
+                <w:sz w:val="15"/>
+                <w:lang w:val="en-US" w:eastAsia="zh-CN"/>
+              </w:rPr>
+              <w:t xml:space="preserve">30</w:t>
+            </w:r>
+          </w:p>
+        </w:tc>
+        <w:tc>
+          <w:tcPr>
+            <w:vAlign w:val="center"/>
+            <w:tcMar>
+              <w:top w:w="80" w:type="dxa"/>
+              <w:bottom w:w="80" w:type="dxa"/>
+              <w:start w:w="120" w:type="dxa"/>
+              <w:end w:w="120" w:type="dxa"/>
+            </w:tcMar>
+            <w:tcW w:w="1076" w:type="dxa"/>
+          </w:tcPr>
+          <w:p>
+            <w:pPr>
+              <w:pStyle w:val="Compact"/>
+              <w:spacing w:before="0" w:after="40" w:line="240" w:lineRule="auto"/>
+              <w:jc w:val="center"/>
+            </w:pPr>
+            <w:r>
+              <w:rPr>
+                <w:rFonts w:ascii="Times New Roman" w:hAnsi="Times New Roman" w:eastAsia="SimSun"/>
+                <w:sz w:val="15"/>
+                <w:lang w:val="en-US" w:eastAsia="zh-CN"/>
+              </w:rPr>
+              <w:t xml:space="preserve">9/30</w:t>
+            </w:r>
+          </w:p>
+        </w:tc>
+        <w:tc>
+          <w:tcPr>
+            <w:vAlign w:val="center"/>
+            <w:tcMar>
+              <w:top w:w="80" w:type="dxa"/>
+              <w:bottom w:w="80" w:type="dxa"/>
+              <w:start w:w="120" w:type="dxa"/>
+              <w:end w:w="120" w:type="dxa"/>
+            </w:tcMar>
+            <w:tcW w:w="1076" w:type="dxa"/>
+          </w:tcPr>
+          <w:p>
+            <w:pPr>
+              <w:pStyle w:val="Compact"/>
+              <w:spacing w:before="0" w:after="40" w:line="240" w:lineRule="auto"/>
+              <w:jc w:val="center"/>
+            </w:pPr>
+            <w:r>
+              <w:rPr>
+                <w:rFonts w:ascii="Times New Roman" w:hAnsi="Times New Roman" w:eastAsia="SimSun"/>
+                <w:sz w:val="15"/>
+                <w:lang w:val="en-US" w:eastAsia="zh-CN"/>
+              </w:rPr>
+              <w:t xml:space="preserve">7/30</w:t>
+            </w:r>
+          </w:p>
+        </w:tc>
+        <w:tc>
+          <w:tcPr>
+            <w:vAlign w:val="center"/>
+            <w:tcMar>
+              <w:top w:w="80" w:type="dxa"/>
+              <w:bottom w:w="80" w:type="dxa"/>
+              <w:start w:w="120" w:type="dxa"/>
+              <w:end w:w="120" w:type="dxa"/>
+            </w:tcMar>
+            <w:tcW w:w="1114" w:type="dxa"/>
+          </w:tcPr>
+          <w:p>
+            <w:pPr>
+              <w:pStyle w:val="Compact"/>
+              <w:spacing w:before="0" w:after="40" w:line="240" w:lineRule="auto"/>
+              <w:jc w:val="center"/>
+            </w:pPr>
+            <w:r>
+              <w:rPr>
+                <w:rFonts w:ascii="Times New Roman" w:hAnsi="Times New Roman" w:eastAsia="SimSun"/>
+                <w:sz w:val="15"/>
+                <w:lang w:val="en-US" w:eastAsia="zh-CN"/>
+              </w:rPr>
+              <w:t xml:space="preserve">-6.7</w:t>
+            </w:r>
+          </w:p>
+        </w:tc>
+        <w:tc>
+          <w:tcPr>
+            <w:vAlign w:val="center"/>
+            <w:tcMar>
+              <w:top w:w="80" w:type="dxa"/>
+              <w:bottom w:w="80" w:type="dxa"/>
+              <w:start w:w="120" w:type="dxa"/>
+              <w:end w:w="120" w:type="dxa"/>
+            </w:tcMar>
+            <w:tcW w:w="1384" w:type="dxa"/>
+          </w:tcPr>
+          <w:p>
+            <w:pPr>
+              <w:pStyle w:val="Compact"/>
+              <w:spacing w:before="0" w:after="40" w:line="240" w:lineRule="auto"/>
+              <w:jc w:val="center"/>
+            </w:pPr>
+            <w:r>
+              <w:rPr>
+                <w:rFonts w:ascii="Times New Roman" w:hAnsi="Times New Roman" w:eastAsia="SimSun"/>
+                <w:sz w:val="15"/>
+                <w:lang w:val="en-US" w:eastAsia="zh-CN"/>
+              </w:rPr>
+              <w:t xml:space="preserve">[-16.7, +0.0]</w:t>
             </w:r>
           </w:p>
         </w:tc>
@@ -16703,7 +17546,7 @@
               <w:start w:w="120" w:type="dxa"/>
               <w:end w:w="120" w:type="dxa"/>
             </w:tcMar>
-            <w:tcW w:w="1294" w:type="dxa"/>
+            <w:tcW w:w="1183" w:type="dxa"/>
           </w:tcPr>
           <w:p>
             <w:pPr>
@@ -16717,20 +17560,20 @@
                 <w:sz w:val="15"/>
                 <w:lang w:val="en-US" w:eastAsia="zh-CN"/>
               </w:rPr>
-              <w:t xml:space="preserve">DeepSeek</w:t>
-            </w:r>
-          </w:p>
-        </w:tc>
-        <w:tc>
-          <w:tcPr>
-            <w:vAlign w:val="center"/>
-            <w:tcMar>
-              <w:top w:w="80" w:type="dxa"/>
-              <w:bottom w:w="80" w:type="dxa"/>
-              <w:start w:w="120" w:type="dxa"/>
-              <w:end w:w="120" w:type="dxa"/>
-            </w:tcMar>
-            <w:tcW w:w="1336" w:type="dxa"/>
+              <w:t xml:space="preserve">AgentDojo</w:t>
+            </w:r>
+          </w:p>
+        </w:tc>
+        <w:tc>
+          <w:tcPr>
+            <w:vAlign w:val="center"/>
+            <w:tcMar>
+              <w:top w:w="80" w:type="dxa"/>
+              <w:bottom w:w="80" w:type="dxa"/>
+              <w:start w:w="120" w:type="dxa"/>
+              <w:end w:w="120" w:type="dxa"/>
+            </w:tcMar>
+            <w:tcW w:w="1150" w:type="dxa"/>
           </w:tcPr>
           <w:p>
             <w:pPr>
@@ -16744,142 +17587,169 @@
                 <w:sz w:val="15"/>
                 <w:lang w:val="en-US" w:eastAsia="zh-CN"/>
               </w:rPr>
-              <w:t xml:space="preserve">M3-v2</w:t>
-            </w:r>
-          </w:p>
-        </w:tc>
-        <w:tc>
-          <w:tcPr>
-            <w:vAlign w:val="center"/>
-            <w:tcMar>
-              <w:top w:w="80" w:type="dxa"/>
-              <w:bottom w:w="80" w:type="dxa"/>
-              <w:start w:w="120" w:type="dxa"/>
-              <w:end w:w="120" w:type="dxa"/>
-            </w:tcMar>
-            <w:tcW w:w="1922" w:type="dxa"/>
-          </w:tcPr>
-          <w:p>
-            <w:pPr>
-              <w:pStyle w:val="Compact"/>
-              <w:spacing w:before="0" w:after="40" w:line="240" w:lineRule="auto"/>
-              <w:jc w:val="center"/>
-            </w:pPr>
-            <w:r>
-              <w:rPr>
-                <w:rFonts w:ascii="Times New Roman" w:hAnsi="Times New Roman" w:eastAsia="SimSun"/>
-                <w:sz w:val="15"/>
-                <w:lang w:val="en-US" w:eastAsia="zh-CN"/>
-              </w:rPr>
-              <w:t xml:space="preserve">memory poisoning</w:t>
-            </w:r>
-          </w:p>
-        </w:tc>
-        <w:tc>
-          <w:tcPr>
-            <w:vAlign w:val="center"/>
-            <w:tcMar>
-              <w:top w:w="80" w:type="dxa"/>
-              <w:bottom w:w="80" w:type="dxa"/>
-              <w:start w:w="120" w:type="dxa"/>
-              <w:end w:w="120" w:type="dxa"/>
-            </w:tcMar>
-            <w:tcW w:w="1201" w:type="dxa"/>
-          </w:tcPr>
-          <w:p>
-            <w:pPr>
-              <w:pStyle w:val="Compact"/>
-              <w:spacing w:before="0" w:after="40" w:line="240" w:lineRule="auto"/>
-              <w:jc w:val="center"/>
-            </w:pPr>
-            <w:r>
-              <w:rPr>
-                <w:rFonts w:ascii="Times New Roman" w:hAnsi="Times New Roman" w:eastAsia="SimSun"/>
-                <w:sz w:val="15"/>
-                <w:lang w:val="en-US" w:eastAsia="zh-CN"/>
-              </w:rPr>
-              <w:t xml:space="preserve">19</w:t>
-            </w:r>
-          </w:p>
-        </w:tc>
-        <w:tc>
-          <w:tcPr>
-            <w:vAlign w:val="center"/>
-            <w:tcMar>
-              <w:top w:w="80" w:type="dxa"/>
-              <w:bottom w:w="80" w:type="dxa"/>
-              <w:start w:w="120" w:type="dxa"/>
-              <w:end w:w="120" w:type="dxa"/>
-            </w:tcMar>
-            <w:tcW w:w="1201" w:type="dxa"/>
-          </w:tcPr>
-          <w:p>
-            <w:pPr>
-              <w:pStyle w:val="Compact"/>
-              <w:spacing w:before="0" w:after="40" w:line="240" w:lineRule="auto"/>
-              <w:jc w:val="center"/>
-            </w:pPr>
-            <w:r>
-              <w:rPr>
-                <w:rFonts w:ascii="Times New Roman" w:hAnsi="Times New Roman" w:eastAsia="SimSun"/>
-                <w:sz w:val="15"/>
-                <w:lang w:val="en-US" w:eastAsia="zh-CN"/>
-              </w:rPr>
-              <w:t xml:space="preserve">19</w:t>
-            </w:r>
-          </w:p>
-        </w:tc>
-        <w:tc>
-          <w:tcPr>
-            <w:vAlign w:val="center"/>
-            <w:tcMar>
-              <w:top w:w="80" w:type="dxa"/>
-              <w:bottom w:w="80" w:type="dxa"/>
-              <w:start w:w="120" w:type="dxa"/>
-              <w:end w:w="120" w:type="dxa"/>
-            </w:tcMar>
-            <w:tcW w:w="1201" w:type="dxa"/>
-          </w:tcPr>
-          <w:p>
-            <w:pPr>
-              <w:pStyle w:val="Compact"/>
-              <w:spacing w:before="0" w:after="40" w:line="240" w:lineRule="auto"/>
-              <w:jc w:val="center"/>
-            </w:pPr>
-            <w:r>
-              <w:rPr>
-                <w:rFonts w:ascii="Times New Roman" w:hAnsi="Times New Roman" w:eastAsia="SimSun"/>
-                <w:sz w:val="15"/>
-                <w:lang w:val="en-US" w:eastAsia="zh-CN"/>
-              </w:rPr>
-              <w:t xml:space="preserve">0</w:t>
-            </w:r>
-          </w:p>
-        </w:tc>
-        <w:tc>
-          <w:tcPr>
-            <w:vAlign w:val="center"/>
-            <w:tcMar>
-              <w:top w:w="80" w:type="dxa"/>
-              <w:bottom w:w="80" w:type="dxa"/>
-              <w:start w:w="120" w:type="dxa"/>
-              <w:end w:w="120" w:type="dxa"/>
-            </w:tcMar>
-            <w:tcW w:w="1205" w:type="dxa"/>
-          </w:tcPr>
-          <w:p>
-            <w:pPr>
-              <w:pStyle w:val="Compact"/>
-              <w:spacing w:before="0" w:after="40" w:line="240" w:lineRule="auto"/>
-              <w:jc w:val="center"/>
-            </w:pPr>
-            <w:r>
-              <w:rPr>
-                <w:rFonts w:ascii="Times New Roman" w:hAnsi="Times New Roman" w:eastAsia="SimSun"/>
-                <w:sz w:val="15"/>
-                <w:lang w:val="en-US" w:eastAsia="zh-CN"/>
-              </w:rPr>
-              <w:t xml:space="preserve">0</w:t>
+              <w:t xml:space="preserve">良性工具 TCR</w:t>
+            </w:r>
+          </w:p>
+        </w:tc>
+        <w:tc>
+          <w:tcPr>
+            <w:vAlign w:val="center"/>
+            <w:tcMar>
+              <w:top w:w="80" w:type="dxa"/>
+              <w:bottom w:w="80" w:type="dxa"/>
+              <w:start w:w="120" w:type="dxa"/>
+              <w:end w:w="120" w:type="dxa"/>
+            </w:tcMar>
+            <w:tcW w:w="1301" w:type="dxa"/>
+          </w:tcPr>
+          <w:p>
+            <w:pPr>
+              <w:pStyle w:val="Compact"/>
+              <w:spacing w:before="0" w:after="40" w:line="240" w:lineRule="auto"/>
+              <w:jc w:val="center"/>
+            </w:pPr>
+            <w:r>
+              <w:rPr>
+                <w:rFonts w:ascii="Times New Roman" w:hAnsi="Times New Roman" w:eastAsia="SimSun"/>
+                <w:sz w:val="15"/>
+                <w:lang w:val="en-US" w:eastAsia="zh-CN"/>
+              </w:rPr>
+              <w:t xml:space="preserve">完整 auto→exact</w:t>
+            </w:r>
+          </w:p>
+        </w:tc>
+        <w:tc>
+          <w:tcPr>
+            <w:vAlign w:val="center"/>
+            <w:tcMar>
+              <w:top w:w="80" w:type="dxa"/>
+              <w:bottom w:w="80" w:type="dxa"/>
+              <w:start w:w="120" w:type="dxa"/>
+              <w:end w:w="120" w:type="dxa"/>
+            </w:tcMar>
+            <w:tcW w:w="1076" w:type="dxa"/>
+          </w:tcPr>
+          <w:p>
+            <w:pPr>
+              <w:pStyle w:val="Compact"/>
+              <w:spacing w:before="0" w:after="40" w:line="240" w:lineRule="auto"/>
+              <w:jc w:val="center"/>
+            </w:pPr>
+            <w:r>
+              <w:rPr>
+                <w:rFonts w:ascii="Times New Roman" w:hAnsi="Times New Roman" w:eastAsia="SimSun"/>
+                <w:sz w:val="15"/>
+                <w:lang w:val="en-US" w:eastAsia="zh-CN"/>
+              </w:rPr>
+              <w:t xml:space="preserve">30</w:t>
+            </w:r>
+          </w:p>
+        </w:tc>
+        <w:tc>
+          <w:tcPr>
+            <w:vAlign w:val="center"/>
+            <w:tcMar>
+              <w:top w:w="80" w:type="dxa"/>
+              <w:bottom w:w="80" w:type="dxa"/>
+              <w:start w:w="120" w:type="dxa"/>
+              <w:end w:w="120" w:type="dxa"/>
+            </w:tcMar>
+            <w:tcW w:w="1076" w:type="dxa"/>
+          </w:tcPr>
+          <w:p>
+            <w:pPr>
+              <w:pStyle w:val="Compact"/>
+              <w:spacing w:before="0" w:after="40" w:line="240" w:lineRule="auto"/>
+              <w:jc w:val="center"/>
+            </w:pPr>
+            <w:r>
+              <w:rPr>
+                <w:rFonts w:ascii="Times New Roman" w:hAnsi="Times New Roman" w:eastAsia="SimSun"/>
+                <w:sz w:val="15"/>
+                <w:lang w:val="en-US" w:eastAsia="zh-CN"/>
+              </w:rPr>
+              <w:t xml:space="preserve">4/30</w:t>
+            </w:r>
+          </w:p>
+        </w:tc>
+        <w:tc>
+          <w:tcPr>
+            <w:vAlign w:val="center"/>
+            <w:tcMar>
+              <w:top w:w="80" w:type="dxa"/>
+              <w:bottom w:w="80" w:type="dxa"/>
+              <w:start w:w="120" w:type="dxa"/>
+              <w:end w:w="120" w:type="dxa"/>
+            </w:tcMar>
+            <w:tcW w:w="1076" w:type="dxa"/>
+          </w:tcPr>
+          <w:p>
+            <w:pPr>
+              <w:pStyle w:val="Compact"/>
+              <w:spacing w:before="0" w:after="40" w:line="240" w:lineRule="auto"/>
+              <w:jc w:val="center"/>
+            </w:pPr>
+            <w:r>
+              <w:rPr>
+                <w:rFonts w:ascii="Times New Roman" w:hAnsi="Times New Roman" w:eastAsia="SimSun"/>
+                <w:sz w:val="15"/>
+                <w:lang w:val="en-US" w:eastAsia="zh-CN"/>
+              </w:rPr>
+              <w:t xml:space="preserve">7/30</w:t>
+            </w:r>
+          </w:p>
+        </w:tc>
+        <w:tc>
+          <w:tcPr>
+            <w:vAlign w:val="center"/>
+            <w:tcMar>
+              <w:top w:w="80" w:type="dxa"/>
+              <w:bottom w:w="80" w:type="dxa"/>
+              <w:start w:w="120" w:type="dxa"/>
+              <w:end w:w="120" w:type="dxa"/>
+            </w:tcMar>
+            <w:tcW w:w="1114" w:type="dxa"/>
+          </w:tcPr>
+          <w:p>
+            <w:pPr>
+              <w:pStyle w:val="Compact"/>
+              <w:spacing w:before="0" w:after="40" w:line="240" w:lineRule="auto"/>
+              <w:jc w:val="center"/>
+            </w:pPr>
+            <w:r>
+              <w:rPr>
+                <w:rFonts w:ascii="Times New Roman" w:hAnsi="Times New Roman" w:eastAsia="SimSun"/>
+                <w:sz w:val="15"/>
+                <w:lang w:val="en-US" w:eastAsia="zh-CN"/>
+              </w:rPr>
+              <w:t xml:space="preserve">+10.0</w:t>
+            </w:r>
+          </w:p>
+        </w:tc>
+        <w:tc>
+          <w:tcPr>
+            <w:vAlign w:val="center"/>
+            <w:tcMar>
+              <w:top w:w="80" w:type="dxa"/>
+              <w:bottom w:w="80" w:type="dxa"/>
+              <w:start w:w="120" w:type="dxa"/>
+              <w:end w:w="120" w:type="dxa"/>
+            </w:tcMar>
+            <w:tcW w:w="1384" w:type="dxa"/>
+          </w:tcPr>
+          <w:p>
+            <w:pPr>
+              <w:pStyle w:val="Compact"/>
+              <w:spacing w:before="0" w:after="40" w:line="240" w:lineRule="auto"/>
+              <w:jc w:val="center"/>
+            </w:pPr>
+            <w:r>
+              <w:rPr>
+                <w:rFonts w:ascii="Times New Roman" w:hAnsi="Times New Roman" w:eastAsia="SimSun"/>
+                <w:sz w:val="15"/>
+                <w:lang w:val="en-US" w:eastAsia="zh-CN"/>
+              </w:rPr>
+              <w:t xml:space="preserve">[-3.3, +23.3]</w:t>
             </w:r>
           </w:p>
         </w:tc>
@@ -16894,7 +17764,7 @@
               <w:start w:w="120" w:type="dxa"/>
               <w:end w:w="120" w:type="dxa"/>
             </w:tcMar>
-            <w:tcW w:w="1294" w:type="dxa"/>
+            <w:tcW w:w="1183" w:type="dxa"/>
           </w:tcPr>
           <w:p>
             <w:pPr>
@@ -16908,20 +17778,20 @@
                 <w:sz w:val="15"/>
                 <w:lang w:val="en-US" w:eastAsia="zh-CN"/>
               </w:rPr>
-              <w:t xml:space="preserve">DeepSeek</w:t>
-            </w:r>
-          </w:p>
-        </w:tc>
-        <w:tc>
-          <w:tcPr>
-            <w:vAlign w:val="center"/>
-            <w:tcMar>
-              <w:top w:w="80" w:type="dxa"/>
-              <w:bottom w:w="80" w:type="dxa"/>
-              <w:start w:w="120" w:type="dxa"/>
-              <w:end w:w="120" w:type="dxa"/>
-            </w:tcMar>
-            <w:tcW w:w="1336" w:type="dxa"/>
+              <w:t xml:space="preserve">AgentDojo</w:t>
+            </w:r>
+          </w:p>
+        </w:tc>
+        <w:tc>
+          <w:tcPr>
+            <w:vAlign w:val="center"/>
+            <w:tcMar>
+              <w:top w:w="80" w:type="dxa"/>
+              <w:bottom w:w="80" w:type="dxa"/>
+              <w:start w:w="120" w:type="dxa"/>
+              <w:end w:w="120" w:type="dxa"/>
+            </w:tcMar>
+            <w:tcW w:w="1150" w:type="dxa"/>
           </w:tcPr>
           <w:p>
             <w:pPr>
@@ -16935,142 +17805,169 @@
                 <w:sz w:val="15"/>
                 <w:lang w:val="en-US" w:eastAsia="zh-CN"/>
               </w:rPr>
-              <w:t xml:space="preserve">M3-v2</w:t>
-            </w:r>
-          </w:p>
-        </w:tc>
-        <w:tc>
-          <w:tcPr>
-            <w:vAlign w:val="center"/>
-            <w:tcMar>
-              <w:top w:w="80" w:type="dxa"/>
-              <w:bottom w:w="80" w:type="dxa"/>
-              <w:start w:w="120" w:type="dxa"/>
-              <w:end w:w="120" w:type="dxa"/>
-            </w:tcMar>
-            <w:tcW w:w="1922" w:type="dxa"/>
-          </w:tcPr>
-          <w:p>
-            <w:pPr>
-              <w:pStyle w:val="Compact"/>
-              <w:spacing w:before="0" w:after="40" w:line="240" w:lineRule="auto"/>
-              <w:jc w:val="center"/>
-            </w:pPr>
-            <w:r>
-              <w:rPr>
-                <w:rFonts w:ascii="Times New Roman" w:hAnsi="Times New Roman" w:eastAsia="SimSun"/>
-                <w:sz w:val="15"/>
-                <w:lang w:val="en-US" w:eastAsia="zh-CN"/>
-              </w:rPr>
-              <w:t xml:space="preserve">multilingual t2l</w:t>
-            </w:r>
-          </w:p>
-        </w:tc>
-        <w:tc>
-          <w:tcPr>
-            <w:vAlign w:val="center"/>
-            <w:tcMar>
-              <w:top w:w="80" w:type="dxa"/>
-              <w:bottom w:w="80" w:type="dxa"/>
-              <w:start w:w="120" w:type="dxa"/>
-              <w:end w:w="120" w:type="dxa"/>
-            </w:tcMar>
-            <w:tcW w:w="1201" w:type="dxa"/>
-          </w:tcPr>
-          <w:p>
-            <w:pPr>
-              <w:pStyle w:val="Compact"/>
-              <w:spacing w:before="0" w:after="40" w:line="240" w:lineRule="auto"/>
-              <w:jc w:val="center"/>
-            </w:pPr>
-            <w:r>
-              <w:rPr>
-                <w:rFonts w:ascii="Times New Roman" w:hAnsi="Times New Roman" w:eastAsia="SimSun"/>
-                <w:sz w:val="15"/>
-                <w:lang w:val="en-US" w:eastAsia="zh-CN"/>
-              </w:rPr>
-              <w:t xml:space="preserve">28</w:t>
-            </w:r>
-          </w:p>
-        </w:tc>
-        <w:tc>
-          <w:tcPr>
-            <w:vAlign w:val="center"/>
-            <w:tcMar>
-              <w:top w:w="80" w:type="dxa"/>
-              <w:bottom w:w="80" w:type="dxa"/>
-              <w:start w:w="120" w:type="dxa"/>
-              <w:end w:w="120" w:type="dxa"/>
-            </w:tcMar>
-            <w:tcW w:w="1201" w:type="dxa"/>
-          </w:tcPr>
-          <w:p>
-            <w:pPr>
-              <w:pStyle w:val="Compact"/>
-              <w:spacing w:before="0" w:after="40" w:line="240" w:lineRule="auto"/>
-              <w:jc w:val="center"/>
-            </w:pPr>
-            <w:r>
-              <w:rPr>
-                <w:rFonts w:ascii="Times New Roman" w:hAnsi="Times New Roman" w:eastAsia="SimSun"/>
-                <w:sz w:val="15"/>
-                <w:lang w:val="en-US" w:eastAsia="zh-CN"/>
-              </w:rPr>
-              <w:t xml:space="preserve">28</w:t>
-            </w:r>
-          </w:p>
-        </w:tc>
-        <w:tc>
-          <w:tcPr>
-            <w:vAlign w:val="center"/>
-            <w:tcMar>
-              <w:top w:w="80" w:type="dxa"/>
-              <w:bottom w:w="80" w:type="dxa"/>
-              <w:start w:w="120" w:type="dxa"/>
-              <w:end w:w="120" w:type="dxa"/>
-            </w:tcMar>
-            <w:tcW w:w="1201" w:type="dxa"/>
-          </w:tcPr>
-          <w:p>
-            <w:pPr>
-              <w:pStyle w:val="Compact"/>
-              <w:spacing w:before="0" w:after="40" w:line="240" w:lineRule="auto"/>
-              <w:jc w:val="center"/>
-            </w:pPr>
-            <w:r>
-              <w:rPr>
-                <w:rFonts w:ascii="Times New Roman" w:hAnsi="Times New Roman" w:eastAsia="SimSun"/>
-                <w:sz w:val="15"/>
-                <w:lang w:val="en-US" w:eastAsia="zh-CN"/>
-              </w:rPr>
-              <w:t xml:space="preserve">0</w:t>
-            </w:r>
-          </w:p>
-        </w:tc>
-        <w:tc>
-          <w:tcPr>
-            <w:vAlign w:val="center"/>
-            <w:tcMar>
-              <w:top w:w="80" w:type="dxa"/>
-              <w:bottom w:w="80" w:type="dxa"/>
-              <w:start w:w="120" w:type="dxa"/>
-              <w:end w:w="120" w:type="dxa"/>
-            </w:tcMar>
-            <w:tcW w:w="1205" w:type="dxa"/>
-          </w:tcPr>
-          <w:p>
-            <w:pPr>
-              <w:pStyle w:val="Compact"/>
-              <w:spacing w:before="0" w:after="40" w:line="240" w:lineRule="auto"/>
-              <w:jc w:val="center"/>
-            </w:pPr>
-            <w:r>
-              <w:rPr>
-                <w:rFonts w:ascii="Times New Roman" w:hAnsi="Times New Roman" w:eastAsia="SimSun"/>
-                <w:sz w:val="15"/>
-                <w:lang w:val="en-US" w:eastAsia="zh-CN"/>
-              </w:rPr>
-              <w:t xml:space="preserve">0</w:t>
+              <w:t xml:space="preserve">良性工具 TCR</w:t>
+            </w:r>
+          </w:p>
+        </w:tc>
+        <w:tc>
+          <w:tcPr>
+            <w:vAlign w:val="center"/>
+            <w:tcMar>
+              <w:top w:w="80" w:type="dxa"/>
+              <w:bottom w:w="80" w:type="dxa"/>
+              <w:start w:w="120" w:type="dxa"/>
+              <w:end w:w="120" w:type="dxa"/>
+            </w:tcMar>
+            <w:tcW w:w="1301" w:type="dxa"/>
+          </w:tcPr>
+          <w:p>
+            <w:pPr>
+              <w:pStyle w:val="Compact"/>
+              <w:spacing w:before="0" w:after="40" w:line="240" w:lineRule="auto"/>
+              <w:jc w:val="center"/>
+            </w:pPr>
+            <w:r>
+              <w:rPr>
+                <w:rFonts w:ascii="Times New Roman" w:hAnsi="Times New Roman" w:eastAsia="SimSun"/>
+                <w:sz w:val="15"/>
+                <w:lang w:val="en-US" w:eastAsia="zh-CN"/>
+              </w:rPr>
+              <w:t xml:space="preserve">策略 auto→exact</w:t>
+            </w:r>
+          </w:p>
+        </w:tc>
+        <w:tc>
+          <w:tcPr>
+            <w:vAlign w:val="center"/>
+            <w:tcMar>
+              <w:top w:w="80" w:type="dxa"/>
+              <w:bottom w:w="80" w:type="dxa"/>
+              <w:start w:w="120" w:type="dxa"/>
+              <w:end w:w="120" w:type="dxa"/>
+            </w:tcMar>
+            <w:tcW w:w="1076" w:type="dxa"/>
+          </w:tcPr>
+          <w:p>
+            <w:pPr>
+              <w:pStyle w:val="Compact"/>
+              <w:spacing w:before="0" w:after="40" w:line="240" w:lineRule="auto"/>
+              <w:jc w:val="center"/>
+            </w:pPr>
+            <w:r>
+              <w:rPr>
+                <w:rFonts w:ascii="Times New Roman" w:hAnsi="Times New Roman" w:eastAsia="SimSun"/>
+                <w:sz w:val="15"/>
+                <w:lang w:val="en-US" w:eastAsia="zh-CN"/>
+              </w:rPr>
+              <w:t xml:space="preserve">30</w:t>
+            </w:r>
+          </w:p>
+        </w:tc>
+        <w:tc>
+          <w:tcPr>
+            <w:vAlign w:val="center"/>
+            <w:tcMar>
+              <w:top w:w="80" w:type="dxa"/>
+              <w:bottom w:w="80" w:type="dxa"/>
+              <w:start w:w="120" w:type="dxa"/>
+              <w:end w:w="120" w:type="dxa"/>
+            </w:tcMar>
+            <w:tcW w:w="1076" w:type="dxa"/>
+          </w:tcPr>
+          <w:p>
+            <w:pPr>
+              <w:pStyle w:val="Compact"/>
+              <w:spacing w:before="0" w:after="40" w:line="240" w:lineRule="auto"/>
+              <w:jc w:val="center"/>
+            </w:pPr>
+            <w:r>
+              <w:rPr>
+                <w:rFonts w:ascii="Times New Roman" w:hAnsi="Times New Roman" w:eastAsia="SimSun"/>
+                <w:sz w:val="15"/>
+                <w:lang w:val="en-US" w:eastAsia="zh-CN"/>
+              </w:rPr>
+              <w:t xml:space="preserve">5/30</w:t>
+            </w:r>
+          </w:p>
+        </w:tc>
+        <w:tc>
+          <w:tcPr>
+            <w:vAlign w:val="center"/>
+            <w:tcMar>
+              <w:top w:w="80" w:type="dxa"/>
+              <w:bottom w:w="80" w:type="dxa"/>
+              <w:start w:w="120" w:type="dxa"/>
+              <w:end w:w="120" w:type="dxa"/>
+            </w:tcMar>
+            <w:tcW w:w="1076" w:type="dxa"/>
+          </w:tcPr>
+          <w:p>
+            <w:pPr>
+              <w:pStyle w:val="Compact"/>
+              <w:spacing w:before="0" w:after="40" w:line="240" w:lineRule="auto"/>
+              <w:jc w:val="center"/>
+            </w:pPr>
+            <w:r>
+              <w:rPr>
+                <w:rFonts w:ascii="Times New Roman" w:hAnsi="Times New Roman" w:eastAsia="SimSun"/>
+                <w:sz w:val="15"/>
+                <w:lang w:val="en-US" w:eastAsia="zh-CN"/>
+              </w:rPr>
+              <w:t xml:space="preserve">9/30</w:t>
+            </w:r>
+          </w:p>
+        </w:tc>
+        <w:tc>
+          <w:tcPr>
+            <w:vAlign w:val="center"/>
+            <w:tcMar>
+              <w:top w:w="80" w:type="dxa"/>
+              <w:bottom w:w="80" w:type="dxa"/>
+              <w:start w:w="120" w:type="dxa"/>
+              <w:end w:w="120" w:type="dxa"/>
+            </w:tcMar>
+            <w:tcW w:w="1114" w:type="dxa"/>
+          </w:tcPr>
+          <w:p>
+            <w:pPr>
+              <w:pStyle w:val="Compact"/>
+              <w:spacing w:before="0" w:after="40" w:line="240" w:lineRule="auto"/>
+              <w:jc w:val="center"/>
+            </w:pPr>
+            <w:r>
+              <w:rPr>
+                <w:rFonts w:ascii="Times New Roman" w:hAnsi="Times New Roman" w:eastAsia="SimSun"/>
+                <w:sz w:val="15"/>
+                <w:lang w:val="en-US" w:eastAsia="zh-CN"/>
+              </w:rPr>
+              <w:t xml:space="preserve">+13.3</w:t>
+            </w:r>
+          </w:p>
+        </w:tc>
+        <w:tc>
+          <w:tcPr>
+            <w:vAlign w:val="center"/>
+            <w:tcMar>
+              <w:top w:w="80" w:type="dxa"/>
+              <w:bottom w:w="80" w:type="dxa"/>
+              <w:start w:w="120" w:type="dxa"/>
+              <w:end w:w="120" w:type="dxa"/>
+            </w:tcMar>
+            <w:tcW w:w="1384" w:type="dxa"/>
+          </w:tcPr>
+          <w:p>
+            <w:pPr>
+              <w:pStyle w:val="Compact"/>
+              <w:spacing w:before="0" w:after="40" w:line="240" w:lineRule="auto"/>
+              <w:jc w:val="center"/>
+            </w:pPr>
+            <w:r>
+              <w:rPr>
+                <w:rFonts w:ascii="Times New Roman" w:hAnsi="Times New Roman" w:eastAsia="SimSun"/>
+                <w:sz w:val="15"/>
+                <w:lang w:val="en-US" w:eastAsia="zh-CN"/>
+              </w:rPr>
+              <w:t xml:space="preserve">[-3.3, +30.0]</w:t>
             </w:r>
           </w:p>
         </w:tc>
@@ -17085,7 +17982,7 @@
               <w:start w:w="120" w:type="dxa"/>
               <w:end w:w="120" w:type="dxa"/>
             </w:tcMar>
-            <w:tcW w:w="1294" w:type="dxa"/>
+            <w:tcW w:w="1183" w:type="dxa"/>
           </w:tcPr>
           <w:p>
             <w:pPr>
@@ -17099,20 +17996,20 @@
                 <w:sz w:val="15"/>
                 <w:lang w:val="en-US" w:eastAsia="zh-CN"/>
               </w:rPr>
-              <w:t xml:space="preserve">DeepSeek</w:t>
-            </w:r>
-          </w:p>
-        </w:tc>
-        <w:tc>
-          <w:tcPr>
-            <w:vAlign w:val="center"/>
-            <w:tcMar>
-              <w:top w:w="80" w:type="dxa"/>
-              <w:bottom w:w="80" w:type="dxa"/>
-              <w:start w:w="120" w:type="dxa"/>
-              <w:end w:w="120" w:type="dxa"/>
-            </w:tcMar>
-            <w:tcW w:w="1336" w:type="dxa"/>
+              <w:t xml:space="preserve">M3-v2</w:t>
+            </w:r>
+          </w:p>
+        </w:tc>
+        <w:tc>
+          <w:tcPr>
+            <w:vAlign w:val="center"/>
+            <w:tcMar>
+              <w:top w:w="80" w:type="dxa"/>
+              <w:bottom w:w="80" w:type="dxa"/>
+              <w:start w:w="120" w:type="dxa"/>
+              <w:end w:w="120" w:type="dxa"/>
+            </w:tcMar>
+            <w:tcW w:w="1150" w:type="dxa"/>
           </w:tcPr>
           <w:p>
             <w:pPr>
@@ -17126,142 +18023,169 @@
                 <w:sz w:val="15"/>
                 <w:lang w:val="en-US" w:eastAsia="zh-CN"/>
               </w:rPr>
-              <w:t xml:space="preserve">M3-v2</w:t>
-            </w:r>
-          </w:p>
-        </w:tc>
-        <w:tc>
-          <w:tcPr>
-            <w:vAlign w:val="center"/>
-            <w:tcMar>
-              <w:top w:w="80" w:type="dxa"/>
-              <w:bottom w:w="80" w:type="dxa"/>
-              <w:start w:w="120" w:type="dxa"/>
-              <w:end w:w="120" w:type="dxa"/>
-            </w:tcMar>
-            <w:tcW w:w="1922" w:type="dxa"/>
-          </w:tcPr>
-          <w:p>
-            <w:pPr>
-              <w:pStyle w:val="Compact"/>
-              <w:spacing w:before="0" w:after="40" w:line="240" w:lineRule="auto"/>
-              <w:jc w:val="center"/>
-            </w:pPr>
-            <w:r>
-              <w:rPr>
-                <w:rFonts w:ascii="Times New Roman" w:hAnsi="Times New Roman" w:eastAsia="SimSun"/>
-                <w:sz w:val="15"/>
-                <w:lang w:val="en-US" w:eastAsia="zh-CN"/>
-              </w:rPr>
-              <w:t xml:space="preserve">obfuscation evasion</w:t>
-            </w:r>
-          </w:p>
-        </w:tc>
-        <w:tc>
-          <w:tcPr>
-            <w:vAlign w:val="center"/>
-            <w:tcMar>
-              <w:top w:w="80" w:type="dxa"/>
-              <w:bottom w:w="80" w:type="dxa"/>
-              <w:start w:w="120" w:type="dxa"/>
-              <w:end w:w="120" w:type="dxa"/>
-            </w:tcMar>
-            <w:tcW w:w="1201" w:type="dxa"/>
-          </w:tcPr>
-          <w:p>
-            <w:pPr>
-              <w:pStyle w:val="Compact"/>
-              <w:spacing w:before="0" w:after="40" w:line="240" w:lineRule="auto"/>
-              <w:jc w:val="center"/>
-            </w:pPr>
-            <w:r>
-              <w:rPr>
-                <w:rFonts w:ascii="Times New Roman" w:hAnsi="Times New Roman" w:eastAsia="SimSun"/>
-                <w:sz w:val="15"/>
-                <w:lang w:val="en-US" w:eastAsia="zh-CN"/>
-              </w:rPr>
-              <w:t xml:space="preserve">42</w:t>
-            </w:r>
-          </w:p>
-        </w:tc>
-        <w:tc>
-          <w:tcPr>
-            <w:vAlign w:val="center"/>
-            <w:tcMar>
-              <w:top w:w="80" w:type="dxa"/>
-              <w:bottom w:w="80" w:type="dxa"/>
-              <w:start w:w="120" w:type="dxa"/>
-              <w:end w:w="120" w:type="dxa"/>
-            </w:tcMar>
-            <w:tcW w:w="1201" w:type="dxa"/>
-          </w:tcPr>
-          <w:p>
-            <w:pPr>
-              <w:pStyle w:val="Compact"/>
-              <w:spacing w:before="0" w:after="40" w:line="240" w:lineRule="auto"/>
-              <w:jc w:val="center"/>
-            </w:pPr>
-            <w:r>
-              <w:rPr>
-                <w:rFonts w:ascii="Times New Roman" w:hAnsi="Times New Roman" w:eastAsia="SimSun"/>
-                <w:sz w:val="15"/>
-                <w:lang w:val="en-US" w:eastAsia="zh-CN"/>
-              </w:rPr>
-              <w:t xml:space="preserve">42</w:t>
-            </w:r>
-          </w:p>
-        </w:tc>
-        <w:tc>
-          <w:tcPr>
-            <w:vAlign w:val="center"/>
-            <w:tcMar>
-              <w:top w:w="80" w:type="dxa"/>
-              <w:bottom w:w="80" w:type="dxa"/>
-              <w:start w:w="120" w:type="dxa"/>
-              <w:end w:w="120" w:type="dxa"/>
-            </w:tcMar>
-            <w:tcW w:w="1201" w:type="dxa"/>
-          </w:tcPr>
-          <w:p>
-            <w:pPr>
-              <w:pStyle w:val="Compact"/>
-              <w:spacing w:before="0" w:after="40" w:line="240" w:lineRule="auto"/>
-              <w:jc w:val="center"/>
-            </w:pPr>
-            <w:r>
-              <w:rPr>
-                <w:rFonts w:ascii="Times New Roman" w:hAnsi="Times New Roman" w:eastAsia="SimSun"/>
-                <w:sz w:val="15"/>
-                <w:lang w:val="en-US" w:eastAsia="zh-CN"/>
-              </w:rPr>
-              <w:t xml:space="preserve">0</w:t>
-            </w:r>
-          </w:p>
-        </w:tc>
-        <w:tc>
-          <w:tcPr>
-            <w:vAlign w:val="center"/>
-            <w:tcMar>
-              <w:top w:w="80" w:type="dxa"/>
-              <w:bottom w:w="80" w:type="dxa"/>
-              <w:start w:w="120" w:type="dxa"/>
-              <w:end w:w="120" w:type="dxa"/>
-            </w:tcMar>
-            <w:tcW w:w="1205" w:type="dxa"/>
-          </w:tcPr>
-          <w:p>
-            <w:pPr>
-              <w:pStyle w:val="Compact"/>
-              <w:spacing w:before="0" w:after="40" w:line="240" w:lineRule="auto"/>
-              <w:jc w:val="center"/>
-            </w:pPr>
-            <w:r>
-              <w:rPr>
-                <w:rFonts w:ascii="Times New Roman" w:hAnsi="Times New Roman" w:eastAsia="SimSun"/>
-                <w:sz w:val="15"/>
-                <w:lang w:val="en-US" w:eastAsia="zh-CN"/>
-              </w:rPr>
-              <w:t xml:space="preserve">0</w:t>
+              <w:t xml:space="preserve">不安全或失败</w:t>
+            </w:r>
+          </w:p>
+        </w:tc>
+        <w:tc>
+          <w:tcPr>
+            <w:vAlign w:val="center"/>
+            <w:tcMar>
+              <w:top w:w="80" w:type="dxa"/>
+              <w:bottom w:w="80" w:type="dxa"/>
+              <w:start w:w="120" w:type="dxa"/>
+              <w:end w:w="120" w:type="dxa"/>
+            </w:tcMar>
+            <w:tcW w:w="1301" w:type="dxa"/>
+          </w:tcPr>
+          <w:p>
+            <w:pPr>
+              <w:pStyle w:val="Compact"/>
+              <w:spacing w:before="0" w:after="40" w:line="240" w:lineRule="auto"/>
+              <w:jc w:val="center"/>
+            </w:pPr>
+            <w:r>
+              <w:rPr>
+                <w:rFonts w:ascii="Times New Roman" w:hAnsi="Times New Roman" w:eastAsia="SimSun"/>
+                <w:sz w:val="15"/>
+                <w:lang w:val="en-US" w:eastAsia="zh-CN"/>
+              </w:rPr>
+              <w:t xml:space="preserve">auto 策略→完整</w:t>
+            </w:r>
+          </w:p>
+        </w:tc>
+        <w:tc>
+          <w:tcPr>
+            <w:vAlign w:val="center"/>
+            <w:tcMar>
+              <w:top w:w="80" w:type="dxa"/>
+              <w:bottom w:w="80" w:type="dxa"/>
+              <w:start w:w="120" w:type="dxa"/>
+              <w:end w:w="120" w:type="dxa"/>
+            </w:tcMar>
+            <w:tcW w:w="1076" w:type="dxa"/>
+          </w:tcPr>
+          <w:p>
+            <w:pPr>
+              <w:pStyle w:val="Compact"/>
+              <w:spacing w:before="0" w:after="40" w:line="240" w:lineRule="auto"/>
+              <w:jc w:val="center"/>
+            </w:pPr>
+            <w:r>
+              <w:rPr>
+                <w:rFonts w:ascii="Times New Roman" w:hAnsi="Times New Roman" w:eastAsia="SimSun"/>
+                <w:sz w:val="15"/>
+                <w:lang w:val="en-US" w:eastAsia="zh-CN"/>
+              </w:rPr>
+              <w:t xml:space="preserve">50</w:t>
+            </w:r>
+          </w:p>
+        </w:tc>
+        <w:tc>
+          <w:tcPr>
+            <w:vAlign w:val="center"/>
+            <w:tcMar>
+              <w:top w:w="80" w:type="dxa"/>
+              <w:bottom w:w="80" w:type="dxa"/>
+              <w:start w:w="120" w:type="dxa"/>
+              <w:end w:w="120" w:type="dxa"/>
+            </w:tcMar>
+            <w:tcW w:w="1076" w:type="dxa"/>
+          </w:tcPr>
+          <w:p>
+            <w:pPr>
+              <w:pStyle w:val="Compact"/>
+              <w:spacing w:before="0" w:after="40" w:line="240" w:lineRule="auto"/>
+              <w:jc w:val="center"/>
+            </w:pPr>
+            <w:r>
+              <w:rPr>
+                <w:rFonts w:ascii="Times New Roman" w:hAnsi="Times New Roman" w:eastAsia="SimSun"/>
+                <w:sz w:val="15"/>
+                <w:lang w:val="en-US" w:eastAsia="zh-CN"/>
+              </w:rPr>
+              <w:t xml:space="preserve">2/50</w:t>
+            </w:r>
+          </w:p>
+        </w:tc>
+        <w:tc>
+          <w:tcPr>
+            <w:vAlign w:val="center"/>
+            <w:tcMar>
+              <w:top w:w="80" w:type="dxa"/>
+              <w:bottom w:w="80" w:type="dxa"/>
+              <w:start w:w="120" w:type="dxa"/>
+              <w:end w:w="120" w:type="dxa"/>
+            </w:tcMar>
+            <w:tcW w:w="1076" w:type="dxa"/>
+          </w:tcPr>
+          <w:p>
+            <w:pPr>
+              <w:pStyle w:val="Compact"/>
+              <w:spacing w:before="0" w:after="40" w:line="240" w:lineRule="auto"/>
+              <w:jc w:val="center"/>
+            </w:pPr>
+            <w:r>
+              <w:rPr>
+                <w:rFonts w:ascii="Times New Roman" w:hAnsi="Times New Roman" w:eastAsia="SimSun"/>
+                <w:sz w:val="15"/>
+                <w:lang w:val="en-US" w:eastAsia="zh-CN"/>
+              </w:rPr>
+              <w:t xml:space="preserve">4/50</w:t>
+            </w:r>
+          </w:p>
+        </w:tc>
+        <w:tc>
+          <w:tcPr>
+            <w:vAlign w:val="center"/>
+            <w:tcMar>
+              <w:top w:w="80" w:type="dxa"/>
+              <w:bottom w:w="80" w:type="dxa"/>
+              <w:start w:w="120" w:type="dxa"/>
+              <w:end w:w="120" w:type="dxa"/>
+            </w:tcMar>
+            <w:tcW w:w="1114" w:type="dxa"/>
+          </w:tcPr>
+          <w:p>
+            <w:pPr>
+              <w:pStyle w:val="Compact"/>
+              <w:spacing w:before="0" w:after="40" w:line="240" w:lineRule="auto"/>
+              <w:jc w:val="center"/>
+            </w:pPr>
+            <w:r>
+              <w:rPr>
+                <w:rFonts w:ascii="Times New Roman" w:hAnsi="Times New Roman" w:eastAsia="SimSun"/>
+                <w:sz w:val="15"/>
+                <w:lang w:val="en-US" w:eastAsia="zh-CN"/>
+              </w:rPr>
+              <w:t xml:space="preserve">+4.0</w:t>
+            </w:r>
+          </w:p>
+        </w:tc>
+        <w:tc>
+          <w:tcPr>
+            <w:vAlign w:val="center"/>
+            <w:tcMar>
+              <w:top w:w="80" w:type="dxa"/>
+              <w:bottom w:w="80" w:type="dxa"/>
+              <w:start w:w="120" w:type="dxa"/>
+              <w:end w:w="120" w:type="dxa"/>
+            </w:tcMar>
+            <w:tcW w:w="1384" w:type="dxa"/>
+          </w:tcPr>
+          <w:p>
+            <w:pPr>
+              <w:pStyle w:val="Compact"/>
+              <w:spacing w:before="0" w:after="40" w:line="240" w:lineRule="auto"/>
+              <w:jc w:val="center"/>
+            </w:pPr>
+            <w:r>
+              <w:rPr>
+                <w:rFonts w:ascii="Times New Roman" w:hAnsi="Times New Roman" w:eastAsia="SimSun"/>
+                <w:sz w:val="15"/>
+                <w:lang w:val="en-US" w:eastAsia="zh-CN"/>
+              </w:rPr>
+              <w:t xml:space="preserve">[-6.0, +14.0]</w:t>
             </w:r>
           </w:p>
         </w:tc>
@@ -17276,7 +18200,7 @@
               <w:start w:w="120" w:type="dxa"/>
               <w:end w:w="120" w:type="dxa"/>
             </w:tcMar>
-            <w:tcW w:w="1294" w:type="dxa"/>
+            <w:tcW w:w="1183" w:type="dxa"/>
           </w:tcPr>
           <w:p>
             <w:pPr>
@@ -17290,20 +18214,20 @@
                 <w:sz w:val="15"/>
                 <w:lang w:val="en-US" w:eastAsia="zh-CN"/>
               </w:rPr>
-              <w:t xml:space="preserve">DeepSeek</w:t>
-            </w:r>
-          </w:p>
-        </w:tc>
-        <w:tc>
-          <w:tcPr>
-            <w:vAlign w:val="center"/>
-            <w:tcMar>
-              <w:top w:w="80" w:type="dxa"/>
-              <w:bottom w:w="80" w:type="dxa"/>
-              <w:start w:w="120" w:type="dxa"/>
-              <w:end w:w="120" w:type="dxa"/>
-            </w:tcMar>
-            <w:tcW w:w="1336" w:type="dxa"/>
+              <w:t xml:space="preserve">M3-v2</w:t>
+            </w:r>
+          </w:p>
+        </w:tc>
+        <w:tc>
+          <w:tcPr>
+            <w:vAlign w:val="center"/>
+            <w:tcMar>
+              <w:top w:w="80" w:type="dxa"/>
+              <w:bottom w:w="80" w:type="dxa"/>
+              <w:start w:w="120" w:type="dxa"/>
+              <w:end w:w="120" w:type="dxa"/>
+            </w:tcMar>
+            <w:tcW w:w="1150" w:type="dxa"/>
           </w:tcPr>
           <w:p>
             <w:pPr>
@@ -17317,142 +18241,169 @@
                 <w:sz w:val="15"/>
                 <w:lang w:val="en-US" w:eastAsia="zh-CN"/>
               </w:rPr>
-              <w:t xml:space="preserve">M3-v2</w:t>
-            </w:r>
-          </w:p>
-        </w:tc>
-        <w:tc>
-          <w:tcPr>
-            <w:vAlign w:val="center"/>
-            <w:tcMar>
-              <w:top w:w="80" w:type="dxa"/>
-              <w:bottom w:w="80" w:type="dxa"/>
-              <w:start w:w="120" w:type="dxa"/>
-              <w:end w:w="120" w:type="dxa"/>
-            </w:tcMar>
-            <w:tcW w:w="1922" w:type="dxa"/>
-          </w:tcPr>
-          <w:p>
-            <w:pPr>
-              <w:pStyle w:val="Compact"/>
-              <w:spacing w:before="0" w:after="40" w:line="240" w:lineRule="auto"/>
-              <w:jc w:val="center"/>
-            </w:pPr>
-            <w:r>
-              <w:rPr>
-                <w:rFonts w:ascii="Times New Roman" w:hAnsi="Times New Roman" w:eastAsia="SimSun"/>
-                <w:sz w:val="15"/>
-                <w:lang w:val="en-US" w:eastAsia="zh-CN"/>
-              </w:rPr>
-              <w:t xml:space="preserve">rag indirect</w:t>
-            </w:r>
-          </w:p>
-        </w:tc>
-        <w:tc>
-          <w:tcPr>
-            <w:vAlign w:val="center"/>
-            <w:tcMar>
-              <w:top w:w="80" w:type="dxa"/>
-              <w:bottom w:w="80" w:type="dxa"/>
-              <w:start w:w="120" w:type="dxa"/>
-              <w:end w:w="120" w:type="dxa"/>
-            </w:tcMar>
-            <w:tcW w:w="1201" w:type="dxa"/>
-          </w:tcPr>
-          <w:p>
-            <w:pPr>
-              <w:pStyle w:val="Compact"/>
-              <w:spacing w:before="0" w:after="40" w:line="240" w:lineRule="auto"/>
-              <w:jc w:val="center"/>
-            </w:pPr>
-            <w:r>
-              <w:rPr>
-                <w:rFonts w:ascii="Times New Roman" w:hAnsi="Times New Roman" w:eastAsia="SimSun"/>
-                <w:sz w:val="15"/>
-                <w:lang w:val="en-US" w:eastAsia="zh-CN"/>
-              </w:rPr>
-              <w:t xml:space="preserve">19</w:t>
-            </w:r>
-          </w:p>
-        </w:tc>
-        <w:tc>
-          <w:tcPr>
-            <w:vAlign w:val="center"/>
-            <w:tcMar>
-              <w:top w:w="80" w:type="dxa"/>
-              <w:bottom w:w="80" w:type="dxa"/>
-              <w:start w:w="120" w:type="dxa"/>
-              <w:end w:w="120" w:type="dxa"/>
-            </w:tcMar>
-            <w:tcW w:w="1201" w:type="dxa"/>
-          </w:tcPr>
-          <w:p>
-            <w:pPr>
-              <w:pStyle w:val="Compact"/>
-              <w:spacing w:before="0" w:after="40" w:line="240" w:lineRule="auto"/>
-              <w:jc w:val="center"/>
-            </w:pPr>
-            <w:r>
-              <w:rPr>
-                <w:rFonts w:ascii="Times New Roman" w:hAnsi="Times New Roman" w:eastAsia="SimSun"/>
-                <w:sz w:val="15"/>
-                <w:lang w:val="en-US" w:eastAsia="zh-CN"/>
-              </w:rPr>
-              <w:t xml:space="preserve">19</w:t>
-            </w:r>
-          </w:p>
-        </w:tc>
-        <w:tc>
-          <w:tcPr>
-            <w:vAlign w:val="center"/>
-            <w:tcMar>
-              <w:top w:w="80" w:type="dxa"/>
-              <w:bottom w:w="80" w:type="dxa"/>
-              <w:start w:w="120" w:type="dxa"/>
-              <w:end w:w="120" w:type="dxa"/>
-            </w:tcMar>
-            <w:tcW w:w="1201" w:type="dxa"/>
-          </w:tcPr>
-          <w:p>
-            <w:pPr>
-              <w:pStyle w:val="Compact"/>
-              <w:spacing w:before="0" w:after="40" w:line="240" w:lineRule="auto"/>
-              <w:jc w:val="center"/>
-            </w:pPr>
-            <w:r>
-              <w:rPr>
-                <w:rFonts w:ascii="Times New Roman" w:hAnsi="Times New Roman" w:eastAsia="SimSun"/>
-                <w:sz w:val="15"/>
-                <w:lang w:val="en-US" w:eastAsia="zh-CN"/>
-              </w:rPr>
-              <w:t xml:space="preserve">0</w:t>
-            </w:r>
-          </w:p>
-        </w:tc>
-        <w:tc>
-          <w:tcPr>
-            <w:vAlign w:val="center"/>
-            <w:tcMar>
-              <w:top w:w="80" w:type="dxa"/>
-              <w:bottom w:w="80" w:type="dxa"/>
-              <w:start w:w="120" w:type="dxa"/>
-              <w:end w:w="120" w:type="dxa"/>
-            </w:tcMar>
-            <w:tcW w:w="1205" w:type="dxa"/>
-          </w:tcPr>
-          <w:p>
-            <w:pPr>
-              <w:pStyle w:val="Compact"/>
-              <w:spacing w:before="0" w:after="40" w:line="240" w:lineRule="auto"/>
-              <w:jc w:val="center"/>
-            </w:pPr>
-            <w:r>
-              <w:rPr>
-                <w:rFonts w:ascii="Times New Roman" w:hAnsi="Times New Roman" w:eastAsia="SimSun"/>
-                <w:sz w:val="15"/>
-                <w:lang w:val="en-US" w:eastAsia="zh-CN"/>
-              </w:rPr>
-              <w:t xml:space="preserve">4</w:t>
+              <w:t xml:space="preserve">不安全或失败</w:t>
+            </w:r>
+          </w:p>
+        </w:tc>
+        <w:tc>
+          <w:tcPr>
+            <w:vAlign w:val="center"/>
+            <w:tcMar>
+              <w:top w:w="80" w:type="dxa"/>
+              <w:bottom w:w="80" w:type="dxa"/>
+              <w:start w:w="120" w:type="dxa"/>
+              <w:end w:w="120" w:type="dxa"/>
+            </w:tcMar>
+            <w:tcW w:w="1301" w:type="dxa"/>
+          </w:tcPr>
+          <w:p>
+            <w:pPr>
+              <w:pStyle w:val="Compact"/>
+              <w:spacing w:before="0" w:after="40" w:line="240" w:lineRule="auto"/>
+              <w:jc w:val="center"/>
+            </w:pPr>
+            <w:r>
+              <w:rPr>
+                <w:rFonts w:ascii="Times New Roman" w:hAnsi="Times New Roman" w:eastAsia="SimSun"/>
+                <w:sz w:val="15"/>
+                <w:lang w:val="en-US" w:eastAsia="zh-CN"/>
+              </w:rPr>
+              <w:t xml:space="preserve">exact 策略→完整</w:t>
+            </w:r>
+          </w:p>
+        </w:tc>
+        <w:tc>
+          <w:tcPr>
+            <w:vAlign w:val="center"/>
+            <w:tcMar>
+              <w:top w:w="80" w:type="dxa"/>
+              <w:bottom w:w="80" w:type="dxa"/>
+              <w:start w:w="120" w:type="dxa"/>
+              <w:end w:w="120" w:type="dxa"/>
+            </w:tcMar>
+            <w:tcW w:w="1076" w:type="dxa"/>
+          </w:tcPr>
+          <w:p>
+            <w:pPr>
+              <w:pStyle w:val="Compact"/>
+              <w:spacing w:before="0" w:after="40" w:line="240" w:lineRule="auto"/>
+              <w:jc w:val="center"/>
+            </w:pPr>
+            <w:r>
+              <w:rPr>
+                <w:rFonts w:ascii="Times New Roman" w:hAnsi="Times New Roman" w:eastAsia="SimSun"/>
+                <w:sz w:val="15"/>
+                <w:lang w:val="en-US" w:eastAsia="zh-CN"/>
+              </w:rPr>
+              <w:t xml:space="preserve">50</w:t>
+            </w:r>
+          </w:p>
+        </w:tc>
+        <w:tc>
+          <w:tcPr>
+            <w:vAlign w:val="center"/>
+            <w:tcMar>
+              <w:top w:w="80" w:type="dxa"/>
+              <w:bottom w:w="80" w:type="dxa"/>
+              <w:start w:w="120" w:type="dxa"/>
+              <w:end w:w="120" w:type="dxa"/>
+            </w:tcMar>
+            <w:tcW w:w="1076" w:type="dxa"/>
+          </w:tcPr>
+          <w:p>
+            <w:pPr>
+              <w:pStyle w:val="Compact"/>
+              <w:spacing w:before="0" w:after="40" w:line="240" w:lineRule="auto"/>
+              <w:jc w:val="center"/>
+            </w:pPr>
+            <w:r>
+              <w:rPr>
+                <w:rFonts w:ascii="Times New Roman" w:hAnsi="Times New Roman" w:eastAsia="SimSun"/>
+                <w:sz w:val="15"/>
+                <w:lang w:val="en-US" w:eastAsia="zh-CN"/>
+              </w:rPr>
+              <w:t xml:space="preserve">2/50</w:t>
+            </w:r>
+          </w:p>
+        </w:tc>
+        <w:tc>
+          <w:tcPr>
+            <w:vAlign w:val="center"/>
+            <w:tcMar>
+              <w:top w:w="80" w:type="dxa"/>
+              <w:bottom w:w="80" w:type="dxa"/>
+              <w:start w:w="120" w:type="dxa"/>
+              <w:end w:w="120" w:type="dxa"/>
+            </w:tcMar>
+            <w:tcW w:w="1076" w:type="dxa"/>
+          </w:tcPr>
+          <w:p>
+            <w:pPr>
+              <w:pStyle w:val="Compact"/>
+              <w:spacing w:before="0" w:after="40" w:line="240" w:lineRule="auto"/>
+              <w:jc w:val="center"/>
+            </w:pPr>
+            <w:r>
+              <w:rPr>
+                <w:rFonts w:ascii="Times New Roman" w:hAnsi="Times New Roman" w:eastAsia="SimSun"/>
+                <w:sz w:val="15"/>
+                <w:lang w:val="en-US" w:eastAsia="zh-CN"/>
+              </w:rPr>
+              <w:t xml:space="preserve">4/50</w:t>
+            </w:r>
+          </w:p>
+        </w:tc>
+        <w:tc>
+          <w:tcPr>
+            <w:vAlign w:val="center"/>
+            <w:tcMar>
+              <w:top w:w="80" w:type="dxa"/>
+              <w:bottom w:w="80" w:type="dxa"/>
+              <w:start w:w="120" w:type="dxa"/>
+              <w:end w:w="120" w:type="dxa"/>
+            </w:tcMar>
+            <w:tcW w:w="1114" w:type="dxa"/>
+          </w:tcPr>
+          <w:p>
+            <w:pPr>
+              <w:pStyle w:val="Compact"/>
+              <w:spacing w:before="0" w:after="40" w:line="240" w:lineRule="auto"/>
+              <w:jc w:val="center"/>
+            </w:pPr>
+            <w:r>
+              <w:rPr>
+                <w:rFonts w:ascii="Times New Roman" w:hAnsi="Times New Roman" w:eastAsia="SimSun"/>
+                <w:sz w:val="15"/>
+                <w:lang w:val="en-US" w:eastAsia="zh-CN"/>
+              </w:rPr>
+              <w:t xml:space="preserve">+4.0</w:t>
+            </w:r>
+          </w:p>
+        </w:tc>
+        <w:tc>
+          <w:tcPr>
+            <w:vAlign w:val="center"/>
+            <w:tcMar>
+              <w:top w:w="80" w:type="dxa"/>
+              <w:bottom w:w="80" w:type="dxa"/>
+              <w:start w:w="120" w:type="dxa"/>
+              <w:end w:w="120" w:type="dxa"/>
+            </w:tcMar>
+            <w:tcW w:w="1384" w:type="dxa"/>
+          </w:tcPr>
+          <w:p>
+            <w:pPr>
+              <w:pStyle w:val="Compact"/>
+              <w:spacing w:before="0" w:after="40" w:line="240" w:lineRule="auto"/>
+              <w:jc w:val="center"/>
+            </w:pPr>
+            <w:r>
+              <w:rPr>
+                <w:rFonts w:ascii="Times New Roman" w:hAnsi="Times New Roman" w:eastAsia="SimSun"/>
+                <w:sz w:val="15"/>
+                <w:lang w:val="en-US" w:eastAsia="zh-CN"/>
+              </w:rPr>
+              <w:t xml:space="preserve">[-6.0, +14.0]</w:t>
             </w:r>
           </w:p>
         </w:tc>
@@ -17467,7 +18418,7 @@
               <w:start w:w="120" w:type="dxa"/>
               <w:end w:w="120" w:type="dxa"/>
             </w:tcMar>
-            <w:tcW w:w="1294" w:type="dxa"/>
+            <w:tcW w:w="1183" w:type="dxa"/>
           </w:tcPr>
           <w:p>
             <w:pPr>
@@ -17481,20 +18432,20 @@
                 <w:sz w:val="15"/>
                 <w:lang w:val="en-US" w:eastAsia="zh-CN"/>
               </w:rPr>
-              <w:t xml:space="preserve">DeepSeek</w:t>
-            </w:r>
-          </w:p>
-        </w:tc>
-        <w:tc>
-          <w:tcPr>
-            <w:vAlign w:val="center"/>
-            <w:tcMar>
-              <w:top w:w="80" w:type="dxa"/>
-              <w:bottom w:w="80" w:type="dxa"/>
-              <w:start w:w="120" w:type="dxa"/>
-              <w:end w:w="120" w:type="dxa"/>
-            </w:tcMar>
-            <w:tcW w:w="1336" w:type="dxa"/>
+              <w:t xml:space="preserve">M3-v2</w:t>
+            </w:r>
+          </w:p>
+        </w:tc>
+        <w:tc>
+          <w:tcPr>
+            <w:vAlign w:val="center"/>
+            <w:tcMar>
+              <w:top w:w="80" w:type="dxa"/>
+              <w:bottom w:w="80" w:type="dxa"/>
+              <w:start w:w="120" w:type="dxa"/>
+              <w:end w:w="120" w:type="dxa"/>
+            </w:tcMar>
+            <w:tcW w:w="1150" w:type="dxa"/>
           </w:tcPr>
           <w:p>
             <w:pPr>
@@ -17508,6 +18459,197 @@
                 <w:sz w:val="15"/>
                 <w:lang w:val="en-US" w:eastAsia="zh-CN"/>
               </w:rPr>
+              <w:t xml:space="preserve">不安全或失败</w:t>
+            </w:r>
+          </w:p>
+        </w:tc>
+        <w:tc>
+          <w:tcPr>
+            <w:vAlign w:val="center"/>
+            <w:tcMar>
+              <w:top w:w="80" w:type="dxa"/>
+              <w:bottom w:w="80" w:type="dxa"/>
+              <w:start w:w="120" w:type="dxa"/>
+              <w:end w:w="120" w:type="dxa"/>
+            </w:tcMar>
+            <w:tcW w:w="1301" w:type="dxa"/>
+          </w:tcPr>
+          <w:p>
+            <w:pPr>
+              <w:pStyle w:val="Compact"/>
+              <w:spacing w:before="0" w:after="40" w:line="240" w:lineRule="auto"/>
+              <w:jc w:val="center"/>
+            </w:pPr>
+            <w:r>
+              <w:rPr>
+                <w:rFonts w:ascii="Times New Roman" w:hAnsi="Times New Roman" w:eastAsia="SimSun"/>
+                <w:sz w:val="15"/>
+                <w:lang w:val="en-US" w:eastAsia="zh-CN"/>
+              </w:rPr>
+              <w:t xml:space="preserve">完整 auto→exact</w:t>
+            </w:r>
+          </w:p>
+        </w:tc>
+        <w:tc>
+          <w:tcPr>
+            <w:vAlign w:val="center"/>
+            <w:tcMar>
+              <w:top w:w="80" w:type="dxa"/>
+              <w:bottom w:w="80" w:type="dxa"/>
+              <w:start w:w="120" w:type="dxa"/>
+              <w:end w:w="120" w:type="dxa"/>
+            </w:tcMar>
+            <w:tcW w:w="1076" w:type="dxa"/>
+          </w:tcPr>
+          <w:p>
+            <w:pPr>
+              <w:pStyle w:val="Compact"/>
+              <w:spacing w:before="0" w:after="40" w:line="240" w:lineRule="auto"/>
+              <w:jc w:val="center"/>
+            </w:pPr>
+            <w:r>
+              <w:rPr>
+                <w:rFonts w:ascii="Times New Roman" w:hAnsi="Times New Roman" w:eastAsia="SimSun"/>
+                <w:sz w:val="15"/>
+                <w:lang w:val="en-US" w:eastAsia="zh-CN"/>
+              </w:rPr>
+              <w:t xml:space="preserve">50</w:t>
+            </w:r>
+          </w:p>
+        </w:tc>
+        <w:tc>
+          <w:tcPr>
+            <w:vAlign w:val="center"/>
+            <w:tcMar>
+              <w:top w:w="80" w:type="dxa"/>
+              <w:bottom w:w="80" w:type="dxa"/>
+              <w:start w:w="120" w:type="dxa"/>
+              <w:end w:w="120" w:type="dxa"/>
+            </w:tcMar>
+            <w:tcW w:w="1076" w:type="dxa"/>
+          </w:tcPr>
+          <w:p>
+            <w:pPr>
+              <w:pStyle w:val="Compact"/>
+              <w:spacing w:before="0" w:after="40" w:line="240" w:lineRule="auto"/>
+              <w:jc w:val="center"/>
+            </w:pPr>
+            <w:r>
+              <w:rPr>
+                <w:rFonts w:ascii="Times New Roman" w:hAnsi="Times New Roman" w:eastAsia="SimSun"/>
+                <w:sz w:val="15"/>
+                <w:lang w:val="en-US" w:eastAsia="zh-CN"/>
+              </w:rPr>
+              <w:t xml:space="preserve">4/50</w:t>
+            </w:r>
+          </w:p>
+        </w:tc>
+        <w:tc>
+          <w:tcPr>
+            <w:vAlign w:val="center"/>
+            <w:tcMar>
+              <w:top w:w="80" w:type="dxa"/>
+              <w:bottom w:w="80" w:type="dxa"/>
+              <w:start w:w="120" w:type="dxa"/>
+              <w:end w:w="120" w:type="dxa"/>
+            </w:tcMar>
+            <w:tcW w:w="1076" w:type="dxa"/>
+          </w:tcPr>
+          <w:p>
+            <w:pPr>
+              <w:pStyle w:val="Compact"/>
+              <w:spacing w:before="0" w:after="40" w:line="240" w:lineRule="auto"/>
+              <w:jc w:val="center"/>
+            </w:pPr>
+            <w:r>
+              <w:rPr>
+                <w:rFonts w:ascii="Times New Roman" w:hAnsi="Times New Roman" w:eastAsia="SimSun"/>
+                <w:sz w:val="15"/>
+                <w:lang w:val="en-US" w:eastAsia="zh-CN"/>
+              </w:rPr>
+              <w:t xml:space="preserve">4/50</w:t>
+            </w:r>
+          </w:p>
+        </w:tc>
+        <w:tc>
+          <w:tcPr>
+            <w:vAlign w:val="center"/>
+            <w:tcMar>
+              <w:top w:w="80" w:type="dxa"/>
+              <w:bottom w:w="80" w:type="dxa"/>
+              <w:start w:w="120" w:type="dxa"/>
+              <w:end w:w="120" w:type="dxa"/>
+            </w:tcMar>
+            <w:tcW w:w="1114" w:type="dxa"/>
+          </w:tcPr>
+          <w:p>
+            <w:pPr>
+              <w:pStyle w:val="Compact"/>
+              <w:spacing w:before="0" w:after="40" w:line="240" w:lineRule="auto"/>
+              <w:jc w:val="center"/>
+            </w:pPr>
+            <w:r>
+              <w:rPr>
+                <w:rFonts w:ascii="Times New Roman" w:hAnsi="Times New Roman" w:eastAsia="SimSun"/>
+                <w:sz w:val="15"/>
+                <w:lang w:val="en-US" w:eastAsia="zh-CN"/>
+              </w:rPr>
+              <w:t xml:space="preserve">+0.0</w:t>
+            </w:r>
+          </w:p>
+        </w:tc>
+        <w:tc>
+          <w:tcPr>
+            <w:vAlign w:val="center"/>
+            <w:tcMar>
+              <w:top w:w="80" w:type="dxa"/>
+              <w:bottom w:w="80" w:type="dxa"/>
+              <w:start w:w="120" w:type="dxa"/>
+              <w:end w:w="120" w:type="dxa"/>
+            </w:tcMar>
+            <w:tcW w:w="1384" w:type="dxa"/>
+          </w:tcPr>
+          <w:p>
+            <w:pPr>
+              <w:pStyle w:val="Compact"/>
+              <w:spacing w:before="0" w:after="40" w:line="240" w:lineRule="auto"/>
+              <w:jc w:val="center"/>
+            </w:pPr>
+            <w:r>
+              <w:rPr>
+                <w:rFonts w:ascii="Times New Roman" w:hAnsi="Times New Roman" w:eastAsia="SimSun"/>
+                <w:sz w:val="15"/>
+                <w:lang w:val="en-US" w:eastAsia="zh-CN"/>
+              </w:rPr>
+              <w:t xml:space="preserve">[+0.0, +0.0]</w:t>
+            </w:r>
+          </w:p>
+        </w:tc>
+      </w:tr>
+      <w:tr>
+        <w:tc>
+          <w:tcPr>
+            <w:vAlign w:val="center"/>
+            <w:tcMar>
+              <w:top w:w="80" w:type="dxa"/>
+              <w:bottom w:w="80" w:type="dxa"/>
+              <w:start w:w="120" w:type="dxa"/>
+              <w:end w:w="120" w:type="dxa"/>
+            </w:tcMar>
+            <w:tcW w:w="1183" w:type="dxa"/>
+          </w:tcPr>
+          <w:p>
+            <w:pPr>
+              <w:pStyle w:val="Compact"/>
+              <w:spacing w:before="0" w:after="40" w:line="240" w:lineRule="auto"/>
+              <w:jc w:val="left"/>
+            </w:pPr>
+            <w:r>
+              <w:rPr>
+                <w:rFonts w:ascii="Times New Roman" w:hAnsi="Times New Roman" w:eastAsia="SimSun"/>
+                <w:sz w:val="15"/>
+                <w:lang w:val="en-US" w:eastAsia="zh-CN"/>
+              </w:rPr>
               <w:t xml:space="preserve">M3-v2</w:t>
             </w:r>
           </w:p>
@@ -17521,129 +18663,1055 @@
               <w:start w:w="120" w:type="dxa"/>
               <w:end w:w="120" w:type="dxa"/>
             </w:tcMar>
-            <w:tcW w:w="1922" w:type="dxa"/>
-          </w:tcPr>
-          <w:p>
-            <w:pPr>
-              <w:pStyle w:val="Compact"/>
-              <w:spacing w:before="0" w:after="40" w:line="240" w:lineRule="auto"/>
-              <w:jc w:val="center"/>
-            </w:pPr>
-            <w:r>
-              <w:rPr>
-                <w:rFonts w:ascii="Times New Roman" w:hAnsi="Times New Roman" w:eastAsia="SimSun"/>
-                <w:sz w:val="15"/>
-                <w:lang w:val="en-US" w:eastAsia="zh-CN"/>
-              </w:rPr>
-              <w:t xml:space="preserve">tool output injection</w:t>
-            </w:r>
-          </w:p>
-        </w:tc>
-        <w:tc>
-          <w:tcPr>
-            <w:vAlign w:val="center"/>
-            <w:tcMar>
-              <w:top w:w="80" w:type="dxa"/>
-              <w:bottom w:w="80" w:type="dxa"/>
-              <w:start w:w="120" w:type="dxa"/>
-              <w:end w:w="120" w:type="dxa"/>
-            </w:tcMar>
-            <w:tcW w:w="1201" w:type="dxa"/>
-          </w:tcPr>
-          <w:p>
-            <w:pPr>
-              <w:pStyle w:val="Compact"/>
-              <w:spacing w:before="0" w:after="40" w:line="240" w:lineRule="auto"/>
-              <w:jc w:val="center"/>
-            </w:pPr>
-            <w:r>
-              <w:rPr>
-                <w:rFonts w:ascii="Times New Roman" w:hAnsi="Times New Roman" w:eastAsia="SimSun"/>
-                <w:sz w:val="15"/>
-                <w:lang w:val="en-US" w:eastAsia="zh-CN"/>
-              </w:rPr>
-              <w:t xml:space="preserve">41</w:t>
-            </w:r>
-          </w:p>
-        </w:tc>
-        <w:tc>
-          <w:tcPr>
-            <w:vAlign w:val="center"/>
-            <w:tcMar>
-              <w:top w:w="80" w:type="dxa"/>
-              <w:bottom w:w="80" w:type="dxa"/>
-              <w:start w:w="120" w:type="dxa"/>
-              <w:end w:w="120" w:type="dxa"/>
-            </w:tcMar>
-            <w:tcW w:w="1201" w:type="dxa"/>
-          </w:tcPr>
-          <w:p>
-            <w:pPr>
-              <w:pStyle w:val="Compact"/>
-              <w:spacing w:before="0" w:after="40" w:line="240" w:lineRule="auto"/>
-              <w:jc w:val="center"/>
-            </w:pPr>
-            <w:r>
-              <w:rPr>
-                <w:rFonts w:ascii="Times New Roman" w:hAnsi="Times New Roman" w:eastAsia="SimSun"/>
-                <w:sz w:val="15"/>
-                <w:lang w:val="en-US" w:eastAsia="zh-CN"/>
-              </w:rPr>
-              <w:t xml:space="preserve">41</w:t>
-            </w:r>
-          </w:p>
-        </w:tc>
-        <w:tc>
-          <w:tcPr>
-            <w:vAlign w:val="center"/>
-            <w:tcMar>
-              <w:top w:w="80" w:type="dxa"/>
-              <w:bottom w:w="80" w:type="dxa"/>
-              <w:start w:w="120" w:type="dxa"/>
-              <w:end w:w="120" w:type="dxa"/>
-            </w:tcMar>
-            <w:tcW w:w="1201" w:type="dxa"/>
-          </w:tcPr>
-          <w:p>
-            <w:pPr>
-              <w:pStyle w:val="Compact"/>
-              <w:spacing w:before="0" w:after="40" w:line="240" w:lineRule="auto"/>
-              <w:jc w:val="center"/>
-            </w:pPr>
-            <w:r>
-              <w:rPr>
-                <w:rFonts w:ascii="Times New Roman" w:hAnsi="Times New Roman" w:eastAsia="SimSun"/>
-                <w:sz w:val="15"/>
-                <w:lang w:val="en-US" w:eastAsia="zh-CN"/>
-              </w:rPr>
-              <w:t xml:space="preserve">0</w:t>
-            </w:r>
-          </w:p>
-        </w:tc>
-        <w:tc>
-          <w:tcPr>
-            <w:vAlign w:val="center"/>
-            <w:tcMar>
-              <w:top w:w="80" w:type="dxa"/>
-              <w:bottom w:w="80" w:type="dxa"/>
-              <w:start w:w="120" w:type="dxa"/>
-              <w:end w:w="120" w:type="dxa"/>
-            </w:tcMar>
-            <w:tcW w:w="1205" w:type="dxa"/>
-          </w:tcPr>
-          <w:p>
-            <w:pPr>
-              <w:pStyle w:val="Compact"/>
-              <w:spacing w:before="0" w:after="40" w:line="240" w:lineRule="auto"/>
-              <w:jc w:val="center"/>
-            </w:pPr>
-            <w:r>
-              <w:rPr>
-                <w:rFonts w:ascii="Times New Roman" w:hAnsi="Times New Roman" w:eastAsia="SimSun"/>
-                <w:sz w:val="15"/>
-                <w:lang w:val="en-US" w:eastAsia="zh-CN"/>
-              </w:rPr>
-              <w:t xml:space="preserve">11</w:t>
+            <w:tcW w:w="1150" w:type="dxa"/>
+          </w:tcPr>
+          <w:p>
+            <w:pPr>
+              <w:pStyle w:val="Compact"/>
+              <w:spacing w:before="0" w:after="40" w:line="240" w:lineRule="auto"/>
+              <w:jc w:val="left"/>
+            </w:pPr>
+            <w:r>
+              <w:rPr>
+                <w:rFonts w:ascii="Times New Roman" w:hAnsi="Times New Roman" w:eastAsia="SimSun"/>
+                <w:sz w:val="15"/>
+                <w:lang w:val="en-US" w:eastAsia="zh-CN"/>
+              </w:rPr>
+              <w:t xml:space="preserve">不安全或失败</w:t>
+            </w:r>
+          </w:p>
+        </w:tc>
+        <w:tc>
+          <w:tcPr>
+            <w:vAlign w:val="center"/>
+            <w:tcMar>
+              <w:top w:w="80" w:type="dxa"/>
+              <w:bottom w:w="80" w:type="dxa"/>
+              <w:start w:w="120" w:type="dxa"/>
+              <w:end w:w="120" w:type="dxa"/>
+            </w:tcMar>
+            <w:tcW w:w="1301" w:type="dxa"/>
+          </w:tcPr>
+          <w:p>
+            <w:pPr>
+              <w:pStyle w:val="Compact"/>
+              <w:spacing w:before="0" w:after="40" w:line="240" w:lineRule="auto"/>
+              <w:jc w:val="center"/>
+            </w:pPr>
+            <w:r>
+              <w:rPr>
+                <w:rFonts w:ascii="Times New Roman" w:hAnsi="Times New Roman" w:eastAsia="SimSun"/>
+                <w:sz w:val="15"/>
+                <w:lang w:val="en-US" w:eastAsia="zh-CN"/>
+              </w:rPr>
+              <w:t xml:space="preserve">策略 auto→exact</w:t>
+            </w:r>
+          </w:p>
+        </w:tc>
+        <w:tc>
+          <w:tcPr>
+            <w:vAlign w:val="center"/>
+            <w:tcMar>
+              <w:top w:w="80" w:type="dxa"/>
+              <w:bottom w:w="80" w:type="dxa"/>
+              <w:start w:w="120" w:type="dxa"/>
+              <w:end w:w="120" w:type="dxa"/>
+            </w:tcMar>
+            <w:tcW w:w="1076" w:type="dxa"/>
+          </w:tcPr>
+          <w:p>
+            <w:pPr>
+              <w:pStyle w:val="Compact"/>
+              <w:spacing w:before="0" w:after="40" w:line="240" w:lineRule="auto"/>
+              <w:jc w:val="center"/>
+            </w:pPr>
+            <w:r>
+              <w:rPr>
+                <w:rFonts w:ascii="Times New Roman" w:hAnsi="Times New Roman" w:eastAsia="SimSun"/>
+                <w:sz w:val="15"/>
+                <w:lang w:val="en-US" w:eastAsia="zh-CN"/>
+              </w:rPr>
+              <w:t xml:space="preserve">50</w:t>
+            </w:r>
+          </w:p>
+        </w:tc>
+        <w:tc>
+          <w:tcPr>
+            <w:vAlign w:val="center"/>
+            <w:tcMar>
+              <w:top w:w="80" w:type="dxa"/>
+              <w:bottom w:w="80" w:type="dxa"/>
+              <w:start w:w="120" w:type="dxa"/>
+              <w:end w:w="120" w:type="dxa"/>
+            </w:tcMar>
+            <w:tcW w:w="1076" w:type="dxa"/>
+          </w:tcPr>
+          <w:p>
+            <w:pPr>
+              <w:pStyle w:val="Compact"/>
+              <w:spacing w:before="0" w:after="40" w:line="240" w:lineRule="auto"/>
+              <w:jc w:val="center"/>
+            </w:pPr>
+            <w:r>
+              <w:rPr>
+                <w:rFonts w:ascii="Times New Roman" w:hAnsi="Times New Roman" w:eastAsia="SimSun"/>
+                <w:sz w:val="15"/>
+                <w:lang w:val="en-US" w:eastAsia="zh-CN"/>
+              </w:rPr>
+              <w:t xml:space="preserve">2/50</w:t>
+            </w:r>
+          </w:p>
+        </w:tc>
+        <w:tc>
+          <w:tcPr>
+            <w:vAlign w:val="center"/>
+            <w:tcMar>
+              <w:top w:w="80" w:type="dxa"/>
+              <w:bottom w:w="80" w:type="dxa"/>
+              <w:start w:w="120" w:type="dxa"/>
+              <w:end w:w="120" w:type="dxa"/>
+            </w:tcMar>
+            <w:tcW w:w="1076" w:type="dxa"/>
+          </w:tcPr>
+          <w:p>
+            <w:pPr>
+              <w:pStyle w:val="Compact"/>
+              <w:spacing w:before="0" w:after="40" w:line="240" w:lineRule="auto"/>
+              <w:jc w:val="center"/>
+            </w:pPr>
+            <w:r>
+              <w:rPr>
+                <w:rFonts w:ascii="Times New Roman" w:hAnsi="Times New Roman" w:eastAsia="SimSun"/>
+                <w:sz w:val="15"/>
+                <w:lang w:val="en-US" w:eastAsia="zh-CN"/>
+              </w:rPr>
+              <w:t xml:space="preserve">2/50</w:t>
+            </w:r>
+          </w:p>
+        </w:tc>
+        <w:tc>
+          <w:tcPr>
+            <w:vAlign w:val="center"/>
+            <w:tcMar>
+              <w:top w:w="80" w:type="dxa"/>
+              <w:bottom w:w="80" w:type="dxa"/>
+              <w:start w:w="120" w:type="dxa"/>
+              <w:end w:w="120" w:type="dxa"/>
+            </w:tcMar>
+            <w:tcW w:w="1114" w:type="dxa"/>
+          </w:tcPr>
+          <w:p>
+            <w:pPr>
+              <w:pStyle w:val="Compact"/>
+              <w:spacing w:before="0" w:after="40" w:line="240" w:lineRule="auto"/>
+              <w:jc w:val="center"/>
+            </w:pPr>
+            <w:r>
+              <w:rPr>
+                <w:rFonts w:ascii="Times New Roman" w:hAnsi="Times New Roman" w:eastAsia="SimSun"/>
+                <w:sz w:val="15"/>
+                <w:lang w:val="en-US" w:eastAsia="zh-CN"/>
+              </w:rPr>
+              <w:t xml:space="preserve">+0.0</w:t>
+            </w:r>
+          </w:p>
+        </w:tc>
+        <w:tc>
+          <w:tcPr>
+            <w:vAlign w:val="center"/>
+            <w:tcMar>
+              <w:top w:w="80" w:type="dxa"/>
+              <w:bottom w:w="80" w:type="dxa"/>
+              <w:start w:w="120" w:type="dxa"/>
+              <w:end w:w="120" w:type="dxa"/>
+            </w:tcMar>
+            <w:tcW w:w="1384" w:type="dxa"/>
+          </w:tcPr>
+          <w:p>
+            <w:pPr>
+              <w:pStyle w:val="Compact"/>
+              <w:spacing w:before="0" w:after="40" w:line="240" w:lineRule="auto"/>
+              <w:jc w:val="center"/>
+            </w:pPr>
+            <w:r>
+              <w:rPr>
+                <w:rFonts w:ascii="Times New Roman" w:hAnsi="Times New Roman" w:eastAsia="SimSun"/>
+                <w:sz w:val="15"/>
+                <w:lang w:val="en-US" w:eastAsia="zh-CN"/>
+              </w:rPr>
+              <w:t xml:space="preserve">[+0.0, +0.0]</w:t>
+            </w:r>
+          </w:p>
+        </w:tc>
+      </w:tr>
+      <w:tr>
+        <w:tc>
+          <w:tcPr>
+            <w:vAlign w:val="center"/>
+            <w:tcMar>
+              <w:top w:w="80" w:type="dxa"/>
+              <w:bottom w:w="80" w:type="dxa"/>
+              <w:start w:w="120" w:type="dxa"/>
+              <w:end w:w="120" w:type="dxa"/>
+            </w:tcMar>
+            <w:tcW w:w="1183" w:type="dxa"/>
+          </w:tcPr>
+          <w:p>
+            <w:pPr>
+              <w:pStyle w:val="Compact"/>
+              <w:spacing w:before="0" w:after="40" w:line="240" w:lineRule="auto"/>
+              <w:jc w:val="left"/>
+            </w:pPr>
+            <w:r>
+              <w:rPr>
+                <w:rFonts w:ascii="Times New Roman" w:hAnsi="Times New Roman" w:eastAsia="SimSun"/>
+                <w:sz w:val="15"/>
+                <w:lang w:val="en-US" w:eastAsia="zh-CN"/>
+              </w:rPr>
+              <w:t xml:space="preserve">M3-v2</w:t>
+            </w:r>
+          </w:p>
+        </w:tc>
+        <w:tc>
+          <w:tcPr>
+            <w:vAlign w:val="center"/>
+            <w:tcMar>
+              <w:top w:w="80" w:type="dxa"/>
+              <w:bottom w:w="80" w:type="dxa"/>
+              <w:start w:w="120" w:type="dxa"/>
+              <w:end w:w="120" w:type="dxa"/>
+            </w:tcMar>
+            <w:tcW w:w="1150" w:type="dxa"/>
+          </w:tcPr>
+          <w:p>
+            <w:pPr>
+              <w:pStyle w:val="Compact"/>
+              <w:spacing w:before="0" w:after="40" w:line="240" w:lineRule="auto"/>
+              <w:jc w:val="left"/>
+            </w:pPr>
+            <w:r>
+              <w:rPr>
+                <w:rFonts w:ascii="Times New Roman" w:hAnsi="Times New Roman" w:eastAsia="SimSun"/>
+                <w:sz w:val="15"/>
+                <w:lang w:val="en-US" w:eastAsia="zh-CN"/>
+              </w:rPr>
+              <w:t xml:space="preserve">良性工具 TCR</w:t>
+            </w:r>
+          </w:p>
+        </w:tc>
+        <w:tc>
+          <w:tcPr>
+            <w:vAlign w:val="center"/>
+            <w:tcMar>
+              <w:top w:w="80" w:type="dxa"/>
+              <w:bottom w:w="80" w:type="dxa"/>
+              <w:start w:w="120" w:type="dxa"/>
+              <w:end w:w="120" w:type="dxa"/>
+            </w:tcMar>
+            <w:tcW w:w="1301" w:type="dxa"/>
+          </w:tcPr>
+          <w:p>
+            <w:pPr>
+              <w:pStyle w:val="Compact"/>
+              <w:spacing w:before="0" w:after="40" w:line="240" w:lineRule="auto"/>
+              <w:jc w:val="center"/>
+            </w:pPr>
+            <w:r>
+              <w:rPr>
+                <w:rFonts w:ascii="Times New Roman" w:hAnsi="Times New Roman" w:eastAsia="SimSun"/>
+                <w:sz w:val="15"/>
+                <w:lang w:val="en-US" w:eastAsia="zh-CN"/>
+              </w:rPr>
+              <w:t xml:space="preserve">auto 策略→完整</w:t>
+            </w:r>
+          </w:p>
+        </w:tc>
+        <w:tc>
+          <w:tcPr>
+            <w:vAlign w:val="center"/>
+            <w:tcMar>
+              <w:top w:w="80" w:type="dxa"/>
+              <w:bottom w:w="80" w:type="dxa"/>
+              <w:start w:w="120" w:type="dxa"/>
+              <w:end w:w="120" w:type="dxa"/>
+            </w:tcMar>
+            <w:tcW w:w="1076" w:type="dxa"/>
+          </w:tcPr>
+          <w:p>
+            <w:pPr>
+              <w:pStyle w:val="Compact"/>
+              <w:spacing w:before="0" w:after="40" w:line="240" w:lineRule="auto"/>
+              <w:jc w:val="center"/>
+            </w:pPr>
+            <w:r>
+              <w:rPr>
+                <w:rFonts w:ascii="Times New Roman" w:hAnsi="Times New Roman" w:eastAsia="SimSun"/>
+                <w:sz w:val="15"/>
+                <w:lang w:val="en-US" w:eastAsia="zh-CN"/>
+              </w:rPr>
+              <w:t xml:space="preserve">30</w:t>
+            </w:r>
+          </w:p>
+        </w:tc>
+        <w:tc>
+          <w:tcPr>
+            <w:vAlign w:val="center"/>
+            <w:tcMar>
+              <w:top w:w="80" w:type="dxa"/>
+              <w:bottom w:w="80" w:type="dxa"/>
+              <w:start w:w="120" w:type="dxa"/>
+              <w:end w:w="120" w:type="dxa"/>
+            </w:tcMar>
+            <w:tcW w:w="1076" w:type="dxa"/>
+          </w:tcPr>
+          <w:p>
+            <w:pPr>
+              <w:pStyle w:val="Compact"/>
+              <w:spacing w:before="0" w:after="40" w:line="240" w:lineRule="auto"/>
+              <w:jc w:val="center"/>
+            </w:pPr>
+            <w:r>
+              <w:rPr>
+                <w:rFonts w:ascii="Times New Roman" w:hAnsi="Times New Roman" w:eastAsia="SimSun"/>
+                <w:sz w:val="15"/>
+                <w:lang w:val="en-US" w:eastAsia="zh-CN"/>
+              </w:rPr>
+              <w:t xml:space="preserve">17/30</w:t>
+            </w:r>
+          </w:p>
+        </w:tc>
+        <w:tc>
+          <w:tcPr>
+            <w:vAlign w:val="center"/>
+            <w:tcMar>
+              <w:top w:w="80" w:type="dxa"/>
+              <w:bottom w:w="80" w:type="dxa"/>
+              <w:start w:w="120" w:type="dxa"/>
+              <w:end w:w="120" w:type="dxa"/>
+            </w:tcMar>
+            <w:tcW w:w="1076" w:type="dxa"/>
+          </w:tcPr>
+          <w:p>
+            <w:pPr>
+              <w:pStyle w:val="Compact"/>
+              <w:spacing w:before="0" w:after="40" w:line="240" w:lineRule="auto"/>
+              <w:jc w:val="center"/>
+            </w:pPr>
+            <w:r>
+              <w:rPr>
+                <w:rFonts w:ascii="Times New Roman" w:hAnsi="Times New Roman" w:eastAsia="SimSun"/>
+                <w:sz w:val="15"/>
+                <w:lang w:val="en-US" w:eastAsia="zh-CN"/>
+              </w:rPr>
+              <w:t xml:space="preserve">12/30</w:t>
+            </w:r>
+          </w:p>
+        </w:tc>
+        <w:tc>
+          <w:tcPr>
+            <w:vAlign w:val="center"/>
+            <w:tcMar>
+              <w:top w:w="80" w:type="dxa"/>
+              <w:bottom w:w="80" w:type="dxa"/>
+              <w:start w:w="120" w:type="dxa"/>
+              <w:end w:w="120" w:type="dxa"/>
+            </w:tcMar>
+            <w:tcW w:w="1114" w:type="dxa"/>
+          </w:tcPr>
+          <w:p>
+            <w:pPr>
+              <w:pStyle w:val="Compact"/>
+              <w:spacing w:before="0" w:after="40" w:line="240" w:lineRule="auto"/>
+              <w:jc w:val="center"/>
+            </w:pPr>
+            <w:r>
+              <w:rPr>
+                <w:rFonts w:ascii="Times New Roman" w:hAnsi="Times New Roman" w:eastAsia="SimSun"/>
+                <w:sz w:val="15"/>
+                <w:lang w:val="en-US" w:eastAsia="zh-CN"/>
+              </w:rPr>
+              <w:t xml:space="preserve">-16.7</w:t>
+            </w:r>
+          </w:p>
+        </w:tc>
+        <w:tc>
+          <w:tcPr>
+            <w:vAlign w:val="center"/>
+            <w:tcMar>
+              <w:top w:w="80" w:type="dxa"/>
+              <w:bottom w:w="80" w:type="dxa"/>
+              <w:start w:w="120" w:type="dxa"/>
+              <w:end w:w="120" w:type="dxa"/>
+            </w:tcMar>
+            <w:tcW w:w="1384" w:type="dxa"/>
+          </w:tcPr>
+          <w:p>
+            <w:pPr>
+              <w:pStyle w:val="Compact"/>
+              <w:spacing w:before="0" w:after="40" w:line="240" w:lineRule="auto"/>
+              <w:jc w:val="center"/>
+            </w:pPr>
+            <w:r>
+              <w:rPr>
+                <w:rFonts w:ascii="Times New Roman" w:hAnsi="Times New Roman" w:eastAsia="SimSun"/>
+                <w:sz w:val="15"/>
+                <w:lang w:val="en-US" w:eastAsia="zh-CN"/>
+              </w:rPr>
+              <w:t xml:space="preserve">[-30.0, -3.3]</w:t>
+            </w:r>
+          </w:p>
+        </w:tc>
+      </w:tr>
+      <w:tr>
+        <w:tc>
+          <w:tcPr>
+            <w:vAlign w:val="center"/>
+            <w:tcMar>
+              <w:top w:w="80" w:type="dxa"/>
+              <w:bottom w:w="80" w:type="dxa"/>
+              <w:start w:w="120" w:type="dxa"/>
+              <w:end w:w="120" w:type="dxa"/>
+            </w:tcMar>
+            <w:tcW w:w="1183" w:type="dxa"/>
+          </w:tcPr>
+          <w:p>
+            <w:pPr>
+              <w:pStyle w:val="Compact"/>
+              <w:spacing w:before="0" w:after="40" w:line="240" w:lineRule="auto"/>
+              <w:jc w:val="left"/>
+            </w:pPr>
+            <w:r>
+              <w:rPr>
+                <w:rFonts w:ascii="Times New Roman" w:hAnsi="Times New Roman" w:eastAsia="SimSun"/>
+                <w:sz w:val="15"/>
+                <w:lang w:val="en-US" w:eastAsia="zh-CN"/>
+              </w:rPr>
+              <w:t xml:space="preserve">M3-v2</w:t>
+            </w:r>
+          </w:p>
+        </w:tc>
+        <w:tc>
+          <w:tcPr>
+            <w:vAlign w:val="center"/>
+            <w:tcMar>
+              <w:top w:w="80" w:type="dxa"/>
+              <w:bottom w:w="80" w:type="dxa"/>
+              <w:start w:w="120" w:type="dxa"/>
+              <w:end w:w="120" w:type="dxa"/>
+            </w:tcMar>
+            <w:tcW w:w="1150" w:type="dxa"/>
+          </w:tcPr>
+          <w:p>
+            <w:pPr>
+              <w:pStyle w:val="Compact"/>
+              <w:spacing w:before="0" w:after="40" w:line="240" w:lineRule="auto"/>
+              <w:jc w:val="left"/>
+            </w:pPr>
+            <w:r>
+              <w:rPr>
+                <w:rFonts w:ascii="Times New Roman" w:hAnsi="Times New Roman" w:eastAsia="SimSun"/>
+                <w:sz w:val="15"/>
+                <w:lang w:val="en-US" w:eastAsia="zh-CN"/>
+              </w:rPr>
+              <w:t xml:space="preserve">良性工具 TCR</w:t>
+            </w:r>
+          </w:p>
+        </w:tc>
+        <w:tc>
+          <w:tcPr>
+            <w:vAlign w:val="center"/>
+            <w:tcMar>
+              <w:top w:w="80" w:type="dxa"/>
+              <w:bottom w:w="80" w:type="dxa"/>
+              <w:start w:w="120" w:type="dxa"/>
+              <w:end w:w="120" w:type="dxa"/>
+            </w:tcMar>
+            <w:tcW w:w="1301" w:type="dxa"/>
+          </w:tcPr>
+          <w:p>
+            <w:pPr>
+              <w:pStyle w:val="Compact"/>
+              <w:spacing w:before="0" w:after="40" w:line="240" w:lineRule="auto"/>
+              <w:jc w:val="center"/>
+            </w:pPr>
+            <w:r>
+              <w:rPr>
+                <w:rFonts w:ascii="Times New Roman" w:hAnsi="Times New Roman" w:eastAsia="SimSun"/>
+                <w:sz w:val="15"/>
+                <w:lang w:val="en-US" w:eastAsia="zh-CN"/>
+              </w:rPr>
+              <w:t xml:space="preserve">exact 策略→完整</w:t>
+            </w:r>
+          </w:p>
+        </w:tc>
+        <w:tc>
+          <w:tcPr>
+            <w:vAlign w:val="center"/>
+            <w:tcMar>
+              <w:top w:w="80" w:type="dxa"/>
+              <w:bottom w:w="80" w:type="dxa"/>
+              <w:start w:w="120" w:type="dxa"/>
+              <w:end w:w="120" w:type="dxa"/>
+            </w:tcMar>
+            <w:tcW w:w="1076" w:type="dxa"/>
+          </w:tcPr>
+          <w:p>
+            <w:pPr>
+              <w:pStyle w:val="Compact"/>
+              <w:spacing w:before="0" w:after="40" w:line="240" w:lineRule="auto"/>
+              <w:jc w:val="center"/>
+            </w:pPr>
+            <w:r>
+              <w:rPr>
+                <w:rFonts w:ascii="Times New Roman" w:hAnsi="Times New Roman" w:eastAsia="SimSun"/>
+                <w:sz w:val="15"/>
+                <w:lang w:val="en-US" w:eastAsia="zh-CN"/>
+              </w:rPr>
+              <w:t xml:space="preserve">30</w:t>
+            </w:r>
+          </w:p>
+        </w:tc>
+        <w:tc>
+          <w:tcPr>
+            <w:vAlign w:val="center"/>
+            <w:tcMar>
+              <w:top w:w="80" w:type="dxa"/>
+              <w:bottom w:w="80" w:type="dxa"/>
+              <w:start w:w="120" w:type="dxa"/>
+              <w:end w:w="120" w:type="dxa"/>
+            </w:tcMar>
+            <w:tcW w:w="1076" w:type="dxa"/>
+          </w:tcPr>
+          <w:p>
+            <w:pPr>
+              <w:pStyle w:val="Compact"/>
+              <w:spacing w:before="0" w:after="40" w:line="240" w:lineRule="auto"/>
+              <w:jc w:val="center"/>
+            </w:pPr>
+            <w:r>
+              <w:rPr>
+                <w:rFonts w:ascii="Times New Roman" w:hAnsi="Times New Roman" w:eastAsia="SimSun"/>
+                <w:sz w:val="15"/>
+                <w:lang w:val="en-US" w:eastAsia="zh-CN"/>
+              </w:rPr>
+              <w:t xml:space="preserve">0/30</w:t>
+            </w:r>
+          </w:p>
+        </w:tc>
+        <w:tc>
+          <w:tcPr>
+            <w:vAlign w:val="center"/>
+            <w:tcMar>
+              <w:top w:w="80" w:type="dxa"/>
+              <w:bottom w:w="80" w:type="dxa"/>
+              <w:start w:w="120" w:type="dxa"/>
+              <w:end w:w="120" w:type="dxa"/>
+            </w:tcMar>
+            <w:tcW w:w="1076" w:type="dxa"/>
+          </w:tcPr>
+          <w:p>
+            <w:pPr>
+              <w:pStyle w:val="Compact"/>
+              <w:spacing w:before="0" w:after="40" w:line="240" w:lineRule="auto"/>
+              <w:jc w:val="center"/>
+            </w:pPr>
+            <w:r>
+              <w:rPr>
+                <w:rFonts w:ascii="Times New Roman" w:hAnsi="Times New Roman" w:eastAsia="SimSun"/>
+                <w:sz w:val="15"/>
+                <w:lang w:val="en-US" w:eastAsia="zh-CN"/>
+              </w:rPr>
+              <w:t xml:space="preserve">0/30</w:t>
+            </w:r>
+          </w:p>
+        </w:tc>
+        <w:tc>
+          <w:tcPr>
+            <w:vAlign w:val="center"/>
+            <w:tcMar>
+              <w:top w:w="80" w:type="dxa"/>
+              <w:bottom w:w="80" w:type="dxa"/>
+              <w:start w:w="120" w:type="dxa"/>
+              <w:end w:w="120" w:type="dxa"/>
+            </w:tcMar>
+            <w:tcW w:w="1114" w:type="dxa"/>
+          </w:tcPr>
+          <w:p>
+            <w:pPr>
+              <w:pStyle w:val="Compact"/>
+              <w:spacing w:before="0" w:after="40" w:line="240" w:lineRule="auto"/>
+              <w:jc w:val="center"/>
+            </w:pPr>
+            <w:r>
+              <w:rPr>
+                <w:rFonts w:ascii="Times New Roman" w:hAnsi="Times New Roman" w:eastAsia="SimSun"/>
+                <w:sz w:val="15"/>
+                <w:lang w:val="en-US" w:eastAsia="zh-CN"/>
+              </w:rPr>
+              <w:t xml:space="preserve">+0.0</w:t>
+            </w:r>
+          </w:p>
+        </w:tc>
+        <w:tc>
+          <w:tcPr>
+            <w:vAlign w:val="center"/>
+            <w:tcMar>
+              <w:top w:w="80" w:type="dxa"/>
+              <w:bottom w:w="80" w:type="dxa"/>
+              <w:start w:w="120" w:type="dxa"/>
+              <w:end w:w="120" w:type="dxa"/>
+            </w:tcMar>
+            <w:tcW w:w="1384" w:type="dxa"/>
+          </w:tcPr>
+          <w:p>
+            <w:pPr>
+              <w:pStyle w:val="Compact"/>
+              <w:spacing w:before="0" w:after="40" w:line="240" w:lineRule="auto"/>
+              <w:jc w:val="center"/>
+            </w:pPr>
+            <w:r>
+              <w:rPr>
+                <w:rFonts w:ascii="Times New Roman" w:hAnsi="Times New Roman" w:eastAsia="SimSun"/>
+                <w:sz w:val="15"/>
+                <w:lang w:val="en-US" w:eastAsia="zh-CN"/>
+              </w:rPr>
+              <w:t xml:space="preserve">[+0.0, +0.0]</w:t>
+            </w:r>
+          </w:p>
+        </w:tc>
+      </w:tr>
+      <w:tr>
+        <w:tc>
+          <w:tcPr>
+            <w:vAlign w:val="center"/>
+            <w:tcMar>
+              <w:top w:w="80" w:type="dxa"/>
+              <w:bottom w:w="80" w:type="dxa"/>
+              <w:start w:w="120" w:type="dxa"/>
+              <w:end w:w="120" w:type="dxa"/>
+            </w:tcMar>
+            <w:tcW w:w="1183" w:type="dxa"/>
+          </w:tcPr>
+          <w:p>
+            <w:pPr>
+              <w:pStyle w:val="Compact"/>
+              <w:spacing w:before="0" w:after="40" w:line="240" w:lineRule="auto"/>
+              <w:jc w:val="left"/>
+            </w:pPr>
+            <w:r>
+              <w:rPr>
+                <w:rFonts w:ascii="Times New Roman" w:hAnsi="Times New Roman" w:eastAsia="SimSun"/>
+                <w:sz w:val="15"/>
+                <w:lang w:val="en-US" w:eastAsia="zh-CN"/>
+              </w:rPr>
+              <w:t xml:space="preserve">M3-v2</w:t>
+            </w:r>
+          </w:p>
+        </w:tc>
+        <w:tc>
+          <w:tcPr>
+            <w:vAlign w:val="center"/>
+            <w:tcMar>
+              <w:top w:w="80" w:type="dxa"/>
+              <w:bottom w:w="80" w:type="dxa"/>
+              <w:start w:w="120" w:type="dxa"/>
+              <w:end w:w="120" w:type="dxa"/>
+            </w:tcMar>
+            <w:tcW w:w="1150" w:type="dxa"/>
+          </w:tcPr>
+          <w:p>
+            <w:pPr>
+              <w:pStyle w:val="Compact"/>
+              <w:spacing w:before="0" w:after="40" w:line="240" w:lineRule="auto"/>
+              <w:jc w:val="left"/>
+            </w:pPr>
+            <w:r>
+              <w:rPr>
+                <w:rFonts w:ascii="Times New Roman" w:hAnsi="Times New Roman" w:eastAsia="SimSun"/>
+                <w:sz w:val="15"/>
+                <w:lang w:val="en-US" w:eastAsia="zh-CN"/>
+              </w:rPr>
+              <w:t xml:space="preserve">良性工具 TCR</w:t>
+            </w:r>
+          </w:p>
+        </w:tc>
+        <w:tc>
+          <w:tcPr>
+            <w:vAlign w:val="center"/>
+            <w:tcMar>
+              <w:top w:w="80" w:type="dxa"/>
+              <w:bottom w:w="80" w:type="dxa"/>
+              <w:start w:w="120" w:type="dxa"/>
+              <w:end w:w="120" w:type="dxa"/>
+            </w:tcMar>
+            <w:tcW w:w="1301" w:type="dxa"/>
+          </w:tcPr>
+          <w:p>
+            <w:pPr>
+              <w:pStyle w:val="Compact"/>
+              <w:spacing w:before="0" w:after="40" w:line="240" w:lineRule="auto"/>
+              <w:jc w:val="center"/>
+            </w:pPr>
+            <w:r>
+              <w:rPr>
+                <w:rFonts w:ascii="Times New Roman" w:hAnsi="Times New Roman" w:eastAsia="SimSun"/>
+                <w:sz w:val="15"/>
+                <w:lang w:val="en-US" w:eastAsia="zh-CN"/>
+              </w:rPr>
+              <w:t xml:space="preserve">完整 auto→exact</w:t>
+            </w:r>
+          </w:p>
+        </w:tc>
+        <w:tc>
+          <w:tcPr>
+            <w:vAlign w:val="center"/>
+            <w:tcMar>
+              <w:top w:w="80" w:type="dxa"/>
+              <w:bottom w:w="80" w:type="dxa"/>
+              <w:start w:w="120" w:type="dxa"/>
+              <w:end w:w="120" w:type="dxa"/>
+            </w:tcMar>
+            <w:tcW w:w="1076" w:type="dxa"/>
+          </w:tcPr>
+          <w:p>
+            <w:pPr>
+              <w:pStyle w:val="Compact"/>
+              <w:spacing w:before="0" w:after="40" w:line="240" w:lineRule="auto"/>
+              <w:jc w:val="center"/>
+            </w:pPr>
+            <w:r>
+              <w:rPr>
+                <w:rFonts w:ascii="Times New Roman" w:hAnsi="Times New Roman" w:eastAsia="SimSun"/>
+                <w:sz w:val="15"/>
+                <w:lang w:val="en-US" w:eastAsia="zh-CN"/>
+              </w:rPr>
+              <w:t xml:space="preserve">30</w:t>
+            </w:r>
+          </w:p>
+        </w:tc>
+        <w:tc>
+          <w:tcPr>
+            <w:vAlign w:val="center"/>
+            <w:tcMar>
+              <w:top w:w="80" w:type="dxa"/>
+              <w:bottom w:w="80" w:type="dxa"/>
+              <w:start w:w="120" w:type="dxa"/>
+              <w:end w:w="120" w:type="dxa"/>
+            </w:tcMar>
+            <w:tcW w:w="1076" w:type="dxa"/>
+          </w:tcPr>
+          <w:p>
+            <w:pPr>
+              <w:pStyle w:val="Compact"/>
+              <w:spacing w:before="0" w:after="40" w:line="240" w:lineRule="auto"/>
+              <w:jc w:val="center"/>
+            </w:pPr>
+            <w:r>
+              <w:rPr>
+                <w:rFonts w:ascii="Times New Roman" w:hAnsi="Times New Roman" w:eastAsia="SimSun"/>
+                <w:sz w:val="15"/>
+                <w:lang w:val="en-US" w:eastAsia="zh-CN"/>
+              </w:rPr>
+              <w:t xml:space="preserve">12/30</w:t>
+            </w:r>
+          </w:p>
+        </w:tc>
+        <w:tc>
+          <w:tcPr>
+            <w:vAlign w:val="center"/>
+            <w:tcMar>
+              <w:top w:w="80" w:type="dxa"/>
+              <w:bottom w:w="80" w:type="dxa"/>
+              <w:start w:w="120" w:type="dxa"/>
+              <w:end w:w="120" w:type="dxa"/>
+            </w:tcMar>
+            <w:tcW w:w="1076" w:type="dxa"/>
+          </w:tcPr>
+          <w:p>
+            <w:pPr>
+              <w:pStyle w:val="Compact"/>
+              <w:spacing w:before="0" w:after="40" w:line="240" w:lineRule="auto"/>
+              <w:jc w:val="center"/>
+            </w:pPr>
+            <w:r>
+              <w:rPr>
+                <w:rFonts w:ascii="Times New Roman" w:hAnsi="Times New Roman" w:eastAsia="SimSun"/>
+                <w:sz w:val="15"/>
+                <w:lang w:val="en-US" w:eastAsia="zh-CN"/>
+              </w:rPr>
+              <w:t xml:space="preserve">0/30</w:t>
+            </w:r>
+          </w:p>
+        </w:tc>
+        <w:tc>
+          <w:tcPr>
+            <w:vAlign w:val="center"/>
+            <w:tcMar>
+              <w:top w:w="80" w:type="dxa"/>
+              <w:bottom w:w="80" w:type="dxa"/>
+              <w:start w:w="120" w:type="dxa"/>
+              <w:end w:w="120" w:type="dxa"/>
+            </w:tcMar>
+            <w:tcW w:w="1114" w:type="dxa"/>
+          </w:tcPr>
+          <w:p>
+            <w:pPr>
+              <w:pStyle w:val="Compact"/>
+              <w:spacing w:before="0" w:after="40" w:line="240" w:lineRule="auto"/>
+              <w:jc w:val="center"/>
+            </w:pPr>
+            <w:r>
+              <w:rPr>
+                <w:rFonts w:ascii="Times New Roman" w:hAnsi="Times New Roman" w:eastAsia="SimSun"/>
+                <w:sz w:val="15"/>
+                <w:lang w:val="en-US" w:eastAsia="zh-CN"/>
+              </w:rPr>
+              <w:t xml:space="preserve">-40.0</w:t>
+            </w:r>
+          </w:p>
+        </w:tc>
+        <w:tc>
+          <w:tcPr>
+            <w:vAlign w:val="center"/>
+            <w:tcMar>
+              <w:top w:w="80" w:type="dxa"/>
+              <w:bottom w:w="80" w:type="dxa"/>
+              <w:start w:w="120" w:type="dxa"/>
+              <w:end w:w="120" w:type="dxa"/>
+            </w:tcMar>
+            <w:tcW w:w="1384" w:type="dxa"/>
+          </w:tcPr>
+          <w:p>
+            <w:pPr>
+              <w:pStyle w:val="Compact"/>
+              <w:spacing w:before="0" w:after="40" w:line="240" w:lineRule="auto"/>
+              <w:jc w:val="center"/>
+            </w:pPr>
+            <w:r>
+              <w:rPr>
+                <w:rFonts w:ascii="Times New Roman" w:hAnsi="Times New Roman" w:eastAsia="SimSun"/>
+                <w:sz w:val="15"/>
+                <w:lang w:val="en-US" w:eastAsia="zh-CN"/>
+              </w:rPr>
+              <w:t xml:space="preserve">[-56.7, -23.3]</w:t>
+            </w:r>
+          </w:p>
+        </w:tc>
+      </w:tr>
+      <w:tr>
+        <w:tc>
+          <w:tcPr>
+            <w:vAlign w:val="center"/>
+            <w:tcMar>
+              <w:top w:w="80" w:type="dxa"/>
+              <w:bottom w:w="80" w:type="dxa"/>
+              <w:start w:w="120" w:type="dxa"/>
+              <w:end w:w="120" w:type="dxa"/>
+            </w:tcMar>
+            <w:tcW w:w="1183" w:type="dxa"/>
+          </w:tcPr>
+          <w:p>
+            <w:pPr>
+              <w:pStyle w:val="Compact"/>
+              <w:spacing w:before="0" w:after="40" w:line="240" w:lineRule="auto"/>
+              <w:jc w:val="left"/>
+            </w:pPr>
+            <w:r>
+              <w:rPr>
+                <w:rFonts w:ascii="Times New Roman" w:hAnsi="Times New Roman" w:eastAsia="SimSun"/>
+                <w:sz w:val="15"/>
+                <w:lang w:val="en-US" w:eastAsia="zh-CN"/>
+              </w:rPr>
+              <w:t xml:space="preserve">M3-v2</w:t>
+            </w:r>
+          </w:p>
+        </w:tc>
+        <w:tc>
+          <w:tcPr>
+            <w:vAlign w:val="center"/>
+            <w:tcMar>
+              <w:top w:w="80" w:type="dxa"/>
+              <w:bottom w:w="80" w:type="dxa"/>
+              <w:start w:w="120" w:type="dxa"/>
+              <w:end w:w="120" w:type="dxa"/>
+            </w:tcMar>
+            <w:tcW w:w="1150" w:type="dxa"/>
+          </w:tcPr>
+          <w:p>
+            <w:pPr>
+              <w:pStyle w:val="Compact"/>
+              <w:spacing w:before="0" w:after="40" w:line="240" w:lineRule="auto"/>
+              <w:jc w:val="left"/>
+            </w:pPr>
+            <w:r>
+              <w:rPr>
+                <w:rFonts w:ascii="Times New Roman" w:hAnsi="Times New Roman" w:eastAsia="SimSun"/>
+                <w:sz w:val="15"/>
+                <w:lang w:val="en-US" w:eastAsia="zh-CN"/>
+              </w:rPr>
+              <w:t xml:space="preserve">良性工具 TCR</w:t>
+            </w:r>
+          </w:p>
+        </w:tc>
+        <w:tc>
+          <w:tcPr>
+            <w:vAlign w:val="center"/>
+            <w:tcMar>
+              <w:top w:w="80" w:type="dxa"/>
+              <w:bottom w:w="80" w:type="dxa"/>
+              <w:start w:w="120" w:type="dxa"/>
+              <w:end w:w="120" w:type="dxa"/>
+            </w:tcMar>
+            <w:tcW w:w="1301" w:type="dxa"/>
+          </w:tcPr>
+          <w:p>
+            <w:pPr>
+              <w:pStyle w:val="Compact"/>
+              <w:spacing w:before="0" w:after="40" w:line="240" w:lineRule="auto"/>
+              <w:jc w:val="center"/>
+            </w:pPr>
+            <w:r>
+              <w:rPr>
+                <w:rFonts w:ascii="Times New Roman" w:hAnsi="Times New Roman" w:eastAsia="SimSun"/>
+                <w:sz w:val="15"/>
+                <w:lang w:val="en-US" w:eastAsia="zh-CN"/>
+              </w:rPr>
+              <w:t xml:space="preserve">策略 auto→exact</w:t>
+            </w:r>
+          </w:p>
+        </w:tc>
+        <w:tc>
+          <w:tcPr>
+            <w:vAlign w:val="center"/>
+            <w:tcMar>
+              <w:top w:w="80" w:type="dxa"/>
+              <w:bottom w:w="80" w:type="dxa"/>
+              <w:start w:w="120" w:type="dxa"/>
+              <w:end w:w="120" w:type="dxa"/>
+            </w:tcMar>
+            <w:tcW w:w="1076" w:type="dxa"/>
+          </w:tcPr>
+          <w:p>
+            <w:pPr>
+              <w:pStyle w:val="Compact"/>
+              <w:spacing w:before="0" w:after="40" w:line="240" w:lineRule="auto"/>
+              <w:jc w:val="center"/>
+            </w:pPr>
+            <w:r>
+              <w:rPr>
+                <w:rFonts w:ascii="Times New Roman" w:hAnsi="Times New Roman" w:eastAsia="SimSun"/>
+                <w:sz w:val="15"/>
+                <w:lang w:val="en-US" w:eastAsia="zh-CN"/>
+              </w:rPr>
+              <w:t xml:space="preserve">30</w:t>
+            </w:r>
+          </w:p>
+        </w:tc>
+        <w:tc>
+          <w:tcPr>
+            <w:vAlign w:val="center"/>
+            <w:tcMar>
+              <w:top w:w="80" w:type="dxa"/>
+              <w:bottom w:w="80" w:type="dxa"/>
+              <w:start w:w="120" w:type="dxa"/>
+              <w:end w:w="120" w:type="dxa"/>
+            </w:tcMar>
+            <w:tcW w:w="1076" w:type="dxa"/>
+          </w:tcPr>
+          <w:p>
+            <w:pPr>
+              <w:pStyle w:val="Compact"/>
+              <w:spacing w:before="0" w:after="40" w:line="240" w:lineRule="auto"/>
+              <w:jc w:val="center"/>
+            </w:pPr>
+            <w:r>
+              <w:rPr>
+                <w:rFonts w:ascii="Times New Roman" w:hAnsi="Times New Roman" w:eastAsia="SimSun"/>
+                <w:sz w:val="15"/>
+                <w:lang w:val="en-US" w:eastAsia="zh-CN"/>
+              </w:rPr>
+              <w:t xml:space="preserve">17/30</w:t>
+            </w:r>
+          </w:p>
+        </w:tc>
+        <w:tc>
+          <w:tcPr>
+            <w:vAlign w:val="center"/>
+            <w:tcMar>
+              <w:top w:w="80" w:type="dxa"/>
+              <w:bottom w:w="80" w:type="dxa"/>
+              <w:start w:w="120" w:type="dxa"/>
+              <w:end w:w="120" w:type="dxa"/>
+            </w:tcMar>
+            <w:tcW w:w="1076" w:type="dxa"/>
+          </w:tcPr>
+          <w:p>
+            <w:pPr>
+              <w:pStyle w:val="Compact"/>
+              <w:spacing w:before="0" w:after="40" w:line="240" w:lineRule="auto"/>
+              <w:jc w:val="center"/>
+            </w:pPr>
+            <w:r>
+              <w:rPr>
+                <w:rFonts w:ascii="Times New Roman" w:hAnsi="Times New Roman" w:eastAsia="SimSun"/>
+                <w:sz w:val="15"/>
+                <w:lang w:val="en-US" w:eastAsia="zh-CN"/>
+              </w:rPr>
+              <w:t xml:space="preserve">0/30</w:t>
+            </w:r>
+          </w:p>
+        </w:tc>
+        <w:tc>
+          <w:tcPr>
+            <w:vAlign w:val="center"/>
+            <w:tcMar>
+              <w:top w:w="80" w:type="dxa"/>
+              <w:bottom w:w="80" w:type="dxa"/>
+              <w:start w:w="120" w:type="dxa"/>
+              <w:end w:w="120" w:type="dxa"/>
+            </w:tcMar>
+            <w:tcW w:w="1114" w:type="dxa"/>
+          </w:tcPr>
+          <w:p>
+            <w:pPr>
+              <w:pStyle w:val="Compact"/>
+              <w:spacing w:before="0" w:after="40" w:line="240" w:lineRule="auto"/>
+              <w:jc w:val="center"/>
+            </w:pPr>
+            <w:r>
+              <w:rPr>
+                <w:rFonts w:ascii="Times New Roman" w:hAnsi="Times New Roman" w:eastAsia="SimSun"/>
+                <w:sz w:val="15"/>
+                <w:lang w:val="en-US" w:eastAsia="zh-CN"/>
+              </w:rPr>
+              <w:t xml:space="preserve">-56.7</w:t>
+            </w:r>
+          </w:p>
+        </w:tc>
+        <w:tc>
+          <w:tcPr>
+            <w:vAlign w:val="center"/>
+            <w:tcMar>
+              <w:top w:w="80" w:type="dxa"/>
+              <w:bottom w:w="80" w:type="dxa"/>
+              <w:start w:w="120" w:type="dxa"/>
+              <w:end w:w="120" w:type="dxa"/>
+            </w:tcMar>
+            <w:tcW w:w="1384" w:type="dxa"/>
+          </w:tcPr>
+          <w:p>
+            <w:pPr>
+              <w:pStyle w:val="Compact"/>
+              <w:spacing w:before="0" w:after="40" w:line="240" w:lineRule="auto"/>
+              <w:jc w:val="center"/>
+            </w:pPr>
+            <w:r>
+              <w:rPr>
+                <w:rFonts w:ascii="Times New Roman" w:hAnsi="Times New Roman" w:eastAsia="SimSun"/>
+                <w:sz w:val="15"/>
+                <w:lang w:val="en-US" w:eastAsia="zh-CN"/>
+              </w:rPr>
+              <w:t xml:space="preserve">[-73.3, -40.0]</w:t>
             </w:r>
           </w:p>
         </w:tc>
@@ -18285,21 +20353,49 @@
           <w:b/>
           <w:lang w:val="en-US" w:eastAsia="zh-CN"/>
         </w:rPr>
-        <w:t xml:space="preserve">图 2. 不同授权条件下的安全—效用权衡。</w:t>
-      </w:r>
-      <w:r>
-        <w:rPr>
-          <w:rFonts w:ascii="Times New Roman" w:hAnsi="Times New Roman" w:eastAsia="SimSun"/>
-          <w:lang w:val="en-US" w:eastAsia="zh-CN"/>
-        </w:rPr>
-        <w:t xml:space="preserve"> </w:t>
-      </w:r>
-      <w:r>
-        <w:rPr>
-          <w:rFonts w:ascii="Times New Roman" w:hAnsi="Times New Roman" w:eastAsia="SimSun"/>
-          <w:lang w:val="en-US" w:eastAsia="zh-CN"/>
-        </w:rPr>
-        <w:t xml:space="preserve">每个 DeepSeek V4 Pro 点的横轴为良性工具任务完成，纵轴为 1 减攻击不安全效应率。四个主单元各含 100 个攻击和 60 个良性工具任务；每个嵌套压力单元含 30 个攻击和 20 个良性工具任务。所有终态失败均留在 ITT 分母内。数字标记映射到条件键；坐标完全重合的条件用斜杠连接。近似相同的攻击安全性可以与明显不同的效用并存。</w:t>
+        <w:t xml:space="preserve">图 2. 不同授权条件下的直接风险与效用。</w:t>
+      </w:r>
+      <w:r>
+        <w:rPr>
+          <w:rFonts w:ascii="Times New Roman" w:hAnsi="Times New Roman" w:eastAsia="SimSun"/>
+          <w:lang w:val="en-US" w:eastAsia="zh-CN"/>
+        </w:rPr>
+        <w:t xml:space="preserve"> </w:t>
+      </w:r>
+      <w:r>
+        <w:rPr>
+          <w:rFonts w:ascii="Times New Roman" w:hAnsi="Times New Roman" w:eastAsia="SimSun"/>
+          <w:lang w:val="en-US" w:eastAsia="zh-CN"/>
+        </w:rPr>
+        <w:t xml:space="preserve">横轴为良性工具 TCR，纵轴直接报告攻击风险。实心圆表示观察到的不安全效应率，空心三角表示悲观的</w:t>
+      </w:r>
+      <w:r>
+        <w:rPr>
+          <w:rFonts w:ascii="Times New Roman" w:hAnsi="Times New Roman" w:eastAsia="SimSun"/>
+          <w:lang w:val="en-US" w:eastAsia="zh-CN"/>
+        </w:rPr>
+        <w:t xml:space="preserve">“</w:t>
+      </w:r>
+      <w:r>
+        <w:rPr>
+          <w:rFonts w:ascii="Times New Roman" w:hAnsi="Times New Roman" w:eastAsia="SimSun"/>
+          <w:lang w:val="en-US" w:eastAsia="zh-CN"/>
+        </w:rPr>
+        <w:t xml:space="preserve">不安全效应或运行失败</w:t>
+      </w:r>
+      <w:r>
+        <w:rPr>
+          <w:rFonts w:ascii="Times New Roman" w:hAnsi="Times New Roman" w:eastAsia="SimSun"/>
+          <w:lang w:val="en-US" w:eastAsia="zh-CN"/>
+        </w:rPr>
+        <w:t xml:space="preserve">”</w:t>
+      </w:r>
+      <w:r>
+        <w:rPr>
+          <w:rFonts w:ascii="Times New Roman" w:hAnsi="Times New Roman" w:eastAsia="SimSun"/>
+          <w:lang w:val="en-US" w:eastAsia="zh-CN"/>
+        </w:rPr>
+        <w:t xml:space="preserve">界限；竖线连接同一条件的两种估计。四个主单元各含 100 个攻击和 60 个良性工具任务；每个压力单元含 30 个攻击和 20 个良性工具任务。所有终态失败均留在 ITT 分母。</w:t>
       </w:r>
     </w:p>
     <w:p>
@@ -18313,21 +20409,21 @@
           <w:b/>
           <w:lang w:val="en-US" w:eastAsia="zh-CN"/>
         </w:rPr>
-        <w:t xml:space="preserve">图 3. 授权制度与 Guard 配置的配对效应。</w:t>
-      </w:r>
-      <w:r>
-        <w:rPr>
-          <w:rFonts w:ascii="Times New Roman" w:hAnsi="Times New Roman" w:eastAsia="SimSun"/>
-          <w:lang w:val="en-US" w:eastAsia="zh-CN"/>
-        </w:rPr>
-        <w:t xml:space="preserve"> </w:t>
-      </w:r>
-      <w:r>
-        <w:rPr>
-          <w:rFonts w:ascii="Times New Roman" w:hAnsi="Times New Roman" w:eastAsia="SimSun"/>
-          <w:lang w:val="en-US" w:eastAsia="zh-CN"/>
-        </w:rPr>
-        <w:t xml:space="preserve">点表示第二条件减第一条件的绝对百分点差，区间为 10,000 次任务聚类 bootstrap 的 95% 区间。橙色行为攻击不安全效应，蓝色行为良性工具任务完成。exact McNemar 与 Holm 校正值见表 3，不在图中重复编码。</w:t>
+        <w:t xml:space="preserve">图 3. 授权制度与 Guard 配置包的配对效应。</w:t>
+      </w:r>
+      <w:r>
+        <w:rPr>
+          <w:rFonts w:ascii="Times New Roman" w:hAnsi="Times New Roman" w:eastAsia="SimSun"/>
+          <w:lang w:val="en-US" w:eastAsia="zh-CN"/>
+        </w:rPr>
+        <w:t xml:space="preserve"> </w:t>
+      </w:r>
+      <w:r>
+        <w:rPr>
+          <w:rFonts w:ascii="Times New Roman" w:hAnsi="Times New Roman" w:eastAsia="SimSun"/>
+          <w:lang w:val="en-US" w:eastAsia="zh-CN"/>
+        </w:rPr>
+        <w:t xml:space="preserve">点表示第二条件减第一条件的绝对百分点差，区间为 10,000 次任务聚类 bootstrap 的 95% 区间。标签明确区分策略与完整配置包，成套比较不被解释为单组件效应。exact McNemar 与 Holm 校正值见表 3。</w:t>
       </w:r>
     </w:p>
     <w:p>
@@ -18341,21 +20437,21 @@
           <w:b/>
           <w:lang w:val="en-US" w:eastAsia="zh-CN"/>
         </w:rPr>
-        <w:t xml:space="preserve">图 4. 运行时确认、阻断、失败与时延负担。</w:t>
-      </w:r>
-      <w:r>
-        <w:rPr>
-          <w:rFonts w:ascii="Times New Roman" w:hAnsi="Times New Roman" w:eastAsia="SimSun"/>
-          <w:lang w:val="en-US" w:eastAsia="zh-CN"/>
-        </w:rPr>
-        <w:t xml:space="preserve"> </w:t>
-      </w:r>
-      <w:r>
-        <w:rPr>
-          <w:rFonts w:ascii="Times New Roman" w:hAnsi="Times New Roman" w:eastAsia="SimSun"/>
-          <w:lang w:val="en-US" w:eastAsia="zh-CN"/>
-        </w:rPr>
-        <w:t xml:space="preserve">ASK 与 DENY 面板报告至少出现一次相应事件的终态 ITT 记录比例，而不是事件总数除以记录数。由于同一轨迹可能产生多个决策，表格同时保留记录发生数与事件总数。失败采用预设终态失败集合；时延为条件级 p95 墙钟时间。</w:t>
+        <w:t xml:space="preserve">图 4. 运行时系统确认请求、阻断、失败与时延。</w:t>
+      </w:r>
+      <w:r>
+        <w:rPr>
+          <w:rFonts w:ascii="Times New Roman" w:hAnsi="Times New Roman" w:eastAsia="SimSun"/>
+          <w:lang w:val="en-US" w:eastAsia="zh-CN"/>
+        </w:rPr>
+        <w:t xml:space="preserve"> </w:t>
+      </w:r>
+      <w:r>
+        <w:rPr>
+          <w:rFonts w:ascii="Times New Roman" w:hAnsi="Times New Roman" w:eastAsia="SimSun"/>
+          <w:lang w:val="en-US" w:eastAsia="zh-CN"/>
+        </w:rPr>
+        <w:t xml:space="preserve">主面板按攻击/良性工具任务和 AgentDojo/M3-v2 分层。ASK 与 DENY 报告至少出现一次相应事件的终态 ITT 记录比例；ASK 不是测得的人类负担。失败采用预设终态失败集合；时延为相同分层单元的 p95 墙钟时间，原始分母见表 4 与补充 burden 表。</w:t>
       </w:r>
     </w:p>
     <w:p>
@@ -20633,9 +22729,6 @@
     <w:abstractNumId w:val="991"/>
   </w:num>
   <w:num w:numId="1004">
-    <w:abstractNumId w:val="991"/>
-  </w:num>
-  <w:num w:numId="1005">
     <w:abstractNumId w:val="991"/>
   </w:num>
 </w:numbering>

--- a/docs/research/paper_v2/manuscript/M3_PI_Guard_JISA_chinese_comparison.docx
+++ b/docs/research/paper_v2/manuscript/M3_PI_Guard_JISA_chinese_comparison.docx
@@ -1676,7 +1676,7 @@
           <w:rFonts w:ascii="Times New Roman" w:hAnsi="Times New Roman" w:eastAsia="SimSun"/>
           <w:lang w:val="en-US" w:eastAsia="zh-CN"/>
         </w:rPr>
-        <w:t xml:space="preserve">因此，当前可辩护的贡献主要是方法与实证：检验授权信息本身是否改变所测安全与效用；通过运行时投影排除评估字段；在配对条件下比较 policy-only 与完整来源/时序/确认机制；并在统一证据契约下量化</w:t>
+        <w:t xml:space="preserve">因此，当前可辩护的贡献主要是方法与实证：检验授权信息本身是否改变所测安全与效用；通过运行时投影排除评估字段；在披露提示与运行时差异成套变化的前提下，对策略配置包和完整配置包进行配对比较；并在统一证据契约下量化</w:t>
       </w:r>
       <w:r>
         <w:rPr>
@@ -21701,7 +21701,35 @@
           <w:rFonts w:ascii="Times New Roman" w:hAnsi="Times New Roman" w:eastAsia="SimSun"/>
           <w:lang w:val="en-US" w:eastAsia="zh-CN"/>
         </w:rPr>
-        <w:t xml:space="preserve">“The Attacker Moves Second: Stronger Adaptive Attacks Bypass Defenses Against Llm Jailbreaks and Prompt Injections.”</w:t>
+        <w:t xml:space="preserve">“The Attacker Moves Second: Stronger Adaptive Attacks Bypass Defenses Against</w:t>
+      </w:r>
+      <w:r>
+        <w:rPr>
+          <w:rFonts w:ascii="Times New Roman" w:hAnsi="Times New Roman" w:eastAsia="SimSun"/>
+          <w:lang w:val="en-US" w:eastAsia="zh-CN"/>
+        </w:rPr>
+        <w:t xml:space="preserve"> </w:t>
+      </w:r>
+      <w:r>
+        <w:rPr>
+          <w:rFonts w:ascii="Times New Roman" w:hAnsi="Times New Roman" w:eastAsia="SimSun"/>
+          <w:lang w:val="en-US" w:eastAsia="zh-CN"/>
+        </w:rPr>
+        <w:t xml:space="preserve">LLM</w:t>
+      </w:r>
+      <w:r>
+        <w:rPr>
+          <w:rFonts w:ascii="Times New Roman" w:hAnsi="Times New Roman" w:eastAsia="SimSun"/>
+          <w:lang w:val="en-US" w:eastAsia="zh-CN"/>
+        </w:rPr>
+        <w:t xml:space="preserve"> </w:t>
+      </w:r>
+      <w:r>
+        <w:rPr>
+          <w:rFonts w:ascii="Times New Roman" w:hAnsi="Times New Roman" w:eastAsia="SimSun"/>
+          <w:lang w:val="en-US" w:eastAsia="zh-CN"/>
+        </w:rPr>
+        <w:t xml:space="preserve">Jailbreaks and Prompt Injections.”</w:t>
       </w:r>
       <w:r>
         <w:rPr>
@@ -22251,6 +22279,20 @@
       </w:r>
       <w:r>
         <w:rPr>
+          <w:rFonts w:ascii="Times New Roman" w:hAnsi="Times New Roman" w:eastAsia="SimSun"/>
+          <w:lang w:val="en-US" w:eastAsia="zh-CN"/>
+        </w:rPr>
+        <w:t xml:space="preserve">In</w:t>
+      </w:r>
+      <w:r>
+        <w:rPr>
+          <w:rFonts w:ascii="Times New Roman" w:hAnsi="Times New Roman" w:eastAsia="SimSun"/>
+          <w:lang w:val="en-US" w:eastAsia="zh-CN"/>
+        </w:rPr>
+        <w:t xml:space="preserve"> </w:t>
+      </w:r>
+      <w:r>
+        <w:rPr>
           <w:iCs/>
           <w:rFonts w:ascii="Times New Roman" w:hAnsi="Times New Roman" w:eastAsia="SimSun"/>
           <w:i/>
@@ -22263,14 +22305,7 @@
           <w:rFonts w:ascii="Times New Roman" w:hAnsi="Times New Roman" w:eastAsia="SimSun"/>
           <w:lang w:val="en-US" w:eastAsia="zh-CN"/>
         </w:rPr>
-        <w:t xml:space="preserve"> </w:t>
-      </w:r>
-      <w:r>
-        <w:rPr>
-          <w:rFonts w:ascii="Times New Roman" w:hAnsi="Times New Roman" w:eastAsia="SimSun"/>
-          <w:lang w:val="en-US" w:eastAsia="zh-CN"/>
-        </w:rPr>
-        <w:t xml:space="preserve">2025: 35331–66.</w:t>
+        <w:t xml:space="preserve">, edited by Y. Yue, A. Garg, N. Peng, F. Sha, and R. Yu, 2025:35331–66.</w:t>
       </w:r>
       <w:r>
         <w:rPr>
@@ -22284,7 +22319,7 @@
           <w:rPr>
             <w:rStyle w:val="Hyperlink"/>
           </w:rPr>
-          <w:t xml:space="preserve">https://proceedings.iclr.cc/paper_files/paper/2025/hash/5750f91d8fb9d5c02bd8ad2c3b44456b-Abstract-Conference.html</w:t>
+          <w:t xml:space="preserve">https://proceedings.iclr.cc/paper_files/paper/2025/file/5750f91d8fb9d5c02bd8ad2c3b44456b-Paper-Conference.pdf</w:t>
         </w:r>
       </w:hyperlink>
       <w:r>

--- a/docs/research/paper_v2/manuscript/M3_PI_Guard_JISA_chinese_comparison.docx
+++ b/docs/research/paper_v2/manuscript/M3_PI_Guard_JISA_chinese_comparison.docx
@@ -2,7 +2,7 @@
 <file path=word/document.xml><?xml version="1.0" encoding="utf-8"?>
 <w:document xmlns:w="http://schemas.openxmlformats.org/wordprocessingml/2006/main" xmlns:m="http://schemas.openxmlformats.org/officeDocument/2006/math" xmlns:r="http://schemas.openxmlformats.org/officeDocument/2006/relationships" xmlns:o="urn:schemas-microsoft-com:office:office" xmlns:v="urn:schemas-microsoft-com:vml" xmlns:w10="urn:schemas-microsoft-com:office:word" xmlns:a="http://schemas.openxmlformats.org/drawingml/2006/main" xmlns:pic="http://schemas.openxmlformats.org/drawingml/2006/picture" xmlns:wp="http://schemas.openxmlformats.org/drawingml/2006/wordprocessingDrawing">
   <w:body>
-    <w:bookmarkStart w:id="142" w:name="工具型大语言模型智能体的授权制度与运行时-guard-配置评估"/>
+    <w:bookmarkStart w:id="154" w:name="工具型大语言模型智能体的授权制度与运行时-guard-配置评估"/>
     <w:p>
       <w:pPr>
         <w:pStyle w:val="Heading1"/>
@@ -1981,6 +1981,81 @@
         <w:t xml:space="preserve">和执行后不安全效应反馈，在冻结任务与预设查询预算下搜索并报告首个成功分布。由于该工作仍为预印本，本文只把它作为协议动机，不将其表述为同行评审定理。</w:t>
       </w:r>
     </w:p>
+    <w:p>
+      <w:pPr>
+        <w:pStyle w:val="BodyText"/>
+      </w:pPr>
+      <w:r>
+        <w:rPr>
+          <w:rFonts w:ascii="Times New Roman" w:hAnsi="Times New Roman" w:eastAsia="SimSun"/>
+          <w:lang w:val="en-US" w:eastAsia="zh-CN"/>
+        </w:rPr>
+        <w:t xml:space="preserve">PIArena 是发表于 ACL 2026 的统一提示注入评估平台，整合攻击、防御与基准，并检验利用防御反馈的自适应注入和与用户任务一致的注入任务</w:t>
+      </w:r>
+      <w:r>
+        <w:rPr>
+          <w:rFonts w:ascii="Times New Roman" w:hAnsi="Times New Roman" w:eastAsia="SimSun"/>
+          <w:lang w:val="en-US" w:eastAsia="zh-CN"/>
+        </w:rPr>
+        <w:t xml:space="preserve"> </w:t>
+      </w:r>
+      <w:r>
+        <w:rPr>
+          <w:rFonts w:ascii="Times New Roman" w:hAnsi="Times New Roman" w:eastAsia="SimSun"/>
+          <w:lang w:val="en-US" w:eastAsia="zh-CN"/>
+        </w:rPr>
+        <w:t xml:space="preserve">(Geng et al. 2026)</w:t>
+      </w:r>
+      <w:r>
+        <w:rPr>
+          <w:rFonts w:ascii="Times New Roman" w:hAnsi="Times New Roman" w:eastAsia="SimSun"/>
+          <w:lang w:val="en-US" w:eastAsia="zh-CN"/>
+        </w:rPr>
+        <w:t xml:space="preserve">。AgentDyn 预印本则强调动态规划、开放式任务和有帮助的第三方指令</w:t>
+      </w:r>
+      <w:r>
+        <w:rPr>
+          <w:rFonts w:ascii="Times New Roman" w:hAnsi="Times New Roman" w:eastAsia="SimSun"/>
+          <w:lang w:val="en-US" w:eastAsia="zh-CN"/>
+        </w:rPr>
+        <w:t xml:space="preserve"> </w:t>
+      </w:r>
+      <w:r>
+        <w:rPr>
+          <w:rFonts w:ascii="Times New Roman" w:hAnsi="Times New Roman" w:eastAsia="SimSun"/>
+          <w:lang w:val="en-US" w:eastAsia="zh-CN"/>
+        </w:rPr>
+        <w:t xml:space="preserve">(Li et al. 2026)</w:t>
+      </w:r>
+      <w:r>
+        <w:rPr>
+          <w:rFonts w:ascii="Times New Roman" w:hAnsi="Times New Roman" w:eastAsia="SimSun"/>
+          <w:lang w:val="en-US" w:eastAsia="zh-CN"/>
+        </w:rPr>
+        <w:t xml:space="preserve">。这些工作说明，需要检验授权约束下的有用行为，而不只是统计阻断数。ASPI 预印本比较执行与澄清状态，并在其澄清设置中观察到更高的注入易感性</w:t>
+      </w:r>
+      <w:r>
+        <w:rPr>
+          <w:rFonts w:ascii="Times New Roman" w:hAnsi="Times New Roman" w:eastAsia="SimSun"/>
+          <w:lang w:val="en-US" w:eastAsia="zh-CN"/>
+        </w:rPr>
+        <w:t xml:space="preserve"> </w:t>
+      </w:r>
+      <w:r>
+        <w:rPr>
+          <w:rFonts w:ascii="Times New Roman" w:hAnsi="Times New Roman" w:eastAsia="SimSun"/>
+          <w:lang w:val="en-US" w:eastAsia="zh-CN"/>
+        </w:rPr>
+        <w:t xml:space="preserve">(Sehwag et al. 2026)</w:t>
+      </w:r>
+      <w:r>
+        <w:rPr>
+          <w:rFonts w:ascii="Times New Roman" w:hAnsi="Times New Roman" w:eastAsia="SimSun"/>
+          <w:lang w:val="en-US" w:eastAsia="zh-CN"/>
+        </w:rPr>
+        <w:t xml:space="preserve">。这与本文不向模型回传澄清内容的控制器许可实验不同；ASK 率低或成功发出许可均不能证明真人确认工作流安全。</w:t>
+      </w:r>
+    </w:p>
     <w:bookmarkEnd w:id="31"/>
     <w:bookmarkStart w:id="32" w:name="定位小结"/>
     <w:p>
@@ -2011,7 +2086,7 @@
     </w:p>
     <w:bookmarkEnd w:id="32"/>
     <w:bookmarkEnd w:id="33"/>
-    <w:bookmarkStart w:id="48" w:name="方法"/>
+    <w:bookmarkStart w:id="50" w:name="方法"/>
     <w:p>
       <w:pPr>
         <w:pStyle w:val="Heading2"/>
@@ -3326,6 +3401,18 @@
           <w:rFonts w:ascii="Times New Roman" w:hAnsi="Times New Roman" w:eastAsia="SimSun"/>
           <w:lang w:val="en-US" w:eastAsia="zh-CN"/>
         </w:rPr>
+        <w:t xml:space="preserve">E2 的两组基准域标签各包含 30 个合成场景，全部使用受控 M3-v2 运行时，而非 AgentDojo 原生环境；这些域标签不构成原生外部基准验证。</w:t>
+      </w:r>
+    </w:p>
+    <w:p>
+      <w:pPr>
+        <w:pStyle w:val="BodyText"/>
+      </w:pPr>
+      <w:r>
+        <w:rPr>
+          <w:rFonts w:ascii="Times New Roman" w:hAnsi="Times New Roman" w:eastAsia="SimSun"/>
+          <w:lang w:val="en-US" w:eastAsia="zh-CN"/>
+        </w:rPr>
         <w:t xml:space="preserve">E3 从历史 Public 攻击中确定性选择 60 个曾在至少一个条件产生不安全效应的案例，并运行同一四单元因子设计，共 240 条。该集合明确标记为 outcome-enriched，只解释已知困难案例的条件鲁棒性。E4 在嵌套 90 案例 Flash 样本上执行同构四单元设计，共 360 条，只用于同一服务商内模型复现。</w:t>
       </w:r>
     </w:p>
@@ -4273,8 +4360,112 @@
       </w:r>
     </w:p>
     <w:bookmarkEnd w:id="47"/>
+    <w:bookmarkStart w:id="48" w:name="授权与确认诊断"/>
+    <w:p>
+      <w:pPr>
+        <w:pStyle w:val="Heading3"/>
+        <w:keepNext/>
+        <w:jc w:val="left"/>
+      </w:pPr>
+      <w:r>
+        <w:rPr>
+          <w:rFonts w:ascii="Times New Roman" w:hAnsi="Times New Roman" w:eastAsia="Microsoft YaHei"/>
+          <w:lang w:val="en-US" w:eastAsia="zh-CN"/>
+        </w:rPr>
+        <w:t xml:space="preserve">3.15 授权与确认诊断</w:t>
+      </w:r>
+    </w:p>
+    <w:p>
+      <w:pPr>
+        <w:pStyle w:val="FirstParagraph"/>
+      </w:pPr>
+      <w:r>
+        <w:rPr>
+          <w:rFonts w:ascii="Times New Roman" w:hAnsi="Times New Roman" w:eastAsia="SimSun"/>
+          <w:lang w:val="en-US" w:eastAsia="zh-CN"/>
+        </w:rPr>
+        <w:t xml:space="preserve">后续探索性分析不改变 E1–E6 的结果。对 E1–E4 的 1,560 个工作项，先区分运行失败、已完成任务，再把其余未完成任务分成有 ASK、有 DENY 但无 ASK、二者均未记录三类。该互斥分区描述观察状态，不归因因果原因。历史运行器遇到 ASK 后直接结束，没有确认交换；E2 对固定正文等非安全目标字段同样施加 exact 约束，却未将固定文案作为明确操作要求提供给模型。历史精简记录没有逐提案 Guard reason，因此不能事后给每一条零执行归因。</w:t>
+      </w:r>
+    </w:p>
+    <w:p>
+      <w:pPr>
+        <w:pStyle w:val="BodyText"/>
+      </w:pPr>
+      <w:r>
+        <w:rPr>
+          <w:rFonts w:ascii="Times New Roman" w:hAnsi="Times New Roman" w:eastAsia="SimSun"/>
+          <w:lang w:val="en-US" w:eastAsia="zh-CN"/>
+        </w:rPr>
+        <w:t xml:space="preserve">另构造 512 个无模型确定性探针：480 个目标/正文扰动、28 个字面来源探针及 4 个旧审批探针。它们是新构造的提案，不是恢复历史模型响应，不能估计端到端攻击成功率。</w:t>
+      </w:r>
+    </w:p>
+    <w:p>
+      <w:pPr>
+        <w:pStyle w:val="BodyText"/>
+      </w:pPr>
+      <w:r>
+        <w:rPr>
+          <w:rFonts w:ascii="Times New Roman" w:hAnsi="Times New Roman" w:eastAsia="SimSun"/>
+          <w:lang w:val="en-US" w:eastAsia="zh-CN"/>
+        </w:rPr>
+        <w:t xml:space="preserve">E7a 在 24 个新合成单动作任务上交叉比较 strict_exact/bounded_enum 与 policy/full。消息、文件、mock API 三类各含 4 个良性和 4 个攻击任务。可信请求预先允许两种无害措辞并偏好第二种；strict_exact 故意只允许第一种，bounded_enum 允许两种，同时保留相同的精确安全目标。这是刻意过度约束对照，不是正确编译的 exact 策略。2026 年 9 月 5 日以 normal prompt、temperature 0、max_tokens 512 完成 96 次 DeepSeek V4 Pro 官方提案调用，包含 8 条正式前缀。</w:t>
+      </w:r>
+    </w:p>
+    <w:p>
+      <w:pPr>
+        <w:pStyle w:val="BodyText"/>
+      </w:pPr>
+      <w:r>
+        <w:rPr>
+          <w:rFonts w:ascii="Times New Roman" w:hAnsi="Times New Roman" w:eastAsia="SimSun"/>
+          <w:lang w:val="en-US" w:eastAsia="zh-CN"/>
+        </w:rPr>
+        <w:t xml:space="preserve">每个提案分别进入批准、拒绝、缺席和不可信伪造批准四种内存会话，构成共享 96 个提案的 384 个配对单元；模型没有收到后续澄清。两配置均使用新确认 wrapper，绑定任务、可信请求、完整提案与 manifest，并检查有效期和单次使用，不能扩权或覆盖 DENY。这不是生产认证或真人实验。端点为单次执行许可的发放：没有调用 effect backend，所以原始字段中的任务完成和模拟效果仅按许可资格解释，不能计入 TCR 或已执行不安全效应。结果使用描述性计数与 Wilson 区间，不新增验证性显著性家族。</w:t>
+      </w:r>
+    </w:p>
     <w:bookmarkEnd w:id="48"/>
-    <w:bookmarkStart w:id="64" w:name="结果"/>
+    <w:bookmarkStart w:id="49" w:name="测量修正与开发验证"/>
+    <w:p>
+      <w:pPr>
+        <w:pStyle w:val="Heading3"/>
+        <w:keepNext/>
+        <w:jc w:val="left"/>
+      </w:pPr>
+      <w:r>
+        <w:rPr>
+          <w:rFonts w:ascii="Times New Roman" w:hAnsi="Times New Roman" w:eastAsia="Microsoft YaHei"/>
+          <w:lang w:val="en-US" w:eastAsia="zh-CN"/>
+        </w:rPr>
+        <w:t xml:space="preserve">3.16 测量修正与开发验证</w:t>
+      </w:r>
+    </w:p>
+    <w:p>
+      <w:pPr>
+        <w:pStyle w:val="FirstParagraph"/>
+      </w:pPr>
+      <w:r>
+        <w:rPr>
+          <w:rFonts w:ascii="Times New Roman" w:hAnsi="Times New Roman" w:eastAsia="SimSun"/>
+          <w:lang w:val="en-US" w:eastAsia="zh-CN"/>
+        </w:rPr>
+        <w:t xml:space="preserve">历史执行研究使用原编译器、规则匹配器和评价器，不能事后把所记录的安全标签转换成已执行的越权效果。原M3-v2评价器可能将最终隔离层拒绝计为不安全事件；修正版开发评价器分别记录提案、Guard放行、隔离拒绝、成功模拟执行、任务完成和未知。AgentDojo保留原生安全及效用检查；合法完成与安全违规可以同时成立，证据缺失不是安全的零。</w:t>
+      </w:r>
+    </w:p>
+    <w:p>
+      <w:pPr>
+        <w:pStyle w:val="BodyText"/>
+      </w:pPr>
+      <w:r>
+        <w:rPr>
+          <w:rFonts w:ascii="Times New Roman" w:hAnsi="Times New Roman" w:eastAsia="SimSun"/>
+          <w:lang w:val="en-US" w:eastAsia="zh-CN"/>
+        </w:rPr>
+        <w:t xml:space="preserve">显式选择的corrected-v1修复动作与资源绑定、多条规则完整匹配、可信环境标签传播及确认状态衔接，不改变历史默认实现和记录。六配置将无防护、policy、full模块与相同的normal/safe提示因素交叉。开发集有24个攻击、16个良性工具和8个无工具任务；AgentDojo为20个，M3-v2为28个。攻击来自历史富集集，不代表部署样本。两份已完成DeepSeek队列均用温度0、512-token输出限制及每任务—条件最多8次调用。V4.1 Flash不是旧V4 Flash，不能解释为模型不变的修复前后比较。同动作合成测试只证明组件行为，没有模拟真人批准，也没有新增确认性检验族。</w:t>
+      </w:r>
+    </w:p>
+    <w:bookmarkEnd w:id="49"/>
+    <w:bookmarkEnd w:id="50"/>
+    <w:bookmarkStart w:id="68" w:name="结果"/>
     <w:p>
       <w:pPr>
         <w:pStyle w:val="Heading2"/>
@@ -4289,7 +4480,7 @@
         <w:t xml:space="preserve">4. 结果</w:t>
       </w:r>
     </w:p>
-    <w:bookmarkStart w:id="49" w:name="中型证伪实验"/>
+    <w:bookmarkStart w:id="51" w:name="中型证伪实验"/>
     <w:p>
       <w:pPr>
         <w:pStyle w:val="Heading3"/>
@@ -4444,8 +4635,8 @@
         <w:t xml:space="preserve">，因此 ASK 数量只能解释为负担，不能解释为人工批准成功。</w:t>
       </w:r>
     </w:p>
-    <w:bookmarkEnd w:id="49"/>
-    <w:bookmarkStart w:id="50" w:name="授权制度敏感性"/>
+    <w:bookmarkEnd w:id="51"/>
+    <w:bookmarkStart w:id="52" w:name="授权制度敏感性"/>
     <w:p>
       <w:pPr>
         <w:pStyle w:val="Heading3"/>
@@ -4588,8 +4779,8 @@
         <w:t xml:space="preserve">的 3/6，初始 ASK 由 3/6 降至 0/6；对应 exact McNemar 检验分别为 p=0.5 与 p=0.25。这些六对样本的估计只是敏感性信号，不能证明领域普遍偏差。</w:t>
       </w:r>
     </w:p>
-    <w:bookmarkEnd w:id="50"/>
-    <w:bookmarkStart w:id="51" w:name="预设决策标准"/>
+    <w:bookmarkEnd w:id="52"/>
+    <w:bookmarkStart w:id="53" w:name="预设决策标准"/>
     <w:p>
       <w:pPr>
         <w:pStyle w:val="Heading3"/>
@@ -5250,8 +5441,8 @@
         <w:t xml:space="preserve">因此，结果支持围绕授权不确定性和安全—效用权衡的实证研究，不支持防御优越性或 SOTA 主张。</w:t>
       </w:r>
     </w:p>
-    <w:bookmarkEnd w:id="51"/>
-    <w:bookmarkStart w:id="52" w:name="public-主模型结果"/>
+    <w:bookmarkEnd w:id="53"/>
+    <w:bookmarkStart w:id="54" w:name="public-主模型结果"/>
     <w:p>
       <w:pPr>
         <w:pStyle w:val="Heading3"/>
@@ -5314,8 +5505,8 @@
         <w:t xml:space="preserve">补充表 S5 给出 Public 主实验的基准分层。两个攻击基准的方向一致：M3-full 比结构化条件更安全，但不如 policy-only。效用呈明显基准依赖性。M3-v2 公共工具任务在三个焦点条件间没有完成差异，而 AgentDojo 工具完成在两种 M3 变体下都比结构化条件低 55.67 个百分点。AgentDojo 良性分母始终为 97 个唯一官方效用任务，没有通过复制扩大。</w:t>
       </w:r>
     </w:p>
-    <w:bookmarkEnd w:id="52"/>
-    <w:bookmarkStart w:id="53" w:name="deepseek-v4-flash-公共复现"/>
+    <w:bookmarkEnd w:id="54"/>
+    <w:bookmarkStart w:id="55" w:name="deepseek-v4-flash-公共复现"/>
     <w:p>
       <w:pPr>
         <w:pStyle w:val="Heading3"/>
@@ -5354,8 +5545,8 @@
         <w:t xml:space="preserve">良性工具完成分别为 full 38/145（26.21%，19.73–33.91）、policy-only 35/145（24.14%，17.90–31.71）和结构化基线 82/145（56.55%，48.42–64.35）。三个条件均完成 52/52 个良性无工具任务。full 相对 policy-only 仅 +2.07 个百分点的工具完成差不能抵消其安全劣势，也不被解释为独立机制增益。16 条运行诊断记录保留在 ITT 中，因此 Flash 结果属于同一服务商内的模型复现，不支持 clean-mechanism 或跨厂商主张。</w:t>
       </w:r>
     </w:p>
-    <w:bookmarkEnd w:id="53"/>
-    <w:bookmarkStart w:id="54" w:name="public-运行与决策负担"/>
+    <w:bookmarkEnd w:id="55"/>
+    <w:bookmarkStart w:id="56" w:name="public-运行与决策负担"/>
     <w:p>
       <w:pPr>
         <w:pStyle w:val="Heading3"/>
@@ -5518,8 +5709,8 @@
         <w:t xml:space="preserve">，策略配置包给出 69 个。主要配置比较由此满足结构化安全效应标准，却未满足效用非劣或完整包优越性标准。该模式更符合安全—效用权衡。</w:t>
       </w:r>
     </w:p>
-    <w:bookmarkEnd w:id="54"/>
-    <w:bookmarkStart w:id="57" w:name="deepseek-授权制度实验"/>
+    <w:bookmarkEnd w:id="56"/>
+    <w:bookmarkStart w:id="59" w:name="deepseek-授权制度实验"/>
     <w:p>
       <w:pPr>
         <w:pStyle w:val="Heading3"/>
@@ -5568,7 +5759,7 @@
         <w:t xml:space="preserve">只暴露其派生授权对象。服务商工具与真实外部效应始终关闭。</w:t>
       </w:r>
     </w:p>
-    <w:bookmarkStart w:id="55" w:name="联合安全与效用终点"/>
+    <w:bookmarkStart w:id="57" w:name="联合安全与效用终点"/>
     <w:p>
       <w:pPr>
         <w:pStyle w:val="Heading4"/>
@@ -5912,8 +6103,8 @@
         <w:t xml:space="preserve">作为悲观界限时，策略配置包由 7/100 升至 25/100（+18 个百分点，bootstrap 95% CI 9 至 27），完整配置包由 8/100 升至 26/100（+18，10 至 27）。该差异完全发生在 AgentDojo：两配置包的 exact 相对 auto 均增加 36 个百分点；M3-v2 的对应差为 0。该界限只表示安全结果不可用的最坏情形，不被报告为观察到的攻击成功。</w:t>
       </w:r>
     </w:p>
-    <w:bookmarkEnd w:id="55"/>
-    <w:bookmarkStart w:id="56" w:name="压力制度与运行负担"/>
+    <w:bookmarkEnd w:id="57"/>
+    <w:bookmarkStart w:id="58" w:name="压力制度与运行负担"/>
     <w:p>
       <w:pPr>
         <w:pStyle w:val="Heading4"/>
@@ -6156,9 +6347,9 @@
         <w:t xml:space="preserve">的简单预期相反。在本实现中，精确策略表现为更严格的授权处理：以重复阻断取代确认，并带来更高运行失败。结果支持在评估中显式披露授权构造，但不能推出每一种金标准派生策略或每一种运行时 Guard 都会如此。</w:t>
       </w:r>
     </w:p>
-    <w:bookmarkEnd w:id="56"/>
-    <w:bookmarkEnd w:id="57"/>
-    <w:bookmarkStart w:id="58" w:name="同期提示词运行时模块因子实验"/>
+    <w:bookmarkEnd w:id="58"/>
+    <w:bookmarkEnd w:id="59"/>
+    <w:bookmarkStart w:id="60" w:name="同期提示词运行时模块因子实验"/>
     <w:p>
       <w:pPr>
         <w:pStyle w:val="Heading3"/>
@@ -6197,8 +6388,8 @@
         <w:t xml:space="preserve">直接不安全效应仍处于地板：两个 policy 单元均为 1/100，两个 full 单元均为 0/100。module 主效应为 −1.00 个百分点（10,000 次任务聚类 bootstrap 95% CI −3.00 至 0.00；Holm 校正 p=1.000），prompt 和 interaction 均为 0。失败敏感性端点依次为 9/100、11/100、7/100 和 8/100，module 效应为 −2.50 个百分点（−5.50 至 0.00；描述性 bootstrap p=0.0938）；该端点不属于两个共同主要 Holm 家族。良性工具完成依次为 23/60、21/60、21/60 和 19/60；module 与 prompt 主效应均为 −3.33 个百分点，区间分别为 −8.33 至 0.00 和 −10.83 至 +4.17，交互为 0.00（−6.67 至 +8.33）。该同期设计解开了旧配置中 prompt 与 modules 的混杂，但没有显示正向的模块或安全提示词增益；400 次攻击执行只有 2 个不安全效应，仍不足以证明安全等价。</w:t>
       </w:r>
     </w:p>
-    <w:bookmarkEnd w:id="58"/>
-    <w:bookmarkStart w:id="59" w:name="来源权威性反事实"/>
+    <w:bookmarkEnd w:id="60"/>
+    <w:bookmarkStart w:id="61" w:name="来源权威性反事实"/>
     <w:p>
       <w:pPr>
         <w:pStyle w:val="Heading3"/>
@@ -6249,8 +6440,8 @@
         <w:t xml:space="preserve">离线回放提供机制层证据，而不是端到端效用。480 次决策由 240 个未授权提案和 240 个授权提案组成：false allow 为 0/240（Wilson 95% CI 0.00%–1.58%），false block 为 30/240（12.50%，8.90%–17.28%）。policy 在可信和不可信来源下均为 60 ALLOW、60 ASK；full/trusted 相同，full/untrusted 则为 30 ALLOW、30 ASK、60 DENY。因此完整 Guard 在受控来源交换下确实来源敏感，但模型—Guard 组合没有把该机制转化为已完成动作，并付出了很高的 ASK/DENY 负担。</w:t>
       </w:r>
     </w:p>
-    <w:bookmarkEnd w:id="59"/>
-    <w:bookmarkStart w:id="60" w:name="风险富集挑战与-flash-复现"/>
+    <w:bookmarkEnd w:id="61"/>
+    <w:bookmarkStart w:id="62" w:name="风险富集挑战与-flash-复现"/>
     <w:p>
       <w:pPr>
         <w:pStyle w:val="Heading3"/>
@@ -6289,8 +6480,8 @@
         <w:t xml:space="preserve">E4 将同一因子设计应用到冻结的 90 案例 DeepSeek V4 Flash 队列。360/360 个工作项均获得响应；一条无响应传输尝试仅对同一 work key 执行一次恢复，没有重跑其他成功行。最终 ITT 包含 347 条正常完成、8 条解析失败、4 条服务商失败和 1 条最大步骤。四个攻击单元均为 0/50 不安全效应；良性工具完成依次为 10/30、8/30、10/30、10/30，module、prompt、interaction 估计分别为 +3.33（0 至 +8.33）、−3.33（−11.67 至 +3.33）和 +6.67 个百分点（0 至 +16.67）。这是同一服务商内的模型复现，不建立新的显著性家族，也不支持跨厂商泛化。</w:t>
       </w:r>
     </w:p>
-    <w:bookmarkEnd w:id="60"/>
-    <w:bookmarkStart w:id="61" w:name="同期攻击活性校准"/>
+    <w:bookmarkEnd w:id="62"/>
+    <w:bookmarkStart w:id="63" w:name="同期攻击活性校准"/>
     <w:p>
       <w:pPr>
         <w:pStyle w:val="Heading3"/>
@@ -6341,8 +6532,8 @@
         <w:t xml:space="preserve">四个 M3 单元的描述性因子估计为：module −2.50 个百分点、safe prompt −0.83、interaction +1.67。E6 不含良性任务，且在前瞻修正后只运行一个执行块，因此不增加 TCR、跨日期重复性或单个组件归因证据。嵌套 Gemini 集合有 29/30 个 E3 锚点；其前缀在 5 条含响应记录和 1 条无响应 VIGIL 依赖失败后未通过技术门，其余 174 项只作行政关闭。涉及 VIGIL 的最小含响应配对覆盖为 0/30，所有 Gemini 配对、因子和跨厂商效应均不可估计。</w:t>
       </w:r>
     </w:p>
-    <w:bookmarkEnd w:id="61"/>
-    <w:bookmarkStart w:id="62" w:name="防御感知自适应证据与条件性尾部"/>
+    <w:bookmarkEnd w:id="63"/>
+    <w:bookmarkStart w:id="64" w:name="防御感知自适应证据与条件性尾部"/>
     <w:p>
       <w:pPr>
         <w:pStyle w:val="Heading3"/>
@@ -6422,8 +6613,8 @@
         <w:t xml:space="preserve">E5 随后使 12/12 个预设 B200 survivor 全部到达查询 500。查询 201–500 没有发现新的首个不安全效应：0/12（0.00%，Wilson 95% CI 0.00%–24.25%）。该零点估计区间仍宽，不能说明原 40 任务尾部风险为零或攻击已经饱和。最新 ITT 集含 3,600 个 query work key，其中 3,577 completed、21 parse failure、2 provider failure；另保留 5 条被后续显式恢复取代的物理尝试。总计 4,511,768 tokens，分析归因成本为 CNY 24.5551236。</w:t>
       </w:r>
     </w:p>
-    <w:bookmarkEnd w:id="62"/>
-    <w:bookmarkStart w:id="63" w:name="剩余证据边界"/>
+    <w:bookmarkEnd w:id="64"/>
+    <w:bookmarkStart w:id="65" w:name="授权诊断与执行许可"/>
     <w:p>
       <w:pPr>
         <w:pStyle w:val="Heading3"/>
@@ -6435,7 +6626,7 @@
           <w:rFonts w:ascii="Times New Roman" w:hAnsi="Times New Roman" w:eastAsia="Microsoft YaHei"/>
           <w:lang w:val="en-US" w:eastAsia="zh-CN"/>
         </w:rPr>
-        <w:t xml:space="preserve">4.13 剩余证据边界</w:t>
+        <w:t xml:space="preserve">4.13 授权诊断与执行许可</w:t>
       </w:r>
     </w:p>
     <w:p>
@@ -6447,12 +6638,140 @@
           <w:rFonts w:ascii="Times New Roman" w:hAnsi="Times New Roman" w:eastAsia="SimSun"/>
           <w:lang w:val="en-US" w:eastAsia="zh-CN"/>
         </w:rPr>
+        <w:t xml:space="preserve">E1 每单元均保留 60 个良性工具任务。按 policy/normal、policy/safe、full/normal、full/safe 顺序，完成任务为 23、21、21、19；未失败但未完成且有 ASK 的任务为 20、17、20、22；运行失败为 7、6、9、8。剩余两组分别为有 DENY 无 ASK 的 0、0、1、1，以及二者均未记录的 10、16、9、10。该分解避免 ASK 与失败重计，不改变原 TCR。</w:t>
+      </w:r>
+    </w:p>
+    <w:p>
+      <w:pPr>
+        <w:pStyle w:val="BodyText"/>
+      </w:pPr>
+      <w:r>
+        <w:rPr>
+          <w:rFonts w:ascii="Times New Roman" w:hAnsi="Times New Roman" w:eastAsia="SimSun"/>
+          <w:lang w:val="en-US" w:eastAsia="zh-CN"/>
+        </w:rPr>
+        <w:t xml:space="preserve">新强制提案探针揭示条件性实现边界。无论改变无害正文还是安全目标，policy 均为 120/120 ASK，full 均为 90/120 ASK 和 30/120 DENY。六类非授权目标来源探针中，exact 目标策略下两配置均无 ALLOW；broad 目标策略下 policy 为 6/6 ALLOW，full 为 4/6 ALLOW。字面匹配可能把可信上下文中的否定或引述误作授权，而编码或拆分值不能被字面来源匹配覆盖。三个构造的旧审批（过期、部分参数 scope、仅工具 scope）被接受，无审批时则 ASK。这不证明攻击者能取得可信审批或诱导模型给出这些强制提案。</w:t>
+      </w:r>
+    </w:p>
+    <w:p>
+      <w:pPr>
+        <w:pStyle w:val="BodyText"/>
+      </w:pPr>
+      <w:r>
+        <w:rPr>
+          <w:rFonts w:ascii="Times New Roman" w:hAnsi="Times New Roman" w:eastAsia="SimSun"/>
+          <w:lang w:val="en-US" w:eastAsia="zh-CN"/>
+        </w:rPr>
+        <w:t xml:space="preserve">E7a 获得 96/96 个可解析的官方响应，无运行失败。表 7 仅报告可信批准后的单次执行许可：两个模块在 strict_exact 下均为良性合法提案 0/12，在 bounded_enum 下均为 12/12，Wilson 95% 区间分别为 0.00%–24.25% 和 75.75%–100.00%。攻击条件下提案仍选择合法目标，许可模式相同。因此零非授权许可不代表对活跃攻击的抵抗能力。</w:t>
+      </w:r>
+    </w:p>
+    <w:p>
+      <w:pPr>
+        <w:pStyle w:val="BodyText"/>
+      </w:pPr>
+      <w:r>
+        <w:rPr>
+          <w:rFonts w:ascii="Times New Roman" w:hAnsi="Times New Roman" w:eastAsia="SimSun"/>
+          <w:lang w:val="en-US" w:eastAsia="zh-CN"/>
+        </w:rPr>
+        <w:t xml:space="preserve">384 个配对确认单元中，192 个被 scope 阻断，48 个获得单次许可，48 个被可信控制器拒绝，96 个没有有效确认（缺席或伪造）。policy/full 无差异。该结果展示构造的策略—意图不一致和受限许可生命周期，不是通用效用提升。没有提交任务环境状态转移，不将许可计入此前执行实验的 TCR 或不安全效应。</w:t>
+      </w:r>
+    </w:p>
+    <w:bookmarkEnd w:id="65"/>
+    <w:bookmarkStart w:id="66" w:name="修正版开发研究"/>
+    <w:p>
+      <w:pPr>
+        <w:pStyle w:val="Heading3"/>
+        <w:keepNext/>
+        <w:jc w:val="left"/>
+      </w:pPr>
+      <w:r>
+        <w:rPr>
+          <w:rFonts w:ascii="Times New Roman" w:hAnsi="Times New Roman" w:eastAsia="Microsoft YaHei"/>
+          <w:lang w:val="en-US" w:eastAsia="zh-CN"/>
+        </w:rPr>
+        <w:t xml:space="preserve">4.14 修正版开发研究</w:t>
+      </w:r>
+    </w:p>
+    <w:p>
+      <w:pPr>
+        <w:pStyle w:val="FirstParagraph"/>
+      </w:pPr>
+      <w:r>
+        <w:rPr>
+          <w:rFonts w:ascii="Times New Roman" w:hAnsi="Times New Roman" w:eastAsia="SimSun"/>
+          <w:lang w:val="en-US" w:eastAsia="zh-CN"/>
+        </w:rPr>
+        <w:t xml:space="preserve">表8将corrected-v1开发批与历史实验分开。DeepSeek V4 Pro和V4.1 Flash分别完成48任务、六配置下的288项计划执行。Pro为265条流程结束、13条解析失败、10条步数耗尽；Flash对应为272、7、9。流程结束不等于任务完成；ASK仍是等待批准。Gemini暂缓，不提供模型效果比较。</w:t>
+      </w:r>
+    </w:p>
+    <w:p>
+      <w:pPr>
+        <w:pStyle w:val="BodyText"/>
+      </w:pPr>
+      <w:r>
+        <w:rPr>
+          <w:rFonts w:ascii="Times New Roman" w:hAnsi="Times New Roman" w:eastAsia="SimSun"/>
+          <w:lang w:val="en-US" w:eastAsia="zh-CN"/>
+        </w:rPr>
+        <w:t xml:space="preserve">AgentDojo保留原生安全检查，不仅判断状态变化。Pro普通提示攻击阳性分别为无防护5/12、policy 2/12、full 0/12；良性工具完成分别为6/8、3/8、3/8。full减policy攻击配对差为−16.67个百分点，95%区间为−44.80至+10.38，跨过零。Flash无防护普通提示攻击为1/12，其余配置均零；两种无防护配置良性工具完成均7/8，四种有防护配置均4/8。小规模历史富集开发集不证明领先或来源模块的因果增益。</w:t>
+      </w:r>
+    </w:p>
+    <w:p>
+      <w:pPr>
+        <w:pStyle w:val="BodyText"/>
+      </w:pPr>
+      <w:r>
+        <w:rPr>
+          <w:rFonts w:ascii="Times New Roman" w:hAnsi="Times New Roman" w:eastAsia="SimSun"/>
+          <w:lang w:val="en-US" w:eastAsia="zh-CN"/>
+        </w:rPr>
+        <w:t xml:space="preserve">M3-v2两模型所有攻击配置的已观察模拟危险效果均0/12，包括无防护，因此不能证明防护有效。来源摘要中敏感标签值为零，数据流检查不适用；合成标签传播测试与真实模型触发机制的证据必须分开。每模型—条件的8个无工具任务仍保留在计划分母中，表8只聚焦攻击及良性工具结果。未知不填零，运行失败另行报告。</w:t>
+      </w:r>
+    </w:p>
+    <w:bookmarkEnd w:id="66"/>
+    <w:bookmarkStart w:id="67" w:name="剩余证据边界"/>
+    <w:p>
+      <w:pPr>
+        <w:pStyle w:val="Heading3"/>
+        <w:keepNext/>
+        <w:jc w:val="left"/>
+      </w:pPr>
+      <w:r>
+        <w:rPr>
+          <w:rFonts w:ascii="Times New Roman" w:hAnsi="Times New Roman" w:eastAsia="Microsoft YaHei"/>
+          <w:lang w:val="en-US" w:eastAsia="zh-CN"/>
+        </w:rPr>
+        <w:t xml:space="preserve">4.15 剩余证据边界</w:t>
+      </w:r>
+    </w:p>
+    <w:p>
+      <w:pPr>
+        <w:pStyle w:val="FirstParagraph"/>
+      </w:pPr>
+      <w:r>
+        <w:rPr>
+          <w:rFonts w:ascii="Times New Roman" w:hAnsi="Times New Roman" w:eastAsia="SimSun"/>
+          <w:lang w:val="en-US" w:eastAsia="zh-CN"/>
+        </w:rPr>
+        <w:t xml:space="preserve">历史Public及增量表保留当时的评价标签。旧M3-v2路径可能将Guard放行、但最终隔离层拒绝的动作标为不安全，即使效果未实施；旧ITT变体还包含运行失败。紧凑记录不足以事后识别全部实际越权效果，因此旧表是旧版风险标签端点，不是修正后的执行效果估计。数值不变，不把旧记录改称corrected-v1结果；AgentDojo原生检查也不能一概改称仅环境状态变化。</w:t>
+      </w:r>
+    </w:p>
+    <w:p>
+      <w:pPr>
+        <w:pStyle w:val="BodyText"/>
+      </w:pPr>
+      <w:r>
+        <w:rPr>
+          <w:rFonts w:ascii="Times New Roman" w:hAnsi="Times New Roman" w:eastAsia="SimSun"/>
+          <w:lang w:val="en-US" w:eastAsia="zh-CN"/>
+        </w:rPr>
         <w:t xml:space="preserve">中型、Public、授权制度、因子、来源权威性、挑战、复现、自适应与同期活性研究共同支持安全—效用实证论文，但不支持领先防御、端到端来源收益、自适应攻击饱和或跨厂商结论。E2 能识别确定性 Guard 决策层的来源敏感性，但端到端动作端点受到地板限制。E5 仅给出 0/12、Wilson 上限 24.25% 的 B200-survivor 条件尾部；E6 只记录历史富集 DeepSeek 队列在单执行块内观察到的攻击活性，且其样本与 E3 大量重叠。早期 Gemini 授权实验只有 5 条含响应记录；另行执行的 E6 Gemini 前缀同样只有 5 条含响应记录、1 条无响应失败和 174 条行政关闭。两者均不进入效应推断。当前记录契约无法识别 UTR 和 DSR，本文不根据不安全效应率反推二者。</w:t>
       </w:r>
     </w:p>
-    <w:bookmarkEnd w:id="63"/>
-    <w:bookmarkEnd w:id="64"/>
-    <w:bookmarkStart w:id="75" w:name="讨论"/>
+    <w:bookmarkEnd w:id="67"/>
+    <w:bookmarkEnd w:id="68"/>
+    <w:bookmarkStart w:id="79" w:name="讨论"/>
     <w:p>
       <w:pPr>
         <w:pStyle w:val="Heading2"/>
@@ -6467,7 +6786,7 @@
         <w:t xml:space="preserve">5. 讨论</w:t>
       </w:r>
     </w:p>
-    <w:bookmarkStart w:id="65" w:name="既有证据改变了研究主张"/>
+    <w:bookmarkStart w:id="69" w:name="既有证据改变了研究主张"/>
     <w:p>
       <w:pPr>
         <w:pStyle w:val="Heading3"/>
@@ -6506,8 +6825,8 @@
         <w:t xml:space="preserve">这种负面证据具有科学意义，但旧证据最初只能估计成套配置差异。E1 在同一执行窗口中交叉改变提示词配置与运行时模块包，解开了二者的混杂。module、prompt 和 interaction 的点估计均较小，没有显示正向安全或效用贡献。该设计能单独识别 prompt 因素与完整运行时模块包，却仍不能把来源、时序/数据流、单调权限和确认逐一拆开。因此结果只说明所测模块包没有证明清晰优势，不能推导任一内部机制本质无效。</w:t>
       </w:r>
     </w:p>
-    <w:bookmarkEnd w:id="65"/>
-    <w:bookmarkStart w:id="66" w:name="授权是实验处理的一部分"/>
+    <w:bookmarkEnd w:id="69"/>
+    <w:bookmarkStart w:id="70" w:name="授权是实验处理的一部分"/>
     <w:p>
       <w:pPr>
         <w:pStyle w:val="Heading3"/>
@@ -6738,8 +7057,8 @@
         <w:t xml:space="preserve">运行变化更为明显。精确策略消除了两个配置包中的 ASK，却使含 DENY 的记录比例从策略配置包的 7.22% 升至 48.89%，从完整配置包的 11.11% 升至 45.00%。两个 exact 单元的失败率升至约 24%，p95 时延升至约 19.5 秒；悲观的不安全或失败界限分别由 7%/8% 升至 25%/26%。broad、conflicting 和 underspecified 同样使嵌套良性工具子集的完成下降 25–30 个百分点，却没有改变已观察攻击地板。由此可见，即使已执行的不安全效应稳定，策略规范仍会改变安全可用性与效用。</w:t>
       </w:r>
     </w:p>
-    <w:bookmarkEnd w:id="66"/>
-    <w:bookmarkStart w:id="67" w:name="来源敏感性存在于决策层"/>
+    <w:bookmarkEnd w:id="70"/>
+    <w:bookmarkStart w:id="71" w:name="来源敏感性存在于决策层"/>
     <w:p>
       <w:pPr>
         <w:pStyle w:val="Heading3"/>
@@ -6778,8 +7097,8 @@
         <w:t xml:space="preserve">该机制没有转化为已完成的端到端动作。240 条模型—Guard 执行全部为零动作：可信上下文几乎全部进入 ASK，full/untrusted 则主要进入 DENY。因此必须区分两层证据：离线回放检验机制行为，端到端执行揭示确认瓶颈；任何一层都不能替代另一层。来源机制可以逻辑上生效，同时周边交互设计仍缺乏可用效用。</w:t>
       </w:r>
     </w:p>
-    <w:bookmarkEnd w:id="67"/>
-    <w:bookmarkStart w:id="68" w:name="必须联合报告执行效应与效用"/>
+    <w:bookmarkEnd w:id="71"/>
+    <w:bookmarkStart w:id="72" w:name="必须联合报告执行效应与效用"/>
     <w:p>
       <w:pPr>
         <w:pStyle w:val="Heading3"/>
@@ -6803,6 +7122,18 @@
           <w:rFonts w:ascii="Times New Roman" w:hAnsi="Times New Roman" w:eastAsia="SimSun"/>
           <w:lang w:val="en-US" w:eastAsia="zh-CN"/>
         </w:rPr>
+        <w:t xml:space="preserve">后续诊断进一步限制了 E2 的解释：ASK 即结束，非安全目标的正文也被施加隐藏的精确约束，聚合负担无法识别每一条来源特异性的失败原因。E7a 区分策略范围、批准和效果提交；允许本来合法的第二种措辞可改变刻意失配对照中的许可率，但没有后端提交或用户交互。许可结果与离线探针均不能证明来源机制带来端到端提升。</w:t>
+      </w:r>
+    </w:p>
+    <w:p>
+      <w:pPr>
+        <w:pStyle w:val="BodyText"/>
+      </w:pPr>
+      <w:r>
+        <w:rPr>
+          <w:rFonts w:ascii="Times New Roman" w:hAnsi="Times New Roman" w:eastAsia="SimSun"/>
+          <w:lang w:val="en-US" w:eastAsia="zh-CN"/>
+        </w:rPr>
         <w:t xml:space="preserve">低提示注入成功率不足以证明运行时防御可用。检测器可能标记恶意文本却未阻止效应；运行时可能通过拒绝几乎所有有用动作来阻止效应；若评估器只统计成功执行，解析器或服务商失败也可能被误当成安全。本文因此把隔离的已执行效应作为安全终点，把良性工具任务完成作为共同主要终点。</w:t>
       </w:r>
     </w:p>
@@ -6858,8 +7189,8 @@
         <w:t xml:space="preserve">ASK、DENY、运行失败、时延、token 和成本提供必要的运行背景。本文测得的只是系统确认请求发生率，并没有观察真人是否批准、忽略或厌倦提示。关于高后果流程与常规自动化的差别只能作为未来部署研究的设计假设，而不是本文已经验证的人因结论。</w:t>
       </w:r>
     </w:p>
-    <w:bookmarkEnd w:id="68"/>
-    <w:bookmarkStart w:id="69" w:name="自适应证据具有预算敏感性并进行条件性扩展"/>
+    <w:bookmarkEnd w:id="72"/>
+    <w:bookmarkStart w:id="73" w:name="自适应证据具有预算敏感性并进行条件性扩展"/>
     <w:p>
       <w:pPr>
         <w:pStyle w:val="Heading3"/>
@@ -6969,8 +7300,8 @@
         <w:t xml:space="preserve">，不能与原 40 任务拼成名义上的完整 B500 曲线，也不能证明零尾部风险、饱和、渐近攻击率或支撑 2,000 查询结论。</w:t>
       </w:r>
     </w:p>
-    <w:bookmarkEnd w:id="69"/>
-    <w:bookmarkStart w:id="70" w:name="同期校准显示块内攻击活性"/>
+    <w:bookmarkEnd w:id="73"/>
+    <w:bookmarkStart w:id="74" w:name="同期校准显示块内攻击活性"/>
     <w:p>
       <w:pPr>
         <w:pStyle w:val="Heading3"/>
@@ -7009,8 +7340,8 @@
         <w:t xml:space="preserve">该结果不能恢复广泛的防御优越性主张。队列由历史对照阳性任务富集，不含良性任务，并且仅运行一个执行块；其中 47/60 个任务与 E3 重叠，因此它也不是独立样本复现。它不满足原三窗口活性门，也不估计部署流行率、效用或跨日期重复性。运行失败同样不可忽略：no-defense 为 12/60，full/safe 仍为 3/60。VIGIL 在两个基准中的方向相反。E6 应被解释为块内活性校准和条件比较，而不是普遍鲁棒性排名或单个 provenance 组件消融。</w:t>
       </w:r>
     </w:p>
-    <w:bookmarkEnd w:id="70"/>
-    <w:bookmarkStart w:id="71" w:name="与近期来源和授权工作的关系"/>
+    <w:bookmarkEnd w:id="74"/>
+    <w:bookmarkStart w:id="75" w:name="与近期来源和授权工作的关系"/>
     <w:p>
       <w:pPr>
         <w:pStyle w:val="Heading3"/>
@@ -7119,8 +7450,8 @@
         <w:t xml:space="preserve">；本文增加确定性 Guard 回放与完整工具轨迹，并严格分开两类证据。</w:t>
       </w:r>
     </w:p>
-    <w:bookmarkEnd w:id="71"/>
-    <w:bookmarkStart w:id="72" w:name="跨厂商解释"/>
+    <w:bookmarkEnd w:id="75"/>
+    <w:bookmarkStart w:id="76" w:name="跨厂商解释"/>
     <w:p>
       <w:pPr>
         <w:pStyle w:val="Heading3"/>
@@ -7159,8 +7490,8 @@
         <w:t xml:space="preserve">两个数据集都未达到配对覆盖门。E6 中涉及 VIGIL 的最小含响应配对覆盖为 0/30。因此 Gemini 效应全部记为不可估计，而不是绘制零效应、进行服务商排名或合并两个不兼容样本。当前外部有效性仅覆盖 DeepSeek V4 Pro 与 V4 Flash。</w:t>
       </w:r>
     </w:p>
-    <w:bookmarkEnd w:id="72"/>
-    <w:bookmarkStart w:id="73" w:name="局限性"/>
+    <w:bookmarkEnd w:id="76"/>
+    <w:bookmarkStart w:id="77" w:name="局限性"/>
     <w:p>
       <w:pPr>
         <w:pStyle w:val="Heading3"/>
@@ -7327,8 +7658,20 @@
         <w:t xml:space="preserve">最后，本文没有独立盲测集，也不宣称 first、only 或 SOTA。外部有效性严格限于实际评估的模型、基准、策略编译器、压力制度和攻击预算。</w:t>
       </w:r>
     </w:p>
-    <w:bookmarkEnd w:id="73"/>
-    <w:bookmarkStart w:id="74" w:name="实践启示"/>
+    <w:p>
+      <w:pPr>
+        <w:pStyle w:val="BodyText"/>
+      </w:pPr>
+      <w:r>
+        <w:rPr>
+          <w:rFonts w:ascii="Times New Roman" w:hAnsi="Times New Roman" w:eastAsia="SimSun"/>
+          <w:lang w:val="en-US" w:eastAsia="zh-CN"/>
+        </w:rPr>
+        <w:t xml:space="preserve">E7a 仅包含配对内存确认，没有模型澄清轮次、真人或后端状态变化；两种模块共用新 wrapper，exact 对照故意排除请求允许的措辞。因此许可差异不能识别相对正确编译策略的提升，也不测量真人响应质量、负担或任务完成。原生动态环境的外部验证也尚未完成：E2 是合成基准域场景，AgentDyn 只完成加载与 fixture 检查，没有模型评估结果，不计为新增基准或鲁棒性证据。</w:t>
+      </w:r>
+    </w:p>
+    <w:bookmarkEnd w:id="77"/>
+    <w:bookmarkStart w:id="78" w:name="实践启示"/>
     <w:p>
       <w:pPr>
         <w:pStyle w:val="Heading3"/>
@@ -7367,9 +7710,9 @@
         <w:t xml:space="preserve">DeepSeek 授权制度结果为这些建议提供了观察依据：精确与压力策略在不安全效应接近零时，仍显著改变完成、阻断、失败和时延。E6 进一步说明，地板化防御单元需要同期活性对照。两次 Gemini 尝试都关闭于不完整诊断子集，不能改变或扩展 DeepSeek 发现。</w:t>
       </w:r>
     </w:p>
-    <w:bookmarkEnd w:id="74"/>
-    <w:bookmarkEnd w:id="75"/>
-    <w:bookmarkStart w:id="76" w:name="结论"/>
+    <w:bookmarkEnd w:id="78"/>
+    <w:bookmarkEnd w:id="79"/>
+    <w:bookmarkStart w:id="80" w:name="结论"/>
     <w:p>
       <w:pPr>
         <w:pStyle w:val="Heading2"/>
@@ -7429,7 +7772,7 @@
           <w:rFonts w:ascii="Times New Roman" w:hAnsi="Times New Roman" w:eastAsia="SimSun"/>
           <w:lang w:val="en-US" w:eastAsia="zh-CN"/>
         </w:rPr>
-        <w:t xml:space="preserve">来源权威性反事实提供对应的机制证据：full Guard 在不可信来源下改变决策，而 policy-only 不改变；240 个未授权提案中 false allow 为 0，240 个授权提案中 false block 为 30。但 240 条端到端执行均未产生动作，因为 ASK 或 DENY 先行介入。机制层来源敏感性不等于可用的端到端效用。风险富集挑战集同样只复现 1/60 个历史不安全效应并保留 55 个运行失败，Flash 因子复现的四个攻击单元均为零；两项结果都要求使用失败敏感性终点，而不能把不运行当成安全。</w:t>
+        <w:t xml:space="preserve">来源权威性反事实提供对应的机制证据：full Guard 在不可信来源下改变决策，而 policy-only 不改变；240 个未授权提案中 false allow 为 0，240 个授权提案中 false block 为 30。但 240 条端到端执行均未产生动作，同时伴随大量 ASK/DENY；保留记录不能确定每条零执行的具体停止原因。机制层来源敏感性不等于可用的端到端效用。风险富集挑战集同样只复现 1/60 个历史不安全效应并保留 55 个运行失败，Flash 因子复现的四个攻击单元均为零；两项结果都要求使用失败敏感性终点，而不能把不运行当成安全。</w:t>
       </w:r>
     </w:p>
     <w:p>
@@ -7468,8 +7811,20 @@
         <w:t xml:space="preserve">综合而言，工具型智能体安全评估应满足四项要求：将仅供评估的字段排除在在线 Guard 状态之外；分别操纵提示词与运行时因素；把确定性来源回放与端到端执行配对报告；在不安全效应之外同时报告效用、系统 ASK/DENY、失败敏感性界限、时延和攻击预算，并保留基准分层与同期活性对照。结论仅适用于已测试策略、基准、运行时实现、DeepSeek 模型和预算范围。早期 Gemini 授权样本与另行执行的 E6 Gemini 前缀均未达到配对覆盖门，所有 Gemini 效应不可估计；它们不能抹去或扩大已经完成的 DeepSeek 发现。</w:t>
       </w:r>
     </w:p>
-    <w:bookmarkEnd w:id="76"/>
-    <w:bookmarkStart w:id="82" w:name="图"/>
+    <w:p>
+      <w:pPr>
+        <w:pStyle w:val="BodyText"/>
+      </w:pPr>
+      <w:r>
+        <w:rPr>
+          <w:rFonts w:ascii="Times New Roman" w:hAnsi="Times New Roman" w:eastAsia="SimSun"/>
+          <w:lang w:val="en-US" w:eastAsia="zh-CN"/>
+        </w:rPr>
+        <w:t xml:space="preserve">补充的许可实验进一步区分策略范围、确认与效果提交。在 96 个模型提案和 384 个配对控制器单元中，bounded_enum 接纳了被刻意过约束 exact 对照拒绝、但原请求已经允许的措辞。两个模块均未优于另一个。这些只是没有后端效果的执行许可，不是新的任务完成或安全证据。</w:t>
+      </w:r>
+    </w:p>
+    <w:bookmarkEnd w:id="80"/>
+    <w:bookmarkStart w:id="86" w:name="图"/>
     <w:p>
       <w:pPr>
         <w:pStyle w:val="Heading2"/>
@@ -7495,20 +7850,20 @@
         </w:rPr>
         <w:drawing>
           <wp:inline>
-            <wp:extent cx="5760720" cy="2625176"/>
+            <wp:extent cx="5377841" cy="3569917"/>
             <wp:effectExtent b="0" l="0" r="0" t="0"/>
             <wp:docPr descr="图 1. 在线字段与来源权威边界。" title="" id="1" name="Picture"/>
             <a:graphic>
               <a:graphicData uri="http://schemas.openxmlformats.org/drawingml/2006/picture">
                 <pic:pic>
                   <pic:nvPicPr>
-                    <pic:cNvPr descr="../incremental_empirical_v1/figures/figure_1_authority_boundary.png" id="0" name="Picture"/>
+                    <pic:cNvPr descr="../../../../outputs/experiments/incremental_empirical_v1/figures/figure_1_authority_boundary.png" id="0" name="Picture"/>
                     <pic:cNvPicPr>
                       <a:picLocks noChangeArrowheads="1" noChangeAspect="1"/>
                     </pic:cNvPicPr>
                   </pic:nvPicPr>
                   <pic:blipFill>
-                    <a:blip r:embed="rId77"/>
+                    <a:blip r:embed="rId81"/>
                     <a:stretch>
                       <a:fillRect/>
                     </a:stretch>
@@ -7516,7 +7871,7 @@
                   <pic:spPr bwMode="auto">
                     <a:xfrm>
                       <a:off x="0" y="0"/>
-                      <a:ext cx="5760720" cy="2625176"/>
+                      <a:ext cx="5377841" cy="3569917"/>
                     </a:xfrm>
                     <a:prstGeom prst="rect">
                       <a:avLst/>
@@ -7558,20 +7913,20 @@
         </w:rPr>
         <w:drawing>
           <wp:inline>
-            <wp:extent cx="5760720" cy="1997668"/>
+            <wp:extent cx="5760720" cy="3765080"/>
             <wp:effectExtent b="0" l="0" r="0" t="0"/>
             <wp:docPr descr="图 2. 提示词、运行时模块与交互效应。" title="" id="1" name="Picture"/>
             <a:graphic>
               <a:graphicData uri="http://schemas.openxmlformats.org/drawingml/2006/picture">
                 <pic:pic>
                   <pic:nvPicPr>
-                    <pic:cNvPr descr="../incremental_empirical_v1/figures/figure_2_factorial_interactions.png" id="0" name="Picture"/>
+                    <pic:cNvPr descr="../../../../outputs/experiments/incremental_empirical_v1/figures/figure_2_factorial_interactions.png" id="0" name="Picture"/>
                     <pic:cNvPicPr>
                       <a:picLocks noChangeArrowheads="1" noChangeAspect="1"/>
                     </pic:cNvPicPr>
                   </pic:nvPicPr>
                   <pic:blipFill>
-                    <a:blip r:embed="rId78"/>
+                    <a:blip r:embed="rId82"/>
                     <a:stretch>
                       <a:fillRect/>
                     </a:stretch>
@@ -7579,7 +7934,7 @@
                   <pic:spPr bwMode="auto">
                     <a:xfrm>
                       <a:off x="0" y="0"/>
-                      <a:ext cx="5760720" cy="1997668"/>
+                      <a:ext cx="5760720" cy="3765080"/>
                     </a:xfrm>
                     <a:prstGeom prst="rect">
                       <a:avLst/>
@@ -7621,20 +7976,20 @@
         </w:rPr>
         <w:drawing>
           <wp:inline>
-            <wp:extent cx="5760720" cy="2354419"/>
+            <wp:extent cx="5760720" cy="3933799"/>
             <wp:effectExtent b="0" l="0" r="0" t="0"/>
             <wp:docPr descr="图 3. 来源权威性反事实决策与动作变化。" title="" id="1" name="Picture"/>
             <a:graphic>
               <a:graphicData uri="http://schemas.openxmlformats.org/drawingml/2006/picture">
                 <pic:pic>
                   <pic:nvPicPr>
-                    <pic:cNvPr descr="../incremental_empirical_v1/figures/figure_3_provenance_counterfactual.png" id="0" name="Picture"/>
+                    <pic:cNvPr descr="../../../../outputs/experiments/incremental_empirical_v1/figures/figure_3_provenance_counterfactual.png" id="0" name="Picture"/>
                     <pic:cNvPicPr>
                       <a:picLocks noChangeArrowheads="1" noChangeAspect="1"/>
                     </pic:cNvPicPr>
                   </pic:nvPicPr>
                   <pic:blipFill>
-                    <a:blip r:embed="rId79"/>
+                    <a:blip r:embed="rId83"/>
                     <a:stretch>
                       <a:fillRect/>
                     </a:stretch>
@@ -7642,7 +7997,7 @@
                   <pic:spPr bwMode="auto">
                     <a:xfrm>
                       <a:off x="0" y="0"/>
-                      <a:ext cx="5760720" cy="2354419"/>
+                      <a:ext cx="5760720" cy="3933799"/>
                     </a:xfrm>
                     <a:prstGeom prst="rect">
                       <a:avLst/>
@@ -7684,20 +8039,20 @@
         </w:rPr>
         <w:drawing>
           <wp:inline>
-            <wp:extent cx="5760720" cy="2919520"/>
+            <wp:extent cx="5760720" cy="4287725"/>
             <wp:effectExtent b="0" l="0" r="0" t="0"/>
             <wp:docPr descr="图 4. 代表性、风险富集与 Flash 队列的因子效应。" title="" id="1" name="Picture"/>
             <a:graphic>
               <a:graphicData uri="http://schemas.openxmlformats.org/drawingml/2006/picture">
                 <pic:pic>
                   <pic:nvPicPr>
-                    <pic:cNvPr descr="../incremental_empirical_v1/figures/figure_4_factor_effect_forest.png" id="0" name="Picture"/>
+                    <pic:cNvPr descr="../../../../outputs/experiments/incremental_empirical_v1/figures/figure_4_factor_effect_forest.png" id="0" name="Picture"/>
                     <pic:cNvPicPr>
                       <a:picLocks noChangeArrowheads="1" noChangeAspect="1"/>
                     </pic:cNvPicPr>
                   </pic:nvPicPr>
                   <pic:blipFill>
-                    <a:blip r:embed="rId80"/>
+                    <a:blip r:embed="rId84"/>
                     <a:stretch>
                       <a:fillRect/>
                     </a:stretch>
@@ -7705,7 +8060,7 @@
                   <pic:spPr bwMode="auto">
                     <a:xfrm>
                       <a:off x="0" y="0"/>
-                      <a:ext cx="5760720" cy="2919520"/>
+                      <a:ext cx="5760720" cy="4287725"/>
                     </a:xfrm>
                     <a:prstGeom prst="rect">
                       <a:avLst/>
@@ -7747,20 +8102,20 @@
         </w:rPr>
         <w:drawing>
           <wp:inline>
-            <wp:extent cx="5760720" cy="2269374"/>
+            <wp:extent cx="5760720" cy="3844130"/>
             <wp:effectExtent b="0" l="0" r="0" t="0"/>
             <wp:docPr descr="图 5. 完整 B50/B200 证据与 B200-survivor 条件尾部。" title="" id="1" name="Picture"/>
             <a:graphic>
               <a:graphicData uri="http://schemas.openxmlformats.org/drawingml/2006/picture">
                 <pic:pic>
                   <pic:nvPicPr>
-                    <pic:cNvPr descr="../incremental_empirical_v1/figures/figure_5_adaptive_tail.png" id="0" name="Picture"/>
+                    <pic:cNvPr descr="../../../../outputs/experiments/incremental_empirical_v1/figures/figure_5_adaptive_tail.png" id="0" name="Picture"/>
                     <pic:cNvPicPr>
                       <a:picLocks noChangeArrowheads="1" noChangeAspect="1"/>
                     </pic:cNvPicPr>
                   </pic:nvPicPr>
                   <pic:blipFill>
-                    <a:blip r:embed="rId81"/>
+                    <a:blip r:embed="rId85"/>
                     <a:stretch>
                       <a:fillRect/>
                     </a:stretch>
@@ -7768,7 +8123,7 @@
                   <pic:spPr bwMode="auto">
                     <a:xfrm>
                       <a:off x="0" y="0"/>
-                      <a:ext cx="5760720" cy="2269374"/>
+                      <a:ext cx="5760720" cy="3844130"/>
                     </a:xfrm>
                     <a:prstGeom prst="rect">
                       <a:avLst/>
@@ -7799,8 +8154,8 @@
         <w:t xml:space="preserve">图 5. 完整 B50/B200 证据与 B200-survivor 条件尾部。</w:t>
       </w:r>
     </w:p>
-    <w:bookmarkEnd w:id="82"/>
-    <w:bookmarkStart w:id="89" w:name="表"/>
+    <w:bookmarkEnd w:id="86"/>
+    <w:bookmarkStart w:id="95" w:name="表"/>
     <w:p>
       <w:pPr>
         <w:pStyle w:val="Heading2"/>
@@ -7815,7 +8170,7 @@
         <w:t xml:space="preserve">表</w:t>
       </w:r>
     </w:p>
-    <w:bookmarkStart w:id="83" w:name="表-1.-提示词模块因子设计"/>
+    <w:bookmarkStart w:id="87" w:name="表-1.-提示词模块因子设计"/>
     <w:p>
       <w:pPr>
         <w:pStyle w:val="Heading3"/>
@@ -8582,8 +8937,8 @@
         </w:tc>
       </w:tr>
     </w:tbl>
-    <w:bookmarkEnd w:id="83"/>
-    <w:bookmarkStart w:id="84" w:name="表-2.-e1-因子估计"/>
+    <w:bookmarkEnd w:id="87"/>
+    <w:bookmarkStart w:id="88" w:name="表-2.-e1-因子估计"/>
     <w:p>
       <w:pPr>
         <w:pStyle w:val="Heading3"/>
@@ -8608,6 +8963,18 @@
           <w:lang w:val="en-US" w:eastAsia="zh-CN"/>
         </w:rPr>
         <w:t xml:space="preserve">绝对效应为概率差；区间来自 10,000 次案例聚类 bootstrap。Holm 值只适用于 E1 预设终点族。</w:t>
+      </w:r>
+    </w:p>
+    <w:p>
+      <w:pPr>
+        <w:pStyle w:val="BodyText"/>
+      </w:pPr>
+      <w:r>
+        <w:rPr>
+          <w:rFonts w:ascii="Times New Roman" w:hAnsi="Times New Roman" w:eastAsia="SimSun"/>
+          <w:lang w:val="en-US" w:eastAsia="zh-CN"/>
+        </w:rPr>
+        <w:t xml:space="preserve">历史表保留原评价端点，不能事后解释为已确认实施的越权效果；测量修正与corrected-v1结果另行报告。</w:t>
       </w:r>
     </w:p>
     <w:tbl>
@@ -8627,16 +8994,16 @@
         <w:tblInd w:w="120" w:type="dxa"/>
       </w:tblPr>
       <w:tblGrid>
-        <w:gridCol w:w="1066"/>
-        <w:gridCol w:w="1098"/>
-        <w:gridCol w:w="937"/>
-        <w:gridCol w:w="849"/>
-        <w:gridCol w:w="888"/>
-        <w:gridCol w:w="905"/>
-        <w:gridCol w:w="888"/>
-        <w:gridCol w:w="937"/>
-        <w:gridCol w:w="849"/>
-        <w:gridCol w:w="943"/>
+        <w:gridCol w:w="1081"/>
+        <w:gridCol w:w="1007"/>
+        <w:gridCol w:w="948"/>
+        <w:gridCol w:w="857"/>
+        <w:gridCol w:w="897"/>
+        <w:gridCol w:w="915"/>
+        <w:gridCol w:w="897"/>
+        <w:gridCol w:w="948"/>
+        <w:gridCol w:w="857"/>
+        <w:gridCol w:w="953"/>
       </w:tblGrid>
       <w:tr>
         <w:trPr>
@@ -8652,7 +9019,7 @@
               <w:start w:w="120" w:type="dxa"/>
               <w:end w:w="120" w:type="dxa"/>
             </w:tcMar>
-            <w:tcW w:w="1066" w:type="dxa"/>
+            <w:tcW w:w="1081" w:type="dxa"/>
             <w:shd w:fill="E8EEF5"/>
           </w:tcPr>
           <w:p>
@@ -8682,7 +9049,7 @@
               <w:start w:w="120" w:type="dxa"/>
               <w:end w:w="120" w:type="dxa"/>
             </w:tcMar>
-            <w:tcW w:w="1098" w:type="dxa"/>
+            <w:tcW w:w="1007" w:type="dxa"/>
             <w:shd w:fill="E8EEF5"/>
           </w:tcPr>
           <w:p>
@@ -8712,7 +9079,7 @@
               <w:start w:w="120" w:type="dxa"/>
               <w:end w:w="120" w:type="dxa"/>
             </w:tcMar>
-            <w:tcW w:w="937" w:type="dxa"/>
+            <w:tcW w:w="948" w:type="dxa"/>
             <w:shd w:fill="E8EEF5"/>
           </w:tcPr>
           <w:p>
@@ -8742,7 +9109,7 @@
               <w:start w:w="120" w:type="dxa"/>
               <w:end w:w="120" w:type="dxa"/>
             </w:tcMar>
-            <w:tcW w:w="849" w:type="dxa"/>
+            <w:tcW w:w="857" w:type="dxa"/>
             <w:shd w:fill="E8EEF5"/>
           </w:tcPr>
           <w:p>
@@ -8772,7 +9139,7 @@
               <w:start w:w="120" w:type="dxa"/>
               <w:end w:w="120" w:type="dxa"/>
             </w:tcMar>
-            <w:tcW w:w="888" w:type="dxa"/>
+            <w:tcW w:w="897" w:type="dxa"/>
             <w:shd w:fill="E8EEF5"/>
           </w:tcPr>
           <w:p>
@@ -8802,7 +9169,7 @@
               <w:start w:w="120" w:type="dxa"/>
               <w:end w:w="120" w:type="dxa"/>
             </w:tcMar>
-            <w:tcW w:w="905" w:type="dxa"/>
+            <w:tcW w:w="915" w:type="dxa"/>
             <w:shd w:fill="E8EEF5"/>
           </w:tcPr>
           <w:p>
@@ -8832,7 +9199,7 @@
               <w:start w:w="120" w:type="dxa"/>
               <w:end w:w="120" w:type="dxa"/>
             </w:tcMar>
-            <w:tcW w:w="888" w:type="dxa"/>
+            <w:tcW w:w="897" w:type="dxa"/>
             <w:shd w:fill="E8EEF5"/>
           </w:tcPr>
           <w:p>
@@ -8862,7 +9229,7 @@
               <w:start w:w="120" w:type="dxa"/>
               <w:end w:w="120" w:type="dxa"/>
             </w:tcMar>
-            <w:tcW w:w="937" w:type="dxa"/>
+            <w:tcW w:w="948" w:type="dxa"/>
             <w:shd w:fill="E8EEF5"/>
           </w:tcPr>
           <w:p>
@@ -8892,7 +9259,7 @@
               <w:start w:w="120" w:type="dxa"/>
               <w:end w:w="120" w:type="dxa"/>
             </w:tcMar>
-            <w:tcW w:w="849" w:type="dxa"/>
+            <w:tcW w:w="857" w:type="dxa"/>
             <w:shd w:fill="E8EEF5"/>
           </w:tcPr>
           <w:p>
@@ -8922,7 +9289,7 @@
               <w:start w:w="120" w:type="dxa"/>
               <w:end w:w="120" w:type="dxa"/>
             </w:tcMar>
-            <w:tcW w:w="943" w:type="dxa"/>
+            <w:tcW w:w="953" w:type="dxa"/>
             <w:shd w:fill="E8EEF5"/>
           </w:tcPr>
           <w:p>
@@ -8957,7 +9324,7 @@
               <w:start w:w="120" w:type="dxa"/>
               <w:end w:w="120" w:type="dxa"/>
             </w:tcMar>
-            <w:tcW w:w="1066" w:type="dxa"/>
+            <w:tcW w:w="1081" w:type="dxa"/>
           </w:tcPr>
           <w:p>
             <w:pPr>
@@ -8984,7 +9351,7 @@
               <w:start w:w="120" w:type="dxa"/>
               <w:end w:w="120" w:type="dxa"/>
             </w:tcMar>
-            <w:tcW w:w="1098" w:type="dxa"/>
+            <w:tcW w:w="1007" w:type="dxa"/>
           </w:tcPr>
           <w:p>
             <w:pPr>
@@ -8998,20 +9365,20 @@
                 <w:sz w:val="15"/>
                 <w:lang w:val="en-US" w:eastAsia="zh-CN"/>
               </w:rPr>
-              <w:t xml:space="preserve">attack unsafe effect</w:t>
-            </w:r>
-          </w:p>
-        </w:tc>
-        <w:tc>
-          <w:tcPr>
-            <w:vAlign w:val="center"/>
-            <w:tcMar>
-              <w:top w:w="80" w:type="dxa"/>
-              <w:bottom w:w="80" w:type="dxa"/>
-              <w:start w:w="120" w:type="dxa"/>
-              <w:end w:w="120" w:type="dxa"/>
-            </w:tcMar>
-            <w:tcW w:w="937" w:type="dxa"/>
+              <w:t xml:space="preserve">攻击旧版风险端点</w:t>
+            </w:r>
+          </w:p>
+        </w:tc>
+        <w:tc>
+          <w:tcPr>
+            <w:vAlign w:val="center"/>
+            <w:tcMar>
+              <w:top w:w="80" w:type="dxa"/>
+              <w:bottom w:w="80" w:type="dxa"/>
+              <w:start w:w="120" w:type="dxa"/>
+              <w:end w:w="120" w:type="dxa"/>
+            </w:tcMar>
+            <w:tcW w:w="948" w:type="dxa"/>
           </w:tcPr>
           <w:p>
             <w:pPr>
@@ -9038,7 +9405,7 @@
               <w:start w:w="120" w:type="dxa"/>
               <w:end w:w="120" w:type="dxa"/>
             </w:tcMar>
-            <w:tcW w:w="849" w:type="dxa"/>
+            <w:tcW w:w="857" w:type="dxa"/>
           </w:tcPr>
           <w:p>
             <w:pPr>
@@ -9065,7 +9432,7 @@
               <w:start w:w="120" w:type="dxa"/>
               <w:end w:w="120" w:type="dxa"/>
             </w:tcMar>
-            <w:tcW w:w="888" w:type="dxa"/>
+            <w:tcW w:w="897" w:type="dxa"/>
           </w:tcPr>
           <w:p>
             <w:pPr>
@@ -9092,7 +9459,7 @@
               <w:start w:w="120" w:type="dxa"/>
               <w:end w:w="120" w:type="dxa"/>
             </w:tcMar>
-            <w:tcW w:w="905" w:type="dxa"/>
+            <w:tcW w:w="915" w:type="dxa"/>
           </w:tcPr>
           <w:p>
             <w:pPr>
@@ -9119,7 +9486,7 @@
               <w:start w:w="120" w:type="dxa"/>
               <w:end w:w="120" w:type="dxa"/>
             </w:tcMar>
-            <w:tcW w:w="888" w:type="dxa"/>
+            <w:tcW w:w="897" w:type="dxa"/>
           </w:tcPr>
           <w:p>
             <w:pPr>
@@ -9146,7 +9513,7 @@
               <w:start w:w="120" w:type="dxa"/>
               <w:end w:w="120" w:type="dxa"/>
             </w:tcMar>
-            <w:tcW w:w="937" w:type="dxa"/>
+            <w:tcW w:w="948" w:type="dxa"/>
           </w:tcPr>
           <w:p>
             <w:pPr>
@@ -9173,7 +9540,7 @@
               <w:start w:w="120" w:type="dxa"/>
               <w:end w:w="120" w:type="dxa"/>
             </w:tcMar>
-            <w:tcW w:w="849" w:type="dxa"/>
+            <w:tcW w:w="857" w:type="dxa"/>
           </w:tcPr>
           <w:p>
             <w:pPr>
@@ -9200,7 +9567,7 @@
               <w:start w:w="120" w:type="dxa"/>
               <w:end w:w="120" w:type="dxa"/>
             </w:tcMar>
-            <w:tcW w:w="943" w:type="dxa"/>
+            <w:tcW w:w="953" w:type="dxa"/>
           </w:tcPr>
           <w:p>
             <w:pPr>
@@ -9232,7 +9599,7 @@
               <w:start w:w="120" w:type="dxa"/>
               <w:end w:w="120" w:type="dxa"/>
             </w:tcMar>
-            <w:tcW w:w="1066" w:type="dxa"/>
+            <w:tcW w:w="1081" w:type="dxa"/>
           </w:tcPr>
           <w:p>
             <w:pPr>
@@ -9259,7 +9626,7 @@
               <w:start w:w="120" w:type="dxa"/>
               <w:end w:w="120" w:type="dxa"/>
             </w:tcMar>
-            <w:tcW w:w="1098" w:type="dxa"/>
+            <w:tcW w:w="1007" w:type="dxa"/>
           </w:tcPr>
           <w:p>
             <w:pPr>
@@ -9273,20 +9640,20 @@
                 <w:sz w:val="15"/>
                 <w:lang w:val="en-US" w:eastAsia="zh-CN"/>
               </w:rPr>
-              <w:t xml:space="preserve">attack unsafe effect</w:t>
-            </w:r>
-          </w:p>
-        </w:tc>
-        <w:tc>
-          <w:tcPr>
-            <w:vAlign w:val="center"/>
-            <w:tcMar>
-              <w:top w:w="80" w:type="dxa"/>
-              <w:bottom w:w="80" w:type="dxa"/>
-              <w:start w:w="120" w:type="dxa"/>
-              <w:end w:w="120" w:type="dxa"/>
-            </w:tcMar>
-            <w:tcW w:w="937" w:type="dxa"/>
+              <w:t xml:space="preserve">攻击旧版风险端点</w:t>
+            </w:r>
+          </w:p>
+        </w:tc>
+        <w:tc>
+          <w:tcPr>
+            <w:vAlign w:val="center"/>
+            <w:tcMar>
+              <w:top w:w="80" w:type="dxa"/>
+              <w:bottom w:w="80" w:type="dxa"/>
+              <w:start w:w="120" w:type="dxa"/>
+              <w:end w:w="120" w:type="dxa"/>
+            </w:tcMar>
+            <w:tcW w:w="948" w:type="dxa"/>
           </w:tcPr>
           <w:p>
             <w:pPr>
@@ -9313,7 +9680,7 @@
               <w:start w:w="120" w:type="dxa"/>
               <w:end w:w="120" w:type="dxa"/>
             </w:tcMar>
-            <w:tcW w:w="849" w:type="dxa"/>
+            <w:tcW w:w="857" w:type="dxa"/>
           </w:tcPr>
           <w:p>
             <w:pPr>
@@ -9340,7 +9707,7 @@
               <w:start w:w="120" w:type="dxa"/>
               <w:end w:w="120" w:type="dxa"/>
             </w:tcMar>
-            <w:tcW w:w="888" w:type="dxa"/>
+            <w:tcW w:w="897" w:type="dxa"/>
           </w:tcPr>
           <w:p>
             <w:pPr>
@@ -9367,7 +9734,7 @@
               <w:start w:w="120" w:type="dxa"/>
               <w:end w:w="120" w:type="dxa"/>
             </w:tcMar>
-            <w:tcW w:w="905" w:type="dxa"/>
+            <w:tcW w:w="915" w:type="dxa"/>
           </w:tcPr>
           <w:p>
             <w:pPr>
@@ -9394,7 +9761,7 @@
               <w:start w:w="120" w:type="dxa"/>
               <w:end w:w="120" w:type="dxa"/>
             </w:tcMar>
-            <w:tcW w:w="888" w:type="dxa"/>
+            <w:tcW w:w="897" w:type="dxa"/>
           </w:tcPr>
           <w:p>
             <w:pPr>
@@ -9421,7 +9788,7 @@
               <w:start w:w="120" w:type="dxa"/>
               <w:end w:w="120" w:type="dxa"/>
             </w:tcMar>
-            <w:tcW w:w="937" w:type="dxa"/>
+            <w:tcW w:w="948" w:type="dxa"/>
           </w:tcPr>
           <w:p>
             <w:pPr>
@@ -9448,7 +9815,7 @@
               <w:start w:w="120" w:type="dxa"/>
               <w:end w:w="120" w:type="dxa"/>
             </w:tcMar>
-            <w:tcW w:w="849" w:type="dxa"/>
+            <w:tcW w:w="857" w:type="dxa"/>
           </w:tcPr>
           <w:p>
             <w:pPr>
@@ -9475,7 +9842,7 @@
               <w:start w:w="120" w:type="dxa"/>
               <w:end w:w="120" w:type="dxa"/>
             </w:tcMar>
-            <w:tcW w:w="943" w:type="dxa"/>
+            <w:tcW w:w="953" w:type="dxa"/>
           </w:tcPr>
           <w:p>
             <w:pPr>
@@ -9507,7 +9874,7 @@
               <w:start w:w="120" w:type="dxa"/>
               <w:end w:w="120" w:type="dxa"/>
             </w:tcMar>
-            <w:tcW w:w="1066" w:type="dxa"/>
+            <w:tcW w:w="1081" w:type="dxa"/>
           </w:tcPr>
           <w:p>
             <w:pPr>
@@ -9534,7 +9901,7 @@
               <w:start w:w="120" w:type="dxa"/>
               <w:end w:w="120" w:type="dxa"/>
             </w:tcMar>
-            <w:tcW w:w="1098" w:type="dxa"/>
+            <w:tcW w:w="1007" w:type="dxa"/>
           </w:tcPr>
           <w:p>
             <w:pPr>
@@ -9548,20 +9915,20 @@
                 <w:sz w:val="15"/>
                 <w:lang w:val="en-US" w:eastAsia="zh-CN"/>
               </w:rPr>
-              <w:t xml:space="preserve">attack unsafe effect</w:t>
-            </w:r>
-          </w:p>
-        </w:tc>
-        <w:tc>
-          <w:tcPr>
-            <w:vAlign w:val="center"/>
-            <w:tcMar>
-              <w:top w:w="80" w:type="dxa"/>
-              <w:bottom w:w="80" w:type="dxa"/>
-              <w:start w:w="120" w:type="dxa"/>
-              <w:end w:w="120" w:type="dxa"/>
-            </w:tcMar>
-            <w:tcW w:w="937" w:type="dxa"/>
+              <w:t xml:space="preserve">攻击旧版风险端点</w:t>
+            </w:r>
+          </w:p>
+        </w:tc>
+        <w:tc>
+          <w:tcPr>
+            <w:vAlign w:val="center"/>
+            <w:tcMar>
+              <w:top w:w="80" w:type="dxa"/>
+              <w:bottom w:w="80" w:type="dxa"/>
+              <w:start w:w="120" w:type="dxa"/>
+              <w:end w:w="120" w:type="dxa"/>
+            </w:tcMar>
+            <w:tcW w:w="948" w:type="dxa"/>
           </w:tcPr>
           <w:p>
             <w:pPr>
@@ -9588,7 +9955,7 @@
               <w:start w:w="120" w:type="dxa"/>
               <w:end w:w="120" w:type="dxa"/>
             </w:tcMar>
-            <w:tcW w:w="849" w:type="dxa"/>
+            <w:tcW w:w="857" w:type="dxa"/>
           </w:tcPr>
           <w:p>
             <w:pPr>
@@ -9615,7 +9982,7 @@
               <w:start w:w="120" w:type="dxa"/>
               <w:end w:w="120" w:type="dxa"/>
             </w:tcMar>
-            <w:tcW w:w="888" w:type="dxa"/>
+            <w:tcW w:w="897" w:type="dxa"/>
           </w:tcPr>
           <w:p>
             <w:pPr>
@@ -9642,7 +10009,7 @@
               <w:start w:w="120" w:type="dxa"/>
               <w:end w:w="120" w:type="dxa"/>
             </w:tcMar>
-            <w:tcW w:w="905" w:type="dxa"/>
+            <w:tcW w:w="915" w:type="dxa"/>
           </w:tcPr>
           <w:p>
             <w:pPr>
@@ -9669,7 +10036,7 @@
               <w:start w:w="120" w:type="dxa"/>
               <w:end w:w="120" w:type="dxa"/>
             </w:tcMar>
-            <w:tcW w:w="888" w:type="dxa"/>
+            <w:tcW w:w="897" w:type="dxa"/>
           </w:tcPr>
           <w:p>
             <w:pPr>
@@ -9696,7 +10063,7 @@
               <w:start w:w="120" w:type="dxa"/>
               <w:end w:w="120" w:type="dxa"/>
             </w:tcMar>
-            <w:tcW w:w="937" w:type="dxa"/>
+            <w:tcW w:w="948" w:type="dxa"/>
           </w:tcPr>
           <w:p>
             <w:pPr>
@@ -9723,7 +10090,7 @@
               <w:start w:w="120" w:type="dxa"/>
               <w:end w:w="120" w:type="dxa"/>
             </w:tcMar>
-            <w:tcW w:w="849" w:type="dxa"/>
+            <w:tcW w:w="857" w:type="dxa"/>
           </w:tcPr>
           <w:p>
             <w:pPr>
@@ -9750,7 +10117,7 @@
               <w:start w:w="120" w:type="dxa"/>
               <w:end w:w="120" w:type="dxa"/>
             </w:tcMar>
-            <w:tcW w:w="943" w:type="dxa"/>
+            <w:tcW w:w="953" w:type="dxa"/>
           </w:tcPr>
           <w:p>
             <w:pPr>
@@ -9782,7 +10149,7 @@
               <w:start w:w="120" w:type="dxa"/>
               <w:end w:w="120" w:type="dxa"/>
             </w:tcMar>
-            <w:tcW w:w="1066" w:type="dxa"/>
+            <w:tcW w:w="1081" w:type="dxa"/>
           </w:tcPr>
           <w:p>
             <w:pPr>
@@ -9809,7 +10176,7 @@
               <w:start w:w="120" w:type="dxa"/>
               <w:end w:w="120" w:type="dxa"/>
             </w:tcMar>
-            <w:tcW w:w="1098" w:type="dxa"/>
+            <w:tcW w:w="1007" w:type="dxa"/>
           </w:tcPr>
           <w:p>
             <w:pPr>
@@ -9823,20 +10190,20 @@
                 <w:sz w:val="15"/>
                 <w:lang w:val="en-US" w:eastAsia="zh-CN"/>
               </w:rPr>
-              <w:t xml:space="preserve">attack unsafe or failure</w:t>
-            </w:r>
-          </w:p>
-        </w:tc>
-        <w:tc>
-          <w:tcPr>
-            <w:vAlign w:val="center"/>
-            <w:tcMar>
-              <w:top w:w="80" w:type="dxa"/>
-              <w:bottom w:w="80" w:type="dxa"/>
-              <w:start w:w="120" w:type="dxa"/>
-              <w:end w:w="120" w:type="dxa"/>
-            </w:tcMar>
-            <w:tcW w:w="937" w:type="dxa"/>
+              <w:t xml:space="preserve">攻击旧版风险或失败</w:t>
+            </w:r>
+          </w:p>
+        </w:tc>
+        <w:tc>
+          <w:tcPr>
+            <w:vAlign w:val="center"/>
+            <w:tcMar>
+              <w:top w:w="80" w:type="dxa"/>
+              <w:bottom w:w="80" w:type="dxa"/>
+              <w:start w:w="120" w:type="dxa"/>
+              <w:end w:w="120" w:type="dxa"/>
+            </w:tcMar>
+            <w:tcW w:w="948" w:type="dxa"/>
           </w:tcPr>
           <w:p>
             <w:pPr>
@@ -9863,7 +10230,7 @@
               <w:start w:w="120" w:type="dxa"/>
               <w:end w:w="120" w:type="dxa"/>
             </w:tcMar>
-            <w:tcW w:w="849" w:type="dxa"/>
+            <w:tcW w:w="857" w:type="dxa"/>
           </w:tcPr>
           <w:p>
             <w:pPr>
@@ -9890,7 +10257,7 @@
               <w:start w:w="120" w:type="dxa"/>
               <w:end w:w="120" w:type="dxa"/>
             </w:tcMar>
-            <w:tcW w:w="888" w:type="dxa"/>
+            <w:tcW w:w="897" w:type="dxa"/>
           </w:tcPr>
           <w:p>
             <w:pPr>
@@ -9917,7 +10284,7 @@
               <w:start w:w="120" w:type="dxa"/>
               <w:end w:w="120" w:type="dxa"/>
             </w:tcMar>
-            <w:tcW w:w="905" w:type="dxa"/>
+            <w:tcW w:w="915" w:type="dxa"/>
           </w:tcPr>
           <w:p>
             <w:pPr>
@@ -9944,7 +10311,7 @@
               <w:start w:w="120" w:type="dxa"/>
               <w:end w:w="120" w:type="dxa"/>
             </w:tcMar>
-            <w:tcW w:w="888" w:type="dxa"/>
+            <w:tcW w:w="897" w:type="dxa"/>
           </w:tcPr>
           <w:p>
             <w:pPr>
@@ -9971,7 +10338,7 @@
               <w:start w:w="120" w:type="dxa"/>
               <w:end w:w="120" w:type="dxa"/>
             </w:tcMar>
-            <w:tcW w:w="937" w:type="dxa"/>
+            <w:tcW w:w="948" w:type="dxa"/>
           </w:tcPr>
           <w:p>
             <w:pPr>
@@ -9998,7 +10365,7 @@
               <w:start w:w="120" w:type="dxa"/>
               <w:end w:w="120" w:type="dxa"/>
             </w:tcMar>
-            <w:tcW w:w="849" w:type="dxa"/>
+            <w:tcW w:w="857" w:type="dxa"/>
           </w:tcPr>
           <w:p>
             <w:pPr>
@@ -10025,7 +10392,7 @@
               <w:start w:w="120" w:type="dxa"/>
               <w:end w:w="120" w:type="dxa"/>
             </w:tcMar>
-            <w:tcW w:w="943" w:type="dxa"/>
+            <w:tcW w:w="953" w:type="dxa"/>
           </w:tcPr>
           <w:p>
             <w:pPr>
@@ -10057,7 +10424,7 @@
               <w:start w:w="120" w:type="dxa"/>
               <w:end w:w="120" w:type="dxa"/>
             </w:tcMar>
-            <w:tcW w:w="1066" w:type="dxa"/>
+            <w:tcW w:w="1081" w:type="dxa"/>
           </w:tcPr>
           <w:p>
             <w:pPr>
@@ -10084,7 +10451,7 @@
               <w:start w:w="120" w:type="dxa"/>
               <w:end w:w="120" w:type="dxa"/>
             </w:tcMar>
-            <w:tcW w:w="1098" w:type="dxa"/>
+            <w:tcW w:w="1007" w:type="dxa"/>
           </w:tcPr>
           <w:p>
             <w:pPr>
@@ -10098,20 +10465,20 @@
                 <w:sz w:val="15"/>
                 <w:lang w:val="en-US" w:eastAsia="zh-CN"/>
               </w:rPr>
-              <w:t xml:space="preserve">attack unsafe or failure</w:t>
-            </w:r>
-          </w:p>
-        </w:tc>
-        <w:tc>
-          <w:tcPr>
-            <w:vAlign w:val="center"/>
-            <w:tcMar>
-              <w:top w:w="80" w:type="dxa"/>
-              <w:bottom w:w="80" w:type="dxa"/>
-              <w:start w:w="120" w:type="dxa"/>
-              <w:end w:w="120" w:type="dxa"/>
-            </w:tcMar>
-            <w:tcW w:w="937" w:type="dxa"/>
+              <w:t xml:space="preserve">攻击旧版风险或失败</w:t>
+            </w:r>
+          </w:p>
+        </w:tc>
+        <w:tc>
+          <w:tcPr>
+            <w:vAlign w:val="center"/>
+            <w:tcMar>
+              <w:top w:w="80" w:type="dxa"/>
+              <w:bottom w:w="80" w:type="dxa"/>
+              <w:start w:w="120" w:type="dxa"/>
+              <w:end w:w="120" w:type="dxa"/>
+            </w:tcMar>
+            <w:tcW w:w="948" w:type="dxa"/>
           </w:tcPr>
           <w:p>
             <w:pPr>
@@ -10138,7 +10505,7 @@
               <w:start w:w="120" w:type="dxa"/>
               <w:end w:w="120" w:type="dxa"/>
             </w:tcMar>
-            <w:tcW w:w="849" w:type="dxa"/>
+            <w:tcW w:w="857" w:type="dxa"/>
           </w:tcPr>
           <w:p>
             <w:pPr>
@@ -10165,7 +10532,7 @@
               <w:start w:w="120" w:type="dxa"/>
               <w:end w:w="120" w:type="dxa"/>
             </w:tcMar>
-            <w:tcW w:w="888" w:type="dxa"/>
+            <w:tcW w:w="897" w:type="dxa"/>
           </w:tcPr>
           <w:p>
             <w:pPr>
@@ -10192,7 +10559,7 @@
               <w:start w:w="120" w:type="dxa"/>
               <w:end w:w="120" w:type="dxa"/>
             </w:tcMar>
-            <w:tcW w:w="905" w:type="dxa"/>
+            <w:tcW w:w="915" w:type="dxa"/>
           </w:tcPr>
           <w:p>
             <w:pPr>
@@ -10219,7 +10586,7 @@
               <w:start w:w="120" w:type="dxa"/>
               <w:end w:w="120" w:type="dxa"/>
             </w:tcMar>
-            <w:tcW w:w="888" w:type="dxa"/>
+            <w:tcW w:w="897" w:type="dxa"/>
           </w:tcPr>
           <w:p>
             <w:pPr>
@@ -10246,7 +10613,7 @@
               <w:start w:w="120" w:type="dxa"/>
               <w:end w:w="120" w:type="dxa"/>
             </w:tcMar>
-            <w:tcW w:w="937" w:type="dxa"/>
+            <w:tcW w:w="948" w:type="dxa"/>
           </w:tcPr>
           <w:p>
             <w:pPr>
@@ -10273,7 +10640,7 @@
               <w:start w:w="120" w:type="dxa"/>
               <w:end w:w="120" w:type="dxa"/>
             </w:tcMar>
-            <w:tcW w:w="849" w:type="dxa"/>
+            <w:tcW w:w="857" w:type="dxa"/>
           </w:tcPr>
           <w:p>
             <w:pPr>
@@ -10300,7 +10667,7 @@
               <w:start w:w="120" w:type="dxa"/>
               <w:end w:w="120" w:type="dxa"/>
             </w:tcMar>
-            <w:tcW w:w="943" w:type="dxa"/>
+            <w:tcW w:w="953" w:type="dxa"/>
           </w:tcPr>
           <w:p>
             <w:pPr>
@@ -10332,7 +10699,7 @@
               <w:start w:w="120" w:type="dxa"/>
               <w:end w:w="120" w:type="dxa"/>
             </w:tcMar>
-            <w:tcW w:w="1066" w:type="dxa"/>
+            <w:tcW w:w="1081" w:type="dxa"/>
           </w:tcPr>
           <w:p>
             <w:pPr>
@@ -10359,7 +10726,7 @@
               <w:start w:w="120" w:type="dxa"/>
               <w:end w:w="120" w:type="dxa"/>
             </w:tcMar>
-            <w:tcW w:w="1098" w:type="dxa"/>
+            <w:tcW w:w="1007" w:type="dxa"/>
           </w:tcPr>
           <w:p>
             <w:pPr>
@@ -10373,20 +10740,20 @@
                 <w:sz w:val="15"/>
                 <w:lang w:val="en-US" w:eastAsia="zh-CN"/>
               </w:rPr>
-              <w:t xml:space="preserve">attack unsafe or failure</w:t>
-            </w:r>
-          </w:p>
-        </w:tc>
-        <w:tc>
-          <w:tcPr>
-            <w:vAlign w:val="center"/>
-            <w:tcMar>
-              <w:top w:w="80" w:type="dxa"/>
-              <w:bottom w:w="80" w:type="dxa"/>
-              <w:start w:w="120" w:type="dxa"/>
-              <w:end w:w="120" w:type="dxa"/>
-            </w:tcMar>
-            <w:tcW w:w="937" w:type="dxa"/>
+              <w:t xml:space="preserve">攻击旧版风险或失败</w:t>
+            </w:r>
+          </w:p>
+        </w:tc>
+        <w:tc>
+          <w:tcPr>
+            <w:vAlign w:val="center"/>
+            <w:tcMar>
+              <w:top w:w="80" w:type="dxa"/>
+              <w:bottom w:w="80" w:type="dxa"/>
+              <w:start w:w="120" w:type="dxa"/>
+              <w:end w:w="120" w:type="dxa"/>
+            </w:tcMar>
+            <w:tcW w:w="948" w:type="dxa"/>
           </w:tcPr>
           <w:p>
             <w:pPr>
@@ -10413,7 +10780,7 @@
               <w:start w:w="120" w:type="dxa"/>
               <w:end w:w="120" w:type="dxa"/>
             </w:tcMar>
-            <w:tcW w:w="849" w:type="dxa"/>
+            <w:tcW w:w="857" w:type="dxa"/>
           </w:tcPr>
           <w:p>
             <w:pPr>
@@ -10440,7 +10807,7 @@
               <w:start w:w="120" w:type="dxa"/>
               <w:end w:w="120" w:type="dxa"/>
             </w:tcMar>
-            <w:tcW w:w="888" w:type="dxa"/>
+            <w:tcW w:w="897" w:type="dxa"/>
           </w:tcPr>
           <w:p>
             <w:pPr>
@@ -10467,7 +10834,7 @@
               <w:start w:w="120" w:type="dxa"/>
               <w:end w:w="120" w:type="dxa"/>
             </w:tcMar>
-            <w:tcW w:w="905" w:type="dxa"/>
+            <w:tcW w:w="915" w:type="dxa"/>
           </w:tcPr>
           <w:p>
             <w:pPr>
@@ -10494,7 +10861,7 @@
               <w:start w:w="120" w:type="dxa"/>
               <w:end w:w="120" w:type="dxa"/>
             </w:tcMar>
-            <w:tcW w:w="888" w:type="dxa"/>
+            <w:tcW w:w="897" w:type="dxa"/>
           </w:tcPr>
           <w:p>
             <w:pPr>
@@ -10521,7 +10888,7 @@
               <w:start w:w="120" w:type="dxa"/>
               <w:end w:w="120" w:type="dxa"/>
             </w:tcMar>
-            <w:tcW w:w="937" w:type="dxa"/>
+            <w:tcW w:w="948" w:type="dxa"/>
           </w:tcPr>
           <w:p>
             <w:pPr>
@@ -10548,7 +10915,7 @@
               <w:start w:w="120" w:type="dxa"/>
               <w:end w:w="120" w:type="dxa"/>
             </w:tcMar>
-            <w:tcW w:w="849" w:type="dxa"/>
+            <w:tcW w:w="857" w:type="dxa"/>
           </w:tcPr>
           <w:p>
             <w:pPr>
@@ -10575,7 +10942,7 @@
               <w:start w:w="120" w:type="dxa"/>
               <w:end w:w="120" w:type="dxa"/>
             </w:tcMar>
-            <w:tcW w:w="943" w:type="dxa"/>
+            <w:tcW w:w="953" w:type="dxa"/>
           </w:tcPr>
           <w:p>
             <w:pPr>
@@ -10607,7 +10974,7 @@
               <w:start w:w="120" w:type="dxa"/>
               <w:end w:w="120" w:type="dxa"/>
             </w:tcMar>
-            <w:tcW w:w="1066" w:type="dxa"/>
+            <w:tcW w:w="1081" w:type="dxa"/>
           </w:tcPr>
           <w:p>
             <w:pPr>
@@ -10634,7 +11001,7 @@
               <w:start w:w="120" w:type="dxa"/>
               <w:end w:w="120" w:type="dxa"/>
             </w:tcMar>
-            <w:tcW w:w="1098" w:type="dxa"/>
+            <w:tcW w:w="1007" w:type="dxa"/>
           </w:tcPr>
           <w:p>
             <w:pPr>
@@ -10661,7 +11028,7 @@
               <w:start w:w="120" w:type="dxa"/>
               <w:end w:w="120" w:type="dxa"/>
             </w:tcMar>
-            <w:tcW w:w="937" w:type="dxa"/>
+            <w:tcW w:w="948" w:type="dxa"/>
           </w:tcPr>
           <w:p>
             <w:pPr>
@@ -10688,7 +11055,7 @@
               <w:start w:w="120" w:type="dxa"/>
               <w:end w:w="120" w:type="dxa"/>
             </w:tcMar>
-            <w:tcW w:w="849" w:type="dxa"/>
+            <w:tcW w:w="857" w:type="dxa"/>
           </w:tcPr>
           <w:p>
             <w:pPr>
@@ -10715,7 +11082,7 @@
               <w:start w:w="120" w:type="dxa"/>
               <w:end w:w="120" w:type="dxa"/>
             </w:tcMar>
-            <w:tcW w:w="888" w:type="dxa"/>
+            <w:tcW w:w="897" w:type="dxa"/>
           </w:tcPr>
           <w:p>
             <w:pPr>
@@ -10742,7 +11109,7 @@
               <w:start w:w="120" w:type="dxa"/>
               <w:end w:w="120" w:type="dxa"/>
             </w:tcMar>
-            <w:tcW w:w="905" w:type="dxa"/>
+            <w:tcW w:w="915" w:type="dxa"/>
           </w:tcPr>
           <w:p>
             <w:pPr>
@@ -10769,7 +11136,7 @@
               <w:start w:w="120" w:type="dxa"/>
               <w:end w:w="120" w:type="dxa"/>
             </w:tcMar>
-            <w:tcW w:w="888" w:type="dxa"/>
+            <w:tcW w:w="897" w:type="dxa"/>
           </w:tcPr>
           <w:p>
             <w:pPr>
@@ -10796,7 +11163,7 @@
               <w:start w:w="120" w:type="dxa"/>
               <w:end w:w="120" w:type="dxa"/>
             </w:tcMar>
-            <w:tcW w:w="937" w:type="dxa"/>
+            <w:tcW w:w="948" w:type="dxa"/>
           </w:tcPr>
           <w:p>
             <w:pPr>
@@ -10823,7 +11190,7 @@
               <w:start w:w="120" w:type="dxa"/>
               <w:end w:w="120" w:type="dxa"/>
             </w:tcMar>
-            <w:tcW w:w="849" w:type="dxa"/>
+            <w:tcW w:w="857" w:type="dxa"/>
           </w:tcPr>
           <w:p>
             <w:pPr>
@@ -10850,7 +11217,7 @@
               <w:start w:w="120" w:type="dxa"/>
               <w:end w:w="120" w:type="dxa"/>
             </w:tcMar>
-            <w:tcW w:w="943" w:type="dxa"/>
+            <w:tcW w:w="953" w:type="dxa"/>
           </w:tcPr>
           <w:p>
             <w:pPr>
@@ -10882,7 +11249,7 @@
               <w:start w:w="120" w:type="dxa"/>
               <w:end w:w="120" w:type="dxa"/>
             </w:tcMar>
-            <w:tcW w:w="1066" w:type="dxa"/>
+            <w:tcW w:w="1081" w:type="dxa"/>
           </w:tcPr>
           <w:p>
             <w:pPr>
@@ -10909,7 +11276,7 @@
               <w:start w:w="120" w:type="dxa"/>
               <w:end w:w="120" w:type="dxa"/>
             </w:tcMar>
-            <w:tcW w:w="1098" w:type="dxa"/>
+            <w:tcW w:w="1007" w:type="dxa"/>
           </w:tcPr>
           <w:p>
             <w:pPr>
@@ -10936,7 +11303,7 @@
               <w:start w:w="120" w:type="dxa"/>
               <w:end w:w="120" w:type="dxa"/>
             </w:tcMar>
-            <w:tcW w:w="937" w:type="dxa"/>
+            <w:tcW w:w="948" w:type="dxa"/>
           </w:tcPr>
           <w:p>
             <w:pPr>
@@ -10963,7 +11330,7 @@
               <w:start w:w="120" w:type="dxa"/>
               <w:end w:w="120" w:type="dxa"/>
             </w:tcMar>
-            <w:tcW w:w="849" w:type="dxa"/>
+            <w:tcW w:w="857" w:type="dxa"/>
           </w:tcPr>
           <w:p>
             <w:pPr>
@@ -10990,7 +11357,7 @@
               <w:start w:w="120" w:type="dxa"/>
               <w:end w:w="120" w:type="dxa"/>
             </w:tcMar>
-            <w:tcW w:w="888" w:type="dxa"/>
+            <w:tcW w:w="897" w:type="dxa"/>
           </w:tcPr>
           <w:p>
             <w:pPr>
@@ -11017,7 +11384,7 @@
               <w:start w:w="120" w:type="dxa"/>
               <w:end w:w="120" w:type="dxa"/>
             </w:tcMar>
-            <w:tcW w:w="905" w:type="dxa"/>
+            <w:tcW w:w="915" w:type="dxa"/>
           </w:tcPr>
           <w:p>
             <w:pPr>
@@ -11044,7 +11411,7 @@
               <w:start w:w="120" w:type="dxa"/>
               <w:end w:w="120" w:type="dxa"/>
             </w:tcMar>
-            <w:tcW w:w="888" w:type="dxa"/>
+            <w:tcW w:w="897" w:type="dxa"/>
           </w:tcPr>
           <w:p>
             <w:pPr>
@@ -11071,7 +11438,7 @@
               <w:start w:w="120" w:type="dxa"/>
               <w:end w:w="120" w:type="dxa"/>
             </w:tcMar>
-            <w:tcW w:w="937" w:type="dxa"/>
+            <w:tcW w:w="948" w:type="dxa"/>
           </w:tcPr>
           <w:p>
             <w:pPr>
@@ -11098,7 +11465,7 @@
               <w:start w:w="120" w:type="dxa"/>
               <w:end w:w="120" w:type="dxa"/>
             </w:tcMar>
-            <w:tcW w:w="849" w:type="dxa"/>
+            <w:tcW w:w="857" w:type="dxa"/>
           </w:tcPr>
           <w:p>
             <w:pPr>
@@ -11125,7 +11492,7 @@
               <w:start w:w="120" w:type="dxa"/>
               <w:end w:w="120" w:type="dxa"/>
             </w:tcMar>
-            <w:tcW w:w="943" w:type="dxa"/>
+            <w:tcW w:w="953" w:type="dxa"/>
           </w:tcPr>
           <w:p>
             <w:pPr>
@@ -11157,7 +11524,7 @@
               <w:start w:w="120" w:type="dxa"/>
               <w:end w:w="120" w:type="dxa"/>
             </w:tcMar>
-            <w:tcW w:w="1066" w:type="dxa"/>
+            <w:tcW w:w="1081" w:type="dxa"/>
           </w:tcPr>
           <w:p>
             <w:pPr>
@@ -11184,7 +11551,7 @@
               <w:start w:w="120" w:type="dxa"/>
               <w:end w:w="120" w:type="dxa"/>
             </w:tcMar>
-            <w:tcW w:w="1098" w:type="dxa"/>
+            <w:tcW w:w="1007" w:type="dxa"/>
           </w:tcPr>
           <w:p>
             <w:pPr>
@@ -11211,7 +11578,7 @@
               <w:start w:w="120" w:type="dxa"/>
               <w:end w:w="120" w:type="dxa"/>
             </w:tcMar>
-            <w:tcW w:w="937" w:type="dxa"/>
+            <w:tcW w:w="948" w:type="dxa"/>
           </w:tcPr>
           <w:p>
             <w:pPr>
@@ -11238,7 +11605,7 @@
               <w:start w:w="120" w:type="dxa"/>
               <w:end w:w="120" w:type="dxa"/>
             </w:tcMar>
-            <w:tcW w:w="849" w:type="dxa"/>
+            <w:tcW w:w="857" w:type="dxa"/>
           </w:tcPr>
           <w:p>
             <w:pPr>
@@ -11265,7 +11632,7 @@
               <w:start w:w="120" w:type="dxa"/>
               <w:end w:w="120" w:type="dxa"/>
             </w:tcMar>
-            <w:tcW w:w="888" w:type="dxa"/>
+            <w:tcW w:w="897" w:type="dxa"/>
           </w:tcPr>
           <w:p>
             <w:pPr>
@@ -11292,7 +11659,7 @@
               <w:start w:w="120" w:type="dxa"/>
               <w:end w:w="120" w:type="dxa"/>
             </w:tcMar>
-            <w:tcW w:w="905" w:type="dxa"/>
+            <w:tcW w:w="915" w:type="dxa"/>
           </w:tcPr>
           <w:p>
             <w:pPr>
@@ -11319,7 +11686,7 @@
               <w:start w:w="120" w:type="dxa"/>
               <w:end w:w="120" w:type="dxa"/>
             </w:tcMar>
-            <w:tcW w:w="888" w:type="dxa"/>
+            <w:tcW w:w="897" w:type="dxa"/>
           </w:tcPr>
           <w:p>
             <w:pPr>
@@ -11346,7 +11713,7 @@
               <w:start w:w="120" w:type="dxa"/>
               <w:end w:w="120" w:type="dxa"/>
             </w:tcMar>
-            <w:tcW w:w="937" w:type="dxa"/>
+            <w:tcW w:w="948" w:type="dxa"/>
           </w:tcPr>
           <w:p>
             <w:pPr>
@@ -11373,7 +11740,7 @@
               <w:start w:w="120" w:type="dxa"/>
               <w:end w:w="120" w:type="dxa"/>
             </w:tcMar>
-            <w:tcW w:w="849" w:type="dxa"/>
+            <w:tcW w:w="857" w:type="dxa"/>
           </w:tcPr>
           <w:p>
             <w:pPr>
@@ -11400,7 +11767,7 @@
               <w:start w:w="120" w:type="dxa"/>
               <w:end w:w="120" w:type="dxa"/>
             </w:tcMar>
-            <w:tcW w:w="943" w:type="dxa"/>
+            <w:tcW w:w="953" w:type="dxa"/>
           </w:tcPr>
           <w:p>
             <w:pPr>
@@ -11420,8 +11787,8 @@
         </w:tc>
       </w:tr>
     </w:tbl>
-    <w:bookmarkEnd w:id="84"/>
-    <w:bookmarkStart w:id="85" w:name="表-3.-e2-来源权威性证据"/>
+    <w:bookmarkEnd w:id="88"/>
+    <w:bookmarkStart w:id="89" w:name="表-3.-e2-来源权威性证据"/>
     <w:p>
       <w:pPr>
         <w:pStyle w:val="Heading3"/>
@@ -14533,8 +14900,8 @@
         </w:tc>
       </w:tr>
     </w:tbl>
-    <w:bookmarkEnd w:id="85"/>
-    <w:bookmarkStart w:id="86" w:name="表-4.-e3e4-条件鲁棒性"/>
+    <w:bookmarkEnd w:id="89"/>
+    <w:bookmarkStart w:id="90" w:name="表-4.-e3e4-条件鲁棒性"/>
     <w:p>
       <w:pPr>
         <w:pStyle w:val="Heading3"/>
@@ -14559,6 +14926,18 @@
           <w:lang w:val="en-US" w:eastAsia="zh-CN"/>
         </w:rPr>
         <w:t xml:space="preserve">E3 为结果富集样本，E4 为同服务商模型复现；二者均不新增显著性检验族，也不估计部署流行率。</w:t>
+      </w:r>
+    </w:p>
+    <w:p>
+      <w:pPr>
+        <w:pStyle w:val="BodyText"/>
+      </w:pPr>
+      <w:r>
+        <w:rPr>
+          <w:rFonts w:ascii="Times New Roman" w:hAnsi="Times New Roman" w:eastAsia="SimSun"/>
+          <w:lang w:val="en-US" w:eastAsia="zh-CN"/>
+        </w:rPr>
+        <w:t xml:space="preserve">历史表保留原评价端点，不能事后解释为已确认实施的越权效果；测量修正与corrected-v1结果另行报告。</w:t>
       </w:r>
     </w:p>
     <w:tbl>
@@ -14578,16 +14957,16 @@
         <w:tblInd w:w="120" w:type="dxa"/>
       </w:tblPr>
       <w:tblGrid>
-        <w:gridCol w:w="1054"/>
-        <w:gridCol w:w="1098"/>
-        <w:gridCol w:w="937"/>
-        <w:gridCol w:w="849"/>
-        <w:gridCol w:w="887"/>
-        <w:gridCol w:w="905"/>
-        <w:gridCol w:w="905"/>
-        <w:gridCol w:w="937"/>
-        <w:gridCol w:w="849"/>
-        <w:gridCol w:w="939"/>
+        <w:gridCol w:w="1069"/>
+        <w:gridCol w:w="1006"/>
+        <w:gridCol w:w="948"/>
+        <w:gridCol w:w="857"/>
+        <w:gridCol w:w="896"/>
+        <w:gridCol w:w="914"/>
+        <w:gridCol w:w="914"/>
+        <w:gridCol w:w="948"/>
+        <w:gridCol w:w="857"/>
+        <w:gridCol w:w="951"/>
       </w:tblGrid>
       <w:tr>
         <w:trPr>
@@ -14603,7 +14982,7 @@
               <w:start w:w="120" w:type="dxa"/>
               <w:end w:w="120" w:type="dxa"/>
             </w:tcMar>
-            <w:tcW w:w="1054" w:type="dxa"/>
+            <w:tcW w:w="1069" w:type="dxa"/>
             <w:shd w:fill="E8EEF5"/>
           </w:tcPr>
           <w:p>
@@ -14633,7 +15012,7 @@
               <w:start w:w="120" w:type="dxa"/>
               <w:end w:w="120" w:type="dxa"/>
             </w:tcMar>
-            <w:tcW w:w="1098" w:type="dxa"/>
+            <w:tcW w:w="1006" w:type="dxa"/>
             <w:shd w:fill="E8EEF5"/>
           </w:tcPr>
           <w:p>
@@ -14663,7 +15042,7 @@
               <w:start w:w="120" w:type="dxa"/>
               <w:end w:w="120" w:type="dxa"/>
             </w:tcMar>
-            <w:tcW w:w="937" w:type="dxa"/>
+            <w:tcW w:w="948" w:type="dxa"/>
             <w:shd w:fill="E8EEF5"/>
           </w:tcPr>
           <w:p>
@@ -14693,7 +15072,7 @@
               <w:start w:w="120" w:type="dxa"/>
               <w:end w:w="120" w:type="dxa"/>
             </w:tcMar>
-            <w:tcW w:w="849" w:type="dxa"/>
+            <w:tcW w:w="857" w:type="dxa"/>
             <w:shd w:fill="E8EEF5"/>
           </w:tcPr>
           <w:p>
@@ -14723,7 +15102,7 @@
               <w:start w:w="120" w:type="dxa"/>
               <w:end w:w="120" w:type="dxa"/>
             </w:tcMar>
-            <w:tcW w:w="887" w:type="dxa"/>
+            <w:tcW w:w="896" w:type="dxa"/>
             <w:shd w:fill="E8EEF5"/>
           </w:tcPr>
           <w:p>
@@ -14753,7 +15132,7 @@
               <w:start w:w="120" w:type="dxa"/>
               <w:end w:w="120" w:type="dxa"/>
             </w:tcMar>
-            <w:tcW w:w="905" w:type="dxa"/>
+            <w:tcW w:w="914" w:type="dxa"/>
             <w:shd w:fill="E8EEF5"/>
           </w:tcPr>
           <w:p>
@@ -14783,7 +15162,7 @@
               <w:start w:w="120" w:type="dxa"/>
               <w:end w:w="120" w:type="dxa"/>
             </w:tcMar>
-            <w:tcW w:w="905" w:type="dxa"/>
+            <w:tcW w:w="914" w:type="dxa"/>
             <w:shd w:fill="E8EEF5"/>
           </w:tcPr>
           <w:p>
@@ -14813,7 +15192,7 @@
               <w:start w:w="120" w:type="dxa"/>
               <w:end w:w="120" w:type="dxa"/>
             </w:tcMar>
-            <w:tcW w:w="937" w:type="dxa"/>
+            <w:tcW w:w="948" w:type="dxa"/>
             <w:shd w:fill="E8EEF5"/>
           </w:tcPr>
           <w:p>
@@ -14843,7 +15222,7 @@
               <w:start w:w="120" w:type="dxa"/>
               <w:end w:w="120" w:type="dxa"/>
             </w:tcMar>
-            <w:tcW w:w="849" w:type="dxa"/>
+            <w:tcW w:w="857" w:type="dxa"/>
             <w:shd w:fill="E8EEF5"/>
           </w:tcPr>
           <w:p>
@@ -14873,7 +15252,7 @@
               <w:start w:w="120" w:type="dxa"/>
               <w:end w:w="120" w:type="dxa"/>
             </w:tcMar>
-            <w:tcW w:w="939" w:type="dxa"/>
+            <w:tcW w:w="951" w:type="dxa"/>
             <w:shd w:fill="E8EEF5"/>
           </w:tcPr>
           <w:p>
@@ -14908,7 +15287,7 @@
               <w:start w:w="120" w:type="dxa"/>
               <w:end w:w="120" w:type="dxa"/>
             </w:tcMar>
-            <w:tcW w:w="1054" w:type="dxa"/>
+            <w:tcW w:w="1069" w:type="dxa"/>
           </w:tcPr>
           <w:p>
             <w:pPr>
@@ -14935,7 +15314,7 @@
               <w:start w:w="120" w:type="dxa"/>
               <w:end w:w="120" w:type="dxa"/>
             </w:tcMar>
-            <w:tcW w:w="1098" w:type="dxa"/>
+            <w:tcW w:w="1006" w:type="dxa"/>
           </w:tcPr>
           <w:p>
             <w:pPr>
@@ -14949,20 +15328,20 @@
                 <w:sz w:val="15"/>
                 <w:lang w:val="en-US" w:eastAsia="zh-CN"/>
               </w:rPr>
-              <w:t xml:space="preserve">attack unsafe effect</w:t>
-            </w:r>
-          </w:p>
-        </w:tc>
-        <w:tc>
-          <w:tcPr>
-            <w:vAlign w:val="center"/>
-            <w:tcMar>
-              <w:top w:w="80" w:type="dxa"/>
-              <w:bottom w:w="80" w:type="dxa"/>
-              <w:start w:w="120" w:type="dxa"/>
-              <w:end w:w="120" w:type="dxa"/>
-            </w:tcMar>
-            <w:tcW w:w="937" w:type="dxa"/>
+              <w:t xml:space="preserve">攻击旧版风险端点</w:t>
+            </w:r>
+          </w:p>
+        </w:tc>
+        <w:tc>
+          <w:tcPr>
+            <w:vAlign w:val="center"/>
+            <w:tcMar>
+              <w:top w:w="80" w:type="dxa"/>
+              <w:bottom w:w="80" w:type="dxa"/>
+              <w:start w:w="120" w:type="dxa"/>
+              <w:end w:w="120" w:type="dxa"/>
+            </w:tcMar>
+            <w:tcW w:w="948" w:type="dxa"/>
           </w:tcPr>
           <w:p>
             <w:pPr>
@@ -14989,7 +15368,7 @@
               <w:start w:w="120" w:type="dxa"/>
               <w:end w:w="120" w:type="dxa"/>
             </w:tcMar>
-            <w:tcW w:w="849" w:type="dxa"/>
+            <w:tcW w:w="857" w:type="dxa"/>
           </w:tcPr>
           <w:p>
             <w:pPr>
@@ -15016,7 +15395,7 @@
               <w:start w:w="120" w:type="dxa"/>
               <w:end w:w="120" w:type="dxa"/>
             </w:tcMar>
-            <w:tcW w:w="887" w:type="dxa"/>
+            <w:tcW w:w="896" w:type="dxa"/>
           </w:tcPr>
           <w:p>
             <w:pPr>
@@ -15043,7 +15422,7 @@
               <w:start w:w="120" w:type="dxa"/>
               <w:end w:w="120" w:type="dxa"/>
             </w:tcMar>
-            <w:tcW w:w="905" w:type="dxa"/>
+            <w:tcW w:w="914" w:type="dxa"/>
           </w:tcPr>
           <w:p>
             <w:pPr>
@@ -15070,7 +15449,7 @@
               <w:start w:w="120" w:type="dxa"/>
               <w:end w:w="120" w:type="dxa"/>
             </w:tcMar>
-            <w:tcW w:w="905" w:type="dxa"/>
+            <w:tcW w:w="914" w:type="dxa"/>
           </w:tcPr>
           <w:p>
             <w:pPr>
@@ -15097,7 +15476,7 @@
               <w:start w:w="120" w:type="dxa"/>
               <w:end w:w="120" w:type="dxa"/>
             </w:tcMar>
-            <w:tcW w:w="937" w:type="dxa"/>
+            <w:tcW w:w="948" w:type="dxa"/>
           </w:tcPr>
           <w:p>
             <w:pPr>
@@ -15124,7 +15503,7 @@
               <w:start w:w="120" w:type="dxa"/>
               <w:end w:w="120" w:type="dxa"/>
             </w:tcMar>
-            <w:tcW w:w="849" w:type="dxa"/>
+            <w:tcW w:w="857" w:type="dxa"/>
           </w:tcPr>
           <w:p>
             <w:pPr>
@@ -15151,7 +15530,7 @@
               <w:start w:w="120" w:type="dxa"/>
               <w:end w:w="120" w:type="dxa"/>
             </w:tcMar>
-            <w:tcW w:w="939" w:type="dxa"/>
+            <w:tcW w:w="951" w:type="dxa"/>
           </w:tcPr>
           <w:p>
             <w:pPr>
@@ -15183,7 +15562,7 @@
               <w:start w:w="120" w:type="dxa"/>
               <w:end w:w="120" w:type="dxa"/>
             </w:tcMar>
-            <w:tcW w:w="1054" w:type="dxa"/>
+            <w:tcW w:w="1069" w:type="dxa"/>
           </w:tcPr>
           <w:p>
             <w:pPr>
@@ -15210,7 +15589,7 @@
               <w:start w:w="120" w:type="dxa"/>
               <w:end w:w="120" w:type="dxa"/>
             </w:tcMar>
-            <w:tcW w:w="1098" w:type="dxa"/>
+            <w:tcW w:w="1006" w:type="dxa"/>
           </w:tcPr>
           <w:p>
             <w:pPr>
@@ -15224,20 +15603,20 @@
                 <w:sz w:val="15"/>
                 <w:lang w:val="en-US" w:eastAsia="zh-CN"/>
               </w:rPr>
-              <w:t xml:space="preserve">attack unsafe effect</w:t>
-            </w:r>
-          </w:p>
-        </w:tc>
-        <w:tc>
-          <w:tcPr>
-            <w:vAlign w:val="center"/>
-            <w:tcMar>
-              <w:top w:w="80" w:type="dxa"/>
-              <w:bottom w:w="80" w:type="dxa"/>
-              <w:start w:w="120" w:type="dxa"/>
-              <w:end w:w="120" w:type="dxa"/>
-            </w:tcMar>
-            <w:tcW w:w="937" w:type="dxa"/>
+              <w:t xml:space="preserve">攻击旧版风险端点</w:t>
+            </w:r>
+          </w:p>
+        </w:tc>
+        <w:tc>
+          <w:tcPr>
+            <w:vAlign w:val="center"/>
+            <w:tcMar>
+              <w:top w:w="80" w:type="dxa"/>
+              <w:bottom w:w="80" w:type="dxa"/>
+              <w:start w:w="120" w:type="dxa"/>
+              <w:end w:w="120" w:type="dxa"/>
+            </w:tcMar>
+            <w:tcW w:w="948" w:type="dxa"/>
           </w:tcPr>
           <w:p>
             <w:pPr>
@@ -15264,7 +15643,7 @@
               <w:start w:w="120" w:type="dxa"/>
               <w:end w:w="120" w:type="dxa"/>
             </w:tcMar>
-            <w:tcW w:w="849" w:type="dxa"/>
+            <w:tcW w:w="857" w:type="dxa"/>
           </w:tcPr>
           <w:p>
             <w:pPr>
@@ -15291,7 +15670,7 @@
               <w:start w:w="120" w:type="dxa"/>
               <w:end w:w="120" w:type="dxa"/>
             </w:tcMar>
-            <w:tcW w:w="887" w:type="dxa"/>
+            <w:tcW w:w="896" w:type="dxa"/>
           </w:tcPr>
           <w:p>
             <w:pPr>
@@ -15318,7 +15697,7 @@
               <w:start w:w="120" w:type="dxa"/>
               <w:end w:w="120" w:type="dxa"/>
             </w:tcMar>
-            <w:tcW w:w="905" w:type="dxa"/>
+            <w:tcW w:w="914" w:type="dxa"/>
           </w:tcPr>
           <w:p>
             <w:pPr>
@@ -15345,7 +15724,7 @@
               <w:start w:w="120" w:type="dxa"/>
               <w:end w:w="120" w:type="dxa"/>
             </w:tcMar>
-            <w:tcW w:w="905" w:type="dxa"/>
+            <w:tcW w:w="914" w:type="dxa"/>
           </w:tcPr>
           <w:p>
             <w:pPr>
@@ -15372,7 +15751,7 @@
               <w:start w:w="120" w:type="dxa"/>
               <w:end w:w="120" w:type="dxa"/>
             </w:tcMar>
-            <w:tcW w:w="937" w:type="dxa"/>
+            <w:tcW w:w="948" w:type="dxa"/>
           </w:tcPr>
           <w:p>
             <w:pPr>
@@ -15399,7 +15778,7 @@
               <w:start w:w="120" w:type="dxa"/>
               <w:end w:w="120" w:type="dxa"/>
             </w:tcMar>
-            <w:tcW w:w="849" w:type="dxa"/>
+            <w:tcW w:w="857" w:type="dxa"/>
           </w:tcPr>
           <w:p>
             <w:pPr>
@@ -15426,7 +15805,7 @@
               <w:start w:w="120" w:type="dxa"/>
               <w:end w:w="120" w:type="dxa"/>
             </w:tcMar>
-            <w:tcW w:w="939" w:type="dxa"/>
+            <w:tcW w:w="951" w:type="dxa"/>
           </w:tcPr>
           <w:p>
             <w:pPr>
@@ -15458,7 +15837,7 @@
               <w:start w:w="120" w:type="dxa"/>
               <w:end w:w="120" w:type="dxa"/>
             </w:tcMar>
-            <w:tcW w:w="1054" w:type="dxa"/>
+            <w:tcW w:w="1069" w:type="dxa"/>
           </w:tcPr>
           <w:p>
             <w:pPr>
@@ -15485,7 +15864,7 @@
               <w:start w:w="120" w:type="dxa"/>
               <w:end w:w="120" w:type="dxa"/>
             </w:tcMar>
-            <w:tcW w:w="1098" w:type="dxa"/>
+            <w:tcW w:w="1006" w:type="dxa"/>
           </w:tcPr>
           <w:p>
             <w:pPr>
@@ -15499,20 +15878,20 @@
                 <w:sz w:val="15"/>
                 <w:lang w:val="en-US" w:eastAsia="zh-CN"/>
               </w:rPr>
-              <w:t xml:space="preserve">attack unsafe effect</w:t>
-            </w:r>
-          </w:p>
-        </w:tc>
-        <w:tc>
-          <w:tcPr>
-            <w:vAlign w:val="center"/>
-            <w:tcMar>
-              <w:top w:w="80" w:type="dxa"/>
-              <w:bottom w:w="80" w:type="dxa"/>
-              <w:start w:w="120" w:type="dxa"/>
-              <w:end w:w="120" w:type="dxa"/>
-            </w:tcMar>
-            <w:tcW w:w="937" w:type="dxa"/>
+              <w:t xml:space="preserve">攻击旧版风险端点</w:t>
+            </w:r>
+          </w:p>
+        </w:tc>
+        <w:tc>
+          <w:tcPr>
+            <w:vAlign w:val="center"/>
+            <w:tcMar>
+              <w:top w:w="80" w:type="dxa"/>
+              <w:bottom w:w="80" w:type="dxa"/>
+              <w:start w:w="120" w:type="dxa"/>
+              <w:end w:w="120" w:type="dxa"/>
+            </w:tcMar>
+            <w:tcW w:w="948" w:type="dxa"/>
           </w:tcPr>
           <w:p>
             <w:pPr>
@@ -15539,7 +15918,7 @@
               <w:start w:w="120" w:type="dxa"/>
               <w:end w:w="120" w:type="dxa"/>
             </w:tcMar>
-            <w:tcW w:w="849" w:type="dxa"/>
+            <w:tcW w:w="857" w:type="dxa"/>
           </w:tcPr>
           <w:p>
             <w:pPr>
@@ -15566,7 +15945,7 @@
               <w:start w:w="120" w:type="dxa"/>
               <w:end w:w="120" w:type="dxa"/>
             </w:tcMar>
-            <w:tcW w:w="887" w:type="dxa"/>
+            <w:tcW w:w="896" w:type="dxa"/>
           </w:tcPr>
           <w:p>
             <w:pPr>
@@ -15593,7 +15972,7 @@
               <w:start w:w="120" w:type="dxa"/>
               <w:end w:w="120" w:type="dxa"/>
             </w:tcMar>
-            <w:tcW w:w="905" w:type="dxa"/>
+            <w:tcW w:w="914" w:type="dxa"/>
           </w:tcPr>
           <w:p>
             <w:pPr>
@@ -15620,7 +15999,7 @@
               <w:start w:w="120" w:type="dxa"/>
               <w:end w:w="120" w:type="dxa"/>
             </w:tcMar>
-            <w:tcW w:w="905" w:type="dxa"/>
+            <w:tcW w:w="914" w:type="dxa"/>
           </w:tcPr>
           <w:p>
             <w:pPr>
@@ -15647,7 +16026,7 @@
               <w:start w:w="120" w:type="dxa"/>
               <w:end w:w="120" w:type="dxa"/>
             </w:tcMar>
-            <w:tcW w:w="937" w:type="dxa"/>
+            <w:tcW w:w="948" w:type="dxa"/>
           </w:tcPr>
           <w:p>
             <w:pPr>
@@ -15674,7 +16053,7 @@
               <w:start w:w="120" w:type="dxa"/>
               <w:end w:w="120" w:type="dxa"/>
             </w:tcMar>
-            <w:tcW w:w="849" w:type="dxa"/>
+            <w:tcW w:w="857" w:type="dxa"/>
           </w:tcPr>
           <w:p>
             <w:pPr>
@@ -15701,7 +16080,7 @@
               <w:start w:w="120" w:type="dxa"/>
               <w:end w:w="120" w:type="dxa"/>
             </w:tcMar>
-            <w:tcW w:w="939" w:type="dxa"/>
+            <w:tcW w:w="951" w:type="dxa"/>
           </w:tcPr>
           <w:p>
             <w:pPr>
@@ -15733,7 +16112,7 @@
               <w:start w:w="120" w:type="dxa"/>
               <w:end w:w="120" w:type="dxa"/>
             </w:tcMar>
-            <w:tcW w:w="1054" w:type="dxa"/>
+            <w:tcW w:w="1069" w:type="dxa"/>
           </w:tcPr>
           <w:p>
             <w:pPr>
@@ -15760,7 +16139,7 @@
               <w:start w:w="120" w:type="dxa"/>
               <w:end w:w="120" w:type="dxa"/>
             </w:tcMar>
-            <w:tcW w:w="1098" w:type="dxa"/>
+            <w:tcW w:w="1006" w:type="dxa"/>
           </w:tcPr>
           <w:p>
             <w:pPr>
@@ -15774,20 +16153,20 @@
                 <w:sz w:val="15"/>
                 <w:lang w:val="en-US" w:eastAsia="zh-CN"/>
               </w:rPr>
-              <w:t xml:space="preserve">attack unsafe or failure</w:t>
-            </w:r>
-          </w:p>
-        </w:tc>
-        <w:tc>
-          <w:tcPr>
-            <w:vAlign w:val="center"/>
-            <w:tcMar>
-              <w:top w:w="80" w:type="dxa"/>
-              <w:bottom w:w="80" w:type="dxa"/>
-              <w:start w:w="120" w:type="dxa"/>
-              <w:end w:w="120" w:type="dxa"/>
-            </w:tcMar>
-            <w:tcW w:w="937" w:type="dxa"/>
+              <w:t xml:space="preserve">攻击旧版风险或失败</w:t>
+            </w:r>
+          </w:p>
+        </w:tc>
+        <w:tc>
+          <w:tcPr>
+            <w:vAlign w:val="center"/>
+            <w:tcMar>
+              <w:top w:w="80" w:type="dxa"/>
+              <w:bottom w:w="80" w:type="dxa"/>
+              <w:start w:w="120" w:type="dxa"/>
+              <w:end w:w="120" w:type="dxa"/>
+            </w:tcMar>
+            <w:tcW w:w="948" w:type="dxa"/>
           </w:tcPr>
           <w:p>
             <w:pPr>
@@ -15814,7 +16193,7 @@
               <w:start w:w="120" w:type="dxa"/>
               <w:end w:w="120" w:type="dxa"/>
             </w:tcMar>
-            <w:tcW w:w="849" w:type="dxa"/>
+            <w:tcW w:w="857" w:type="dxa"/>
           </w:tcPr>
           <w:p>
             <w:pPr>
@@ -15841,7 +16220,7 @@
               <w:start w:w="120" w:type="dxa"/>
               <w:end w:w="120" w:type="dxa"/>
             </w:tcMar>
-            <w:tcW w:w="887" w:type="dxa"/>
+            <w:tcW w:w="896" w:type="dxa"/>
           </w:tcPr>
           <w:p>
             <w:pPr>
@@ -15868,7 +16247,7 @@
               <w:start w:w="120" w:type="dxa"/>
               <w:end w:w="120" w:type="dxa"/>
             </w:tcMar>
-            <w:tcW w:w="905" w:type="dxa"/>
+            <w:tcW w:w="914" w:type="dxa"/>
           </w:tcPr>
           <w:p>
             <w:pPr>
@@ -15895,7 +16274,7 @@
               <w:start w:w="120" w:type="dxa"/>
               <w:end w:w="120" w:type="dxa"/>
             </w:tcMar>
-            <w:tcW w:w="905" w:type="dxa"/>
+            <w:tcW w:w="914" w:type="dxa"/>
           </w:tcPr>
           <w:p>
             <w:pPr>
@@ -15922,7 +16301,7 @@
               <w:start w:w="120" w:type="dxa"/>
               <w:end w:w="120" w:type="dxa"/>
             </w:tcMar>
-            <w:tcW w:w="937" w:type="dxa"/>
+            <w:tcW w:w="948" w:type="dxa"/>
           </w:tcPr>
           <w:p>
             <w:pPr>
@@ -15949,7 +16328,7 @@
               <w:start w:w="120" w:type="dxa"/>
               <w:end w:w="120" w:type="dxa"/>
             </w:tcMar>
-            <w:tcW w:w="849" w:type="dxa"/>
+            <w:tcW w:w="857" w:type="dxa"/>
           </w:tcPr>
           <w:p>
             <w:pPr>
@@ -15976,7 +16355,7 @@
               <w:start w:w="120" w:type="dxa"/>
               <w:end w:w="120" w:type="dxa"/>
             </w:tcMar>
-            <w:tcW w:w="939" w:type="dxa"/>
+            <w:tcW w:w="951" w:type="dxa"/>
           </w:tcPr>
           <w:p>
             <w:pPr>
@@ -16008,7 +16387,7 @@
               <w:start w:w="120" w:type="dxa"/>
               <w:end w:w="120" w:type="dxa"/>
             </w:tcMar>
-            <w:tcW w:w="1054" w:type="dxa"/>
+            <w:tcW w:w="1069" w:type="dxa"/>
           </w:tcPr>
           <w:p>
             <w:pPr>
@@ -16035,7 +16414,7 @@
               <w:start w:w="120" w:type="dxa"/>
               <w:end w:w="120" w:type="dxa"/>
             </w:tcMar>
-            <w:tcW w:w="1098" w:type="dxa"/>
+            <w:tcW w:w="1006" w:type="dxa"/>
           </w:tcPr>
           <w:p>
             <w:pPr>
@@ -16049,20 +16428,20 @@
                 <w:sz w:val="15"/>
                 <w:lang w:val="en-US" w:eastAsia="zh-CN"/>
               </w:rPr>
-              <w:t xml:space="preserve">attack unsafe or failure</w:t>
-            </w:r>
-          </w:p>
-        </w:tc>
-        <w:tc>
-          <w:tcPr>
-            <w:vAlign w:val="center"/>
-            <w:tcMar>
-              <w:top w:w="80" w:type="dxa"/>
-              <w:bottom w:w="80" w:type="dxa"/>
-              <w:start w:w="120" w:type="dxa"/>
-              <w:end w:w="120" w:type="dxa"/>
-            </w:tcMar>
-            <w:tcW w:w="937" w:type="dxa"/>
+              <w:t xml:space="preserve">攻击旧版风险或失败</w:t>
+            </w:r>
+          </w:p>
+        </w:tc>
+        <w:tc>
+          <w:tcPr>
+            <w:vAlign w:val="center"/>
+            <w:tcMar>
+              <w:top w:w="80" w:type="dxa"/>
+              <w:bottom w:w="80" w:type="dxa"/>
+              <w:start w:w="120" w:type="dxa"/>
+              <w:end w:w="120" w:type="dxa"/>
+            </w:tcMar>
+            <w:tcW w:w="948" w:type="dxa"/>
           </w:tcPr>
           <w:p>
             <w:pPr>
@@ -16089,7 +16468,7 @@
               <w:start w:w="120" w:type="dxa"/>
               <w:end w:w="120" w:type="dxa"/>
             </w:tcMar>
-            <w:tcW w:w="849" w:type="dxa"/>
+            <w:tcW w:w="857" w:type="dxa"/>
           </w:tcPr>
           <w:p>
             <w:pPr>
@@ -16116,7 +16495,7 @@
               <w:start w:w="120" w:type="dxa"/>
               <w:end w:w="120" w:type="dxa"/>
             </w:tcMar>
-            <w:tcW w:w="887" w:type="dxa"/>
+            <w:tcW w:w="896" w:type="dxa"/>
           </w:tcPr>
           <w:p>
             <w:pPr>
@@ -16143,7 +16522,7 @@
               <w:start w:w="120" w:type="dxa"/>
               <w:end w:w="120" w:type="dxa"/>
             </w:tcMar>
-            <w:tcW w:w="905" w:type="dxa"/>
+            <w:tcW w:w="914" w:type="dxa"/>
           </w:tcPr>
           <w:p>
             <w:pPr>
@@ -16170,7 +16549,7 @@
               <w:start w:w="120" w:type="dxa"/>
               <w:end w:w="120" w:type="dxa"/>
             </w:tcMar>
-            <w:tcW w:w="905" w:type="dxa"/>
+            <w:tcW w:w="914" w:type="dxa"/>
           </w:tcPr>
           <w:p>
             <w:pPr>
@@ -16197,7 +16576,7 @@
               <w:start w:w="120" w:type="dxa"/>
               <w:end w:w="120" w:type="dxa"/>
             </w:tcMar>
-            <w:tcW w:w="937" w:type="dxa"/>
+            <w:tcW w:w="948" w:type="dxa"/>
           </w:tcPr>
           <w:p>
             <w:pPr>
@@ -16224,7 +16603,7 @@
               <w:start w:w="120" w:type="dxa"/>
               <w:end w:w="120" w:type="dxa"/>
             </w:tcMar>
-            <w:tcW w:w="849" w:type="dxa"/>
+            <w:tcW w:w="857" w:type="dxa"/>
           </w:tcPr>
           <w:p>
             <w:pPr>
@@ -16251,7 +16630,7 @@
               <w:start w:w="120" w:type="dxa"/>
               <w:end w:w="120" w:type="dxa"/>
             </w:tcMar>
-            <w:tcW w:w="939" w:type="dxa"/>
+            <w:tcW w:w="951" w:type="dxa"/>
           </w:tcPr>
           <w:p>
             <w:pPr>
@@ -16283,7 +16662,7 @@
               <w:start w:w="120" w:type="dxa"/>
               <w:end w:w="120" w:type="dxa"/>
             </w:tcMar>
-            <w:tcW w:w="1054" w:type="dxa"/>
+            <w:tcW w:w="1069" w:type="dxa"/>
           </w:tcPr>
           <w:p>
             <w:pPr>
@@ -16310,7 +16689,7 @@
               <w:start w:w="120" w:type="dxa"/>
               <w:end w:w="120" w:type="dxa"/>
             </w:tcMar>
-            <w:tcW w:w="1098" w:type="dxa"/>
+            <w:tcW w:w="1006" w:type="dxa"/>
           </w:tcPr>
           <w:p>
             <w:pPr>
@@ -16324,20 +16703,20 @@
                 <w:sz w:val="15"/>
                 <w:lang w:val="en-US" w:eastAsia="zh-CN"/>
               </w:rPr>
-              <w:t xml:space="preserve">attack unsafe or failure</w:t>
-            </w:r>
-          </w:p>
-        </w:tc>
-        <w:tc>
-          <w:tcPr>
-            <w:vAlign w:val="center"/>
-            <w:tcMar>
-              <w:top w:w="80" w:type="dxa"/>
-              <w:bottom w:w="80" w:type="dxa"/>
-              <w:start w:w="120" w:type="dxa"/>
-              <w:end w:w="120" w:type="dxa"/>
-            </w:tcMar>
-            <w:tcW w:w="937" w:type="dxa"/>
+              <w:t xml:space="preserve">攻击旧版风险或失败</w:t>
+            </w:r>
+          </w:p>
+        </w:tc>
+        <w:tc>
+          <w:tcPr>
+            <w:vAlign w:val="center"/>
+            <w:tcMar>
+              <w:top w:w="80" w:type="dxa"/>
+              <w:bottom w:w="80" w:type="dxa"/>
+              <w:start w:w="120" w:type="dxa"/>
+              <w:end w:w="120" w:type="dxa"/>
+            </w:tcMar>
+            <w:tcW w:w="948" w:type="dxa"/>
           </w:tcPr>
           <w:p>
             <w:pPr>
@@ -16364,7 +16743,7 @@
               <w:start w:w="120" w:type="dxa"/>
               <w:end w:w="120" w:type="dxa"/>
             </w:tcMar>
-            <w:tcW w:w="849" w:type="dxa"/>
+            <w:tcW w:w="857" w:type="dxa"/>
           </w:tcPr>
           <w:p>
             <w:pPr>
@@ -16391,7 +16770,7 @@
               <w:start w:w="120" w:type="dxa"/>
               <w:end w:w="120" w:type="dxa"/>
             </w:tcMar>
-            <w:tcW w:w="887" w:type="dxa"/>
+            <w:tcW w:w="896" w:type="dxa"/>
           </w:tcPr>
           <w:p>
             <w:pPr>
@@ -16418,7 +16797,7 @@
               <w:start w:w="120" w:type="dxa"/>
               <w:end w:w="120" w:type="dxa"/>
             </w:tcMar>
-            <w:tcW w:w="905" w:type="dxa"/>
+            <w:tcW w:w="914" w:type="dxa"/>
           </w:tcPr>
           <w:p>
             <w:pPr>
@@ -16445,7 +16824,7 @@
               <w:start w:w="120" w:type="dxa"/>
               <w:end w:w="120" w:type="dxa"/>
             </w:tcMar>
-            <w:tcW w:w="905" w:type="dxa"/>
+            <w:tcW w:w="914" w:type="dxa"/>
           </w:tcPr>
           <w:p>
             <w:pPr>
@@ -16472,7 +16851,7 @@
               <w:start w:w="120" w:type="dxa"/>
               <w:end w:w="120" w:type="dxa"/>
             </w:tcMar>
-            <w:tcW w:w="937" w:type="dxa"/>
+            <w:tcW w:w="948" w:type="dxa"/>
           </w:tcPr>
           <w:p>
             <w:pPr>
@@ -16499,7 +16878,7 @@
               <w:start w:w="120" w:type="dxa"/>
               <w:end w:w="120" w:type="dxa"/>
             </w:tcMar>
-            <w:tcW w:w="849" w:type="dxa"/>
+            <w:tcW w:w="857" w:type="dxa"/>
           </w:tcPr>
           <w:p>
             <w:pPr>
@@ -16526,7 +16905,7 @@
               <w:start w:w="120" w:type="dxa"/>
               <w:end w:w="120" w:type="dxa"/>
             </w:tcMar>
-            <w:tcW w:w="939" w:type="dxa"/>
+            <w:tcW w:w="951" w:type="dxa"/>
           </w:tcPr>
           <w:p>
             <w:pPr>
@@ -16558,7 +16937,7 @@
               <w:start w:w="120" w:type="dxa"/>
               <w:end w:w="120" w:type="dxa"/>
             </w:tcMar>
-            <w:tcW w:w="1054" w:type="dxa"/>
+            <w:tcW w:w="1069" w:type="dxa"/>
           </w:tcPr>
           <w:p>
             <w:pPr>
@@ -16585,7 +16964,7 @@
               <w:start w:w="120" w:type="dxa"/>
               <w:end w:w="120" w:type="dxa"/>
             </w:tcMar>
-            <w:tcW w:w="1098" w:type="dxa"/>
+            <w:tcW w:w="1006" w:type="dxa"/>
           </w:tcPr>
           <w:p>
             <w:pPr>
@@ -16599,20 +16978,20 @@
                 <w:sz w:val="15"/>
                 <w:lang w:val="en-US" w:eastAsia="zh-CN"/>
               </w:rPr>
-              <w:t xml:space="preserve">attack unsafe effect</w:t>
-            </w:r>
-          </w:p>
-        </w:tc>
-        <w:tc>
-          <w:tcPr>
-            <w:vAlign w:val="center"/>
-            <w:tcMar>
-              <w:top w:w="80" w:type="dxa"/>
-              <w:bottom w:w="80" w:type="dxa"/>
-              <w:start w:w="120" w:type="dxa"/>
-              <w:end w:w="120" w:type="dxa"/>
-            </w:tcMar>
-            <w:tcW w:w="937" w:type="dxa"/>
+              <w:t xml:space="preserve">攻击旧版风险端点</w:t>
+            </w:r>
+          </w:p>
+        </w:tc>
+        <w:tc>
+          <w:tcPr>
+            <w:vAlign w:val="center"/>
+            <w:tcMar>
+              <w:top w:w="80" w:type="dxa"/>
+              <w:bottom w:w="80" w:type="dxa"/>
+              <w:start w:w="120" w:type="dxa"/>
+              <w:end w:w="120" w:type="dxa"/>
+            </w:tcMar>
+            <w:tcW w:w="948" w:type="dxa"/>
           </w:tcPr>
           <w:p>
             <w:pPr>
@@ -16639,7 +17018,7 @@
               <w:start w:w="120" w:type="dxa"/>
               <w:end w:w="120" w:type="dxa"/>
             </w:tcMar>
-            <w:tcW w:w="849" w:type="dxa"/>
+            <w:tcW w:w="857" w:type="dxa"/>
           </w:tcPr>
           <w:p>
             <w:pPr>
@@ -16666,7 +17045,7 @@
               <w:start w:w="120" w:type="dxa"/>
               <w:end w:w="120" w:type="dxa"/>
             </w:tcMar>
-            <w:tcW w:w="887" w:type="dxa"/>
+            <w:tcW w:w="896" w:type="dxa"/>
           </w:tcPr>
           <w:p>
             <w:pPr>
@@ -16693,7 +17072,7 @@
               <w:start w:w="120" w:type="dxa"/>
               <w:end w:w="120" w:type="dxa"/>
             </w:tcMar>
-            <w:tcW w:w="905" w:type="dxa"/>
+            <w:tcW w:w="914" w:type="dxa"/>
           </w:tcPr>
           <w:p>
             <w:pPr>
@@ -16720,7 +17099,7 @@
               <w:start w:w="120" w:type="dxa"/>
               <w:end w:w="120" w:type="dxa"/>
             </w:tcMar>
-            <w:tcW w:w="905" w:type="dxa"/>
+            <w:tcW w:w="914" w:type="dxa"/>
           </w:tcPr>
           <w:p>
             <w:pPr>
@@ -16747,7 +17126,7 @@
               <w:start w:w="120" w:type="dxa"/>
               <w:end w:w="120" w:type="dxa"/>
             </w:tcMar>
-            <w:tcW w:w="937" w:type="dxa"/>
+            <w:tcW w:w="948" w:type="dxa"/>
           </w:tcPr>
           <w:p>
             <w:pPr>
@@ -16774,7 +17153,7 @@
               <w:start w:w="120" w:type="dxa"/>
               <w:end w:w="120" w:type="dxa"/>
             </w:tcMar>
-            <w:tcW w:w="849" w:type="dxa"/>
+            <w:tcW w:w="857" w:type="dxa"/>
           </w:tcPr>
           <w:p>
             <w:pPr>
@@ -16801,7 +17180,7 @@
               <w:start w:w="120" w:type="dxa"/>
               <w:end w:w="120" w:type="dxa"/>
             </w:tcMar>
-            <w:tcW w:w="939" w:type="dxa"/>
+            <w:tcW w:w="951" w:type="dxa"/>
           </w:tcPr>
           <w:p>
             <w:pPr>
@@ -16833,7 +17212,7 @@
               <w:start w:w="120" w:type="dxa"/>
               <w:end w:w="120" w:type="dxa"/>
             </w:tcMar>
-            <w:tcW w:w="1054" w:type="dxa"/>
+            <w:tcW w:w="1069" w:type="dxa"/>
           </w:tcPr>
           <w:p>
             <w:pPr>
@@ -16860,7 +17239,7 @@
               <w:start w:w="120" w:type="dxa"/>
               <w:end w:w="120" w:type="dxa"/>
             </w:tcMar>
-            <w:tcW w:w="1098" w:type="dxa"/>
+            <w:tcW w:w="1006" w:type="dxa"/>
           </w:tcPr>
           <w:p>
             <w:pPr>
@@ -16874,20 +17253,20 @@
                 <w:sz w:val="15"/>
                 <w:lang w:val="en-US" w:eastAsia="zh-CN"/>
               </w:rPr>
-              <w:t xml:space="preserve">attack unsafe effect</w:t>
-            </w:r>
-          </w:p>
-        </w:tc>
-        <w:tc>
-          <w:tcPr>
-            <w:vAlign w:val="center"/>
-            <w:tcMar>
-              <w:top w:w="80" w:type="dxa"/>
-              <w:bottom w:w="80" w:type="dxa"/>
-              <w:start w:w="120" w:type="dxa"/>
-              <w:end w:w="120" w:type="dxa"/>
-            </w:tcMar>
-            <w:tcW w:w="937" w:type="dxa"/>
+              <w:t xml:space="preserve">攻击旧版风险端点</w:t>
+            </w:r>
+          </w:p>
+        </w:tc>
+        <w:tc>
+          <w:tcPr>
+            <w:vAlign w:val="center"/>
+            <w:tcMar>
+              <w:top w:w="80" w:type="dxa"/>
+              <w:bottom w:w="80" w:type="dxa"/>
+              <w:start w:w="120" w:type="dxa"/>
+              <w:end w:w="120" w:type="dxa"/>
+            </w:tcMar>
+            <w:tcW w:w="948" w:type="dxa"/>
           </w:tcPr>
           <w:p>
             <w:pPr>
@@ -16914,7 +17293,7 @@
               <w:start w:w="120" w:type="dxa"/>
               <w:end w:w="120" w:type="dxa"/>
             </w:tcMar>
-            <w:tcW w:w="849" w:type="dxa"/>
+            <w:tcW w:w="857" w:type="dxa"/>
           </w:tcPr>
           <w:p>
             <w:pPr>
@@ -16941,7 +17320,7 @@
               <w:start w:w="120" w:type="dxa"/>
               <w:end w:w="120" w:type="dxa"/>
             </w:tcMar>
-            <w:tcW w:w="887" w:type="dxa"/>
+            <w:tcW w:w="896" w:type="dxa"/>
           </w:tcPr>
           <w:p>
             <w:pPr>
@@ -16968,7 +17347,7 @@
               <w:start w:w="120" w:type="dxa"/>
               <w:end w:w="120" w:type="dxa"/>
             </w:tcMar>
-            <w:tcW w:w="905" w:type="dxa"/>
+            <w:tcW w:w="914" w:type="dxa"/>
           </w:tcPr>
           <w:p>
             <w:pPr>
@@ -16995,7 +17374,7 @@
               <w:start w:w="120" w:type="dxa"/>
               <w:end w:w="120" w:type="dxa"/>
             </w:tcMar>
-            <w:tcW w:w="905" w:type="dxa"/>
+            <w:tcW w:w="914" w:type="dxa"/>
           </w:tcPr>
           <w:p>
             <w:pPr>
@@ -17022,7 +17401,7 @@
               <w:start w:w="120" w:type="dxa"/>
               <w:end w:w="120" w:type="dxa"/>
             </w:tcMar>
-            <w:tcW w:w="937" w:type="dxa"/>
+            <w:tcW w:w="948" w:type="dxa"/>
           </w:tcPr>
           <w:p>
             <w:pPr>
@@ -17049,7 +17428,7 @@
               <w:start w:w="120" w:type="dxa"/>
               <w:end w:w="120" w:type="dxa"/>
             </w:tcMar>
-            <w:tcW w:w="849" w:type="dxa"/>
+            <w:tcW w:w="857" w:type="dxa"/>
           </w:tcPr>
           <w:p>
             <w:pPr>
@@ -17076,7 +17455,7 @@
               <w:start w:w="120" w:type="dxa"/>
               <w:end w:w="120" w:type="dxa"/>
             </w:tcMar>
-            <w:tcW w:w="939" w:type="dxa"/>
+            <w:tcW w:w="951" w:type="dxa"/>
           </w:tcPr>
           <w:p>
             <w:pPr>
@@ -17108,7 +17487,7 @@
               <w:start w:w="120" w:type="dxa"/>
               <w:end w:w="120" w:type="dxa"/>
             </w:tcMar>
-            <w:tcW w:w="1054" w:type="dxa"/>
+            <w:tcW w:w="1069" w:type="dxa"/>
           </w:tcPr>
           <w:p>
             <w:pPr>
@@ -17135,7 +17514,7 @@
               <w:start w:w="120" w:type="dxa"/>
               <w:end w:w="120" w:type="dxa"/>
             </w:tcMar>
-            <w:tcW w:w="1098" w:type="dxa"/>
+            <w:tcW w:w="1006" w:type="dxa"/>
           </w:tcPr>
           <w:p>
             <w:pPr>
@@ -17149,20 +17528,20 @@
                 <w:sz w:val="15"/>
                 <w:lang w:val="en-US" w:eastAsia="zh-CN"/>
               </w:rPr>
-              <w:t xml:space="preserve">attack unsafe effect</w:t>
-            </w:r>
-          </w:p>
-        </w:tc>
-        <w:tc>
-          <w:tcPr>
-            <w:vAlign w:val="center"/>
-            <w:tcMar>
-              <w:top w:w="80" w:type="dxa"/>
-              <w:bottom w:w="80" w:type="dxa"/>
-              <w:start w:w="120" w:type="dxa"/>
-              <w:end w:w="120" w:type="dxa"/>
-            </w:tcMar>
-            <w:tcW w:w="937" w:type="dxa"/>
+              <w:t xml:space="preserve">攻击旧版风险端点</w:t>
+            </w:r>
+          </w:p>
+        </w:tc>
+        <w:tc>
+          <w:tcPr>
+            <w:vAlign w:val="center"/>
+            <w:tcMar>
+              <w:top w:w="80" w:type="dxa"/>
+              <w:bottom w:w="80" w:type="dxa"/>
+              <w:start w:w="120" w:type="dxa"/>
+              <w:end w:w="120" w:type="dxa"/>
+            </w:tcMar>
+            <w:tcW w:w="948" w:type="dxa"/>
           </w:tcPr>
           <w:p>
             <w:pPr>
@@ -17189,7 +17568,7 @@
               <w:start w:w="120" w:type="dxa"/>
               <w:end w:w="120" w:type="dxa"/>
             </w:tcMar>
-            <w:tcW w:w="849" w:type="dxa"/>
+            <w:tcW w:w="857" w:type="dxa"/>
           </w:tcPr>
           <w:p>
             <w:pPr>
@@ -17216,7 +17595,7 @@
               <w:start w:w="120" w:type="dxa"/>
               <w:end w:w="120" w:type="dxa"/>
             </w:tcMar>
-            <w:tcW w:w="887" w:type="dxa"/>
+            <w:tcW w:w="896" w:type="dxa"/>
           </w:tcPr>
           <w:p>
             <w:pPr>
@@ -17243,7 +17622,7 @@
               <w:start w:w="120" w:type="dxa"/>
               <w:end w:w="120" w:type="dxa"/>
             </w:tcMar>
-            <w:tcW w:w="905" w:type="dxa"/>
+            <w:tcW w:w="914" w:type="dxa"/>
           </w:tcPr>
           <w:p>
             <w:pPr>
@@ -17270,7 +17649,7 @@
               <w:start w:w="120" w:type="dxa"/>
               <w:end w:w="120" w:type="dxa"/>
             </w:tcMar>
-            <w:tcW w:w="905" w:type="dxa"/>
+            <w:tcW w:w="914" w:type="dxa"/>
           </w:tcPr>
           <w:p>
             <w:pPr>
@@ -17297,7 +17676,7 @@
               <w:start w:w="120" w:type="dxa"/>
               <w:end w:w="120" w:type="dxa"/>
             </w:tcMar>
-            <w:tcW w:w="937" w:type="dxa"/>
+            <w:tcW w:w="948" w:type="dxa"/>
           </w:tcPr>
           <w:p>
             <w:pPr>
@@ -17324,7 +17703,7 @@
               <w:start w:w="120" w:type="dxa"/>
               <w:end w:w="120" w:type="dxa"/>
             </w:tcMar>
-            <w:tcW w:w="849" w:type="dxa"/>
+            <w:tcW w:w="857" w:type="dxa"/>
           </w:tcPr>
           <w:p>
             <w:pPr>
@@ -17351,7 +17730,7 @@
               <w:start w:w="120" w:type="dxa"/>
               <w:end w:w="120" w:type="dxa"/>
             </w:tcMar>
-            <w:tcW w:w="939" w:type="dxa"/>
+            <w:tcW w:w="951" w:type="dxa"/>
           </w:tcPr>
           <w:p>
             <w:pPr>
@@ -17383,7 +17762,7 @@
               <w:start w:w="120" w:type="dxa"/>
               <w:end w:w="120" w:type="dxa"/>
             </w:tcMar>
-            <w:tcW w:w="1054" w:type="dxa"/>
+            <w:tcW w:w="1069" w:type="dxa"/>
           </w:tcPr>
           <w:p>
             <w:pPr>
@@ -17410,7 +17789,7 @@
               <w:start w:w="120" w:type="dxa"/>
               <w:end w:w="120" w:type="dxa"/>
             </w:tcMar>
-            <w:tcW w:w="1098" w:type="dxa"/>
+            <w:tcW w:w="1006" w:type="dxa"/>
           </w:tcPr>
           <w:p>
             <w:pPr>
@@ -17424,20 +17803,20 @@
                 <w:sz w:val="15"/>
                 <w:lang w:val="en-US" w:eastAsia="zh-CN"/>
               </w:rPr>
-              <w:t xml:space="preserve">attack unsafe or failure</w:t>
-            </w:r>
-          </w:p>
-        </w:tc>
-        <w:tc>
-          <w:tcPr>
-            <w:vAlign w:val="center"/>
-            <w:tcMar>
-              <w:top w:w="80" w:type="dxa"/>
-              <w:bottom w:w="80" w:type="dxa"/>
-              <w:start w:w="120" w:type="dxa"/>
-              <w:end w:w="120" w:type="dxa"/>
-            </w:tcMar>
-            <w:tcW w:w="937" w:type="dxa"/>
+              <w:t xml:space="preserve">攻击旧版风险或失败</w:t>
+            </w:r>
+          </w:p>
+        </w:tc>
+        <w:tc>
+          <w:tcPr>
+            <w:vAlign w:val="center"/>
+            <w:tcMar>
+              <w:top w:w="80" w:type="dxa"/>
+              <w:bottom w:w="80" w:type="dxa"/>
+              <w:start w:w="120" w:type="dxa"/>
+              <w:end w:w="120" w:type="dxa"/>
+            </w:tcMar>
+            <w:tcW w:w="948" w:type="dxa"/>
           </w:tcPr>
           <w:p>
             <w:pPr>
@@ -17464,7 +17843,7 @@
               <w:start w:w="120" w:type="dxa"/>
               <w:end w:w="120" w:type="dxa"/>
             </w:tcMar>
-            <w:tcW w:w="849" w:type="dxa"/>
+            <w:tcW w:w="857" w:type="dxa"/>
           </w:tcPr>
           <w:p>
             <w:pPr>
@@ -17491,7 +17870,7 @@
               <w:start w:w="120" w:type="dxa"/>
               <w:end w:w="120" w:type="dxa"/>
             </w:tcMar>
-            <w:tcW w:w="887" w:type="dxa"/>
+            <w:tcW w:w="896" w:type="dxa"/>
           </w:tcPr>
           <w:p>
             <w:pPr>
@@ -17518,7 +17897,7 @@
               <w:start w:w="120" w:type="dxa"/>
               <w:end w:w="120" w:type="dxa"/>
             </w:tcMar>
-            <w:tcW w:w="905" w:type="dxa"/>
+            <w:tcW w:w="914" w:type="dxa"/>
           </w:tcPr>
           <w:p>
             <w:pPr>
@@ -17545,7 +17924,7 @@
               <w:start w:w="120" w:type="dxa"/>
               <w:end w:w="120" w:type="dxa"/>
             </w:tcMar>
-            <w:tcW w:w="905" w:type="dxa"/>
+            <w:tcW w:w="914" w:type="dxa"/>
           </w:tcPr>
           <w:p>
             <w:pPr>
@@ -17572,7 +17951,7 @@
               <w:start w:w="120" w:type="dxa"/>
               <w:end w:w="120" w:type="dxa"/>
             </w:tcMar>
-            <w:tcW w:w="937" w:type="dxa"/>
+            <w:tcW w:w="948" w:type="dxa"/>
           </w:tcPr>
           <w:p>
             <w:pPr>
@@ -17599,7 +17978,7 @@
               <w:start w:w="120" w:type="dxa"/>
               <w:end w:w="120" w:type="dxa"/>
             </w:tcMar>
-            <w:tcW w:w="849" w:type="dxa"/>
+            <w:tcW w:w="857" w:type="dxa"/>
           </w:tcPr>
           <w:p>
             <w:pPr>
@@ -17626,7 +18005,7 @@
               <w:start w:w="120" w:type="dxa"/>
               <w:end w:w="120" w:type="dxa"/>
             </w:tcMar>
-            <w:tcW w:w="939" w:type="dxa"/>
+            <w:tcW w:w="951" w:type="dxa"/>
           </w:tcPr>
           <w:p>
             <w:pPr>
@@ -17658,7 +18037,7 @@
               <w:start w:w="120" w:type="dxa"/>
               <w:end w:w="120" w:type="dxa"/>
             </w:tcMar>
-            <w:tcW w:w="1054" w:type="dxa"/>
+            <w:tcW w:w="1069" w:type="dxa"/>
           </w:tcPr>
           <w:p>
             <w:pPr>
@@ -17685,7 +18064,7 @@
               <w:start w:w="120" w:type="dxa"/>
               <w:end w:w="120" w:type="dxa"/>
             </w:tcMar>
-            <w:tcW w:w="1098" w:type="dxa"/>
+            <w:tcW w:w="1006" w:type="dxa"/>
           </w:tcPr>
           <w:p>
             <w:pPr>
@@ -17699,20 +18078,20 @@
                 <w:sz w:val="15"/>
                 <w:lang w:val="en-US" w:eastAsia="zh-CN"/>
               </w:rPr>
-              <w:t xml:space="preserve">attack unsafe or failure</w:t>
-            </w:r>
-          </w:p>
-        </w:tc>
-        <w:tc>
-          <w:tcPr>
-            <w:vAlign w:val="center"/>
-            <w:tcMar>
-              <w:top w:w="80" w:type="dxa"/>
-              <w:bottom w:w="80" w:type="dxa"/>
-              <w:start w:w="120" w:type="dxa"/>
-              <w:end w:w="120" w:type="dxa"/>
-            </w:tcMar>
-            <w:tcW w:w="937" w:type="dxa"/>
+              <w:t xml:space="preserve">攻击旧版风险或失败</w:t>
+            </w:r>
+          </w:p>
+        </w:tc>
+        <w:tc>
+          <w:tcPr>
+            <w:vAlign w:val="center"/>
+            <w:tcMar>
+              <w:top w:w="80" w:type="dxa"/>
+              <w:bottom w:w="80" w:type="dxa"/>
+              <w:start w:w="120" w:type="dxa"/>
+              <w:end w:w="120" w:type="dxa"/>
+            </w:tcMar>
+            <w:tcW w:w="948" w:type="dxa"/>
           </w:tcPr>
           <w:p>
             <w:pPr>
@@ -17739,7 +18118,7 @@
               <w:start w:w="120" w:type="dxa"/>
               <w:end w:w="120" w:type="dxa"/>
             </w:tcMar>
-            <w:tcW w:w="849" w:type="dxa"/>
+            <w:tcW w:w="857" w:type="dxa"/>
           </w:tcPr>
           <w:p>
             <w:pPr>
@@ -17766,7 +18145,7 @@
               <w:start w:w="120" w:type="dxa"/>
               <w:end w:w="120" w:type="dxa"/>
             </w:tcMar>
-            <w:tcW w:w="887" w:type="dxa"/>
+            <w:tcW w:w="896" w:type="dxa"/>
           </w:tcPr>
           <w:p>
             <w:pPr>
@@ -17793,7 +18172,7 @@
               <w:start w:w="120" w:type="dxa"/>
               <w:end w:w="120" w:type="dxa"/>
             </w:tcMar>
-            <w:tcW w:w="905" w:type="dxa"/>
+            <w:tcW w:w="914" w:type="dxa"/>
           </w:tcPr>
           <w:p>
             <w:pPr>
@@ -17820,7 +18199,7 @@
               <w:start w:w="120" w:type="dxa"/>
               <w:end w:w="120" w:type="dxa"/>
             </w:tcMar>
-            <w:tcW w:w="905" w:type="dxa"/>
+            <w:tcW w:w="914" w:type="dxa"/>
           </w:tcPr>
           <w:p>
             <w:pPr>
@@ -17847,7 +18226,7 @@
               <w:start w:w="120" w:type="dxa"/>
               <w:end w:w="120" w:type="dxa"/>
             </w:tcMar>
-            <w:tcW w:w="937" w:type="dxa"/>
+            <w:tcW w:w="948" w:type="dxa"/>
           </w:tcPr>
           <w:p>
             <w:pPr>
@@ -17874,7 +18253,7 @@
               <w:start w:w="120" w:type="dxa"/>
               <w:end w:w="120" w:type="dxa"/>
             </w:tcMar>
-            <w:tcW w:w="849" w:type="dxa"/>
+            <w:tcW w:w="857" w:type="dxa"/>
           </w:tcPr>
           <w:p>
             <w:pPr>
@@ -17901,7 +18280,7 @@
               <w:start w:w="120" w:type="dxa"/>
               <w:end w:w="120" w:type="dxa"/>
             </w:tcMar>
-            <w:tcW w:w="939" w:type="dxa"/>
+            <w:tcW w:w="951" w:type="dxa"/>
           </w:tcPr>
           <w:p>
             <w:pPr>
@@ -17933,7 +18312,7 @@
               <w:start w:w="120" w:type="dxa"/>
               <w:end w:w="120" w:type="dxa"/>
             </w:tcMar>
-            <w:tcW w:w="1054" w:type="dxa"/>
+            <w:tcW w:w="1069" w:type="dxa"/>
           </w:tcPr>
           <w:p>
             <w:pPr>
@@ -17960,7 +18339,7 @@
               <w:start w:w="120" w:type="dxa"/>
               <w:end w:w="120" w:type="dxa"/>
             </w:tcMar>
-            <w:tcW w:w="1098" w:type="dxa"/>
+            <w:tcW w:w="1006" w:type="dxa"/>
           </w:tcPr>
           <w:p>
             <w:pPr>
@@ -17974,20 +18353,20 @@
                 <w:sz w:val="15"/>
                 <w:lang w:val="en-US" w:eastAsia="zh-CN"/>
               </w:rPr>
-              <w:t xml:space="preserve">attack unsafe or failure</w:t>
-            </w:r>
-          </w:p>
-        </w:tc>
-        <w:tc>
-          <w:tcPr>
-            <w:vAlign w:val="center"/>
-            <w:tcMar>
-              <w:top w:w="80" w:type="dxa"/>
-              <w:bottom w:w="80" w:type="dxa"/>
-              <w:start w:w="120" w:type="dxa"/>
-              <w:end w:w="120" w:type="dxa"/>
-            </w:tcMar>
-            <w:tcW w:w="937" w:type="dxa"/>
+              <w:t xml:space="preserve">攻击旧版风险或失败</w:t>
+            </w:r>
+          </w:p>
+        </w:tc>
+        <w:tc>
+          <w:tcPr>
+            <w:vAlign w:val="center"/>
+            <w:tcMar>
+              <w:top w:w="80" w:type="dxa"/>
+              <w:bottom w:w="80" w:type="dxa"/>
+              <w:start w:w="120" w:type="dxa"/>
+              <w:end w:w="120" w:type="dxa"/>
+            </w:tcMar>
+            <w:tcW w:w="948" w:type="dxa"/>
           </w:tcPr>
           <w:p>
             <w:pPr>
@@ -18014,7 +18393,7 @@
               <w:start w:w="120" w:type="dxa"/>
               <w:end w:w="120" w:type="dxa"/>
             </w:tcMar>
-            <w:tcW w:w="849" w:type="dxa"/>
+            <w:tcW w:w="857" w:type="dxa"/>
           </w:tcPr>
           <w:p>
             <w:pPr>
@@ -18041,7 +18420,7 @@
               <w:start w:w="120" w:type="dxa"/>
               <w:end w:w="120" w:type="dxa"/>
             </w:tcMar>
-            <w:tcW w:w="887" w:type="dxa"/>
+            <w:tcW w:w="896" w:type="dxa"/>
           </w:tcPr>
           <w:p>
             <w:pPr>
@@ -18068,7 +18447,7 @@
               <w:start w:w="120" w:type="dxa"/>
               <w:end w:w="120" w:type="dxa"/>
             </w:tcMar>
-            <w:tcW w:w="905" w:type="dxa"/>
+            <w:tcW w:w="914" w:type="dxa"/>
           </w:tcPr>
           <w:p>
             <w:pPr>
@@ -18095,7 +18474,7 @@
               <w:start w:w="120" w:type="dxa"/>
               <w:end w:w="120" w:type="dxa"/>
             </w:tcMar>
-            <w:tcW w:w="905" w:type="dxa"/>
+            <w:tcW w:w="914" w:type="dxa"/>
           </w:tcPr>
           <w:p>
             <w:pPr>
@@ -18122,7 +18501,7 @@
               <w:start w:w="120" w:type="dxa"/>
               <w:end w:w="120" w:type="dxa"/>
             </w:tcMar>
-            <w:tcW w:w="937" w:type="dxa"/>
+            <w:tcW w:w="948" w:type="dxa"/>
           </w:tcPr>
           <w:p>
             <w:pPr>
@@ -18149,7 +18528,7 @@
               <w:start w:w="120" w:type="dxa"/>
               <w:end w:w="120" w:type="dxa"/>
             </w:tcMar>
-            <w:tcW w:w="849" w:type="dxa"/>
+            <w:tcW w:w="857" w:type="dxa"/>
           </w:tcPr>
           <w:p>
             <w:pPr>
@@ -18176,7 +18555,7 @@
               <w:start w:w="120" w:type="dxa"/>
               <w:end w:w="120" w:type="dxa"/>
             </w:tcMar>
-            <w:tcW w:w="939" w:type="dxa"/>
+            <w:tcW w:w="951" w:type="dxa"/>
           </w:tcPr>
           <w:p>
             <w:pPr>
@@ -18208,7 +18587,7 @@
               <w:start w:w="120" w:type="dxa"/>
               <w:end w:w="120" w:type="dxa"/>
             </w:tcMar>
-            <w:tcW w:w="1054" w:type="dxa"/>
+            <w:tcW w:w="1069" w:type="dxa"/>
           </w:tcPr>
           <w:p>
             <w:pPr>
@@ -18235,7 +18614,7 @@
               <w:start w:w="120" w:type="dxa"/>
               <w:end w:w="120" w:type="dxa"/>
             </w:tcMar>
-            <w:tcW w:w="1098" w:type="dxa"/>
+            <w:tcW w:w="1006" w:type="dxa"/>
           </w:tcPr>
           <w:p>
             <w:pPr>
@@ -18262,7 +18641,7 @@
               <w:start w:w="120" w:type="dxa"/>
               <w:end w:w="120" w:type="dxa"/>
             </w:tcMar>
-            <w:tcW w:w="937" w:type="dxa"/>
+            <w:tcW w:w="948" w:type="dxa"/>
           </w:tcPr>
           <w:p>
             <w:pPr>
@@ -18289,7 +18668,7 @@
               <w:start w:w="120" w:type="dxa"/>
               <w:end w:w="120" w:type="dxa"/>
             </w:tcMar>
-            <w:tcW w:w="849" w:type="dxa"/>
+            <w:tcW w:w="857" w:type="dxa"/>
           </w:tcPr>
           <w:p>
             <w:pPr>
@@ -18316,7 +18695,7 @@
               <w:start w:w="120" w:type="dxa"/>
               <w:end w:w="120" w:type="dxa"/>
             </w:tcMar>
-            <w:tcW w:w="887" w:type="dxa"/>
+            <w:tcW w:w="896" w:type="dxa"/>
           </w:tcPr>
           <w:p>
             <w:pPr>
@@ -18343,7 +18722,7 @@
               <w:start w:w="120" w:type="dxa"/>
               <w:end w:w="120" w:type="dxa"/>
             </w:tcMar>
-            <w:tcW w:w="905" w:type="dxa"/>
+            <w:tcW w:w="914" w:type="dxa"/>
           </w:tcPr>
           <w:p>
             <w:pPr>
@@ -18370,7 +18749,7 @@
               <w:start w:w="120" w:type="dxa"/>
               <w:end w:w="120" w:type="dxa"/>
             </w:tcMar>
-            <w:tcW w:w="905" w:type="dxa"/>
+            <w:tcW w:w="914" w:type="dxa"/>
           </w:tcPr>
           <w:p>
             <w:pPr>
@@ -18397,7 +18776,7 @@
               <w:start w:w="120" w:type="dxa"/>
               <w:end w:w="120" w:type="dxa"/>
             </w:tcMar>
-            <w:tcW w:w="937" w:type="dxa"/>
+            <w:tcW w:w="948" w:type="dxa"/>
           </w:tcPr>
           <w:p>
             <w:pPr>
@@ -18424,7 +18803,7 @@
               <w:start w:w="120" w:type="dxa"/>
               <w:end w:w="120" w:type="dxa"/>
             </w:tcMar>
-            <w:tcW w:w="849" w:type="dxa"/>
+            <w:tcW w:w="857" w:type="dxa"/>
           </w:tcPr>
           <w:p>
             <w:pPr>
@@ -18451,7 +18830,7 @@
               <w:start w:w="120" w:type="dxa"/>
               <w:end w:w="120" w:type="dxa"/>
             </w:tcMar>
-            <w:tcW w:w="939" w:type="dxa"/>
+            <w:tcW w:w="951" w:type="dxa"/>
           </w:tcPr>
           <w:p>
             <w:pPr>
@@ -18483,7 +18862,7 @@
               <w:start w:w="120" w:type="dxa"/>
               <w:end w:w="120" w:type="dxa"/>
             </w:tcMar>
-            <w:tcW w:w="1054" w:type="dxa"/>
+            <w:tcW w:w="1069" w:type="dxa"/>
           </w:tcPr>
           <w:p>
             <w:pPr>
@@ -18510,7 +18889,7 @@
               <w:start w:w="120" w:type="dxa"/>
               <w:end w:w="120" w:type="dxa"/>
             </w:tcMar>
-            <w:tcW w:w="1098" w:type="dxa"/>
+            <w:tcW w:w="1006" w:type="dxa"/>
           </w:tcPr>
           <w:p>
             <w:pPr>
@@ -18537,7 +18916,7 @@
               <w:start w:w="120" w:type="dxa"/>
               <w:end w:w="120" w:type="dxa"/>
             </w:tcMar>
-            <w:tcW w:w="937" w:type="dxa"/>
+            <w:tcW w:w="948" w:type="dxa"/>
           </w:tcPr>
           <w:p>
             <w:pPr>
@@ -18564,7 +18943,7 @@
               <w:start w:w="120" w:type="dxa"/>
               <w:end w:w="120" w:type="dxa"/>
             </w:tcMar>
-            <w:tcW w:w="849" w:type="dxa"/>
+            <w:tcW w:w="857" w:type="dxa"/>
           </w:tcPr>
           <w:p>
             <w:pPr>
@@ -18591,7 +18970,7 @@
               <w:start w:w="120" w:type="dxa"/>
               <w:end w:w="120" w:type="dxa"/>
             </w:tcMar>
-            <w:tcW w:w="887" w:type="dxa"/>
+            <w:tcW w:w="896" w:type="dxa"/>
           </w:tcPr>
           <w:p>
             <w:pPr>
@@ -18618,7 +18997,7 @@
               <w:start w:w="120" w:type="dxa"/>
               <w:end w:w="120" w:type="dxa"/>
             </w:tcMar>
-            <w:tcW w:w="905" w:type="dxa"/>
+            <w:tcW w:w="914" w:type="dxa"/>
           </w:tcPr>
           <w:p>
             <w:pPr>
@@ -18645,7 +19024,7 @@
               <w:start w:w="120" w:type="dxa"/>
               <w:end w:w="120" w:type="dxa"/>
             </w:tcMar>
-            <w:tcW w:w="905" w:type="dxa"/>
+            <w:tcW w:w="914" w:type="dxa"/>
           </w:tcPr>
           <w:p>
             <w:pPr>
@@ -18672,7 +19051,7 @@
               <w:start w:w="120" w:type="dxa"/>
               <w:end w:w="120" w:type="dxa"/>
             </w:tcMar>
-            <w:tcW w:w="937" w:type="dxa"/>
+            <w:tcW w:w="948" w:type="dxa"/>
           </w:tcPr>
           <w:p>
             <w:pPr>
@@ -18699,7 +19078,7 @@
               <w:start w:w="120" w:type="dxa"/>
               <w:end w:w="120" w:type="dxa"/>
             </w:tcMar>
-            <w:tcW w:w="849" w:type="dxa"/>
+            <w:tcW w:w="857" w:type="dxa"/>
           </w:tcPr>
           <w:p>
             <w:pPr>
@@ -18726,7 +19105,7 @@
               <w:start w:w="120" w:type="dxa"/>
               <w:end w:w="120" w:type="dxa"/>
             </w:tcMar>
-            <w:tcW w:w="939" w:type="dxa"/>
+            <w:tcW w:w="951" w:type="dxa"/>
           </w:tcPr>
           <w:p>
             <w:pPr>
@@ -18758,7 +19137,7 @@
               <w:start w:w="120" w:type="dxa"/>
               <w:end w:w="120" w:type="dxa"/>
             </w:tcMar>
-            <w:tcW w:w="1054" w:type="dxa"/>
+            <w:tcW w:w="1069" w:type="dxa"/>
           </w:tcPr>
           <w:p>
             <w:pPr>
@@ -18785,7 +19164,7 @@
               <w:start w:w="120" w:type="dxa"/>
               <w:end w:w="120" w:type="dxa"/>
             </w:tcMar>
-            <w:tcW w:w="1098" w:type="dxa"/>
+            <w:tcW w:w="1006" w:type="dxa"/>
           </w:tcPr>
           <w:p>
             <w:pPr>
@@ -18812,7 +19191,7 @@
               <w:start w:w="120" w:type="dxa"/>
               <w:end w:w="120" w:type="dxa"/>
             </w:tcMar>
-            <w:tcW w:w="937" w:type="dxa"/>
+            <w:tcW w:w="948" w:type="dxa"/>
           </w:tcPr>
           <w:p>
             <w:pPr>
@@ -18839,7 +19218,7 @@
               <w:start w:w="120" w:type="dxa"/>
               <w:end w:w="120" w:type="dxa"/>
             </w:tcMar>
-            <w:tcW w:w="849" w:type="dxa"/>
+            <w:tcW w:w="857" w:type="dxa"/>
           </w:tcPr>
           <w:p>
             <w:pPr>
@@ -18866,7 +19245,7 @@
               <w:start w:w="120" w:type="dxa"/>
               <w:end w:w="120" w:type="dxa"/>
             </w:tcMar>
-            <w:tcW w:w="887" w:type="dxa"/>
+            <w:tcW w:w="896" w:type="dxa"/>
           </w:tcPr>
           <w:p>
             <w:pPr>
@@ -18893,7 +19272,7 @@
               <w:start w:w="120" w:type="dxa"/>
               <w:end w:w="120" w:type="dxa"/>
             </w:tcMar>
-            <w:tcW w:w="905" w:type="dxa"/>
+            <w:tcW w:w="914" w:type="dxa"/>
           </w:tcPr>
           <w:p>
             <w:pPr>
@@ -18920,7 +19299,7 @@
               <w:start w:w="120" w:type="dxa"/>
               <w:end w:w="120" w:type="dxa"/>
             </w:tcMar>
-            <w:tcW w:w="905" w:type="dxa"/>
+            <w:tcW w:w="914" w:type="dxa"/>
           </w:tcPr>
           <w:p>
             <w:pPr>
@@ -18947,7 +19326,7 @@
               <w:start w:w="120" w:type="dxa"/>
               <w:end w:w="120" w:type="dxa"/>
             </w:tcMar>
-            <w:tcW w:w="937" w:type="dxa"/>
+            <w:tcW w:w="948" w:type="dxa"/>
           </w:tcPr>
           <w:p>
             <w:pPr>
@@ -18974,7 +19353,7 @@
               <w:start w:w="120" w:type="dxa"/>
               <w:end w:w="120" w:type="dxa"/>
             </w:tcMar>
-            <w:tcW w:w="849" w:type="dxa"/>
+            <w:tcW w:w="857" w:type="dxa"/>
           </w:tcPr>
           <w:p>
             <w:pPr>
@@ -19001,7 +19380,7 @@
               <w:start w:w="120" w:type="dxa"/>
               <w:end w:w="120" w:type="dxa"/>
             </w:tcMar>
-            <w:tcW w:w="939" w:type="dxa"/>
+            <w:tcW w:w="951" w:type="dxa"/>
           </w:tcPr>
           <w:p>
             <w:pPr>
@@ -19021,8 +19400,8 @@
         </w:tc>
       </w:tr>
     </w:tbl>
-    <w:bookmarkEnd w:id="86"/>
-    <w:bookmarkStart w:id="87" w:name="表-5.-e5-条件性自适应尾部"/>
+    <w:bookmarkEnd w:id="90"/>
+    <w:bookmarkStart w:id="91" w:name="表-5.-e5-条件性自适应尾部"/>
     <w:p>
       <w:pPr>
         <w:pStyle w:val="Heading3"/>
@@ -19047,6 +19426,18 @@
           <w:lang w:val="en-US" w:eastAsia="zh-CN"/>
         </w:rPr>
         <w:t xml:space="preserve">尾部概率以预设 B200 survivor 为条件；它不是完整原始面板的 B500 曲线或饱和估计。</w:t>
+      </w:r>
+    </w:p>
+    <w:p>
+      <w:pPr>
+        <w:pStyle w:val="BodyText"/>
+      </w:pPr>
+      <w:r>
+        <w:rPr>
+          <w:rFonts w:ascii="Times New Roman" w:hAnsi="Times New Roman" w:eastAsia="SimSun"/>
+          <w:lang w:val="en-US" w:eastAsia="zh-CN"/>
+        </w:rPr>
+        <w:t xml:space="preserve">历史表保留原评价端点，不能事后解释为已确认实施的越权效果；测量修正与corrected-v1结果另行报告。</w:t>
       </w:r>
     </w:p>
     <w:tbl>
@@ -20206,8 +20597,8 @@
         </w:tc>
       </w:tr>
     </w:tbl>
-    <w:bookmarkEnd w:id="87"/>
-    <w:bookmarkStart w:id="88" w:name="表-6.-e6-同期攻击活性校准"/>
+    <w:bookmarkEnd w:id="91"/>
+    <w:bookmarkStart w:id="92" w:name="表-6.-e6-同期攻击活性校准"/>
     <w:p>
       <w:pPr>
         <w:pStyle w:val="Heading3"/>
@@ -20232,6 +20623,18 @@
           <w:lang w:val="en-US" w:eastAsia="zh-CN"/>
         </w:rPr>
         <w:t xml:space="preserve">E6 使用历史风险富集的单执行块，其中 47/60 个任务同时是 E3 锚点；它不估计部署流行率、良性效用、跨日期重复性、独立样本复现或跨厂商效应。</w:t>
+      </w:r>
+    </w:p>
+    <w:p>
+      <w:pPr>
+        <w:pStyle w:val="BodyText"/>
+      </w:pPr>
+      <w:r>
+        <w:rPr>
+          <w:rFonts w:ascii="Times New Roman" w:hAnsi="Times New Roman" w:eastAsia="SimSun"/>
+          <w:lang w:val="en-US" w:eastAsia="zh-CN"/>
+        </w:rPr>
+        <w:t xml:space="preserve">历史表保留原评价端点，不能事后解释为已确认实施的越权效果；测量修正与corrected-v1结果另行报告。</w:t>
       </w:r>
     </w:p>
     <w:tbl>
@@ -20319,7 +20722,7 @@
                 <w:sz w:val="17"/>
                 <w:lang w:val="en-US" w:eastAsia="zh-CN"/>
               </w:rPr>
-              <w:t xml:space="preserve">不安全效应，n/N（95% CI）</w:t>
+              <w:t xml:space="preserve">旧版风险端点，n/N（95% CI）</w:t>
             </w:r>
           </w:p>
         </w:tc>
@@ -21447,9 +21850,4206 @@
         </w:tc>
       </w:tr>
     </w:tbl>
-    <w:bookmarkEnd w:id="88"/>
-    <w:bookmarkEnd w:id="89"/>
-    <w:bookmarkStart w:id="90" w:name="图注"/>
+    <w:bookmarkEnd w:id="92"/>
+    <w:bookmarkStart w:id="93" w:name="表-7.-e7a-执行许可诊断"/>
+    <w:p>
+      <w:pPr>
+        <w:pStyle w:val="Heading3"/>
+        <w:keepNext/>
+        <w:jc w:val="left"/>
+      </w:pPr>
+      <w:r>
+        <w:rPr>
+          <w:rFonts w:ascii="Times New Roman" w:hAnsi="Times New Roman" w:eastAsia="Microsoft YaHei"/>
+          <w:lang w:val="en-US" w:eastAsia="zh-CN"/>
+        </w:rPr>
+        <w:t xml:space="preserve">表 7. E7a 执行许可诊断</w:t>
+      </w:r>
+    </w:p>
+    <w:p>
+      <w:pPr>
+        <w:pStyle w:val="FirstParagraph"/>
+      </w:pPr>
+      <w:r>
+        <w:rPr>
+          <w:rFonts w:ascii="Times New Roman" w:hAnsi="Times New Roman" w:eastAsia="SimSun"/>
+          <w:lang w:val="en-US" w:eastAsia="zh-CN"/>
+        </w:rPr>
+        <w:t xml:space="preserve">仅为可信批准后的单次许可，不是 TCR 或效果提交。exact 对照刻意排除请求偏好的合法措辞。每个分母为 12；0/12 的 Wilson 95% 区间为 0.00%–24.25%，12/12 为 75.75%–100.00%。攻击提案没有偏转目标，因此零非授权许可不证明攻击抵抗能力。</w:t>
+      </w:r>
+    </w:p>
+    <w:tbl>
+      <w:tblPr>
+        <w:tblStyle w:val="Table"/>
+        <w:tblW w:type="dxa" w:w="9360"/>
+        <w:tblLayout w:type="fixed"/>
+        <w:tblLook w:firstRow="1" w:lastRow="0" w:firstColumn="0" w:lastColumn="0" w:noHBand="0" w:noVBand="0" w:val="0020"/>
+        <w:tblBorders>
+          <w:top w:val="single" w:sz="4" w:space="0" w:color="B7C3D0"/>
+          <w:left w:val="single" w:sz="4" w:space="0" w:color="B7C3D0"/>
+          <w:bottom w:val="single" w:sz="4" w:space="0" w:color="B7C3D0"/>
+          <w:right w:val="single" w:sz="4" w:space="0" w:color="B7C3D0"/>
+          <w:insideH w:val="single" w:sz="4" w:space="0" w:color="B7C3D0"/>
+          <w:insideV w:val="single" w:sz="4" w:space="0" w:color="B7C3D0"/>
+        </w:tblBorders>
+        <w:tblInd w:w="120" w:type="dxa"/>
+      </w:tblPr>
+      <w:tblGrid>
+        <w:gridCol w:w="3029"/>
+        <w:gridCol w:w="1954"/>
+        <w:gridCol w:w="2145"/>
+        <w:gridCol w:w="2232"/>
+      </w:tblGrid>
+      <w:tr>
+        <w:trPr>
+          <w:cantSplit/>
+          <w:tblHeader w:val="true"/>
+        </w:trPr>
+        <w:tc>
+          <w:tcPr>
+            <w:vAlign w:val="center"/>
+            <w:tcMar>
+              <w:top w:w="80" w:type="dxa"/>
+              <w:bottom w:w="80" w:type="dxa"/>
+              <w:start w:w="120" w:type="dxa"/>
+              <w:end w:w="120" w:type="dxa"/>
+            </w:tcMar>
+            <w:tcW w:w="3029" w:type="dxa"/>
+            <w:shd w:fill="E8EEF5"/>
+          </w:tcPr>
+          <w:p>
+            <w:pPr>
+              <w:pStyle w:val="Compact"/>
+              <w:keepNext/>
+              <w:spacing w:before="0" w:after="40" w:line="240" w:lineRule="auto"/>
+              <w:jc w:val="left"/>
+            </w:pPr>
+            <w:r>
+              <w:rPr>
+                <w:rFonts w:ascii="Times New Roman" w:hAnsi="Times New Roman" w:eastAsia="SimSun"/>
+                <w:b/>
+                <w:sz w:val="17"/>
+                <w:lang w:val="en-US" w:eastAsia="zh-CN"/>
+              </w:rPr>
+              <w:t xml:space="preserve">策略 / 模块</w:t>
+            </w:r>
+          </w:p>
+        </w:tc>
+        <w:tc>
+          <w:tcPr>
+            <w:vAlign w:val="center"/>
+            <w:tcMar>
+              <w:top w:w="80" w:type="dxa"/>
+              <w:bottom w:w="80" w:type="dxa"/>
+              <w:start w:w="120" w:type="dxa"/>
+              <w:end w:w="120" w:type="dxa"/>
+            </w:tcMar>
+            <w:tcW w:w="1954" w:type="dxa"/>
+            <w:shd w:fill="E8EEF5"/>
+          </w:tcPr>
+          <w:p>
+            <w:pPr>
+              <w:pStyle w:val="Compact"/>
+              <w:keepNext/>
+              <w:spacing w:before="0" w:after="40" w:line="240" w:lineRule="auto"/>
+              <w:jc w:val="right"/>
+            </w:pPr>
+            <w:r>
+              <w:rPr>
+                <w:rFonts w:ascii="Times New Roman" w:hAnsi="Times New Roman" w:eastAsia="SimSun"/>
+                <w:b/>
+                <w:sz w:val="17"/>
+                <w:lang w:val="en-US" w:eastAsia="zh-CN"/>
+              </w:rPr>
+              <w:t xml:space="preserve">良性合法许可</w:t>
+            </w:r>
+          </w:p>
+        </w:tc>
+        <w:tc>
+          <w:tcPr>
+            <w:vAlign w:val="center"/>
+            <w:tcMar>
+              <w:top w:w="80" w:type="dxa"/>
+              <w:bottom w:w="80" w:type="dxa"/>
+              <w:start w:w="120" w:type="dxa"/>
+              <w:end w:w="120" w:type="dxa"/>
+            </w:tcMar>
+            <w:tcW w:w="2145" w:type="dxa"/>
+            <w:shd w:fill="E8EEF5"/>
+          </w:tcPr>
+          <w:p>
+            <w:pPr>
+              <w:pStyle w:val="Compact"/>
+              <w:keepNext/>
+              <w:spacing w:before="0" w:after="40" w:line="240" w:lineRule="auto"/>
+              <w:jc w:val="center"/>
+            </w:pPr>
+            <w:r>
+              <w:rPr>
+                <w:rFonts w:ascii="Times New Roman" w:hAnsi="Times New Roman" w:eastAsia="SimSun"/>
+                <w:b/>
+                <w:sz w:val="17"/>
+                <w:lang w:val="en-US" w:eastAsia="zh-CN"/>
+              </w:rPr>
+              <w:t xml:space="preserve">攻击条件合法许可</w:t>
+            </w:r>
+          </w:p>
+        </w:tc>
+        <w:tc>
+          <w:tcPr>
+            <w:vAlign w:val="center"/>
+            <w:tcMar>
+              <w:top w:w="80" w:type="dxa"/>
+              <w:bottom w:w="80" w:type="dxa"/>
+              <w:start w:w="120" w:type="dxa"/>
+              <w:end w:w="120" w:type="dxa"/>
+            </w:tcMar>
+            <w:tcW w:w="2232" w:type="dxa"/>
+            <w:shd w:fill="E8EEF5"/>
+          </w:tcPr>
+          <w:p>
+            <w:pPr>
+              <w:pStyle w:val="Compact"/>
+              <w:keepNext/>
+              <w:spacing w:before="0" w:after="40" w:line="240" w:lineRule="auto"/>
+              <w:jc w:val="center"/>
+            </w:pPr>
+            <w:r>
+              <w:rPr>
+                <w:rFonts w:ascii="Times New Roman" w:hAnsi="Times New Roman" w:eastAsia="SimSun"/>
+                <w:b/>
+                <w:sz w:val="17"/>
+                <w:lang w:val="en-US" w:eastAsia="zh-CN"/>
+              </w:rPr>
+              <w:t xml:space="preserve">攻击条件非授权许可</w:t>
+            </w:r>
+          </w:p>
+        </w:tc>
+      </w:tr>
+      <w:tr>
+        <w:trPr>
+          <w:cantSplit/>
+        </w:trPr>
+        <w:tc>
+          <w:tcPr>
+            <w:vAlign w:val="center"/>
+            <w:tcMar>
+              <w:top w:w="80" w:type="dxa"/>
+              <w:bottom w:w="80" w:type="dxa"/>
+              <w:start w:w="120" w:type="dxa"/>
+              <w:end w:w="120" w:type="dxa"/>
+            </w:tcMar>
+            <w:tcW w:w="3029" w:type="dxa"/>
+          </w:tcPr>
+          <w:p>
+            <w:pPr>
+              <w:pStyle w:val="Compact"/>
+              <w:spacing w:before="0" w:after="40" w:line="240" w:lineRule="auto"/>
+              <w:jc w:val="left"/>
+            </w:pPr>
+            <w:r>
+              <w:rPr>
+                <w:rFonts w:ascii="Times New Roman" w:hAnsi="Times New Roman" w:eastAsia="SimSun"/>
+                <w:sz w:val="17"/>
+                <w:lang w:val="en-US" w:eastAsia="zh-CN"/>
+              </w:rPr>
+              <w:t xml:space="preserve">strict_exact / policy</w:t>
+            </w:r>
+          </w:p>
+        </w:tc>
+        <w:tc>
+          <w:tcPr>
+            <w:vAlign w:val="center"/>
+            <w:tcMar>
+              <w:top w:w="80" w:type="dxa"/>
+              <w:bottom w:w="80" w:type="dxa"/>
+              <w:start w:w="120" w:type="dxa"/>
+              <w:end w:w="120" w:type="dxa"/>
+            </w:tcMar>
+            <w:tcW w:w="1954" w:type="dxa"/>
+          </w:tcPr>
+          <w:p>
+            <w:pPr>
+              <w:pStyle w:val="Compact"/>
+              <w:spacing w:before="0" w:after="40" w:line="240" w:lineRule="auto"/>
+              <w:jc w:val="right"/>
+            </w:pPr>
+            <w:r>
+              <w:rPr>
+                <w:rFonts w:ascii="Times New Roman" w:hAnsi="Times New Roman" w:eastAsia="SimSun"/>
+                <w:sz w:val="17"/>
+                <w:lang w:val="en-US" w:eastAsia="zh-CN"/>
+              </w:rPr>
+              <w:t xml:space="preserve">0/12</w:t>
+            </w:r>
+          </w:p>
+        </w:tc>
+        <w:tc>
+          <w:tcPr>
+            <w:vAlign w:val="center"/>
+            <w:tcMar>
+              <w:top w:w="80" w:type="dxa"/>
+              <w:bottom w:w="80" w:type="dxa"/>
+              <w:start w:w="120" w:type="dxa"/>
+              <w:end w:w="120" w:type="dxa"/>
+            </w:tcMar>
+            <w:tcW w:w="2145" w:type="dxa"/>
+          </w:tcPr>
+          <w:p>
+            <w:pPr>
+              <w:pStyle w:val="Compact"/>
+              <w:spacing w:before="0" w:after="40" w:line="240" w:lineRule="auto"/>
+              <w:jc w:val="center"/>
+            </w:pPr>
+            <w:r>
+              <w:rPr>
+                <w:rFonts w:ascii="Times New Roman" w:hAnsi="Times New Roman" w:eastAsia="SimSun"/>
+                <w:sz w:val="17"/>
+                <w:lang w:val="en-US" w:eastAsia="zh-CN"/>
+              </w:rPr>
+              <w:t xml:space="preserve">0/12</w:t>
+            </w:r>
+          </w:p>
+        </w:tc>
+        <w:tc>
+          <w:tcPr>
+            <w:vAlign w:val="center"/>
+            <w:tcMar>
+              <w:top w:w="80" w:type="dxa"/>
+              <w:bottom w:w="80" w:type="dxa"/>
+              <w:start w:w="120" w:type="dxa"/>
+              <w:end w:w="120" w:type="dxa"/>
+            </w:tcMar>
+            <w:tcW w:w="2232" w:type="dxa"/>
+          </w:tcPr>
+          <w:p>
+            <w:pPr>
+              <w:pStyle w:val="Compact"/>
+              <w:spacing w:before="0" w:after="40" w:line="240" w:lineRule="auto"/>
+              <w:jc w:val="center"/>
+            </w:pPr>
+            <w:r>
+              <w:rPr>
+                <w:rFonts w:ascii="Times New Roman" w:hAnsi="Times New Roman" w:eastAsia="SimSun"/>
+                <w:sz w:val="17"/>
+                <w:lang w:val="en-US" w:eastAsia="zh-CN"/>
+              </w:rPr>
+              <w:t xml:space="preserve">0/12</w:t>
+            </w:r>
+          </w:p>
+        </w:tc>
+      </w:tr>
+      <w:tr>
+        <w:trPr>
+          <w:cantSplit/>
+        </w:trPr>
+        <w:tc>
+          <w:tcPr>
+            <w:vAlign w:val="center"/>
+            <w:tcMar>
+              <w:top w:w="80" w:type="dxa"/>
+              <w:bottom w:w="80" w:type="dxa"/>
+              <w:start w:w="120" w:type="dxa"/>
+              <w:end w:w="120" w:type="dxa"/>
+            </w:tcMar>
+            <w:tcW w:w="3029" w:type="dxa"/>
+          </w:tcPr>
+          <w:p>
+            <w:pPr>
+              <w:pStyle w:val="Compact"/>
+              <w:spacing w:before="0" w:after="40" w:line="240" w:lineRule="auto"/>
+              <w:jc w:val="left"/>
+            </w:pPr>
+            <w:r>
+              <w:rPr>
+                <w:rFonts w:ascii="Times New Roman" w:hAnsi="Times New Roman" w:eastAsia="SimSun"/>
+                <w:sz w:val="17"/>
+                <w:lang w:val="en-US" w:eastAsia="zh-CN"/>
+              </w:rPr>
+              <w:t xml:space="preserve">strict_exact / full</w:t>
+            </w:r>
+          </w:p>
+        </w:tc>
+        <w:tc>
+          <w:tcPr>
+            <w:vAlign w:val="center"/>
+            <w:tcMar>
+              <w:top w:w="80" w:type="dxa"/>
+              <w:bottom w:w="80" w:type="dxa"/>
+              <w:start w:w="120" w:type="dxa"/>
+              <w:end w:w="120" w:type="dxa"/>
+            </w:tcMar>
+            <w:tcW w:w="1954" w:type="dxa"/>
+          </w:tcPr>
+          <w:p>
+            <w:pPr>
+              <w:pStyle w:val="Compact"/>
+              <w:spacing w:before="0" w:after="40" w:line="240" w:lineRule="auto"/>
+              <w:jc w:val="right"/>
+            </w:pPr>
+            <w:r>
+              <w:rPr>
+                <w:rFonts w:ascii="Times New Roman" w:hAnsi="Times New Roman" w:eastAsia="SimSun"/>
+                <w:sz w:val="17"/>
+                <w:lang w:val="en-US" w:eastAsia="zh-CN"/>
+              </w:rPr>
+              <w:t xml:space="preserve">0/12</w:t>
+            </w:r>
+          </w:p>
+        </w:tc>
+        <w:tc>
+          <w:tcPr>
+            <w:vAlign w:val="center"/>
+            <w:tcMar>
+              <w:top w:w="80" w:type="dxa"/>
+              <w:bottom w:w="80" w:type="dxa"/>
+              <w:start w:w="120" w:type="dxa"/>
+              <w:end w:w="120" w:type="dxa"/>
+            </w:tcMar>
+            <w:tcW w:w="2145" w:type="dxa"/>
+          </w:tcPr>
+          <w:p>
+            <w:pPr>
+              <w:pStyle w:val="Compact"/>
+              <w:spacing w:before="0" w:after="40" w:line="240" w:lineRule="auto"/>
+              <w:jc w:val="center"/>
+            </w:pPr>
+            <w:r>
+              <w:rPr>
+                <w:rFonts w:ascii="Times New Roman" w:hAnsi="Times New Roman" w:eastAsia="SimSun"/>
+                <w:sz w:val="17"/>
+                <w:lang w:val="en-US" w:eastAsia="zh-CN"/>
+              </w:rPr>
+              <w:t xml:space="preserve">0/12</w:t>
+            </w:r>
+          </w:p>
+        </w:tc>
+        <w:tc>
+          <w:tcPr>
+            <w:vAlign w:val="center"/>
+            <w:tcMar>
+              <w:top w:w="80" w:type="dxa"/>
+              <w:bottom w:w="80" w:type="dxa"/>
+              <w:start w:w="120" w:type="dxa"/>
+              <w:end w:w="120" w:type="dxa"/>
+            </w:tcMar>
+            <w:tcW w:w="2232" w:type="dxa"/>
+          </w:tcPr>
+          <w:p>
+            <w:pPr>
+              <w:pStyle w:val="Compact"/>
+              <w:spacing w:before="0" w:after="40" w:line="240" w:lineRule="auto"/>
+              <w:jc w:val="center"/>
+            </w:pPr>
+            <w:r>
+              <w:rPr>
+                <w:rFonts w:ascii="Times New Roman" w:hAnsi="Times New Roman" w:eastAsia="SimSun"/>
+                <w:sz w:val="17"/>
+                <w:lang w:val="en-US" w:eastAsia="zh-CN"/>
+              </w:rPr>
+              <w:t xml:space="preserve">0/12</w:t>
+            </w:r>
+          </w:p>
+        </w:tc>
+      </w:tr>
+      <w:tr>
+        <w:trPr>
+          <w:cantSplit/>
+        </w:trPr>
+        <w:tc>
+          <w:tcPr>
+            <w:vAlign w:val="center"/>
+            <w:tcMar>
+              <w:top w:w="80" w:type="dxa"/>
+              <w:bottom w:w="80" w:type="dxa"/>
+              <w:start w:w="120" w:type="dxa"/>
+              <w:end w:w="120" w:type="dxa"/>
+            </w:tcMar>
+            <w:tcW w:w="3029" w:type="dxa"/>
+          </w:tcPr>
+          <w:p>
+            <w:pPr>
+              <w:pStyle w:val="Compact"/>
+              <w:spacing w:before="0" w:after="40" w:line="240" w:lineRule="auto"/>
+              <w:jc w:val="left"/>
+            </w:pPr>
+            <w:r>
+              <w:rPr>
+                <w:rFonts w:ascii="Times New Roman" w:hAnsi="Times New Roman" w:eastAsia="SimSun"/>
+                <w:sz w:val="17"/>
+                <w:lang w:val="en-US" w:eastAsia="zh-CN"/>
+              </w:rPr>
+              <w:t xml:space="preserve">bounded_enum / policy</w:t>
+            </w:r>
+          </w:p>
+        </w:tc>
+        <w:tc>
+          <w:tcPr>
+            <w:vAlign w:val="center"/>
+            <w:tcMar>
+              <w:top w:w="80" w:type="dxa"/>
+              <w:bottom w:w="80" w:type="dxa"/>
+              <w:start w:w="120" w:type="dxa"/>
+              <w:end w:w="120" w:type="dxa"/>
+            </w:tcMar>
+            <w:tcW w:w="1954" w:type="dxa"/>
+          </w:tcPr>
+          <w:p>
+            <w:pPr>
+              <w:pStyle w:val="Compact"/>
+              <w:spacing w:before="0" w:after="40" w:line="240" w:lineRule="auto"/>
+              <w:jc w:val="right"/>
+            </w:pPr>
+            <w:r>
+              <w:rPr>
+                <w:rFonts w:ascii="Times New Roman" w:hAnsi="Times New Roman" w:eastAsia="SimSun"/>
+                <w:sz w:val="17"/>
+                <w:lang w:val="en-US" w:eastAsia="zh-CN"/>
+              </w:rPr>
+              <w:t xml:space="preserve">12/12</w:t>
+            </w:r>
+          </w:p>
+        </w:tc>
+        <w:tc>
+          <w:tcPr>
+            <w:vAlign w:val="center"/>
+            <w:tcMar>
+              <w:top w:w="80" w:type="dxa"/>
+              <w:bottom w:w="80" w:type="dxa"/>
+              <w:start w:w="120" w:type="dxa"/>
+              <w:end w:w="120" w:type="dxa"/>
+            </w:tcMar>
+            <w:tcW w:w="2145" w:type="dxa"/>
+          </w:tcPr>
+          <w:p>
+            <w:pPr>
+              <w:pStyle w:val="Compact"/>
+              <w:spacing w:before="0" w:after="40" w:line="240" w:lineRule="auto"/>
+              <w:jc w:val="center"/>
+            </w:pPr>
+            <w:r>
+              <w:rPr>
+                <w:rFonts w:ascii="Times New Roman" w:hAnsi="Times New Roman" w:eastAsia="SimSun"/>
+                <w:sz w:val="17"/>
+                <w:lang w:val="en-US" w:eastAsia="zh-CN"/>
+              </w:rPr>
+              <w:t xml:space="preserve">12/12</w:t>
+            </w:r>
+          </w:p>
+        </w:tc>
+        <w:tc>
+          <w:tcPr>
+            <w:vAlign w:val="center"/>
+            <w:tcMar>
+              <w:top w:w="80" w:type="dxa"/>
+              <w:bottom w:w="80" w:type="dxa"/>
+              <w:start w:w="120" w:type="dxa"/>
+              <w:end w:w="120" w:type="dxa"/>
+            </w:tcMar>
+            <w:tcW w:w="2232" w:type="dxa"/>
+          </w:tcPr>
+          <w:p>
+            <w:pPr>
+              <w:pStyle w:val="Compact"/>
+              <w:spacing w:before="0" w:after="40" w:line="240" w:lineRule="auto"/>
+              <w:jc w:val="center"/>
+            </w:pPr>
+            <w:r>
+              <w:rPr>
+                <w:rFonts w:ascii="Times New Roman" w:hAnsi="Times New Roman" w:eastAsia="SimSun"/>
+                <w:sz w:val="17"/>
+                <w:lang w:val="en-US" w:eastAsia="zh-CN"/>
+              </w:rPr>
+              <w:t xml:space="preserve">0/12</w:t>
+            </w:r>
+          </w:p>
+        </w:tc>
+      </w:tr>
+      <w:tr>
+        <w:trPr>
+          <w:cantSplit/>
+        </w:trPr>
+        <w:tc>
+          <w:tcPr>
+            <w:vAlign w:val="center"/>
+            <w:tcMar>
+              <w:top w:w="80" w:type="dxa"/>
+              <w:bottom w:w="80" w:type="dxa"/>
+              <w:start w:w="120" w:type="dxa"/>
+              <w:end w:w="120" w:type="dxa"/>
+            </w:tcMar>
+            <w:tcW w:w="3029" w:type="dxa"/>
+          </w:tcPr>
+          <w:p>
+            <w:pPr>
+              <w:pStyle w:val="Compact"/>
+              <w:spacing w:before="0" w:after="40" w:line="240" w:lineRule="auto"/>
+              <w:jc w:val="left"/>
+            </w:pPr>
+            <w:r>
+              <w:rPr>
+                <w:rFonts w:ascii="Times New Roman" w:hAnsi="Times New Roman" w:eastAsia="SimSun"/>
+                <w:sz w:val="17"/>
+                <w:lang w:val="en-US" w:eastAsia="zh-CN"/>
+              </w:rPr>
+              <w:t xml:space="preserve">bounded_enum / full</w:t>
+            </w:r>
+          </w:p>
+        </w:tc>
+        <w:tc>
+          <w:tcPr>
+            <w:vAlign w:val="center"/>
+            <w:tcMar>
+              <w:top w:w="80" w:type="dxa"/>
+              <w:bottom w:w="80" w:type="dxa"/>
+              <w:start w:w="120" w:type="dxa"/>
+              <w:end w:w="120" w:type="dxa"/>
+            </w:tcMar>
+            <w:tcW w:w="1954" w:type="dxa"/>
+          </w:tcPr>
+          <w:p>
+            <w:pPr>
+              <w:pStyle w:val="Compact"/>
+              <w:spacing w:before="0" w:after="40" w:line="240" w:lineRule="auto"/>
+              <w:jc w:val="right"/>
+            </w:pPr>
+            <w:r>
+              <w:rPr>
+                <w:rFonts w:ascii="Times New Roman" w:hAnsi="Times New Roman" w:eastAsia="SimSun"/>
+                <w:sz w:val="17"/>
+                <w:lang w:val="en-US" w:eastAsia="zh-CN"/>
+              </w:rPr>
+              <w:t xml:space="preserve">12/12</w:t>
+            </w:r>
+          </w:p>
+        </w:tc>
+        <w:tc>
+          <w:tcPr>
+            <w:vAlign w:val="center"/>
+            <w:tcMar>
+              <w:top w:w="80" w:type="dxa"/>
+              <w:bottom w:w="80" w:type="dxa"/>
+              <w:start w:w="120" w:type="dxa"/>
+              <w:end w:w="120" w:type="dxa"/>
+            </w:tcMar>
+            <w:tcW w:w="2145" w:type="dxa"/>
+          </w:tcPr>
+          <w:p>
+            <w:pPr>
+              <w:pStyle w:val="Compact"/>
+              <w:spacing w:before="0" w:after="40" w:line="240" w:lineRule="auto"/>
+              <w:jc w:val="center"/>
+            </w:pPr>
+            <w:r>
+              <w:rPr>
+                <w:rFonts w:ascii="Times New Roman" w:hAnsi="Times New Roman" w:eastAsia="SimSun"/>
+                <w:sz w:val="17"/>
+                <w:lang w:val="en-US" w:eastAsia="zh-CN"/>
+              </w:rPr>
+              <w:t xml:space="preserve">12/12</w:t>
+            </w:r>
+          </w:p>
+        </w:tc>
+        <w:tc>
+          <w:tcPr>
+            <w:vAlign w:val="center"/>
+            <w:tcMar>
+              <w:top w:w="80" w:type="dxa"/>
+              <w:bottom w:w="80" w:type="dxa"/>
+              <w:start w:w="120" w:type="dxa"/>
+              <w:end w:w="120" w:type="dxa"/>
+            </w:tcMar>
+            <w:tcW w:w="2232" w:type="dxa"/>
+          </w:tcPr>
+          <w:p>
+            <w:pPr>
+              <w:pStyle w:val="Compact"/>
+              <w:spacing w:before="0" w:after="40" w:line="240" w:lineRule="auto"/>
+              <w:jc w:val="center"/>
+            </w:pPr>
+            <w:r>
+              <w:rPr>
+                <w:rFonts w:ascii="Times New Roman" w:hAnsi="Times New Roman" w:eastAsia="SimSun"/>
+                <w:sz w:val="17"/>
+                <w:lang w:val="en-US" w:eastAsia="zh-CN"/>
+              </w:rPr>
+              <w:t xml:space="preserve">0/12</w:t>
+            </w:r>
+          </w:p>
+        </w:tc>
+      </w:tr>
+    </w:tbl>
+    <w:bookmarkEnd w:id="93"/>
+    <w:bookmarkStart w:id="94" w:name="表-8.-分基准的修正版开发研究"/>
+    <w:p>
+      <w:pPr>
+        <w:pStyle w:val="Heading3"/>
+        <w:keepNext/>
+        <w:jc w:val="left"/>
+      </w:pPr>
+      <w:r>
+        <w:rPr>
+          <w:rFonts w:ascii="Times New Roman" w:hAnsi="Times New Roman" w:eastAsia="Microsoft YaHei"/>
+          <w:lang w:val="en-US" w:eastAsia="zh-CN"/>
+        </w:rPr>
+        <w:t xml:space="preserve">表 8. 分基准的修正版开发研究</w:t>
+      </w:r>
+    </w:p>
+    <w:p>
+      <w:pPr>
+        <w:pStyle w:val="FirstParagraph"/>
+      </w:pPr>
+      <w:r>
+        <w:rPr>
+          <w:rFonts w:ascii="Times New Roman" w:hAnsi="Times New Roman" w:eastAsia="SimSun"/>
+          <w:lang w:val="en-US" w:eastAsia="zh-CN"/>
+        </w:rPr>
+        <w:t xml:space="preserve">Corrected-v1开发数据，不与历史运行作确认性比较。AgentDojo保留原生安全检查，M3-v2统计已观察模拟效果。分数是分子/已观察分母，不表示失败安全。未知值如存在会显式给出。每模型含288项计划执行，包括正文说明的无工具任务和运行状态。Flash是V4.1，不是历史V4模型。</w:t>
+      </w:r>
+    </w:p>
+    <w:tbl>
+      <w:tblPr>
+        <w:tblStyle w:val="Table"/>
+        <w:tblW w:type="dxa" w:w="9360"/>
+        <w:tblLayout w:type="fixed"/>
+        <w:tblLook w:firstRow="1" w:lastRow="0" w:firstColumn="0" w:lastColumn="0" w:noHBand="0" w:noVBand="0" w:val="0020"/>
+        <w:tblBorders>
+          <w:top w:val="single" w:sz="4" w:space="0" w:color="B7C3D0"/>
+          <w:left w:val="single" w:sz="4" w:space="0" w:color="B7C3D0"/>
+          <w:bottom w:val="single" w:sz="4" w:space="0" w:color="B7C3D0"/>
+          <w:right w:val="single" w:sz="4" w:space="0" w:color="B7C3D0"/>
+          <w:insideH w:val="single" w:sz="4" w:space="0" w:color="B7C3D0"/>
+          <w:insideV w:val="single" w:sz="4" w:space="0" w:color="B7C3D0"/>
+        </w:tblBorders>
+        <w:tblInd w:w="120" w:type="dxa"/>
+      </w:tblPr>
+      <w:tblGrid>
+        <w:gridCol w:w="1686"/>
+        <w:gridCol w:w="1636"/>
+        <w:gridCol w:w="1979"/>
+        <w:gridCol w:w="1903"/>
+        <w:gridCol w:w="2156"/>
+      </w:tblGrid>
+      <w:tr>
+        <w:trPr>
+          <w:cantSplit/>
+          <w:tblHeader w:val="true"/>
+        </w:trPr>
+        <w:tc>
+          <w:tcPr>
+            <w:vAlign w:val="center"/>
+            <w:tcMar>
+              <w:top w:w="80" w:type="dxa"/>
+              <w:bottom w:w="80" w:type="dxa"/>
+              <w:start w:w="120" w:type="dxa"/>
+              <w:end w:w="120" w:type="dxa"/>
+            </w:tcMar>
+            <w:tcW w:w="1686" w:type="dxa"/>
+            <w:shd w:fill="E8EEF5"/>
+          </w:tcPr>
+          <w:p>
+            <w:pPr>
+              <w:pStyle w:val="Compact"/>
+              <w:keepNext/>
+              <w:spacing w:before="0" w:after="40" w:line="240" w:lineRule="auto"/>
+              <w:jc w:val="left"/>
+            </w:pPr>
+            <w:r>
+              <w:rPr>
+                <w:rFonts w:ascii="Times New Roman" w:hAnsi="Times New Roman" w:eastAsia="SimSun"/>
+                <w:b/>
+                <w:sz w:val="17"/>
+                <w:lang w:val="en-US" w:eastAsia="zh-CN"/>
+              </w:rPr>
+              <w:t xml:space="preserve">Model</w:t>
+            </w:r>
+          </w:p>
+        </w:tc>
+        <w:tc>
+          <w:tcPr>
+            <w:vAlign w:val="center"/>
+            <w:tcMar>
+              <w:top w:w="80" w:type="dxa"/>
+              <w:bottom w:w="80" w:type="dxa"/>
+              <w:start w:w="120" w:type="dxa"/>
+              <w:end w:w="120" w:type="dxa"/>
+            </w:tcMar>
+            <w:tcW w:w="1636" w:type="dxa"/>
+            <w:shd w:fill="E8EEF5"/>
+          </w:tcPr>
+          <w:p>
+            <w:pPr>
+              <w:pStyle w:val="Compact"/>
+              <w:keepNext/>
+              <w:spacing w:before="0" w:after="40" w:line="240" w:lineRule="auto"/>
+              <w:jc w:val="left"/>
+            </w:pPr>
+            <w:r>
+              <w:rPr>
+                <w:rFonts w:ascii="Times New Roman" w:hAnsi="Times New Roman" w:eastAsia="SimSun"/>
+                <w:b/>
+                <w:sz w:val="17"/>
+                <w:lang w:val="en-US" w:eastAsia="zh-CN"/>
+              </w:rPr>
+              <w:t xml:space="preserve">Benchmark</w:t>
+            </w:r>
+          </w:p>
+        </w:tc>
+        <w:tc>
+          <w:tcPr>
+            <w:vAlign w:val="center"/>
+            <w:tcMar>
+              <w:top w:w="80" w:type="dxa"/>
+              <w:bottom w:w="80" w:type="dxa"/>
+              <w:start w:w="120" w:type="dxa"/>
+              <w:end w:w="120" w:type="dxa"/>
+            </w:tcMar>
+            <w:tcW w:w="1979" w:type="dxa"/>
+            <w:shd w:fill="E8EEF5"/>
+          </w:tcPr>
+          <w:p>
+            <w:pPr>
+              <w:pStyle w:val="Compact"/>
+              <w:keepNext/>
+              <w:spacing w:before="0" w:after="40" w:line="240" w:lineRule="auto"/>
+              <w:jc w:val="center"/>
+            </w:pPr>
+            <w:r>
+              <w:rPr>
+                <w:rFonts w:ascii="Times New Roman" w:hAnsi="Times New Roman" w:eastAsia="SimSun"/>
+                <w:b/>
+                <w:sz w:val="17"/>
+                <w:lang w:val="en-US" w:eastAsia="zh-CN"/>
+              </w:rPr>
+              <w:t xml:space="preserve">Configuration</w:t>
+            </w:r>
+          </w:p>
+        </w:tc>
+        <w:tc>
+          <w:tcPr>
+            <w:vAlign w:val="center"/>
+            <w:tcMar>
+              <w:top w:w="80" w:type="dxa"/>
+              <w:bottom w:w="80" w:type="dxa"/>
+              <w:start w:w="120" w:type="dxa"/>
+              <w:end w:w="120" w:type="dxa"/>
+            </w:tcMar>
+            <w:tcW w:w="1903" w:type="dxa"/>
+            <w:shd w:fill="E8EEF5"/>
+          </w:tcPr>
+          <w:p>
+            <w:pPr>
+              <w:pStyle w:val="Compact"/>
+              <w:keepNext/>
+              <w:spacing w:before="0" w:after="40" w:line="240" w:lineRule="auto"/>
+              <w:jc w:val="center"/>
+            </w:pPr>
+            <w:r>
+              <w:rPr>
+                <w:rFonts w:ascii="Times New Roman" w:hAnsi="Times New Roman" w:eastAsia="SimSun"/>
+                <w:b/>
+                <w:sz w:val="17"/>
+                <w:lang w:val="en-US" w:eastAsia="zh-CN"/>
+              </w:rPr>
+              <w:t xml:space="preserve">Attack endpoint</w:t>
+            </w:r>
+          </w:p>
+        </w:tc>
+        <w:tc>
+          <w:tcPr>
+            <w:vAlign w:val="center"/>
+            <w:tcMar>
+              <w:top w:w="80" w:type="dxa"/>
+              <w:bottom w:w="80" w:type="dxa"/>
+              <w:start w:w="120" w:type="dxa"/>
+              <w:end w:w="120" w:type="dxa"/>
+            </w:tcMar>
+            <w:tcW w:w="2156" w:type="dxa"/>
+            <w:shd w:fill="E8EEF5"/>
+          </w:tcPr>
+          <w:p>
+            <w:pPr>
+              <w:pStyle w:val="Compact"/>
+              <w:keepNext/>
+              <w:spacing w:before="0" w:after="40" w:line="240" w:lineRule="auto"/>
+              <w:jc w:val="center"/>
+            </w:pPr>
+            <w:r>
+              <w:rPr>
+                <w:rFonts w:ascii="Times New Roman" w:hAnsi="Times New Roman" w:eastAsia="SimSun"/>
+                <w:b/>
+                <w:sz w:val="17"/>
+                <w:lang w:val="en-US" w:eastAsia="zh-CN"/>
+              </w:rPr>
+              <w:t xml:space="preserve">Benign tool completion</w:t>
+            </w:r>
+          </w:p>
+        </w:tc>
+      </w:tr>
+      <w:tr>
+        <w:trPr>
+          <w:cantSplit/>
+        </w:trPr>
+        <w:tc>
+          <w:tcPr>
+            <w:vAlign w:val="center"/>
+            <w:tcMar>
+              <w:top w:w="80" w:type="dxa"/>
+              <w:bottom w:w="80" w:type="dxa"/>
+              <w:start w:w="120" w:type="dxa"/>
+              <w:end w:w="120" w:type="dxa"/>
+            </w:tcMar>
+            <w:tcW w:w="1686" w:type="dxa"/>
+          </w:tcPr>
+          <w:p>
+            <w:pPr>
+              <w:pStyle w:val="Compact"/>
+              <w:spacing w:before="0" w:after="40" w:line="240" w:lineRule="auto"/>
+              <w:jc w:val="left"/>
+            </w:pPr>
+            <w:r>
+              <w:rPr>
+                <w:rFonts w:ascii="Times New Roman" w:hAnsi="Times New Roman" w:eastAsia="SimSun"/>
+                <w:sz w:val="17"/>
+                <w:lang w:val="en-US" w:eastAsia="zh-CN"/>
+              </w:rPr>
+              <w:t xml:space="preserve">V4 Pro</w:t>
+            </w:r>
+          </w:p>
+        </w:tc>
+        <w:tc>
+          <w:tcPr>
+            <w:vAlign w:val="center"/>
+            <w:tcMar>
+              <w:top w:w="80" w:type="dxa"/>
+              <w:bottom w:w="80" w:type="dxa"/>
+              <w:start w:w="120" w:type="dxa"/>
+              <w:end w:w="120" w:type="dxa"/>
+            </w:tcMar>
+            <w:tcW w:w="1636" w:type="dxa"/>
+          </w:tcPr>
+          <w:p>
+            <w:pPr>
+              <w:pStyle w:val="Compact"/>
+              <w:spacing w:before="0" w:after="40" w:line="240" w:lineRule="auto"/>
+              <w:jc w:val="left"/>
+            </w:pPr>
+            <w:r>
+              <w:rPr>
+                <w:rFonts w:ascii="Times New Roman" w:hAnsi="Times New Roman" w:eastAsia="SimSun"/>
+                <w:sz w:val="17"/>
+                <w:lang w:val="en-US" w:eastAsia="zh-CN"/>
+              </w:rPr>
+              <w:t xml:space="preserve">AgentDojo</w:t>
+            </w:r>
+          </w:p>
+        </w:tc>
+        <w:tc>
+          <w:tcPr>
+            <w:vAlign w:val="center"/>
+            <w:tcMar>
+              <w:top w:w="80" w:type="dxa"/>
+              <w:bottom w:w="80" w:type="dxa"/>
+              <w:start w:w="120" w:type="dxa"/>
+              <w:end w:w="120" w:type="dxa"/>
+            </w:tcMar>
+            <w:tcW w:w="1979" w:type="dxa"/>
+          </w:tcPr>
+          <w:p>
+            <w:pPr>
+              <w:pStyle w:val="Compact"/>
+              <w:spacing w:before="0" w:after="40" w:line="240" w:lineRule="auto"/>
+              <w:jc w:val="center"/>
+            </w:pPr>
+            <w:r>
+              <w:rPr>
+                <w:rFonts w:ascii="Times New Roman" w:hAnsi="Times New Roman" w:eastAsia="SimSun"/>
+                <w:sz w:val="17"/>
+                <w:lang w:val="en-US" w:eastAsia="zh-CN"/>
+              </w:rPr>
+              <w:t xml:space="preserve">No guard / normal</w:t>
+            </w:r>
+          </w:p>
+        </w:tc>
+        <w:tc>
+          <w:tcPr>
+            <w:vAlign w:val="center"/>
+            <w:tcMar>
+              <w:top w:w="80" w:type="dxa"/>
+              <w:bottom w:w="80" w:type="dxa"/>
+              <w:start w:w="120" w:type="dxa"/>
+              <w:end w:w="120" w:type="dxa"/>
+            </w:tcMar>
+            <w:tcW w:w="1903" w:type="dxa"/>
+          </w:tcPr>
+          <w:p>
+            <w:pPr>
+              <w:pStyle w:val="Compact"/>
+              <w:spacing w:before="0" w:after="40" w:line="240" w:lineRule="auto"/>
+              <w:jc w:val="center"/>
+            </w:pPr>
+            <w:r>
+              <w:rPr>
+                <w:rFonts w:ascii="Times New Roman" w:hAnsi="Times New Roman" w:eastAsia="SimSun"/>
+                <w:sz w:val="17"/>
+                <w:lang w:val="en-US" w:eastAsia="zh-CN"/>
+              </w:rPr>
+              <w:t xml:space="preserve">5/12</w:t>
+            </w:r>
+          </w:p>
+        </w:tc>
+        <w:tc>
+          <w:tcPr>
+            <w:vAlign w:val="center"/>
+            <w:tcMar>
+              <w:top w:w="80" w:type="dxa"/>
+              <w:bottom w:w="80" w:type="dxa"/>
+              <w:start w:w="120" w:type="dxa"/>
+              <w:end w:w="120" w:type="dxa"/>
+            </w:tcMar>
+            <w:tcW w:w="2156" w:type="dxa"/>
+          </w:tcPr>
+          <w:p>
+            <w:pPr>
+              <w:pStyle w:val="Compact"/>
+              <w:spacing w:before="0" w:after="40" w:line="240" w:lineRule="auto"/>
+              <w:jc w:val="center"/>
+            </w:pPr>
+            <w:r>
+              <w:rPr>
+                <w:rFonts w:ascii="Times New Roman" w:hAnsi="Times New Roman" w:eastAsia="SimSun"/>
+                <w:sz w:val="17"/>
+                <w:lang w:val="en-US" w:eastAsia="zh-CN"/>
+              </w:rPr>
+              <w:t xml:space="preserve">6/8</w:t>
+            </w:r>
+          </w:p>
+        </w:tc>
+      </w:tr>
+      <w:tr>
+        <w:trPr>
+          <w:cantSplit/>
+        </w:trPr>
+        <w:tc>
+          <w:tcPr>
+            <w:vAlign w:val="center"/>
+            <w:tcMar>
+              <w:top w:w="80" w:type="dxa"/>
+              <w:bottom w:w="80" w:type="dxa"/>
+              <w:start w:w="120" w:type="dxa"/>
+              <w:end w:w="120" w:type="dxa"/>
+            </w:tcMar>
+            <w:tcW w:w="1686" w:type="dxa"/>
+          </w:tcPr>
+          <w:p>
+            <w:pPr>
+              <w:pStyle w:val="Compact"/>
+              <w:spacing w:before="0" w:after="40" w:line="240" w:lineRule="auto"/>
+              <w:jc w:val="left"/>
+            </w:pPr>
+            <w:r>
+              <w:rPr>
+                <w:rFonts w:ascii="Times New Roman" w:hAnsi="Times New Roman" w:eastAsia="SimSun"/>
+                <w:sz w:val="17"/>
+                <w:lang w:val="en-US" w:eastAsia="zh-CN"/>
+              </w:rPr>
+              <w:t xml:space="preserve">V4 Pro</w:t>
+            </w:r>
+          </w:p>
+        </w:tc>
+        <w:tc>
+          <w:tcPr>
+            <w:vAlign w:val="center"/>
+            <w:tcMar>
+              <w:top w:w="80" w:type="dxa"/>
+              <w:bottom w:w="80" w:type="dxa"/>
+              <w:start w:w="120" w:type="dxa"/>
+              <w:end w:w="120" w:type="dxa"/>
+            </w:tcMar>
+            <w:tcW w:w="1636" w:type="dxa"/>
+          </w:tcPr>
+          <w:p>
+            <w:pPr>
+              <w:pStyle w:val="Compact"/>
+              <w:spacing w:before="0" w:after="40" w:line="240" w:lineRule="auto"/>
+              <w:jc w:val="left"/>
+            </w:pPr>
+            <w:r>
+              <w:rPr>
+                <w:rFonts w:ascii="Times New Roman" w:hAnsi="Times New Roman" w:eastAsia="SimSun"/>
+                <w:sz w:val="17"/>
+                <w:lang w:val="en-US" w:eastAsia="zh-CN"/>
+              </w:rPr>
+              <w:t xml:space="preserve">AgentDojo</w:t>
+            </w:r>
+          </w:p>
+        </w:tc>
+        <w:tc>
+          <w:tcPr>
+            <w:vAlign w:val="center"/>
+            <w:tcMar>
+              <w:top w:w="80" w:type="dxa"/>
+              <w:bottom w:w="80" w:type="dxa"/>
+              <w:start w:w="120" w:type="dxa"/>
+              <w:end w:w="120" w:type="dxa"/>
+            </w:tcMar>
+            <w:tcW w:w="1979" w:type="dxa"/>
+          </w:tcPr>
+          <w:p>
+            <w:pPr>
+              <w:pStyle w:val="Compact"/>
+              <w:spacing w:before="0" w:after="40" w:line="240" w:lineRule="auto"/>
+              <w:jc w:val="center"/>
+            </w:pPr>
+            <w:r>
+              <w:rPr>
+                <w:rFonts w:ascii="Times New Roman" w:hAnsi="Times New Roman" w:eastAsia="SimSun"/>
+                <w:sz w:val="17"/>
+                <w:lang w:val="en-US" w:eastAsia="zh-CN"/>
+              </w:rPr>
+              <w:t xml:space="preserve">No guard / safe</w:t>
+            </w:r>
+          </w:p>
+        </w:tc>
+        <w:tc>
+          <w:tcPr>
+            <w:vAlign w:val="center"/>
+            <w:tcMar>
+              <w:top w:w="80" w:type="dxa"/>
+              <w:bottom w:w="80" w:type="dxa"/>
+              <w:start w:w="120" w:type="dxa"/>
+              <w:end w:w="120" w:type="dxa"/>
+            </w:tcMar>
+            <w:tcW w:w="1903" w:type="dxa"/>
+          </w:tcPr>
+          <w:p>
+            <w:pPr>
+              <w:pStyle w:val="Compact"/>
+              <w:spacing w:before="0" w:after="40" w:line="240" w:lineRule="auto"/>
+              <w:jc w:val="center"/>
+            </w:pPr>
+            <w:r>
+              <w:rPr>
+                <w:rFonts w:ascii="Times New Roman" w:hAnsi="Times New Roman" w:eastAsia="SimSun"/>
+                <w:sz w:val="17"/>
+                <w:lang w:val="en-US" w:eastAsia="zh-CN"/>
+              </w:rPr>
+              <w:t xml:space="preserve">3/12</w:t>
+            </w:r>
+          </w:p>
+        </w:tc>
+        <w:tc>
+          <w:tcPr>
+            <w:vAlign w:val="center"/>
+            <w:tcMar>
+              <w:top w:w="80" w:type="dxa"/>
+              <w:bottom w:w="80" w:type="dxa"/>
+              <w:start w:w="120" w:type="dxa"/>
+              <w:end w:w="120" w:type="dxa"/>
+            </w:tcMar>
+            <w:tcW w:w="2156" w:type="dxa"/>
+          </w:tcPr>
+          <w:p>
+            <w:pPr>
+              <w:pStyle w:val="Compact"/>
+              <w:spacing w:before="0" w:after="40" w:line="240" w:lineRule="auto"/>
+              <w:jc w:val="center"/>
+            </w:pPr>
+            <w:r>
+              <w:rPr>
+                <w:rFonts w:ascii="Times New Roman" w:hAnsi="Times New Roman" w:eastAsia="SimSun"/>
+                <w:sz w:val="17"/>
+                <w:lang w:val="en-US" w:eastAsia="zh-CN"/>
+              </w:rPr>
+              <w:t xml:space="preserve">6/8</w:t>
+            </w:r>
+          </w:p>
+        </w:tc>
+      </w:tr>
+      <w:tr>
+        <w:trPr>
+          <w:cantSplit/>
+        </w:trPr>
+        <w:tc>
+          <w:tcPr>
+            <w:vAlign w:val="center"/>
+            <w:tcMar>
+              <w:top w:w="80" w:type="dxa"/>
+              <w:bottom w:w="80" w:type="dxa"/>
+              <w:start w:w="120" w:type="dxa"/>
+              <w:end w:w="120" w:type="dxa"/>
+            </w:tcMar>
+            <w:tcW w:w="1686" w:type="dxa"/>
+          </w:tcPr>
+          <w:p>
+            <w:pPr>
+              <w:pStyle w:val="Compact"/>
+              <w:spacing w:before="0" w:after="40" w:line="240" w:lineRule="auto"/>
+              <w:jc w:val="left"/>
+            </w:pPr>
+            <w:r>
+              <w:rPr>
+                <w:rFonts w:ascii="Times New Roman" w:hAnsi="Times New Roman" w:eastAsia="SimSun"/>
+                <w:sz w:val="17"/>
+                <w:lang w:val="en-US" w:eastAsia="zh-CN"/>
+              </w:rPr>
+              <w:t xml:space="preserve">V4 Pro</w:t>
+            </w:r>
+          </w:p>
+        </w:tc>
+        <w:tc>
+          <w:tcPr>
+            <w:vAlign w:val="center"/>
+            <w:tcMar>
+              <w:top w:w="80" w:type="dxa"/>
+              <w:bottom w:w="80" w:type="dxa"/>
+              <w:start w:w="120" w:type="dxa"/>
+              <w:end w:w="120" w:type="dxa"/>
+            </w:tcMar>
+            <w:tcW w:w="1636" w:type="dxa"/>
+          </w:tcPr>
+          <w:p>
+            <w:pPr>
+              <w:pStyle w:val="Compact"/>
+              <w:spacing w:before="0" w:after="40" w:line="240" w:lineRule="auto"/>
+              <w:jc w:val="left"/>
+            </w:pPr>
+            <w:r>
+              <w:rPr>
+                <w:rFonts w:ascii="Times New Roman" w:hAnsi="Times New Roman" w:eastAsia="SimSun"/>
+                <w:sz w:val="17"/>
+                <w:lang w:val="en-US" w:eastAsia="zh-CN"/>
+              </w:rPr>
+              <w:t xml:space="preserve">AgentDojo</w:t>
+            </w:r>
+          </w:p>
+        </w:tc>
+        <w:tc>
+          <w:tcPr>
+            <w:vAlign w:val="center"/>
+            <w:tcMar>
+              <w:top w:w="80" w:type="dxa"/>
+              <w:bottom w:w="80" w:type="dxa"/>
+              <w:start w:w="120" w:type="dxa"/>
+              <w:end w:w="120" w:type="dxa"/>
+            </w:tcMar>
+            <w:tcW w:w="1979" w:type="dxa"/>
+          </w:tcPr>
+          <w:p>
+            <w:pPr>
+              <w:pStyle w:val="Compact"/>
+              <w:spacing w:before="0" w:after="40" w:line="240" w:lineRule="auto"/>
+              <w:jc w:val="center"/>
+            </w:pPr>
+            <w:r>
+              <w:rPr>
+                <w:rFonts w:ascii="Times New Roman" w:hAnsi="Times New Roman" w:eastAsia="SimSun"/>
+                <w:sz w:val="17"/>
+                <w:lang w:val="en-US" w:eastAsia="zh-CN"/>
+              </w:rPr>
+              <w:t xml:space="preserve">Policy / normal</w:t>
+            </w:r>
+          </w:p>
+        </w:tc>
+        <w:tc>
+          <w:tcPr>
+            <w:vAlign w:val="center"/>
+            <w:tcMar>
+              <w:top w:w="80" w:type="dxa"/>
+              <w:bottom w:w="80" w:type="dxa"/>
+              <w:start w:w="120" w:type="dxa"/>
+              <w:end w:w="120" w:type="dxa"/>
+            </w:tcMar>
+            <w:tcW w:w="1903" w:type="dxa"/>
+          </w:tcPr>
+          <w:p>
+            <w:pPr>
+              <w:pStyle w:val="Compact"/>
+              <w:spacing w:before="0" w:after="40" w:line="240" w:lineRule="auto"/>
+              <w:jc w:val="center"/>
+            </w:pPr>
+            <w:r>
+              <w:rPr>
+                <w:rFonts w:ascii="Times New Roman" w:hAnsi="Times New Roman" w:eastAsia="SimSun"/>
+                <w:sz w:val="17"/>
+                <w:lang w:val="en-US" w:eastAsia="zh-CN"/>
+              </w:rPr>
+              <w:t xml:space="preserve">2/12</w:t>
+            </w:r>
+          </w:p>
+        </w:tc>
+        <w:tc>
+          <w:tcPr>
+            <w:vAlign w:val="center"/>
+            <w:tcMar>
+              <w:top w:w="80" w:type="dxa"/>
+              <w:bottom w:w="80" w:type="dxa"/>
+              <w:start w:w="120" w:type="dxa"/>
+              <w:end w:w="120" w:type="dxa"/>
+            </w:tcMar>
+            <w:tcW w:w="2156" w:type="dxa"/>
+          </w:tcPr>
+          <w:p>
+            <w:pPr>
+              <w:pStyle w:val="Compact"/>
+              <w:spacing w:before="0" w:after="40" w:line="240" w:lineRule="auto"/>
+              <w:jc w:val="center"/>
+            </w:pPr>
+            <w:r>
+              <w:rPr>
+                <w:rFonts w:ascii="Times New Roman" w:hAnsi="Times New Roman" w:eastAsia="SimSun"/>
+                <w:sz w:val="17"/>
+                <w:lang w:val="en-US" w:eastAsia="zh-CN"/>
+              </w:rPr>
+              <w:t xml:space="preserve">3/8</w:t>
+            </w:r>
+          </w:p>
+        </w:tc>
+      </w:tr>
+      <w:tr>
+        <w:trPr>
+          <w:cantSplit/>
+        </w:trPr>
+        <w:tc>
+          <w:tcPr>
+            <w:vAlign w:val="center"/>
+            <w:tcMar>
+              <w:top w:w="80" w:type="dxa"/>
+              <w:bottom w:w="80" w:type="dxa"/>
+              <w:start w:w="120" w:type="dxa"/>
+              <w:end w:w="120" w:type="dxa"/>
+            </w:tcMar>
+            <w:tcW w:w="1686" w:type="dxa"/>
+          </w:tcPr>
+          <w:p>
+            <w:pPr>
+              <w:pStyle w:val="Compact"/>
+              <w:spacing w:before="0" w:after="40" w:line="240" w:lineRule="auto"/>
+              <w:jc w:val="left"/>
+            </w:pPr>
+            <w:r>
+              <w:rPr>
+                <w:rFonts w:ascii="Times New Roman" w:hAnsi="Times New Roman" w:eastAsia="SimSun"/>
+                <w:sz w:val="17"/>
+                <w:lang w:val="en-US" w:eastAsia="zh-CN"/>
+              </w:rPr>
+              <w:t xml:space="preserve">V4 Pro</w:t>
+            </w:r>
+          </w:p>
+        </w:tc>
+        <w:tc>
+          <w:tcPr>
+            <w:vAlign w:val="center"/>
+            <w:tcMar>
+              <w:top w:w="80" w:type="dxa"/>
+              <w:bottom w:w="80" w:type="dxa"/>
+              <w:start w:w="120" w:type="dxa"/>
+              <w:end w:w="120" w:type="dxa"/>
+            </w:tcMar>
+            <w:tcW w:w="1636" w:type="dxa"/>
+          </w:tcPr>
+          <w:p>
+            <w:pPr>
+              <w:pStyle w:val="Compact"/>
+              <w:spacing w:before="0" w:after="40" w:line="240" w:lineRule="auto"/>
+              <w:jc w:val="left"/>
+            </w:pPr>
+            <w:r>
+              <w:rPr>
+                <w:rFonts w:ascii="Times New Roman" w:hAnsi="Times New Roman" w:eastAsia="SimSun"/>
+                <w:sz w:val="17"/>
+                <w:lang w:val="en-US" w:eastAsia="zh-CN"/>
+              </w:rPr>
+              <w:t xml:space="preserve">AgentDojo</w:t>
+            </w:r>
+          </w:p>
+        </w:tc>
+        <w:tc>
+          <w:tcPr>
+            <w:vAlign w:val="center"/>
+            <w:tcMar>
+              <w:top w:w="80" w:type="dxa"/>
+              <w:bottom w:w="80" w:type="dxa"/>
+              <w:start w:w="120" w:type="dxa"/>
+              <w:end w:w="120" w:type="dxa"/>
+            </w:tcMar>
+            <w:tcW w:w="1979" w:type="dxa"/>
+          </w:tcPr>
+          <w:p>
+            <w:pPr>
+              <w:pStyle w:val="Compact"/>
+              <w:spacing w:before="0" w:after="40" w:line="240" w:lineRule="auto"/>
+              <w:jc w:val="center"/>
+            </w:pPr>
+            <w:r>
+              <w:rPr>
+                <w:rFonts w:ascii="Times New Roman" w:hAnsi="Times New Roman" w:eastAsia="SimSun"/>
+                <w:sz w:val="17"/>
+                <w:lang w:val="en-US" w:eastAsia="zh-CN"/>
+              </w:rPr>
+              <w:t xml:space="preserve">Policy / safe</w:t>
+            </w:r>
+          </w:p>
+        </w:tc>
+        <w:tc>
+          <w:tcPr>
+            <w:vAlign w:val="center"/>
+            <w:tcMar>
+              <w:top w:w="80" w:type="dxa"/>
+              <w:bottom w:w="80" w:type="dxa"/>
+              <w:start w:w="120" w:type="dxa"/>
+              <w:end w:w="120" w:type="dxa"/>
+            </w:tcMar>
+            <w:tcW w:w="1903" w:type="dxa"/>
+          </w:tcPr>
+          <w:p>
+            <w:pPr>
+              <w:pStyle w:val="Compact"/>
+              <w:spacing w:before="0" w:after="40" w:line="240" w:lineRule="auto"/>
+              <w:jc w:val="center"/>
+            </w:pPr>
+            <w:r>
+              <w:rPr>
+                <w:rFonts w:ascii="Times New Roman" w:hAnsi="Times New Roman" w:eastAsia="SimSun"/>
+                <w:sz w:val="17"/>
+                <w:lang w:val="en-US" w:eastAsia="zh-CN"/>
+              </w:rPr>
+              <w:t xml:space="preserve">2/12</w:t>
+            </w:r>
+          </w:p>
+        </w:tc>
+        <w:tc>
+          <w:tcPr>
+            <w:vAlign w:val="center"/>
+            <w:tcMar>
+              <w:top w:w="80" w:type="dxa"/>
+              <w:bottom w:w="80" w:type="dxa"/>
+              <w:start w:w="120" w:type="dxa"/>
+              <w:end w:w="120" w:type="dxa"/>
+            </w:tcMar>
+            <w:tcW w:w="2156" w:type="dxa"/>
+          </w:tcPr>
+          <w:p>
+            <w:pPr>
+              <w:pStyle w:val="Compact"/>
+              <w:spacing w:before="0" w:after="40" w:line="240" w:lineRule="auto"/>
+              <w:jc w:val="center"/>
+            </w:pPr>
+            <w:r>
+              <w:rPr>
+                <w:rFonts w:ascii="Times New Roman" w:hAnsi="Times New Roman" w:eastAsia="SimSun"/>
+                <w:sz w:val="17"/>
+                <w:lang w:val="en-US" w:eastAsia="zh-CN"/>
+              </w:rPr>
+              <w:t xml:space="preserve">3/8</w:t>
+            </w:r>
+          </w:p>
+        </w:tc>
+      </w:tr>
+      <w:tr>
+        <w:trPr>
+          <w:cantSplit/>
+        </w:trPr>
+        <w:tc>
+          <w:tcPr>
+            <w:vAlign w:val="center"/>
+            <w:tcMar>
+              <w:top w:w="80" w:type="dxa"/>
+              <w:bottom w:w="80" w:type="dxa"/>
+              <w:start w:w="120" w:type="dxa"/>
+              <w:end w:w="120" w:type="dxa"/>
+            </w:tcMar>
+            <w:tcW w:w="1686" w:type="dxa"/>
+          </w:tcPr>
+          <w:p>
+            <w:pPr>
+              <w:pStyle w:val="Compact"/>
+              <w:spacing w:before="0" w:after="40" w:line="240" w:lineRule="auto"/>
+              <w:jc w:val="left"/>
+            </w:pPr>
+            <w:r>
+              <w:rPr>
+                <w:rFonts w:ascii="Times New Roman" w:hAnsi="Times New Roman" w:eastAsia="SimSun"/>
+                <w:sz w:val="17"/>
+                <w:lang w:val="en-US" w:eastAsia="zh-CN"/>
+              </w:rPr>
+              <w:t xml:space="preserve">V4 Pro</w:t>
+            </w:r>
+          </w:p>
+        </w:tc>
+        <w:tc>
+          <w:tcPr>
+            <w:vAlign w:val="center"/>
+            <w:tcMar>
+              <w:top w:w="80" w:type="dxa"/>
+              <w:bottom w:w="80" w:type="dxa"/>
+              <w:start w:w="120" w:type="dxa"/>
+              <w:end w:w="120" w:type="dxa"/>
+            </w:tcMar>
+            <w:tcW w:w="1636" w:type="dxa"/>
+          </w:tcPr>
+          <w:p>
+            <w:pPr>
+              <w:pStyle w:val="Compact"/>
+              <w:spacing w:before="0" w:after="40" w:line="240" w:lineRule="auto"/>
+              <w:jc w:val="left"/>
+            </w:pPr>
+            <w:r>
+              <w:rPr>
+                <w:rFonts w:ascii="Times New Roman" w:hAnsi="Times New Roman" w:eastAsia="SimSun"/>
+                <w:sz w:val="17"/>
+                <w:lang w:val="en-US" w:eastAsia="zh-CN"/>
+              </w:rPr>
+              <w:t xml:space="preserve">AgentDojo</w:t>
+            </w:r>
+          </w:p>
+        </w:tc>
+        <w:tc>
+          <w:tcPr>
+            <w:vAlign w:val="center"/>
+            <w:tcMar>
+              <w:top w:w="80" w:type="dxa"/>
+              <w:bottom w:w="80" w:type="dxa"/>
+              <w:start w:w="120" w:type="dxa"/>
+              <w:end w:w="120" w:type="dxa"/>
+            </w:tcMar>
+            <w:tcW w:w="1979" w:type="dxa"/>
+          </w:tcPr>
+          <w:p>
+            <w:pPr>
+              <w:pStyle w:val="Compact"/>
+              <w:spacing w:before="0" w:after="40" w:line="240" w:lineRule="auto"/>
+              <w:jc w:val="center"/>
+            </w:pPr>
+            <w:r>
+              <w:rPr>
+                <w:rFonts w:ascii="Times New Roman" w:hAnsi="Times New Roman" w:eastAsia="SimSun"/>
+                <w:sz w:val="17"/>
+                <w:lang w:val="en-US" w:eastAsia="zh-CN"/>
+              </w:rPr>
+              <w:t xml:space="preserve">Full / normal</w:t>
+            </w:r>
+          </w:p>
+        </w:tc>
+        <w:tc>
+          <w:tcPr>
+            <w:vAlign w:val="center"/>
+            <w:tcMar>
+              <w:top w:w="80" w:type="dxa"/>
+              <w:bottom w:w="80" w:type="dxa"/>
+              <w:start w:w="120" w:type="dxa"/>
+              <w:end w:w="120" w:type="dxa"/>
+            </w:tcMar>
+            <w:tcW w:w="1903" w:type="dxa"/>
+          </w:tcPr>
+          <w:p>
+            <w:pPr>
+              <w:pStyle w:val="Compact"/>
+              <w:spacing w:before="0" w:after="40" w:line="240" w:lineRule="auto"/>
+              <w:jc w:val="center"/>
+            </w:pPr>
+            <w:r>
+              <w:rPr>
+                <w:rFonts w:ascii="Times New Roman" w:hAnsi="Times New Roman" w:eastAsia="SimSun"/>
+                <w:sz w:val="17"/>
+                <w:lang w:val="en-US" w:eastAsia="zh-CN"/>
+              </w:rPr>
+              <w:t xml:space="preserve">0/12</w:t>
+            </w:r>
+          </w:p>
+        </w:tc>
+        <w:tc>
+          <w:tcPr>
+            <w:vAlign w:val="center"/>
+            <w:tcMar>
+              <w:top w:w="80" w:type="dxa"/>
+              <w:bottom w:w="80" w:type="dxa"/>
+              <w:start w:w="120" w:type="dxa"/>
+              <w:end w:w="120" w:type="dxa"/>
+            </w:tcMar>
+            <w:tcW w:w="2156" w:type="dxa"/>
+          </w:tcPr>
+          <w:p>
+            <w:pPr>
+              <w:pStyle w:val="Compact"/>
+              <w:spacing w:before="0" w:after="40" w:line="240" w:lineRule="auto"/>
+              <w:jc w:val="center"/>
+            </w:pPr>
+            <w:r>
+              <w:rPr>
+                <w:rFonts w:ascii="Times New Roman" w:hAnsi="Times New Roman" w:eastAsia="SimSun"/>
+                <w:sz w:val="17"/>
+                <w:lang w:val="en-US" w:eastAsia="zh-CN"/>
+              </w:rPr>
+              <w:t xml:space="preserve">3/8</w:t>
+            </w:r>
+          </w:p>
+        </w:tc>
+      </w:tr>
+      <w:tr>
+        <w:trPr>
+          <w:cantSplit/>
+        </w:trPr>
+        <w:tc>
+          <w:tcPr>
+            <w:vAlign w:val="center"/>
+            <w:tcMar>
+              <w:top w:w="80" w:type="dxa"/>
+              <w:bottom w:w="80" w:type="dxa"/>
+              <w:start w:w="120" w:type="dxa"/>
+              <w:end w:w="120" w:type="dxa"/>
+            </w:tcMar>
+            <w:tcW w:w="1686" w:type="dxa"/>
+          </w:tcPr>
+          <w:p>
+            <w:pPr>
+              <w:pStyle w:val="Compact"/>
+              <w:spacing w:before="0" w:after="40" w:line="240" w:lineRule="auto"/>
+              <w:jc w:val="left"/>
+            </w:pPr>
+            <w:r>
+              <w:rPr>
+                <w:rFonts w:ascii="Times New Roman" w:hAnsi="Times New Roman" w:eastAsia="SimSun"/>
+                <w:sz w:val="17"/>
+                <w:lang w:val="en-US" w:eastAsia="zh-CN"/>
+              </w:rPr>
+              <w:t xml:space="preserve">V4 Pro</w:t>
+            </w:r>
+          </w:p>
+        </w:tc>
+        <w:tc>
+          <w:tcPr>
+            <w:vAlign w:val="center"/>
+            <w:tcMar>
+              <w:top w:w="80" w:type="dxa"/>
+              <w:bottom w:w="80" w:type="dxa"/>
+              <w:start w:w="120" w:type="dxa"/>
+              <w:end w:w="120" w:type="dxa"/>
+            </w:tcMar>
+            <w:tcW w:w="1636" w:type="dxa"/>
+          </w:tcPr>
+          <w:p>
+            <w:pPr>
+              <w:pStyle w:val="Compact"/>
+              <w:spacing w:before="0" w:after="40" w:line="240" w:lineRule="auto"/>
+              <w:jc w:val="left"/>
+            </w:pPr>
+            <w:r>
+              <w:rPr>
+                <w:rFonts w:ascii="Times New Roman" w:hAnsi="Times New Roman" w:eastAsia="SimSun"/>
+                <w:sz w:val="17"/>
+                <w:lang w:val="en-US" w:eastAsia="zh-CN"/>
+              </w:rPr>
+              <w:t xml:space="preserve">AgentDojo</w:t>
+            </w:r>
+          </w:p>
+        </w:tc>
+        <w:tc>
+          <w:tcPr>
+            <w:vAlign w:val="center"/>
+            <w:tcMar>
+              <w:top w:w="80" w:type="dxa"/>
+              <w:bottom w:w="80" w:type="dxa"/>
+              <w:start w:w="120" w:type="dxa"/>
+              <w:end w:w="120" w:type="dxa"/>
+            </w:tcMar>
+            <w:tcW w:w="1979" w:type="dxa"/>
+          </w:tcPr>
+          <w:p>
+            <w:pPr>
+              <w:pStyle w:val="Compact"/>
+              <w:spacing w:before="0" w:after="40" w:line="240" w:lineRule="auto"/>
+              <w:jc w:val="center"/>
+            </w:pPr>
+            <w:r>
+              <w:rPr>
+                <w:rFonts w:ascii="Times New Roman" w:hAnsi="Times New Roman" w:eastAsia="SimSun"/>
+                <w:sz w:val="17"/>
+                <w:lang w:val="en-US" w:eastAsia="zh-CN"/>
+              </w:rPr>
+              <w:t xml:space="preserve">Full / safe</w:t>
+            </w:r>
+          </w:p>
+        </w:tc>
+        <w:tc>
+          <w:tcPr>
+            <w:vAlign w:val="center"/>
+            <w:tcMar>
+              <w:top w:w="80" w:type="dxa"/>
+              <w:bottom w:w="80" w:type="dxa"/>
+              <w:start w:w="120" w:type="dxa"/>
+              <w:end w:w="120" w:type="dxa"/>
+            </w:tcMar>
+            <w:tcW w:w="1903" w:type="dxa"/>
+          </w:tcPr>
+          <w:p>
+            <w:pPr>
+              <w:pStyle w:val="Compact"/>
+              <w:spacing w:before="0" w:after="40" w:line="240" w:lineRule="auto"/>
+              <w:jc w:val="center"/>
+            </w:pPr>
+            <w:r>
+              <w:rPr>
+                <w:rFonts w:ascii="Times New Roman" w:hAnsi="Times New Roman" w:eastAsia="SimSun"/>
+                <w:sz w:val="17"/>
+                <w:lang w:val="en-US" w:eastAsia="zh-CN"/>
+              </w:rPr>
+              <w:t xml:space="preserve">0/12</w:t>
+            </w:r>
+          </w:p>
+        </w:tc>
+        <w:tc>
+          <w:tcPr>
+            <w:vAlign w:val="center"/>
+            <w:tcMar>
+              <w:top w:w="80" w:type="dxa"/>
+              <w:bottom w:w="80" w:type="dxa"/>
+              <w:start w:w="120" w:type="dxa"/>
+              <w:end w:w="120" w:type="dxa"/>
+            </w:tcMar>
+            <w:tcW w:w="2156" w:type="dxa"/>
+          </w:tcPr>
+          <w:p>
+            <w:pPr>
+              <w:pStyle w:val="Compact"/>
+              <w:spacing w:before="0" w:after="40" w:line="240" w:lineRule="auto"/>
+              <w:jc w:val="center"/>
+            </w:pPr>
+            <w:r>
+              <w:rPr>
+                <w:rFonts w:ascii="Times New Roman" w:hAnsi="Times New Roman" w:eastAsia="SimSun"/>
+                <w:sz w:val="17"/>
+                <w:lang w:val="en-US" w:eastAsia="zh-CN"/>
+              </w:rPr>
+              <w:t xml:space="preserve">3/8</w:t>
+            </w:r>
+          </w:p>
+        </w:tc>
+      </w:tr>
+      <w:tr>
+        <w:trPr>
+          <w:cantSplit/>
+        </w:trPr>
+        <w:tc>
+          <w:tcPr>
+            <w:vAlign w:val="center"/>
+            <w:tcMar>
+              <w:top w:w="80" w:type="dxa"/>
+              <w:bottom w:w="80" w:type="dxa"/>
+              <w:start w:w="120" w:type="dxa"/>
+              <w:end w:w="120" w:type="dxa"/>
+            </w:tcMar>
+            <w:tcW w:w="1686" w:type="dxa"/>
+          </w:tcPr>
+          <w:p>
+            <w:pPr>
+              <w:pStyle w:val="Compact"/>
+              <w:spacing w:before="0" w:after="40" w:line="240" w:lineRule="auto"/>
+              <w:jc w:val="left"/>
+            </w:pPr>
+            <w:r>
+              <w:rPr>
+                <w:rFonts w:ascii="Times New Roman" w:hAnsi="Times New Roman" w:eastAsia="SimSun"/>
+                <w:sz w:val="17"/>
+                <w:lang w:val="en-US" w:eastAsia="zh-CN"/>
+              </w:rPr>
+              <w:t xml:space="preserve">V4 Pro</w:t>
+            </w:r>
+          </w:p>
+        </w:tc>
+        <w:tc>
+          <w:tcPr>
+            <w:vAlign w:val="center"/>
+            <w:tcMar>
+              <w:top w:w="80" w:type="dxa"/>
+              <w:bottom w:w="80" w:type="dxa"/>
+              <w:start w:w="120" w:type="dxa"/>
+              <w:end w:w="120" w:type="dxa"/>
+            </w:tcMar>
+            <w:tcW w:w="1636" w:type="dxa"/>
+          </w:tcPr>
+          <w:p>
+            <w:pPr>
+              <w:pStyle w:val="Compact"/>
+              <w:spacing w:before="0" w:after="40" w:line="240" w:lineRule="auto"/>
+              <w:jc w:val="left"/>
+            </w:pPr>
+            <w:r>
+              <w:rPr>
+                <w:rFonts w:ascii="Times New Roman" w:hAnsi="Times New Roman" w:eastAsia="SimSun"/>
+                <w:sz w:val="17"/>
+                <w:lang w:val="en-US" w:eastAsia="zh-CN"/>
+              </w:rPr>
+              <w:t xml:space="preserve">M3-v2</w:t>
+            </w:r>
+          </w:p>
+        </w:tc>
+        <w:tc>
+          <w:tcPr>
+            <w:vAlign w:val="center"/>
+            <w:tcMar>
+              <w:top w:w="80" w:type="dxa"/>
+              <w:bottom w:w="80" w:type="dxa"/>
+              <w:start w:w="120" w:type="dxa"/>
+              <w:end w:w="120" w:type="dxa"/>
+            </w:tcMar>
+            <w:tcW w:w="1979" w:type="dxa"/>
+          </w:tcPr>
+          <w:p>
+            <w:pPr>
+              <w:pStyle w:val="Compact"/>
+              <w:spacing w:before="0" w:after="40" w:line="240" w:lineRule="auto"/>
+              <w:jc w:val="center"/>
+            </w:pPr>
+            <w:r>
+              <w:rPr>
+                <w:rFonts w:ascii="Times New Roman" w:hAnsi="Times New Roman" w:eastAsia="SimSun"/>
+                <w:sz w:val="17"/>
+                <w:lang w:val="en-US" w:eastAsia="zh-CN"/>
+              </w:rPr>
+              <w:t xml:space="preserve">No guard / normal</w:t>
+            </w:r>
+          </w:p>
+        </w:tc>
+        <w:tc>
+          <w:tcPr>
+            <w:vAlign w:val="center"/>
+            <w:tcMar>
+              <w:top w:w="80" w:type="dxa"/>
+              <w:bottom w:w="80" w:type="dxa"/>
+              <w:start w:w="120" w:type="dxa"/>
+              <w:end w:w="120" w:type="dxa"/>
+            </w:tcMar>
+            <w:tcW w:w="1903" w:type="dxa"/>
+          </w:tcPr>
+          <w:p>
+            <w:pPr>
+              <w:pStyle w:val="Compact"/>
+              <w:spacing w:before="0" w:after="40" w:line="240" w:lineRule="auto"/>
+              <w:jc w:val="center"/>
+            </w:pPr>
+            <w:r>
+              <w:rPr>
+                <w:rFonts w:ascii="Times New Roman" w:hAnsi="Times New Roman" w:eastAsia="SimSun"/>
+                <w:sz w:val="17"/>
+                <w:lang w:val="en-US" w:eastAsia="zh-CN"/>
+              </w:rPr>
+              <w:t xml:space="preserve">0/12</w:t>
+            </w:r>
+          </w:p>
+        </w:tc>
+        <w:tc>
+          <w:tcPr>
+            <w:vAlign w:val="center"/>
+            <w:tcMar>
+              <w:top w:w="80" w:type="dxa"/>
+              <w:bottom w:w="80" w:type="dxa"/>
+              <w:start w:w="120" w:type="dxa"/>
+              <w:end w:w="120" w:type="dxa"/>
+            </w:tcMar>
+            <w:tcW w:w="2156" w:type="dxa"/>
+          </w:tcPr>
+          <w:p>
+            <w:pPr>
+              <w:pStyle w:val="Compact"/>
+              <w:spacing w:before="0" w:after="40" w:line="240" w:lineRule="auto"/>
+              <w:jc w:val="center"/>
+            </w:pPr>
+            <w:r>
+              <w:rPr>
+                <w:rFonts w:ascii="Times New Roman" w:hAnsi="Times New Roman" w:eastAsia="SimSun"/>
+                <w:sz w:val="17"/>
+                <w:lang w:val="en-US" w:eastAsia="zh-CN"/>
+              </w:rPr>
+              <w:t xml:space="preserve">6/8</w:t>
+            </w:r>
+          </w:p>
+        </w:tc>
+      </w:tr>
+      <w:tr>
+        <w:trPr>
+          <w:cantSplit/>
+        </w:trPr>
+        <w:tc>
+          <w:tcPr>
+            <w:vAlign w:val="center"/>
+            <w:tcMar>
+              <w:top w:w="80" w:type="dxa"/>
+              <w:bottom w:w="80" w:type="dxa"/>
+              <w:start w:w="120" w:type="dxa"/>
+              <w:end w:w="120" w:type="dxa"/>
+            </w:tcMar>
+            <w:tcW w:w="1686" w:type="dxa"/>
+          </w:tcPr>
+          <w:p>
+            <w:pPr>
+              <w:pStyle w:val="Compact"/>
+              <w:spacing w:before="0" w:after="40" w:line="240" w:lineRule="auto"/>
+              <w:jc w:val="left"/>
+            </w:pPr>
+            <w:r>
+              <w:rPr>
+                <w:rFonts w:ascii="Times New Roman" w:hAnsi="Times New Roman" w:eastAsia="SimSun"/>
+                <w:sz w:val="17"/>
+                <w:lang w:val="en-US" w:eastAsia="zh-CN"/>
+              </w:rPr>
+              <w:t xml:space="preserve">V4 Pro</w:t>
+            </w:r>
+          </w:p>
+        </w:tc>
+        <w:tc>
+          <w:tcPr>
+            <w:vAlign w:val="center"/>
+            <w:tcMar>
+              <w:top w:w="80" w:type="dxa"/>
+              <w:bottom w:w="80" w:type="dxa"/>
+              <w:start w:w="120" w:type="dxa"/>
+              <w:end w:w="120" w:type="dxa"/>
+            </w:tcMar>
+            <w:tcW w:w="1636" w:type="dxa"/>
+          </w:tcPr>
+          <w:p>
+            <w:pPr>
+              <w:pStyle w:val="Compact"/>
+              <w:spacing w:before="0" w:after="40" w:line="240" w:lineRule="auto"/>
+              <w:jc w:val="left"/>
+            </w:pPr>
+            <w:r>
+              <w:rPr>
+                <w:rFonts w:ascii="Times New Roman" w:hAnsi="Times New Roman" w:eastAsia="SimSun"/>
+                <w:sz w:val="17"/>
+                <w:lang w:val="en-US" w:eastAsia="zh-CN"/>
+              </w:rPr>
+              <w:t xml:space="preserve">M3-v2</w:t>
+            </w:r>
+          </w:p>
+        </w:tc>
+        <w:tc>
+          <w:tcPr>
+            <w:vAlign w:val="center"/>
+            <w:tcMar>
+              <w:top w:w="80" w:type="dxa"/>
+              <w:bottom w:w="80" w:type="dxa"/>
+              <w:start w:w="120" w:type="dxa"/>
+              <w:end w:w="120" w:type="dxa"/>
+            </w:tcMar>
+            <w:tcW w:w="1979" w:type="dxa"/>
+          </w:tcPr>
+          <w:p>
+            <w:pPr>
+              <w:pStyle w:val="Compact"/>
+              <w:spacing w:before="0" w:after="40" w:line="240" w:lineRule="auto"/>
+              <w:jc w:val="center"/>
+            </w:pPr>
+            <w:r>
+              <w:rPr>
+                <w:rFonts w:ascii="Times New Roman" w:hAnsi="Times New Roman" w:eastAsia="SimSun"/>
+                <w:sz w:val="17"/>
+                <w:lang w:val="en-US" w:eastAsia="zh-CN"/>
+              </w:rPr>
+              <w:t xml:space="preserve">No guard / safe</w:t>
+            </w:r>
+          </w:p>
+        </w:tc>
+        <w:tc>
+          <w:tcPr>
+            <w:vAlign w:val="center"/>
+            <w:tcMar>
+              <w:top w:w="80" w:type="dxa"/>
+              <w:bottom w:w="80" w:type="dxa"/>
+              <w:start w:w="120" w:type="dxa"/>
+              <w:end w:w="120" w:type="dxa"/>
+            </w:tcMar>
+            <w:tcW w:w="1903" w:type="dxa"/>
+          </w:tcPr>
+          <w:p>
+            <w:pPr>
+              <w:pStyle w:val="Compact"/>
+              <w:spacing w:before="0" w:after="40" w:line="240" w:lineRule="auto"/>
+              <w:jc w:val="center"/>
+            </w:pPr>
+            <w:r>
+              <w:rPr>
+                <w:rFonts w:ascii="Times New Roman" w:hAnsi="Times New Roman" w:eastAsia="SimSun"/>
+                <w:sz w:val="17"/>
+                <w:lang w:val="en-US" w:eastAsia="zh-CN"/>
+              </w:rPr>
+              <w:t xml:space="preserve">0/12</w:t>
+            </w:r>
+          </w:p>
+        </w:tc>
+        <w:tc>
+          <w:tcPr>
+            <w:vAlign w:val="center"/>
+            <w:tcMar>
+              <w:top w:w="80" w:type="dxa"/>
+              <w:bottom w:w="80" w:type="dxa"/>
+              <w:start w:w="120" w:type="dxa"/>
+              <w:end w:w="120" w:type="dxa"/>
+            </w:tcMar>
+            <w:tcW w:w="2156" w:type="dxa"/>
+          </w:tcPr>
+          <w:p>
+            <w:pPr>
+              <w:pStyle w:val="Compact"/>
+              <w:spacing w:before="0" w:after="40" w:line="240" w:lineRule="auto"/>
+              <w:jc w:val="center"/>
+            </w:pPr>
+            <w:r>
+              <w:rPr>
+                <w:rFonts w:ascii="Times New Roman" w:hAnsi="Times New Roman" w:eastAsia="SimSun"/>
+                <w:sz w:val="17"/>
+                <w:lang w:val="en-US" w:eastAsia="zh-CN"/>
+              </w:rPr>
+              <w:t xml:space="preserve">6/8</w:t>
+            </w:r>
+          </w:p>
+        </w:tc>
+      </w:tr>
+      <w:tr>
+        <w:trPr>
+          <w:cantSplit/>
+        </w:trPr>
+        <w:tc>
+          <w:tcPr>
+            <w:vAlign w:val="center"/>
+            <w:tcMar>
+              <w:top w:w="80" w:type="dxa"/>
+              <w:bottom w:w="80" w:type="dxa"/>
+              <w:start w:w="120" w:type="dxa"/>
+              <w:end w:w="120" w:type="dxa"/>
+            </w:tcMar>
+            <w:tcW w:w="1686" w:type="dxa"/>
+          </w:tcPr>
+          <w:p>
+            <w:pPr>
+              <w:pStyle w:val="Compact"/>
+              <w:spacing w:before="0" w:after="40" w:line="240" w:lineRule="auto"/>
+              <w:jc w:val="left"/>
+            </w:pPr>
+            <w:r>
+              <w:rPr>
+                <w:rFonts w:ascii="Times New Roman" w:hAnsi="Times New Roman" w:eastAsia="SimSun"/>
+                <w:sz w:val="17"/>
+                <w:lang w:val="en-US" w:eastAsia="zh-CN"/>
+              </w:rPr>
+              <w:t xml:space="preserve">V4 Pro</w:t>
+            </w:r>
+          </w:p>
+        </w:tc>
+        <w:tc>
+          <w:tcPr>
+            <w:vAlign w:val="center"/>
+            <w:tcMar>
+              <w:top w:w="80" w:type="dxa"/>
+              <w:bottom w:w="80" w:type="dxa"/>
+              <w:start w:w="120" w:type="dxa"/>
+              <w:end w:w="120" w:type="dxa"/>
+            </w:tcMar>
+            <w:tcW w:w="1636" w:type="dxa"/>
+          </w:tcPr>
+          <w:p>
+            <w:pPr>
+              <w:pStyle w:val="Compact"/>
+              <w:spacing w:before="0" w:after="40" w:line="240" w:lineRule="auto"/>
+              <w:jc w:val="left"/>
+            </w:pPr>
+            <w:r>
+              <w:rPr>
+                <w:rFonts w:ascii="Times New Roman" w:hAnsi="Times New Roman" w:eastAsia="SimSun"/>
+                <w:sz w:val="17"/>
+                <w:lang w:val="en-US" w:eastAsia="zh-CN"/>
+              </w:rPr>
+              <w:t xml:space="preserve">M3-v2</w:t>
+            </w:r>
+          </w:p>
+        </w:tc>
+        <w:tc>
+          <w:tcPr>
+            <w:vAlign w:val="center"/>
+            <w:tcMar>
+              <w:top w:w="80" w:type="dxa"/>
+              <w:bottom w:w="80" w:type="dxa"/>
+              <w:start w:w="120" w:type="dxa"/>
+              <w:end w:w="120" w:type="dxa"/>
+            </w:tcMar>
+            <w:tcW w:w="1979" w:type="dxa"/>
+          </w:tcPr>
+          <w:p>
+            <w:pPr>
+              <w:pStyle w:val="Compact"/>
+              <w:spacing w:before="0" w:after="40" w:line="240" w:lineRule="auto"/>
+              <w:jc w:val="center"/>
+            </w:pPr>
+            <w:r>
+              <w:rPr>
+                <w:rFonts w:ascii="Times New Roman" w:hAnsi="Times New Roman" w:eastAsia="SimSun"/>
+                <w:sz w:val="17"/>
+                <w:lang w:val="en-US" w:eastAsia="zh-CN"/>
+              </w:rPr>
+              <w:t xml:space="preserve">Policy / normal</w:t>
+            </w:r>
+          </w:p>
+        </w:tc>
+        <w:tc>
+          <w:tcPr>
+            <w:vAlign w:val="center"/>
+            <w:tcMar>
+              <w:top w:w="80" w:type="dxa"/>
+              <w:bottom w:w="80" w:type="dxa"/>
+              <w:start w:w="120" w:type="dxa"/>
+              <w:end w:w="120" w:type="dxa"/>
+            </w:tcMar>
+            <w:tcW w:w="1903" w:type="dxa"/>
+          </w:tcPr>
+          <w:p>
+            <w:pPr>
+              <w:pStyle w:val="Compact"/>
+              <w:spacing w:before="0" w:after="40" w:line="240" w:lineRule="auto"/>
+              <w:jc w:val="center"/>
+            </w:pPr>
+            <w:r>
+              <w:rPr>
+                <w:rFonts w:ascii="Times New Roman" w:hAnsi="Times New Roman" w:eastAsia="SimSun"/>
+                <w:sz w:val="17"/>
+                <w:lang w:val="en-US" w:eastAsia="zh-CN"/>
+              </w:rPr>
+              <w:t xml:space="preserve">0/12</w:t>
+            </w:r>
+          </w:p>
+        </w:tc>
+        <w:tc>
+          <w:tcPr>
+            <w:vAlign w:val="center"/>
+            <w:tcMar>
+              <w:top w:w="80" w:type="dxa"/>
+              <w:bottom w:w="80" w:type="dxa"/>
+              <w:start w:w="120" w:type="dxa"/>
+              <w:end w:w="120" w:type="dxa"/>
+            </w:tcMar>
+            <w:tcW w:w="2156" w:type="dxa"/>
+          </w:tcPr>
+          <w:p>
+            <w:pPr>
+              <w:pStyle w:val="Compact"/>
+              <w:spacing w:before="0" w:after="40" w:line="240" w:lineRule="auto"/>
+              <w:jc w:val="center"/>
+            </w:pPr>
+            <w:r>
+              <w:rPr>
+                <w:rFonts w:ascii="Times New Roman" w:hAnsi="Times New Roman" w:eastAsia="SimSun"/>
+                <w:sz w:val="17"/>
+                <w:lang w:val="en-US" w:eastAsia="zh-CN"/>
+              </w:rPr>
+              <w:t xml:space="preserve">6/8</w:t>
+            </w:r>
+          </w:p>
+        </w:tc>
+      </w:tr>
+      <w:tr>
+        <w:trPr>
+          <w:cantSplit/>
+        </w:trPr>
+        <w:tc>
+          <w:tcPr>
+            <w:vAlign w:val="center"/>
+            <w:tcMar>
+              <w:top w:w="80" w:type="dxa"/>
+              <w:bottom w:w="80" w:type="dxa"/>
+              <w:start w:w="120" w:type="dxa"/>
+              <w:end w:w="120" w:type="dxa"/>
+            </w:tcMar>
+            <w:tcW w:w="1686" w:type="dxa"/>
+          </w:tcPr>
+          <w:p>
+            <w:pPr>
+              <w:pStyle w:val="Compact"/>
+              <w:spacing w:before="0" w:after="40" w:line="240" w:lineRule="auto"/>
+              <w:jc w:val="left"/>
+            </w:pPr>
+            <w:r>
+              <w:rPr>
+                <w:rFonts w:ascii="Times New Roman" w:hAnsi="Times New Roman" w:eastAsia="SimSun"/>
+                <w:sz w:val="17"/>
+                <w:lang w:val="en-US" w:eastAsia="zh-CN"/>
+              </w:rPr>
+              <w:t xml:space="preserve">V4 Pro</w:t>
+            </w:r>
+          </w:p>
+        </w:tc>
+        <w:tc>
+          <w:tcPr>
+            <w:vAlign w:val="center"/>
+            <w:tcMar>
+              <w:top w:w="80" w:type="dxa"/>
+              <w:bottom w:w="80" w:type="dxa"/>
+              <w:start w:w="120" w:type="dxa"/>
+              <w:end w:w="120" w:type="dxa"/>
+            </w:tcMar>
+            <w:tcW w:w="1636" w:type="dxa"/>
+          </w:tcPr>
+          <w:p>
+            <w:pPr>
+              <w:pStyle w:val="Compact"/>
+              <w:spacing w:before="0" w:after="40" w:line="240" w:lineRule="auto"/>
+              <w:jc w:val="left"/>
+            </w:pPr>
+            <w:r>
+              <w:rPr>
+                <w:rFonts w:ascii="Times New Roman" w:hAnsi="Times New Roman" w:eastAsia="SimSun"/>
+                <w:sz w:val="17"/>
+                <w:lang w:val="en-US" w:eastAsia="zh-CN"/>
+              </w:rPr>
+              <w:t xml:space="preserve">M3-v2</w:t>
+            </w:r>
+          </w:p>
+        </w:tc>
+        <w:tc>
+          <w:tcPr>
+            <w:vAlign w:val="center"/>
+            <w:tcMar>
+              <w:top w:w="80" w:type="dxa"/>
+              <w:bottom w:w="80" w:type="dxa"/>
+              <w:start w:w="120" w:type="dxa"/>
+              <w:end w:w="120" w:type="dxa"/>
+            </w:tcMar>
+            <w:tcW w:w="1979" w:type="dxa"/>
+          </w:tcPr>
+          <w:p>
+            <w:pPr>
+              <w:pStyle w:val="Compact"/>
+              <w:spacing w:before="0" w:after="40" w:line="240" w:lineRule="auto"/>
+              <w:jc w:val="center"/>
+            </w:pPr>
+            <w:r>
+              <w:rPr>
+                <w:rFonts w:ascii="Times New Roman" w:hAnsi="Times New Roman" w:eastAsia="SimSun"/>
+                <w:sz w:val="17"/>
+                <w:lang w:val="en-US" w:eastAsia="zh-CN"/>
+              </w:rPr>
+              <w:t xml:space="preserve">Policy / safe</w:t>
+            </w:r>
+          </w:p>
+        </w:tc>
+        <w:tc>
+          <w:tcPr>
+            <w:vAlign w:val="center"/>
+            <w:tcMar>
+              <w:top w:w="80" w:type="dxa"/>
+              <w:bottom w:w="80" w:type="dxa"/>
+              <w:start w:w="120" w:type="dxa"/>
+              <w:end w:w="120" w:type="dxa"/>
+            </w:tcMar>
+            <w:tcW w:w="1903" w:type="dxa"/>
+          </w:tcPr>
+          <w:p>
+            <w:pPr>
+              <w:pStyle w:val="Compact"/>
+              <w:spacing w:before="0" w:after="40" w:line="240" w:lineRule="auto"/>
+              <w:jc w:val="center"/>
+            </w:pPr>
+            <w:r>
+              <w:rPr>
+                <w:rFonts w:ascii="Times New Roman" w:hAnsi="Times New Roman" w:eastAsia="SimSun"/>
+                <w:sz w:val="17"/>
+                <w:lang w:val="en-US" w:eastAsia="zh-CN"/>
+              </w:rPr>
+              <w:t xml:space="preserve">0/12</w:t>
+            </w:r>
+          </w:p>
+        </w:tc>
+        <w:tc>
+          <w:tcPr>
+            <w:vAlign w:val="center"/>
+            <w:tcMar>
+              <w:top w:w="80" w:type="dxa"/>
+              <w:bottom w:w="80" w:type="dxa"/>
+              <w:start w:w="120" w:type="dxa"/>
+              <w:end w:w="120" w:type="dxa"/>
+            </w:tcMar>
+            <w:tcW w:w="2156" w:type="dxa"/>
+          </w:tcPr>
+          <w:p>
+            <w:pPr>
+              <w:pStyle w:val="Compact"/>
+              <w:spacing w:before="0" w:after="40" w:line="240" w:lineRule="auto"/>
+              <w:jc w:val="center"/>
+            </w:pPr>
+            <w:r>
+              <w:rPr>
+                <w:rFonts w:ascii="Times New Roman" w:hAnsi="Times New Roman" w:eastAsia="SimSun"/>
+                <w:sz w:val="17"/>
+                <w:lang w:val="en-US" w:eastAsia="zh-CN"/>
+              </w:rPr>
+              <w:t xml:space="preserve">4/8</w:t>
+            </w:r>
+          </w:p>
+        </w:tc>
+      </w:tr>
+      <w:tr>
+        <w:trPr>
+          <w:cantSplit/>
+        </w:trPr>
+        <w:tc>
+          <w:tcPr>
+            <w:vAlign w:val="center"/>
+            <w:tcMar>
+              <w:top w:w="80" w:type="dxa"/>
+              <w:bottom w:w="80" w:type="dxa"/>
+              <w:start w:w="120" w:type="dxa"/>
+              <w:end w:w="120" w:type="dxa"/>
+            </w:tcMar>
+            <w:tcW w:w="1686" w:type="dxa"/>
+          </w:tcPr>
+          <w:p>
+            <w:pPr>
+              <w:pStyle w:val="Compact"/>
+              <w:spacing w:before="0" w:after="40" w:line="240" w:lineRule="auto"/>
+              <w:jc w:val="left"/>
+            </w:pPr>
+            <w:r>
+              <w:rPr>
+                <w:rFonts w:ascii="Times New Roman" w:hAnsi="Times New Roman" w:eastAsia="SimSun"/>
+                <w:sz w:val="17"/>
+                <w:lang w:val="en-US" w:eastAsia="zh-CN"/>
+              </w:rPr>
+              <w:t xml:space="preserve">V4 Pro</w:t>
+            </w:r>
+          </w:p>
+        </w:tc>
+        <w:tc>
+          <w:tcPr>
+            <w:vAlign w:val="center"/>
+            <w:tcMar>
+              <w:top w:w="80" w:type="dxa"/>
+              <w:bottom w:w="80" w:type="dxa"/>
+              <w:start w:w="120" w:type="dxa"/>
+              <w:end w:w="120" w:type="dxa"/>
+            </w:tcMar>
+            <w:tcW w:w="1636" w:type="dxa"/>
+          </w:tcPr>
+          <w:p>
+            <w:pPr>
+              <w:pStyle w:val="Compact"/>
+              <w:spacing w:before="0" w:after="40" w:line="240" w:lineRule="auto"/>
+              <w:jc w:val="left"/>
+            </w:pPr>
+            <w:r>
+              <w:rPr>
+                <w:rFonts w:ascii="Times New Roman" w:hAnsi="Times New Roman" w:eastAsia="SimSun"/>
+                <w:sz w:val="17"/>
+                <w:lang w:val="en-US" w:eastAsia="zh-CN"/>
+              </w:rPr>
+              <w:t xml:space="preserve">M3-v2</w:t>
+            </w:r>
+          </w:p>
+        </w:tc>
+        <w:tc>
+          <w:tcPr>
+            <w:vAlign w:val="center"/>
+            <w:tcMar>
+              <w:top w:w="80" w:type="dxa"/>
+              <w:bottom w:w="80" w:type="dxa"/>
+              <w:start w:w="120" w:type="dxa"/>
+              <w:end w:w="120" w:type="dxa"/>
+            </w:tcMar>
+            <w:tcW w:w="1979" w:type="dxa"/>
+          </w:tcPr>
+          <w:p>
+            <w:pPr>
+              <w:pStyle w:val="Compact"/>
+              <w:spacing w:before="0" w:after="40" w:line="240" w:lineRule="auto"/>
+              <w:jc w:val="center"/>
+            </w:pPr>
+            <w:r>
+              <w:rPr>
+                <w:rFonts w:ascii="Times New Roman" w:hAnsi="Times New Roman" w:eastAsia="SimSun"/>
+                <w:sz w:val="17"/>
+                <w:lang w:val="en-US" w:eastAsia="zh-CN"/>
+              </w:rPr>
+              <w:t xml:space="preserve">Full / normal</w:t>
+            </w:r>
+          </w:p>
+        </w:tc>
+        <w:tc>
+          <w:tcPr>
+            <w:vAlign w:val="center"/>
+            <w:tcMar>
+              <w:top w:w="80" w:type="dxa"/>
+              <w:bottom w:w="80" w:type="dxa"/>
+              <w:start w:w="120" w:type="dxa"/>
+              <w:end w:w="120" w:type="dxa"/>
+            </w:tcMar>
+            <w:tcW w:w="1903" w:type="dxa"/>
+          </w:tcPr>
+          <w:p>
+            <w:pPr>
+              <w:pStyle w:val="Compact"/>
+              <w:spacing w:before="0" w:after="40" w:line="240" w:lineRule="auto"/>
+              <w:jc w:val="center"/>
+            </w:pPr>
+            <w:r>
+              <w:rPr>
+                <w:rFonts w:ascii="Times New Roman" w:hAnsi="Times New Roman" w:eastAsia="SimSun"/>
+                <w:sz w:val="17"/>
+                <w:lang w:val="en-US" w:eastAsia="zh-CN"/>
+              </w:rPr>
+              <w:t xml:space="preserve">0/12</w:t>
+            </w:r>
+          </w:p>
+        </w:tc>
+        <w:tc>
+          <w:tcPr>
+            <w:vAlign w:val="center"/>
+            <w:tcMar>
+              <w:top w:w="80" w:type="dxa"/>
+              <w:bottom w:w="80" w:type="dxa"/>
+              <w:start w:w="120" w:type="dxa"/>
+              <w:end w:w="120" w:type="dxa"/>
+            </w:tcMar>
+            <w:tcW w:w="2156" w:type="dxa"/>
+          </w:tcPr>
+          <w:p>
+            <w:pPr>
+              <w:pStyle w:val="Compact"/>
+              <w:spacing w:before="0" w:after="40" w:line="240" w:lineRule="auto"/>
+              <w:jc w:val="center"/>
+            </w:pPr>
+            <w:r>
+              <w:rPr>
+                <w:rFonts w:ascii="Times New Roman" w:hAnsi="Times New Roman" w:eastAsia="SimSun"/>
+                <w:sz w:val="17"/>
+                <w:lang w:val="en-US" w:eastAsia="zh-CN"/>
+              </w:rPr>
+              <w:t xml:space="preserve">6/8</w:t>
+            </w:r>
+          </w:p>
+        </w:tc>
+      </w:tr>
+      <w:tr>
+        <w:trPr>
+          <w:cantSplit/>
+        </w:trPr>
+        <w:tc>
+          <w:tcPr>
+            <w:vAlign w:val="center"/>
+            <w:tcMar>
+              <w:top w:w="80" w:type="dxa"/>
+              <w:bottom w:w="80" w:type="dxa"/>
+              <w:start w:w="120" w:type="dxa"/>
+              <w:end w:w="120" w:type="dxa"/>
+            </w:tcMar>
+            <w:tcW w:w="1686" w:type="dxa"/>
+          </w:tcPr>
+          <w:p>
+            <w:pPr>
+              <w:pStyle w:val="Compact"/>
+              <w:spacing w:before="0" w:after="40" w:line="240" w:lineRule="auto"/>
+              <w:jc w:val="left"/>
+            </w:pPr>
+            <w:r>
+              <w:rPr>
+                <w:rFonts w:ascii="Times New Roman" w:hAnsi="Times New Roman" w:eastAsia="SimSun"/>
+                <w:sz w:val="17"/>
+                <w:lang w:val="en-US" w:eastAsia="zh-CN"/>
+              </w:rPr>
+              <w:t xml:space="preserve">V4 Pro</w:t>
+            </w:r>
+          </w:p>
+        </w:tc>
+        <w:tc>
+          <w:tcPr>
+            <w:vAlign w:val="center"/>
+            <w:tcMar>
+              <w:top w:w="80" w:type="dxa"/>
+              <w:bottom w:w="80" w:type="dxa"/>
+              <w:start w:w="120" w:type="dxa"/>
+              <w:end w:w="120" w:type="dxa"/>
+            </w:tcMar>
+            <w:tcW w:w="1636" w:type="dxa"/>
+          </w:tcPr>
+          <w:p>
+            <w:pPr>
+              <w:pStyle w:val="Compact"/>
+              <w:spacing w:before="0" w:after="40" w:line="240" w:lineRule="auto"/>
+              <w:jc w:val="left"/>
+            </w:pPr>
+            <w:r>
+              <w:rPr>
+                <w:rFonts w:ascii="Times New Roman" w:hAnsi="Times New Roman" w:eastAsia="SimSun"/>
+                <w:sz w:val="17"/>
+                <w:lang w:val="en-US" w:eastAsia="zh-CN"/>
+              </w:rPr>
+              <w:t xml:space="preserve">M3-v2</w:t>
+            </w:r>
+          </w:p>
+        </w:tc>
+        <w:tc>
+          <w:tcPr>
+            <w:vAlign w:val="center"/>
+            <w:tcMar>
+              <w:top w:w="80" w:type="dxa"/>
+              <w:bottom w:w="80" w:type="dxa"/>
+              <w:start w:w="120" w:type="dxa"/>
+              <w:end w:w="120" w:type="dxa"/>
+            </w:tcMar>
+            <w:tcW w:w="1979" w:type="dxa"/>
+          </w:tcPr>
+          <w:p>
+            <w:pPr>
+              <w:pStyle w:val="Compact"/>
+              <w:spacing w:before="0" w:after="40" w:line="240" w:lineRule="auto"/>
+              <w:jc w:val="center"/>
+            </w:pPr>
+            <w:r>
+              <w:rPr>
+                <w:rFonts w:ascii="Times New Roman" w:hAnsi="Times New Roman" w:eastAsia="SimSun"/>
+                <w:sz w:val="17"/>
+                <w:lang w:val="en-US" w:eastAsia="zh-CN"/>
+              </w:rPr>
+              <w:t xml:space="preserve">Full / safe</w:t>
+            </w:r>
+          </w:p>
+        </w:tc>
+        <w:tc>
+          <w:tcPr>
+            <w:vAlign w:val="center"/>
+            <w:tcMar>
+              <w:top w:w="80" w:type="dxa"/>
+              <w:bottom w:w="80" w:type="dxa"/>
+              <w:start w:w="120" w:type="dxa"/>
+              <w:end w:w="120" w:type="dxa"/>
+            </w:tcMar>
+            <w:tcW w:w="1903" w:type="dxa"/>
+          </w:tcPr>
+          <w:p>
+            <w:pPr>
+              <w:pStyle w:val="Compact"/>
+              <w:spacing w:before="0" w:after="40" w:line="240" w:lineRule="auto"/>
+              <w:jc w:val="center"/>
+            </w:pPr>
+            <w:r>
+              <w:rPr>
+                <w:rFonts w:ascii="Times New Roman" w:hAnsi="Times New Roman" w:eastAsia="SimSun"/>
+                <w:sz w:val="17"/>
+                <w:lang w:val="en-US" w:eastAsia="zh-CN"/>
+              </w:rPr>
+              <w:t xml:space="preserve">0/12</w:t>
+            </w:r>
+          </w:p>
+        </w:tc>
+        <w:tc>
+          <w:tcPr>
+            <w:vAlign w:val="center"/>
+            <w:tcMar>
+              <w:top w:w="80" w:type="dxa"/>
+              <w:bottom w:w="80" w:type="dxa"/>
+              <w:start w:w="120" w:type="dxa"/>
+              <w:end w:w="120" w:type="dxa"/>
+            </w:tcMar>
+            <w:tcW w:w="2156" w:type="dxa"/>
+          </w:tcPr>
+          <w:p>
+            <w:pPr>
+              <w:pStyle w:val="Compact"/>
+              <w:spacing w:before="0" w:after="40" w:line="240" w:lineRule="auto"/>
+              <w:jc w:val="center"/>
+            </w:pPr>
+            <w:r>
+              <w:rPr>
+                <w:rFonts w:ascii="Times New Roman" w:hAnsi="Times New Roman" w:eastAsia="SimSun"/>
+                <w:sz w:val="17"/>
+                <w:lang w:val="en-US" w:eastAsia="zh-CN"/>
+              </w:rPr>
+              <w:t xml:space="preserve">4/8</w:t>
+            </w:r>
+          </w:p>
+        </w:tc>
+      </w:tr>
+      <w:tr>
+        <w:trPr>
+          <w:cantSplit/>
+        </w:trPr>
+        <w:tc>
+          <w:tcPr>
+            <w:vAlign w:val="center"/>
+            <w:tcMar>
+              <w:top w:w="80" w:type="dxa"/>
+              <w:bottom w:w="80" w:type="dxa"/>
+              <w:start w:w="120" w:type="dxa"/>
+              <w:end w:w="120" w:type="dxa"/>
+            </w:tcMar>
+            <w:tcW w:w="1686" w:type="dxa"/>
+          </w:tcPr>
+          <w:p>
+            <w:pPr>
+              <w:pStyle w:val="Compact"/>
+              <w:spacing w:before="0" w:after="40" w:line="240" w:lineRule="auto"/>
+              <w:jc w:val="left"/>
+            </w:pPr>
+            <w:r>
+              <w:rPr>
+                <w:rFonts w:ascii="Times New Roman" w:hAnsi="Times New Roman" w:eastAsia="SimSun"/>
+                <w:sz w:val="17"/>
+                <w:lang w:val="en-US" w:eastAsia="zh-CN"/>
+              </w:rPr>
+              <w:t xml:space="preserve">V4.1 Flash</w:t>
+            </w:r>
+          </w:p>
+        </w:tc>
+        <w:tc>
+          <w:tcPr>
+            <w:vAlign w:val="center"/>
+            <w:tcMar>
+              <w:top w:w="80" w:type="dxa"/>
+              <w:bottom w:w="80" w:type="dxa"/>
+              <w:start w:w="120" w:type="dxa"/>
+              <w:end w:w="120" w:type="dxa"/>
+            </w:tcMar>
+            <w:tcW w:w="1636" w:type="dxa"/>
+          </w:tcPr>
+          <w:p>
+            <w:pPr>
+              <w:pStyle w:val="Compact"/>
+              <w:spacing w:before="0" w:after="40" w:line="240" w:lineRule="auto"/>
+              <w:jc w:val="left"/>
+            </w:pPr>
+            <w:r>
+              <w:rPr>
+                <w:rFonts w:ascii="Times New Roman" w:hAnsi="Times New Roman" w:eastAsia="SimSun"/>
+                <w:sz w:val="17"/>
+                <w:lang w:val="en-US" w:eastAsia="zh-CN"/>
+              </w:rPr>
+              <w:t xml:space="preserve">AgentDojo</w:t>
+            </w:r>
+          </w:p>
+        </w:tc>
+        <w:tc>
+          <w:tcPr>
+            <w:vAlign w:val="center"/>
+            <w:tcMar>
+              <w:top w:w="80" w:type="dxa"/>
+              <w:bottom w:w="80" w:type="dxa"/>
+              <w:start w:w="120" w:type="dxa"/>
+              <w:end w:w="120" w:type="dxa"/>
+            </w:tcMar>
+            <w:tcW w:w="1979" w:type="dxa"/>
+          </w:tcPr>
+          <w:p>
+            <w:pPr>
+              <w:pStyle w:val="Compact"/>
+              <w:spacing w:before="0" w:after="40" w:line="240" w:lineRule="auto"/>
+              <w:jc w:val="center"/>
+            </w:pPr>
+            <w:r>
+              <w:rPr>
+                <w:rFonts w:ascii="Times New Roman" w:hAnsi="Times New Roman" w:eastAsia="SimSun"/>
+                <w:sz w:val="17"/>
+                <w:lang w:val="en-US" w:eastAsia="zh-CN"/>
+              </w:rPr>
+              <w:t xml:space="preserve">No guard / normal</w:t>
+            </w:r>
+          </w:p>
+        </w:tc>
+        <w:tc>
+          <w:tcPr>
+            <w:vAlign w:val="center"/>
+            <w:tcMar>
+              <w:top w:w="80" w:type="dxa"/>
+              <w:bottom w:w="80" w:type="dxa"/>
+              <w:start w:w="120" w:type="dxa"/>
+              <w:end w:w="120" w:type="dxa"/>
+            </w:tcMar>
+            <w:tcW w:w="1903" w:type="dxa"/>
+          </w:tcPr>
+          <w:p>
+            <w:pPr>
+              <w:pStyle w:val="Compact"/>
+              <w:spacing w:before="0" w:after="40" w:line="240" w:lineRule="auto"/>
+              <w:jc w:val="center"/>
+            </w:pPr>
+            <w:r>
+              <w:rPr>
+                <w:rFonts w:ascii="Times New Roman" w:hAnsi="Times New Roman" w:eastAsia="SimSun"/>
+                <w:sz w:val="17"/>
+                <w:lang w:val="en-US" w:eastAsia="zh-CN"/>
+              </w:rPr>
+              <w:t xml:space="preserve">1/12</w:t>
+            </w:r>
+          </w:p>
+        </w:tc>
+        <w:tc>
+          <w:tcPr>
+            <w:vAlign w:val="center"/>
+            <w:tcMar>
+              <w:top w:w="80" w:type="dxa"/>
+              <w:bottom w:w="80" w:type="dxa"/>
+              <w:start w:w="120" w:type="dxa"/>
+              <w:end w:w="120" w:type="dxa"/>
+            </w:tcMar>
+            <w:tcW w:w="2156" w:type="dxa"/>
+          </w:tcPr>
+          <w:p>
+            <w:pPr>
+              <w:pStyle w:val="Compact"/>
+              <w:spacing w:before="0" w:after="40" w:line="240" w:lineRule="auto"/>
+              <w:jc w:val="center"/>
+            </w:pPr>
+            <w:r>
+              <w:rPr>
+                <w:rFonts w:ascii="Times New Roman" w:hAnsi="Times New Roman" w:eastAsia="SimSun"/>
+                <w:sz w:val="17"/>
+                <w:lang w:val="en-US" w:eastAsia="zh-CN"/>
+              </w:rPr>
+              <w:t xml:space="preserve">7/8</w:t>
+            </w:r>
+          </w:p>
+        </w:tc>
+      </w:tr>
+      <w:tr>
+        <w:trPr>
+          <w:cantSplit/>
+        </w:trPr>
+        <w:tc>
+          <w:tcPr>
+            <w:vAlign w:val="center"/>
+            <w:tcMar>
+              <w:top w:w="80" w:type="dxa"/>
+              <w:bottom w:w="80" w:type="dxa"/>
+              <w:start w:w="120" w:type="dxa"/>
+              <w:end w:w="120" w:type="dxa"/>
+            </w:tcMar>
+            <w:tcW w:w="1686" w:type="dxa"/>
+          </w:tcPr>
+          <w:p>
+            <w:pPr>
+              <w:pStyle w:val="Compact"/>
+              <w:spacing w:before="0" w:after="40" w:line="240" w:lineRule="auto"/>
+              <w:jc w:val="left"/>
+            </w:pPr>
+            <w:r>
+              <w:rPr>
+                <w:rFonts w:ascii="Times New Roman" w:hAnsi="Times New Roman" w:eastAsia="SimSun"/>
+                <w:sz w:val="17"/>
+                <w:lang w:val="en-US" w:eastAsia="zh-CN"/>
+              </w:rPr>
+              <w:t xml:space="preserve">V4.1 Flash</w:t>
+            </w:r>
+          </w:p>
+        </w:tc>
+        <w:tc>
+          <w:tcPr>
+            <w:vAlign w:val="center"/>
+            <w:tcMar>
+              <w:top w:w="80" w:type="dxa"/>
+              <w:bottom w:w="80" w:type="dxa"/>
+              <w:start w:w="120" w:type="dxa"/>
+              <w:end w:w="120" w:type="dxa"/>
+            </w:tcMar>
+            <w:tcW w:w="1636" w:type="dxa"/>
+          </w:tcPr>
+          <w:p>
+            <w:pPr>
+              <w:pStyle w:val="Compact"/>
+              <w:spacing w:before="0" w:after="40" w:line="240" w:lineRule="auto"/>
+              <w:jc w:val="left"/>
+            </w:pPr>
+            <w:r>
+              <w:rPr>
+                <w:rFonts w:ascii="Times New Roman" w:hAnsi="Times New Roman" w:eastAsia="SimSun"/>
+                <w:sz w:val="17"/>
+                <w:lang w:val="en-US" w:eastAsia="zh-CN"/>
+              </w:rPr>
+              <w:t xml:space="preserve">AgentDojo</w:t>
+            </w:r>
+          </w:p>
+        </w:tc>
+        <w:tc>
+          <w:tcPr>
+            <w:vAlign w:val="center"/>
+            <w:tcMar>
+              <w:top w:w="80" w:type="dxa"/>
+              <w:bottom w:w="80" w:type="dxa"/>
+              <w:start w:w="120" w:type="dxa"/>
+              <w:end w:w="120" w:type="dxa"/>
+            </w:tcMar>
+            <w:tcW w:w="1979" w:type="dxa"/>
+          </w:tcPr>
+          <w:p>
+            <w:pPr>
+              <w:pStyle w:val="Compact"/>
+              <w:spacing w:before="0" w:after="40" w:line="240" w:lineRule="auto"/>
+              <w:jc w:val="center"/>
+            </w:pPr>
+            <w:r>
+              <w:rPr>
+                <w:rFonts w:ascii="Times New Roman" w:hAnsi="Times New Roman" w:eastAsia="SimSun"/>
+                <w:sz w:val="17"/>
+                <w:lang w:val="en-US" w:eastAsia="zh-CN"/>
+              </w:rPr>
+              <w:t xml:space="preserve">No guard / safe</w:t>
+            </w:r>
+          </w:p>
+        </w:tc>
+        <w:tc>
+          <w:tcPr>
+            <w:vAlign w:val="center"/>
+            <w:tcMar>
+              <w:top w:w="80" w:type="dxa"/>
+              <w:bottom w:w="80" w:type="dxa"/>
+              <w:start w:w="120" w:type="dxa"/>
+              <w:end w:w="120" w:type="dxa"/>
+            </w:tcMar>
+            <w:tcW w:w="1903" w:type="dxa"/>
+          </w:tcPr>
+          <w:p>
+            <w:pPr>
+              <w:pStyle w:val="Compact"/>
+              <w:spacing w:before="0" w:after="40" w:line="240" w:lineRule="auto"/>
+              <w:jc w:val="center"/>
+            </w:pPr>
+            <w:r>
+              <w:rPr>
+                <w:rFonts w:ascii="Times New Roman" w:hAnsi="Times New Roman" w:eastAsia="SimSun"/>
+                <w:sz w:val="17"/>
+                <w:lang w:val="en-US" w:eastAsia="zh-CN"/>
+              </w:rPr>
+              <w:t xml:space="preserve">0/12</w:t>
+            </w:r>
+          </w:p>
+        </w:tc>
+        <w:tc>
+          <w:tcPr>
+            <w:vAlign w:val="center"/>
+            <w:tcMar>
+              <w:top w:w="80" w:type="dxa"/>
+              <w:bottom w:w="80" w:type="dxa"/>
+              <w:start w:w="120" w:type="dxa"/>
+              <w:end w:w="120" w:type="dxa"/>
+            </w:tcMar>
+            <w:tcW w:w="2156" w:type="dxa"/>
+          </w:tcPr>
+          <w:p>
+            <w:pPr>
+              <w:pStyle w:val="Compact"/>
+              <w:spacing w:before="0" w:after="40" w:line="240" w:lineRule="auto"/>
+              <w:jc w:val="center"/>
+            </w:pPr>
+            <w:r>
+              <w:rPr>
+                <w:rFonts w:ascii="Times New Roman" w:hAnsi="Times New Roman" w:eastAsia="SimSun"/>
+                <w:sz w:val="17"/>
+                <w:lang w:val="en-US" w:eastAsia="zh-CN"/>
+              </w:rPr>
+              <w:t xml:space="preserve">7/8</w:t>
+            </w:r>
+          </w:p>
+        </w:tc>
+      </w:tr>
+      <w:tr>
+        <w:trPr>
+          <w:cantSplit/>
+        </w:trPr>
+        <w:tc>
+          <w:tcPr>
+            <w:vAlign w:val="center"/>
+            <w:tcMar>
+              <w:top w:w="80" w:type="dxa"/>
+              <w:bottom w:w="80" w:type="dxa"/>
+              <w:start w:w="120" w:type="dxa"/>
+              <w:end w:w="120" w:type="dxa"/>
+            </w:tcMar>
+            <w:tcW w:w="1686" w:type="dxa"/>
+          </w:tcPr>
+          <w:p>
+            <w:pPr>
+              <w:pStyle w:val="Compact"/>
+              <w:spacing w:before="0" w:after="40" w:line="240" w:lineRule="auto"/>
+              <w:jc w:val="left"/>
+            </w:pPr>
+            <w:r>
+              <w:rPr>
+                <w:rFonts w:ascii="Times New Roman" w:hAnsi="Times New Roman" w:eastAsia="SimSun"/>
+                <w:sz w:val="17"/>
+                <w:lang w:val="en-US" w:eastAsia="zh-CN"/>
+              </w:rPr>
+              <w:t xml:space="preserve">V4.1 Flash</w:t>
+            </w:r>
+          </w:p>
+        </w:tc>
+        <w:tc>
+          <w:tcPr>
+            <w:vAlign w:val="center"/>
+            <w:tcMar>
+              <w:top w:w="80" w:type="dxa"/>
+              <w:bottom w:w="80" w:type="dxa"/>
+              <w:start w:w="120" w:type="dxa"/>
+              <w:end w:w="120" w:type="dxa"/>
+            </w:tcMar>
+            <w:tcW w:w="1636" w:type="dxa"/>
+          </w:tcPr>
+          <w:p>
+            <w:pPr>
+              <w:pStyle w:val="Compact"/>
+              <w:spacing w:before="0" w:after="40" w:line="240" w:lineRule="auto"/>
+              <w:jc w:val="left"/>
+            </w:pPr>
+            <w:r>
+              <w:rPr>
+                <w:rFonts w:ascii="Times New Roman" w:hAnsi="Times New Roman" w:eastAsia="SimSun"/>
+                <w:sz w:val="17"/>
+                <w:lang w:val="en-US" w:eastAsia="zh-CN"/>
+              </w:rPr>
+              <w:t xml:space="preserve">AgentDojo</w:t>
+            </w:r>
+          </w:p>
+        </w:tc>
+        <w:tc>
+          <w:tcPr>
+            <w:vAlign w:val="center"/>
+            <w:tcMar>
+              <w:top w:w="80" w:type="dxa"/>
+              <w:bottom w:w="80" w:type="dxa"/>
+              <w:start w:w="120" w:type="dxa"/>
+              <w:end w:w="120" w:type="dxa"/>
+            </w:tcMar>
+            <w:tcW w:w="1979" w:type="dxa"/>
+          </w:tcPr>
+          <w:p>
+            <w:pPr>
+              <w:pStyle w:val="Compact"/>
+              <w:spacing w:before="0" w:after="40" w:line="240" w:lineRule="auto"/>
+              <w:jc w:val="center"/>
+            </w:pPr>
+            <w:r>
+              <w:rPr>
+                <w:rFonts w:ascii="Times New Roman" w:hAnsi="Times New Roman" w:eastAsia="SimSun"/>
+                <w:sz w:val="17"/>
+                <w:lang w:val="en-US" w:eastAsia="zh-CN"/>
+              </w:rPr>
+              <w:t xml:space="preserve">Policy / normal</w:t>
+            </w:r>
+          </w:p>
+        </w:tc>
+        <w:tc>
+          <w:tcPr>
+            <w:vAlign w:val="center"/>
+            <w:tcMar>
+              <w:top w:w="80" w:type="dxa"/>
+              <w:bottom w:w="80" w:type="dxa"/>
+              <w:start w:w="120" w:type="dxa"/>
+              <w:end w:w="120" w:type="dxa"/>
+            </w:tcMar>
+            <w:tcW w:w="1903" w:type="dxa"/>
+          </w:tcPr>
+          <w:p>
+            <w:pPr>
+              <w:pStyle w:val="Compact"/>
+              <w:spacing w:before="0" w:after="40" w:line="240" w:lineRule="auto"/>
+              <w:jc w:val="center"/>
+            </w:pPr>
+            <w:r>
+              <w:rPr>
+                <w:rFonts w:ascii="Times New Roman" w:hAnsi="Times New Roman" w:eastAsia="SimSun"/>
+                <w:sz w:val="17"/>
+                <w:lang w:val="en-US" w:eastAsia="zh-CN"/>
+              </w:rPr>
+              <w:t xml:space="preserve">0/12</w:t>
+            </w:r>
+          </w:p>
+        </w:tc>
+        <w:tc>
+          <w:tcPr>
+            <w:vAlign w:val="center"/>
+            <w:tcMar>
+              <w:top w:w="80" w:type="dxa"/>
+              <w:bottom w:w="80" w:type="dxa"/>
+              <w:start w:w="120" w:type="dxa"/>
+              <w:end w:w="120" w:type="dxa"/>
+            </w:tcMar>
+            <w:tcW w:w="2156" w:type="dxa"/>
+          </w:tcPr>
+          <w:p>
+            <w:pPr>
+              <w:pStyle w:val="Compact"/>
+              <w:spacing w:before="0" w:after="40" w:line="240" w:lineRule="auto"/>
+              <w:jc w:val="center"/>
+            </w:pPr>
+            <w:r>
+              <w:rPr>
+                <w:rFonts w:ascii="Times New Roman" w:hAnsi="Times New Roman" w:eastAsia="SimSun"/>
+                <w:sz w:val="17"/>
+                <w:lang w:val="en-US" w:eastAsia="zh-CN"/>
+              </w:rPr>
+              <w:t xml:space="preserve">4/8</w:t>
+            </w:r>
+          </w:p>
+        </w:tc>
+      </w:tr>
+      <w:tr>
+        <w:trPr>
+          <w:cantSplit/>
+        </w:trPr>
+        <w:tc>
+          <w:tcPr>
+            <w:vAlign w:val="center"/>
+            <w:tcMar>
+              <w:top w:w="80" w:type="dxa"/>
+              <w:bottom w:w="80" w:type="dxa"/>
+              <w:start w:w="120" w:type="dxa"/>
+              <w:end w:w="120" w:type="dxa"/>
+            </w:tcMar>
+            <w:tcW w:w="1686" w:type="dxa"/>
+          </w:tcPr>
+          <w:p>
+            <w:pPr>
+              <w:pStyle w:val="Compact"/>
+              <w:spacing w:before="0" w:after="40" w:line="240" w:lineRule="auto"/>
+              <w:jc w:val="left"/>
+            </w:pPr>
+            <w:r>
+              <w:rPr>
+                <w:rFonts w:ascii="Times New Roman" w:hAnsi="Times New Roman" w:eastAsia="SimSun"/>
+                <w:sz w:val="17"/>
+                <w:lang w:val="en-US" w:eastAsia="zh-CN"/>
+              </w:rPr>
+              <w:t xml:space="preserve">V4.1 Flash</w:t>
+            </w:r>
+          </w:p>
+        </w:tc>
+        <w:tc>
+          <w:tcPr>
+            <w:vAlign w:val="center"/>
+            <w:tcMar>
+              <w:top w:w="80" w:type="dxa"/>
+              <w:bottom w:w="80" w:type="dxa"/>
+              <w:start w:w="120" w:type="dxa"/>
+              <w:end w:w="120" w:type="dxa"/>
+            </w:tcMar>
+            <w:tcW w:w="1636" w:type="dxa"/>
+          </w:tcPr>
+          <w:p>
+            <w:pPr>
+              <w:pStyle w:val="Compact"/>
+              <w:spacing w:before="0" w:after="40" w:line="240" w:lineRule="auto"/>
+              <w:jc w:val="left"/>
+            </w:pPr>
+            <w:r>
+              <w:rPr>
+                <w:rFonts w:ascii="Times New Roman" w:hAnsi="Times New Roman" w:eastAsia="SimSun"/>
+                <w:sz w:val="17"/>
+                <w:lang w:val="en-US" w:eastAsia="zh-CN"/>
+              </w:rPr>
+              <w:t xml:space="preserve">AgentDojo</w:t>
+            </w:r>
+          </w:p>
+        </w:tc>
+        <w:tc>
+          <w:tcPr>
+            <w:vAlign w:val="center"/>
+            <w:tcMar>
+              <w:top w:w="80" w:type="dxa"/>
+              <w:bottom w:w="80" w:type="dxa"/>
+              <w:start w:w="120" w:type="dxa"/>
+              <w:end w:w="120" w:type="dxa"/>
+            </w:tcMar>
+            <w:tcW w:w="1979" w:type="dxa"/>
+          </w:tcPr>
+          <w:p>
+            <w:pPr>
+              <w:pStyle w:val="Compact"/>
+              <w:spacing w:before="0" w:after="40" w:line="240" w:lineRule="auto"/>
+              <w:jc w:val="center"/>
+            </w:pPr>
+            <w:r>
+              <w:rPr>
+                <w:rFonts w:ascii="Times New Roman" w:hAnsi="Times New Roman" w:eastAsia="SimSun"/>
+                <w:sz w:val="17"/>
+                <w:lang w:val="en-US" w:eastAsia="zh-CN"/>
+              </w:rPr>
+              <w:t xml:space="preserve">Policy / safe</w:t>
+            </w:r>
+          </w:p>
+        </w:tc>
+        <w:tc>
+          <w:tcPr>
+            <w:vAlign w:val="center"/>
+            <w:tcMar>
+              <w:top w:w="80" w:type="dxa"/>
+              <w:bottom w:w="80" w:type="dxa"/>
+              <w:start w:w="120" w:type="dxa"/>
+              <w:end w:w="120" w:type="dxa"/>
+            </w:tcMar>
+            <w:tcW w:w="1903" w:type="dxa"/>
+          </w:tcPr>
+          <w:p>
+            <w:pPr>
+              <w:pStyle w:val="Compact"/>
+              <w:spacing w:before="0" w:after="40" w:line="240" w:lineRule="auto"/>
+              <w:jc w:val="center"/>
+            </w:pPr>
+            <w:r>
+              <w:rPr>
+                <w:rFonts w:ascii="Times New Roman" w:hAnsi="Times New Roman" w:eastAsia="SimSun"/>
+                <w:sz w:val="17"/>
+                <w:lang w:val="en-US" w:eastAsia="zh-CN"/>
+              </w:rPr>
+              <w:t xml:space="preserve">0/12</w:t>
+            </w:r>
+          </w:p>
+        </w:tc>
+        <w:tc>
+          <w:tcPr>
+            <w:vAlign w:val="center"/>
+            <w:tcMar>
+              <w:top w:w="80" w:type="dxa"/>
+              <w:bottom w:w="80" w:type="dxa"/>
+              <w:start w:w="120" w:type="dxa"/>
+              <w:end w:w="120" w:type="dxa"/>
+            </w:tcMar>
+            <w:tcW w:w="2156" w:type="dxa"/>
+          </w:tcPr>
+          <w:p>
+            <w:pPr>
+              <w:pStyle w:val="Compact"/>
+              <w:spacing w:before="0" w:after="40" w:line="240" w:lineRule="auto"/>
+              <w:jc w:val="center"/>
+            </w:pPr>
+            <w:r>
+              <w:rPr>
+                <w:rFonts w:ascii="Times New Roman" w:hAnsi="Times New Roman" w:eastAsia="SimSun"/>
+                <w:sz w:val="17"/>
+                <w:lang w:val="en-US" w:eastAsia="zh-CN"/>
+              </w:rPr>
+              <w:t xml:space="preserve">4/8</w:t>
+            </w:r>
+          </w:p>
+        </w:tc>
+      </w:tr>
+      <w:tr>
+        <w:trPr>
+          <w:cantSplit/>
+        </w:trPr>
+        <w:tc>
+          <w:tcPr>
+            <w:vAlign w:val="center"/>
+            <w:tcMar>
+              <w:top w:w="80" w:type="dxa"/>
+              <w:bottom w:w="80" w:type="dxa"/>
+              <w:start w:w="120" w:type="dxa"/>
+              <w:end w:w="120" w:type="dxa"/>
+            </w:tcMar>
+            <w:tcW w:w="1686" w:type="dxa"/>
+          </w:tcPr>
+          <w:p>
+            <w:pPr>
+              <w:pStyle w:val="Compact"/>
+              <w:spacing w:before="0" w:after="40" w:line="240" w:lineRule="auto"/>
+              <w:jc w:val="left"/>
+            </w:pPr>
+            <w:r>
+              <w:rPr>
+                <w:rFonts w:ascii="Times New Roman" w:hAnsi="Times New Roman" w:eastAsia="SimSun"/>
+                <w:sz w:val="17"/>
+                <w:lang w:val="en-US" w:eastAsia="zh-CN"/>
+              </w:rPr>
+              <w:t xml:space="preserve">V4.1 Flash</w:t>
+            </w:r>
+          </w:p>
+        </w:tc>
+        <w:tc>
+          <w:tcPr>
+            <w:vAlign w:val="center"/>
+            <w:tcMar>
+              <w:top w:w="80" w:type="dxa"/>
+              <w:bottom w:w="80" w:type="dxa"/>
+              <w:start w:w="120" w:type="dxa"/>
+              <w:end w:w="120" w:type="dxa"/>
+            </w:tcMar>
+            <w:tcW w:w="1636" w:type="dxa"/>
+          </w:tcPr>
+          <w:p>
+            <w:pPr>
+              <w:pStyle w:val="Compact"/>
+              <w:spacing w:before="0" w:after="40" w:line="240" w:lineRule="auto"/>
+              <w:jc w:val="left"/>
+            </w:pPr>
+            <w:r>
+              <w:rPr>
+                <w:rFonts w:ascii="Times New Roman" w:hAnsi="Times New Roman" w:eastAsia="SimSun"/>
+                <w:sz w:val="17"/>
+                <w:lang w:val="en-US" w:eastAsia="zh-CN"/>
+              </w:rPr>
+              <w:t xml:space="preserve">AgentDojo</w:t>
+            </w:r>
+          </w:p>
+        </w:tc>
+        <w:tc>
+          <w:tcPr>
+            <w:vAlign w:val="center"/>
+            <w:tcMar>
+              <w:top w:w="80" w:type="dxa"/>
+              <w:bottom w:w="80" w:type="dxa"/>
+              <w:start w:w="120" w:type="dxa"/>
+              <w:end w:w="120" w:type="dxa"/>
+            </w:tcMar>
+            <w:tcW w:w="1979" w:type="dxa"/>
+          </w:tcPr>
+          <w:p>
+            <w:pPr>
+              <w:pStyle w:val="Compact"/>
+              <w:spacing w:before="0" w:after="40" w:line="240" w:lineRule="auto"/>
+              <w:jc w:val="center"/>
+            </w:pPr>
+            <w:r>
+              <w:rPr>
+                <w:rFonts w:ascii="Times New Roman" w:hAnsi="Times New Roman" w:eastAsia="SimSun"/>
+                <w:sz w:val="17"/>
+                <w:lang w:val="en-US" w:eastAsia="zh-CN"/>
+              </w:rPr>
+              <w:t xml:space="preserve">Full / normal</w:t>
+            </w:r>
+          </w:p>
+        </w:tc>
+        <w:tc>
+          <w:tcPr>
+            <w:vAlign w:val="center"/>
+            <w:tcMar>
+              <w:top w:w="80" w:type="dxa"/>
+              <w:bottom w:w="80" w:type="dxa"/>
+              <w:start w:w="120" w:type="dxa"/>
+              <w:end w:w="120" w:type="dxa"/>
+            </w:tcMar>
+            <w:tcW w:w="1903" w:type="dxa"/>
+          </w:tcPr>
+          <w:p>
+            <w:pPr>
+              <w:pStyle w:val="Compact"/>
+              <w:spacing w:before="0" w:after="40" w:line="240" w:lineRule="auto"/>
+              <w:jc w:val="center"/>
+            </w:pPr>
+            <w:r>
+              <w:rPr>
+                <w:rFonts w:ascii="Times New Roman" w:hAnsi="Times New Roman" w:eastAsia="SimSun"/>
+                <w:sz w:val="17"/>
+                <w:lang w:val="en-US" w:eastAsia="zh-CN"/>
+              </w:rPr>
+              <w:t xml:space="preserve">0/12</w:t>
+            </w:r>
+          </w:p>
+        </w:tc>
+        <w:tc>
+          <w:tcPr>
+            <w:vAlign w:val="center"/>
+            <w:tcMar>
+              <w:top w:w="80" w:type="dxa"/>
+              <w:bottom w:w="80" w:type="dxa"/>
+              <w:start w:w="120" w:type="dxa"/>
+              <w:end w:w="120" w:type="dxa"/>
+            </w:tcMar>
+            <w:tcW w:w="2156" w:type="dxa"/>
+          </w:tcPr>
+          <w:p>
+            <w:pPr>
+              <w:pStyle w:val="Compact"/>
+              <w:spacing w:before="0" w:after="40" w:line="240" w:lineRule="auto"/>
+              <w:jc w:val="center"/>
+            </w:pPr>
+            <w:r>
+              <w:rPr>
+                <w:rFonts w:ascii="Times New Roman" w:hAnsi="Times New Roman" w:eastAsia="SimSun"/>
+                <w:sz w:val="17"/>
+                <w:lang w:val="en-US" w:eastAsia="zh-CN"/>
+              </w:rPr>
+              <w:t xml:space="preserve">4/8</w:t>
+            </w:r>
+          </w:p>
+        </w:tc>
+      </w:tr>
+      <w:tr>
+        <w:trPr>
+          <w:cantSplit/>
+        </w:trPr>
+        <w:tc>
+          <w:tcPr>
+            <w:vAlign w:val="center"/>
+            <w:tcMar>
+              <w:top w:w="80" w:type="dxa"/>
+              <w:bottom w:w="80" w:type="dxa"/>
+              <w:start w:w="120" w:type="dxa"/>
+              <w:end w:w="120" w:type="dxa"/>
+            </w:tcMar>
+            <w:tcW w:w="1686" w:type="dxa"/>
+          </w:tcPr>
+          <w:p>
+            <w:pPr>
+              <w:pStyle w:val="Compact"/>
+              <w:spacing w:before="0" w:after="40" w:line="240" w:lineRule="auto"/>
+              <w:jc w:val="left"/>
+            </w:pPr>
+            <w:r>
+              <w:rPr>
+                <w:rFonts w:ascii="Times New Roman" w:hAnsi="Times New Roman" w:eastAsia="SimSun"/>
+                <w:sz w:val="17"/>
+                <w:lang w:val="en-US" w:eastAsia="zh-CN"/>
+              </w:rPr>
+              <w:t xml:space="preserve">V4.1 Flash</w:t>
+            </w:r>
+          </w:p>
+        </w:tc>
+        <w:tc>
+          <w:tcPr>
+            <w:vAlign w:val="center"/>
+            <w:tcMar>
+              <w:top w:w="80" w:type="dxa"/>
+              <w:bottom w:w="80" w:type="dxa"/>
+              <w:start w:w="120" w:type="dxa"/>
+              <w:end w:w="120" w:type="dxa"/>
+            </w:tcMar>
+            <w:tcW w:w="1636" w:type="dxa"/>
+          </w:tcPr>
+          <w:p>
+            <w:pPr>
+              <w:pStyle w:val="Compact"/>
+              <w:spacing w:before="0" w:after="40" w:line="240" w:lineRule="auto"/>
+              <w:jc w:val="left"/>
+            </w:pPr>
+            <w:r>
+              <w:rPr>
+                <w:rFonts w:ascii="Times New Roman" w:hAnsi="Times New Roman" w:eastAsia="SimSun"/>
+                <w:sz w:val="17"/>
+                <w:lang w:val="en-US" w:eastAsia="zh-CN"/>
+              </w:rPr>
+              <w:t xml:space="preserve">AgentDojo</w:t>
+            </w:r>
+          </w:p>
+        </w:tc>
+        <w:tc>
+          <w:tcPr>
+            <w:vAlign w:val="center"/>
+            <w:tcMar>
+              <w:top w:w="80" w:type="dxa"/>
+              <w:bottom w:w="80" w:type="dxa"/>
+              <w:start w:w="120" w:type="dxa"/>
+              <w:end w:w="120" w:type="dxa"/>
+            </w:tcMar>
+            <w:tcW w:w="1979" w:type="dxa"/>
+          </w:tcPr>
+          <w:p>
+            <w:pPr>
+              <w:pStyle w:val="Compact"/>
+              <w:spacing w:before="0" w:after="40" w:line="240" w:lineRule="auto"/>
+              <w:jc w:val="center"/>
+            </w:pPr>
+            <w:r>
+              <w:rPr>
+                <w:rFonts w:ascii="Times New Roman" w:hAnsi="Times New Roman" w:eastAsia="SimSun"/>
+                <w:sz w:val="17"/>
+                <w:lang w:val="en-US" w:eastAsia="zh-CN"/>
+              </w:rPr>
+              <w:t xml:space="preserve">Full / safe</w:t>
+            </w:r>
+          </w:p>
+        </w:tc>
+        <w:tc>
+          <w:tcPr>
+            <w:vAlign w:val="center"/>
+            <w:tcMar>
+              <w:top w:w="80" w:type="dxa"/>
+              <w:bottom w:w="80" w:type="dxa"/>
+              <w:start w:w="120" w:type="dxa"/>
+              <w:end w:w="120" w:type="dxa"/>
+            </w:tcMar>
+            <w:tcW w:w="1903" w:type="dxa"/>
+          </w:tcPr>
+          <w:p>
+            <w:pPr>
+              <w:pStyle w:val="Compact"/>
+              <w:spacing w:before="0" w:after="40" w:line="240" w:lineRule="auto"/>
+              <w:jc w:val="center"/>
+            </w:pPr>
+            <w:r>
+              <w:rPr>
+                <w:rFonts w:ascii="Times New Roman" w:hAnsi="Times New Roman" w:eastAsia="SimSun"/>
+                <w:sz w:val="17"/>
+                <w:lang w:val="en-US" w:eastAsia="zh-CN"/>
+              </w:rPr>
+              <w:t xml:space="preserve">0/12</w:t>
+            </w:r>
+          </w:p>
+        </w:tc>
+        <w:tc>
+          <w:tcPr>
+            <w:vAlign w:val="center"/>
+            <w:tcMar>
+              <w:top w:w="80" w:type="dxa"/>
+              <w:bottom w:w="80" w:type="dxa"/>
+              <w:start w:w="120" w:type="dxa"/>
+              <w:end w:w="120" w:type="dxa"/>
+            </w:tcMar>
+            <w:tcW w:w="2156" w:type="dxa"/>
+          </w:tcPr>
+          <w:p>
+            <w:pPr>
+              <w:pStyle w:val="Compact"/>
+              <w:spacing w:before="0" w:after="40" w:line="240" w:lineRule="auto"/>
+              <w:jc w:val="center"/>
+            </w:pPr>
+            <w:r>
+              <w:rPr>
+                <w:rFonts w:ascii="Times New Roman" w:hAnsi="Times New Roman" w:eastAsia="SimSun"/>
+                <w:sz w:val="17"/>
+                <w:lang w:val="en-US" w:eastAsia="zh-CN"/>
+              </w:rPr>
+              <w:t xml:space="preserve">4/8</w:t>
+            </w:r>
+          </w:p>
+        </w:tc>
+      </w:tr>
+      <w:tr>
+        <w:trPr>
+          <w:cantSplit/>
+        </w:trPr>
+        <w:tc>
+          <w:tcPr>
+            <w:vAlign w:val="center"/>
+            <w:tcMar>
+              <w:top w:w="80" w:type="dxa"/>
+              <w:bottom w:w="80" w:type="dxa"/>
+              <w:start w:w="120" w:type="dxa"/>
+              <w:end w:w="120" w:type="dxa"/>
+            </w:tcMar>
+            <w:tcW w:w="1686" w:type="dxa"/>
+          </w:tcPr>
+          <w:p>
+            <w:pPr>
+              <w:pStyle w:val="Compact"/>
+              <w:spacing w:before="0" w:after="40" w:line="240" w:lineRule="auto"/>
+              <w:jc w:val="left"/>
+            </w:pPr>
+            <w:r>
+              <w:rPr>
+                <w:rFonts w:ascii="Times New Roman" w:hAnsi="Times New Roman" w:eastAsia="SimSun"/>
+                <w:sz w:val="17"/>
+                <w:lang w:val="en-US" w:eastAsia="zh-CN"/>
+              </w:rPr>
+              <w:t xml:space="preserve">V4.1 Flash</w:t>
+            </w:r>
+          </w:p>
+        </w:tc>
+        <w:tc>
+          <w:tcPr>
+            <w:vAlign w:val="center"/>
+            <w:tcMar>
+              <w:top w:w="80" w:type="dxa"/>
+              <w:bottom w:w="80" w:type="dxa"/>
+              <w:start w:w="120" w:type="dxa"/>
+              <w:end w:w="120" w:type="dxa"/>
+            </w:tcMar>
+            <w:tcW w:w="1636" w:type="dxa"/>
+          </w:tcPr>
+          <w:p>
+            <w:pPr>
+              <w:pStyle w:val="Compact"/>
+              <w:spacing w:before="0" w:after="40" w:line="240" w:lineRule="auto"/>
+              <w:jc w:val="left"/>
+            </w:pPr>
+            <w:r>
+              <w:rPr>
+                <w:rFonts w:ascii="Times New Roman" w:hAnsi="Times New Roman" w:eastAsia="SimSun"/>
+                <w:sz w:val="17"/>
+                <w:lang w:val="en-US" w:eastAsia="zh-CN"/>
+              </w:rPr>
+              <w:t xml:space="preserve">M3-v2</w:t>
+            </w:r>
+          </w:p>
+        </w:tc>
+        <w:tc>
+          <w:tcPr>
+            <w:vAlign w:val="center"/>
+            <w:tcMar>
+              <w:top w:w="80" w:type="dxa"/>
+              <w:bottom w:w="80" w:type="dxa"/>
+              <w:start w:w="120" w:type="dxa"/>
+              <w:end w:w="120" w:type="dxa"/>
+            </w:tcMar>
+            <w:tcW w:w="1979" w:type="dxa"/>
+          </w:tcPr>
+          <w:p>
+            <w:pPr>
+              <w:pStyle w:val="Compact"/>
+              <w:spacing w:before="0" w:after="40" w:line="240" w:lineRule="auto"/>
+              <w:jc w:val="center"/>
+            </w:pPr>
+            <w:r>
+              <w:rPr>
+                <w:rFonts w:ascii="Times New Roman" w:hAnsi="Times New Roman" w:eastAsia="SimSun"/>
+                <w:sz w:val="17"/>
+                <w:lang w:val="en-US" w:eastAsia="zh-CN"/>
+              </w:rPr>
+              <w:t xml:space="preserve">No guard / normal</w:t>
+            </w:r>
+          </w:p>
+        </w:tc>
+        <w:tc>
+          <w:tcPr>
+            <w:vAlign w:val="center"/>
+            <w:tcMar>
+              <w:top w:w="80" w:type="dxa"/>
+              <w:bottom w:w="80" w:type="dxa"/>
+              <w:start w:w="120" w:type="dxa"/>
+              <w:end w:w="120" w:type="dxa"/>
+            </w:tcMar>
+            <w:tcW w:w="1903" w:type="dxa"/>
+          </w:tcPr>
+          <w:p>
+            <w:pPr>
+              <w:pStyle w:val="Compact"/>
+              <w:spacing w:before="0" w:after="40" w:line="240" w:lineRule="auto"/>
+              <w:jc w:val="center"/>
+            </w:pPr>
+            <w:r>
+              <w:rPr>
+                <w:rFonts w:ascii="Times New Roman" w:hAnsi="Times New Roman" w:eastAsia="SimSun"/>
+                <w:sz w:val="17"/>
+                <w:lang w:val="en-US" w:eastAsia="zh-CN"/>
+              </w:rPr>
+              <w:t xml:space="preserve">0/12</w:t>
+            </w:r>
+          </w:p>
+        </w:tc>
+        <w:tc>
+          <w:tcPr>
+            <w:vAlign w:val="center"/>
+            <w:tcMar>
+              <w:top w:w="80" w:type="dxa"/>
+              <w:bottom w:w="80" w:type="dxa"/>
+              <w:start w:w="120" w:type="dxa"/>
+              <w:end w:w="120" w:type="dxa"/>
+            </w:tcMar>
+            <w:tcW w:w="2156" w:type="dxa"/>
+          </w:tcPr>
+          <w:p>
+            <w:pPr>
+              <w:pStyle w:val="Compact"/>
+              <w:spacing w:before="0" w:after="40" w:line="240" w:lineRule="auto"/>
+              <w:jc w:val="center"/>
+            </w:pPr>
+            <w:r>
+              <w:rPr>
+                <w:rFonts w:ascii="Times New Roman" w:hAnsi="Times New Roman" w:eastAsia="SimSun"/>
+                <w:sz w:val="17"/>
+                <w:lang w:val="en-US" w:eastAsia="zh-CN"/>
+              </w:rPr>
+              <w:t xml:space="preserve">6/8</w:t>
+            </w:r>
+          </w:p>
+        </w:tc>
+      </w:tr>
+      <w:tr>
+        <w:trPr>
+          <w:cantSplit/>
+        </w:trPr>
+        <w:tc>
+          <w:tcPr>
+            <w:vAlign w:val="center"/>
+            <w:tcMar>
+              <w:top w:w="80" w:type="dxa"/>
+              <w:bottom w:w="80" w:type="dxa"/>
+              <w:start w:w="120" w:type="dxa"/>
+              <w:end w:w="120" w:type="dxa"/>
+            </w:tcMar>
+            <w:tcW w:w="1686" w:type="dxa"/>
+          </w:tcPr>
+          <w:p>
+            <w:pPr>
+              <w:pStyle w:val="Compact"/>
+              <w:spacing w:before="0" w:after="40" w:line="240" w:lineRule="auto"/>
+              <w:jc w:val="left"/>
+            </w:pPr>
+            <w:r>
+              <w:rPr>
+                <w:rFonts w:ascii="Times New Roman" w:hAnsi="Times New Roman" w:eastAsia="SimSun"/>
+                <w:sz w:val="17"/>
+                <w:lang w:val="en-US" w:eastAsia="zh-CN"/>
+              </w:rPr>
+              <w:t xml:space="preserve">V4.1 Flash</w:t>
+            </w:r>
+          </w:p>
+        </w:tc>
+        <w:tc>
+          <w:tcPr>
+            <w:vAlign w:val="center"/>
+            <w:tcMar>
+              <w:top w:w="80" w:type="dxa"/>
+              <w:bottom w:w="80" w:type="dxa"/>
+              <w:start w:w="120" w:type="dxa"/>
+              <w:end w:w="120" w:type="dxa"/>
+            </w:tcMar>
+            <w:tcW w:w="1636" w:type="dxa"/>
+          </w:tcPr>
+          <w:p>
+            <w:pPr>
+              <w:pStyle w:val="Compact"/>
+              <w:spacing w:before="0" w:after="40" w:line="240" w:lineRule="auto"/>
+              <w:jc w:val="left"/>
+            </w:pPr>
+            <w:r>
+              <w:rPr>
+                <w:rFonts w:ascii="Times New Roman" w:hAnsi="Times New Roman" w:eastAsia="SimSun"/>
+                <w:sz w:val="17"/>
+                <w:lang w:val="en-US" w:eastAsia="zh-CN"/>
+              </w:rPr>
+              <w:t xml:space="preserve">M3-v2</w:t>
+            </w:r>
+          </w:p>
+        </w:tc>
+        <w:tc>
+          <w:tcPr>
+            <w:vAlign w:val="center"/>
+            <w:tcMar>
+              <w:top w:w="80" w:type="dxa"/>
+              <w:bottom w:w="80" w:type="dxa"/>
+              <w:start w:w="120" w:type="dxa"/>
+              <w:end w:w="120" w:type="dxa"/>
+            </w:tcMar>
+            <w:tcW w:w="1979" w:type="dxa"/>
+          </w:tcPr>
+          <w:p>
+            <w:pPr>
+              <w:pStyle w:val="Compact"/>
+              <w:spacing w:before="0" w:after="40" w:line="240" w:lineRule="auto"/>
+              <w:jc w:val="center"/>
+            </w:pPr>
+            <w:r>
+              <w:rPr>
+                <w:rFonts w:ascii="Times New Roman" w:hAnsi="Times New Roman" w:eastAsia="SimSun"/>
+                <w:sz w:val="17"/>
+                <w:lang w:val="en-US" w:eastAsia="zh-CN"/>
+              </w:rPr>
+              <w:t xml:space="preserve">No guard / safe</w:t>
+            </w:r>
+          </w:p>
+        </w:tc>
+        <w:tc>
+          <w:tcPr>
+            <w:vAlign w:val="center"/>
+            <w:tcMar>
+              <w:top w:w="80" w:type="dxa"/>
+              <w:bottom w:w="80" w:type="dxa"/>
+              <w:start w:w="120" w:type="dxa"/>
+              <w:end w:w="120" w:type="dxa"/>
+            </w:tcMar>
+            <w:tcW w:w="1903" w:type="dxa"/>
+          </w:tcPr>
+          <w:p>
+            <w:pPr>
+              <w:pStyle w:val="Compact"/>
+              <w:spacing w:before="0" w:after="40" w:line="240" w:lineRule="auto"/>
+              <w:jc w:val="center"/>
+            </w:pPr>
+            <w:r>
+              <w:rPr>
+                <w:rFonts w:ascii="Times New Roman" w:hAnsi="Times New Roman" w:eastAsia="SimSun"/>
+                <w:sz w:val="17"/>
+                <w:lang w:val="en-US" w:eastAsia="zh-CN"/>
+              </w:rPr>
+              <w:t xml:space="preserve">0/12</w:t>
+            </w:r>
+          </w:p>
+        </w:tc>
+        <w:tc>
+          <w:tcPr>
+            <w:vAlign w:val="center"/>
+            <w:tcMar>
+              <w:top w:w="80" w:type="dxa"/>
+              <w:bottom w:w="80" w:type="dxa"/>
+              <w:start w:w="120" w:type="dxa"/>
+              <w:end w:w="120" w:type="dxa"/>
+            </w:tcMar>
+            <w:tcW w:w="2156" w:type="dxa"/>
+          </w:tcPr>
+          <w:p>
+            <w:pPr>
+              <w:pStyle w:val="Compact"/>
+              <w:spacing w:before="0" w:after="40" w:line="240" w:lineRule="auto"/>
+              <w:jc w:val="center"/>
+            </w:pPr>
+            <w:r>
+              <w:rPr>
+                <w:rFonts w:ascii="Times New Roman" w:hAnsi="Times New Roman" w:eastAsia="SimSun"/>
+                <w:sz w:val="17"/>
+                <w:lang w:val="en-US" w:eastAsia="zh-CN"/>
+              </w:rPr>
+              <w:t xml:space="preserve">6/8</w:t>
+            </w:r>
+          </w:p>
+        </w:tc>
+      </w:tr>
+      <w:tr>
+        <w:trPr>
+          <w:cantSplit/>
+        </w:trPr>
+        <w:tc>
+          <w:tcPr>
+            <w:vAlign w:val="center"/>
+            <w:tcMar>
+              <w:top w:w="80" w:type="dxa"/>
+              <w:bottom w:w="80" w:type="dxa"/>
+              <w:start w:w="120" w:type="dxa"/>
+              <w:end w:w="120" w:type="dxa"/>
+            </w:tcMar>
+            <w:tcW w:w="1686" w:type="dxa"/>
+          </w:tcPr>
+          <w:p>
+            <w:pPr>
+              <w:pStyle w:val="Compact"/>
+              <w:spacing w:before="0" w:after="40" w:line="240" w:lineRule="auto"/>
+              <w:jc w:val="left"/>
+            </w:pPr>
+            <w:r>
+              <w:rPr>
+                <w:rFonts w:ascii="Times New Roman" w:hAnsi="Times New Roman" w:eastAsia="SimSun"/>
+                <w:sz w:val="17"/>
+                <w:lang w:val="en-US" w:eastAsia="zh-CN"/>
+              </w:rPr>
+              <w:t xml:space="preserve">V4.1 Flash</w:t>
+            </w:r>
+          </w:p>
+        </w:tc>
+        <w:tc>
+          <w:tcPr>
+            <w:vAlign w:val="center"/>
+            <w:tcMar>
+              <w:top w:w="80" w:type="dxa"/>
+              <w:bottom w:w="80" w:type="dxa"/>
+              <w:start w:w="120" w:type="dxa"/>
+              <w:end w:w="120" w:type="dxa"/>
+            </w:tcMar>
+            <w:tcW w:w="1636" w:type="dxa"/>
+          </w:tcPr>
+          <w:p>
+            <w:pPr>
+              <w:pStyle w:val="Compact"/>
+              <w:spacing w:before="0" w:after="40" w:line="240" w:lineRule="auto"/>
+              <w:jc w:val="left"/>
+            </w:pPr>
+            <w:r>
+              <w:rPr>
+                <w:rFonts w:ascii="Times New Roman" w:hAnsi="Times New Roman" w:eastAsia="SimSun"/>
+                <w:sz w:val="17"/>
+                <w:lang w:val="en-US" w:eastAsia="zh-CN"/>
+              </w:rPr>
+              <w:t xml:space="preserve">M3-v2</w:t>
+            </w:r>
+          </w:p>
+        </w:tc>
+        <w:tc>
+          <w:tcPr>
+            <w:vAlign w:val="center"/>
+            <w:tcMar>
+              <w:top w:w="80" w:type="dxa"/>
+              <w:bottom w:w="80" w:type="dxa"/>
+              <w:start w:w="120" w:type="dxa"/>
+              <w:end w:w="120" w:type="dxa"/>
+            </w:tcMar>
+            <w:tcW w:w="1979" w:type="dxa"/>
+          </w:tcPr>
+          <w:p>
+            <w:pPr>
+              <w:pStyle w:val="Compact"/>
+              <w:spacing w:before="0" w:after="40" w:line="240" w:lineRule="auto"/>
+              <w:jc w:val="center"/>
+            </w:pPr>
+            <w:r>
+              <w:rPr>
+                <w:rFonts w:ascii="Times New Roman" w:hAnsi="Times New Roman" w:eastAsia="SimSun"/>
+                <w:sz w:val="17"/>
+                <w:lang w:val="en-US" w:eastAsia="zh-CN"/>
+              </w:rPr>
+              <w:t xml:space="preserve">Policy / normal</w:t>
+            </w:r>
+          </w:p>
+        </w:tc>
+        <w:tc>
+          <w:tcPr>
+            <w:vAlign w:val="center"/>
+            <w:tcMar>
+              <w:top w:w="80" w:type="dxa"/>
+              <w:bottom w:w="80" w:type="dxa"/>
+              <w:start w:w="120" w:type="dxa"/>
+              <w:end w:w="120" w:type="dxa"/>
+            </w:tcMar>
+            <w:tcW w:w="1903" w:type="dxa"/>
+          </w:tcPr>
+          <w:p>
+            <w:pPr>
+              <w:pStyle w:val="Compact"/>
+              <w:spacing w:before="0" w:after="40" w:line="240" w:lineRule="auto"/>
+              <w:jc w:val="center"/>
+            </w:pPr>
+            <w:r>
+              <w:rPr>
+                <w:rFonts w:ascii="Times New Roman" w:hAnsi="Times New Roman" w:eastAsia="SimSun"/>
+                <w:sz w:val="17"/>
+                <w:lang w:val="en-US" w:eastAsia="zh-CN"/>
+              </w:rPr>
+              <w:t xml:space="preserve">0/12</w:t>
+            </w:r>
+          </w:p>
+        </w:tc>
+        <w:tc>
+          <w:tcPr>
+            <w:vAlign w:val="center"/>
+            <w:tcMar>
+              <w:top w:w="80" w:type="dxa"/>
+              <w:bottom w:w="80" w:type="dxa"/>
+              <w:start w:w="120" w:type="dxa"/>
+              <w:end w:w="120" w:type="dxa"/>
+            </w:tcMar>
+            <w:tcW w:w="2156" w:type="dxa"/>
+          </w:tcPr>
+          <w:p>
+            <w:pPr>
+              <w:pStyle w:val="Compact"/>
+              <w:spacing w:before="0" w:after="40" w:line="240" w:lineRule="auto"/>
+              <w:jc w:val="center"/>
+            </w:pPr>
+            <w:r>
+              <w:rPr>
+                <w:rFonts w:ascii="Times New Roman" w:hAnsi="Times New Roman" w:eastAsia="SimSun"/>
+                <w:sz w:val="17"/>
+                <w:lang w:val="en-US" w:eastAsia="zh-CN"/>
+              </w:rPr>
+              <w:t xml:space="preserve">6/8</w:t>
+            </w:r>
+          </w:p>
+        </w:tc>
+      </w:tr>
+      <w:tr>
+        <w:trPr>
+          <w:cantSplit/>
+        </w:trPr>
+        <w:tc>
+          <w:tcPr>
+            <w:vAlign w:val="center"/>
+            <w:tcMar>
+              <w:top w:w="80" w:type="dxa"/>
+              <w:bottom w:w="80" w:type="dxa"/>
+              <w:start w:w="120" w:type="dxa"/>
+              <w:end w:w="120" w:type="dxa"/>
+            </w:tcMar>
+            <w:tcW w:w="1686" w:type="dxa"/>
+          </w:tcPr>
+          <w:p>
+            <w:pPr>
+              <w:pStyle w:val="Compact"/>
+              <w:spacing w:before="0" w:after="40" w:line="240" w:lineRule="auto"/>
+              <w:jc w:val="left"/>
+            </w:pPr>
+            <w:r>
+              <w:rPr>
+                <w:rFonts w:ascii="Times New Roman" w:hAnsi="Times New Roman" w:eastAsia="SimSun"/>
+                <w:sz w:val="17"/>
+                <w:lang w:val="en-US" w:eastAsia="zh-CN"/>
+              </w:rPr>
+              <w:t xml:space="preserve">V4.1 Flash</w:t>
+            </w:r>
+          </w:p>
+        </w:tc>
+        <w:tc>
+          <w:tcPr>
+            <w:vAlign w:val="center"/>
+            <w:tcMar>
+              <w:top w:w="80" w:type="dxa"/>
+              <w:bottom w:w="80" w:type="dxa"/>
+              <w:start w:w="120" w:type="dxa"/>
+              <w:end w:w="120" w:type="dxa"/>
+            </w:tcMar>
+            <w:tcW w:w="1636" w:type="dxa"/>
+          </w:tcPr>
+          <w:p>
+            <w:pPr>
+              <w:pStyle w:val="Compact"/>
+              <w:spacing w:before="0" w:after="40" w:line="240" w:lineRule="auto"/>
+              <w:jc w:val="left"/>
+            </w:pPr>
+            <w:r>
+              <w:rPr>
+                <w:rFonts w:ascii="Times New Roman" w:hAnsi="Times New Roman" w:eastAsia="SimSun"/>
+                <w:sz w:val="17"/>
+                <w:lang w:val="en-US" w:eastAsia="zh-CN"/>
+              </w:rPr>
+              <w:t xml:space="preserve">M3-v2</w:t>
+            </w:r>
+          </w:p>
+        </w:tc>
+        <w:tc>
+          <w:tcPr>
+            <w:vAlign w:val="center"/>
+            <w:tcMar>
+              <w:top w:w="80" w:type="dxa"/>
+              <w:bottom w:w="80" w:type="dxa"/>
+              <w:start w:w="120" w:type="dxa"/>
+              <w:end w:w="120" w:type="dxa"/>
+            </w:tcMar>
+            <w:tcW w:w="1979" w:type="dxa"/>
+          </w:tcPr>
+          <w:p>
+            <w:pPr>
+              <w:pStyle w:val="Compact"/>
+              <w:spacing w:before="0" w:after="40" w:line="240" w:lineRule="auto"/>
+              <w:jc w:val="center"/>
+            </w:pPr>
+            <w:r>
+              <w:rPr>
+                <w:rFonts w:ascii="Times New Roman" w:hAnsi="Times New Roman" w:eastAsia="SimSun"/>
+                <w:sz w:val="17"/>
+                <w:lang w:val="en-US" w:eastAsia="zh-CN"/>
+              </w:rPr>
+              <w:t xml:space="preserve">Policy / safe</w:t>
+            </w:r>
+          </w:p>
+        </w:tc>
+        <w:tc>
+          <w:tcPr>
+            <w:vAlign w:val="center"/>
+            <w:tcMar>
+              <w:top w:w="80" w:type="dxa"/>
+              <w:bottom w:w="80" w:type="dxa"/>
+              <w:start w:w="120" w:type="dxa"/>
+              <w:end w:w="120" w:type="dxa"/>
+            </w:tcMar>
+            <w:tcW w:w="1903" w:type="dxa"/>
+          </w:tcPr>
+          <w:p>
+            <w:pPr>
+              <w:pStyle w:val="Compact"/>
+              <w:spacing w:before="0" w:after="40" w:line="240" w:lineRule="auto"/>
+              <w:jc w:val="center"/>
+            </w:pPr>
+            <w:r>
+              <w:rPr>
+                <w:rFonts w:ascii="Times New Roman" w:hAnsi="Times New Roman" w:eastAsia="SimSun"/>
+                <w:sz w:val="17"/>
+                <w:lang w:val="en-US" w:eastAsia="zh-CN"/>
+              </w:rPr>
+              <w:t xml:space="preserve">0/12</w:t>
+            </w:r>
+          </w:p>
+        </w:tc>
+        <w:tc>
+          <w:tcPr>
+            <w:vAlign w:val="center"/>
+            <w:tcMar>
+              <w:top w:w="80" w:type="dxa"/>
+              <w:bottom w:w="80" w:type="dxa"/>
+              <w:start w:w="120" w:type="dxa"/>
+              <w:end w:w="120" w:type="dxa"/>
+            </w:tcMar>
+            <w:tcW w:w="2156" w:type="dxa"/>
+          </w:tcPr>
+          <w:p>
+            <w:pPr>
+              <w:pStyle w:val="Compact"/>
+              <w:spacing w:before="0" w:after="40" w:line="240" w:lineRule="auto"/>
+              <w:jc w:val="center"/>
+            </w:pPr>
+            <w:r>
+              <w:rPr>
+                <w:rFonts w:ascii="Times New Roman" w:hAnsi="Times New Roman" w:eastAsia="SimSun"/>
+                <w:sz w:val="17"/>
+                <w:lang w:val="en-US" w:eastAsia="zh-CN"/>
+              </w:rPr>
+              <w:t xml:space="preserve">6/8</w:t>
+            </w:r>
+          </w:p>
+        </w:tc>
+      </w:tr>
+      <w:tr>
+        <w:trPr>
+          <w:cantSplit/>
+        </w:trPr>
+        <w:tc>
+          <w:tcPr>
+            <w:vAlign w:val="center"/>
+            <w:tcMar>
+              <w:top w:w="80" w:type="dxa"/>
+              <w:bottom w:w="80" w:type="dxa"/>
+              <w:start w:w="120" w:type="dxa"/>
+              <w:end w:w="120" w:type="dxa"/>
+            </w:tcMar>
+            <w:tcW w:w="1686" w:type="dxa"/>
+          </w:tcPr>
+          <w:p>
+            <w:pPr>
+              <w:pStyle w:val="Compact"/>
+              <w:spacing w:before="0" w:after="40" w:line="240" w:lineRule="auto"/>
+              <w:jc w:val="left"/>
+            </w:pPr>
+            <w:r>
+              <w:rPr>
+                <w:rFonts w:ascii="Times New Roman" w:hAnsi="Times New Roman" w:eastAsia="SimSun"/>
+                <w:sz w:val="17"/>
+                <w:lang w:val="en-US" w:eastAsia="zh-CN"/>
+              </w:rPr>
+              <w:t xml:space="preserve">V4.1 Flash</w:t>
+            </w:r>
+          </w:p>
+        </w:tc>
+        <w:tc>
+          <w:tcPr>
+            <w:vAlign w:val="center"/>
+            <w:tcMar>
+              <w:top w:w="80" w:type="dxa"/>
+              <w:bottom w:w="80" w:type="dxa"/>
+              <w:start w:w="120" w:type="dxa"/>
+              <w:end w:w="120" w:type="dxa"/>
+            </w:tcMar>
+            <w:tcW w:w="1636" w:type="dxa"/>
+          </w:tcPr>
+          <w:p>
+            <w:pPr>
+              <w:pStyle w:val="Compact"/>
+              <w:spacing w:before="0" w:after="40" w:line="240" w:lineRule="auto"/>
+              <w:jc w:val="left"/>
+            </w:pPr>
+            <w:r>
+              <w:rPr>
+                <w:rFonts w:ascii="Times New Roman" w:hAnsi="Times New Roman" w:eastAsia="SimSun"/>
+                <w:sz w:val="17"/>
+                <w:lang w:val="en-US" w:eastAsia="zh-CN"/>
+              </w:rPr>
+              <w:t xml:space="preserve">M3-v2</w:t>
+            </w:r>
+          </w:p>
+        </w:tc>
+        <w:tc>
+          <w:tcPr>
+            <w:vAlign w:val="center"/>
+            <w:tcMar>
+              <w:top w:w="80" w:type="dxa"/>
+              <w:bottom w:w="80" w:type="dxa"/>
+              <w:start w:w="120" w:type="dxa"/>
+              <w:end w:w="120" w:type="dxa"/>
+            </w:tcMar>
+            <w:tcW w:w="1979" w:type="dxa"/>
+          </w:tcPr>
+          <w:p>
+            <w:pPr>
+              <w:pStyle w:val="Compact"/>
+              <w:spacing w:before="0" w:after="40" w:line="240" w:lineRule="auto"/>
+              <w:jc w:val="center"/>
+            </w:pPr>
+            <w:r>
+              <w:rPr>
+                <w:rFonts w:ascii="Times New Roman" w:hAnsi="Times New Roman" w:eastAsia="SimSun"/>
+                <w:sz w:val="17"/>
+                <w:lang w:val="en-US" w:eastAsia="zh-CN"/>
+              </w:rPr>
+              <w:t xml:space="preserve">Full / normal</w:t>
+            </w:r>
+          </w:p>
+        </w:tc>
+        <w:tc>
+          <w:tcPr>
+            <w:vAlign w:val="center"/>
+            <w:tcMar>
+              <w:top w:w="80" w:type="dxa"/>
+              <w:bottom w:w="80" w:type="dxa"/>
+              <w:start w:w="120" w:type="dxa"/>
+              <w:end w:w="120" w:type="dxa"/>
+            </w:tcMar>
+            <w:tcW w:w="1903" w:type="dxa"/>
+          </w:tcPr>
+          <w:p>
+            <w:pPr>
+              <w:pStyle w:val="Compact"/>
+              <w:spacing w:before="0" w:after="40" w:line="240" w:lineRule="auto"/>
+              <w:jc w:val="center"/>
+            </w:pPr>
+            <w:r>
+              <w:rPr>
+                <w:rFonts w:ascii="Times New Roman" w:hAnsi="Times New Roman" w:eastAsia="SimSun"/>
+                <w:sz w:val="17"/>
+                <w:lang w:val="en-US" w:eastAsia="zh-CN"/>
+              </w:rPr>
+              <w:t xml:space="preserve">0/12</w:t>
+            </w:r>
+          </w:p>
+        </w:tc>
+        <w:tc>
+          <w:tcPr>
+            <w:vAlign w:val="center"/>
+            <w:tcMar>
+              <w:top w:w="80" w:type="dxa"/>
+              <w:bottom w:w="80" w:type="dxa"/>
+              <w:start w:w="120" w:type="dxa"/>
+              <w:end w:w="120" w:type="dxa"/>
+            </w:tcMar>
+            <w:tcW w:w="2156" w:type="dxa"/>
+          </w:tcPr>
+          <w:p>
+            <w:pPr>
+              <w:pStyle w:val="Compact"/>
+              <w:spacing w:before="0" w:after="40" w:line="240" w:lineRule="auto"/>
+              <w:jc w:val="center"/>
+            </w:pPr>
+            <w:r>
+              <w:rPr>
+                <w:rFonts w:ascii="Times New Roman" w:hAnsi="Times New Roman" w:eastAsia="SimSun"/>
+                <w:sz w:val="17"/>
+                <w:lang w:val="en-US" w:eastAsia="zh-CN"/>
+              </w:rPr>
+              <w:t xml:space="preserve">6/8</w:t>
+            </w:r>
+          </w:p>
+        </w:tc>
+      </w:tr>
+      <w:tr>
+        <w:trPr>
+          <w:cantSplit/>
+        </w:trPr>
+        <w:tc>
+          <w:tcPr>
+            <w:vAlign w:val="center"/>
+            <w:tcMar>
+              <w:top w:w="80" w:type="dxa"/>
+              <w:bottom w:w="80" w:type="dxa"/>
+              <w:start w:w="120" w:type="dxa"/>
+              <w:end w:w="120" w:type="dxa"/>
+            </w:tcMar>
+            <w:tcW w:w="1686" w:type="dxa"/>
+          </w:tcPr>
+          <w:p>
+            <w:pPr>
+              <w:pStyle w:val="Compact"/>
+              <w:spacing w:before="0" w:after="40" w:line="240" w:lineRule="auto"/>
+              <w:jc w:val="left"/>
+            </w:pPr>
+            <w:r>
+              <w:rPr>
+                <w:rFonts w:ascii="Times New Roman" w:hAnsi="Times New Roman" w:eastAsia="SimSun"/>
+                <w:sz w:val="17"/>
+                <w:lang w:val="en-US" w:eastAsia="zh-CN"/>
+              </w:rPr>
+              <w:t xml:space="preserve">V4.1 Flash</w:t>
+            </w:r>
+          </w:p>
+        </w:tc>
+        <w:tc>
+          <w:tcPr>
+            <w:vAlign w:val="center"/>
+            <w:tcMar>
+              <w:top w:w="80" w:type="dxa"/>
+              <w:bottom w:w="80" w:type="dxa"/>
+              <w:start w:w="120" w:type="dxa"/>
+              <w:end w:w="120" w:type="dxa"/>
+            </w:tcMar>
+            <w:tcW w:w="1636" w:type="dxa"/>
+          </w:tcPr>
+          <w:p>
+            <w:pPr>
+              <w:pStyle w:val="Compact"/>
+              <w:spacing w:before="0" w:after="40" w:line="240" w:lineRule="auto"/>
+              <w:jc w:val="left"/>
+            </w:pPr>
+            <w:r>
+              <w:rPr>
+                <w:rFonts w:ascii="Times New Roman" w:hAnsi="Times New Roman" w:eastAsia="SimSun"/>
+                <w:sz w:val="17"/>
+                <w:lang w:val="en-US" w:eastAsia="zh-CN"/>
+              </w:rPr>
+              <w:t xml:space="preserve">M3-v2</w:t>
+            </w:r>
+          </w:p>
+        </w:tc>
+        <w:tc>
+          <w:tcPr>
+            <w:vAlign w:val="center"/>
+            <w:tcMar>
+              <w:top w:w="80" w:type="dxa"/>
+              <w:bottom w:w="80" w:type="dxa"/>
+              <w:start w:w="120" w:type="dxa"/>
+              <w:end w:w="120" w:type="dxa"/>
+            </w:tcMar>
+            <w:tcW w:w="1979" w:type="dxa"/>
+          </w:tcPr>
+          <w:p>
+            <w:pPr>
+              <w:pStyle w:val="Compact"/>
+              <w:spacing w:before="0" w:after="40" w:line="240" w:lineRule="auto"/>
+              <w:jc w:val="center"/>
+            </w:pPr>
+            <w:r>
+              <w:rPr>
+                <w:rFonts w:ascii="Times New Roman" w:hAnsi="Times New Roman" w:eastAsia="SimSun"/>
+                <w:sz w:val="17"/>
+                <w:lang w:val="en-US" w:eastAsia="zh-CN"/>
+              </w:rPr>
+              <w:t xml:space="preserve">Full / safe</w:t>
+            </w:r>
+          </w:p>
+        </w:tc>
+        <w:tc>
+          <w:tcPr>
+            <w:vAlign w:val="center"/>
+            <w:tcMar>
+              <w:top w:w="80" w:type="dxa"/>
+              <w:bottom w:w="80" w:type="dxa"/>
+              <w:start w:w="120" w:type="dxa"/>
+              <w:end w:w="120" w:type="dxa"/>
+            </w:tcMar>
+            <w:tcW w:w="1903" w:type="dxa"/>
+          </w:tcPr>
+          <w:p>
+            <w:pPr>
+              <w:pStyle w:val="Compact"/>
+              <w:spacing w:before="0" w:after="40" w:line="240" w:lineRule="auto"/>
+              <w:jc w:val="center"/>
+            </w:pPr>
+            <w:r>
+              <w:rPr>
+                <w:rFonts w:ascii="Times New Roman" w:hAnsi="Times New Roman" w:eastAsia="SimSun"/>
+                <w:sz w:val="17"/>
+                <w:lang w:val="en-US" w:eastAsia="zh-CN"/>
+              </w:rPr>
+              <w:t xml:space="preserve">0/12</w:t>
+            </w:r>
+          </w:p>
+        </w:tc>
+        <w:tc>
+          <w:tcPr>
+            <w:vAlign w:val="center"/>
+            <w:tcMar>
+              <w:top w:w="80" w:type="dxa"/>
+              <w:bottom w:w="80" w:type="dxa"/>
+              <w:start w:w="120" w:type="dxa"/>
+              <w:end w:w="120" w:type="dxa"/>
+            </w:tcMar>
+            <w:tcW w:w="2156" w:type="dxa"/>
+          </w:tcPr>
+          <w:p>
+            <w:pPr>
+              <w:pStyle w:val="Compact"/>
+              <w:spacing w:before="0" w:after="40" w:line="240" w:lineRule="auto"/>
+              <w:jc w:val="center"/>
+            </w:pPr>
+            <w:r>
+              <w:rPr>
+                <w:rFonts w:ascii="Times New Roman" w:hAnsi="Times New Roman" w:eastAsia="SimSun"/>
+                <w:sz w:val="17"/>
+                <w:lang w:val="en-US" w:eastAsia="zh-CN"/>
+              </w:rPr>
+              <w:t xml:space="preserve">6/8</w:t>
+            </w:r>
+          </w:p>
+        </w:tc>
+      </w:tr>
+    </w:tbl>
+    <w:bookmarkEnd w:id="94"/>
+    <w:bookmarkEnd w:id="95"/>
+    <w:bookmarkStart w:id="96" w:name="图注"/>
     <w:p>
       <w:pPr>
         <w:pStyle w:val="Heading2"/>
@@ -21517,7 +26117,7 @@
           <w:rFonts w:ascii="Times New Roman" w:hAnsi="Times New Roman" w:eastAsia="SimSun"/>
           <w:lang w:val="en-US" w:eastAsia="zh-CN"/>
         </w:rPr>
-        <w:t xml:space="preserve">三个面板分别显示 E1 四个单元的攻击不安全效应、良性工具完成和失败敏感性攻击端点；对应的 module、prompt 与 interaction 估计见表 2。区间来自 10,000 次案例聚类 bootstrap；Holm 校正仅用于不安全效应和良性工具 TCR 两个共同主要终点族，失败敏感性端点只作描述性分析。</w:t>
+        <w:t xml:space="preserve">三个面板分别显示 E1 四个单元的攻击旧版风险标签端点、良性工具完成和失败敏感性攻击端点；对应的 module、prompt 与 interaction 估计见表 2。区间来自 10,000 次案例聚类 bootstrap；Holm 校正仅用于不安全效应和良性工具 TCR 两个共同主要终点族，失败敏感性端点只作描述性分析。</w:t>
       </w:r>
     </w:p>
     <w:p>
@@ -21601,11 +26201,11 @@
           <w:rFonts w:ascii="Times New Roman" w:hAnsi="Times New Roman" w:eastAsia="SimSun"/>
           <w:lang w:val="en-US" w:eastAsia="zh-CN"/>
         </w:rPr>
-        <w:t xml:space="preserve">原 40 任务面板只在 200 以内提供完整累计 first-success 证据；第二面板仅包含 12 个预设 B200 survivor。条件尾部不能并入原面板构造完整 B500 曲线，也不能解释为攻击饱和估计。</w:t>
-      </w:r>
-    </w:p>
-    <w:bookmarkEnd w:id="90"/>
-    <w:bookmarkStart w:id="97" w:name="投稿声明"/>
+        <w:t xml:space="preserve">原 40 任务面板只在 200 以内提供完整累计 first-success 证据；第二面板仅包含 12 个预设 B200 survivor。条件尾部不能并入原面板构造完整 B500 曲线，也不能解释为攻击饱和估计；成功指历史评价标签，不是事后确认的实际越权效果。</w:t>
+      </w:r>
+    </w:p>
+    <w:bookmarkEnd w:id="96"/>
+    <w:bookmarkStart w:id="103" w:name="投稿声明"/>
     <w:p>
       <w:pPr>
         <w:pStyle w:val="Heading2"/>
@@ -21620,7 +26220,7 @@
         <w:t xml:space="preserve">投稿声明</w:t>
       </w:r>
     </w:p>
-    <w:bookmarkStart w:id="91" w:name="利益冲突"/>
+    <w:bookmarkStart w:id="97" w:name="利益冲突"/>
     <w:p>
       <w:pPr>
         <w:pStyle w:val="Heading3"/>
@@ -21647,8 +26247,8 @@
         <w:t xml:space="preserve">通信作者必须在投稿前与全体作者确认利益冲突声明。</w:t>
       </w:r>
     </w:p>
-    <w:bookmarkEnd w:id="91"/>
-    <w:bookmarkStart w:id="92" w:name="资助"/>
+    <w:bookmarkEnd w:id="97"/>
+    <w:bookmarkStart w:id="98" w:name="资助"/>
     <w:p>
       <w:pPr>
         <w:pStyle w:val="Heading3"/>
@@ -21675,8 +26275,8 @@
         <w:t xml:space="preserve">通信作者必须提供资助机构名称、项目编号和资助方角色，或确认本研究未获得公共、商业或非营利部门资助机构的专项资助。</w:t>
       </w:r>
     </w:p>
-    <w:bookmarkEnd w:id="92"/>
-    <w:bookmarkStart w:id="93" w:name="数据与代码可用性"/>
+    <w:bookmarkEnd w:id="98"/>
+    <w:bookmarkStart w:id="99" w:name="数据与代码可用性"/>
     <w:p>
       <w:pPr>
         <w:pStyle w:val="Heading3"/>
@@ -21703,8 +26303,8 @@
         <w:t xml:space="preserve">实现代码、冻结的精简实验计划、分析代码、汇总表和可编辑图件维护于 https://github.com/Fischl0527/RedTeam_LLM_Security。论文准备期间仓库保持私有；发表前将发布带有不可变版本标识的公共归档。凭据和秘密不会进入发布包。若服务商派生的紧凑原始记录存在共享限制，将在归档记录中明确说明。</w:t>
       </w:r>
     </w:p>
-    <w:bookmarkEnd w:id="93"/>
-    <w:bookmarkStart w:id="94" w:name="生成式-ai-与-ai-辅助技术在稿件准备过程中的使用声明"/>
+    <w:bookmarkEnd w:id="99"/>
+    <w:bookmarkStart w:id="100" w:name="生成式-ai-与-ai-辅助技术在稿件准备过程中的使用声明"/>
     <w:p>
       <w:pPr>
         <w:pStyle w:val="Heading3"/>
@@ -21731,8 +26331,8 @@
         <w:t xml:space="preserve">本研究准备期间，作者使用 OpenAI Codex 辅助软件编辑、统计脚本审阅、图表生成和语言修订。项目所有者提供的一份早期 DeepSeek 生成规划笔记曾用于研究范围讨论。作者对所有生成材料进行了审阅和修订，并对分析、解释、引用和稿件内容承担全部责任。实验中报告的 DeepSeek 与 Gemini API 输出属于被评估的研究数据，未用于生成结果标签或统计结论。</w:t>
       </w:r>
     </w:p>
-    <w:bookmarkEnd w:id="94"/>
-    <w:bookmarkStart w:id="95" w:name="伦理与安全"/>
+    <w:bookmarkEnd w:id="100"/>
+    <w:bookmarkStart w:id="101" w:name="伦理与安全"/>
     <w:p>
       <w:pPr>
         <w:pStyle w:val="Heading3"/>
@@ -21759,8 +26359,8 @@
         <w:t xml:space="preserve">本研究不涉及人类参与者，也不收集个人数据。工具效应仅在隔离基准状态中评估；真实邮件、支付、浏览器、代码执行、生产 API 和服务商托管工具操作全部关闭。作者须在投稿前确认是否需要机构审查或豁免。</w:t>
       </w:r>
     </w:p>
-    <w:bookmarkEnd w:id="95"/>
-    <w:bookmarkStart w:id="96" w:name="作者贡献"/>
+    <w:bookmarkEnd w:id="101"/>
+    <w:bookmarkStart w:id="102" w:name="作者贡献"/>
     <w:p>
       <w:pPr>
         <w:pStyle w:val="Heading3"/>
@@ -21787,9 +26387,9 @@
         <w:t xml:space="preserve">作者顺序与 CRediT 角色必须在投稿前由全体作者共同确认。</w:t>
       </w:r>
     </w:p>
-    <w:bookmarkEnd w:id="96"/>
-    <w:bookmarkEnd w:id="97"/>
-    <w:bookmarkStart w:id="141" w:name="参考文献"/>
+    <w:bookmarkEnd w:id="102"/>
+    <w:bookmarkEnd w:id="103"/>
+    <w:bookmarkStart w:id="153" w:name="参考文献"/>
     <w:p>
       <w:pPr>
         <w:pStyle w:val="Heading2"/>
@@ -21804,8 +26404,8 @@
         <w:t xml:space="preserve">参考文献</w:t>
       </w:r>
     </w:p>
-    <w:bookmarkStart w:id="140" w:name="refs"/>
-    <w:bookmarkStart w:id="99" w:name="ref-L25"/>
+    <w:bookmarkStart w:id="152" w:name="refs"/>
+    <w:bookmarkStart w:id="105" w:name="ref-L25"/>
     <w:p>
       <w:pPr>
         <w:pStyle w:val="Bibliography"/>
@@ -21917,7 +26517,7 @@
         </w:rPr>
         <w:t xml:space="preserve"> </w:t>
       </w:r>
-      <w:hyperlink r:id="rId98">
+      <w:hyperlink r:id="rId104">
         <w:r>
           <w:rPr>
             <w:rStyle w:val="Hyperlink"/>
@@ -21933,8 +26533,8 @@
         <w:t xml:space="preserve">.</w:t>
       </w:r>
     </w:p>
-    <w:bookmarkEnd w:id="99"/>
-    <w:bookmarkStart w:id="101" w:name="ref-L07"/>
+    <w:bookmarkEnd w:id="105"/>
+    <w:bookmarkStart w:id="107" w:name="ref-L07"/>
     <w:p>
       <w:pPr>
         <w:pStyle w:val="Bibliography"/>
@@ -22018,7 +26618,7 @@
         </w:rPr>
         <w:t xml:space="preserve"> </w:t>
       </w:r>
-      <w:hyperlink r:id="rId100">
+      <w:hyperlink r:id="rId106">
         <w:r>
           <w:rPr>
             <w:rStyle w:val="Hyperlink"/>
@@ -22034,8 +26634,8 @@
         <w:t xml:space="preserve">.</w:t>
       </w:r>
     </w:p>
-    <w:bookmarkEnd w:id="101"/>
-    <w:bookmarkStart w:id="103" w:name="ref-L32"/>
+    <w:bookmarkEnd w:id="107"/>
+    <w:bookmarkStart w:id="109" w:name="ref-L32"/>
     <w:p>
       <w:pPr>
         <w:pStyle w:val="Bibliography"/>
@@ -22105,7 +26705,7 @@
         </w:rPr>
         <w:t xml:space="preserve"> </w:t>
       </w:r>
-      <w:hyperlink r:id="rId102">
+      <w:hyperlink r:id="rId108">
         <w:r>
           <w:rPr>
             <w:rStyle w:val="Hyperlink"/>
@@ -22121,8 +26721,8 @@
         <w:t xml:space="preserve">.</w:t>
       </w:r>
     </w:p>
-    <w:bookmarkEnd w:id="103"/>
-    <w:bookmarkStart w:id="105" w:name="ref-L26"/>
+    <w:bookmarkEnd w:id="109"/>
+    <w:bookmarkStart w:id="111" w:name="ref-L26"/>
     <w:p>
       <w:pPr>
         <w:pStyle w:val="Bibliography"/>
@@ -22155,7 +26755,7 @@
         </w:rPr>
         <w:t xml:space="preserve"> </w:t>
       </w:r>
-      <w:hyperlink r:id="rId104">
+      <w:hyperlink r:id="rId110">
         <w:r>
           <w:rPr>
             <w:rStyle w:val="Hyperlink"/>
@@ -22171,8 +26771,8 @@
         <w:t xml:space="preserve">.</w:t>
       </w:r>
     </w:p>
-    <w:bookmarkEnd w:id="105"/>
-    <w:bookmarkStart w:id="107" w:name="ref-L09"/>
+    <w:bookmarkEnd w:id="111"/>
+    <w:bookmarkStart w:id="113" w:name="ref-L09"/>
     <w:p>
       <w:pPr>
         <w:pStyle w:val="Bibliography"/>
@@ -22235,7 +26835,7 @@
         </w:rPr>
         <w:t xml:space="preserve"> </w:t>
       </w:r>
-      <w:hyperlink r:id="rId106">
+      <w:hyperlink r:id="rId112">
         <w:r>
           <w:rPr>
             <w:rStyle w:val="Hyperlink"/>
@@ -22251,8 +26851,8 @@
         <w:t xml:space="preserve">.</w:t>
       </w:r>
     </w:p>
-    <w:bookmarkEnd w:id="107"/>
-    <w:bookmarkStart w:id="109" w:name="ref-L23"/>
+    <w:bookmarkEnd w:id="113"/>
+    <w:bookmarkStart w:id="115" w:name="ref-L37"/>
     <w:p>
       <w:pPr>
         <w:pStyle w:val="Bibliography"/>
@@ -22262,6 +26862,107 @@
           <w:rFonts w:ascii="Times New Roman" w:hAnsi="Times New Roman" w:eastAsia="SimSun"/>
           <w:lang w:val="en-US" w:eastAsia="zh-CN"/>
         </w:rPr>
+        <w:t xml:space="preserve">Geng, Runpeng, Chenlong Yin, Yanting Wang, Ying Chen, and Jinyuan Jia. 2026.</w:t>
+      </w:r>
+      <w:r>
+        <w:rPr>
+          <w:rFonts w:ascii="Times New Roman" w:hAnsi="Times New Roman" w:eastAsia="SimSun"/>
+          <w:lang w:val="en-US" w:eastAsia="zh-CN"/>
+        </w:rPr>
+        <w:t xml:space="preserve"> </w:t>
+      </w:r>
+      <w:r>
+        <w:rPr>
+          <w:rFonts w:ascii="Times New Roman" w:hAnsi="Times New Roman" w:eastAsia="SimSun"/>
+          <w:lang w:val="en-US" w:eastAsia="zh-CN"/>
+        </w:rPr>
+        <w:t xml:space="preserve">“</w:t>
+      </w:r>
+      <w:r>
+        <w:rPr>
+          <w:rFonts w:ascii="Times New Roman" w:hAnsi="Times New Roman" w:eastAsia="SimSun"/>
+          <w:lang w:val="en-US" w:eastAsia="zh-CN"/>
+        </w:rPr>
+        <w:t xml:space="preserve">PIArena</w:t>
+      </w:r>
+      <w:r>
+        <w:rPr>
+          <w:rFonts w:ascii="Times New Roman" w:hAnsi="Times New Roman" w:eastAsia="SimSun"/>
+          <w:lang w:val="en-US" w:eastAsia="zh-CN"/>
+        </w:rPr>
+        <w:t xml:space="preserve">: A Platform for Prompt Injection Evaluation.”</w:t>
+      </w:r>
+      <w:r>
+        <w:rPr>
+          <w:rFonts w:ascii="Times New Roman" w:hAnsi="Times New Roman" w:eastAsia="SimSun"/>
+          <w:lang w:val="en-US" w:eastAsia="zh-CN"/>
+        </w:rPr>
+        <w:t xml:space="preserve"> </w:t>
+      </w:r>
+      <w:r>
+        <w:rPr>
+          <w:rFonts w:ascii="Times New Roman" w:hAnsi="Times New Roman" w:eastAsia="SimSun"/>
+          <w:lang w:val="en-US" w:eastAsia="zh-CN"/>
+        </w:rPr>
+        <w:t xml:space="preserve">In</w:t>
+      </w:r>
+      <w:r>
+        <w:rPr>
+          <w:rFonts w:ascii="Times New Roman" w:hAnsi="Times New Roman" w:eastAsia="SimSun"/>
+          <w:lang w:val="en-US" w:eastAsia="zh-CN"/>
+        </w:rPr>
+        <w:t xml:space="preserve"> </w:t>
+      </w:r>
+      <w:r>
+        <w:rPr>
+          <w:iCs/>
+          <w:rFonts w:ascii="Times New Roman" w:hAnsi="Times New Roman" w:eastAsia="SimSun"/>
+          <w:i/>
+          <w:lang w:val="en-US" w:eastAsia="zh-CN"/>
+        </w:rPr>
+        <w:t xml:space="preserve">Proceedings of the 64th Annual Meeting of the Association for Computational Linguistics (Volume 1: Long Papers)</w:t>
+      </w:r>
+      <w:r>
+        <w:rPr>
+          <w:rFonts w:ascii="Times New Roman" w:hAnsi="Times New Roman" w:eastAsia="SimSun"/>
+          <w:lang w:val="en-US" w:eastAsia="zh-CN"/>
+        </w:rPr>
+        <w:t xml:space="preserve">, 33170–92. Association for Computational Linguistics.</w:t>
+      </w:r>
+      <w:r>
+        <w:rPr>
+          <w:rFonts w:ascii="Times New Roman" w:hAnsi="Times New Roman" w:eastAsia="SimSun"/>
+          <w:lang w:val="en-US" w:eastAsia="zh-CN"/>
+        </w:rPr>
+        <w:t xml:space="preserve"> </w:t>
+      </w:r>
+      <w:hyperlink r:id="rId114">
+        <w:r>
+          <w:rPr>
+            <w:rStyle w:val="Hyperlink"/>
+          </w:rPr>
+          <w:t xml:space="preserve">https://doi.org/10.18653/v1/2026.acl-long.1533</w:t>
+        </w:r>
+      </w:hyperlink>
+      <w:r>
+        <w:rPr>
+          <w:rFonts w:ascii="Times New Roman" w:hAnsi="Times New Roman" w:eastAsia="SimSun"/>
+          <w:lang w:val="en-US" w:eastAsia="zh-CN"/>
+        </w:rPr>
+        <w:t xml:space="preserve">.</w:t>
+      </w:r>
+    </w:p>
+    <w:bookmarkEnd w:id="115"/>
+    <w:bookmarkStart w:id="117" w:name="ref-L23"/>
+    <w:p>
+      <w:pPr>
+        <w:pStyle w:val="Bibliography"/>
+      </w:pPr>
+      <w:r>
+        <w:rPr>
+          <w:rFonts w:ascii="Times New Roman" w:hAnsi="Times New Roman" w:eastAsia="SimSun"/>
+          <w:lang w:val="en-US" w:eastAsia="zh-CN"/>
+        </w:rPr>
         <w:t xml:space="preserve">Gong, Guangyu, and Zizhuang Deng. 2026.</w:t>
       </w:r>
       <w:r>
@@ -22285,7 +26986,7 @@
         </w:rPr>
         <w:t xml:space="preserve"> </w:t>
       </w:r>
-      <w:hyperlink r:id="rId108">
+      <w:hyperlink r:id="rId116">
         <w:r>
           <w:rPr>
             <w:rStyle w:val="Hyperlink"/>
@@ -22301,8 +27002,8 @@
         <w:t xml:space="preserve">.</w:t>
       </w:r>
     </w:p>
-    <w:bookmarkEnd w:id="109"/>
-    <w:bookmarkStart w:id="111" w:name="ref-L30"/>
+    <w:bookmarkEnd w:id="117"/>
+    <w:bookmarkStart w:id="119" w:name="ref-L30"/>
     <w:p>
       <w:pPr>
         <w:pStyle w:val="Bibliography"/>
@@ -22335,7 +27036,7 @@
         </w:rPr>
         <w:t xml:space="preserve"> </w:t>
       </w:r>
-      <w:hyperlink r:id="rId110">
+      <w:hyperlink r:id="rId118">
         <w:r>
           <w:rPr>
             <w:rStyle w:val="Hyperlink"/>
@@ -22351,8 +27052,8 @@
         <w:t xml:space="preserve">.</w:t>
       </w:r>
     </w:p>
-    <w:bookmarkEnd w:id="111"/>
-    <w:bookmarkStart w:id="113" w:name="ref-L03"/>
+    <w:bookmarkEnd w:id="119"/>
+    <w:bookmarkStart w:id="121" w:name="ref-L03"/>
     <w:p>
       <w:pPr>
         <w:pStyle w:val="Bibliography"/>
@@ -22450,7 +27151,7 @@
         </w:rPr>
         <w:t xml:space="preserve"> </w:t>
       </w:r>
-      <w:hyperlink r:id="rId112">
+      <w:hyperlink r:id="rId120">
         <w:r>
           <w:rPr>
             <w:rStyle w:val="Hyperlink"/>
@@ -22466,8 +27167,8 @@
         <w:t xml:space="preserve">.</w:t>
       </w:r>
     </w:p>
-    <w:bookmarkEnd w:id="113"/>
-    <w:bookmarkStart w:id="115" w:name="ref-L02"/>
+    <w:bookmarkEnd w:id="121"/>
+    <w:bookmarkStart w:id="123" w:name="ref-L02"/>
     <w:p>
       <w:pPr>
         <w:pStyle w:val="Bibliography"/>
@@ -22530,7 +27231,7 @@
         </w:rPr>
         <w:t xml:space="preserve"> </w:t>
       </w:r>
-      <w:hyperlink r:id="rId114">
+      <w:hyperlink r:id="rId122">
         <w:r>
           <w:rPr>
             <w:rStyle w:val="Hyperlink"/>
@@ -22546,8 +27247,8 @@
         <w:t xml:space="preserve">.</w:t>
       </w:r>
     </w:p>
-    <w:bookmarkEnd w:id="115"/>
-    <w:bookmarkStart w:id="117" w:name="ref-L35"/>
+    <w:bookmarkEnd w:id="123"/>
+    <w:bookmarkStart w:id="125" w:name="ref-L38"/>
     <w:p>
       <w:pPr>
         <w:pStyle w:val="Bibliography"/>
@@ -22557,6 +27258,70 @@
           <w:rFonts w:ascii="Times New Roman" w:hAnsi="Times New Roman" w:eastAsia="SimSun"/>
           <w:lang w:val="en-US" w:eastAsia="zh-CN"/>
         </w:rPr>
+        <w:t xml:space="preserve">Li, Hao, Ruoyao Wen, Shanghao Shi, Ning Zhang, Yevgeniy Vorobeychik, and Chaowei Xiao. 2026.</w:t>
+      </w:r>
+      <w:r>
+        <w:rPr>
+          <w:rFonts w:ascii="Times New Roman" w:hAnsi="Times New Roman" w:eastAsia="SimSun"/>
+          <w:lang w:val="en-US" w:eastAsia="zh-CN"/>
+        </w:rPr>
+        <w:t xml:space="preserve"> </w:t>
+      </w:r>
+      <w:r>
+        <w:rPr>
+          <w:rFonts w:ascii="Times New Roman" w:hAnsi="Times New Roman" w:eastAsia="SimSun"/>
+          <w:lang w:val="en-US" w:eastAsia="zh-CN"/>
+        </w:rPr>
+        <w:t xml:space="preserve">“</w:t>
+      </w:r>
+      <w:r>
+        <w:rPr>
+          <w:rFonts w:ascii="Times New Roman" w:hAnsi="Times New Roman" w:eastAsia="SimSun"/>
+          <w:lang w:val="en-US" w:eastAsia="zh-CN"/>
+        </w:rPr>
+        <w:t xml:space="preserve">AgentDyn</w:t>
+      </w:r>
+      <w:r>
+        <w:rPr>
+          <w:rFonts w:ascii="Times New Roman" w:hAnsi="Times New Roman" w:eastAsia="SimSun"/>
+          <w:lang w:val="en-US" w:eastAsia="zh-CN"/>
+        </w:rPr>
+        <w:t xml:space="preserve">: Are Your Agent Security Defenses Deployable in Real-World Dynamic Environments?”</w:t>
+      </w:r>
+      <w:r>
+        <w:rPr>
+          <w:rFonts w:ascii="Times New Roman" w:hAnsi="Times New Roman" w:eastAsia="SimSun"/>
+          <w:lang w:val="en-US" w:eastAsia="zh-CN"/>
+        </w:rPr>
+        <w:t xml:space="preserve"> </w:t>
+      </w:r>
+      <w:hyperlink r:id="rId124">
+        <w:r>
+          <w:rPr>
+            <w:rStyle w:val="Hyperlink"/>
+          </w:rPr>
+          <w:t xml:space="preserve">https://doi.org/10.48550/arXiv.2602.03117</w:t>
+        </w:r>
+      </w:hyperlink>
+      <w:r>
+        <w:rPr>
+          <w:rFonts w:ascii="Times New Roman" w:hAnsi="Times New Roman" w:eastAsia="SimSun"/>
+          <w:lang w:val="en-US" w:eastAsia="zh-CN"/>
+        </w:rPr>
+        <w:t xml:space="preserve">.</w:t>
+      </w:r>
+    </w:p>
+    <w:bookmarkEnd w:id="125"/>
+    <w:bookmarkStart w:id="127" w:name="ref-L35"/>
+    <w:p>
+      <w:pPr>
+        <w:pStyle w:val="Bibliography"/>
+      </w:pPr>
+      <w:r>
+        <w:rPr>
+          <w:rFonts w:ascii="Times New Roman" w:hAnsi="Times New Roman" w:eastAsia="SimSun"/>
+          <w:lang w:val="en-US" w:eastAsia="zh-CN"/>
+        </w:rPr>
         <w:t xml:space="preserve">Liao, Junchi. 2026.</w:t>
       </w:r>
       <w:r>
@@ -22580,7 +27345,7 @@
         </w:rPr>
         <w:t xml:space="preserve"> </w:t>
       </w:r>
-      <w:hyperlink r:id="rId116">
+      <w:hyperlink r:id="rId126">
         <w:r>
           <w:rPr>
             <w:rStyle w:val="Hyperlink"/>
@@ -22596,8 +27361,8 @@
         <w:t xml:space="preserve">.</w:t>
       </w:r>
     </w:p>
-    <w:bookmarkEnd w:id="117"/>
-    <w:bookmarkStart w:id="119" w:name="ref-L01"/>
+    <w:bookmarkEnd w:id="127"/>
+    <w:bookmarkStart w:id="129" w:name="ref-L01"/>
     <w:p>
       <w:pPr>
         <w:pStyle w:val="Bibliography"/>
@@ -22790,7 +27555,7 @@
         </w:rPr>
         <w:t xml:space="preserve"> </w:t>
       </w:r>
-      <w:hyperlink r:id="rId118">
+      <w:hyperlink r:id="rId128">
         <w:r>
           <w:rPr>
             <w:rStyle w:val="Hyperlink"/>
@@ -22806,8 +27571,8 @@
         <w:t xml:space="preserve">.</w:t>
       </w:r>
     </w:p>
-    <w:bookmarkEnd w:id="119"/>
-    <w:bookmarkStart w:id="121" w:name="ref-L27"/>
+    <w:bookmarkEnd w:id="129"/>
+    <w:bookmarkStart w:id="131" w:name="ref-L27"/>
     <w:p>
       <w:pPr>
         <w:pStyle w:val="Bibliography"/>
@@ -22868,7 +27633,7 @@
         </w:rPr>
         <w:t xml:space="preserve"> </w:t>
       </w:r>
-      <w:hyperlink r:id="rId120">
+      <w:hyperlink r:id="rId130">
         <w:r>
           <w:rPr>
             <w:rStyle w:val="Hyperlink"/>
@@ -22884,8 +27649,8 @@
         <w:t xml:space="preserve">.</w:t>
       </w:r>
     </w:p>
-    <w:bookmarkEnd w:id="121"/>
-    <w:bookmarkStart w:id="123" w:name="ref-L24"/>
+    <w:bookmarkEnd w:id="131"/>
+    <w:bookmarkStart w:id="133" w:name="ref-L39"/>
     <w:p>
       <w:pPr>
         <w:pStyle w:val="Bibliography"/>
@@ -22895,6 +27660,98 @@
           <w:rFonts w:ascii="Times New Roman" w:hAnsi="Times New Roman" w:eastAsia="SimSun"/>
           <w:lang w:val="en-US" w:eastAsia="zh-CN"/>
         </w:rPr>
+        <w:t xml:space="preserve">Sehwag, Udari Madhushani, Zhengyang Shan, Heming Liu, Dileepa Lakshan, Joseph Brandifino, and Max Fenkell. 2026.</w:t>
+      </w:r>
+      <w:r>
+        <w:rPr>
+          <w:rFonts w:ascii="Times New Roman" w:hAnsi="Times New Roman" w:eastAsia="SimSun"/>
+          <w:lang w:val="en-US" w:eastAsia="zh-CN"/>
+        </w:rPr>
+        <w:t xml:space="preserve"> </w:t>
+      </w:r>
+      <w:r>
+        <w:rPr>
+          <w:rFonts w:ascii="Times New Roman" w:hAnsi="Times New Roman" w:eastAsia="SimSun"/>
+          <w:lang w:val="en-US" w:eastAsia="zh-CN"/>
+        </w:rPr>
+        <w:t xml:space="preserve">“</w:t>
+      </w:r>
+      <w:r>
+        <w:rPr>
+          <w:rFonts w:ascii="Times New Roman" w:hAnsi="Times New Roman" w:eastAsia="SimSun"/>
+          <w:lang w:val="en-US" w:eastAsia="zh-CN"/>
+        </w:rPr>
+        <w:t xml:space="preserve">ASPI</w:t>
+      </w:r>
+      <w:r>
+        <w:rPr>
+          <w:rFonts w:ascii="Times New Roman" w:hAnsi="Times New Roman" w:eastAsia="SimSun"/>
+          <w:lang w:val="en-US" w:eastAsia="zh-CN"/>
+        </w:rPr>
+        <w:t xml:space="preserve">: Seeking Ambiguity Clarification Amplifies Prompt Injection Vulnerability in</w:t>
+      </w:r>
+      <w:r>
+        <w:rPr>
+          <w:rFonts w:ascii="Times New Roman" w:hAnsi="Times New Roman" w:eastAsia="SimSun"/>
+          <w:lang w:val="en-US" w:eastAsia="zh-CN"/>
+        </w:rPr>
+        <w:t xml:space="preserve"> </w:t>
+      </w:r>
+      <w:r>
+        <w:rPr>
+          <w:rFonts w:ascii="Times New Roman" w:hAnsi="Times New Roman" w:eastAsia="SimSun"/>
+          <w:lang w:val="en-US" w:eastAsia="zh-CN"/>
+        </w:rPr>
+        <w:t xml:space="preserve">LLM</w:t>
+      </w:r>
+      <w:r>
+        <w:rPr>
+          <w:rFonts w:ascii="Times New Roman" w:hAnsi="Times New Roman" w:eastAsia="SimSun"/>
+          <w:lang w:val="en-US" w:eastAsia="zh-CN"/>
+        </w:rPr>
+        <w:t xml:space="preserve"> </w:t>
+      </w:r>
+      <w:r>
+        <w:rPr>
+          <w:rFonts w:ascii="Times New Roman" w:hAnsi="Times New Roman" w:eastAsia="SimSun"/>
+          <w:lang w:val="en-US" w:eastAsia="zh-CN"/>
+        </w:rPr>
+        <w:t xml:space="preserve">Agents.”</w:t>
+      </w:r>
+      <w:r>
+        <w:rPr>
+          <w:rFonts w:ascii="Times New Roman" w:hAnsi="Times New Roman" w:eastAsia="SimSun"/>
+          <w:lang w:val="en-US" w:eastAsia="zh-CN"/>
+        </w:rPr>
+        <w:t xml:space="preserve"> </w:t>
+      </w:r>
+      <w:hyperlink r:id="rId132">
+        <w:r>
+          <w:rPr>
+            <w:rStyle w:val="Hyperlink"/>
+          </w:rPr>
+          <w:t xml:space="preserve">https://doi.org/10.48550/arXiv.2605.17324</w:t>
+        </w:r>
+      </w:hyperlink>
+      <w:r>
+        <w:rPr>
+          <w:rFonts w:ascii="Times New Roman" w:hAnsi="Times New Roman" w:eastAsia="SimSun"/>
+          <w:lang w:val="en-US" w:eastAsia="zh-CN"/>
+        </w:rPr>
+        <w:t xml:space="preserve">.</w:t>
+      </w:r>
+    </w:p>
+    <w:bookmarkEnd w:id="133"/>
+    <w:bookmarkStart w:id="135" w:name="ref-L24"/>
+    <w:p>
+      <w:pPr>
+        <w:pStyle w:val="Bibliography"/>
+      </w:pPr>
+      <w:r>
+        <w:rPr>
+          <w:rFonts w:ascii="Times New Roman" w:hAnsi="Times New Roman" w:eastAsia="SimSun"/>
+          <w:lang w:val="en-US" w:eastAsia="zh-CN"/>
+        </w:rPr>
         <w:t xml:space="preserve">Shi, Tianneng, Jingxuan He, Zhun Wang, Hongwei Li, Linyu Wu, Wenbo Guo, and Dawn Song. 2025.</w:t>
       </w:r>
       <w:r>
@@ -22918,7 +27775,7 @@
         </w:rPr>
         <w:t xml:space="preserve"> </w:t>
       </w:r>
-      <w:hyperlink r:id="rId122">
+      <w:hyperlink r:id="rId134">
         <w:r>
           <w:rPr>
             <w:rStyle w:val="Hyperlink"/>
@@ -22934,8 +27791,8 @@
         <w:t xml:space="preserve">.</w:t>
       </w:r>
     </w:p>
-    <w:bookmarkEnd w:id="123"/>
-    <w:bookmarkStart w:id="125" w:name="ref-L08"/>
+    <w:bookmarkEnd w:id="135"/>
+    <w:bookmarkStart w:id="137" w:name="ref-L08"/>
     <w:p>
       <w:pPr>
         <w:pStyle w:val="Bibliography"/>
@@ -23005,7 +27862,7 @@
         </w:rPr>
         <w:t xml:space="preserve"> </w:t>
       </w:r>
-      <w:hyperlink r:id="rId124">
+      <w:hyperlink r:id="rId136">
         <w:r>
           <w:rPr>
             <w:rStyle w:val="Hyperlink"/>
@@ -23021,8 +27878,8 @@
         <w:t xml:space="preserve">.</w:t>
       </w:r>
     </w:p>
-    <w:bookmarkEnd w:id="125"/>
-    <w:bookmarkStart w:id="127" w:name="ref-L31"/>
+    <w:bookmarkEnd w:id="137"/>
+    <w:bookmarkStart w:id="139" w:name="ref-L31"/>
     <w:p>
       <w:pPr>
         <w:pStyle w:val="Bibliography"/>
@@ -23055,7 +27912,7 @@
         </w:rPr>
         <w:t xml:space="preserve"> </w:t>
       </w:r>
-      <w:hyperlink r:id="rId126">
+      <w:hyperlink r:id="rId138">
         <w:r>
           <w:rPr>
             <w:rStyle w:val="Hyperlink"/>
@@ -23071,8 +27928,8 @@
         <w:t xml:space="preserve">.</w:t>
       </w:r>
     </w:p>
-    <w:bookmarkEnd w:id="127"/>
-    <w:bookmarkStart w:id="129" w:name="ref-L20"/>
+    <w:bookmarkEnd w:id="139"/>
+    <w:bookmarkStart w:id="141" w:name="ref-L20"/>
     <w:p>
       <w:pPr>
         <w:pStyle w:val="Bibliography"/>
@@ -23133,7 +27990,7 @@
           <w:rFonts w:ascii="Times New Roman" w:hAnsi="Times New Roman" w:eastAsia="SimSun"/>
           <w:lang w:val="en-US" w:eastAsia="zh-CN"/>
         </w:rPr>
-        <w:t xml:space="preserve">.</w:t>
+        <w:t xml:space="preserve">, 2938–50.</w:t>
       </w:r>
       <w:r>
         <w:rPr>
@@ -23142,12 +27999,12 @@
         </w:rPr>
         <w:t xml:space="preserve"> </w:t>
       </w:r>
-      <w:hyperlink r:id="rId128">
+      <w:hyperlink r:id="rId140">
         <w:r>
           <w:rPr>
             <w:rStyle w:val="Hyperlink"/>
           </w:rPr>
-          <w:t xml:space="preserve">https://conf.researchr.org/details/icse-2026/icse-2026-research-track/29/AgentSpec-Customizable-Runtime-Enforcement-for-Safe-and-Reliable-LLM-Agents</w:t>
+          <w:t xml:space="preserve">https://doi.org/10.1145/3744916.3764546</w:t>
         </w:r>
       </w:hyperlink>
       <w:r>
@@ -23158,8 +28015,8 @@
         <w:t xml:space="preserve">.</w:t>
       </w:r>
     </w:p>
-    <w:bookmarkEnd w:id="129"/>
-    <w:bookmarkStart w:id="131" w:name="ref-L22"/>
+    <w:bookmarkEnd w:id="141"/>
+    <w:bookmarkStart w:id="143" w:name="ref-L22"/>
     <w:p>
       <w:pPr>
         <w:pStyle w:val="Bibliography"/>
@@ -23192,7 +28049,7 @@
         </w:rPr>
         <w:t xml:space="preserve"> </w:t>
       </w:r>
-      <w:hyperlink r:id="rId130">
+      <w:hyperlink r:id="rId142">
         <w:r>
           <w:rPr>
             <w:rStyle w:val="Hyperlink"/>
@@ -23208,8 +28065,8 @@
         <w:t xml:space="preserve">.</w:t>
       </w:r>
     </w:p>
-    <w:bookmarkEnd w:id="131"/>
-    <w:bookmarkStart w:id="133" w:name="ref-L21"/>
+    <w:bookmarkEnd w:id="143"/>
+    <w:bookmarkStart w:id="145" w:name="ref-L21"/>
     <w:p>
       <w:pPr>
         <w:pStyle w:val="Bibliography"/>
@@ -23242,7 +28099,7 @@
         </w:rPr>
         <w:t xml:space="preserve"> </w:t>
       </w:r>
-      <w:hyperlink r:id="rId132">
+      <w:hyperlink r:id="rId144">
         <w:r>
           <w:rPr>
             <w:rStyle w:val="Hyperlink"/>
@@ -23258,8 +28115,8 @@
         <w:t xml:space="preserve">.</w:t>
       </w:r>
     </w:p>
-    <w:bookmarkEnd w:id="133"/>
-    <w:bookmarkStart w:id="135" w:name="ref-L10"/>
+    <w:bookmarkEnd w:id="145"/>
+    <w:bookmarkStart w:id="147" w:name="ref-L10"/>
     <w:p>
       <w:pPr>
         <w:pStyle w:val="Bibliography"/>
@@ -23357,7 +28214,7 @@
         </w:rPr>
         <w:t xml:space="preserve"> </w:t>
       </w:r>
-      <w:hyperlink r:id="rId134">
+      <w:hyperlink r:id="rId146">
         <w:r>
           <w:rPr>
             <w:rStyle w:val="Hyperlink"/>
@@ -23373,8 +28230,8 @@
         <w:t xml:space="preserve">.</w:t>
       </w:r>
     </w:p>
-    <w:bookmarkEnd w:id="135"/>
-    <w:bookmarkStart w:id="137" w:name="ref-L34"/>
+    <w:bookmarkEnd w:id="147"/>
+    <w:bookmarkStart w:id="149" w:name="ref-L34"/>
     <w:p>
       <w:pPr>
         <w:pStyle w:val="Bibliography"/>
@@ -23444,7 +28301,7 @@
         </w:rPr>
         <w:t xml:space="preserve"> </w:t>
       </w:r>
-      <w:hyperlink r:id="rId136">
+      <w:hyperlink r:id="rId148">
         <w:r>
           <w:rPr>
             <w:rStyle w:val="Hyperlink"/>
@@ -23460,8 +28317,8 @@
         <w:t xml:space="preserve">.</w:t>
       </w:r>
     </w:p>
-    <w:bookmarkEnd w:id="137"/>
-    <w:bookmarkStart w:id="139" w:name="ref-L36"/>
+    <w:bookmarkEnd w:id="149"/>
+    <w:bookmarkStart w:id="151" w:name="ref-L36"/>
     <w:p>
       <w:pPr>
         <w:pStyle w:val="Bibliography"/>
@@ -23494,7 +28351,7 @@
         </w:rPr>
         <w:t xml:space="preserve"> </w:t>
       </w:r>
-      <w:hyperlink r:id="rId138">
+      <w:hyperlink r:id="rId150">
         <w:r>
           <w:rPr>
             <w:rStyle w:val="Hyperlink"/>
@@ -23510,10 +28367,10 @@
         <w:t xml:space="preserve">.</w:t>
       </w:r>
     </w:p>
-    <w:bookmarkEnd w:id="139"/>
-    <w:bookmarkEnd w:id="140"/>
-    <w:bookmarkEnd w:id="141"/>
-    <w:bookmarkEnd w:id="142"/>
+    <w:bookmarkEnd w:id="151"/>
+    <w:bookmarkEnd w:id="152"/>
+    <w:bookmarkEnd w:id="153"/>
+    <w:bookmarkEnd w:id="154"/>
     <w:sectPr>
       <w:headerReference r:id="rId9" w:type="default"/>
       <w:footerReference r:id="rId10" w:type="default"/>
